--- a/【西宮】同意書・説明書雛形_NoPlaceHolder.docx
+++ b/【西宮】同意書・説明書雛形_NoPlaceHolder.docx
@@ -34,6 +34,7 @@
               </w:rPr>
               <w:t>[[</w:t>
             </w:r>
+            <w:proofErr w:type="spellStart"/>
             <w:r>
               <w:rPr>
                 <w:rFonts w:asciiTheme="majorEastAsia" w:eastAsiaTheme="majorEastAsia" w:hAnsiTheme="majorEastAsia"/>
@@ -41,8 +42,9 @@
                 <w:sz w:val="32"/>
                 <w:szCs w:val="32"/>
               </w:rPr>
-              <w:t>item1</w:t>
+              <w:t>procedure_name</w:t>
             </w:r>
+            <w:proofErr w:type="spellEnd"/>
             <w:r>
               <w:rPr>
                 <w:rFonts w:asciiTheme="majorEastAsia" w:eastAsiaTheme="majorEastAsia" w:hAnsiTheme="majorEastAsia"/>
@@ -88,6 +90,15 @@
               </w:rPr>
               <w:t>説明書</w:t>
             </w:r>
+            <w:r>
+              <w:rPr>
+                <w:rFonts w:asciiTheme="majorEastAsia" w:eastAsiaTheme="majorEastAsia" w:hAnsiTheme="majorEastAsia" w:hint="eastAsia"/>
+                <w:b/>
+                <w:sz w:val="32"/>
+                <w:szCs w:val="32"/>
+              </w:rPr>
+              <w:t>（確認用）</w:t>
+            </w:r>
           </w:p>
         </w:tc>
       </w:tr>
@@ -878,15 +889,33 @@
           <w:sz w:val="24"/>
           <w:szCs w:val="24"/>
         </w:rPr>
-        <w:t>手術／</w:t>
-      </w:r>
-      <w:r>
-        <w:rPr>
-          <w:rFonts w:asciiTheme="majorEastAsia" w:eastAsiaTheme="majorEastAsia" w:hAnsiTheme="majorEastAsia" w:hint="eastAsia"/>
-          <w:sz w:val="24"/>
-          <w:szCs w:val="24"/>
-        </w:rPr>
-        <w:t>処置／検査の内容</w:t>
+        <w:t>[[</w:t>
+      </w:r>
+      <w:proofErr w:type="spellStart"/>
+      <w:r>
+        <w:rPr>
+          <w:rFonts w:asciiTheme="majorEastAsia" w:eastAsiaTheme="majorEastAsia" w:hAnsiTheme="majorEastAsia" w:hint="eastAsia"/>
+          <w:sz w:val="24"/>
+          <w:szCs w:val="24"/>
+        </w:rPr>
+        <w:t>procedure_type</w:t>
+      </w:r>
+      <w:proofErr w:type="spellEnd"/>
+      <w:r>
+        <w:rPr>
+          <w:rFonts w:asciiTheme="majorEastAsia" w:eastAsiaTheme="majorEastAsia" w:hAnsiTheme="majorEastAsia" w:hint="eastAsia"/>
+          <w:sz w:val="24"/>
+          <w:szCs w:val="24"/>
+        </w:rPr>
+        <w:t>]]</w:t>
+      </w:r>
+      <w:r>
+        <w:rPr>
+          <w:rFonts w:asciiTheme="majorEastAsia" w:eastAsiaTheme="majorEastAsia" w:hAnsiTheme="majorEastAsia" w:hint="eastAsia"/>
+          <w:sz w:val="24"/>
+          <w:szCs w:val="24"/>
+        </w:rPr>
+        <w:t>の内容</w:t>
       </w:r>
     </w:p>
     <w:p>
@@ -905,19 +934,37 @@
       </w:pPr>
       <w:r>
         <w:rPr>
-          <w:rFonts w:asciiTheme="majorEastAsia" w:eastAsiaTheme="majorEastAsia" w:hAnsiTheme="majorEastAsia" w:hint="eastAsia"/>
-          <w:sz w:val="24"/>
-          <w:szCs w:val="24"/>
-        </w:rPr>
-        <w:t>手術／</w:t>
-      </w:r>
-      <w:r>
-        <w:rPr>
-          <w:rFonts w:asciiTheme="majorEastAsia" w:eastAsiaTheme="majorEastAsia" w:hAnsiTheme="majorEastAsia" w:hint="eastAsia"/>
-          <w:sz w:val="24"/>
-          <w:szCs w:val="24"/>
-        </w:rPr>
-        <w:t xml:space="preserve">処置／検査名：　</w:t>
+          <w:rFonts w:asciiTheme="majorEastAsia" w:eastAsiaTheme="majorEastAsia" w:hAnsiTheme="majorEastAsia"/>
+          <w:sz w:val="24"/>
+          <w:szCs w:val="24"/>
+        </w:rPr>
+        <w:t>[[</w:t>
+      </w:r>
+      <w:proofErr w:type="spellStart"/>
+      <w:r>
+        <w:rPr>
+          <w:rFonts w:asciiTheme="majorEastAsia" w:eastAsiaTheme="majorEastAsia" w:hAnsiTheme="majorEastAsia"/>
+          <w:sz w:val="24"/>
+          <w:szCs w:val="24"/>
+        </w:rPr>
+        <w:t>procedure_type</w:t>
+      </w:r>
+      <w:proofErr w:type="spellEnd"/>
+      <w:r>
+        <w:rPr>
+          <w:rFonts w:asciiTheme="majorEastAsia" w:eastAsiaTheme="majorEastAsia" w:hAnsiTheme="majorEastAsia"/>
+          <w:sz w:val="24"/>
+          <w:szCs w:val="24"/>
+        </w:rPr>
+        <w:t>]]</w:t>
+      </w:r>
+      <w:r>
+        <w:rPr>
+          <w:rFonts w:asciiTheme="majorEastAsia" w:eastAsiaTheme="majorEastAsia" w:hAnsiTheme="majorEastAsia" w:hint="eastAsia"/>
+          <w:sz w:val="24"/>
+          <w:szCs w:val="24"/>
+        </w:rPr>
+        <w:t xml:space="preserve">名：　</w:t>
       </w:r>
       <w:r>
         <w:rPr>
@@ -937,6 +984,7 @@
         </w:rPr>
         <w:t>[[</w:t>
       </w:r>
+      <w:proofErr w:type="spellStart"/>
       <w:r>
         <w:rPr>
           <w:rFonts w:asciiTheme="majorEastAsia" w:eastAsiaTheme="majorEastAsia" w:hAnsiTheme="majorEastAsia"/>
@@ -944,8 +992,9 @@
           <w:szCs w:val="24"/>
           <w:u w:val="single"/>
         </w:rPr>
-        <w:t>item1</w:t>
-      </w:r>
+        <w:t>procedure_name</w:t>
+      </w:r>
+      <w:proofErr w:type="spellEnd"/>
       <w:r>
         <w:rPr>
           <w:rFonts w:asciiTheme="majorEastAsia" w:eastAsiaTheme="majorEastAsia" w:hAnsiTheme="majorEastAsia"/>
@@ -1140,8 +1189,9 @@
           <w:szCs w:val="24"/>
           <w:u w:val="single"/>
         </w:rPr>
-        <w:t>[[item</w:t>
-      </w:r>
+        <w:t>[[</w:t>
+      </w:r>
+      <w:proofErr w:type="spellStart"/>
       <w:r>
         <w:rPr>
           <w:rFonts w:asciiTheme="majorEastAsia" w:eastAsiaTheme="majorEastAsia" w:hAnsiTheme="majorEastAsia"/>
@@ -1149,8 +1199,9 @@
           <w:szCs w:val="24"/>
           <w:u w:val="single"/>
         </w:rPr>
-        <w:t>4</w:t>
-      </w:r>
+        <w:t>expected_duration</w:t>
+      </w:r>
+      <w:proofErr w:type="spellEnd"/>
       <w:r>
         <w:rPr>
           <w:rFonts w:asciiTheme="majorEastAsia" w:eastAsiaTheme="majorEastAsia" w:hAnsiTheme="majorEastAsia"/>
@@ -1217,7 +1268,7 @@
           <w:sz w:val="24"/>
           <w:szCs w:val="24"/>
         </w:rPr>
-        <w:t>item2</w:t>
+        <w:t>objective</w:t>
       </w:r>
       <w:r>
         <w:rPr>
@@ -1277,14 +1328,16 @@
         </w:rPr>
         <w:t>[[</w:t>
       </w:r>
-      <w:r>
-        <w:rPr>
-          <w:rFonts w:asciiTheme="majorEastAsia" w:eastAsiaTheme="majorEastAsia" w:hAnsiTheme="majorEastAsia"/>
-          <w:sz w:val="24"/>
-          <w:szCs w:val="24"/>
-        </w:rPr>
-        <w:t>item3</w:t>
-      </w:r>
+      <w:proofErr w:type="spellStart"/>
+      <w:r>
+        <w:rPr>
+          <w:rFonts w:asciiTheme="majorEastAsia" w:eastAsiaTheme="majorEastAsia" w:hAnsiTheme="majorEastAsia"/>
+          <w:sz w:val="24"/>
+          <w:szCs w:val="24"/>
+        </w:rPr>
+        <w:t>detailed_explanation_of_procedure</w:t>
+      </w:r>
+      <w:proofErr w:type="spellEnd"/>
       <w:r>
         <w:rPr>
           <w:rFonts w:asciiTheme="majorEastAsia" w:eastAsiaTheme="majorEastAsia" w:hAnsiTheme="majorEastAsia"/>
@@ -1322,15 +1375,25 @@
           <w:sz w:val="24"/>
           <w:szCs w:val="24"/>
         </w:rPr>
-        <w:t>手術／</w:t>
-      </w:r>
-      <w:r>
-        <w:rPr>
-          <w:rFonts w:asciiTheme="majorEastAsia" w:eastAsiaTheme="majorEastAsia" w:hAnsiTheme="majorEastAsia" w:hint="eastAsia"/>
-          <w:sz w:val="24"/>
-          <w:szCs w:val="24"/>
-        </w:rPr>
-        <w:t>処置／検査</w:t>
+        <w:t>[[</w:t>
+      </w:r>
+      <w:proofErr w:type="spellStart"/>
+      <w:r>
+        <w:rPr>
+          <w:rFonts w:asciiTheme="majorEastAsia" w:eastAsiaTheme="majorEastAsia" w:hAnsiTheme="majorEastAsia" w:hint="eastAsia"/>
+          <w:sz w:val="24"/>
+          <w:szCs w:val="24"/>
+        </w:rPr>
+        <w:t>procedure_type</w:t>
+      </w:r>
+      <w:proofErr w:type="spellEnd"/>
+      <w:r>
+        <w:rPr>
+          <w:rFonts w:asciiTheme="majorEastAsia" w:eastAsiaTheme="majorEastAsia" w:hAnsiTheme="majorEastAsia" w:hint="eastAsia"/>
+          <w:sz w:val="24"/>
+          <w:szCs w:val="24"/>
+        </w:rPr>
+        <w:t>]]</w:t>
       </w:r>
       <w:r>
         <w:rPr>
@@ -1441,7 +1504,25 @@
           <w:sz w:val="24"/>
           <w:szCs w:val="24"/>
         </w:rPr>
-        <w:t>[[item5]]</w:t>
+        <w:t>[[</w:t>
+      </w:r>
+      <w:proofErr w:type="spellStart"/>
+      <w:r>
+        <w:rPr>
+          <w:rFonts w:asciiTheme="majorEastAsia" w:eastAsiaTheme="majorEastAsia" w:hAnsiTheme="majorEastAsia" w:hint="eastAsia"/>
+          <w:sz w:val="24"/>
+          <w:szCs w:val="24"/>
+        </w:rPr>
+        <w:t>icu_possibility</w:t>
+      </w:r>
+      <w:proofErr w:type="spellEnd"/>
+      <w:r>
+        <w:rPr>
+          <w:rFonts w:asciiTheme="majorEastAsia" w:eastAsiaTheme="majorEastAsia" w:hAnsiTheme="majorEastAsia"/>
+          <w:sz w:val="24"/>
+          <w:szCs w:val="24"/>
+        </w:rPr>
+        <w:t>]]</w:t>
       </w:r>
     </w:p>
     <w:p>
@@ -1589,7 +1670,7 @@
           <w:sz w:val="24"/>
           <w:szCs w:val="24"/>
         </w:rPr>
-        <w:t>masui_kyokusho</w:t>
+        <w:t>anesthesia_local</w:t>
       </w:r>
       <w:proofErr w:type="spellEnd"/>
       <w:r>
@@ -1650,7 +1731,7 @@
           <w:sz w:val="24"/>
           <w:szCs w:val="24"/>
         </w:rPr>
-        <w:t>masui_shinkei</w:t>
+        <w:t>anesthesia_nerve_block</w:t>
       </w:r>
       <w:proofErr w:type="spellEnd"/>
       <w:r>
@@ -1703,7 +1784,7 @@
           <w:sz w:val="24"/>
           <w:szCs w:val="24"/>
         </w:rPr>
-        <w:t>masui_sonota</w:t>
+        <w:t>anesthesia_others</w:t>
       </w:r>
       <w:proofErr w:type="spellEnd"/>
       <w:r>
@@ -1823,7 +1904,15 @@
           <w:sz w:val="24"/>
           <w:szCs w:val="24"/>
         </w:rPr>
-        <w:t>yuketsu_yes</w:t>
+        <w:t>blood_transfusion</w:t>
+      </w:r>
+      <w:r>
+        <w:rPr>
+          <w:rFonts w:asciiTheme="majorEastAsia" w:eastAsiaTheme="majorEastAsia" w:hAnsiTheme="majorEastAsia"/>
+          <w:sz w:val="24"/>
+          <w:szCs w:val="24"/>
+        </w:rPr>
+        <w:t>_yes</w:t>
       </w:r>
       <w:proofErr w:type="spellEnd"/>
       <w:r>
@@ -1913,7 +2002,15 @@
           <w:sz w:val="24"/>
           <w:szCs w:val="24"/>
         </w:rPr>
-        <w:t>yuketsu_no</w:t>
+        <w:t>blood_transfusion</w:t>
+      </w:r>
+      <w:r>
+        <w:rPr>
+          <w:rFonts w:asciiTheme="majorEastAsia" w:eastAsiaTheme="majorEastAsia" w:hAnsiTheme="majorEastAsia"/>
+          <w:sz w:val="24"/>
+          <w:szCs w:val="24"/>
+        </w:rPr>
+        <w:t>_no</w:t>
       </w:r>
       <w:proofErr w:type="spellEnd"/>
       <w:r>
@@ -1949,7 +2046,33 @@
           <w:sz w:val="24"/>
           <w:szCs w:val="24"/>
         </w:rPr>
-        <w:t>[[item7]]</w:t>
+        <w:t>[[</w:t>
+      </w:r>
+      <w:proofErr w:type="spellStart"/>
+      <w:r>
+        <w:rPr>
+          <w:rFonts w:asciiTheme="majorEastAsia" w:eastAsiaTheme="majorEastAsia" w:hAnsiTheme="majorEastAsia"/>
+          <w:sz w:val="24"/>
+          <w:szCs w:val="24"/>
+        </w:rPr>
+        <w:t>blood_transfusion</w:t>
+      </w:r>
+      <w:r>
+        <w:rPr>
+          <w:rFonts w:asciiTheme="majorEastAsia" w:eastAsiaTheme="majorEastAsia" w:hAnsiTheme="majorEastAsia" w:hint="eastAsia"/>
+          <w:sz w:val="24"/>
+          <w:szCs w:val="24"/>
+        </w:rPr>
+        <w:t>_possibility</w:t>
+      </w:r>
+      <w:proofErr w:type="spellEnd"/>
+      <w:r>
+        <w:rPr>
+          <w:rFonts w:asciiTheme="majorEastAsia" w:eastAsiaTheme="majorEastAsia" w:hAnsiTheme="majorEastAsia"/>
+          <w:sz w:val="24"/>
+          <w:szCs w:val="24"/>
+        </w:rPr>
+        <w:t>]]</w:t>
       </w:r>
     </w:p>
     <w:p>
@@ -2005,21 +2128,14 @@
     </w:p>
     <w:p>
       <w:pPr>
-        <w:ind w:left="566" w:hangingChars="236" w:hanging="566"/>
-        <w:rPr>
-          <w:rFonts w:asciiTheme="majorEastAsia" w:eastAsiaTheme="majorEastAsia" w:hAnsiTheme="majorEastAsia"/>
-          <w:sz w:val="24"/>
-          <w:szCs w:val="24"/>
-        </w:rPr>
-      </w:pPr>
-      <w:r>
-        <w:rPr>
-          <w:rFonts w:asciiTheme="majorEastAsia" w:eastAsiaTheme="majorEastAsia" w:hAnsiTheme="majorEastAsia" w:hint="eastAsia"/>
-          <w:sz w:val="24"/>
-          <w:szCs w:val="24"/>
-        </w:rPr>
-        <w:t xml:space="preserve">　　 </w:t>
-      </w:r>
+        <w:pStyle w:val="ab"/>
+        <w:ind w:leftChars="0" w:left="600"/>
+        <w:rPr>
+          <w:rFonts w:asciiTheme="majorEastAsia" w:eastAsiaTheme="majorEastAsia" w:hAnsiTheme="majorEastAsia"/>
+          <w:sz w:val="24"/>
+          <w:szCs w:val="24"/>
+        </w:rPr>
+      </w:pPr>
       <w:r>
         <w:rPr>
           <w:rFonts w:asciiTheme="majorEastAsia" w:eastAsiaTheme="majorEastAsia" w:hAnsiTheme="majorEastAsia"/>
@@ -2028,14 +2144,16 @@
         </w:rPr>
         <w:t>[[</w:t>
       </w:r>
-      <w:r>
-        <w:rPr>
-          <w:rFonts w:asciiTheme="majorEastAsia" w:eastAsiaTheme="majorEastAsia" w:hAnsiTheme="majorEastAsia"/>
-          <w:sz w:val="24"/>
-          <w:szCs w:val="24"/>
-        </w:rPr>
-        <w:t>item8</w:t>
-      </w:r>
+      <w:proofErr w:type="spellStart"/>
+      <w:r>
+        <w:rPr>
+          <w:rFonts w:asciiTheme="majorEastAsia" w:eastAsiaTheme="majorEastAsia" w:hAnsiTheme="majorEastAsia"/>
+          <w:sz w:val="24"/>
+          <w:szCs w:val="24"/>
+        </w:rPr>
+        <w:t>anticipated_complications</w:t>
+      </w:r>
+      <w:proofErr w:type="spellEnd"/>
       <w:r>
         <w:rPr>
           <w:rFonts w:asciiTheme="majorEastAsia" w:eastAsiaTheme="majorEastAsia" w:hAnsiTheme="majorEastAsia"/>
@@ -2043,14 +2161,6 @@
           <w:szCs w:val="24"/>
         </w:rPr>
         <w:t>]]</w:t>
-      </w:r>
-      <w:r>
-        <w:rPr>
-          <w:rFonts w:asciiTheme="majorEastAsia" w:eastAsiaTheme="majorEastAsia" w:hAnsiTheme="majorEastAsia" w:hint="eastAsia"/>
-          <w:sz w:val="24"/>
-          <w:szCs w:val="24"/>
-        </w:rPr>
-        <w:t xml:space="preserve">　</w:t>
       </w:r>
     </w:p>
     <w:p>
@@ -2110,54 +2220,21 @@
           <w:sz w:val="24"/>
           <w:szCs w:val="24"/>
         </w:rPr>
-        <w:t>手術／</w:t>
-      </w:r>
-      <w:r>
-        <w:rPr>
-          <w:rFonts w:asciiTheme="majorEastAsia" w:eastAsiaTheme="majorEastAsia" w:hAnsiTheme="majorEastAsia" w:hint="eastAsia"/>
-          <w:sz w:val="24"/>
-          <w:szCs w:val="24"/>
-        </w:rPr>
-        <w:t>処置／検査を行わなかった場合に予想される危険性</w:t>
-      </w:r>
-    </w:p>
-    <w:p>
-      <w:pPr>
-        <w:ind w:left="566" w:hangingChars="236" w:hanging="566"/>
-        <w:rPr>
-          <w:rFonts w:asciiTheme="majorEastAsia" w:eastAsiaTheme="majorEastAsia" w:hAnsiTheme="majorEastAsia"/>
-          <w:sz w:val="24"/>
-          <w:szCs w:val="24"/>
-        </w:rPr>
-      </w:pPr>
-      <w:r>
-        <w:rPr>
-          <w:rFonts w:asciiTheme="majorEastAsia" w:eastAsiaTheme="majorEastAsia" w:hAnsiTheme="majorEastAsia" w:hint="eastAsia"/>
-          <w:sz w:val="24"/>
-          <w:szCs w:val="24"/>
-        </w:rPr>
-        <w:lastRenderedPageBreak/>
-        <w:t xml:space="preserve">　　 </w:t>
-      </w:r>
-      <w:r>
-        <w:rPr>
-          <w:rFonts w:asciiTheme="majorEastAsia" w:eastAsiaTheme="majorEastAsia" w:hAnsiTheme="majorEastAsia"/>
-          <w:sz w:val="24"/>
-          <w:szCs w:val="24"/>
-        </w:rPr>
         <w:t>[[</w:t>
       </w:r>
-      <w:r>
-        <w:rPr>
-          <w:rFonts w:asciiTheme="majorEastAsia" w:eastAsiaTheme="majorEastAsia" w:hAnsiTheme="majorEastAsia"/>
-          <w:sz w:val="24"/>
-          <w:szCs w:val="24"/>
-        </w:rPr>
-        <w:t>item9</w:t>
-      </w:r>
-      <w:r>
-        <w:rPr>
-          <w:rFonts w:asciiTheme="majorEastAsia" w:eastAsiaTheme="majorEastAsia" w:hAnsiTheme="majorEastAsia"/>
+      <w:proofErr w:type="spellStart"/>
+      <w:r>
+        <w:rPr>
+          <w:rFonts w:asciiTheme="majorEastAsia" w:eastAsiaTheme="majorEastAsia" w:hAnsiTheme="majorEastAsia" w:hint="eastAsia"/>
+          <w:sz w:val="24"/>
+          <w:szCs w:val="24"/>
+        </w:rPr>
+        <w:t>procedure_type</w:t>
+      </w:r>
+      <w:proofErr w:type="spellEnd"/>
+      <w:r>
+        <w:rPr>
+          <w:rFonts w:asciiTheme="majorEastAsia" w:eastAsiaTheme="majorEastAsia" w:hAnsiTheme="majorEastAsia" w:hint="eastAsia"/>
           <w:sz w:val="24"/>
           <w:szCs w:val="24"/>
         </w:rPr>
@@ -2169,7 +2246,44 @@
           <w:sz w:val="24"/>
           <w:szCs w:val="24"/>
         </w:rPr>
-        <w:t xml:space="preserve">　</w:t>
+        <w:t>を行わなかった場合に予想される危険性</w:t>
+      </w:r>
+    </w:p>
+    <w:p>
+      <w:pPr>
+        <w:pStyle w:val="ab"/>
+        <w:ind w:leftChars="0" w:left="600"/>
+        <w:rPr>
+          <w:rFonts w:asciiTheme="majorEastAsia" w:eastAsiaTheme="majorEastAsia" w:hAnsiTheme="majorEastAsia"/>
+          <w:sz w:val="24"/>
+          <w:szCs w:val="24"/>
+        </w:rPr>
+      </w:pPr>
+      <w:r>
+        <w:rPr>
+          <w:rFonts w:asciiTheme="majorEastAsia" w:eastAsiaTheme="majorEastAsia" w:hAnsiTheme="majorEastAsia"/>
+          <w:sz w:val="24"/>
+          <w:szCs w:val="24"/>
+        </w:rPr>
+        <w:t>[[</w:t>
+      </w:r>
+      <w:proofErr w:type="spellStart"/>
+      <w:r>
+        <w:rPr>
+          <w:rFonts w:asciiTheme="majorEastAsia" w:eastAsiaTheme="majorEastAsia" w:hAnsiTheme="majorEastAsia"/>
+          <w:sz w:val="24"/>
+          <w:szCs w:val="24"/>
+        </w:rPr>
+        <w:t>alternative_measures_or_anticipated_risk_without_procedure</w:t>
+      </w:r>
+      <w:proofErr w:type="spellEnd"/>
+      <w:r>
+        <w:rPr>
+          <w:rFonts w:asciiTheme="majorEastAsia" w:eastAsiaTheme="majorEastAsia" w:hAnsiTheme="majorEastAsia"/>
+          <w:sz w:val="24"/>
+          <w:szCs w:val="24"/>
+        </w:rPr>
+        <w:t>]]</w:t>
       </w:r>
     </w:p>
     <w:p>
@@ -2230,15 +2344,25 @@
           <w:sz w:val="24"/>
           <w:szCs w:val="24"/>
         </w:rPr>
-        <w:t>手術／</w:t>
-      </w:r>
-      <w:r>
-        <w:rPr>
-          <w:rFonts w:asciiTheme="majorEastAsia" w:eastAsiaTheme="majorEastAsia" w:hAnsiTheme="majorEastAsia" w:hint="eastAsia"/>
-          <w:sz w:val="24"/>
-          <w:szCs w:val="24"/>
-        </w:rPr>
-        <w:t>処置／検査</w:t>
+        <w:t>[[</w:t>
+      </w:r>
+      <w:proofErr w:type="spellStart"/>
+      <w:r>
+        <w:rPr>
+          <w:rFonts w:asciiTheme="majorEastAsia" w:eastAsiaTheme="majorEastAsia" w:hAnsiTheme="majorEastAsia" w:hint="eastAsia"/>
+          <w:sz w:val="24"/>
+          <w:szCs w:val="24"/>
+        </w:rPr>
+        <w:t>procedure_type</w:t>
+      </w:r>
+      <w:proofErr w:type="spellEnd"/>
+      <w:r>
+        <w:rPr>
+          <w:rFonts w:asciiTheme="majorEastAsia" w:eastAsiaTheme="majorEastAsia" w:hAnsiTheme="majorEastAsia" w:hint="eastAsia"/>
+          <w:sz w:val="24"/>
+          <w:szCs w:val="24"/>
+        </w:rPr>
+        <w:t>]]</w:t>
       </w:r>
       <w:r>
         <w:rPr>
@@ -2251,21 +2375,14 @@
     </w:p>
     <w:p>
       <w:pPr>
-        <w:ind w:left="566" w:hangingChars="236" w:hanging="566"/>
-        <w:rPr>
-          <w:rFonts w:asciiTheme="majorEastAsia" w:eastAsiaTheme="majorEastAsia" w:hAnsiTheme="majorEastAsia"/>
-          <w:sz w:val="24"/>
-          <w:szCs w:val="24"/>
-        </w:rPr>
-      </w:pPr>
-      <w:r>
-        <w:rPr>
-          <w:rFonts w:asciiTheme="majorEastAsia" w:eastAsiaTheme="majorEastAsia" w:hAnsiTheme="majorEastAsia" w:hint="eastAsia"/>
-          <w:sz w:val="24"/>
-          <w:szCs w:val="24"/>
-        </w:rPr>
-        <w:t xml:space="preserve">　　 </w:t>
-      </w:r>
+        <w:pStyle w:val="ab"/>
+        <w:ind w:leftChars="0" w:left="600"/>
+        <w:rPr>
+          <w:rFonts w:asciiTheme="majorEastAsia" w:eastAsiaTheme="majorEastAsia" w:hAnsiTheme="majorEastAsia"/>
+          <w:sz w:val="24"/>
+          <w:szCs w:val="24"/>
+        </w:rPr>
+      </w:pPr>
       <w:r>
         <w:rPr>
           <w:rFonts w:asciiTheme="majorEastAsia" w:eastAsiaTheme="majorEastAsia" w:hAnsiTheme="majorEastAsia"/>
@@ -2274,14 +2391,16 @@
         </w:rPr>
         <w:t>[[</w:t>
       </w:r>
-      <w:r>
-        <w:rPr>
-          <w:rFonts w:asciiTheme="majorEastAsia" w:eastAsiaTheme="majorEastAsia" w:hAnsiTheme="majorEastAsia"/>
-          <w:sz w:val="24"/>
-          <w:szCs w:val="24"/>
-        </w:rPr>
-        <w:t>item10</w:t>
-      </w:r>
+      <w:proofErr w:type="spellStart"/>
+      <w:r>
+        <w:rPr>
+          <w:rFonts w:asciiTheme="majorEastAsia" w:eastAsiaTheme="majorEastAsia" w:hAnsiTheme="majorEastAsia"/>
+          <w:sz w:val="24"/>
+          <w:szCs w:val="24"/>
+        </w:rPr>
+        <w:t>advance_notice</w:t>
+      </w:r>
+      <w:proofErr w:type="spellEnd"/>
       <w:r>
         <w:rPr>
           <w:rFonts w:asciiTheme="majorEastAsia" w:eastAsiaTheme="majorEastAsia" w:hAnsiTheme="majorEastAsia"/>
@@ -2289,14 +2408,6 @@
           <w:szCs w:val="24"/>
         </w:rPr>
         <w:t>]]</w:t>
-      </w:r>
-      <w:r>
-        <w:rPr>
-          <w:rFonts w:asciiTheme="majorEastAsia" w:eastAsiaTheme="majorEastAsia" w:hAnsiTheme="majorEastAsia" w:hint="eastAsia"/>
-          <w:sz w:val="24"/>
-          <w:szCs w:val="24"/>
-        </w:rPr>
-        <w:t xml:space="preserve">　</w:t>
       </w:r>
     </w:p>
     <w:p>
@@ -2365,15 +2476,25 @@
           <w:sz w:val="24"/>
           <w:szCs w:val="24"/>
         </w:rPr>
-        <w:t>手術／</w:t>
-      </w:r>
-      <w:r>
-        <w:rPr>
-          <w:rFonts w:asciiTheme="majorEastAsia" w:eastAsiaTheme="majorEastAsia" w:hAnsiTheme="majorEastAsia" w:hint="eastAsia"/>
-          <w:sz w:val="24"/>
-          <w:szCs w:val="24"/>
-        </w:rPr>
-        <w:t>処置／検査</w:t>
+        <w:t>[[</w:t>
+      </w:r>
+      <w:proofErr w:type="spellStart"/>
+      <w:r>
+        <w:rPr>
+          <w:rFonts w:asciiTheme="majorEastAsia" w:eastAsiaTheme="majorEastAsia" w:hAnsiTheme="majorEastAsia" w:hint="eastAsia"/>
+          <w:sz w:val="24"/>
+          <w:szCs w:val="24"/>
+        </w:rPr>
+        <w:t>procedure_type</w:t>
+      </w:r>
+      <w:proofErr w:type="spellEnd"/>
+      <w:r>
+        <w:rPr>
+          <w:rFonts w:asciiTheme="majorEastAsia" w:eastAsiaTheme="majorEastAsia" w:hAnsiTheme="majorEastAsia" w:hint="eastAsia"/>
+          <w:sz w:val="24"/>
+          <w:szCs w:val="24"/>
+        </w:rPr>
+        <w:t>]]</w:t>
       </w:r>
       <w:r>
         <w:rPr>
@@ -2402,21 +2523,14 @@
     </w:p>
     <w:p>
       <w:pPr>
-        <w:ind w:left="566" w:hangingChars="236" w:hanging="566"/>
-        <w:rPr>
-          <w:rFonts w:asciiTheme="majorEastAsia" w:eastAsiaTheme="majorEastAsia" w:hAnsiTheme="majorEastAsia"/>
-          <w:sz w:val="24"/>
-          <w:szCs w:val="24"/>
-        </w:rPr>
-      </w:pPr>
-      <w:r>
-        <w:rPr>
-          <w:rFonts w:asciiTheme="majorEastAsia" w:eastAsiaTheme="majorEastAsia" w:hAnsiTheme="majorEastAsia" w:hint="eastAsia"/>
-          <w:sz w:val="24"/>
-          <w:szCs w:val="24"/>
-        </w:rPr>
-        <w:t xml:space="preserve">　　 </w:t>
-      </w:r>
+        <w:pStyle w:val="ab"/>
+        <w:ind w:leftChars="0" w:left="600"/>
+        <w:rPr>
+          <w:rFonts w:asciiTheme="majorEastAsia" w:eastAsiaTheme="majorEastAsia" w:hAnsiTheme="majorEastAsia"/>
+          <w:sz w:val="24"/>
+          <w:szCs w:val="24"/>
+        </w:rPr>
+      </w:pPr>
       <w:r>
         <w:rPr>
           <w:rFonts w:asciiTheme="majorEastAsia" w:eastAsiaTheme="majorEastAsia" w:hAnsiTheme="majorEastAsia"/>
@@ -2425,14 +2539,16 @@
         </w:rPr>
         <w:t>[[</w:t>
       </w:r>
-      <w:r>
-        <w:rPr>
-          <w:rFonts w:asciiTheme="majorEastAsia" w:eastAsiaTheme="majorEastAsia" w:hAnsiTheme="majorEastAsia"/>
-          <w:sz w:val="24"/>
-          <w:szCs w:val="24"/>
-        </w:rPr>
-        <w:t>item11</w:t>
-      </w:r>
+      <w:proofErr w:type="spellStart"/>
+      <w:r>
+        <w:rPr>
+          <w:rFonts w:asciiTheme="majorEastAsia" w:eastAsiaTheme="majorEastAsia" w:hAnsiTheme="majorEastAsia"/>
+          <w:sz w:val="24"/>
+          <w:szCs w:val="24"/>
+        </w:rPr>
+        <w:t>possible_modifications</w:t>
+      </w:r>
+      <w:proofErr w:type="spellEnd"/>
       <w:r>
         <w:rPr>
           <w:rFonts w:asciiTheme="majorEastAsia" w:eastAsiaTheme="majorEastAsia" w:hAnsiTheme="majorEastAsia"/>
@@ -2440,14 +2556,6 @@
           <w:szCs w:val="24"/>
         </w:rPr>
         <w:t>]]</w:t>
-      </w:r>
-      <w:r>
-        <w:rPr>
-          <w:rFonts w:asciiTheme="majorEastAsia" w:eastAsiaTheme="majorEastAsia" w:hAnsiTheme="majorEastAsia" w:hint="eastAsia"/>
-          <w:sz w:val="24"/>
-          <w:szCs w:val="24"/>
-        </w:rPr>
-        <w:t xml:space="preserve">　</w:t>
       </w:r>
     </w:p>
     <w:p>
@@ -2516,15 +2624,25 @@
           <w:sz w:val="24"/>
           <w:szCs w:val="24"/>
         </w:rPr>
-        <w:t>手術／</w:t>
-      </w:r>
-      <w:r>
-        <w:rPr>
-          <w:rFonts w:asciiTheme="majorEastAsia" w:eastAsiaTheme="majorEastAsia" w:hAnsiTheme="majorEastAsia" w:hint="eastAsia"/>
-          <w:sz w:val="24"/>
-          <w:szCs w:val="24"/>
-        </w:rPr>
-        <w:t>処置／検査</w:t>
+        <w:t>[[</w:t>
+      </w:r>
+      <w:proofErr w:type="spellStart"/>
+      <w:r>
+        <w:rPr>
+          <w:rFonts w:asciiTheme="majorEastAsia" w:eastAsiaTheme="majorEastAsia" w:hAnsiTheme="majorEastAsia" w:hint="eastAsia"/>
+          <w:sz w:val="24"/>
+          <w:szCs w:val="24"/>
+        </w:rPr>
+        <w:t>procedure_type</w:t>
+      </w:r>
+      <w:proofErr w:type="spellEnd"/>
+      <w:r>
+        <w:rPr>
+          <w:rFonts w:asciiTheme="majorEastAsia" w:eastAsiaTheme="majorEastAsia" w:hAnsiTheme="majorEastAsia" w:hint="eastAsia"/>
+          <w:sz w:val="24"/>
+          <w:szCs w:val="24"/>
+        </w:rPr>
+        <w:t>]]</w:t>
       </w:r>
       <w:r>
         <w:rPr>
@@ -2537,21 +2655,14 @@
     </w:p>
     <w:p>
       <w:pPr>
-        <w:ind w:left="566" w:hangingChars="236" w:hanging="566"/>
-        <w:rPr>
-          <w:rFonts w:asciiTheme="majorEastAsia" w:eastAsiaTheme="majorEastAsia" w:hAnsiTheme="majorEastAsia"/>
-          <w:sz w:val="24"/>
-          <w:szCs w:val="24"/>
-        </w:rPr>
-      </w:pPr>
-      <w:r>
-        <w:rPr>
-          <w:rFonts w:asciiTheme="majorEastAsia" w:eastAsiaTheme="majorEastAsia" w:hAnsiTheme="majorEastAsia" w:hint="eastAsia"/>
-          <w:sz w:val="24"/>
-          <w:szCs w:val="24"/>
-        </w:rPr>
-        <w:t xml:space="preserve">　　 </w:t>
-      </w:r>
+        <w:pStyle w:val="ab"/>
+        <w:ind w:leftChars="0" w:left="600"/>
+        <w:rPr>
+          <w:rFonts w:asciiTheme="majorEastAsia" w:eastAsiaTheme="majorEastAsia" w:hAnsiTheme="majorEastAsia"/>
+          <w:sz w:val="24"/>
+          <w:szCs w:val="24"/>
+        </w:rPr>
+      </w:pPr>
       <w:r>
         <w:rPr>
           <w:rFonts w:asciiTheme="majorEastAsia" w:eastAsiaTheme="majorEastAsia" w:hAnsiTheme="majorEastAsia"/>
@@ -2560,14 +2671,16 @@
         </w:rPr>
         <w:t>[[</w:t>
       </w:r>
-      <w:r>
-        <w:rPr>
-          <w:rFonts w:asciiTheme="majorEastAsia" w:eastAsiaTheme="majorEastAsia" w:hAnsiTheme="majorEastAsia"/>
-          <w:sz w:val="24"/>
-          <w:szCs w:val="24"/>
-        </w:rPr>
-        <w:t>item12</w:t>
-      </w:r>
+      <w:proofErr w:type="spellStart"/>
+      <w:r>
+        <w:rPr>
+          <w:rFonts w:asciiTheme="majorEastAsia" w:eastAsiaTheme="majorEastAsia" w:hAnsiTheme="majorEastAsia"/>
+          <w:sz w:val="24"/>
+          <w:szCs w:val="24"/>
+        </w:rPr>
+        <w:t>post_procedure_caution</w:t>
+      </w:r>
+      <w:proofErr w:type="spellEnd"/>
       <w:r>
         <w:rPr>
           <w:rFonts w:asciiTheme="majorEastAsia" w:eastAsiaTheme="majorEastAsia" w:hAnsiTheme="majorEastAsia"/>
@@ -2575,14 +2688,6 @@
           <w:szCs w:val="24"/>
         </w:rPr>
         <w:t>]]</w:t>
-      </w:r>
-      <w:r>
-        <w:rPr>
-          <w:rFonts w:asciiTheme="majorEastAsia" w:eastAsiaTheme="majorEastAsia" w:hAnsiTheme="majorEastAsia" w:hint="eastAsia"/>
-          <w:sz w:val="24"/>
-          <w:szCs w:val="24"/>
-        </w:rPr>
-        <w:t xml:space="preserve">　</w:t>
       </w:r>
     </w:p>
     <w:p>
@@ -2651,15 +2756,25 @@
           <w:sz w:val="24"/>
           <w:szCs w:val="24"/>
         </w:rPr>
-        <w:t>手術／</w:t>
-      </w:r>
-      <w:r>
-        <w:rPr>
-          <w:rFonts w:asciiTheme="majorEastAsia" w:eastAsiaTheme="majorEastAsia" w:hAnsiTheme="majorEastAsia" w:hint="eastAsia"/>
-          <w:sz w:val="24"/>
-          <w:szCs w:val="24"/>
-        </w:rPr>
-        <w:t>処置／検査</w:t>
+        <w:t>[[</w:t>
+      </w:r>
+      <w:proofErr w:type="spellStart"/>
+      <w:r>
+        <w:rPr>
+          <w:rFonts w:asciiTheme="majorEastAsia" w:eastAsiaTheme="majorEastAsia" w:hAnsiTheme="majorEastAsia" w:hint="eastAsia"/>
+          <w:sz w:val="24"/>
+          <w:szCs w:val="24"/>
+        </w:rPr>
+        <w:t>procedure_type</w:t>
+      </w:r>
+      <w:proofErr w:type="spellEnd"/>
+      <w:r>
+        <w:rPr>
+          <w:rFonts w:asciiTheme="majorEastAsia" w:eastAsiaTheme="majorEastAsia" w:hAnsiTheme="majorEastAsia" w:hint="eastAsia"/>
+          <w:sz w:val="24"/>
+          <w:szCs w:val="24"/>
+        </w:rPr>
+        <w:t>]]</w:t>
       </w:r>
       <w:r>
         <w:rPr>
@@ -2693,7 +2808,27 @@
           <w:szCs w:val="24"/>
           <w:u w:val="single"/>
         </w:rPr>
-        <w:t>[[item13]]</w:t>
+        <w:t>[[</w:t>
+      </w:r>
+      <w:proofErr w:type="spellStart"/>
+      <w:r>
+        <w:rPr>
+          <w:rFonts w:asciiTheme="majorEastAsia" w:eastAsiaTheme="majorEastAsia" w:hAnsiTheme="majorEastAsia"/>
+          <w:sz w:val="24"/>
+          <w:szCs w:val="24"/>
+          <w:u w:val="single"/>
+        </w:rPr>
+        <w:t>expected_hospitalization_days</w:t>
+      </w:r>
+      <w:proofErr w:type="spellEnd"/>
+      <w:r>
+        <w:rPr>
+          <w:rFonts w:asciiTheme="majorEastAsia" w:eastAsiaTheme="majorEastAsia" w:hAnsiTheme="majorEastAsia"/>
+          <w:sz w:val="24"/>
+          <w:szCs w:val="24"/>
+          <w:u w:val="single"/>
+        </w:rPr>
+        <w:t>]]</w:t>
       </w:r>
       <w:r>
         <w:rPr>
@@ -2776,29 +2911,14 @@
     </w:p>
     <w:p>
       <w:pPr>
-        <w:ind w:left="566" w:hangingChars="236" w:hanging="566"/>
-        <w:rPr>
-          <w:rFonts w:asciiTheme="majorEastAsia" w:eastAsiaTheme="majorEastAsia" w:hAnsiTheme="majorEastAsia"/>
-          <w:sz w:val="24"/>
-          <w:szCs w:val="24"/>
-        </w:rPr>
-      </w:pPr>
-      <w:r>
-        <w:rPr>
-          <w:rFonts w:asciiTheme="majorEastAsia" w:eastAsiaTheme="majorEastAsia" w:hAnsiTheme="majorEastAsia" w:hint="eastAsia"/>
-          <w:sz w:val="24"/>
-          <w:szCs w:val="24"/>
-        </w:rPr>
-        <w:t xml:space="preserve">　　</w:t>
-      </w:r>
-      <w:r>
-        <w:rPr>
-          <w:rFonts w:asciiTheme="majorEastAsia" w:eastAsiaTheme="majorEastAsia" w:hAnsiTheme="majorEastAsia" w:hint="eastAsia"/>
-          <w:sz w:val="24"/>
-          <w:szCs w:val="24"/>
-        </w:rPr>
-        <w:t xml:space="preserve"> </w:t>
-      </w:r>
+        <w:pStyle w:val="ab"/>
+        <w:ind w:leftChars="0" w:left="600"/>
+        <w:rPr>
+          <w:rFonts w:asciiTheme="majorEastAsia" w:eastAsiaTheme="majorEastAsia" w:hAnsiTheme="majorEastAsia"/>
+          <w:sz w:val="24"/>
+          <w:szCs w:val="24"/>
+        </w:rPr>
+      </w:pPr>
       <w:r>
         <w:rPr>
           <w:rFonts w:asciiTheme="majorEastAsia" w:eastAsiaTheme="majorEastAsia" w:hAnsiTheme="majorEastAsia"/>
@@ -2807,14 +2927,16 @@
         </w:rPr>
         <w:t>[[</w:t>
       </w:r>
-      <w:r>
-        <w:rPr>
-          <w:rFonts w:asciiTheme="majorEastAsia" w:eastAsiaTheme="majorEastAsia" w:hAnsiTheme="majorEastAsia"/>
-          <w:sz w:val="24"/>
-          <w:szCs w:val="24"/>
-        </w:rPr>
-        <w:t>item14</w:t>
-      </w:r>
+      <w:proofErr w:type="spellStart"/>
+      <w:r>
+        <w:rPr>
+          <w:rFonts w:asciiTheme="majorEastAsia" w:eastAsiaTheme="majorEastAsia" w:hAnsiTheme="majorEastAsia"/>
+          <w:sz w:val="24"/>
+          <w:szCs w:val="24"/>
+        </w:rPr>
+        <w:t>other_explanation_allergy_etc</w:t>
+      </w:r>
+      <w:proofErr w:type="spellEnd"/>
       <w:r>
         <w:rPr>
           <w:rFonts w:asciiTheme="majorEastAsia" w:eastAsiaTheme="majorEastAsia" w:hAnsiTheme="majorEastAsia"/>
@@ -2822,14 +2944,6 @@
           <w:szCs w:val="24"/>
         </w:rPr>
         <w:t>]]</w:t>
-      </w:r>
-      <w:r>
-        <w:rPr>
-          <w:rFonts w:asciiTheme="majorEastAsia" w:eastAsiaTheme="majorEastAsia" w:hAnsiTheme="majorEastAsia" w:hint="eastAsia"/>
-          <w:sz w:val="24"/>
-          <w:szCs w:val="24"/>
-        </w:rPr>
-        <w:t xml:space="preserve">　</w:t>
       </w:r>
     </w:p>
     <w:p>
@@ -2906,15 +3020,25 @@
           <w:sz w:val="24"/>
           <w:szCs w:val="24"/>
         </w:rPr>
-        <w:t>手術／</w:t>
-      </w:r>
-      <w:r>
-        <w:rPr>
-          <w:rFonts w:asciiTheme="majorEastAsia" w:eastAsiaTheme="majorEastAsia" w:hAnsiTheme="majorEastAsia" w:hint="eastAsia"/>
-          <w:sz w:val="24"/>
-          <w:szCs w:val="24"/>
-        </w:rPr>
-        <w:t>処置／検査</w:t>
+        <w:t>[[</w:t>
+      </w:r>
+      <w:proofErr w:type="spellStart"/>
+      <w:r>
+        <w:rPr>
+          <w:rFonts w:asciiTheme="majorEastAsia" w:eastAsiaTheme="majorEastAsia" w:hAnsiTheme="majorEastAsia" w:hint="eastAsia"/>
+          <w:sz w:val="24"/>
+          <w:szCs w:val="24"/>
+        </w:rPr>
+        <w:t>procedure_type</w:t>
+      </w:r>
+      <w:proofErr w:type="spellEnd"/>
+      <w:r>
+        <w:rPr>
+          <w:rFonts w:asciiTheme="majorEastAsia" w:eastAsiaTheme="majorEastAsia" w:hAnsiTheme="majorEastAsia" w:hint="eastAsia"/>
+          <w:sz w:val="24"/>
+          <w:szCs w:val="24"/>
+        </w:rPr>
+        <w:t>]]</w:t>
       </w:r>
       <w:r>
         <w:rPr>
@@ -2930,15 +3054,25 @@
           <w:sz w:val="24"/>
           <w:szCs w:val="24"/>
         </w:rPr>
-        <w:t>手術／</w:t>
-      </w:r>
-      <w:r>
-        <w:rPr>
-          <w:rFonts w:asciiTheme="majorEastAsia" w:eastAsiaTheme="majorEastAsia" w:hAnsiTheme="majorEastAsia" w:hint="eastAsia"/>
-          <w:sz w:val="24"/>
-          <w:szCs w:val="24"/>
-        </w:rPr>
-        <w:t>処置／検査</w:t>
+        <w:t>[[</w:t>
+      </w:r>
+      <w:proofErr w:type="spellStart"/>
+      <w:r>
+        <w:rPr>
+          <w:rFonts w:asciiTheme="majorEastAsia" w:eastAsiaTheme="majorEastAsia" w:hAnsiTheme="majorEastAsia" w:hint="eastAsia"/>
+          <w:sz w:val="24"/>
+          <w:szCs w:val="24"/>
+        </w:rPr>
+        <w:t>procedure_type</w:t>
+      </w:r>
+      <w:proofErr w:type="spellEnd"/>
+      <w:r>
+        <w:rPr>
+          <w:rFonts w:asciiTheme="majorEastAsia" w:eastAsiaTheme="majorEastAsia" w:hAnsiTheme="majorEastAsia" w:hint="eastAsia"/>
+          <w:sz w:val="24"/>
+          <w:szCs w:val="24"/>
+        </w:rPr>
+        <w:t>]]</w:t>
       </w:r>
       <w:r>
         <w:rPr>
@@ -3047,15 +3181,25 @@
           <w:sz w:val="24"/>
           <w:szCs w:val="24"/>
         </w:rPr>
-        <w:t>手術／</w:t>
-      </w:r>
-      <w:r>
-        <w:rPr>
-          <w:rFonts w:asciiTheme="majorEastAsia" w:eastAsiaTheme="majorEastAsia" w:hAnsiTheme="majorEastAsia" w:hint="eastAsia"/>
-          <w:sz w:val="24"/>
-          <w:szCs w:val="24"/>
-        </w:rPr>
-        <w:t>処置／検査</w:t>
+        <w:t>[[</w:t>
+      </w:r>
+      <w:proofErr w:type="spellStart"/>
+      <w:r>
+        <w:rPr>
+          <w:rFonts w:asciiTheme="majorEastAsia" w:eastAsiaTheme="majorEastAsia" w:hAnsiTheme="majorEastAsia" w:hint="eastAsia"/>
+          <w:sz w:val="24"/>
+          <w:szCs w:val="24"/>
+        </w:rPr>
+        <w:t>procedure_type</w:t>
+      </w:r>
+      <w:proofErr w:type="spellEnd"/>
+      <w:r>
+        <w:rPr>
+          <w:rFonts w:asciiTheme="majorEastAsia" w:eastAsiaTheme="majorEastAsia" w:hAnsiTheme="majorEastAsia" w:hint="eastAsia"/>
+          <w:sz w:val="24"/>
+          <w:szCs w:val="24"/>
+        </w:rPr>
+        <w:t>]]</w:t>
       </w:r>
       <w:r>
         <w:rPr>
@@ -3071,15 +3215,25 @@
           <w:sz w:val="24"/>
           <w:szCs w:val="24"/>
         </w:rPr>
-        <w:t>手術／</w:t>
-      </w:r>
-      <w:r>
-        <w:rPr>
-          <w:rFonts w:asciiTheme="majorEastAsia" w:eastAsiaTheme="majorEastAsia" w:hAnsiTheme="majorEastAsia" w:hint="eastAsia"/>
-          <w:sz w:val="24"/>
-          <w:szCs w:val="24"/>
-        </w:rPr>
-        <w:t>処置／検査</w:t>
+        <w:t>[[</w:t>
+      </w:r>
+      <w:proofErr w:type="spellStart"/>
+      <w:r>
+        <w:rPr>
+          <w:rFonts w:asciiTheme="majorEastAsia" w:eastAsiaTheme="majorEastAsia" w:hAnsiTheme="majorEastAsia" w:hint="eastAsia"/>
+          <w:sz w:val="24"/>
+          <w:szCs w:val="24"/>
+        </w:rPr>
+        <w:t>procedure_type</w:t>
+      </w:r>
+      <w:proofErr w:type="spellEnd"/>
+      <w:r>
+        <w:rPr>
+          <w:rFonts w:asciiTheme="majorEastAsia" w:eastAsiaTheme="majorEastAsia" w:hAnsiTheme="majorEastAsia" w:hint="eastAsia"/>
+          <w:sz w:val="24"/>
+          <w:szCs w:val="24"/>
+        </w:rPr>
+        <w:t>]]</w:t>
       </w:r>
       <w:r>
         <w:rPr>
@@ -3332,6 +3486,7 @@
               <w:lastRenderedPageBreak/>
               <w:t>[[</w:t>
             </w:r>
+            <w:proofErr w:type="spellStart"/>
             <w:r>
               <w:rPr>
                 <w:rFonts w:asciiTheme="majorEastAsia" w:eastAsiaTheme="majorEastAsia" w:hAnsiTheme="majorEastAsia"/>
@@ -3339,8 +3494,9 @@
                 <w:sz w:val="32"/>
                 <w:szCs w:val="32"/>
               </w:rPr>
-              <w:t>item1</w:t>
+              <w:t>procedure_name</w:t>
             </w:r>
+            <w:proofErr w:type="spellEnd"/>
             <w:r>
               <w:rPr>
                 <w:rFonts w:asciiTheme="majorEastAsia" w:eastAsiaTheme="majorEastAsia" w:hAnsiTheme="majorEastAsia"/>
@@ -3508,14 +3664,16 @@
         </w:rPr>
         <w:t>[[</w:t>
       </w:r>
+      <w:proofErr w:type="spellStart"/>
       <w:r>
         <w:rPr>
           <w:rFonts w:asciiTheme="majorEastAsia" w:eastAsiaTheme="majorEastAsia" w:hAnsiTheme="majorEastAsia"/>
           <w:sz w:val="24"/>
           <w:szCs w:val="21"/>
         </w:rPr>
-        <w:t>item1</w:t>
-      </w:r>
+        <w:t>procedure_name</w:t>
+      </w:r>
+      <w:proofErr w:type="spellEnd"/>
       <w:r>
         <w:rPr>
           <w:rFonts w:asciiTheme="majorEastAsia" w:eastAsiaTheme="majorEastAsia" w:hAnsiTheme="majorEastAsia"/>
@@ -3566,14 +3724,16 @@
         </w:rPr>
         <w:t>[[</w:t>
       </w:r>
+      <w:proofErr w:type="spellStart"/>
       <w:r>
         <w:rPr>
           <w:rFonts w:asciiTheme="majorEastAsia" w:eastAsiaTheme="majorEastAsia" w:hAnsiTheme="majorEastAsia"/>
           <w:sz w:val="24"/>
           <w:szCs w:val="21"/>
         </w:rPr>
-        <w:t>item1</w:t>
-      </w:r>
+        <w:t>procedure_name</w:t>
+      </w:r>
+      <w:proofErr w:type="spellEnd"/>
       <w:r>
         <w:rPr>
           <w:rFonts w:asciiTheme="majorEastAsia" w:eastAsiaTheme="majorEastAsia" w:hAnsiTheme="majorEastAsia"/>
@@ -3604,15 +3764,25 @@
           <w:sz w:val="24"/>
           <w:szCs w:val="24"/>
         </w:rPr>
-        <w:t>手術／</w:t>
-      </w:r>
-      <w:r>
-        <w:rPr>
-          <w:rFonts w:asciiTheme="majorEastAsia" w:eastAsiaTheme="majorEastAsia" w:hAnsiTheme="majorEastAsia" w:hint="eastAsia"/>
-          <w:sz w:val="24"/>
-          <w:szCs w:val="24"/>
-        </w:rPr>
-        <w:t>処置／検査</w:t>
+        <w:t>[[</w:t>
+      </w:r>
+      <w:proofErr w:type="spellStart"/>
+      <w:r>
+        <w:rPr>
+          <w:rFonts w:asciiTheme="majorEastAsia" w:eastAsiaTheme="majorEastAsia" w:hAnsiTheme="majorEastAsia" w:hint="eastAsia"/>
+          <w:sz w:val="24"/>
+          <w:szCs w:val="24"/>
+        </w:rPr>
+        <w:t>procedure_type</w:t>
+      </w:r>
+      <w:proofErr w:type="spellEnd"/>
+      <w:r>
+        <w:rPr>
+          <w:rFonts w:asciiTheme="majorEastAsia" w:eastAsiaTheme="majorEastAsia" w:hAnsiTheme="majorEastAsia" w:hint="eastAsia"/>
+          <w:sz w:val="24"/>
+          <w:szCs w:val="24"/>
+        </w:rPr>
+        <w:t>]]</w:t>
       </w:r>
       <w:r>
         <w:rPr>
@@ -3648,14 +3818,16 @@
         </w:rPr>
         <w:t>[[</w:t>
       </w:r>
+      <w:proofErr w:type="spellStart"/>
       <w:r>
         <w:rPr>
           <w:rFonts w:asciiTheme="majorEastAsia" w:eastAsiaTheme="majorEastAsia" w:hAnsiTheme="majorEastAsia"/>
           <w:sz w:val="24"/>
           <w:szCs w:val="21"/>
         </w:rPr>
-        <w:t>item1</w:t>
-      </w:r>
+        <w:t>procedure_name</w:t>
+      </w:r>
+      <w:proofErr w:type="spellEnd"/>
       <w:r>
         <w:rPr>
           <w:rFonts w:asciiTheme="majorEastAsia" w:eastAsiaTheme="majorEastAsia" w:hAnsiTheme="majorEastAsia"/>
@@ -4629,6 +4801,7 @@
               <w:lastRenderedPageBreak/>
               <w:t>[[</w:t>
             </w:r>
+            <w:proofErr w:type="spellStart"/>
             <w:r>
               <w:rPr>
                 <w:rFonts w:asciiTheme="majorEastAsia" w:eastAsiaTheme="majorEastAsia" w:hAnsiTheme="majorEastAsia"/>
@@ -4636,8 +4809,9 @@
                 <w:sz w:val="32"/>
                 <w:szCs w:val="32"/>
               </w:rPr>
-              <w:t>item1</w:t>
+              <w:t>procedure_name</w:t>
             </w:r>
+            <w:proofErr w:type="spellEnd"/>
             <w:r>
               <w:rPr>
                 <w:rFonts w:asciiTheme="majorEastAsia" w:eastAsiaTheme="majorEastAsia" w:hAnsiTheme="majorEastAsia"/>
@@ -4806,14 +4980,16 @@
         </w:rPr>
         <w:t>[[</w:t>
       </w:r>
+      <w:proofErr w:type="spellStart"/>
       <w:r>
         <w:rPr>
           <w:rFonts w:asciiTheme="majorEastAsia" w:eastAsiaTheme="majorEastAsia" w:hAnsiTheme="majorEastAsia"/>
           <w:sz w:val="24"/>
           <w:szCs w:val="21"/>
         </w:rPr>
-        <w:t>item1</w:t>
-      </w:r>
+        <w:t>procedure_name</w:t>
+      </w:r>
+      <w:proofErr w:type="spellEnd"/>
       <w:r>
         <w:rPr>
           <w:rFonts w:asciiTheme="majorEastAsia" w:eastAsiaTheme="majorEastAsia" w:hAnsiTheme="majorEastAsia"/>
@@ -5522,7 +5698,7 @@
                 <w:tab w:val="left" w:pos="3119"/>
               </w:tabs>
               <w:rPr>
-                <w:rFonts w:asciiTheme="majorEastAsia" w:eastAsiaTheme="majorEastAsia" w:hAnsiTheme="majorEastAsia" w:hint="eastAsia"/>
+                <w:rFonts w:asciiTheme="majorEastAsia" w:eastAsiaTheme="majorEastAsia" w:hAnsiTheme="majorEastAsia"/>
                 <w:sz w:val="24"/>
                 <w:szCs w:val="24"/>
               </w:rPr>
@@ -5709,15 +5885,25 @@
           <w:sz w:val="24"/>
           <w:szCs w:val="24"/>
         </w:rPr>
-        <w:t>手術／</w:t>
-      </w:r>
-      <w:r>
-        <w:rPr>
-          <w:rFonts w:asciiTheme="majorEastAsia" w:eastAsiaTheme="majorEastAsia" w:hAnsiTheme="majorEastAsia" w:hint="eastAsia"/>
-          <w:sz w:val="24"/>
-          <w:szCs w:val="24"/>
-        </w:rPr>
-        <w:t>処置／検査</w:t>
+        <w:t>[[</w:t>
+      </w:r>
+      <w:proofErr w:type="spellStart"/>
+      <w:r>
+        <w:rPr>
+          <w:rFonts w:asciiTheme="majorEastAsia" w:eastAsiaTheme="majorEastAsia" w:hAnsiTheme="majorEastAsia" w:hint="eastAsia"/>
+          <w:sz w:val="24"/>
+          <w:szCs w:val="24"/>
+        </w:rPr>
+        <w:t>procedure_type</w:t>
+      </w:r>
+      <w:proofErr w:type="spellEnd"/>
+      <w:r>
+        <w:rPr>
+          <w:rFonts w:asciiTheme="majorEastAsia" w:eastAsiaTheme="majorEastAsia" w:hAnsiTheme="majorEastAsia" w:hint="eastAsia"/>
+          <w:sz w:val="24"/>
+          <w:szCs w:val="24"/>
+        </w:rPr>
+        <w:t>]]</w:t>
       </w:r>
       <w:r>
         <w:rPr>
@@ -5784,15 +5970,25 @@
           <w:sz w:val="24"/>
           <w:szCs w:val="24"/>
         </w:rPr>
-        <w:t>手術／</w:t>
-      </w:r>
-      <w:r>
-        <w:rPr>
-          <w:rFonts w:asciiTheme="majorEastAsia" w:eastAsiaTheme="majorEastAsia" w:hAnsiTheme="majorEastAsia" w:hint="eastAsia"/>
-          <w:sz w:val="24"/>
-          <w:szCs w:val="24"/>
-        </w:rPr>
-        <w:t>処置／検査</w:t>
+        <w:t>[[</w:t>
+      </w:r>
+      <w:proofErr w:type="spellStart"/>
+      <w:r>
+        <w:rPr>
+          <w:rFonts w:asciiTheme="majorEastAsia" w:eastAsiaTheme="majorEastAsia" w:hAnsiTheme="majorEastAsia" w:hint="eastAsia"/>
+          <w:sz w:val="24"/>
+          <w:szCs w:val="24"/>
+        </w:rPr>
+        <w:t>procedure_type</w:t>
+      </w:r>
+      <w:proofErr w:type="spellEnd"/>
+      <w:r>
+        <w:rPr>
+          <w:rFonts w:asciiTheme="majorEastAsia" w:eastAsiaTheme="majorEastAsia" w:hAnsiTheme="majorEastAsia" w:hint="eastAsia"/>
+          <w:sz w:val="24"/>
+          <w:szCs w:val="24"/>
+        </w:rPr>
+        <w:t>]]</w:t>
       </w:r>
       <w:r>
         <w:rPr>
@@ -5851,23 +6047,33 @@
           <w:sz w:val="24"/>
           <w:szCs w:val="24"/>
         </w:rPr>
-        <w:t>すでに</w:t>
-      </w:r>
-      <w:r>
-        <w:rPr>
-          <w:rFonts w:asciiTheme="majorEastAsia" w:eastAsiaTheme="majorEastAsia" w:hAnsiTheme="majorEastAsia" w:hint="eastAsia"/>
-          <w:sz w:val="24"/>
-          <w:szCs w:val="24"/>
-        </w:rPr>
-        <w:t>当該手術／</w:t>
-      </w:r>
-      <w:r>
-        <w:rPr>
-          <w:rFonts w:asciiTheme="majorEastAsia" w:eastAsiaTheme="majorEastAsia" w:hAnsiTheme="majorEastAsia" w:hint="eastAsia"/>
-          <w:sz w:val="24"/>
-          <w:szCs w:val="24"/>
-        </w:rPr>
-        <w:t>処置／検査</w:t>
+        <w:t>すでに当該</w:t>
+      </w:r>
+      <w:r>
+        <w:rPr>
+          <w:rFonts w:asciiTheme="majorEastAsia" w:eastAsiaTheme="majorEastAsia" w:hAnsiTheme="majorEastAsia" w:hint="eastAsia"/>
+          <w:sz w:val="24"/>
+          <w:szCs w:val="24"/>
+        </w:rPr>
+        <w:t>[[</w:t>
+      </w:r>
+      <w:proofErr w:type="spellStart"/>
+      <w:r>
+        <w:rPr>
+          <w:rFonts w:asciiTheme="majorEastAsia" w:eastAsiaTheme="majorEastAsia" w:hAnsiTheme="majorEastAsia" w:hint="eastAsia"/>
+          <w:sz w:val="24"/>
+          <w:szCs w:val="24"/>
+        </w:rPr>
+        <w:t>procedure_type</w:t>
+      </w:r>
+      <w:proofErr w:type="spellEnd"/>
+      <w:r>
+        <w:rPr>
+          <w:rFonts w:asciiTheme="majorEastAsia" w:eastAsiaTheme="majorEastAsia" w:hAnsiTheme="majorEastAsia" w:hint="eastAsia"/>
+          <w:sz w:val="24"/>
+          <w:szCs w:val="24"/>
+        </w:rPr>
+        <w:t>]]</w:t>
       </w:r>
       <w:r>
         <w:rPr>
@@ -5882,7 +6088,7 @@
       <w:pPr>
         <w:ind w:leftChars="-1" w:left="284" w:hangingChars="119" w:hanging="286"/>
         <w:rPr>
-          <w:rFonts w:asciiTheme="majorEastAsia" w:eastAsiaTheme="majorEastAsia" w:hAnsiTheme="majorEastAsia" w:hint="eastAsia"/>
+          <w:rFonts w:asciiTheme="majorEastAsia" w:eastAsiaTheme="majorEastAsia" w:hAnsiTheme="majorEastAsia"/>
           <w:sz w:val="24"/>
           <w:szCs w:val="24"/>
           <w:u w:val="single"/>
@@ -5978,15 +6184,7 @@
           <w:sz w:val="24"/>
           <w:szCs w:val="24"/>
         </w:rPr>
-        <w:t>確認</w:t>
-      </w:r>
-      <w:r>
-        <w:rPr>
-          <w:rFonts w:asciiTheme="majorEastAsia" w:eastAsiaTheme="majorEastAsia" w:hAnsiTheme="majorEastAsia" w:hint="eastAsia"/>
-          <w:sz w:val="24"/>
-          <w:szCs w:val="24"/>
-        </w:rPr>
-        <w:t>日</w:t>
+        <w:t>確認日</w:t>
       </w:r>
       <w:r>
         <w:rPr>
@@ -6195,7 +6393,7 @@
           <w:tab w:val="left" w:pos="3119"/>
         </w:tabs>
         <w:rPr>
-          <w:rFonts w:asciiTheme="majorEastAsia" w:eastAsiaTheme="majorEastAsia" w:hAnsiTheme="majorEastAsia" w:hint="eastAsia"/>
+          <w:rFonts w:asciiTheme="majorEastAsia" w:eastAsiaTheme="majorEastAsia" w:hAnsiTheme="majorEastAsia"/>
           <w:sz w:val="24"/>
           <w:szCs w:val="24"/>
         </w:rPr>
@@ -6930,7 +7128,7 @@
   <w:style w:type="paragraph" w:default="1" w:styleId="a">
     <w:name w:val="Normal"/>
     <w:qFormat/>
-    <w:rsid w:val="00F6218E"/>
+    <w:rsid w:val="003A5CA1"/>
     <w:pPr>
       <w:widowControl w:val="0"/>
       <w:jc w:val="both"/>
@@ -6939,7 +7137,6 @@
   <w:style w:type="character" w:default="1" w:styleId="a0">
     <w:name w:val="Default Paragraph Font"/>
     <w:uiPriority w:val="1"/>
-    <w:semiHidden/>
     <w:unhideWhenUsed/>
   </w:style>
   <w:style w:type="table" w:default="1" w:styleId="a1">
@@ -8001,6 +8198,7 @@
     <w:rsid w:val="0077510B"/>
     <w:rsid w:val="007938EE"/>
     <w:rsid w:val="007A6D1B"/>
+    <w:rsid w:val="008039AF"/>
     <w:rsid w:val="00833219"/>
     <w:rsid w:val="00886363"/>
     <w:rsid w:val="008929DB"/>
@@ -8015,11 +8213,13 @@
     <w:rsid w:val="009A211A"/>
     <w:rsid w:val="00A22A03"/>
     <w:rsid w:val="00A57040"/>
+    <w:rsid w:val="00A910BF"/>
     <w:rsid w:val="00AC1B92"/>
     <w:rsid w:val="00AC5737"/>
     <w:rsid w:val="00AE7CC4"/>
     <w:rsid w:val="00AF2017"/>
     <w:rsid w:val="00AF22EC"/>
+    <w:rsid w:val="00B3205A"/>
     <w:rsid w:val="00B34FEF"/>
     <w:rsid w:val="00B74C32"/>
     <w:rsid w:val="00B764CB"/>
@@ -8512,46 +8712,6 @@
       <w:color w:val="808080"/>
     </w:rPr>
   </w:style>
-  <w:style w:type="paragraph" w:customStyle="1" w:styleId="DFCE0312921B49669E12BFCA87C5BA24">
-    <w:name w:val="DFCE0312921B49669E12BFCA87C5BA24"/>
-    <w:rsid w:val="00C31D1C"/>
-    <w:pPr>
-      <w:widowControl w:val="0"/>
-      <w:jc w:val="both"/>
-    </w:pPr>
-  </w:style>
-  <w:style w:type="paragraph" w:customStyle="1" w:styleId="B6392C902ABF45919B7170A39A574068">
-    <w:name w:val="B6392C902ABF45919B7170A39A574068"/>
-    <w:rsid w:val="00C31D1C"/>
-    <w:pPr>
-      <w:widowControl w:val="0"/>
-      <w:jc w:val="both"/>
-    </w:pPr>
-  </w:style>
-  <w:style w:type="paragraph" w:customStyle="1" w:styleId="8C04151241CC499EBCE1EDFA842D1D86">
-    <w:name w:val="8C04151241CC499EBCE1EDFA842D1D86"/>
-    <w:rsid w:val="00C31D1C"/>
-    <w:pPr>
-      <w:widowControl w:val="0"/>
-      <w:jc w:val="both"/>
-    </w:pPr>
-  </w:style>
-  <w:style w:type="paragraph" w:customStyle="1" w:styleId="E93AC9AB1F7B455BBC718724C22BE69A">
-    <w:name w:val="E93AC9AB1F7B455BBC718724C22BE69A"/>
-    <w:rsid w:val="00C31D1C"/>
-    <w:pPr>
-      <w:widowControl w:val="0"/>
-      <w:jc w:val="both"/>
-    </w:pPr>
-  </w:style>
-  <w:style w:type="paragraph" w:customStyle="1" w:styleId="5275C3E049DF45E5BB0018631A827559">
-    <w:name w:val="5275C3E049DF45E5BB0018631A827559"/>
-    <w:rsid w:val="00C31D1C"/>
-    <w:pPr>
-      <w:widowControl w:val="0"/>
-      <w:jc w:val="both"/>
-    </w:pPr>
-  </w:style>
   <w:style w:type="paragraph" w:customStyle="1" w:styleId="A99EB039CA934FC08252A6392786DCA11">
     <w:name w:val="A99EB039CA934FC08252A6392786DCA11"/>
     <w:rsid w:val="00C31D1C"/>
@@ -8559,229 +8719,6 @@
       <w:widowControl w:val="0"/>
       <w:jc w:val="both"/>
     </w:pPr>
-  </w:style>
-  <w:style w:type="paragraph" w:customStyle="1" w:styleId="5660C7EDB9F84BE38B3332197BB907ED">
-    <w:name w:val="5660C7EDB9F84BE38B3332197BB907ED"/>
-    <w:rsid w:val="00C31D1C"/>
-    <w:pPr>
-      <w:widowControl w:val="0"/>
-      <w:ind w:leftChars="400" w:left="840"/>
-      <w:jc w:val="both"/>
-    </w:pPr>
-  </w:style>
-  <w:style w:type="paragraph" w:customStyle="1" w:styleId="AB65B9AA566646F4BDEF3A51786E8E99">
-    <w:name w:val="AB65B9AA566646F4BDEF3A51786E8E99"/>
-    <w:rsid w:val="00C31D1C"/>
-    <w:pPr>
-      <w:widowControl w:val="0"/>
-      <w:ind w:leftChars="400" w:left="840"/>
-      <w:jc w:val="both"/>
-    </w:pPr>
-  </w:style>
-  <w:style w:type="paragraph" w:customStyle="1" w:styleId="5195E13E3B6A4D708904D5CDC522B738">
-    <w:name w:val="5195E13E3B6A4D708904D5CDC522B738"/>
-    <w:rsid w:val="00C31D1C"/>
-    <w:pPr>
-      <w:widowControl w:val="0"/>
-      <w:ind w:leftChars="400" w:left="840"/>
-      <w:jc w:val="both"/>
-    </w:pPr>
-  </w:style>
-  <w:style w:type="paragraph" w:customStyle="1" w:styleId="AA4CA684F0A44CC0812C9E93891F272A">
-    <w:name w:val="AA4CA684F0A44CC0812C9E93891F272A"/>
-    <w:rsid w:val="00C31D1C"/>
-    <w:pPr>
-      <w:widowControl w:val="0"/>
-      <w:jc w:val="both"/>
-    </w:pPr>
-  </w:style>
-  <w:style w:type="paragraph" w:customStyle="1" w:styleId="1A35212FC68A4EFAB98C7DF4D681D860">
-    <w:name w:val="1A35212FC68A4EFAB98C7DF4D681D860"/>
-    <w:rsid w:val="00C31D1C"/>
-    <w:pPr>
-      <w:widowControl w:val="0"/>
-      <w:jc w:val="both"/>
-    </w:pPr>
-  </w:style>
-  <w:style w:type="paragraph" w:customStyle="1" w:styleId="302393C53EC843109A6CFC348BAC0DEC">
-    <w:name w:val="302393C53EC843109A6CFC348BAC0DEC"/>
-    <w:rsid w:val="00C31D1C"/>
-    <w:pPr>
-      <w:widowControl w:val="0"/>
-      <w:jc w:val="both"/>
-    </w:pPr>
-  </w:style>
-  <w:style w:type="paragraph" w:customStyle="1" w:styleId="5DE4476C0FBB4F38AF19165FD1BF2165">
-    <w:name w:val="5DE4476C0FBB4F38AF19165FD1BF2165"/>
-    <w:rsid w:val="00C31D1C"/>
-    <w:pPr>
-      <w:widowControl w:val="0"/>
-      <w:jc w:val="both"/>
-    </w:pPr>
-  </w:style>
-  <w:style w:type="paragraph" w:customStyle="1" w:styleId="E521B0EB45044F569E86AF9D69ED676D">
-    <w:name w:val="E521B0EB45044F569E86AF9D69ED676D"/>
-    <w:rsid w:val="00C31D1C"/>
-    <w:pPr>
-      <w:widowControl w:val="0"/>
-      <w:jc w:val="both"/>
-    </w:pPr>
-  </w:style>
-  <w:style w:type="paragraph" w:customStyle="1" w:styleId="23386D0BF37A42998CF68CE60F1B6804">
-    <w:name w:val="23386D0BF37A42998CF68CE60F1B6804"/>
-    <w:rsid w:val="00C31D1C"/>
-    <w:pPr>
-      <w:widowControl w:val="0"/>
-      <w:jc w:val="both"/>
-    </w:pPr>
-  </w:style>
-  <w:style w:type="paragraph" w:customStyle="1" w:styleId="498D5215D86A40D78A7EA7082EAA5112">
-    <w:name w:val="498D5215D86A40D78A7EA7082EAA5112"/>
-    <w:rsid w:val="00C31D1C"/>
-    <w:pPr>
-      <w:widowControl w:val="0"/>
-      <w:jc w:val="both"/>
-    </w:pPr>
-  </w:style>
-  <w:style w:type="paragraph" w:customStyle="1" w:styleId="DefaultPlaceholder1082065158">
-    <w:name w:val="DefaultPlaceholder_1082065158"/>
-    <w:rsid w:val="00C31D1C"/>
-    <w:pPr>
-      <w:widowControl w:val="0"/>
-      <w:jc w:val="both"/>
-    </w:pPr>
-  </w:style>
-  <w:style w:type="paragraph" w:customStyle="1" w:styleId="58DFE2587BA947A981F96A53E41A1DDC">
-    <w:name w:val="58DFE2587BA947A981F96A53E41A1DDC"/>
-    <w:rsid w:val="006817E3"/>
-    <w:pPr>
-      <w:widowControl w:val="0"/>
-    </w:pPr>
-    <w:rPr>
-      <w:szCs w:val="24"/>
-      <w14:ligatures w14:val="standardContextual"/>
-    </w:rPr>
-  </w:style>
-  <w:style w:type="paragraph" w:customStyle="1" w:styleId="0907325C03F0409595AEE745EB93F2A2">
-    <w:name w:val="0907325C03F0409595AEE745EB93F2A2"/>
-    <w:rsid w:val="006817E3"/>
-    <w:pPr>
-      <w:widowControl w:val="0"/>
-    </w:pPr>
-    <w:rPr>
-      <w:szCs w:val="24"/>
-      <w14:ligatures w14:val="standardContextual"/>
-    </w:rPr>
-  </w:style>
-  <w:style w:type="paragraph" w:customStyle="1" w:styleId="96313CA528534FC1A36790A2BC533336">
-    <w:name w:val="96313CA528534FC1A36790A2BC533336"/>
-    <w:rsid w:val="006817E3"/>
-    <w:pPr>
-      <w:widowControl w:val="0"/>
-    </w:pPr>
-    <w:rPr>
-      <w:szCs w:val="24"/>
-      <w14:ligatures w14:val="standardContextual"/>
-    </w:rPr>
-  </w:style>
-  <w:style w:type="paragraph" w:customStyle="1" w:styleId="CB4A3DC0162C4F02A754A122FAB568F1">
-    <w:name w:val="CB4A3DC0162C4F02A754A122FAB568F1"/>
-    <w:rsid w:val="006817E3"/>
-    <w:pPr>
-      <w:widowControl w:val="0"/>
-    </w:pPr>
-    <w:rPr>
-      <w:szCs w:val="24"/>
-      <w14:ligatures w14:val="standardContextual"/>
-    </w:rPr>
-  </w:style>
-  <w:style w:type="paragraph" w:customStyle="1" w:styleId="9496CC28BED447338AABE6E26BB12737">
-    <w:name w:val="9496CC28BED447338AABE6E26BB12737"/>
-    <w:rsid w:val="006817E3"/>
-    <w:pPr>
-      <w:widowControl w:val="0"/>
-    </w:pPr>
-    <w:rPr>
-      <w:szCs w:val="24"/>
-      <w14:ligatures w14:val="standardContextual"/>
-    </w:rPr>
-  </w:style>
-  <w:style w:type="paragraph" w:customStyle="1" w:styleId="5667525125C748DCBFC5FEED59F2B6C5">
-    <w:name w:val="5667525125C748DCBFC5FEED59F2B6C5"/>
-    <w:rsid w:val="006817E3"/>
-    <w:pPr>
-      <w:widowControl w:val="0"/>
-    </w:pPr>
-    <w:rPr>
-      <w:szCs w:val="24"/>
-      <w14:ligatures w14:val="standardContextual"/>
-    </w:rPr>
-  </w:style>
-  <w:style w:type="paragraph" w:customStyle="1" w:styleId="8F3634D9380D4467A4533A8669A44557">
-    <w:name w:val="8F3634D9380D4467A4533A8669A44557"/>
-    <w:rsid w:val="006817E3"/>
-    <w:pPr>
-      <w:widowControl w:val="0"/>
-    </w:pPr>
-    <w:rPr>
-      <w:szCs w:val="24"/>
-      <w14:ligatures w14:val="standardContextual"/>
-    </w:rPr>
-  </w:style>
-  <w:style w:type="paragraph" w:customStyle="1" w:styleId="192A078561B0405FBE807271FE7821A4">
-    <w:name w:val="192A078561B0405FBE807271FE7821A4"/>
-    <w:rsid w:val="006817E3"/>
-    <w:pPr>
-      <w:widowControl w:val="0"/>
-    </w:pPr>
-    <w:rPr>
-      <w:szCs w:val="24"/>
-      <w14:ligatures w14:val="standardContextual"/>
-    </w:rPr>
-  </w:style>
-  <w:style w:type="paragraph" w:customStyle="1" w:styleId="C664B344C123438380ADB1F17581D233">
-    <w:name w:val="C664B344C123438380ADB1F17581D233"/>
-    <w:rsid w:val="006817E3"/>
-    <w:pPr>
-      <w:widowControl w:val="0"/>
-    </w:pPr>
-    <w:rPr>
-      <w:szCs w:val="24"/>
-      <w14:ligatures w14:val="standardContextual"/>
-    </w:rPr>
-  </w:style>
-  <w:style w:type="paragraph" w:customStyle="1" w:styleId="510551445D88426C9286D973E90C28F7">
-    <w:name w:val="510551445D88426C9286D973E90C28F7"/>
-    <w:rsid w:val="006817E3"/>
-    <w:pPr>
-      <w:widowControl w:val="0"/>
-    </w:pPr>
-    <w:rPr>
-      <w:szCs w:val="24"/>
-      <w14:ligatures w14:val="standardContextual"/>
-    </w:rPr>
-  </w:style>
-  <w:style w:type="paragraph" w:customStyle="1" w:styleId="503A5AC087A24505A1CA91FA61DCB40B">
-    <w:name w:val="503A5AC087A24505A1CA91FA61DCB40B"/>
-    <w:rsid w:val="006817E3"/>
-    <w:pPr>
-      <w:widowControl w:val="0"/>
-    </w:pPr>
-    <w:rPr>
-      <w:szCs w:val="24"/>
-      <w14:ligatures w14:val="standardContextual"/>
-    </w:rPr>
-  </w:style>
-  <w:style w:type="paragraph" w:customStyle="1" w:styleId="AFBDD4CF007543158E83F57C3FF7EF4C">
-    <w:name w:val="AFBDD4CF007543158E83F57C3FF7EF4C"/>
-    <w:rsid w:val="006817E3"/>
-    <w:pPr>
-      <w:widowControl w:val="0"/>
-    </w:pPr>
-    <w:rPr>
-      <w:szCs w:val="24"/>
-      <w14:ligatures w14:val="standardContextual"/>
-    </w:rPr>
   </w:style>
   <w:style w:type="paragraph" w:customStyle="1" w:styleId="DFCE0312921B49669E12BFCA87C5BA241">
     <w:name w:val="DFCE0312921B49669E12BFCA87C5BA241"/>

--- a/【西宮】同意書・説明書雛形_NoPlaceHolder.docx
+++ b/【西宮】同意書・説明書雛形_NoPlaceHolder.docx
@@ -89,15 +89,6 @@
                 <w:szCs w:val="32"/>
               </w:rPr>
               <w:t>説明書</w:t>
-            </w:r>
-            <w:r>
-              <w:rPr>
-                <w:rFonts w:asciiTheme="majorEastAsia" w:eastAsiaTheme="majorEastAsia" w:hAnsiTheme="majorEastAsia" w:hint="eastAsia"/>
-                <w:b/>
-                <w:sz w:val="32"/>
-                <w:szCs w:val="32"/>
-              </w:rPr>
-              <w:t>（確認用）</w:t>
             </w:r>
           </w:p>
         </w:tc>
@@ -5020,7 +5011,41 @@
           <w:sz w:val="24"/>
           <w:szCs w:val="21"/>
         </w:rPr>
-        <w:t>受けることに同意しましたが、自らの意志によりこれを撤回し、同意しないこととしましたので、ここに同意撤回書を提出いたします</w:t>
+        <w:t>受けることに同意しましたが、自らの意志によりこれを</w:t>
+      </w:r>
+      <w:r>
+        <w:rPr>
+          <w:rFonts w:asciiTheme="majorEastAsia" w:eastAsiaTheme="majorEastAsia" w:hAnsiTheme="majorEastAsia" w:hint="eastAsia"/>
+          <w:sz w:val="24"/>
+          <w:szCs w:val="21"/>
+          <w:u w:val="single"/>
+        </w:rPr>
+        <w:t>撤回</w:t>
+      </w:r>
+      <w:r>
+        <w:rPr>
+          <w:rFonts w:asciiTheme="majorEastAsia" w:eastAsiaTheme="majorEastAsia" w:hAnsiTheme="majorEastAsia" w:hint="eastAsia"/>
+          <w:sz w:val="24"/>
+          <w:szCs w:val="21"/>
+        </w:rPr>
+        <w:t>し、同意しないこととしましたので、ここに同意</w:t>
+      </w:r>
+      <w:r>
+        <w:rPr>
+          <w:rFonts w:asciiTheme="majorEastAsia" w:eastAsiaTheme="majorEastAsia" w:hAnsiTheme="majorEastAsia" w:hint="eastAsia"/>
+          <w:sz w:val="24"/>
+          <w:szCs w:val="21"/>
+          <w:u w:val="single"/>
+        </w:rPr>
+        <w:t>撤回書</w:t>
+      </w:r>
+      <w:r>
+        <w:rPr>
+          <w:rFonts w:asciiTheme="majorEastAsia" w:eastAsiaTheme="majorEastAsia" w:hAnsiTheme="majorEastAsia" w:hint="eastAsia"/>
+          <w:sz w:val="24"/>
+          <w:szCs w:val="21"/>
+        </w:rPr>
+        <w:t>を提出いたします</w:t>
       </w:r>
       <w:r>
         <w:rPr>
@@ -5067,7 +5092,24 @@
           <w:sz w:val="24"/>
           <w:szCs w:val="24"/>
         </w:rPr>
-        <w:t>同意撤回日</w:t>
+        <w:t>同意</w:t>
+      </w:r>
+      <w:r>
+        <w:rPr>
+          <w:rFonts w:asciiTheme="majorEastAsia" w:eastAsiaTheme="majorEastAsia" w:hAnsiTheme="majorEastAsia" w:hint="eastAsia"/>
+          <w:sz w:val="24"/>
+          <w:szCs w:val="24"/>
+          <w:u w:val="single"/>
+        </w:rPr>
+        <w:t>撤回</w:t>
+      </w:r>
+      <w:r>
+        <w:rPr>
+          <w:rFonts w:asciiTheme="majorEastAsia" w:eastAsiaTheme="majorEastAsia" w:hAnsiTheme="majorEastAsia" w:hint="eastAsia"/>
+          <w:sz w:val="24"/>
+          <w:szCs w:val="24"/>
+        </w:rPr>
+        <w:t>日</w:t>
       </w:r>
       <w:r>
         <w:rPr>
@@ -5758,6 +5800,7 @@
                 <w:b/>
                 <w:sz w:val="32"/>
                 <w:szCs w:val="32"/>
+                <w:u w:val="single"/>
               </w:rPr>
               <w:t>撤回</w:t>
             </w:r>
@@ -5805,7 +5848,24 @@
           <w:sz w:val="24"/>
           <w:szCs w:val="24"/>
         </w:rPr>
-        <w:t>本同意撤回書について、以下のように対応した。</w:t>
+        <w:t>本同意</w:t>
+      </w:r>
+      <w:r>
+        <w:rPr>
+          <w:rFonts w:asciiTheme="majorEastAsia" w:eastAsiaTheme="majorEastAsia" w:hAnsiTheme="majorEastAsia" w:hint="eastAsia"/>
+          <w:sz w:val="24"/>
+          <w:szCs w:val="24"/>
+          <w:u w:val="single"/>
+        </w:rPr>
+        <w:t>撤回書</w:t>
+      </w:r>
+      <w:r>
+        <w:rPr>
+          <w:rFonts w:asciiTheme="majorEastAsia" w:eastAsiaTheme="majorEastAsia" w:hAnsiTheme="majorEastAsia" w:hint="eastAsia"/>
+          <w:sz w:val="24"/>
+          <w:szCs w:val="24"/>
+        </w:rPr>
+        <w:t>について、以下のように対応した。</w:t>
       </w:r>
     </w:p>
     <w:p>
@@ -5869,7 +5929,24 @@
           <w:sz w:val="24"/>
           <w:szCs w:val="24"/>
         </w:rPr>
-        <w:t>本同意撤回書どおりに、関係・関連部門に</w:t>
+        <w:t>本同意</w:t>
+      </w:r>
+      <w:r>
+        <w:rPr>
+          <w:rFonts w:asciiTheme="majorEastAsia" w:eastAsiaTheme="majorEastAsia" w:hAnsiTheme="majorEastAsia" w:hint="eastAsia"/>
+          <w:sz w:val="24"/>
+          <w:szCs w:val="24"/>
+          <w:u w:val="single"/>
+        </w:rPr>
+        <w:t>撤回書</w:t>
+      </w:r>
+      <w:r>
+        <w:rPr>
+          <w:rFonts w:asciiTheme="majorEastAsia" w:eastAsiaTheme="majorEastAsia" w:hAnsiTheme="majorEastAsia" w:hint="eastAsia"/>
+          <w:sz w:val="24"/>
+          <w:szCs w:val="24"/>
+        </w:rPr>
+        <w:t>どおりに、関係部門に</w:t>
       </w:r>
       <w:r>
         <w:rPr>
@@ -7137,6 +7214,7 @@
   <w:style w:type="character" w:default="1" w:styleId="a0">
     <w:name w:val="Default Paragraph Font"/>
     <w:uiPriority w:val="1"/>
+    <w:semiHidden/>
     <w:unhideWhenUsed/>
   </w:style>
   <w:style w:type="table" w:default="1" w:styleId="a1">
@@ -8164,6 +8242,8 @@
     <w:rsid w:val="002674D3"/>
     <w:rsid w:val="00284AA6"/>
     <w:rsid w:val="002B0B08"/>
+    <w:rsid w:val="003013AA"/>
+    <w:rsid w:val="00374479"/>
     <w:rsid w:val="00384FE8"/>
     <w:rsid w:val="003864CA"/>
     <w:rsid w:val="00397230"/>
@@ -8202,6 +8282,7 @@
     <w:rsid w:val="00833219"/>
     <w:rsid w:val="00886363"/>
     <w:rsid w:val="008929DB"/>
+    <w:rsid w:val="008C6E93"/>
     <w:rsid w:val="008E2E99"/>
     <w:rsid w:val="0092189A"/>
     <w:rsid w:val="009314A9"/>
@@ -8244,6 +8325,7 @@
     <w:rsid w:val="00E2658B"/>
     <w:rsid w:val="00E74488"/>
     <w:rsid w:val="00E82A25"/>
+    <w:rsid w:val="00E91665"/>
     <w:rsid w:val="00EA227B"/>
     <w:rsid w:val="00EB0C31"/>
     <w:rsid w:val="00EC35CF"/>

--- a/【西宮】同意書・説明書雛形_NoPlaceHolder.docx
+++ b/【西宮】同意書・説明書雛形_NoPlaceHolder.docx
@@ -29,28 +29,26 @@
               <w:rPr>
                 <w:rFonts w:asciiTheme="majorEastAsia" w:eastAsiaTheme="majorEastAsia" w:hAnsiTheme="majorEastAsia"/>
                 <w:b/>
-                <w:sz w:val="32"/>
-                <w:szCs w:val="32"/>
+                <w:sz w:val="28"/>
+                <w:szCs w:val="28"/>
               </w:rPr>
               <w:t>[[</w:t>
             </w:r>
-            <w:proofErr w:type="spellStart"/>
             <w:r>
               <w:rPr>
                 <w:rFonts w:asciiTheme="majorEastAsia" w:eastAsiaTheme="majorEastAsia" w:hAnsiTheme="majorEastAsia"/>
                 <w:b/>
-                <w:sz w:val="32"/>
-                <w:szCs w:val="32"/>
+                <w:sz w:val="28"/>
+                <w:szCs w:val="28"/>
               </w:rPr>
               <w:t>procedure_name</w:t>
             </w:r>
-            <w:proofErr w:type="spellEnd"/>
             <w:r>
               <w:rPr>
                 <w:rFonts w:asciiTheme="majorEastAsia" w:eastAsiaTheme="majorEastAsia" w:hAnsiTheme="majorEastAsia"/>
                 <w:b/>
-                <w:sz w:val="32"/>
-                <w:szCs w:val="32"/>
+                <w:sz w:val="28"/>
+                <w:szCs w:val="28"/>
               </w:rPr>
               <w:t>]]</w:t>
             </w:r>
@@ -58,8 +56,8 @@
               <w:rPr>
                 <w:rFonts w:asciiTheme="majorEastAsia" w:eastAsiaTheme="majorEastAsia" w:hAnsiTheme="majorEastAsia" w:hint="eastAsia"/>
                 <w:b/>
-                <w:sz w:val="32"/>
-                <w:szCs w:val="32"/>
+                <w:sz w:val="28"/>
+                <w:szCs w:val="28"/>
               </w:rPr>
               <w:t xml:space="preserve"> </w:t>
             </w:r>
@@ -67,8 +65,8 @@
               <w:rPr>
                 <w:rFonts w:asciiTheme="majorEastAsia" w:eastAsiaTheme="majorEastAsia" w:hAnsiTheme="majorEastAsia" w:hint="eastAsia"/>
                 <w:b/>
-                <w:sz w:val="32"/>
-                <w:szCs w:val="32"/>
+                <w:sz w:val="28"/>
+                <w:szCs w:val="28"/>
               </w:rPr>
               <w:t>に関する</w:t>
             </w:r>
@@ -76,8 +74,8 @@
               <w:rPr>
                 <w:rFonts w:asciiTheme="majorEastAsia" w:eastAsiaTheme="majorEastAsia" w:hAnsiTheme="majorEastAsia" w:hint="eastAsia"/>
                 <w:b/>
-                <w:sz w:val="32"/>
-                <w:szCs w:val="32"/>
+                <w:sz w:val="28"/>
+                <w:szCs w:val="28"/>
               </w:rPr>
               <w:t xml:space="preserve"> </w:t>
             </w:r>
@@ -85,8 +83,8 @@
               <w:rPr>
                 <w:rFonts w:asciiTheme="majorEastAsia" w:eastAsiaTheme="majorEastAsia" w:hAnsiTheme="majorEastAsia" w:hint="eastAsia"/>
                 <w:b/>
-                <w:sz w:val="32"/>
-                <w:szCs w:val="32"/>
+                <w:sz w:val="28"/>
+                <w:szCs w:val="28"/>
               </w:rPr>
               <w:t>説明書</w:t>
             </w:r>
@@ -880,25 +878,7 @@
           <w:sz w:val="24"/>
           <w:szCs w:val="24"/>
         </w:rPr>
-        <w:t>[[</w:t>
-      </w:r>
-      <w:proofErr w:type="spellStart"/>
-      <w:r>
-        <w:rPr>
-          <w:rFonts w:asciiTheme="majorEastAsia" w:eastAsiaTheme="majorEastAsia" w:hAnsiTheme="majorEastAsia" w:hint="eastAsia"/>
-          <w:sz w:val="24"/>
-          <w:szCs w:val="24"/>
-        </w:rPr>
-        <w:t>procedure_type</w:t>
-      </w:r>
-      <w:proofErr w:type="spellEnd"/>
-      <w:r>
-        <w:rPr>
-          <w:rFonts w:asciiTheme="majorEastAsia" w:eastAsiaTheme="majorEastAsia" w:hAnsiTheme="majorEastAsia" w:hint="eastAsia"/>
-          <w:sz w:val="24"/>
-          <w:szCs w:val="24"/>
-        </w:rPr>
-        <w:t>]]</w:t>
+        <w:t>[[procedure_type]]</w:t>
       </w:r>
       <w:r>
         <w:rPr>
@@ -929,63 +909,43 @@
           <w:sz w:val="24"/>
           <w:szCs w:val="24"/>
         </w:rPr>
+        <w:t>[[procedure_type]]</w:t>
+      </w:r>
+      <w:r>
+        <w:rPr>
+          <w:rFonts w:asciiTheme="majorEastAsia" w:eastAsiaTheme="majorEastAsia" w:hAnsiTheme="majorEastAsia" w:hint="eastAsia"/>
+          <w:sz w:val="24"/>
+          <w:szCs w:val="24"/>
+        </w:rPr>
+        <w:t xml:space="preserve">名：　</w:t>
+      </w:r>
+      <w:r>
+        <w:rPr>
+          <w:rFonts w:asciiTheme="majorEastAsia" w:eastAsiaTheme="majorEastAsia" w:hAnsiTheme="majorEastAsia" w:hint="eastAsia"/>
+          <w:sz w:val="24"/>
+          <w:szCs w:val="24"/>
+          <w:u w:val="single"/>
+        </w:rPr>
+        <w:t xml:space="preserve">　</w:t>
+      </w:r>
+      <w:r>
+        <w:rPr>
+          <w:rFonts w:asciiTheme="majorEastAsia" w:eastAsiaTheme="majorEastAsia" w:hAnsiTheme="majorEastAsia"/>
+          <w:sz w:val="24"/>
+          <w:szCs w:val="24"/>
+          <w:u w:val="single"/>
+        </w:rPr>
         <w:t>[[</w:t>
       </w:r>
-      <w:proofErr w:type="spellStart"/>
-      <w:r>
-        <w:rPr>
-          <w:rFonts w:asciiTheme="majorEastAsia" w:eastAsiaTheme="majorEastAsia" w:hAnsiTheme="majorEastAsia"/>
-          <w:sz w:val="24"/>
-          <w:szCs w:val="24"/>
-        </w:rPr>
-        <w:t>procedure_type</w:t>
-      </w:r>
-      <w:proofErr w:type="spellEnd"/>
-      <w:r>
-        <w:rPr>
-          <w:rFonts w:asciiTheme="majorEastAsia" w:eastAsiaTheme="majorEastAsia" w:hAnsiTheme="majorEastAsia"/>
-          <w:sz w:val="24"/>
-          <w:szCs w:val="24"/>
-        </w:rPr>
-        <w:t>]]</w:t>
-      </w:r>
-      <w:r>
-        <w:rPr>
-          <w:rFonts w:asciiTheme="majorEastAsia" w:eastAsiaTheme="majorEastAsia" w:hAnsiTheme="majorEastAsia" w:hint="eastAsia"/>
-          <w:sz w:val="24"/>
-          <w:szCs w:val="24"/>
-        </w:rPr>
-        <w:t xml:space="preserve">名：　</w:t>
-      </w:r>
-      <w:r>
-        <w:rPr>
-          <w:rFonts w:asciiTheme="majorEastAsia" w:eastAsiaTheme="majorEastAsia" w:hAnsiTheme="majorEastAsia" w:hint="eastAsia"/>
+      <w:r>
+        <w:rPr>
+          <w:rFonts w:asciiTheme="majorEastAsia" w:eastAsiaTheme="majorEastAsia" w:hAnsiTheme="majorEastAsia"/>
           <w:sz w:val="24"/>
           <w:szCs w:val="24"/>
           <w:u w:val="single"/>
         </w:rPr>
-        <w:t xml:space="preserve">　</w:t>
-      </w:r>
-      <w:r>
-        <w:rPr>
-          <w:rFonts w:asciiTheme="majorEastAsia" w:eastAsiaTheme="majorEastAsia" w:hAnsiTheme="majorEastAsia"/>
-          <w:sz w:val="24"/>
-          <w:szCs w:val="24"/>
-          <w:u w:val="single"/>
-        </w:rPr>
-        <w:t>[[</w:t>
-      </w:r>
-      <w:proofErr w:type="spellStart"/>
-      <w:r>
-        <w:rPr>
-          <w:rFonts w:asciiTheme="majorEastAsia" w:eastAsiaTheme="majorEastAsia" w:hAnsiTheme="majorEastAsia"/>
-          <w:sz w:val="24"/>
-          <w:szCs w:val="24"/>
-          <w:u w:val="single"/>
-        </w:rPr>
         <w:t>procedure_name</w:t>
       </w:r>
-      <w:proofErr w:type="spellEnd"/>
       <w:r>
         <w:rPr>
           <w:rFonts w:asciiTheme="majorEastAsia" w:eastAsiaTheme="majorEastAsia" w:hAnsiTheme="majorEastAsia"/>
@@ -1182,7 +1142,6 @@
         </w:rPr>
         <w:t>[[</w:t>
       </w:r>
-      <w:proofErr w:type="spellStart"/>
       <w:r>
         <w:rPr>
           <w:rFonts w:asciiTheme="majorEastAsia" w:eastAsiaTheme="majorEastAsia" w:hAnsiTheme="majorEastAsia"/>
@@ -1192,7 +1151,6 @@
         </w:rPr>
         <w:t>expected_duration</w:t>
       </w:r>
-      <w:proofErr w:type="spellEnd"/>
       <w:r>
         <w:rPr>
           <w:rFonts w:asciiTheme="majorEastAsia" w:eastAsiaTheme="majorEastAsia" w:hAnsiTheme="majorEastAsia"/>
@@ -1319,7 +1277,6 @@
         </w:rPr>
         <w:t>[[</w:t>
       </w:r>
-      <w:proofErr w:type="spellStart"/>
       <w:r>
         <w:rPr>
           <w:rFonts w:asciiTheme="majorEastAsia" w:eastAsiaTheme="majorEastAsia" w:hAnsiTheme="majorEastAsia"/>
@@ -1328,7 +1285,6 @@
         </w:rPr>
         <w:t>detailed_explanation_of_procedure</w:t>
       </w:r>
-      <w:proofErr w:type="spellEnd"/>
       <w:r>
         <w:rPr>
           <w:rFonts w:asciiTheme="majorEastAsia" w:eastAsiaTheme="majorEastAsia" w:hAnsiTheme="majorEastAsia"/>
@@ -1366,21 +1322,43 @@
           <w:sz w:val="24"/>
           <w:szCs w:val="24"/>
         </w:rPr>
+        <w:t>[[procedure_type]]</w:t>
+      </w:r>
+      <w:r>
+        <w:rPr>
+          <w:rFonts w:asciiTheme="majorEastAsia" w:eastAsiaTheme="majorEastAsia" w:hAnsiTheme="majorEastAsia" w:hint="eastAsia"/>
+          <w:sz w:val="24"/>
+          <w:szCs w:val="24"/>
+        </w:rPr>
+        <w:t>後ICU管理の可能性：</w:t>
+      </w:r>
+      <w:r>
+        <w:rPr>
+          <w:rFonts w:asciiTheme="majorEastAsia" w:eastAsiaTheme="majorEastAsia" w:hAnsiTheme="majorEastAsia" w:hint="eastAsia"/>
+          <w:sz w:val="24"/>
+          <w:szCs w:val="24"/>
+        </w:rPr>
+        <w:tab/>
+      </w:r>
+      <w:r>
+        <w:rPr>
+          <w:rFonts w:asciiTheme="majorEastAsia" w:eastAsiaTheme="majorEastAsia" w:hAnsiTheme="majorEastAsia"/>
+          <w:sz w:val="24"/>
+          <w:szCs w:val="24"/>
+        </w:rPr>
         <w:t>[[</w:t>
       </w:r>
-      <w:proofErr w:type="spellStart"/>
-      <w:r>
-        <w:rPr>
-          <w:rFonts w:asciiTheme="majorEastAsia" w:eastAsiaTheme="majorEastAsia" w:hAnsiTheme="majorEastAsia" w:hint="eastAsia"/>
-          <w:sz w:val="24"/>
-          <w:szCs w:val="24"/>
-        </w:rPr>
-        <w:t>procedure_type</w:t>
-      </w:r>
-      <w:proofErr w:type="spellEnd"/>
-      <w:r>
-        <w:rPr>
-          <w:rFonts w:asciiTheme="majorEastAsia" w:eastAsiaTheme="majorEastAsia" w:hAnsiTheme="majorEastAsia" w:hint="eastAsia"/>
+      <w:r>
+        <w:rPr>
+          <w:rFonts w:asciiTheme="majorEastAsia" w:eastAsiaTheme="majorEastAsia" w:hAnsiTheme="majorEastAsia"/>
+          <w:sz w:val="24"/>
+          <w:szCs w:val="24"/>
+        </w:rPr>
+        <w:t>icu_yes</w:t>
+      </w:r>
+      <w:r>
+        <w:rPr>
+          <w:rFonts w:asciiTheme="majorEastAsia" w:eastAsiaTheme="majorEastAsia" w:hAnsiTheme="majorEastAsia"/>
           <w:sz w:val="24"/>
           <w:szCs w:val="24"/>
         </w:rPr>
@@ -1392,15 +1370,15 @@
           <w:sz w:val="24"/>
           <w:szCs w:val="24"/>
         </w:rPr>
-        <w:t>後ICU管理の可能性：</w:t>
-      </w:r>
-      <w:r>
-        <w:rPr>
-          <w:rFonts w:asciiTheme="majorEastAsia" w:eastAsiaTheme="majorEastAsia" w:hAnsiTheme="majorEastAsia" w:hint="eastAsia"/>
-          <w:sz w:val="24"/>
-          <w:szCs w:val="24"/>
-        </w:rPr>
-        <w:tab/>
+        <w:t xml:space="preserve"> </w:t>
+      </w:r>
+      <w:r>
+        <w:rPr>
+          <w:rFonts w:asciiTheme="majorEastAsia" w:eastAsiaTheme="majorEastAsia" w:hAnsiTheme="majorEastAsia" w:hint="eastAsia"/>
+          <w:sz w:val="24"/>
+          <w:szCs w:val="24"/>
+        </w:rPr>
+        <w:t xml:space="preserve">あり ／ </w:t>
       </w:r>
       <w:r>
         <w:rPr>
@@ -1410,49 +1388,6 @@
         </w:rPr>
         <w:t>[[</w:t>
       </w:r>
-      <w:proofErr w:type="spellStart"/>
-      <w:r>
-        <w:rPr>
-          <w:rFonts w:asciiTheme="majorEastAsia" w:eastAsiaTheme="majorEastAsia" w:hAnsiTheme="majorEastAsia"/>
-          <w:sz w:val="24"/>
-          <w:szCs w:val="24"/>
-        </w:rPr>
-        <w:t>icu_yes</w:t>
-      </w:r>
-      <w:proofErr w:type="spellEnd"/>
-      <w:r>
-        <w:rPr>
-          <w:rFonts w:asciiTheme="majorEastAsia" w:eastAsiaTheme="majorEastAsia" w:hAnsiTheme="majorEastAsia"/>
-          <w:sz w:val="24"/>
-          <w:szCs w:val="24"/>
-        </w:rPr>
-        <w:t>]]</w:t>
-      </w:r>
-      <w:r>
-        <w:rPr>
-          <w:rFonts w:asciiTheme="majorEastAsia" w:eastAsiaTheme="majorEastAsia" w:hAnsiTheme="majorEastAsia" w:hint="eastAsia"/>
-          <w:sz w:val="24"/>
-          <w:szCs w:val="24"/>
-        </w:rPr>
-        <w:t xml:space="preserve"> </w:t>
-      </w:r>
-      <w:r>
-        <w:rPr>
-          <w:rFonts w:asciiTheme="majorEastAsia" w:eastAsiaTheme="majorEastAsia" w:hAnsiTheme="majorEastAsia" w:hint="eastAsia"/>
-          <w:sz w:val="24"/>
-          <w:szCs w:val="24"/>
-        </w:rPr>
-        <w:t xml:space="preserve">あり ／ </w:t>
-      </w:r>
-      <w:r>
-        <w:rPr>
-          <w:rFonts w:asciiTheme="majorEastAsia" w:eastAsiaTheme="majorEastAsia" w:hAnsiTheme="majorEastAsia"/>
-          <w:sz w:val="24"/>
-          <w:szCs w:val="24"/>
-        </w:rPr>
-        <w:t>[[</w:t>
-      </w:r>
-      <w:proofErr w:type="spellStart"/>
       <w:r>
         <w:rPr>
           <w:rFonts w:asciiTheme="majorEastAsia" w:eastAsiaTheme="majorEastAsia" w:hAnsiTheme="majorEastAsia"/>
@@ -1461,7 +1396,6 @@
         </w:rPr>
         <w:t>icu_no</w:t>
       </w:r>
-      <w:proofErr w:type="spellEnd"/>
       <w:r>
         <w:rPr>
           <w:rFonts w:asciiTheme="majorEastAsia" w:eastAsiaTheme="majorEastAsia" w:hAnsiTheme="majorEastAsia"/>
@@ -1497,7 +1431,6 @@
         </w:rPr>
         <w:t>[[</w:t>
       </w:r>
-      <w:proofErr w:type="spellStart"/>
       <w:r>
         <w:rPr>
           <w:rFonts w:asciiTheme="majorEastAsia" w:eastAsiaTheme="majorEastAsia" w:hAnsiTheme="majorEastAsia" w:hint="eastAsia"/>
@@ -1506,7 +1439,6 @@
         </w:rPr>
         <w:t>icu_possibility</w:t>
       </w:r>
-      <w:proofErr w:type="spellEnd"/>
       <w:r>
         <w:rPr>
           <w:rFonts w:asciiTheme="majorEastAsia" w:eastAsiaTheme="majorEastAsia" w:hAnsiTheme="majorEastAsia"/>
@@ -1654,7 +1586,6 @@
         </w:rPr>
         <w:t>[[</w:t>
       </w:r>
-      <w:proofErr w:type="spellStart"/>
       <w:r>
         <w:rPr>
           <w:rFonts w:asciiTheme="majorEastAsia" w:eastAsiaTheme="majorEastAsia" w:hAnsiTheme="majorEastAsia"/>
@@ -1663,7 +1594,6 @@
         </w:rPr>
         <w:t>anesthesia_local</w:t>
       </w:r>
-      <w:proofErr w:type="spellEnd"/>
       <w:r>
         <w:rPr>
           <w:rFonts w:asciiTheme="majorEastAsia" w:eastAsiaTheme="majorEastAsia" w:hAnsiTheme="majorEastAsia"/>
@@ -1715,7 +1645,6 @@
         </w:rPr>
         <w:t>[[</w:t>
       </w:r>
-      <w:proofErr w:type="spellStart"/>
       <w:r>
         <w:rPr>
           <w:rFonts w:asciiTheme="majorEastAsia" w:eastAsiaTheme="majorEastAsia" w:hAnsiTheme="majorEastAsia"/>
@@ -1724,7 +1653,6 @@
         </w:rPr>
         <w:t>anesthesia_nerve_block</w:t>
       </w:r>
-      <w:proofErr w:type="spellEnd"/>
       <w:r>
         <w:rPr>
           <w:rFonts w:asciiTheme="majorEastAsia" w:eastAsiaTheme="majorEastAsia" w:hAnsiTheme="majorEastAsia"/>
@@ -1768,7 +1696,6 @@
         </w:rPr>
         <w:t>[[</w:t>
       </w:r>
-      <w:proofErr w:type="spellStart"/>
       <w:r>
         <w:rPr>
           <w:rFonts w:asciiTheme="majorEastAsia" w:eastAsiaTheme="majorEastAsia" w:hAnsiTheme="majorEastAsia"/>
@@ -1777,7 +1704,6 @@
         </w:rPr>
         <w:t>anesthesia_others</w:t>
       </w:r>
-      <w:proofErr w:type="spellEnd"/>
       <w:r>
         <w:rPr>
           <w:rFonts w:asciiTheme="majorEastAsia" w:eastAsiaTheme="majorEastAsia" w:hAnsiTheme="majorEastAsia"/>
@@ -1888,7 +1814,6 @@
         </w:rPr>
         <w:t>[[</w:t>
       </w:r>
-      <w:proofErr w:type="spellStart"/>
       <w:r>
         <w:rPr>
           <w:rFonts w:asciiTheme="majorEastAsia" w:eastAsiaTheme="majorEastAsia" w:hAnsiTheme="majorEastAsia"/>
@@ -1905,7 +1830,6 @@
         </w:rPr>
         <w:t>_yes</w:t>
       </w:r>
-      <w:proofErr w:type="spellEnd"/>
       <w:r>
         <w:rPr>
           <w:rFonts w:asciiTheme="majorEastAsia" w:eastAsiaTheme="majorEastAsia" w:hAnsiTheme="majorEastAsia"/>
@@ -1986,7 +1910,6 @@
         </w:rPr>
         <w:t>[[</w:t>
       </w:r>
-      <w:proofErr w:type="spellStart"/>
       <w:r>
         <w:rPr>
           <w:rFonts w:asciiTheme="majorEastAsia" w:eastAsiaTheme="majorEastAsia" w:hAnsiTheme="majorEastAsia"/>
@@ -2003,7 +1926,6 @@
         </w:rPr>
         <w:t>_no</w:t>
       </w:r>
-      <w:proofErr w:type="spellEnd"/>
       <w:r>
         <w:rPr>
           <w:rFonts w:asciiTheme="majorEastAsia" w:eastAsiaTheme="majorEastAsia" w:hAnsiTheme="majorEastAsia"/>
@@ -2039,7 +1961,6 @@
         </w:rPr>
         <w:t>[[</w:t>
       </w:r>
-      <w:proofErr w:type="spellStart"/>
       <w:r>
         <w:rPr>
           <w:rFonts w:asciiTheme="majorEastAsia" w:eastAsiaTheme="majorEastAsia" w:hAnsiTheme="majorEastAsia"/>
@@ -2056,7 +1977,6 @@
         </w:rPr>
         <w:t>_possibility</w:t>
       </w:r>
-      <w:proofErr w:type="spellEnd"/>
       <w:r>
         <w:rPr>
           <w:rFonts w:asciiTheme="majorEastAsia" w:eastAsiaTheme="majorEastAsia" w:hAnsiTheme="majorEastAsia"/>
@@ -2135,7 +2055,6 @@
         </w:rPr>
         <w:t>[[</w:t>
       </w:r>
-      <w:proofErr w:type="spellStart"/>
       <w:r>
         <w:rPr>
           <w:rFonts w:asciiTheme="majorEastAsia" w:eastAsiaTheme="majorEastAsia" w:hAnsiTheme="majorEastAsia"/>
@@ -2144,7 +2063,6 @@
         </w:rPr>
         <w:t>anticipated_complications</w:t>
       </w:r>
-      <w:proofErr w:type="spellEnd"/>
       <w:r>
         <w:rPr>
           <w:rFonts w:asciiTheme="majorEastAsia" w:eastAsiaTheme="majorEastAsia" w:hAnsiTheme="majorEastAsia"/>
@@ -2211,25 +2129,7 @@
           <w:sz w:val="24"/>
           <w:szCs w:val="24"/>
         </w:rPr>
-        <w:t>[[</w:t>
-      </w:r>
-      <w:proofErr w:type="spellStart"/>
-      <w:r>
-        <w:rPr>
-          <w:rFonts w:asciiTheme="majorEastAsia" w:eastAsiaTheme="majorEastAsia" w:hAnsiTheme="majorEastAsia" w:hint="eastAsia"/>
-          <w:sz w:val="24"/>
-          <w:szCs w:val="24"/>
-        </w:rPr>
-        <w:t>procedure_type</w:t>
-      </w:r>
-      <w:proofErr w:type="spellEnd"/>
-      <w:r>
-        <w:rPr>
-          <w:rFonts w:asciiTheme="majorEastAsia" w:eastAsiaTheme="majorEastAsia" w:hAnsiTheme="majorEastAsia" w:hint="eastAsia"/>
-          <w:sz w:val="24"/>
-          <w:szCs w:val="24"/>
-        </w:rPr>
-        <w:t>]]</w:t>
+        <w:t>[[procedure_type]]</w:t>
       </w:r>
       <w:r>
         <w:rPr>
@@ -2258,7 +2158,6 @@
         </w:rPr>
         <w:t>[[</w:t>
       </w:r>
-      <w:proofErr w:type="spellStart"/>
       <w:r>
         <w:rPr>
           <w:rFonts w:asciiTheme="majorEastAsia" w:eastAsiaTheme="majorEastAsia" w:hAnsiTheme="majorEastAsia"/>
@@ -2267,7 +2166,6 @@
         </w:rPr>
         <w:t>alternative_measures_or_anticipated_risk_without_procedure</w:t>
       </w:r>
-      <w:proofErr w:type="spellEnd"/>
       <w:r>
         <w:rPr>
           <w:rFonts w:asciiTheme="majorEastAsia" w:eastAsiaTheme="majorEastAsia" w:hAnsiTheme="majorEastAsia"/>
@@ -2335,25 +2233,7 @@
           <w:sz w:val="24"/>
           <w:szCs w:val="24"/>
         </w:rPr>
-        <w:t>[[</w:t>
-      </w:r>
-      <w:proofErr w:type="spellStart"/>
-      <w:r>
-        <w:rPr>
-          <w:rFonts w:asciiTheme="majorEastAsia" w:eastAsiaTheme="majorEastAsia" w:hAnsiTheme="majorEastAsia" w:hint="eastAsia"/>
-          <w:sz w:val="24"/>
-          <w:szCs w:val="24"/>
-        </w:rPr>
-        <w:t>procedure_type</w:t>
-      </w:r>
-      <w:proofErr w:type="spellEnd"/>
-      <w:r>
-        <w:rPr>
-          <w:rFonts w:asciiTheme="majorEastAsia" w:eastAsiaTheme="majorEastAsia" w:hAnsiTheme="majorEastAsia" w:hint="eastAsia"/>
-          <w:sz w:val="24"/>
-          <w:szCs w:val="24"/>
-        </w:rPr>
-        <w:t>]]</w:t>
+        <w:t>[[procedure_type]]</w:t>
       </w:r>
       <w:r>
         <w:rPr>
@@ -2382,7 +2262,6 @@
         </w:rPr>
         <w:t>[[</w:t>
       </w:r>
-      <w:proofErr w:type="spellStart"/>
       <w:r>
         <w:rPr>
           <w:rFonts w:asciiTheme="majorEastAsia" w:eastAsiaTheme="majorEastAsia" w:hAnsiTheme="majorEastAsia"/>
@@ -2391,7 +2270,6 @@
         </w:rPr>
         <w:t>advance_notice</w:t>
       </w:r>
-      <w:proofErr w:type="spellEnd"/>
       <w:r>
         <w:rPr>
           <w:rFonts w:asciiTheme="majorEastAsia" w:eastAsiaTheme="majorEastAsia" w:hAnsiTheme="majorEastAsia"/>
@@ -2467,25 +2345,7 @@
           <w:sz w:val="24"/>
           <w:szCs w:val="24"/>
         </w:rPr>
-        <w:t>[[</w:t>
-      </w:r>
-      <w:proofErr w:type="spellStart"/>
-      <w:r>
-        <w:rPr>
-          <w:rFonts w:asciiTheme="majorEastAsia" w:eastAsiaTheme="majorEastAsia" w:hAnsiTheme="majorEastAsia" w:hint="eastAsia"/>
-          <w:sz w:val="24"/>
-          <w:szCs w:val="24"/>
-        </w:rPr>
-        <w:t>procedure_type</w:t>
-      </w:r>
-      <w:proofErr w:type="spellEnd"/>
-      <w:r>
-        <w:rPr>
-          <w:rFonts w:asciiTheme="majorEastAsia" w:eastAsiaTheme="majorEastAsia" w:hAnsiTheme="majorEastAsia" w:hint="eastAsia"/>
-          <w:sz w:val="24"/>
-          <w:szCs w:val="24"/>
-        </w:rPr>
-        <w:t>]]</w:t>
+        <w:t>[[procedure_type]]</w:t>
       </w:r>
       <w:r>
         <w:rPr>
@@ -2530,7 +2390,6 @@
         </w:rPr>
         <w:t>[[</w:t>
       </w:r>
-      <w:proofErr w:type="spellStart"/>
       <w:r>
         <w:rPr>
           <w:rFonts w:asciiTheme="majorEastAsia" w:eastAsiaTheme="majorEastAsia" w:hAnsiTheme="majorEastAsia"/>
@@ -2539,7 +2398,6 @@
         </w:rPr>
         <w:t>possible_modifications</w:t>
       </w:r>
-      <w:proofErr w:type="spellEnd"/>
       <w:r>
         <w:rPr>
           <w:rFonts w:asciiTheme="majorEastAsia" w:eastAsiaTheme="majorEastAsia" w:hAnsiTheme="majorEastAsia"/>
@@ -2615,25 +2473,7 @@
           <w:sz w:val="24"/>
           <w:szCs w:val="24"/>
         </w:rPr>
-        <w:t>[[</w:t>
-      </w:r>
-      <w:proofErr w:type="spellStart"/>
-      <w:r>
-        <w:rPr>
-          <w:rFonts w:asciiTheme="majorEastAsia" w:eastAsiaTheme="majorEastAsia" w:hAnsiTheme="majorEastAsia" w:hint="eastAsia"/>
-          <w:sz w:val="24"/>
-          <w:szCs w:val="24"/>
-        </w:rPr>
-        <w:t>procedure_type</w:t>
-      </w:r>
-      <w:proofErr w:type="spellEnd"/>
-      <w:r>
-        <w:rPr>
-          <w:rFonts w:asciiTheme="majorEastAsia" w:eastAsiaTheme="majorEastAsia" w:hAnsiTheme="majorEastAsia" w:hint="eastAsia"/>
-          <w:sz w:val="24"/>
-          <w:szCs w:val="24"/>
-        </w:rPr>
-        <w:t>]]</w:t>
+        <w:t>[[procedure_type]]</w:t>
       </w:r>
       <w:r>
         <w:rPr>
@@ -2662,7 +2502,6 @@
         </w:rPr>
         <w:t>[[</w:t>
       </w:r>
-      <w:proofErr w:type="spellStart"/>
       <w:r>
         <w:rPr>
           <w:rFonts w:asciiTheme="majorEastAsia" w:eastAsiaTheme="majorEastAsia" w:hAnsiTheme="majorEastAsia"/>
@@ -2671,7 +2510,6 @@
         </w:rPr>
         <w:t>post_procedure_caution</w:t>
       </w:r>
-      <w:proofErr w:type="spellEnd"/>
       <w:r>
         <w:rPr>
           <w:rFonts w:asciiTheme="majorEastAsia" w:eastAsiaTheme="majorEastAsia" w:hAnsiTheme="majorEastAsia"/>
@@ -2747,71 +2585,51 @@
           <w:sz w:val="24"/>
           <w:szCs w:val="24"/>
         </w:rPr>
+        <w:t>[[procedure_type]]</w:t>
+      </w:r>
+      <w:r>
+        <w:rPr>
+          <w:rFonts w:asciiTheme="majorEastAsia" w:eastAsiaTheme="majorEastAsia" w:hAnsiTheme="majorEastAsia" w:hint="eastAsia"/>
+          <w:sz w:val="24"/>
+          <w:szCs w:val="24"/>
+        </w:rPr>
+        <w:t>後予定入院期間：</w:t>
+      </w:r>
+      <w:r>
+        <w:rPr>
+          <w:rFonts w:asciiTheme="majorEastAsia" w:eastAsiaTheme="majorEastAsia" w:hAnsiTheme="majorEastAsia" w:hint="eastAsia"/>
+          <w:sz w:val="24"/>
+          <w:szCs w:val="24"/>
+        </w:rPr>
+        <w:t xml:space="preserve">　</w:t>
+      </w:r>
+      <w:r>
+        <w:rPr>
+          <w:rFonts w:asciiTheme="majorEastAsia" w:eastAsiaTheme="majorEastAsia" w:hAnsiTheme="majorEastAsia" w:hint="eastAsia"/>
+          <w:sz w:val="24"/>
+          <w:szCs w:val="24"/>
+          <w:u w:val="single"/>
+        </w:rPr>
+        <w:t xml:space="preserve"> </w:t>
+      </w:r>
+      <w:r>
+        <w:rPr>
+          <w:rFonts w:asciiTheme="majorEastAsia" w:eastAsiaTheme="majorEastAsia" w:hAnsiTheme="majorEastAsia"/>
+          <w:sz w:val="24"/>
+          <w:szCs w:val="24"/>
+          <w:u w:val="single"/>
+        </w:rPr>
         <w:t>[[</w:t>
       </w:r>
-      <w:proofErr w:type="spellStart"/>
-      <w:r>
-        <w:rPr>
-          <w:rFonts w:asciiTheme="majorEastAsia" w:eastAsiaTheme="majorEastAsia" w:hAnsiTheme="majorEastAsia" w:hint="eastAsia"/>
-          <w:sz w:val="24"/>
-          <w:szCs w:val="24"/>
-        </w:rPr>
-        <w:t>procedure_type</w:t>
-      </w:r>
-      <w:proofErr w:type="spellEnd"/>
-      <w:r>
-        <w:rPr>
-          <w:rFonts w:asciiTheme="majorEastAsia" w:eastAsiaTheme="majorEastAsia" w:hAnsiTheme="majorEastAsia" w:hint="eastAsia"/>
-          <w:sz w:val="24"/>
-          <w:szCs w:val="24"/>
-        </w:rPr>
-        <w:t>]]</w:t>
-      </w:r>
-      <w:r>
-        <w:rPr>
-          <w:rFonts w:asciiTheme="majorEastAsia" w:eastAsiaTheme="majorEastAsia" w:hAnsiTheme="majorEastAsia" w:hint="eastAsia"/>
-          <w:sz w:val="24"/>
-          <w:szCs w:val="24"/>
-        </w:rPr>
-        <w:t>後予定入院期間：</w:t>
-      </w:r>
-      <w:r>
-        <w:rPr>
-          <w:rFonts w:asciiTheme="majorEastAsia" w:eastAsiaTheme="majorEastAsia" w:hAnsiTheme="majorEastAsia" w:hint="eastAsia"/>
-          <w:sz w:val="24"/>
-          <w:szCs w:val="24"/>
-        </w:rPr>
-        <w:t xml:space="preserve">　</w:t>
-      </w:r>
-      <w:r>
-        <w:rPr>
-          <w:rFonts w:asciiTheme="majorEastAsia" w:eastAsiaTheme="majorEastAsia" w:hAnsiTheme="majorEastAsia" w:hint="eastAsia"/>
+      <w:r>
+        <w:rPr>
+          <w:rFonts w:asciiTheme="majorEastAsia" w:eastAsiaTheme="majorEastAsia" w:hAnsiTheme="majorEastAsia"/>
           <w:sz w:val="24"/>
           <w:szCs w:val="24"/>
           <w:u w:val="single"/>
         </w:rPr>
-        <w:t xml:space="preserve"> </w:t>
-      </w:r>
-      <w:r>
-        <w:rPr>
-          <w:rFonts w:asciiTheme="majorEastAsia" w:eastAsiaTheme="majorEastAsia" w:hAnsiTheme="majorEastAsia"/>
-          <w:sz w:val="24"/>
-          <w:szCs w:val="24"/>
-          <w:u w:val="single"/>
-        </w:rPr>
-        <w:t>[[</w:t>
-      </w:r>
-      <w:proofErr w:type="spellStart"/>
-      <w:r>
-        <w:rPr>
-          <w:rFonts w:asciiTheme="majorEastAsia" w:eastAsiaTheme="majorEastAsia" w:hAnsiTheme="majorEastAsia"/>
-          <w:sz w:val="24"/>
-          <w:szCs w:val="24"/>
-          <w:u w:val="single"/>
-        </w:rPr>
         <w:t>expected_hospitalization_days</w:t>
       </w:r>
-      <w:proofErr w:type="spellEnd"/>
       <w:r>
         <w:rPr>
           <w:rFonts w:asciiTheme="majorEastAsia" w:eastAsiaTheme="majorEastAsia" w:hAnsiTheme="majorEastAsia"/>
@@ -2918,7 +2736,6 @@
         </w:rPr>
         <w:t>[[</w:t>
       </w:r>
-      <w:proofErr w:type="spellStart"/>
       <w:r>
         <w:rPr>
           <w:rFonts w:asciiTheme="majorEastAsia" w:eastAsiaTheme="majorEastAsia" w:hAnsiTheme="majorEastAsia"/>
@@ -2927,7 +2744,6 @@
         </w:rPr>
         <w:t>other_explanation_allergy_etc</w:t>
       </w:r>
-      <w:proofErr w:type="spellEnd"/>
       <w:r>
         <w:rPr>
           <w:rFonts w:asciiTheme="majorEastAsia" w:eastAsiaTheme="majorEastAsia" w:hAnsiTheme="majorEastAsia"/>
@@ -3011,25 +2827,7 @@
           <w:sz w:val="24"/>
           <w:szCs w:val="24"/>
         </w:rPr>
-        <w:t>[[</w:t>
-      </w:r>
-      <w:proofErr w:type="spellStart"/>
-      <w:r>
-        <w:rPr>
-          <w:rFonts w:asciiTheme="majorEastAsia" w:eastAsiaTheme="majorEastAsia" w:hAnsiTheme="majorEastAsia" w:hint="eastAsia"/>
-          <w:sz w:val="24"/>
-          <w:szCs w:val="24"/>
-        </w:rPr>
-        <w:t>procedure_type</w:t>
-      </w:r>
-      <w:proofErr w:type="spellEnd"/>
-      <w:r>
-        <w:rPr>
-          <w:rFonts w:asciiTheme="majorEastAsia" w:eastAsiaTheme="majorEastAsia" w:hAnsiTheme="majorEastAsia" w:hint="eastAsia"/>
-          <w:sz w:val="24"/>
-          <w:szCs w:val="24"/>
-        </w:rPr>
-        <w:t>]]</w:t>
+        <w:t>[[procedure_type]]</w:t>
       </w:r>
       <w:r>
         <w:rPr>
@@ -3045,25 +2843,7 @@
           <w:sz w:val="24"/>
           <w:szCs w:val="24"/>
         </w:rPr>
-        <w:t>[[</w:t>
-      </w:r>
-      <w:proofErr w:type="spellStart"/>
-      <w:r>
-        <w:rPr>
-          <w:rFonts w:asciiTheme="majorEastAsia" w:eastAsiaTheme="majorEastAsia" w:hAnsiTheme="majorEastAsia" w:hint="eastAsia"/>
-          <w:sz w:val="24"/>
-          <w:szCs w:val="24"/>
-        </w:rPr>
-        <w:t>procedure_type</w:t>
-      </w:r>
-      <w:proofErr w:type="spellEnd"/>
-      <w:r>
-        <w:rPr>
-          <w:rFonts w:asciiTheme="majorEastAsia" w:eastAsiaTheme="majorEastAsia" w:hAnsiTheme="majorEastAsia" w:hint="eastAsia"/>
-          <w:sz w:val="24"/>
-          <w:szCs w:val="24"/>
-        </w:rPr>
-        <w:t>]]</w:t>
+        <w:t>[[procedure_type]]</w:t>
       </w:r>
       <w:r>
         <w:rPr>
@@ -3172,25 +2952,7 @@
           <w:sz w:val="24"/>
           <w:szCs w:val="24"/>
         </w:rPr>
-        <w:t>[[</w:t>
-      </w:r>
-      <w:proofErr w:type="spellStart"/>
-      <w:r>
-        <w:rPr>
-          <w:rFonts w:asciiTheme="majorEastAsia" w:eastAsiaTheme="majorEastAsia" w:hAnsiTheme="majorEastAsia" w:hint="eastAsia"/>
-          <w:sz w:val="24"/>
-          <w:szCs w:val="24"/>
-        </w:rPr>
-        <w:t>procedure_type</w:t>
-      </w:r>
-      <w:proofErr w:type="spellEnd"/>
-      <w:r>
-        <w:rPr>
-          <w:rFonts w:asciiTheme="majorEastAsia" w:eastAsiaTheme="majorEastAsia" w:hAnsiTheme="majorEastAsia" w:hint="eastAsia"/>
-          <w:sz w:val="24"/>
-          <w:szCs w:val="24"/>
-        </w:rPr>
-        <w:t>]]</w:t>
+        <w:t>[[procedure_type]]</w:t>
       </w:r>
       <w:r>
         <w:rPr>
@@ -3206,25 +2968,7 @@
           <w:sz w:val="24"/>
           <w:szCs w:val="24"/>
         </w:rPr>
-        <w:t>[[</w:t>
-      </w:r>
-      <w:proofErr w:type="spellStart"/>
-      <w:r>
-        <w:rPr>
-          <w:rFonts w:asciiTheme="majorEastAsia" w:eastAsiaTheme="majorEastAsia" w:hAnsiTheme="majorEastAsia" w:hint="eastAsia"/>
-          <w:sz w:val="24"/>
-          <w:szCs w:val="24"/>
-        </w:rPr>
-        <w:t>procedure_type</w:t>
-      </w:r>
-      <w:proofErr w:type="spellEnd"/>
-      <w:r>
-        <w:rPr>
-          <w:rFonts w:asciiTheme="majorEastAsia" w:eastAsiaTheme="majorEastAsia" w:hAnsiTheme="majorEastAsia" w:hint="eastAsia"/>
-          <w:sz w:val="24"/>
-          <w:szCs w:val="24"/>
-        </w:rPr>
-        <w:t>]]</w:t>
+        <w:t>[[procedure_type]]</w:t>
       </w:r>
       <w:r>
         <w:rPr>
@@ -3471,29 +3215,27 @@
               <w:rPr>
                 <w:rFonts w:asciiTheme="majorEastAsia" w:eastAsiaTheme="majorEastAsia" w:hAnsiTheme="majorEastAsia"/>
                 <w:b/>
-                <w:sz w:val="32"/>
-                <w:szCs w:val="32"/>
+                <w:sz w:val="28"/>
+                <w:szCs w:val="28"/>
               </w:rPr>
               <w:lastRenderedPageBreak/>
               <w:t>[[</w:t>
             </w:r>
-            <w:proofErr w:type="spellStart"/>
             <w:r>
               <w:rPr>
                 <w:rFonts w:asciiTheme="majorEastAsia" w:eastAsiaTheme="majorEastAsia" w:hAnsiTheme="majorEastAsia"/>
                 <w:b/>
-                <w:sz w:val="32"/>
-                <w:szCs w:val="32"/>
+                <w:sz w:val="28"/>
+                <w:szCs w:val="28"/>
               </w:rPr>
               <w:t>procedure_name</w:t>
             </w:r>
-            <w:proofErr w:type="spellEnd"/>
             <w:r>
               <w:rPr>
                 <w:rFonts w:asciiTheme="majorEastAsia" w:eastAsiaTheme="majorEastAsia" w:hAnsiTheme="majorEastAsia"/>
                 <w:b/>
-                <w:sz w:val="32"/>
-                <w:szCs w:val="32"/>
+                <w:sz w:val="28"/>
+                <w:szCs w:val="28"/>
               </w:rPr>
               <w:t>]]</w:t>
             </w:r>
@@ -3501,8 +3243,8 @@
               <w:rPr>
                 <w:rFonts w:asciiTheme="majorEastAsia" w:eastAsiaTheme="majorEastAsia" w:hAnsiTheme="majorEastAsia" w:hint="eastAsia"/>
                 <w:b/>
-                <w:sz w:val="32"/>
-                <w:szCs w:val="32"/>
+                <w:sz w:val="28"/>
+                <w:szCs w:val="28"/>
               </w:rPr>
               <w:t xml:space="preserve"> </w:t>
             </w:r>
@@ -3510,8 +3252,8 @@
               <w:rPr>
                 <w:rFonts w:asciiTheme="majorEastAsia" w:eastAsiaTheme="majorEastAsia" w:hAnsiTheme="majorEastAsia" w:hint="eastAsia"/>
                 <w:b/>
-                <w:sz w:val="32"/>
-                <w:szCs w:val="32"/>
+                <w:sz w:val="28"/>
+                <w:szCs w:val="28"/>
               </w:rPr>
               <w:t>に関する</w:t>
             </w:r>
@@ -3519,8 +3261,8 @@
               <w:rPr>
                 <w:rFonts w:asciiTheme="majorEastAsia" w:eastAsiaTheme="majorEastAsia" w:hAnsiTheme="majorEastAsia" w:hint="eastAsia"/>
                 <w:b/>
-                <w:sz w:val="32"/>
-                <w:szCs w:val="32"/>
+                <w:sz w:val="28"/>
+                <w:szCs w:val="28"/>
               </w:rPr>
               <w:t xml:space="preserve"> </w:t>
             </w:r>
@@ -3528,8 +3270,8 @@
               <w:rPr>
                 <w:rFonts w:asciiTheme="majorEastAsia" w:eastAsiaTheme="majorEastAsia" w:hAnsiTheme="majorEastAsia" w:hint="eastAsia"/>
                 <w:b/>
-                <w:sz w:val="32"/>
-                <w:szCs w:val="32"/>
+                <w:sz w:val="28"/>
+                <w:szCs w:val="28"/>
               </w:rPr>
               <w:t>同意書</w:t>
             </w:r>
@@ -3655,7 +3397,6 @@
         </w:rPr>
         <w:t>[[</w:t>
       </w:r>
-      <w:proofErr w:type="spellStart"/>
       <w:r>
         <w:rPr>
           <w:rFonts w:asciiTheme="majorEastAsia" w:eastAsiaTheme="majorEastAsia" w:hAnsiTheme="majorEastAsia"/>
@@ -3664,7 +3405,6 @@
         </w:rPr>
         <w:t>procedure_name</w:t>
       </w:r>
-      <w:proofErr w:type="spellEnd"/>
       <w:r>
         <w:rPr>
           <w:rFonts w:asciiTheme="majorEastAsia" w:eastAsiaTheme="majorEastAsia" w:hAnsiTheme="majorEastAsia"/>
@@ -3715,7 +3455,6 @@
         </w:rPr>
         <w:t>[[</w:t>
       </w:r>
-      <w:proofErr w:type="spellStart"/>
       <w:r>
         <w:rPr>
           <w:rFonts w:asciiTheme="majorEastAsia" w:eastAsiaTheme="majorEastAsia" w:hAnsiTheme="majorEastAsia"/>
@@ -3724,7 +3463,6 @@
         </w:rPr>
         <w:t>procedure_name</w:t>
       </w:r>
-      <w:proofErr w:type="spellEnd"/>
       <w:r>
         <w:rPr>
           <w:rFonts w:asciiTheme="majorEastAsia" w:eastAsiaTheme="majorEastAsia" w:hAnsiTheme="majorEastAsia"/>
@@ -3755,70 +3493,50 @@
           <w:sz w:val="24"/>
           <w:szCs w:val="24"/>
         </w:rPr>
+        <w:t>[[procedure_type]]</w:t>
+      </w:r>
+      <w:r>
+        <w:rPr>
+          <w:rFonts w:asciiTheme="majorEastAsia" w:eastAsiaTheme="majorEastAsia" w:hAnsiTheme="majorEastAsia" w:hint="eastAsia"/>
+          <w:sz w:val="24"/>
+          <w:szCs w:val="21"/>
+        </w:rPr>
+        <w:t>を変更あるいは中止することに同意します。</w:t>
+      </w:r>
+    </w:p>
+    <w:p>
+      <w:pPr>
+        <w:ind w:left="425" w:hangingChars="177" w:hanging="425"/>
+        <w:rPr>
+          <w:rFonts w:asciiTheme="majorEastAsia" w:eastAsiaTheme="majorEastAsia" w:hAnsiTheme="majorEastAsia"/>
+          <w:sz w:val="24"/>
+          <w:szCs w:val="21"/>
+        </w:rPr>
+      </w:pPr>
+      <w:r>
+        <w:rPr>
+          <w:rFonts w:asciiTheme="majorEastAsia" w:eastAsiaTheme="majorEastAsia" w:hAnsiTheme="majorEastAsia" w:hint="eastAsia"/>
+          <w:sz w:val="24"/>
+          <w:szCs w:val="21"/>
+        </w:rPr>
+        <w:t>３　私は、</w:t>
+      </w:r>
+      <w:r>
+        <w:rPr>
+          <w:rFonts w:asciiTheme="majorEastAsia" w:eastAsiaTheme="majorEastAsia" w:hAnsiTheme="majorEastAsia"/>
+          <w:sz w:val="24"/>
+          <w:szCs w:val="21"/>
+        </w:rPr>
         <w:t>[[</w:t>
       </w:r>
-      <w:proofErr w:type="spellStart"/>
-      <w:r>
-        <w:rPr>
-          <w:rFonts w:asciiTheme="majorEastAsia" w:eastAsiaTheme="majorEastAsia" w:hAnsiTheme="majorEastAsia" w:hint="eastAsia"/>
-          <w:sz w:val="24"/>
-          <w:szCs w:val="24"/>
-        </w:rPr>
-        <w:t>procedure_type</w:t>
-      </w:r>
-      <w:proofErr w:type="spellEnd"/>
-      <w:r>
-        <w:rPr>
-          <w:rFonts w:asciiTheme="majorEastAsia" w:eastAsiaTheme="majorEastAsia" w:hAnsiTheme="majorEastAsia" w:hint="eastAsia"/>
-          <w:sz w:val="24"/>
-          <w:szCs w:val="24"/>
-        </w:rPr>
-        <w:t>]]</w:t>
-      </w:r>
-      <w:r>
-        <w:rPr>
-          <w:rFonts w:asciiTheme="majorEastAsia" w:eastAsiaTheme="majorEastAsia" w:hAnsiTheme="majorEastAsia" w:hint="eastAsia"/>
+      <w:r>
+        <w:rPr>
+          <w:rFonts w:asciiTheme="majorEastAsia" w:eastAsiaTheme="majorEastAsia" w:hAnsiTheme="majorEastAsia"/>
           <w:sz w:val="24"/>
           <w:szCs w:val="21"/>
         </w:rPr>
-        <w:t>を変更あるいは中止することに同意します。</w:t>
-      </w:r>
-    </w:p>
-    <w:p>
-      <w:pPr>
-        <w:ind w:left="425" w:hangingChars="177" w:hanging="425"/>
-        <w:rPr>
-          <w:rFonts w:asciiTheme="majorEastAsia" w:eastAsiaTheme="majorEastAsia" w:hAnsiTheme="majorEastAsia"/>
-          <w:sz w:val="24"/>
-          <w:szCs w:val="21"/>
-        </w:rPr>
-      </w:pPr>
-      <w:r>
-        <w:rPr>
-          <w:rFonts w:asciiTheme="majorEastAsia" w:eastAsiaTheme="majorEastAsia" w:hAnsiTheme="majorEastAsia" w:hint="eastAsia"/>
-          <w:sz w:val="24"/>
-          <w:szCs w:val="21"/>
-        </w:rPr>
-        <w:t>３　私は、</w:t>
-      </w:r>
-      <w:r>
-        <w:rPr>
-          <w:rFonts w:asciiTheme="majorEastAsia" w:eastAsiaTheme="majorEastAsia" w:hAnsiTheme="majorEastAsia"/>
-          <w:sz w:val="24"/>
-          <w:szCs w:val="21"/>
-        </w:rPr>
-        <w:t>[[</w:t>
-      </w:r>
-      <w:proofErr w:type="spellStart"/>
-      <w:r>
-        <w:rPr>
-          <w:rFonts w:asciiTheme="majorEastAsia" w:eastAsiaTheme="majorEastAsia" w:hAnsiTheme="majorEastAsia"/>
-          <w:sz w:val="24"/>
-          <w:szCs w:val="21"/>
-        </w:rPr>
         <w:t>procedure_name</w:t>
       </w:r>
-      <w:proofErr w:type="spellEnd"/>
       <w:r>
         <w:rPr>
           <w:rFonts w:asciiTheme="majorEastAsia" w:eastAsiaTheme="majorEastAsia" w:hAnsiTheme="majorEastAsia"/>
@@ -4786,29 +4504,27 @@
               <w:rPr>
                 <w:rFonts w:asciiTheme="majorEastAsia" w:eastAsiaTheme="majorEastAsia" w:hAnsiTheme="majorEastAsia"/>
                 <w:b/>
-                <w:sz w:val="32"/>
-                <w:szCs w:val="32"/>
+                <w:sz w:val="28"/>
+                <w:szCs w:val="28"/>
               </w:rPr>
               <w:lastRenderedPageBreak/>
               <w:t>[[</w:t>
             </w:r>
-            <w:proofErr w:type="spellStart"/>
             <w:r>
               <w:rPr>
                 <w:rFonts w:asciiTheme="majorEastAsia" w:eastAsiaTheme="majorEastAsia" w:hAnsiTheme="majorEastAsia"/>
                 <w:b/>
-                <w:sz w:val="32"/>
-                <w:szCs w:val="32"/>
+                <w:sz w:val="28"/>
+                <w:szCs w:val="28"/>
               </w:rPr>
               <w:t>procedure_name</w:t>
             </w:r>
-            <w:proofErr w:type="spellEnd"/>
             <w:r>
               <w:rPr>
                 <w:rFonts w:asciiTheme="majorEastAsia" w:eastAsiaTheme="majorEastAsia" w:hAnsiTheme="majorEastAsia"/>
                 <w:b/>
-                <w:sz w:val="32"/>
-                <w:szCs w:val="32"/>
+                <w:sz w:val="28"/>
+                <w:szCs w:val="28"/>
               </w:rPr>
               <w:t>]]</w:t>
             </w:r>
@@ -4816,44 +4532,17 @@
               <w:rPr>
                 <w:rFonts w:asciiTheme="majorEastAsia" w:eastAsiaTheme="majorEastAsia" w:hAnsiTheme="majorEastAsia" w:hint="eastAsia"/>
                 <w:b/>
-                <w:sz w:val="32"/>
-                <w:szCs w:val="32"/>
+                <w:sz w:val="28"/>
+                <w:szCs w:val="28"/>
               </w:rPr>
-              <w:t xml:space="preserve"> </w:t>
+              <w:t xml:space="preserve"> に関する 同意</w:t>
             </w:r>
             <w:r>
               <w:rPr>
                 <w:rFonts w:asciiTheme="majorEastAsia" w:eastAsiaTheme="majorEastAsia" w:hAnsiTheme="majorEastAsia" w:hint="eastAsia"/>
                 <w:b/>
-                <w:sz w:val="32"/>
-                <w:szCs w:val="32"/>
-              </w:rPr>
-              <w:t>に関する</w:t>
-            </w:r>
-            <w:r>
-              <w:rPr>
-                <w:rFonts w:asciiTheme="majorEastAsia" w:eastAsiaTheme="majorEastAsia" w:hAnsiTheme="majorEastAsia" w:hint="eastAsia"/>
-                <w:b/>
-                <w:sz w:val="32"/>
-                <w:szCs w:val="32"/>
-              </w:rPr>
-              <w:t xml:space="preserve"> </w:t>
-            </w:r>
-            <w:r>
-              <w:rPr>
-                <w:rFonts w:asciiTheme="majorEastAsia" w:eastAsiaTheme="majorEastAsia" w:hAnsiTheme="majorEastAsia" w:hint="eastAsia"/>
-                <w:b/>
-                <w:sz w:val="32"/>
-                <w:szCs w:val="32"/>
-              </w:rPr>
-              <w:t>同意</w:t>
-            </w:r>
-            <w:r>
-              <w:rPr>
-                <w:rFonts w:asciiTheme="majorEastAsia" w:eastAsiaTheme="majorEastAsia" w:hAnsiTheme="majorEastAsia" w:hint="eastAsia"/>
-                <w:b/>
-                <w:sz w:val="32"/>
-                <w:szCs w:val="32"/>
+                <w:sz w:val="28"/>
+                <w:szCs w:val="28"/>
                 <w:u w:val="single"/>
               </w:rPr>
               <w:t>撤回書</w:t>
@@ -4971,7 +4660,6 @@
         </w:rPr>
         <w:t>[[</w:t>
       </w:r>
-      <w:proofErr w:type="spellStart"/>
       <w:r>
         <w:rPr>
           <w:rFonts w:asciiTheme="majorEastAsia" w:eastAsiaTheme="majorEastAsia" w:hAnsiTheme="majorEastAsia"/>
@@ -4980,7 +4668,6 @@
         </w:rPr>
         <w:t>procedure_name</w:t>
       </w:r>
-      <w:proofErr w:type="spellEnd"/>
       <w:r>
         <w:rPr>
           <w:rFonts w:asciiTheme="majorEastAsia" w:eastAsiaTheme="majorEastAsia" w:hAnsiTheme="majorEastAsia"/>
@@ -5789,8 +5476,8 @@
               <w:rPr>
                 <w:rFonts w:asciiTheme="majorEastAsia" w:eastAsiaTheme="majorEastAsia" w:hAnsiTheme="majorEastAsia" w:hint="eastAsia"/>
                 <w:b/>
-                <w:sz w:val="32"/>
-                <w:szCs w:val="32"/>
+                <w:sz w:val="28"/>
+                <w:szCs w:val="28"/>
               </w:rPr>
               <w:t>同意</w:t>
             </w:r>
@@ -5798,8 +5485,8 @@
               <w:rPr>
                 <w:rFonts w:asciiTheme="majorEastAsia" w:eastAsiaTheme="majorEastAsia" w:hAnsiTheme="majorEastAsia" w:hint="eastAsia"/>
                 <w:b/>
-                <w:sz w:val="32"/>
-                <w:szCs w:val="32"/>
+                <w:sz w:val="28"/>
+                <w:szCs w:val="28"/>
                 <w:u w:val="single"/>
               </w:rPr>
               <w:t>撤回</w:t>
@@ -5808,8 +5495,8 @@
               <w:rPr>
                 <w:rFonts w:asciiTheme="majorEastAsia" w:eastAsiaTheme="majorEastAsia" w:hAnsiTheme="majorEastAsia" w:hint="eastAsia"/>
                 <w:b/>
-                <w:sz w:val="32"/>
-                <w:szCs w:val="32"/>
+                <w:sz w:val="28"/>
+                <w:szCs w:val="28"/>
               </w:rPr>
               <w:t>への対応</w:t>
             </w:r>
@@ -5865,21 +5552,16 @@
           <w:sz w:val="24"/>
           <w:szCs w:val="24"/>
         </w:rPr>
-        <w:t>について、以下のように対応した。</w:t>
-      </w:r>
-    </w:p>
-    <w:p>
-      <w:pPr>
-        <w:tabs>
-          <w:tab w:val="left" w:pos="1701"/>
-          <w:tab w:val="left" w:pos="3119"/>
-        </w:tabs>
-        <w:rPr>
-          <w:rFonts w:asciiTheme="majorEastAsia" w:eastAsiaTheme="majorEastAsia" w:hAnsiTheme="majorEastAsia"/>
-          <w:sz w:val="24"/>
-          <w:szCs w:val="24"/>
-        </w:rPr>
-      </w:pPr>
+        <w:t>について、以下のように対応した</w:t>
+      </w:r>
+      <w:r>
+        <w:rPr>
+          <w:rFonts w:asciiTheme="majorEastAsia" w:eastAsiaTheme="majorEastAsia" w:hAnsiTheme="majorEastAsia" w:hint="eastAsia"/>
+          <w:sz w:val="24"/>
+          <w:szCs w:val="24"/>
+        </w:rPr>
+        <w:t>：</w:t>
+      </w:r>
     </w:p>
     <w:p>
       <w:pPr>
@@ -5962,25 +5644,7 @@
           <w:sz w:val="24"/>
           <w:szCs w:val="24"/>
         </w:rPr>
-        <w:t>[[</w:t>
-      </w:r>
-      <w:proofErr w:type="spellStart"/>
-      <w:r>
-        <w:rPr>
-          <w:rFonts w:asciiTheme="majorEastAsia" w:eastAsiaTheme="majorEastAsia" w:hAnsiTheme="majorEastAsia" w:hint="eastAsia"/>
-          <w:sz w:val="24"/>
-          <w:szCs w:val="24"/>
-        </w:rPr>
-        <w:t>procedure_type</w:t>
-      </w:r>
-      <w:proofErr w:type="spellEnd"/>
-      <w:r>
-        <w:rPr>
-          <w:rFonts w:asciiTheme="majorEastAsia" w:eastAsiaTheme="majorEastAsia" w:hAnsiTheme="majorEastAsia" w:hint="eastAsia"/>
-          <w:sz w:val="24"/>
-          <w:szCs w:val="24"/>
-        </w:rPr>
-        <w:t>]]</w:t>
+        <w:t>[[procedure_type]]</w:t>
       </w:r>
       <w:r>
         <w:rPr>
@@ -6047,25 +5711,7 @@
           <w:sz w:val="24"/>
           <w:szCs w:val="24"/>
         </w:rPr>
-        <w:t>[[</w:t>
-      </w:r>
-      <w:proofErr w:type="spellStart"/>
-      <w:r>
-        <w:rPr>
-          <w:rFonts w:asciiTheme="majorEastAsia" w:eastAsiaTheme="majorEastAsia" w:hAnsiTheme="majorEastAsia" w:hint="eastAsia"/>
-          <w:sz w:val="24"/>
-          <w:szCs w:val="24"/>
-        </w:rPr>
-        <w:t>procedure_type</w:t>
-      </w:r>
-      <w:proofErr w:type="spellEnd"/>
-      <w:r>
-        <w:rPr>
-          <w:rFonts w:asciiTheme="majorEastAsia" w:eastAsiaTheme="majorEastAsia" w:hAnsiTheme="majorEastAsia" w:hint="eastAsia"/>
-          <w:sz w:val="24"/>
-          <w:szCs w:val="24"/>
-        </w:rPr>
-        <w:t>]]</w:t>
+        <w:t>[[procedure_type]]</w:t>
       </w:r>
       <w:r>
         <w:rPr>
@@ -6132,25 +5778,7 @@
           <w:sz w:val="24"/>
           <w:szCs w:val="24"/>
         </w:rPr>
-        <w:t>[[</w:t>
-      </w:r>
-      <w:proofErr w:type="spellStart"/>
-      <w:r>
-        <w:rPr>
-          <w:rFonts w:asciiTheme="majorEastAsia" w:eastAsiaTheme="majorEastAsia" w:hAnsiTheme="majorEastAsia" w:hint="eastAsia"/>
-          <w:sz w:val="24"/>
-          <w:szCs w:val="24"/>
-        </w:rPr>
-        <w:t>procedure_type</w:t>
-      </w:r>
-      <w:proofErr w:type="spellEnd"/>
-      <w:r>
-        <w:rPr>
-          <w:rFonts w:asciiTheme="majorEastAsia" w:eastAsiaTheme="majorEastAsia" w:hAnsiTheme="majorEastAsia" w:hint="eastAsia"/>
-          <w:sz w:val="24"/>
-          <w:szCs w:val="24"/>
-        </w:rPr>
-        <w:t>]]</w:t>
+        <w:t>[[procedure_type]]</w:t>
       </w:r>
       <w:r>
         <w:rPr>
@@ -8247,6 +7875,7 @@
     <w:rsid w:val="00384FE8"/>
     <w:rsid w:val="003864CA"/>
     <w:rsid w:val="00397230"/>
+    <w:rsid w:val="003A4E28"/>
     <w:rsid w:val="003D10F7"/>
     <w:rsid w:val="003F37DF"/>
     <w:rsid w:val="004119AB"/>
@@ -8294,6 +7923,7 @@
     <w:rsid w:val="009A211A"/>
     <w:rsid w:val="00A22A03"/>
     <w:rsid w:val="00A57040"/>
+    <w:rsid w:val="00A776A1"/>
     <w:rsid w:val="00A910BF"/>
     <w:rsid w:val="00AC1B92"/>
     <w:rsid w:val="00AC5737"/>

--- a/【西宮】同意書・説明書雛形_NoPlaceHolder.docx
+++ b/【西宮】同意書・説明書雛形_NoPlaceHolder.docx
@@ -34,6 +34,7 @@
               </w:rPr>
               <w:t>[[</w:t>
             </w:r>
+            <w:proofErr w:type="spellStart"/>
             <w:r>
               <w:rPr>
                 <w:rFonts w:asciiTheme="majorEastAsia" w:eastAsiaTheme="majorEastAsia" w:hAnsiTheme="majorEastAsia"/>
@@ -43,6 +44,7 @@
               </w:rPr>
               <w:t>procedure_name</w:t>
             </w:r>
+            <w:proofErr w:type="spellEnd"/>
             <w:r>
               <w:rPr>
                 <w:rFonts w:asciiTheme="majorEastAsia" w:eastAsiaTheme="majorEastAsia" w:hAnsiTheme="majorEastAsia"/>
@@ -878,7 +880,25 @@
           <w:sz w:val="24"/>
           <w:szCs w:val="24"/>
         </w:rPr>
-        <w:t>[[procedure_type]]</w:t>
+        <w:t>[[</w:t>
+      </w:r>
+      <w:proofErr w:type="spellStart"/>
+      <w:r>
+        <w:rPr>
+          <w:rFonts w:asciiTheme="majorEastAsia" w:eastAsiaTheme="majorEastAsia" w:hAnsiTheme="majorEastAsia" w:hint="eastAsia"/>
+          <w:sz w:val="24"/>
+          <w:szCs w:val="24"/>
+        </w:rPr>
+        <w:t>procedure_type</w:t>
+      </w:r>
+      <w:proofErr w:type="spellEnd"/>
+      <w:r>
+        <w:rPr>
+          <w:rFonts w:asciiTheme="majorEastAsia" w:eastAsiaTheme="majorEastAsia" w:hAnsiTheme="majorEastAsia" w:hint="eastAsia"/>
+          <w:sz w:val="24"/>
+          <w:szCs w:val="24"/>
+        </w:rPr>
+        <w:t>]]</w:t>
       </w:r>
       <w:r>
         <w:rPr>
@@ -909,7 +929,25 @@
           <w:sz w:val="24"/>
           <w:szCs w:val="24"/>
         </w:rPr>
-        <w:t>[[procedure_type]]</w:t>
+        <w:t>[[</w:t>
+      </w:r>
+      <w:proofErr w:type="spellStart"/>
+      <w:r>
+        <w:rPr>
+          <w:rFonts w:asciiTheme="majorEastAsia" w:eastAsiaTheme="majorEastAsia" w:hAnsiTheme="majorEastAsia"/>
+          <w:sz w:val="24"/>
+          <w:szCs w:val="24"/>
+        </w:rPr>
+        <w:t>procedure_type</w:t>
+      </w:r>
+      <w:proofErr w:type="spellEnd"/>
+      <w:r>
+        <w:rPr>
+          <w:rFonts w:asciiTheme="majorEastAsia" w:eastAsiaTheme="majorEastAsia" w:hAnsiTheme="majorEastAsia"/>
+          <w:sz w:val="24"/>
+          <w:szCs w:val="24"/>
+        </w:rPr>
+        <w:t>]]</w:t>
       </w:r>
       <w:r>
         <w:rPr>
@@ -937,6 +975,7 @@
         </w:rPr>
         <w:t>[[</w:t>
       </w:r>
+      <w:proofErr w:type="spellStart"/>
       <w:r>
         <w:rPr>
           <w:rFonts w:asciiTheme="majorEastAsia" w:eastAsiaTheme="majorEastAsia" w:hAnsiTheme="majorEastAsia"/>
@@ -946,6 +985,7 @@
         </w:rPr>
         <w:t>procedure_name</w:t>
       </w:r>
+      <w:proofErr w:type="spellEnd"/>
       <w:r>
         <w:rPr>
           <w:rFonts w:asciiTheme="majorEastAsia" w:eastAsiaTheme="majorEastAsia" w:hAnsiTheme="majorEastAsia"/>
@@ -1142,6 +1182,7 @@
         </w:rPr>
         <w:t>[[</w:t>
       </w:r>
+      <w:proofErr w:type="spellStart"/>
       <w:r>
         <w:rPr>
           <w:rFonts w:asciiTheme="majorEastAsia" w:eastAsiaTheme="majorEastAsia" w:hAnsiTheme="majorEastAsia"/>
@@ -1151,6 +1192,7 @@
         </w:rPr>
         <w:t>expected_duration</w:t>
       </w:r>
+      <w:proofErr w:type="spellEnd"/>
       <w:r>
         <w:rPr>
           <w:rFonts w:asciiTheme="majorEastAsia" w:eastAsiaTheme="majorEastAsia" w:hAnsiTheme="majorEastAsia"/>
@@ -1277,6 +1319,7 @@
         </w:rPr>
         <w:t>[[</w:t>
       </w:r>
+      <w:proofErr w:type="spellStart"/>
       <w:r>
         <w:rPr>
           <w:rFonts w:asciiTheme="majorEastAsia" w:eastAsiaTheme="majorEastAsia" w:hAnsiTheme="majorEastAsia"/>
@@ -1285,6 +1328,7 @@
         </w:rPr>
         <w:t>detailed_explanation_of_procedure</w:t>
       </w:r>
+      <w:proofErr w:type="spellEnd"/>
       <w:r>
         <w:rPr>
           <w:rFonts w:asciiTheme="majorEastAsia" w:eastAsiaTheme="majorEastAsia" w:hAnsiTheme="majorEastAsia"/>
@@ -1322,7 +1366,25 @@
           <w:sz w:val="24"/>
           <w:szCs w:val="24"/>
         </w:rPr>
-        <w:t>[[procedure_type]]</w:t>
+        <w:t>[[</w:t>
+      </w:r>
+      <w:proofErr w:type="spellStart"/>
+      <w:r>
+        <w:rPr>
+          <w:rFonts w:asciiTheme="majorEastAsia" w:eastAsiaTheme="majorEastAsia" w:hAnsiTheme="majorEastAsia" w:hint="eastAsia"/>
+          <w:sz w:val="24"/>
+          <w:szCs w:val="24"/>
+        </w:rPr>
+        <w:t>procedure_type</w:t>
+      </w:r>
+      <w:proofErr w:type="spellEnd"/>
+      <w:r>
+        <w:rPr>
+          <w:rFonts w:asciiTheme="majorEastAsia" w:eastAsiaTheme="majorEastAsia" w:hAnsiTheme="majorEastAsia" w:hint="eastAsia"/>
+          <w:sz w:val="24"/>
+          <w:szCs w:val="24"/>
+        </w:rPr>
+        <w:t>]]</w:t>
       </w:r>
       <w:r>
         <w:rPr>
@@ -1348,6 +1410,7 @@
         </w:rPr>
         <w:t>[[</w:t>
       </w:r>
+      <w:proofErr w:type="spellStart"/>
       <w:r>
         <w:rPr>
           <w:rFonts w:asciiTheme="majorEastAsia" w:eastAsiaTheme="majorEastAsia" w:hAnsiTheme="majorEastAsia"/>
@@ -1356,6 +1419,7 @@
         </w:rPr>
         <w:t>icu_yes</w:t>
       </w:r>
+      <w:proofErr w:type="spellEnd"/>
       <w:r>
         <w:rPr>
           <w:rFonts w:asciiTheme="majorEastAsia" w:eastAsiaTheme="majorEastAsia" w:hAnsiTheme="majorEastAsia"/>
@@ -1388,6 +1452,7 @@
         </w:rPr>
         <w:t>[[</w:t>
       </w:r>
+      <w:proofErr w:type="spellStart"/>
       <w:r>
         <w:rPr>
           <w:rFonts w:asciiTheme="majorEastAsia" w:eastAsiaTheme="majorEastAsia" w:hAnsiTheme="majorEastAsia"/>
@@ -1396,6 +1461,7 @@
         </w:rPr>
         <w:t>icu_no</w:t>
       </w:r>
+      <w:proofErr w:type="spellEnd"/>
       <w:r>
         <w:rPr>
           <w:rFonts w:asciiTheme="majorEastAsia" w:eastAsiaTheme="majorEastAsia" w:hAnsiTheme="majorEastAsia"/>
@@ -1431,6 +1497,7 @@
         </w:rPr>
         <w:t>[[</w:t>
       </w:r>
+      <w:proofErr w:type="spellStart"/>
       <w:r>
         <w:rPr>
           <w:rFonts w:asciiTheme="majorEastAsia" w:eastAsiaTheme="majorEastAsia" w:hAnsiTheme="majorEastAsia" w:hint="eastAsia"/>
@@ -1439,6 +1506,7 @@
         </w:rPr>
         <w:t>icu_possibility</w:t>
       </w:r>
+      <w:proofErr w:type="spellEnd"/>
       <w:r>
         <w:rPr>
           <w:rFonts w:asciiTheme="majorEastAsia" w:eastAsiaTheme="majorEastAsia" w:hAnsiTheme="majorEastAsia"/>
@@ -1497,68 +1565,88 @@
         </w:rPr>
         <w:tab/>
       </w:r>
-      <w:sdt>
-        <w:sdtPr>
-          <w:rPr>
-            <w:rFonts w:asciiTheme="majorEastAsia" w:eastAsiaTheme="majorEastAsia" w:hAnsiTheme="majorEastAsia" w:hint="eastAsia"/>
-            <w:sz w:val="24"/>
-            <w:szCs w:val="24"/>
-          </w:rPr>
-          <w:alias w:val="麻酔別紙あり"/>
-          <w:tag w:val="anesthesia_appendix_yes"/>
-          <w:id w:val="136928647"/>
-          <w14:checkbox>
-            <w14:checked w14:val="0"/>
-            <w14:checkedState w14:val="2612" w14:font="ＭＳ ゴシック"/>
-            <w14:uncheckedState w14:val="2610" w14:font="ＭＳ ゴシック"/>
-          </w14:checkbox>
-        </w:sdtPr>
-        <w:sdtContent>
-          <w:r>
-            <w:rPr>
-              <w:rFonts w:asciiTheme="majorEastAsia" w:eastAsiaTheme="majorEastAsia" w:hAnsiTheme="majorEastAsia" w:hint="eastAsia"/>
-              <w:sz w:val="24"/>
-              <w:szCs w:val="24"/>
-            </w:rPr>
-            <w:t>☐</w:t>
-          </w:r>
-        </w:sdtContent>
-      </w:sdt>
-      <w:r>
-        <w:rPr>
-          <w:rFonts w:asciiTheme="majorEastAsia" w:eastAsiaTheme="majorEastAsia" w:hAnsiTheme="majorEastAsia" w:hint="eastAsia"/>
-          <w:sz w:val="24"/>
-          <w:szCs w:val="24"/>
-        </w:rPr>
-        <w:t xml:space="preserve"> あり ／ </w:t>
-      </w:r>
-      <w:sdt>
-        <w:sdtPr>
-          <w:rPr>
-            <w:rFonts w:asciiTheme="majorEastAsia" w:eastAsiaTheme="majorEastAsia" w:hAnsiTheme="majorEastAsia" w:hint="eastAsia"/>
-            <w:sz w:val="24"/>
-            <w:szCs w:val="24"/>
-          </w:rPr>
-          <w:alias w:val="麻酔別紙なし"/>
-          <w:tag w:val="anesthesia_appendix_no"/>
-          <w:id w:val="1571623914"/>
-          <w14:checkbox>
-            <w14:checked w14:val="0"/>
-            <w14:checkedState w14:val="2612" w14:font="ＭＳ ゴシック"/>
-            <w14:uncheckedState w14:val="2610" w14:font="ＭＳ ゴシック"/>
-          </w14:checkbox>
-        </w:sdtPr>
-        <w:sdtContent>
-          <w:r>
-            <w:rPr>
-              <w:rFonts w:asciiTheme="majorEastAsia" w:eastAsiaTheme="majorEastAsia" w:hAnsiTheme="majorEastAsia" w:hint="eastAsia"/>
-              <w:sz w:val="24"/>
-              <w:szCs w:val="24"/>
-            </w:rPr>
-            <w:t>☐</w:t>
-          </w:r>
-        </w:sdtContent>
-      </w:sdt>
+      <w:r>
+        <w:rPr>
+          <w:rFonts w:asciiTheme="majorEastAsia" w:eastAsiaTheme="majorEastAsia" w:hAnsiTheme="majorEastAsia"/>
+          <w:sz w:val="24"/>
+          <w:szCs w:val="24"/>
+        </w:rPr>
+        <w:t>[[anesthesia</w:t>
+      </w:r>
+      <w:r>
+        <w:rPr>
+          <w:rFonts w:asciiTheme="majorEastAsia" w:eastAsiaTheme="majorEastAsia" w:hAnsiTheme="majorEastAsia"/>
+          <w:sz w:val="24"/>
+          <w:szCs w:val="24"/>
+        </w:rPr>
+        <w:t>_yes</w:t>
+      </w:r>
+      <w:r>
+        <w:rPr>
+          <w:rFonts w:asciiTheme="majorEastAsia" w:eastAsiaTheme="majorEastAsia" w:hAnsiTheme="majorEastAsia"/>
+          <w:sz w:val="24"/>
+          <w:szCs w:val="24"/>
+        </w:rPr>
+        <w:t>]]</w:t>
+      </w:r>
+      <w:r>
+        <w:rPr>
+          <w:rFonts w:asciiTheme="majorEastAsia" w:eastAsiaTheme="majorEastAsia" w:hAnsiTheme="majorEastAsia" w:hint="eastAsia"/>
+          <w:sz w:val="24"/>
+          <w:szCs w:val="24"/>
+        </w:rPr>
+        <w:t xml:space="preserve"> </w:t>
+      </w:r>
+      <w:r>
+        <w:rPr>
+          <w:rFonts w:asciiTheme="majorEastAsia" w:eastAsiaTheme="majorEastAsia" w:hAnsiTheme="majorEastAsia" w:hint="eastAsia"/>
+          <w:sz w:val="24"/>
+          <w:szCs w:val="24"/>
+        </w:rPr>
+        <w:t xml:space="preserve">あり ／ </w:t>
+      </w:r>
+      <w:r>
+        <w:rPr>
+          <w:rFonts w:asciiTheme="majorEastAsia" w:eastAsiaTheme="majorEastAsia" w:hAnsiTheme="majorEastAsia"/>
+          <w:sz w:val="24"/>
+          <w:szCs w:val="24"/>
+        </w:rPr>
+        <w:t>[[</w:t>
+      </w:r>
+      <w:proofErr w:type="spellStart"/>
+      <w:r>
+        <w:rPr>
+          <w:rFonts w:asciiTheme="majorEastAsia" w:eastAsiaTheme="majorEastAsia" w:hAnsiTheme="majorEastAsia"/>
+          <w:sz w:val="24"/>
+          <w:szCs w:val="24"/>
+        </w:rPr>
+        <w:t>anesthesia</w:t>
+      </w:r>
+      <w:r>
+        <w:rPr>
+          <w:rFonts w:asciiTheme="majorEastAsia" w:eastAsiaTheme="majorEastAsia" w:hAnsiTheme="majorEastAsia" w:hint="eastAsia"/>
+          <w:sz w:val="24"/>
+          <w:szCs w:val="24"/>
+        </w:rPr>
+        <w:t>_</w:t>
+      </w:r>
+      <w:r>
+        <w:rPr>
+          <w:rFonts w:asciiTheme="majorEastAsia" w:eastAsiaTheme="majorEastAsia" w:hAnsiTheme="majorEastAsia"/>
+          <w:sz w:val="24"/>
+          <w:szCs w:val="24"/>
+        </w:rPr>
+        <w:t>no</w:t>
+      </w:r>
+      <w:proofErr w:type="spellEnd"/>
+      <w:r>
+        <w:rPr>
+          <w:rFonts w:asciiTheme="majorEastAsia" w:eastAsiaTheme="majorEastAsia" w:hAnsiTheme="majorEastAsia"/>
+          <w:sz w:val="24"/>
+          <w:szCs w:val="24"/>
+        </w:rPr>
+        <w:t>]]</w:t>
+      </w:r>
       <w:r>
         <w:rPr>
           <w:rFonts w:asciiTheme="majorEastAsia" w:eastAsiaTheme="majorEastAsia" w:hAnsiTheme="majorEastAsia" w:hint="eastAsia"/>
@@ -1586,6 +1674,7 @@
         </w:rPr>
         <w:t>[[</w:t>
       </w:r>
+      <w:proofErr w:type="spellStart"/>
       <w:r>
         <w:rPr>
           <w:rFonts w:asciiTheme="majorEastAsia" w:eastAsiaTheme="majorEastAsia" w:hAnsiTheme="majorEastAsia"/>
@@ -1594,6 +1683,7 @@
         </w:rPr>
         <w:t>anesthesia_local</w:t>
       </w:r>
+      <w:proofErr w:type="spellEnd"/>
       <w:r>
         <w:rPr>
           <w:rFonts w:asciiTheme="majorEastAsia" w:eastAsiaTheme="majorEastAsia" w:hAnsiTheme="majorEastAsia"/>
@@ -1645,6 +1735,7 @@
         </w:rPr>
         <w:t>[[</w:t>
       </w:r>
+      <w:proofErr w:type="spellStart"/>
       <w:r>
         <w:rPr>
           <w:rFonts w:asciiTheme="majorEastAsia" w:eastAsiaTheme="majorEastAsia" w:hAnsiTheme="majorEastAsia"/>
@@ -1653,6 +1744,7 @@
         </w:rPr>
         <w:t>anesthesia_nerve_block</w:t>
       </w:r>
+      <w:proofErr w:type="spellEnd"/>
       <w:r>
         <w:rPr>
           <w:rFonts w:asciiTheme="majorEastAsia" w:eastAsiaTheme="majorEastAsia" w:hAnsiTheme="majorEastAsia"/>
@@ -1696,6 +1788,7 @@
         </w:rPr>
         <w:t>[[</w:t>
       </w:r>
+      <w:proofErr w:type="spellStart"/>
       <w:r>
         <w:rPr>
           <w:rFonts w:asciiTheme="majorEastAsia" w:eastAsiaTheme="majorEastAsia" w:hAnsiTheme="majorEastAsia"/>
@@ -1704,6 +1797,7 @@
         </w:rPr>
         <w:t>anesthesia_others</w:t>
       </w:r>
+      <w:proofErr w:type="spellEnd"/>
       <w:r>
         <w:rPr>
           <w:rFonts w:asciiTheme="majorEastAsia" w:eastAsiaTheme="majorEastAsia" w:hAnsiTheme="majorEastAsia"/>
@@ -1814,6 +1908,7 @@
         </w:rPr>
         <w:t>[[</w:t>
       </w:r>
+      <w:proofErr w:type="spellStart"/>
       <w:r>
         <w:rPr>
           <w:rFonts w:asciiTheme="majorEastAsia" w:eastAsiaTheme="majorEastAsia" w:hAnsiTheme="majorEastAsia"/>
@@ -1830,6 +1925,7 @@
         </w:rPr>
         <w:t>_yes</w:t>
       </w:r>
+      <w:proofErr w:type="spellEnd"/>
       <w:r>
         <w:rPr>
           <w:rFonts w:asciiTheme="majorEastAsia" w:eastAsiaTheme="majorEastAsia" w:hAnsiTheme="majorEastAsia"/>
@@ -1910,6 +2006,7 @@
         </w:rPr>
         <w:t>[[</w:t>
       </w:r>
+      <w:proofErr w:type="spellStart"/>
       <w:r>
         <w:rPr>
           <w:rFonts w:asciiTheme="majorEastAsia" w:eastAsiaTheme="majorEastAsia" w:hAnsiTheme="majorEastAsia"/>
@@ -1926,6 +2023,7 @@
         </w:rPr>
         <w:t>_no</w:t>
       </w:r>
+      <w:proofErr w:type="spellEnd"/>
       <w:r>
         <w:rPr>
           <w:rFonts w:asciiTheme="majorEastAsia" w:eastAsiaTheme="majorEastAsia" w:hAnsiTheme="majorEastAsia"/>
@@ -1961,6 +2059,7 @@
         </w:rPr>
         <w:t>[[</w:t>
       </w:r>
+      <w:proofErr w:type="spellStart"/>
       <w:r>
         <w:rPr>
           <w:rFonts w:asciiTheme="majorEastAsia" w:eastAsiaTheme="majorEastAsia" w:hAnsiTheme="majorEastAsia"/>
@@ -1977,6 +2076,7 @@
         </w:rPr>
         <w:t>_possibility</w:t>
       </w:r>
+      <w:proofErr w:type="spellEnd"/>
       <w:r>
         <w:rPr>
           <w:rFonts w:asciiTheme="majorEastAsia" w:eastAsiaTheme="majorEastAsia" w:hAnsiTheme="majorEastAsia"/>
@@ -2055,6 +2155,7 @@
         </w:rPr>
         <w:t>[[</w:t>
       </w:r>
+      <w:proofErr w:type="spellStart"/>
       <w:r>
         <w:rPr>
           <w:rFonts w:asciiTheme="majorEastAsia" w:eastAsiaTheme="majorEastAsia" w:hAnsiTheme="majorEastAsia"/>
@@ -2063,6 +2164,7 @@
         </w:rPr>
         <w:t>anticipated_complications</w:t>
       </w:r>
+      <w:proofErr w:type="spellEnd"/>
       <w:r>
         <w:rPr>
           <w:rFonts w:asciiTheme="majorEastAsia" w:eastAsiaTheme="majorEastAsia" w:hAnsiTheme="majorEastAsia"/>
@@ -2129,7 +2231,25 @@
           <w:sz w:val="24"/>
           <w:szCs w:val="24"/>
         </w:rPr>
-        <w:t>[[procedure_type]]</w:t>
+        <w:t>[[</w:t>
+      </w:r>
+      <w:proofErr w:type="spellStart"/>
+      <w:r>
+        <w:rPr>
+          <w:rFonts w:asciiTheme="majorEastAsia" w:eastAsiaTheme="majorEastAsia" w:hAnsiTheme="majorEastAsia" w:hint="eastAsia"/>
+          <w:sz w:val="24"/>
+          <w:szCs w:val="24"/>
+        </w:rPr>
+        <w:t>procedure_type</w:t>
+      </w:r>
+      <w:proofErr w:type="spellEnd"/>
+      <w:r>
+        <w:rPr>
+          <w:rFonts w:asciiTheme="majorEastAsia" w:eastAsiaTheme="majorEastAsia" w:hAnsiTheme="majorEastAsia" w:hint="eastAsia"/>
+          <w:sz w:val="24"/>
+          <w:szCs w:val="24"/>
+        </w:rPr>
+        <w:t>]]</w:t>
       </w:r>
       <w:r>
         <w:rPr>
@@ -2158,6 +2278,7 @@
         </w:rPr>
         <w:t>[[</w:t>
       </w:r>
+      <w:proofErr w:type="spellStart"/>
       <w:r>
         <w:rPr>
           <w:rFonts w:asciiTheme="majorEastAsia" w:eastAsiaTheme="majorEastAsia" w:hAnsiTheme="majorEastAsia"/>
@@ -2166,6 +2287,7 @@
         </w:rPr>
         <w:t>alternative_measures_or_anticipated_risk_without_procedure</w:t>
       </w:r>
+      <w:proofErr w:type="spellEnd"/>
       <w:r>
         <w:rPr>
           <w:rFonts w:asciiTheme="majorEastAsia" w:eastAsiaTheme="majorEastAsia" w:hAnsiTheme="majorEastAsia"/>
@@ -2233,7 +2355,25 @@
           <w:sz w:val="24"/>
           <w:szCs w:val="24"/>
         </w:rPr>
-        <w:t>[[procedure_type]]</w:t>
+        <w:t>[[</w:t>
+      </w:r>
+      <w:proofErr w:type="spellStart"/>
+      <w:r>
+        <w:rPr>
+          <w:rFonts w:asciiTheme="majorEastAsia" w:eastAsiaTheme="majorEastAsia" w:hAnsiTheme="majorEastAsia" w:hint="eastAsia"/>
+          <w:sz w:val="24"/>
+          <w:szCs w:val="24"/>
+        </w:rPr>
+        <w:t>procedure_type</w:t>
+      </w:r>
+      <w:proofErr w:type="spellEnd"/>
+      <w:r>
+        <w:rPr>
+          <w:rFonts w:asciiTheme="majorEastAsia" w:eastAsiaTheme="majorEastAsia" w:hAnsiTheme="majorEastAsia" w:hint="eastAsia"/>
+          <w:sz w:val="24"/>
+          <w:szCs w:val="24"/>
+        </w:rPr>
+        <w:t>]]</w:t>
       </w:r>
       <w:r>
         <w:rPr>
@@ -2262,6 +2402,7 @@
         </w:rPr>
         <w:t>[[</w:t>
       </w:r>
+      <w:proofErr w:type="spellStart"/>
       <w:r>
         <w:rPr>
           <w:rFonts w:asciiTheme="majorEastAsia" w:eastAsiaTheme="majorEastAsia" w:hAnsiTheme="majorEastAsia"/>
@@ -2270,6 +2411,7 @@
         </w:rPr>
         <w:t>advance_notice</w:t>
       </w:r>
+      <w:proofErr w:type="spellEnd"/>
       <w:r>
         <w:rPr>
           <w:rFonts w:asciiTheme="majorEastAsia" w:eastAsiaTheme="majorEastAsia" w:hAnsiTheme="majorEastAsia"/>
@@ -2345,7 +2487,25 @@
           <w:sz w:val="24"/>
           <w:szCs w:val="24"/>
         </w:rPr>
-        <w:t>[[procedure_type]]</w:t>
+        <w:t>[[</w:t>
+      </w:r>
+      <w:proofErr w:type="spellStart"/>
+      <w:r>
+        <w:rPr>
+          <w:rFonts w:asciiTheme="majorEastAsia" w:eastAsiaTheme="majorEastAsia" w:hAnsiTheme="majorEastAsia" w:hint="eastAsia"/>
+          <w:sz w:val="24"/>
+          <w:szCs w:val="24"/>
+        </w:rPr>
+        <w:t>procedure_type</w:t>
+      </w:r>
+      <w:proofErr w:type="spellEnd"/>
+      <w:r>
+        <w:rPr>
+          <w:rFonts w:asciiTheme="majorEastAsia" w:eastAsiaTheme="majorEastAsia" w:hAnsiTheme="majorEastAsia" w:hint="eastAsia"/>
+          <w:sz w:val="24"/>
+          <w:szCs w:val="24"/>
+        </w:rPr>
+        <w:t>]]</w:t>
       </w:r>
       <w:r>
         <w:rPr>
@@ -2390,6 +2550,7 @@
         </w:rPr>
         <w:t>[[</w:t>
       </w:r>
+      <w:proofErr w:type="spellStart"/>
       <w:r>
         <w:rPr>
           <w:rFonts w:asciiTheme="majorEastAsia" w:eastAsiaTheme="majorEastAsia" w:hAnsiTheme="majorEastAsia"/>
@@ -2398,6 +2559,7 @@
         </w:rPr>
         <w:t>possible_modifications</w:t>
       </w:r>
+      <w:proofErr w:type="spellEnd"/>
       <w:r>
         <w:rPr>
           <w:rFonts w:asciiTheme="majorEastAsia" w:eastAsiaTheme="majorEastAsia" w:hAnsiTheme="majorEastAsia"/>
@@ -2473,7 +2635,25 @@
           <w:sz w:val="24"/>
           <w:szCs w:val="24"/>
         </w:rPr>
-        <w:t>[[procedure_type]]</w:t>
+        <w:t>[[</w:t>
+      </w:r>
+      <w:proofErr w:type="spellStart"/>
+      <w:r>
+        <w:rPr>
+          <w:rFonts w:asciiTheme="majorEastAsia" w:eastAsiaTheme="majorEastAsia" w:hAnsiTheme="majorEastAsia" w:hint="eastAsia"/>
+          <w:sz w:val="24"/>
+          <w:szCs w:val="24"/>
+        </w:rPr>
+        <w:t>procedure_type</w:t>
+      </w:r>
+      <w:proofErr w:type="spellEnd"/>
+      <w:r>
+        <w:rPr>
+          <w:rFonts w:asciiTheme="majorEastAsia" w:eastAsiaTheme="majorEastAsia" w:hAnsiTheme="majorEastAsia" w:hint="eastAsia"/>
+          <w:sz w:val="24"/>
+          <w:szCs w:val="24"/>
+        </w:rPr>
+        <w:t>]]</w:t>
       </w:r>
       <w:r>
         <w:rPr>
@@ -2502,6 +2682,7 @@
         </w:rPr>
         <w:t>[[</w:t>
       </w:r>
+      <w:proofErr w:type="spellStart"/>
       <w:r>
         <w:rPr>
           <w:rFonts w:asciiTheme="majorEastAsia" w:eastAsiaTheme="majorEastAsia" w:hAnsiTheme="majorEastAsia"/>
@@ -2510,6 +2691,7 @@
         </w:rPr>
         <w:t>post_procedure_caution</w:t>
       </w:r>
+      <w:proofErr w:type="spellEnd"/>
       <w:r>
         <w:rPr>
           <w:rFonts w:asciiTheme="majorEastAsia" w:eastAsiaTheme="majorEastAsia" w:hAnsiTheme="majorEastAsia"/>
@@ -2585,7 +2767,25 @@
           <w:sz w:val="24"/>
           <w:szCs w:val="24"/>
         </w:rPr>
-        <w:t>[[procedure_type]]</w:t>
+        <w:t>[[</w:t>
+      </w:r>
+      <w:proofErr w:type="spellStart"/>
+      <w:r>
+        <w:rPr>
+          <w:rFonts w:asciiTheme="majorEastAsia" w:eastAsiaTheme="majorEastAsia" w:hAnsiTheme="majorEastAsia" w:hint="eastAsia"/>
+          <w:sz w:val="24"/>
+          <w:szCs w:val="24"/>
+        </w:rPr>
+        <w:t>procedure_type</w:t>
+      </w:r>
+      <w:proofErr w:type="spellEnd"/>
+      <w:r>
+        <w:rPr>
+          <w:rFonts w:asciiTheme="majorEastAsia" w:eastAsiaTheme="majorEastAsia" w:hAnsiTheme="majorEastAsia" w:hint="eastAsia"/>
+          <w:sz w:val="24"/>
+          <w:szCs w:val="24"/>
+        </w:rPr>
+        <w:t>]]</w:t>
       </w:r>
       <w:r>
         <w:rPr>
@@ -2621,6 +2821,7 @@
         </w:rPr>
         <w:t>[[</w:t>
       </w:r>
+      <w:proofErr w:type="spellStart"/>
       <w:r>
         <w:rPr>
           <w:rFonts w:asciiTheme="majorEastAsia" w:eastAsiaTheme="majorEastAsia" w:hAnsiTheme="majorEastAsia"/>
@@ -2630,6 +2831,7 @@
         </w:rPr>
         <w:t>expected_hospitalization_days</w:t>
       </w:r>
+      <w:proofErr w:type="spellEnd"/>
       <w:r>
         <w:rPr>
           <w:rFonts w:asciiTheme="majorEastAsia" w:eastAsiaTheme="majorEastAsia" w:hAnsiTheme="majorEastAsia"/>
@@ -2736,6 +2938,7 @@
         </w:rPr>
         <w:t>[[</w:t>
       </w:r>
+      <w:proofErr w:type="spellStart"/>
       <w:r>
         <w:rPr>
           <w:rFonts w:asciiTheme="majorEastAsia" w:eastAsiaTheme="majorEastAsia" w:hAnsiTheme="majorEastAsia"/>
@@ -2744,6 +2947,7 @@
         </w:rPr>
         <w:t>other_explanation_allergy_etc</w:t>
       </w:r>
+      <w:proofErr w:type="spellEnd"/>
       <w:r>
         <w:rPr>
           <w:rFonts w:asciiTheme="majorEastAsia" w:eastAsiaTheme="majorEastAsia" w:hAnsiTheme="majorEastAsia"/>
@@ -2827,7 +3031,25 @@
           <w:sz w:val="24"/>
           <w:szCs w:val="24"/>
         </w:rPr>
-        <w:t>[[procedure_type]]</w:t>
+        <w:t>[[</w:t>
+      </w:r>
+      <w:proofErr w:type="spellStart"/>
+      <w:r>
+        <w:rPr>
+          <w:rFonts w:asciiTheme="majorEastAsia" w:eastAsiaTheme="majorEastAsia" w:hAnsiTheme="majorEastAsia" w:hint="eastAsia"/>
+          <w:sz w:val="24"/>
+          <w:szCs w:val="24"/>
+        </w:rPr>
+        <w:t>procedure_type</w:t>
+      </w:r>
+      <w:proofErr w:type="spellEnd"/>
+      <w:r>
+        <w:rPr>
+          <w:rFonts w:asciiTheme="majorEastAsia" w:eastAsiaTheme="majorEastAsia" w:hAnsiTheme="majorEastAsia" w:hint="eastAsia"/>
+          <w:sz w:val="24"/>
+          <w:szCs w:val="24"/>
+        </w:rPr>
+        <w:t>]]</w:t>
       </w:r>
       <w:r>
         <w:rPr>
@@ -2843,7 +3065,25 @@
           <w:sz w:val="24"/>
           <w:szCs w:val="24"/>
         </w:rPr>
-        <w:t>[[procedure_type]]</w:t>
+        <w:t>[[</w:t>
+      </w:r>
+      <w:proofErr w:type="spellStart"/>
+      <w:r>
+        <w:rPr>
+          <w:rFonts w:asciiTheme="majorEastAsia" w:eastAsiaTheme="majorEastAsia" w:hAnsiTheme="majorEastAsia" w:hint="eastAsia"/>
+          <w:sz w:val="24"/>
+          <w:szCs w:val="24"/>
+        </w:rPr>
+        <w:t>procedure_type</w:t>
+      </w:r>
+      <w:proofErr w:type="spellEnd"/>
+      <w:r>
+        <w:rPr>
+          <w:rFonts w:asciiTheme="majorEastAsia" w:eastAsiaTheme="majorEastAsia" w:hAnsiTheme="majorEastAsia" w:hint="eastAsia"/>
+          <w:sz w:val="24"/>
+          <w:szCs w:val="24"/>
+        </w:rPr>
+        <w:t>]]</w:t>
       </w:r>
       <w:r>
         <w:rPr>
@@ -2952,7 +3192,25 @@
           <w:sz w:val="24"/>
           <w:szCs w:val="24"/>
         </w:rPr>
-        <w:t>[[procedure_type]]</w:t>
+        <w:t>[[</w:t>
+      </w:r>
+      <w:proofErr w:type="spellStart"/>
+      <w:r>
+        <w:rPr>
+          <w:rFonts w:asciiTheme="majorEastAsia" w:eastAsiaTheme="majorEastAsia" w:hAnsiTheme="majorEastAsia" w:hint="eastAsia"/>
+          <w:sz w:val="24"/>
+          <w:szCs w:val="24"/>
+        </w:rPr>
+        <w:t>procedure_type</w:t>
+      </w:r>
+      <w:proofErr w:type="spellEnd"/>
+      <w:r>
+        <w:rPr>
+          <w:rFonts w:asciiTheme="majorEastAsia" w:eastAsiaTheme="majorEastAsia" w:hAnsiTheme="majorEastAsia" w:hint="eastAsia"/>
+          <w:sz w:val="24"/>
+          <w:szCs w:val="24"/>
+        </w:rPr>
+        <w:t>]]</w:t>
       </w:r>
       <w:r>
         <w:rPr>
@@ -2968,7 +3226,25 @@
           <w:sz w:val="24"/>
           <w:szCs w:val="24"/>
         </w:rPr>
-        <w:t>[[procedure_type]]</w:t>
+        <w:t>[[</w:t>
+      </w:r>
+      <w:proofErr w:type="spellStart"/>
+      <w:r>
+        <w:rPr>
+          <w:rFonts w:asciiTheme="majorEastAsia" w:eastAsiaTheme="majorEastAsia" w:hAnsiTheme="majorEastAsia" w:hint="eastAsia"/>
+          <w:sz w:val="24"/>
+          <w:szCs w:val="24"/>
+        </w:rPr>
+        <w:t>procedure_type</w:t>
+      </w:r>
+      <w:proofErr w:type="spellEnd"/>
+      <w:r>
+        <w:rPr>
+          <w:rFonts w:asciiTheme="majorEastAsia" w:eastAsiaTheme="majorEastAsia" w:hAnsiTheme="majorEastAsia" w:hint="eastAsia"/>
+          <w:sz w:val="24"/>
+          <w:szCs w:val="24"/>
+        </w:rPr>
+        <w:t>]]</w:t>
       </w:r>
       <w:r>
         <w:rPr>
@@ -3221,6 +3497,7 @@
               <w:lastRenderedPageBreak/>
               <w:t>[[</w:t>
             </w:r>
+            <w:proofErr w:type="spellStart"/>
             <w:r>
               <w:rPr>
                 <w:rFonts w:asciiTheme="majorEastAsia" w:eastAsiaTheme="majorEastAsia" w:hAnsiTheme="majorEastAsia"/>
@@ -3230,6 +3507,7 @@
               </w:rPr>
               <w:t>procedure_name</w:t>
             </w:r>
+            <w:proofErr w:type="spellEnd"/>
             <w:r>
               <w:rPr>
                 <w:rFonts w:asciiTheme="majorEastAsia" w:eastAsiaTheme="majorEastAsia" w:hAnsiTheme="majorEastAsia"/>
@@ -3397,6 +3675,7 @@
         </w:rPr>
         <w:t>[[</w:t>
       </w:r>
+      <w:proofErr w:type="spellStart"/>
       <w:r>
         <w:rPr>
           <w:rFonts w:asciiTheme="majorEastAsia" w:eastAsiaTheme="majorEastAsia" w:hAnsiTheme="majorEastAsia"/>
@@ -3405,6 +3684,7 @@
         </w:rPr>
         <w:t>procedure_name</w:t>
       </w:r>
+      <w:proofErr w:type="spellEnd"/>
       <w:r>
         <w:rPr>
           <w:rFonts w:asciiTheme="majorEastAsia" w:eastAsiaTheme="majorEastAsia" w:hAnsiTheme="majorEastAsia"/>
@@ -3455,6 +3735,7 @@
         </w:rPr>
         <w:t>[[</w:t>
       </w:r>
+      <w:proofErr w:type="spellStart"/>
       <w:r>
         <w:rPr>
           <w:rFonts w:asciiTheme="majorEastAsia" w:eastAsiaTheme="majorEastAsia" w:hAnsiTheme="majorEastAsia"/>
@@ -3463,6 +3744,7 @@
         </w:rPr>
         <w:t>procedure_name</w:t>
       </w:r>
+      <w:proofErr w:type="spellEnd"/>
       <w:r>
         <w:rPr>
           <w:rFonts w:asciiTheme="majorEastAsia" w:eastAsiaTheme="majorEastAsia" w:hAnsiTheme="majorEastAsia"/>
@@ -3493,7 +3775,25 @@
           <w:sz w:val="24"/>
           <w:szCs w:val="24"/>
         </w:rPr>
-        <w:t>[[procedure_type]]</w:t>
+        <w:t>[[</w:t>
+      </w:r>
+      <w:proofErr w:type="spellStart"/>
+      <w:r>
+        <w:rPr>
+          <w:rFonts w:asciiTheme="majorEastAsia" w:eastAsiaTheme="majorEastAsia" w:hAnsiTheme="majorEastAsia" w:hint="eastAsia"/>
+          <w:sz w:val="24"/>
+          <w:szCs w:val="24"/>
+        </w:rPr>
+        <w:t>procedure_type</w:t>
+      </w:r>
+      <w:proofErr w:type="spellEnd"/>
+      <w:r>
+        <w:rPr>
+          <w:rFonts w:asciiTheme="majorEastAsia" w:eastAsiaTheme="majorEastAsia" w:hAnsiTheme="majorEastAsia" w:hint="eastAsia"/>
+          <w:sz w:val="24"/>
+          <w:szCs w:val="24"/>
+        </w:rPr>
+        <w:t>]]</w:t>
       </w:r>
       <w:r>
         <w:rPr>
@@ -3529,6 +3829,7 @@
         </w:rPr>
         <w:t>[[</w:t>
       </w:r>
+      <w:proofErr w:type="spellStart"/>
       <w:r>
         <w:rPr>
           <w:rFonts w:asciiTheme="majorEastAsia" w:eastAsiaTheme="majorEastAsia" w:hAnsiTheme="majorEastAsia"/>
@@ -3537,6 +3838,7 @@
         </w:rPr>
         <w:t>procedure_name</w:t>
       </w:r>
+      <w:proofErr w:type="spellEnd"/>
       <w:r>
         <w:rPr>
           <w:rFonts w:asciiTheme="majorEastAsia" w:eastAsiaTheme="majorEastAsia" w:hAnsiTheme="majorEastAsia"/>
@@ -4510,6 +4812,7 @@
               <w:lastRenderedPageBreak/>
               <w:t>[[</w:t>
             </w:r>
+            <w:proofErr w:type="spellStart"/>
             <w:r>
               <w:rPr>
                 <w:rFonts w:asciiTheme="majorEastAsia" w:eastAsiaTheme="majorEastAsia" w:hAnsiTheme="majorEastAsia"/>
@@ -4519,6 +4822,7 @@
               </w:rPr>
               <w:t>procedure_name</w:t>
             </w:r>
+            <w:proofErr w:type="spellEnd"/>
             <w:r>
               <w:rPr>
                 <w:rFonts w:asciiTheme="majorEastAsia" w:eastAsiaTheme="majorEastAsia" w:hAnsiTheme="majorEastAsia"/>
@@ -4660,6 +4964,7 @@
         </w:rPr>
         <w:t>[[</w:t>
       </w:r>
+      <w:proofErr w:type="spellStart"/>
       <w:r>
         <w:rPr>
           <w:rFonts w:asciiTheme="majorEastAsia" w:eastAsiaTheme="majorEastAsia" w:hAnsiTheme="majorEastAsia"/>
@@ -4668,6 +4973,7 @@
         </w:rPr>
         <w:t>procedure_name</w:t>
       </w:r>
+      <w:proofErr w:type="spellEnd"/>
       <w:r>
         <w:rPr>
           <w:rFonts w:asciiTheme="majorEastAsia" w:eastAsiaTheme="majorEastAsia" w:hAnsiTheme="majorEastAsia"/>
@@ -5644,7 +5950,25 @@
           <w:sz w:val="24"/>
           <w:szCs w:val="24"/>
         </w:rPr>
-        <w:t>[[procedure_type]]</w:t>
+        <w:t>[[</w:t>
+      </w:r>
+      <w:proofErr w:type="spellStart"/>
+      <w:r>
+        <w:rPr>
+          <w:rFonts w:asciiTheme="majorEastAsia" w:eastAsiaTheme="majorEastAsia" w:hAnsiTheme="majorEastAsia" w:hint="eastAsia"/>
+          <w:sz w:val="24"/>
+          <w:szCs w:val="24"/>
+        </w:rPr>
+        <w:t>procedure_type</w:t>
+      </w:r>
+      <w:proofErr w:type="spellEnd"/>
+      <w:r>
+        <w:rPr>
+          <w:rFonts w:asciiTheme="majorEastAsia" w:eastAsiaTheme="majorEastAsia" w:hAnsiTheme="majorEastAsia" w:hint="eastAsia"/>
+          <w:sz w:val="24"/>
+          <w:szCs w:val="24"/>
+        </w:rPr>
+        <w:t>]]</w:t>
       </w:r>
       <w:r>
         <w:rPr>
@@ -5711,7 +6035,25 @@
           <w:sz w:val="24"/>
           <w:szCs w:val="24"/>
         </w:rPr>
-        <w:t>[[procedure_type]]</w:t>
+        <w:t>[[</w:t>
+      </w:r>
+      <w:proofErr w:type="spellStart"/>
+      <w:r>
+        <w:rPr>
+          <w:rFonts w:asciiTheme="majorEastAsia" w:eastAsiaTheme="majorEastAsia" w:hAnsiTheme="majorEastAsia" w:hint="eastAsia"/>
+          <w:sz w:val="24"/>
+          <w:szCs w:val="24"/>
+        </w:rPr>
+        <w:t>procedure_type</w:t>
+      </w:r>
+      <w:proofErr w:type="spellEnd"/>
+      <w:r>
+        <w:rPr>
+          <w:rFonts w:asciiTheme="majorEastAsia" w:eastAsiaTheme="majorEastAsia" w:hAnsiTheme="majorEastAsia" w:hint="eastAsia"/>
+          <w:sz w:val="24"/>
+          <w:szCs w:val="24"/>
+        </w:rPr>
+        <w:t>]]</w:t>
       </w:r>
       <w:r>
         <w:rPr>
@@ -5778,7 +6120,25 @@
           <w:sz w:val="24"/>
           <w:szCs w:val="24"/>
         </w:rPr>
-        <w:t>[[procedure_type]]</w:t>
+        <w:t>[[</w:t>
+      </w:r>
+      <w:proofErr w:type="spellStart"/>
+      <w:r>
+        <w:rPr>
+          <w:rFonts w:asciiTheme="majorEastAsia" w:eastAsiaTheme="majorEastAsia" w:hAnsiTheme="majorEastAsia" w:hint="eastAsia"/>
+          <w:sz w:val="24"/>
+          <w:szCs w:val="24"/>
+        </w:rPr>
+        <w:t>procedure_type</w:t>
+      </w:r>
+      <w:proofErr w:type="spellEnd"/>
+      <w:r>
+        <w:rPr>
+          <w:rFonts w:asciiTheme="majorEastAsia" w:eastAsiaTheme="majorEastAsia" w:hAnsiTheme="majorEastAsia" w:hint="eastAsia"/>
+          <w:sz w:val="24"/>
+          <w:szCs w:val="24"/>
+        </w:rPr>
+        <w:t>]]</w:t>
       </w:r>
       <w:r>
         <w:rPr>
@@ -7804,7 +8164,7 @@
     <w:altName w:val="MS Mincho"/>
     <w:panose1 w:val="02020609040205080304"/>
     <w:charset w:val="80"/>
-    <w:family w:val="roman"/>
+    <w:family w:val="modern"/>
     <w:pitch w:val="fixed"/>
     <w:sig w:usb0="E00002FF" w:usb1="6AC7FDFB" w:usb2="08000012" w:usb3="00000000" w:csb0="0002009F" w:csb1="00000000"/>
   </w:font>
@@ -7818,7 +8178,7 @@
   <w:font w:name="游ゴシック Light">
     <w:panose1 w:val="020B0300000000000000"/>
     <w:charset w:val="80"/>
-    <w:family w:val="modern"/>
+    <w:family w:val="swiss"/>
     <w:pitch w:val="variable"/>
     <w:sig w:usb0="E00002FF" w:usb1="2AC7FDFF" w:usb2="00000016" w:usb3="00000000" w:csb0="0002009F" w:csb1="00000000"/>
   </w:font>
@@ -7891,6 +8251,7 @@
     <w:rsid w:val="00572D09"/>
     <w:rsid w:val="005778A4"/>
     <w:rsid w:val="005C69BA"/>
+    <w:rsid w:val="005F5DFB"/>
     <w:rsid w:val="005F6DD5"/>
     <w:rsid w:val="00611221"/>
     <w:rsid w:val="00623B8D"/>

--- a/【西宮】同意書・説明書雛形_NoPlaceHolder.docx
+++ b/【西宮】同意書・説明書雛形_NoPlaceHolder.docx
@@ -9,7 +9,7 @@
         <w:tblLook w:val="04A0" w:firstRow="1" w:lastRow="0" w:firstColumn="1" w:lastColumn="0" w:noHBand="0" w:noVBand="1"/>
       </w:tblPr>
       <w:tblGrid>
-        <w:gridCol w:w="9552"/>
+        <w:gridCol w:w="9344"/>
       </w:tblGrid>
       <w:tr>
         <w:tc>
@@ -129,6 +129,14 @@
           <w:rFonts w:asciiTheme="majorEastAsia" w:eastAsiaTheme="majorEastAsia" w:hAnsiTheme="majorEastAsia" w:hint="eastAsia"/>
           <w:sz w:val="24"/>
           <w:szCs w:val="24"/>
+        </w:rPr>
+        <w:t xml:space="preserve"> </w:t>
+      </w:r>
+      <w:r>
+        <w:rPr>
+          <w:rFonts w:asciiTheme="majorEastAsia" w:eastAsiaTheme="majorEastAsia" w:hAnsiTheme="majorEastAsia" w:hint="eastAsia"/>
+          <w:sz w:val="24"/>
+          <w:szCs w:val="24"/>
           <w:u w:val="single"/>
         </w:rPr>
         <w:t xml:space="preserve">　</w:t>
@@ -263,6 +271,14 @@
           <w:rFonts w:asciiTheme="majorEastAsia" w:eastAsiaTheme="majorEastAsia" w:hAnsiTheme="majorEastAsia" w:hint="eastAsia"/>
           <w:sz w:val="24"/>
           <w:szCs w:val="24"/>
+        </w:rPr>
+        <w:t xml:space="preserve"> </w:t>
+      </w:r>
+      <w:r>
+        <w:rPr>
+          <w:rFonts w:asciiTheme="majorEastAsia" w:eastAsiaTheme="majorEastAsia" w:hAnsiTheme="majorEastAsia" w:hint="eastAsia"/>
+          <w:sz w:val="24"/>
+          <w:szCs w:val="24"/>
           <w:u w:val="single"/>
         </w:rPr>
         <w:t xml:space="preserve">　</w:t>
@@ -527,7 +543,7 @@
           <w:id w:val="-671794852"/>
           <w14:checkbox>
             <w14:checked w14:val="0"/>
-            <w14:checkedState w14:val="2612" w14:font="ＭＳ ゴシック"/>
+            <w14:checkedState w14:val="2611" w14:font="ＭＳ ゴシック"/>
             <w14:uncheckedState w14:val="2610" w14:font="ＭＳ ゴシック"/>
           </w14:checkbox>
         </w:sdtPr>
@@ -566,7 +582,7 @@
         <w:tblLook w:val="04A0" w:firstRow="1" w:lastRow="0" w:firstColumn="1" w:lastColumn="0" w:noHBand="0" w:noVBand="1"/>
       </w:tblPr>
       <w:tblGrid>
-        <w:gridCol w:w="9552"/>
+        <w:gridCol w:w="9354"/>
       </w:tblGrid>
       <w:tr>
         <w:tc>
@@ -634,15 +650,6 @@
           <w:szCs w:val="24"/>
         </w:rPr>
       </w:pPr>
-    </w:p>
-    <w:p>
-      <w:pPr>
-        <w:rPr>
-          <w:rFonts w:asciiTheme="majorEastAsia" w:eastAsiaTheme="majorEastAsia" w:hAnsiTheme="majorEastAsia"/>
-          <w:sz w:val="24"/>
-          <w:szCs w:val="24"/>
-        </w:rPr>
-      </w:pPr>
       <w:sdt>
         <w:sdtPr>
           <w:rPr>
@@ -653,7 +660,7 @@
           <w:id w:val="956990336"/>
           <w14:checkbox>
             <w14:checked w14:val="0"/>
-            <w14:checkedState w14:val="2612" w14:font="ＭＳ ゴシック"/>
+            <w14:checkedState w14:val="2611" w14:font="ＭＳ ゴシック"/>
             <w14:uncheckedState w14:val="2610" w14:font="ＭＳ ゴシック"/>
           </w14:checkbox>
         </w:sdtPr>
@@ -674,7 +681,37 @@
           <w:sz w:val="24"/>
           <w:szCs w:val="24"/>
         </w:rPr>
-        <w:t>１ 傷病名：</w:t>
+        <w:t xml:space="preserve">１ </w:t>
+      </w:r>
+      <w:r>
+        <w:rPr>
+          <w:rFonts w:asciiTheme="majorEastAsia" w:eastAsiaTheme="majorEastAsia" w:hAnsiTheme="majorEastAsia" w:hint="eastAsia"/>
+          <w:b/>
+          <w:bCs/>
+          <w:sz w:val="24"/>
+          <w:szCs w:val="24"/>
+        </w:rPr>
+        <w:t>【傷病名】</w:t>
+      </w:r>
+      <w:r>
+        <w:rPr>
+          <w:rFonts w:asciiTheme="majorEastAsia" w:eastAsiaTheme="majorEastAsia" w:hAnsiTheme="majorEastAsia" w:hint="eastAsia"/>
+          <w:b/>
+          <w:bCs/>
+          <w:sz w:val="24"/>
+          <w:szCs w:val="24"/>
+        </w:rPr>
+        <w:t>：</w:t>
+      </w:r>
+      <w:r>
+        <w:rPr>
+          <w:rFonts w:asciiTheme="majorEastAsia" w:eastAsiaTheme="majorEastAsia" w:hAnsiTheme="majorEastAsia" w:hint="eastAsia"/>
+          <w:b/>
+          <w:bCs/>
+          <w:sz w:val="24"/>
+          <w:szCs w:val="24"/>
+        </w:rPr>
+        <w:t xml:space="preserve">　</w:t>
       </w:r>
       <w:r>
         <w:rPr>
@@ -746,17 +783,17 @@
             <w:sz w:val="24"/>
             <w:szCs w:val="24"/>
           </w:rPr>
-          <w:id w:val="406037701"/>
+          <w:id w:val="1022283708"/>
           <w14:checkbox>
             <w14:checked w14:val="0"/>
-            <w14:checkedState w14:val="2612" w14:font="ＭＳ ゴシック"/>
+            <w14:checkedState w14:val="2611" w14:font="ＭＳ ゴシック"/>
             <w14:uncheckedState w14:val="2610" w14:font="ＭＳ ゴシック"/>
           </w14:checkbox>
         </w:sdtPr>
         <w:sdtContent>
           <w:r>
             <w:rPr>
-              <w:rFonts w:asciiTheme="majorEastAsia" w:eastAsiaTheme="majorEastAsia" w:hAnsiTheme="majorEastAsia" w:hint="eastAsia"/>
+              <w:rFonts w:ascii="ＭＳ ゴシック" w:eastAsia="ＭＳ ゴシック" w:hAnsi="ＭＳ ゴシック" w:hint="eastAsia"/>
               <w:sz w:val="24"/>
               <w:szCs w:val="24"/>
             </w:rPr>
@@ -770,7 +807,27 @@
           <w:sz w:val="24"/>
           <w:szCs w:val="24"/>
         </w:rPr>
-        <w:t>２ 現在の病状：</w:t>
+        <w:t xml:space="preserve">２ </w:t>
+      </w:r>
+      <w:r>
+        <w:rPr>
+          <w:rFonts w:asciiTheme="majorEastAsia" w:eastAsiaTheme="majorEastAsia" w:hAnsiTheme="majorEastAsia" w:hint="eastAsia"/>
+          <w:b/>
+          <w:bCs/>
+          <w:sz w:val="24"/>
+          <w:szCs w:val="24"/>
+        </w:rPr>
+        <w:t>【現在の病状】</w:t>
+      </w:r>
+      <w:r>
+        <w:rPr>
+          <w:rFonts w:asciiTheme="majorEastAsia" w:eastAsiaTheme="majorEastAsia" w:hAnsiTheme="majorEastAsia" w:hint="eastAsia"/>
+          <w:b/>
+          <w:bCs/>
+          <w:sz w:val="24"/>
+          <w:szCs w:val="24"/>
+        </w:rPr>
+        <w:t>：</w:t>
       </w:r>
     </w:p>
     <w:p>
@@ -848,17 +905,17 @@
             <w:sz w:val="24"/>
             <w:szCs w:val="24"/>
           </w:rPr>
-          <w:id w:val="-596720210"/>
+          <w:id w:val="-358586757"/>
           <w14:checkbox>
             <w14:checked w14:val="0"/>
-            <w14:checkedState w14:val="2612" w14:font="ＭＳ ゴシック"/>
+            <w14:checkedState w14:val="2611" w14:font="ＭＳ ゴシック"/>
             <w14:uncheckedState w14:val="2610" w14:font="ＭＳ ゴシック"/>
           </w14:checkbox>
         </w:sdtPr>
         <w:sdtContent>
           <w:r>
             <w:rPr>
-              <w:rFonts w:asciiTheme="majorEastAsia" w:eastAsiaTheme="majorEastAsia" w:hAnsiTheme="majorEastAsia" w:hint="eastAsia"/>
+              <w:rFonts w:ascii="ＭＳ ゴシック" w:eastAsia="ＭＳ ゴシック" w:hAnsi="ＭＳ ゴシック" w:hint="eastAsia"/>
               <w:sz w:val="24"/>
               <w:szCs w:val="24"/>
             </w:rPr>
@@ -877,6 +934,18 @@
       <w:r>
         <w:rPr>
           <w:rFonts w:asciiTheme="majorEastAsia" w:eastAsiaTheme="majorEastAsia" w:hAnsiTheme="majorEastAsia" w:hint="eastAsia"/>
+          <w:b/>
+          <w:bCs/>
+          <w:sz w:val="24"/>
+          <w:szCs w:val="24"/>
+        </w:rPr>
+        <w:t>【</w:t>
+      </w:r>
+      <w:r>
+        <w:rPr>
+          <w:rFonts w:asciiTheme="majorEastAsia" w:eastAsiaTheme="majorEastAsia" w:hAnsiTheme="majorEastAsia" w:hint="eastAsia"/>
+          <w:b/>
+          <w:bCs/>
           <w:sz w:val="24"/>
           <w:szCs w:val="24"/>
         </w:rPr>
@@ -886,6 +955,8 @@
       <w:r>
         <w:rPr>
           <w:rFonts w:asciiTheme="majorEastAsia" w:eastAsiaTheme="majorEastAsia" w:hAnsiTheme="majorEastAsia" w:hint="eastAsia"/>
+          <w:b/>
+          <w:bCs/>
           <w:sz w:val="24"/>
           <w:szCs w:val="24"/>
         </w:rPr>
@@ -895,6 +966,8 @@
       <w:r>
         <w:rPr>
           <w:rFonts w:asciiTheme="majorEastAsia" w:eastAsiaTheme="majorEastAsia" w:hAnsiTheme="majorEastAsia" w:hint="eastAsia"/>
+          <w:b/>
+          <w:bCs/>
           <w:sz w:val="24"/>
           <w:szCs w:val="24"/>
         </w:rPr>
@@ -903,10 +976,22 @@
       <w:r>
         <w:rPr>
           <w:rFonts w:asciiTheme="majorEastAsia" w:eastAsiaTheme="majorEastAsia" w:hAnsiTheme="majorEastAsia" w:hint="eastAsia"/>
+          <w:b/>
+          <w:bCs/>
           <w:sz w:val="24"/>
           <w:szCs w:val="24"/>
         </w:rPr>
         <w:t>の内容</w:t>
+      </w:r>
+      <w:r>
+        <w:rPr>
+          <w:rFonts w:asciiTheme="majorEastAsia" w:eastAsiaTheme="majorEastAsia" w:hAnsiTheme="majorEastAsia" w:hint="eastAsia"/>
+          <w:b/>
+          <w:bCs/>
+          <w:sz w:val="24"/>
+          <w:szCs w:val="24"/>
+        </w:rPr>
+        <w:t>】：</w:t>
       </w:r>
     </w:p>
     <w:p>
@@ -925,7 +1010,19 @@
       </w:pPr>
       <w:r>
         <w:rPr>
-          <w:rFonts w:asciiTheme="majorEastAsia" w:eastAsiaTheme="majorEastAsia" w:hAnsiTheme="majorEastAsia"/>
+          <w:rFonts w:asciiTheme="majorEastAsia" w:eastAsiaTheme="majorEastAsia" w:hAnsiTheme="majorEastAsia" w:hint="eastAsia"/>
+          <w:b/>
+          <w:bCs/>
+          <w:sz w:val="24"/>
+          <w:szCs w:val="24"/>
+        </w:rPr>
+        <w:t>【</w:t>
+      </w:r>
+      <w:r>
+        <w:rPr>
+          <w:rFonts w:asciiTheme="majorEastAsia" w:eastAsiaTheme="majorEastAsia" w:hAnsiTheme="majorEastAsia"/>
+          <w:b/>
+          <w:bCs/>
           <w:sz w:val="24"/>
           <w:szCs w:val="24"/>
         </w:rPr>
@@ -935,6 +1032,8 @@
       <w:r>
         <w:rPr>
           <w:rFonts w:asciiTheme="majorEastAsia" w:eastAsiaTheme="majorEastAsia" w:hAnsiTheme="majorEastAsia"/>
+          <w:b/>
+          <w:bCs/>
           <w:sz w:val="24"/>
           <w:szCs w:val="24"/>
         </w:rPr>
@@ -944,6 +1043,8 @@
       <w:r>
         <w:rPr>
           <w:rFonts w:asciiTheme="majorEastAsia" w:eastAsiaTheme="majorEastAsia" w:hAnsiTheme="majorEastAsia"/>
+          <w:b/>
+          <w:bCs/>
           <w:sz w:val="24"/>
           <w:szCs w:val="24"/>
         </w:rPr>
@@ -952,10 +1053,40 @@
       <w:r>
         <w:rPr>
           <w:rFonts w:asciiTheme="majorEastAsia" w:eastAsiaTheme="majorEastAsia" w:hAnsiTheme="majorEastAsia" w:hint="eastAsia"/>
-          <w:sz w:val="24"/>
-          <w:szCs w:val="24"/>
-        </w:rPr>
-        <w:t xml:space="preserve">名：　</w:t>
+          <w:b/>
+          <w:bCs/>
+          <w:sz w:val="24"/>
+          <w:szCs w:val="24"/>
+        </w:rPr>
+        <w:t>名</w:t>
+      </w:r>
+      <w:r>
+        <w:rPr>
+          <w:rFonts w:asciiTheme="majorEastAsia" w:eastAsiaTheme="majorEastAsia" w:hAnsiTheme="majorEastAsia" w:hint="eastAsia"/>
+          <w:b/>
+          <w:bCs/>
+          <w:sz w:val="24"/>
+          <w:szCs w:val="24"/>
+        </w:rPr>
+        <w:t>】</w:t>
+      </w:r>
+      <w:r>
+        <w:rPr>
+          <w:rFonts w:asciiTheme="majorEastAsia" w:eastAsiaTheme="majorEastAsia" w:hAnsiTheme="majorEastAsia" w:hint="eastAsia"/>
+          <w:b/>
+          <w:bCs/>
+          <w:sz w:val="24"/>
+          <w:szCs w:val="24"/>
+        </w:rPr>
+        <w:t>：</w:t>
+      </w:r>
+      <w:r>
+        <w:rPr>
+          <w:rFonts w:asciiTheme="majorEastAsia" w:eastAsiaTheme="majorEastAsia" w:hAnsiTheme="majorEastAsia" w:hint="eastAsia"/>
+          <w:sz w:val="24"/>
+          <w:szCs w:val="24"/>
+        </w:rPr>
+        <w:t xml:space="preserve">　</w:t>
       </w:r>
       <w:r>
         <w:rPr>
@@ -1022,10 +1153,30 @@
       <w:r>
         <w:rPr>
           <w:rFonts w:asciiTheme="majorEastAsia" w:eastAsiaTheme="majorEastAsia" w:hAnsiTheme="majorEastAsia" w:hint="eastAsia"/>
-          <w:sz w:val="24"/>
-          <w:szCs w:val="24"/>
-        </w:rPr>
-        <w:t xml:space="preserve">予定日：　</w:t>
+          <w:b/>
+          <w:bCs/>
+          <w:sz w:val="24"/>
+          <w:szCs w:val="24"/>
+        </w:rPr>
+        <w:t>【予定日】</w:t>
+      </w:r>
+      <w:r>
+        <w:rPr>
+          <w:rFonts w:asciiTheme="majorEastAsia" w:eastAsiaTheme="majorEastAsia" w:hAnsiTheme="majorEastAsia" w:hint="eastAsia"/>
+          <w:b/>
+          <w:bCs/>
+          <w:sz w:val="24"/>
+          <w:szCs w:val="24"/>
+        </w:rPr>
+        <w:t>：</w:t>
+      </w:r>
+      <w:r>
+        <w:rPr>
+          <w:rFonts w:asciiTheme="majorEastAsia" w:eastAsiaTheme="majorEastAsia" w:hAnsiTheme="majorEastAsia" w:hint="eastAsia"/>
+          <w:sz w:val="24"/>
+          <w:szCs w:val="24"/>
+        </w:rPr>
+        <w:t xml:space="preserve">　</w:t>
       </w:r>
       <w:r>
         <w:rPr>
@@ -1159,10 +1310,50 @@
       <w:r>
         <w:rPr>
           <w:rFonts w:asciiTheme="majorEastAsia" w:eastAsiaTheme="majorEastAsia" w:hAnsiTheme="majorEastAsia" w:hint="eastAsia"/>
-          <w:sz w:val="24"/>
-          <w:szCs w:val="24"/>
-        </w:rPr>
-        <w:t xml:space="preserve">予定時間：　</w:t>
+          <w:b/>
+          <w:bCs/>
+          <w:sz w:val="24"/>
+          <w:szCs w:val="24"/>
+        </w:rPr>
+        <w:t>【</w:t>
+      </w:r>
+      <w:r>
+        <w:rPr>
+          <w:rFonts w:asciiTheme="majorEastAsia" w:eastAsiaTheme="majorEastAsia" w:hAnsiTheme="majorEastAsia" w:hint="eastAsia"/>
+          <w:b/>
+          <w:bCs/>
+          <w:sz w:val="24"/>
+          <w:szCs w:val="24"/>
+        </w:rPr>
+        <w:t>予定時間</w:t>
+      </w:r>
+      <w:r>
+        <w:rPr>
+          <w:rFonts w:asciiTheme="majorEastAsia" w:eastAsiaTheme="majorEastAsia" w:hAnsiTheme="majorEastAsia" w:hint="eastAsia"/>
+          <w:b/>
+          <w:bCs/>
+          <w:sz w:val="24"/>
+          <w:szCs w:val="24"/>
+        </w:rPr>
+        <w:t>】</w:t>
+      </w:r>
+      <w:r>
+        <w:rPr>
+          <w:rFonts w:asciiTheme="majorEastAsia" w:eastAsiaTheme="majorEastAsia" w:hAnsiTheme="majorEastAsia" w:hint="eastAsia"/>
+          <w:b/>
+          <w:bCs/>
+          <w:sz w:val="24"/>
+          <w:szCs w:val="24"/>
+        </w:rPr>
+        <w:t>：</w:t>
+      </w:r>
+      <w:r>
+        <w:rPr>
+          <w:rFonts w:asciiTheme="majorEastAsia" w:eastAsiaTheme="majorEastAsia" w:hAnsiTheme="majorEastAsia" w:hint="eastAsia"/>
+          <w:sz w:val="24"/>
+          <w:szCs w:val="24"/>
+        </w:rPr>
+        <w:t xml:space="preserve">　</w:t>
       </w:r>
       <w:r>
         <w:rPr>
@@ -1222,17 +1413,31 @@
         <w:ind w:leftChars="0"/>
         <w:rPr>
           <w:rFonts w:asciiTheme="majorEastAsia" w:eastAsiaTheme="majorEastAsia" w:hAnsiTheme="majorEastAsia"/>
-          <w:sz w:val="24"/>
-          <w:szCs w:val="24"/>
-        </w:rPr>
-      </w:pPr>
-      <w:r>
-        <w:rPr>
-          <w:rFonts w:asciiTheme="majorEastAsia" w:eastAsiaTheme="majorEastAsia" w:hAnsiTheme="majorEastAsia" w:hint="eastAsia"/>
-          <w:sz w:val="24"/>
-          <w:szCs w:val="24"/>
-        </w:rPr>
-        <w:t>目的：</w:t>
+          <w:b/>
+          <w:bCs/>
+          <w:sz w:val="24"/>
+          <w:szCs w:val="24"/>
+        </w:rPr>
+      </w:pPr>
+      <w:r>
+        <w:rPr>
+          <w:rFonts w:asciiTheme="majorEastAsia" w:eastAsiaTheme="majorEastAsia" w:hAnsiTheme="majorEastAsia" w:hint="eastAsia"/>
+          <w:b/>
+          <w:bCs/>
+          <w:sz w:val="24"/>
+          <w:szCs w:val="24"/>
+        </w:rPr>
+        <w:t>【目的】</w:t>
+      </w:r>
+      <w:r>
+        <w:rPr>
+          <w:rFonts w:asciiTheme="majorEastAsia" w:eastAsiaTheme="majorEastAsia" w:hAnsiTheme="majorEastAsia" w:hint="eastAsia"/>
+          <w:b/>
+          <w:bCs/>
+          <w:sz w:val="24"/>
+          <w:szCs w:val="24"/>
+        </w:rPr>
+        <w:t>：</w:t>
       </w:r>
     </w:p>
     <w:p>
@@ -1288,17 +1493,31 @@
         <w:ind w:leftChars="0"/>
         <w:rPr>
           <w:rFonts w:asciiTheme="majorEastAsia" w:eastAsiaTheme="majorEastAsia" w:hAnsiTheme="majorEastAsia"/>
-          <w:sz w:val="24"/>
-          <w:szCs w:val="24"/>
-        </w:rPr>
-      </w:pPr>
-      <w:r>
-        <w:rPr>
-          <w:rFonts w:asciiTheme="majorEastAsia" w:eastAsiaTheme="majorEastAsia" w:hAnsiTheme="majorEastAsia" w:hint="eastAsia"/>
-          <w:sz w:val="24"/>
-          <w:szCs w:val="24"/>
-        </w:rPr>
-        <w:t>内容：</w:t>
+          <w:b/>
+          <w:bCs/>
+          <w:sz w:val="24"/>
+          <w:szCs w:val="24"/>
+        </w:rPr>
+      </w:pPr>
+      <w:r>
+        <w:rPr>
+          <w:rFonts w:asciiTheme="majorEastAsia" w:eastAsiaTheme="majorEastAsia" w:hAnsiTheme="majorEastAsia" w:hint="eastAsia"/>
+          <w:b/>
+          <w:bCs/>
+          <w:sz w:val="24"/>
+          <w:szCs w:val="24"/>
+        </w:rPr>
+        <w:t>【内容】</w:t>
+      </w:r>
+      <w:r>
+        <w:rPr>
+          <w:rFonts w:asciiTheme="majorEastAsia" w:eastAsiaTheme="majorEastAsia" w:hAnsiTheme="majorEastAsia" w:hint="eastAsia"/>
+          <w:b/>
+          <w:bCs/>
+          <w:sz w:val="24"/>
+          <w:szCs w:val="24"/>
+        </w:rPr>
+        <w:t>：</w:t>
       </w:r>
     </w:p>
     <w:p>
@@ -1363,6 +1582,18 @@
       <w:r>
         <w:rPr>
           <w:rFonts w:asciiTheme="majorEastAsia" w:eastAsiaTheme="majorEastAsia" w:hAnsiTheme="majorEastAsia" w:hint="eastAsia"/>
+          <w:b/>
+          <w:bCs/>
+          <w:sz w:val="24"/>
+          <w:szCs w:val="24"/>
+        </w:rPr>
+        <w:t>【</w:t>
+      </w:r>
+      <w:r>
+        <w:rPr>
+          <w:rFonts w:asciiTheme="majorEastAsia" w:eastAsiaTheme="majorEastAsia" w:hAnsiTheme="majorEastAsia" w:hint="eastAsia"/>
+          <w:b/>
+          <w:bCs/>
           <w:sz w:val="24"/>
           <w:szCs w:val="24"/>
         </w:rPr>
@@ -1372,6 +1603,8 @@
       <w:r>
         <w:rPr>
           <w:rFonts w:asciiTheme="majorEastAsia" w:eastAsiaTheme="majorEastAsia" w:hAnsiTheme="majorEastAsia" w:hint="eastAsia"/>
+          <w:b/>
+          <w:bCs/>
           <w:sz w:val="24"/>
           <w:szCs w:val="24"/>
         </w:rPr>
@@ -1381,6 +1614,8 @@
       <w:r>
         <w:rPr>
           <w:rFonts w:asciiTheme="majorEastAsia" w:eastAsiaTheme="majorEastAsia" w:hAnsiTheme="majorEastAsia" w:hint="eastAsia"/>
+          <w:b/>
+          <w:bCs/>
           <w:sz w:val="24"/>
           <w:szCs w:val="24"/>
         </w:rPr>
@@ -1389,10 +1624,32 @@
       <w:r>
         <w:rPr>
           <w:rFonts w:asciiTheme="majorEastAsia" w:eastAsiaTheme="majorEastAsia" w:hAnsiTheme="majorEastAsia" w:hint="eastAsia"/>
-          <w:sz w:val="24"/>
-          <w:szCs w:val="24"/>
-        </w:rPr>
-        <w:t>後ICU管理の可能性：</w:t>
+          <w:b/>
+          <w:bCs/>
+          <w:sz w:val="24"/>
+          <w:szCs w:val="24"/>
+        </w:rPr>
+        <w:t>後ICU管理の可能性</w:t>
+      </w:r>
+      <w:r>
+        <w:rPr>
+          <w:rFonts w:asciiTheme="majorEastAsia" w:eastAsiaTheme="majorEastAsia" w:hAnsiTheme="majorEastAsia" w:hint="eastAsia"/>
+          <w:b/>
+          <w:bCs/>
+          <w:sz w:val="24"/>
+          <w:szCs w:val="24"/>
+        </w:rPr>
+        <w:t>】</w:t>
+      </w:r>
+      <w:r>
+        <w:rPr>
+          <w:rFonts w:asciiTheme="majorEastAsia" w:eastAsiaTheme="majorEastAsia" w:hAnsiTheme="majorEastAsia" w:hint="eastAsia"/>
+          <w:b/>
+          <w:bCs/>
+          <w:sz w:val="24"/>
+          <w:szCs w:val="24"/>
+        </w:rPr>
+        <w:t>：</w:t>
       </w:r>
       <w:r>
         <w:rPr>
@@ -1417,7 +1674,15 @@
           <w:sz w:val="24"/>
           <w:szCs w:val="24"/>
         </w:rPr>
-        <w:t>icu_yes</w:t>
+        <w:t>icu_</w:t>
+      </w:r>
+      <w:r>
+        <w:rPr>
+          <w:rFonts w:asciiTheme="majorEastAsia" w:eastAsiaTheme="majorEastAsia" w:hAnsiTheme="majorEastAsia" w:hint="eastAsia"/>
+          <w:sz w:val="24"/>
+          <w:szCs w:val="24"/>
+        </w:rPr>
+        <w:t>no</w:t>
       </w:r>
       <w:proofErr w:type="spellEnd"/>
       <w:r>
@@ -1442,7 +1707,15 @@
           <w:sz w:val="24"/>
           <w:szCs w:val="24"/>
         </w:rPr>
-        <w:t xml:space="preserve">あり ／ </w:t>
+        <w:t>なし</w:t>
+      </w:r>
+      <w:r>
+        <w:rPr>
+          <w:rFonts w:asciiTheme="majorEastAsia" w:eastAsiaTheme="majorEastAsia" w:hAnsiTheme="majorEastAsia" w:hint="eastAsia"/>
+          <w:sz w:val="24"/>
+          <w:szCs w:val="24"/>
+        </w:rPr>
+        <w:t xml:space="preserve"> ／ </w:t>
       </w:r>
       <w:r>
         <w:rPr>
@@ -1459,7 +1732,15 @@
           <w:sz w:val="24"/>
           <w:szCs w:val="24"/>
         </w:rPr>
-        <w:t>icu_no</w:t>
+        <w:t>icu_</w:t>
+      </w:r>
+      <w:r>
+        <w:rPr>
+          <w:rFonts w:asciiTheme="majorEastAsia" w:eastAsiaTheme="majorEastAsia" w:hAnsiTheme="majorEastAsia" w:hint="eastAsia"/>
+          <w:sz w:val="24"/>
+          <w:szCs w:val="24"/>
+        </w:rPr>
+        <w:t>yes</w:t>
       </w:r>
       <w:proofErr w:type="spellEnd"/>
       <w:r>
@@ -1476,7 +1757,15 @@
           <w:sz w:val="24"/>
           <w:szCs w:val="24"/>
         </w:rPr>
-        <w:t xml:space="preserve"> なし</w:t>
+        <w:t xml:space="preserve"> </w:t>
+      </w:r>
+      <w:r>
+        <w:rPr>
+          <w:rFonts w:asciiTheme="majorEastAsia" w:eastAsiaTheme="majorEastAsia" w:hAnsiTheme="majorEastAsia" w:hint="eastAsia"/>
+          <w:sz w:val="24"/>
+          <w:szCs w:val="24"/>
+        </w:rPr>
+        <w:t>あり</w:t>
       </w:r>
     </w:p>
     <w:p>
@@ -1526,17 +1815,157 @@
         <w:ind w:leftChars="0"/>
         <w:rPr>
           <w:rFonts w:asciiTheme="majorEastAsia" w:eastAsiaTheme="majorEastAsia" w:hAnsiTheme="majorEastAsia"/>
-          <w:sz w:val="24"/>
-          <w:szCs w:val="24"/>
-        </w:rPr>
-      </w:pPr>
-      <w:r>
-        <w:rPr>
-          <w:rFonts w:asciiTheme="majorEastAsia" w:eastAsiaTheme="majorEastAsia" w:hAnsiTheme="majorEastAsia" w:hint="eastAsia"/>
-          <w:sz w:val="24"/>
-          <w:szCs w:val="24"/>
-        </w:rPr>
-        <w:t>麻酔</w:t>
+          <w:b/>
+          <w:bCs/>
+          <w:sz w:val="24"/>
+          <w:szCs w:val="24"/>
+        </w:rPr>
+      </w:pPr>
+      <w:r>
+        <w:rPr>
+          <w:rFonts w:asciiTheme="majorEastAsia" w:eastAsiaTheme="majorEastAsia" w:hAnsiTheme="majorEastAsia" w:hint="eastAsia"/>
+          <w:b/>
+          <w:bCs/>
+          <w:sz w:val="24"/>
+          <w:szCs w:val="24"/>
+        </w:rPr>
+        <w:t>【麻酔】</w:t>
+      </w:r>
+      <w:r>
+        <w:rPr>
+          <w:rFonts w:asciiTheme="majorEastAsia" w:eastAsiaTheme="majorEastAsia" w:hAnsiTheme="majorEastAsia" w:hint="eastAsia"/>
+          <w:b/>
+          <w:bCs/>
+          <w:sz w:val="24"/>
+          <w:szCs w:val="24"/>
+        </w:rPr>
+        <w:t>：</w:t>
+      </w:r>
+      <w:r>
+        <w:rPr>
+          <w:rFonts w:asciiTheme="majorEastAsia" w:eastAsiaTheme="majorEastAsia" w:hAnsiTheme="majorEastAsia" w:hint="eastAsia"/>
+          <w:b/>
+          <w:bCs/>
+          <w:sz w:val="24"/>
+          <w:szCs w:val="24"/>
+        </w:rPr>
+        <w:t xml:space="preserve">　</w:t>
+      </w:r>
+      <w:r>
+        <w:rPr>
+          <w:rFonts w:asciiTheme="majorEastAsia" w:eastAsiaTheme="majorEastAsia" w:hAnsiTheme="majorEastAsia"/>
+          <w:sz w:val="24"/>
+          <w:szCs w:val="24"/>
+        </w:rPr>
+        <w:t>[[</w:t>
+      </w:r>
+      <w:proofErr w:type="spellStart"/>
+      <w:r>
+        <w:rPr>
+          <w:rFonts w:asciiTheme="majorEastAsia" w:eastAsiaTheme="majorEastAsia" w:hAnsiTheme="majorEastAsia"/>
+          <w:sz w:val="24"/>
+          <w:szCs w:val="24"/>
+        </w:rPr>
+        <w:t>anesthesia</w:t>
+      </w:r>
+      <w:r>
+        <w:rPr>
+          <w:rFonts w:asciiTheme="majorEastAsia" w:eastAsiaTheme="majorEastAsia" w:hAnsiTheme="majorEastAsia"/>
+          <w:sz w:val="24"/>
+          <w:szCs w:val="24"/>
+        </w:rPr>
+        <w:t>_</w:t>
+      </w:r>
+      <w:r>
+        <w:rPr>
+          <w:rFonts w:asciiTheme="majorEastAsia" w:eastAsiaTheme="majorEastAsia" w:hAnsiTheme="majorEastAsia" w:hint="eastAsia"/>
+          <w:sz w:val="24"/>
+          <w:szCs w:val="24"/>
+        </w:rPr>
+        <w:t>no</w:t>
+      </w:r>
+      <w:proofErr w:type="spellEnd"/>
+      <w:r>
+        <w:rPr>
+          <w:rFonts w:asciiTheme="majorEastAsia" w:eastAsiaTheme="majorEastAsia" w:hAnsiTheme="majorEastAsia"/>
+          <w:sz w:val="24"/>
+          <w:szCs w:val="24"/>
+        </w:rPr>
+        <w:t>]]</w:t>
+      </w:r>
+      <w:r>
+        <w:rPr>
+          <w:rFonts w:asciiTheme="majorEastAsia" w:eastAsiaTheme="majorEastAsia" w:hAnsiTheme="majorEastAsia" w:hint="eastAsia"/>
+          <w:sz w:val="24"/>
+          <w:szCs w:val="24"/>
+        </w:rPr>
+        <w:t xml:space="preserve"> なし</w:t>
+      </w:r>
+      <w:r>
+        <w:rPr>
+          <w:rFonts w:asciiTheme="majorEastAsia" w:eastAsiaTheme="majorEastAsia" w:hAnsiTheme="majorEastAsia" w:hint="eastAsia"/>
+          <w:sz w:val="24"/>
+          <w:szCs w:val="24"/>
+        </w:rPr>
+        <w:t xml:space="preserve"> ／ </w:t>
+      </w:r>
+      <w:r>
+        <w:rPr>
+          <w:rFonts w:asciiTheme="majorEastAsia" w:eastAsiaTheme="majorEastAsia" w:hAnsiTheme="majorEastAsia"/>
+          <w:sz w:val="24"/>
+          <w:szCs w:val="24"/>
+        </w:rPr>
+        <w:t>[[</w:t>
+      </w:r>
+      <w:proofErr w:type="spellStart"/>
+      <w:r>
+        <w:rPr>
+          <w:rFonts w:asciiTheme="majorEastAsia" w:eastAsiaTheme="majorEastAsia" w:hAnsiTheme="majorEastAsia"/>
+          <w:sz w:val="24"/>
+          <w:szCs w:val="24"/>
+        </w:rPr>
+        <w:t>anesthesia</w:t>
+      </w:r>
+      <w:r>
+        <w:rPr>
+          <w:rFonts w:asciiTheme="majorEastAsia" w:eastAsiaTheme="majorEastAsia" w:hAnsiTheme="majorEastAsia" w:hint="eastAsia"/>
+          <w:sz w:val="24"/>
+          <w:szCs w:val="24"/>
+        </w:rPr>
+        <w:t>_</w:t>
+      </w:r>
+      <w:r>
+        <w:rPr>
+          <w:rFonts w:asciiTheme="majorEastAsia" w:eastAsiaTheme="majorEastAsia" w:hAnsiTheme="majorEastAsia" w:hint="eastAsia"/>
+          <w:sz w:val="24"/>
+          <w:szCs w:val="24"/>
+        </w:rPr>
+        <w:t>yes</w:t>
+      </w:r>
+      <w:proofErr w:type="spellEnd"/>
+      <w:r>
+        <w:rPr>
+          <w:rFonts w:asciiTheme="majorEastAsia" w:eastAsiaTheme="majorEastAsia" w:hAnsiTheme="majorEastAsia"/>
+          <w:sz w:val="24"/>
+          <w:szCs w:val="24"/>
+        </w:rPr>
+        <w:t>]]</w:t>
+      </w:r>
+      <w:r>
+        <w:rPr>
+          <w:rFonts w:asciiTheme="majorEastAsia" w:eastAsiaTheme="majorEastAsia" w:hAnsiTheme="majorEastAsia" w:hint="eastAsia"/>
+          <w:sz w:val="24"/>
+          <w:szCs w:val="24"/>
+        </w:rPr>
+        <w:t xml:space="preserve"> </w:t>
+      </w:r>
+      <w:r>
+        <w:rPr>
+          <w:rFonts w:asciiTheme="majorEastAsia" w:eastAsiaTheme="majorEastAsia" w:hAnsiTheme="majorEastAsia" w:hint="eastAsia"/>
+          <w:sz w:val="24"/>
+          <w:szCs w:val="24"/>
+        </w:rPr>
+        <w:t>あり</w:t>
       </w:r>
     </w:p>
     <w:p>
@@ -1551,36 +1980,22 @@
       </w:pPr>
       <w:r>
         <w:rPr>
-          <w:rFonts w:asciiTheme="majorEastAsia" w:eastAsiaTheme="majorEastAsia" w:hAnsiTheme="majorEastAsia" w:hint="eastAsia"/>
-          <w:sz w:val="24"/>
-          <w:szCs w:val="24"/>
-        </w:rPr>
-        <w:t>別紙同意書による説明：</w:t>
-      </w:r>
-      <w:r>
-        <w:rPr>
-          <w:rFonts w:asciiTheme="majorEastAsia" w:eastAsiaTheme="majorEastAsia" w:hAnsiTheme="majorEastAsia" w:hint="eastAsia"/>
-          <w:sz w:val="24"/>
-          <w:szCs w:val="24"/>
-        </w:rPr>
-        <w:tab/>
-      </w:r>
-      <w:r>
-        <w:rPr>
-          <w:rFonts w:asciiTheme="majorEastAsia" w:eastAsiaTheme="majorEastAsia" w:hAnsiTheme="majorEastAsia"/>
-          <w:sz w:val="24"/>
-          <w:szCs w:val="24"/>
-        </w:rPr>
-        <w:t>[[anesthesia</w:t>
-      </w:r>
-      <w:r>
-        <w:rPr>
-          <w:rFonts w:asciiTheme="majorEastAsia" w:eastAsiaTheme="majorEastAsia" w:hAnsiTheme="majorEastAsia"/>
-          <w:sz w:val="24"/>
-          <w:szCs w:val="24"/>
-        </w:rPr>
-        <w:t>_yes</w:t>
-      </w:r>
+          <w:rFonts w:asciiTheme="majorEastAsia" w:eastAsiaTheme="majorEastAsia" w:hAnsiTheme="majorEastAsia"/>
+          <w:sz w:val="24"/>
+          <w:szCs w:val="24"/>
+        </w:rPr>
+        <w:t>[[</w:t>
+      </w:r>
+      <w:proofErr w:type="spellStart"/>
+      <w:r>
+        <w:rPr>
+          <w:rFonts w:asciiTheme="majorEastAsia" w:eastAsiaTheme="majorEastAsia" w:hAnsiTheme="majorEastAsia"/>
+          <w:sz w:val="24"/>
+          <w:szCs w:val="24"/>
+        </w:rPr>
+        <w:t>anesthesia_local</w:t>
+      </w:r>
+      <w:proofErr w:type="spellEnd"/>
       <w:r>
         <w:rPr>
           <w:rFonts w:asciiTheme="majorEastAsia" w:eastAsiaTheme="majorEastAsia" w:hAnsiTheme="majorEastAsia"/>
@@ -1603,57 +2018,15 @@
           <w:sz w:val="24"/>
           <w:szCs w:val="24"/>
         </w:rPr>
-        <w:t xml:space="preserve">あり ／ </w:t>
-      </w:r>
-      <w:r>
-        <w:rPr>
-          <w:rFonts w:asciiTheme="majorEastAsia" w:eastAsiaTheme="majorEastAsia" w:hAnsiTheme="majorEastAsia"/>
-          <w:sz w:val="24"/>
-          <w:szCs w:val="24"/>
-        </w:rPr>
-        <w:t>[[</w:t>
-      </w:r>
-      <w:proofErr w:type="spellStart"/>
-      <w:r>
-        <w:rPr>
-          <w:rFonts w:asciiTheme="majorEastAsia" w:eastAsiaTheme="majorEastAsia" w:hAnsiTheme="majorEastAsia"/>
-          <w:sz w:val="24"/>
-          <w:szCs w:val="24"/>
-        </w:rPr>
-        <w:t>anesthesia</w:t>
-      </w:r>
-      <w:r>
-        <w:rPr>
-          <w:rFonts w:asciiTheme="majorEastAsia" w:eastAsiaTheme="majorEastAsia" w:hAnsiTheme="majorEastAsia" w:hint="eastAsia"/>
-          <w:sz w:val="24"/>
-          <w:szCs w:val="24"/>
-        </w:rPr>
-        <w:t>_</w:t>
-      </w:r>
-      <w:r>
-        <w:rPr>
-          <w:rFonts w:asciiTheme="majorEastAsia" w:eastAsiaTheme="majorEastAsia" w:hAnsiTheme="majorEastAsia"/>
-          <w:sz w:val="24"/>
-          <w:szCs w:val="24"/>
-        </w:rPr>
-        <w:t>no</w:t>
-      </w:r>
-      <w:proofErr w:type="spellEnd"/>
-      <w:r>
-        <w:rPr>
-          <w:rFonts w:asciiTheme="majorEastAsia" w:eastAsiaTheme="majorEastAsia" w:hAnsiTheme="majorEastAsia"/>
-          <w:sz w:val="24"/>
-          <w:szCs w:val="24"/>
-        </w:rPr>
-        <w:t>]]</w:t>
-      </w:r>
-      <w:r>
-        <w:rPr>
-          <w:rFonts w:asciiTheme="majorEastAsia" w:eastAsiaTheme="majorEastAsia" w:hAnsiTheme="majorEastAsia" w:hint="eastAsia"/>
-          <w:sz w:val="24"/>
-          <w:szCs w:val="24"/>
-        </w:rPr>
-        <w:t xml:space="preserve"> なし</w:t>
+        <w:t>表面・局所浸潤麻酔</w:t>
+      </w:r>
+      <w:r>
+        <w:rPr>
+          <w:rFonts w:ascii="ＭＳ ゴシック" w:eastAsia="ＭＳ ゴシック" w:hAnsi="ＭＳ ゴシック" w:hint="eastAsia"/>
+          <w:sz w:val="24"/>
+          <w:szCs w:val="24"/>
+        </w:rPr>
+        <w:t xml:space="preserve">　　　　　　　　　　　　　　　　　　　　　　　　　　　　　</w:t>
       </w:r>
     </w:p>
     <w:p>
@@ -1681,7 +2054,23 @@
           <w:sz w:val="24"/>
           <w:szCs w:val="24"/>
         </w:rPr>
-        <w:t>anesthesia_local</w:t>
+        <w:t>anesthesia_</w:t>
+      </w:r>
+      <w:r>
+        <w:rPr>
+          <w:rFonts w:asciiTheme="majorEastAsia" w:eastAsiaTheme="majorEastAsia" w:hAnsiTheme="majorEastAsia"/>
+          <w:sz w:val="24"/>
+          <w:szCs w:val="24"/>
+        </w:rPr>
+        <w:t>nerve_</w:t>
+      </w:r>
+      <w:r>
+        <w:rPr>
+          <w:rFonts w:asciiTheme="majorEastAsia" w:eastAsiaTheme="majorEastAsia" w:hAnsiTheme="majorEastAsia"/>
+          <w:sz w:val="24"/>
+          <w:szCs w:val="24"/>
+        </w:rPr>
+        <w:t>block</w:t>
       </w:r>
       <w:proofErr w:type="spellEnd"/>
       <w:r>
@@ -1706,15 +2095,7 @@
           <w:sz w:val="24"/>
           <w:szCs w:val="24"/>
         </w:rPr>
-        <w:t>表面・局所浸潤麻酔</w:t>
-      </w:r>
-      <w:r>
-        <w:rPr>
-          <w:rFonts w:ascii="ＭＳ ゴシック" w:eastAsia="ＭＳ ゴシック" w:hAnsi="ＭＳ ゴシック" w:hint="eastAsia"/>
-          <w:sz w:val="24"/>
-          <w:szCs w:val="24"/>
-        </w:rPr>
-        <w:t xml:space="preserve">　　　　　　　　　　　　　　　　　　　　　　　　　　　　　</w:t>
+        <w:t>神経ブロック</w:t>
       </w:r>
     </w:p>
     <w:p>
@@ -1742,7 +2123,15 @@
           <w:sz w:val="24"/>
           <w:szCs w:val="24"/>
         </w:rPr>
-        <w:t>anesthesia_nerve_block</w:t>
+        <w:t>anesthesia_other</w:t>
+      </w:r>
+      <w:r>
+        <w:rPr>
+          <w:rFonts w:asciiTheme="majorEastAsia" w:eastAsiaTheme="majorEastAsia" w:hAnsiTheme="majorEastAsia"/>
+          <w:sz w:val="24"/>
+          <w:szCs w:val="24"/>
+        </w:rPr>
+        <w:t>s</w:t>
       </w:r>
       <w:proofErr w:type="spellEnd"/>
       <w:r>
@@ -1767,7 +2156,73 @@
           <w:sz w:val="24"/>
           <w:szCs w:val="24"/>
         </w:rPr>
-        <w:t>神経ブロック</w:t>
+        <w:t>その他</w:t>
+      </w:r>
+      <w:r>
+        <w:rPr>
+          <w:rFonts w:asciiTheme="majorEastAsia" w:eastAsiaTheme="majorEastAsia" w:hAnsiTheme="majorEastAsia" w:hint="eastAsia"/>
+          <w:sz w:val="24"/>
+          <w:szCs w:val="24"/>
+        </w:rPr>
+        <w:t>〜</w:t>
+      </w:r>
+      <w:r>
+        <w:rPr>
+          <w:rFonts w:asciiTheme="majorEastAsia" w:eastAsiaTheme="majorEastAsia" w:hAnsiTheme="majorEastAsia" w:hint="eastAsia"/>
+          <w:sz w:val="24"/>
+          <w:szCs w:val="24"/>
+        </w:rPr>
+        <w:t>全身麻酔など</w:t>
+      </w:r>
+      <w:r>
+        <w:rPr>
+          <w:rFonts w:asciiTheme="majorEastAsia" w:eastAsiaTheme="majorEastAsia" w:hAnsiTheme="majorEastAsia" w:hint="eastAsia"/>
+          <w:sz w:val="24"/>
+          <w:szCs w:val="24"/>
+        </w:rPr>
+        <w:t>（</w:t>
+      </w:r>
+      <w:r>
+        <w:rPr>
+          <w:rFonts w:asciiTheme="majorEastAsia" w:eastAsiaTheme="majorEastAsia" w:hAnsiTheme="majorEastAsia" w:hint="eastAsia"/>
+          <w:sz w:val="24"/>
+          <w:szCs w:val="24"/>
+        </w:rPr>
+        <w:t xml:space="preserve">　</w:t>
+      </w:r>
+      <w:r>
+        <w:rPr>
+          <w:rFonts w:asciiTheme="majorEastAsia" w:eastAsiaTheme="majorEastAsia" w:hAnsiTheme="majorEastAsia"/>
+          <w:sz w:val="24"/>
+          <w:szCs w:val="24"/>
+        </w:rPr>
+        <w:t>[[</w:t>
+      </w:r>
+      <w:proofErr w:type="spellStart"/>
+      <w:r>
+        <w:rPr>
+          <w:rFonts w:asciiTheme="majorEastAsia" w:eastAsiaTheme="majorEastAsia" w:hAnsiTheme="majorEastAsia"/>
+          <w:sz w:val="24"/>
+          <w:szCs w:val="24"/>
+        </w:rPr>
+        <w:t>anesthesia_others_text</w:t>
+      </w:r>
+      <w:proofErr w:type="spellEnd"/>
+      <w:r>
+        <w:rPr>
+          <w:rFonts w:asciiTheme="majorEastAsia" w:eastAsiaTheme="majorEastAsia" w:hAnsiTheme="majorEastAsia"/>
+          <w:sz w:val="24"/>
+          <w:szCs w:val="24"/>
+        </w:rPr>
+        <w:t>]]</w:t>
+      </w:r>
+      <w:r>
+        <w:rPr>
+          <w:rFonts w:asciiTheme="majorEastAsia" w:eastAsiaTheme="majorEastAsia" w:hAnsiTheme="majorEastAsia" w:hint="eastAsia"/>
+          <w:sz w:val="24"/>
+          <w:szCs w:val="24"/>
+        </w:rPr>
+        <w:t xml:space="preserve">　）</w:t>
       </w:r>
     </w:p>
     <w:p>
@@ -1782,7 +2237,32 @@
       </w:pPr>
       <w:r>
         <w:rPr>
-          <w:rFonts w:asciiTheme="majorEastAsia" w:eastAsiaTheme="majorEastAsia" w:hAnsiTheme="majorEastAsia"/>
+          <w:rFonts w:asciiTheme="majorEastAsia" w:eastAsiaTheme="majorEastAsia" w:hAnsiTheme="majorEastAsia" w:hint="eastAsia"/>
+          <w:sz w:val="24"/>
+          <w:szCs w:val="24"/>
+        </w:rPr>
+        <w:t xml:space="preserve">　 </w:t>
+      </w:r>
+      <w:r>
+        <w:rPr>
+          <w:rFonts w:asciiTheme="majorEastAsia" w:eastAsiaTheme="majorEastAsia" w:hAnsiTheme="majorEastAsia" w:hint="eastAsia"/>
+          <w:sz w:val="24"/>
+          <w:szCs w:val="24"/>
+        </w:rPr>
+        <w:t>別紙同意書による説明：</w:t>
+      </w:r>
+      <w:r>
+        <w:rPr>
+          <w:rFonts w:asciiTheme="majorEastAsia" w:eastAsiaTheme="majorEastAsia" w:hAnsiTheme="majorEastAsia" w:hint="eastAsia"/>
+          <w:sz w:val="24"/>
+          <w:szCs w:val="24"/>
+        </w:rPr>
+        <w:tab/>
+      </w:r>
+      <w:bookmarkStart w:id="0" w:name="OLE_LINK1"/>
+      <w:r>
+        <w:rPr>
+          <w:rFonts w:ascii="ＭＳ ゴシック" w:eastAsia="ＭＳ ゴシック" w:hAnsi="ＭＳ ゴシック"/>
           <w:sz w:val="24"/>
           <w:szCs w:val="24"/>
         </w:rPr>
@@ -1791,16 +2271,59 @@
       <w:proofErr w:type="spellStart"/>
       <w:r>
         <w:rPr>
-          <w:rFonts w:asciiTheme="majorEastAsia" w:eastAsiaTheme="majorEastAsia" w:hAnsiTheme="majorEastAsia"/>
-          <w:sz w:val="24"/>
-          <w:szCs w:val="24"/>
-        </w:rPr>
-        <w:t>anesthesia_others</w:t>
+          <w:rFonts w:ascii="ＭＳ ゴシック" w:eastAsia="ＭＳ ゴシック" w:hAnsi="ＭＳ ゴシック"/>
+          <w:sz w:val="24"/>
+          <w:szCs w:val="24"/>
+        </w:rPr>
+        <w:t>anesthesia_others_exp_no</w:t>
       </w:r>
       <w:proofErr w:type="spellEnd"/>
       <w:r>
         <w:rPr>
-          <w:rFonts w:asciiTheme="majorEastAsia" w:eastAsiaTheme="majorEastAsia" w:hAnsiTheme="majorEastAsia"/>
+          <w:rFonts w:ascii="ＭＳ ゴシック" w:eastAsia="ＭＳ ゴシック" w:hAnsi="ＭＳ ゴシック"/>
+          <w:sz w:val="24"/>
+          <w:szCs w:val="24"/>
+        </w:rPr>
+        <w:t xml:space="preserve">]] </w:t>
+      </w:r>
+      <w:bookmarkEnd w:id="0"/>
+      <w:r>
+        <w:rPr>
+          <w:rFonts w:asciiTheme="majorEastAsia" w:eastAsiaTheme="majorEastAsia" w:hAnsiTheme="majorEastAsia" w:hint="eastAsia"/>
+          <w:sz w:val="24"/>
+          <w:szCs w:val="24"/>
+        </w:rPr>
+        <w:t>なし</w:t>
+      </w:r>
+      <w:r>
+        <w:rPr>
+          <w:rFonts w:asciiTheme="majorEastAsia" w:eastAsiaTheme="majorEastAsia" w:hAnsiTheme="majorEastAsia" w:hint="eastAsia"/>
+          <w:sz w:val="24"/>
+          <w:szCs w:val="24"/>
+        </w:rPr>
+        <w:t xml:space="preserve"> ／ </w:t>
+      </w:r>
+      <w:r>
+        <w:rPr>
+          <w:rFonts w:ascii="ＭＳ ゴシック" w:eastAsia="ＭＳ ゴシック" w:hAnsi="ＭＳ ゴシック"/>
+          <w:sz w:val="24"/>
+          <w:szCs w:val="24"/>
+        </w:rPr>
+        <w:t>[[</w:t>
+      </w:r>
+      <w:proofErr w:type="spellStart"/>
+      <w:r>
+        <w:rPr>
+          <w:rFonts w:ascii="ＭＳ ゴシック" w:eastAsia="ＭＳ ゴシック" w:hAnsi="ＭＳ ゴシック"/>
+          <w:sz w:val="24"/>
+          <w:szCs w:val="24"/>
+        </w:rPr>
+        <w:t>anesthesia_others_exp_yes</w:t>
+      </w:r>
+      <w:proofErr w:type="spellEnd"/>
+      <w:r>
+        <w:rPr>
+          <w:rFonts w:ascii="ＭＳ ゴシック" w:eastAsia="ＭＳ ゴシック" w:hAnsi="ＭＳ ゴシック"/>
           <w:sz w:val="24"/>
           <w:szCs w:val="24"/>
         </w:rPr>
@@ -1820,43 +2343,7 @@
           <w:sz w:val="24"/>
           <w:szCs w:val="24"/>
         </w:rPr>
-        <w:t xml:space="preserve">その他（　</w:t>
-      </w:r>
-      <w:sdt>
-        <w:sdtPr>
-          <w:rPr>
-            <w:rFonts w:asciiTheme="majorEastAsia" w:eastAsiaTheme="majorEastAsia" w:hAnsiTheme="majorEastAsia" w:hint="eastAsia"/>
-            <w:sz w:val="24"/>
-            <w:szCs w:val="24"/>
-          </w:rPr>
-          <w:alias w:val="麻酔その他詳細"/>
-          <w:tag w:val="anesthesia_others_detail"/>
-          <w:id w:val="-1151438282"/>
-          <w:placeholder>
-            <w:docPart w:val="5195E13E3B6A4D708904D5CDC522B738"/>
-          </w:placeholder>
-          <w:showingPlcHdr/>
-        </w:sdtPr>
-        <w:sdtContent>
-          <w:r>
-            <w:rPr>
-              <w:rStyle w:val="a9"/>
-              <w:rFonts w:asciiTheme="majorEastAsia" w:eastAsiaTheme="majorEastAsia" w:hAnsiTheme="majorEastAsia" w:hint="eastAsia"/>
-              <w:color w:val="auto"/>
-              <w:sz w:val="24"/>
-              <w:szCs w:val="28"/>
-            </w:rPr>
-            <w:t xml:space="preserve">　　　　　　　　　　　　　　　　</w:t>
-          </w:r>
-        </w:sdtContent>
-      </w:sdt>
-      <w:r>
-        <w:rPr>
-          <w:rFonts w:asciiTheme="majorEastAsia" w:eastAsiaTheme="majorEastAsia" w:hAnsiTheme="majorEastAsia" w:hint="eastAsia"/>
-          <w:sz w:val="24"/>
-          <w:szCs w:val="24"/>
-        </w:rPr>
-        <w:t xml:space="preserve">　）</w:t>
+        <w:t>あり</w:t>
       </w:r>
     </w:p>
     <w:p>
@@ -1869,37 +2356,32 @@
         <w:ind w:leftChars="0"/>
         <w:rPr>
           <w:rFonts w:asciiTheme="majorEastAsia" w:eastAsiaTheme="majorEastAsia" w:hAnsiTheme="majorEastAsia"/>
-          <w:sz w:val="24"/>
-          <w:szCs w:val="24"/>
-        </w:rPr>
-      </w:pPr>
-      <w:r>
-        <w:rPr>
-          <w:rFonts w:asciiTheme="majorEastAsia" w:eastAsiaTheme="majorEastAsia" w:hAnsiTheme="majorEastAsia" w:hint="eastAsia"/>
-          <w:sz w:val="24"/>
-          <w:szCs w:val="24"/>
-        </w:rPr>
-        <w:t>輸血</w:t>
-      </w:r>
-      <w:r>
-        <w:rPr>
-          <w:rFonts w:asciiTheme="majorEastAsia" w:eastAsiaTheme="majorEastAsia" w:hAnsiTheme="majorEastAsia" w:hint="eastAsia"/>
-          <w:sz w:val="24"/>
-          <w:szCs w:val="24"/>
-        </w:rPr>
-        <w:t>の可能性</w:t>
-      </w:r>
-    </w:p>
-    <w:p>
-      <w:pPr>
-        <w:pStyle w:val="ab"/>
-        <w:ind w:leftChars="0" w:left="600"/>
-        <w:rPr>
-          <w:rFonts w:asciiTheme="majorEastAsia" w:eastAsiaTheme="majorEastAsia" w:hAnsiTheme="majorEastAsia"/>
-          <w:sz w:val="24"/>
-          <w:szCs w:val="24"/>
-        </w:rPr>
-      </w:pPr>
+          <w:b/>
+          <w:bCs/>
+          <w:sz w:val="24"/>
+          <w:szCs w:val="24"/>
+        </w:rPr>
+      </w:pPr>
+      <w:r>
+        <w:rPr>
+          <w:rFonts w:asciiTheme="majorEastAsia" w:eastAsiaTheme="majorEastAsia" w:hAnsiTheme="majorEastAsia" w:hint="eastAsia"/>
+          <w:b/>
+          <w:bCs/>
+          <w:sz w:val="24"/>
+          <w:szCs w:val="24"/>
+        </w:rPr>
+        <w:t>【輸血の可能性】：</w:t>
+      </w:r>
+      <w:r>
+        <w:rPr>
+          <w:rFonts w:asciiTheme="majorEastAsia" w:eastAsiaTheme="majorEastAsia" w:hAnsiTheme="majorEastAsia" w:hint="eastAsia"/>
+          <w:b/>
+          <w:bCs/>
+          <w:sz w:val="24"/>
+          <w:szCs w:val="24"/>
+        </w:rPr>
+        <w:t xml:space="preserve">　</w:t>
+      </w:r>
       <w:r>
         <w:rPr>
           <w:rFonts w:asciiTheme="majorEastAsia" w:eastAsiaTheme="majorEastAsia" w:hAnsiTheme="majorEastAsia"/>
@@ -1923,7 +2405,15 @@
           <w:sz w:val="24"/>
           <w:szCs w:val="24"/>
         </w:rPr>
-        <w:t>_yes</w:t>
+        <w:t>_</w:t>
+      </w:r>
+      <w:r>
+        <w:rPr>
+          <w:rFonts w:asciiTheme="majorEastAsia" w:eastAsiaTheme="majorEastAsia" w:hAnsiTheme="majorEastAsia" w:hint="eastAsia"/>
+          <w:sz w:val="24"/>
+          <w:szCs w:val="24"/>
+        </w:rPr>
+        <w:t>no</w:t>
       </w:r>
       <w:proofErr w:type="spellEnd"/>
       <w:r>
@@ -1948,55 +2438,15 @@
           <w:sz w:val="24"/>
           <w:szCs w:val="24"/>
         </w:rPr>
-        <w:t>あり</w:t>
-      </w:r>
-      <w:r>
-        <w:rPr>
-          <w:rFonts w:asciiTheme="majorEastAsia" w:eastAsiaTheme="majorEastAsia" w:hAnsiTheme="majorEastAsia" w:hint="eastAsia"/>
-          <w:sz w:val="24"/>
-          <w:szCs w:val="24"/>
-        </w:rPr>
-        <w:t>（</w:t>
-      </w:r>
-      <w:r>
-        <w:rPr>
-          <w:rFonts w:asciiTheme="majorEastAsia" w:eastAsiaTheme="majorEastAsia" w:hAnsiTheme="majorEastAsia" w:hint="eastAsia"/>
-          <w:sz w:val="24"/>
-          <w:szCs w:val="24"/>
-        </w:rPr>
-        <w:t>別紙</w:t>
-      </w:r>
-      <w:r>
-        <w:rPr>
-          <w:rFonts w:asciiTheme="majorEastAsia" w:eastAsiaTheme="majorEastAsia" w:hAnsiTheme="majorEastAsia" w:hint="eastAsia"/>
-          <w:sz w:val="24"/>
-          <w:szCs w:val="24"/>
-        </w:rPr>
-        <w:t>説明・</w:t>
-      </w:r>
-      <w:r>
-        <w:rPr>
-          <w:rFonts w:asciiTheme="majorEastAsia" w:eastAsiaTheme="majorEastAsia" w:hAnsiTheme="majorEastAsia" w:hint="eastAsia"/>
-          <w:sz w:val="24"/>
-          <w:szCs w:val="24"/>
-        </w:rPr>
-        <w:t>同意書</w:t>
-      </w:r>
-      <w:r>
-        <w:rPr>
-          <w:rFonts w:asciiTheme="majorEastAsia" w:eastAsiaTheme="majorEastAsia" w:hAnsiTheme="majorEastAsia" w:hint="eastAsia"/>
-          <w:sz w:val="24"/>
-          <w:szCs w:val="24"/>
-        </w:rPr>
-        <w:t>あり）</w:t>
-      </w:r>
-      <w:r>
-        <w:rPr>
-          <w:rFonts w:asciiTheme="majorEastAsia" w:eastAsiaTheme="majorEastAsia" w:hAnsiTheme="majorEastAsia" w:hint="eastAsia"/>
-          <w:sz w:val="24"/>
-          <w:szCs w:val="24"/>
-        </w:rPr>
-        <w:t xml:space="preserve"> ／ </w:t>
+        <w:t xml:space="preserve">なし </w:t>
+      </w:r>
+      <w:r>
+        <w:rPr>
+          <w:rFonts w:asciiTheme="majorEastAsia" w:eastAsiaTheme="majorEastAsia" w:hAnsiTheme="majorEastAsia" w:hint="eastAsia"/>
+          <w:sz w:val="24"/>
+          <w:szCs w:val="24"/>
+        </w:rPr>
+        <w:t xml:space="preserve">／ </w:t>
       </w:r>
       <w:r>
         <w:rPr>
@@ -2021,7 +2471,15 @@
           <w:sz w:val="24"/>
           <w:szCs w:val="24"/>
         </w:rPr>
-        <w:t>_no</w:t>
+        <w:t>_</w:t>
+      </w:r>
+      <w:r>
+        <w:rPr>
+          <w:rFonts w:asciiTheme="majorEastAsia" w:eastAsiaTheme="majorEastAsia" w:hAnsiTheme="majorEastAsia" w:hint="eastAsia"/>
+          <w:sz w:val="24"/>
+          <w:szCs w:val="24"/>
+        </w:rPr>
+        <w:t>yes</w:t>
       </w:r>
       <w:proofErr w:type="spellEnd"/>
       <w:r>
@@ -2038,7 +2496,15 @@
           <w:sz w:val="24"/>
           <w:szCs w:val="24"/>
         </w:rPr>
-        <w:t xml:space="preserve"> なし</w:t>
+        <w:t xml:space="preserve"> </w:t>
+      </w:r>
+      <w:r>
+        <w:rPr>
+          <w:rFonts w:asciiTheme="majorEastAsia" w:eastAsiaTheme="majorEastAsia" w:hAnsiTheme="majorEastAsia" w:hint="eastAsia"/>
+          <w:sz w:val="24"/>
+          <w:szCs w:val="24"/>
+        </w:rPr>
+        <w:t>あり （別紙説明・同意書あり）</w:t>
       </w:r>
     </w:p>
     <w:p>
@@ -2110,17 +2576,17 @@
             <w:sz w:val="24"/>
             <w:szCs w:val="24"/>
           </w:rPr>
-          <w:id w:val="1659190271"/>
+          <w:id w:val="-1988310951"/>
           <w14:checkbox>
             <w14:checked w14:val="0"/>
-            <w14:checkedState w14:val="2612" w14:font="ＭＳ ゴシック"/>
+            <w14:checkedState w14:val="2611" w14:font="ＭＳ ゴシック"/>
             <w14:uncheckedState w14:val="2610" w14:font="ＭＳ ゴシック"/>
           </w14:checkbox>
         </w:sdtPr>
         <w:sdtContent>
           <w:r>
             <w:rPr>
-              <w:rFonts w:asciiTheme="majorEastAsia" w:eastAsiaTheme="majorEastAsia" w:hAnsiTheme="majorEastAsia" w:hint="eastAsia"/>
+              <w:rFonts w:ascii="ＭＳ ゴシック" w:eastAsia="ＭＳ ゴシック" w:hAnsi="ＭＳ ゴシック" w:hint="eastAsia"/>
               <w:sz w:val="24"/>
               <w:szCs w:val="24"/>
             </w:rPr>
@@ -2134,7 +2600,37 @@
           <w:sz w:val="24"/>
           <w:szCs w:val="24"/>
         </w:rPr>
-        <w:t>４ 予想される合併症（症状の悪化や別の病気の発生）とその発症可能性</w:t>
+        <w:t xml:space="preserve">４ </w:t>
+      </w:r>
+      <w:r>
+        <w:rPr>
+          <w:rFonts w:asciiTheme="majorEastAsia" w:eastAsiaTheme="majorEastAsia" w:hAnsiTheme="majorEastAsia" w:hint="eastAsia"/>
+          <w:b/>
+          <w:bCs/>
+          <w:sz w:val="24"/>
+          <w:szCs w:val="24"/>
+        </w:rPr>
+        <w:t>【</w:t>
+      </w:r>
+      <w:r>
+        <w:rPr>
+          <w:rFonts w:asciiTheme="majorEastAsia" w:eastAsiaTheme="majorEastAsia" w:hAnsiTheme="majorEastAsia" w:hint="eastAsia"/>
+          <w:b/>
+          <w:bCs/>
+          <w:sz w:val="24"/>
+          <w:szCs w:val="24"/>
+        </w:rPr>
+        <w:t>予想される合併症（症状の悪化や別の病気の発生）とその発症可能性</w:t>
+      </w:r>
+      <w:r>
+        <w:rPr>
+          <w:rFonts w:asciiTheme="majorEastAsia" w:eastAsiaTheme="majorEastAsia" w:hAnsiTheme="majorEastAsia" w:hint="eastAsia"/>
+          <w:b/>
+          <w:bCs/>
+          <w:sz w:val="24"/>
+          <w:szCs w:val="24"/>
+        </w:rPr>
+        <w:t>】：</w:t>
       </w:r>
     </w:p>
     <w:p>
@@ -2199,17 +2695,17 @@
             <w:sz w:val="24"/>
             <w:szCs w:val="24"/>
           </w:rPr>
-          <w:id w:val="2111395131"/>
+          <w:id w:val="-794140797"/>
           <w14:checkbox>
             <w14:checked w14:val="0"/>
-            <w14:checkedState w14:val="2612" w14:font="ＭＳ ゴシック"/>
+            <w14:checkedState w14:val="2611" w14:font="ＭＳ ゴシック"/>
             <w14:uncheckedState w14:val="2610" w14:font="ＭＳ ゴシック"/>
           </w14:checkbox>
         </w:sdtPr>
         <w:sdtContent>
           <w:r>
             <w:rPr>
-              <w:rFonts w:asciiTheme="majorEastAsia" w:eastAsiaTheme="majorEastAsia" w:hAnsiTheme="majorEastAsia" w:hint="eastAsia"/>
+              <w:rFonts w:ascii="ＭＳ ゴシック" w:eastAsia="ＭＳ ゴシック" w:hAnsi="ＭＳ ゴシック" w:hint="eastAsia"/>
               <w:sz w:val="24"/>
               <w:szCs w:val="24"/>
             </w:rPr>
@@ -2223,11 +2719,33 @@
           <w:sz w:val="24"/>
           <w:szCs w:val="24"/>
         </w:rPr>
-        <w:t>５ 代替手段または</w:t>
-      </w:r>
-      <w:r>
-        <w:rPr>
-          <w:rFonts w:asciiTheme="majorEastAsia" w:eastAsiaTheme="majorEastAsia" w:hAnsiTheme="majorEastAsia" w:hint="eastAsia"/>
+        <w:t xml:space="preserve">５ </w:t>
+      </w:r>
+      <w:r>
+        <w:rPr>
+          <w:rFonts w:asciiTheme="majorEastAsia" w:eastAsiaTheme="majorEastAsia" w:hAnsiTheme="majorEastAsia" w:hint="eastAsia"/>
+          <w:b/>
+          <w:bCs/>
+          <w:sz w:val="24"/>
+          <w:szCs w:val="24"/>
+        </w:rPr>
+        <w:t>【</w:t>
+      </w:r>
+      <w:r>
+        <w:rPr>
+          <w:rFonts w:asciiTheme="majorEastAsia" w:eastAsiaTheme="majorEastAsia" w:hAnsiTheme="majorEastAsia" w:hint="eastAsia"/>
+          <w:b/>
+          <w:bCs/>
+          <w:sz w:val="24"/>
+          <w:szCs w:val="24"/>
+        </w:rPr>
+        <w:t>代替手段または</w:t>
+      </w:r>
+      <w:r>
+        <w:rPr>
+          <w:rFonts w:asciiTheme="majorEastAsia" w:eastAsiaTheme="majorEastAsia" w:hAnsiTheme="majorEastAsia" w:hint="eastAsia"/>
+          <w:b/>
+          <w:bCs/>
           <w:sz w:val="24"/>
           <w:szCs w:val="24"/>
         </w:rPr>
@@ -2237,6 +2755,8 @@
       <w:r>
         <w:rPr>
           <w:rFonts w:asciiTheme="majorEastAsia" w:eastAsiaTheme="majorEastAsia" w:hAnsiTheme="majorEastAsia" w:hint="eastAsia"/>
+          <w:b/>
+          <w:bCs/>
           <w:sz w:val="24"/>
           <w:szCs w:val="24"/>
         </w:rPr>
@@ -2246,6 +2766,8 @@
       <w:r>
         <w:rPr>
           <w:rFonts w:asciiTheme="majorEastAsia" w:eastAsiaTheme="majorEastAsia" w:hAnsiTheme="majorEastAsia" w:hint="eastAsia"/>
+          <w:b/>
+          <w:bCs/>
           <w:sz w:val="24"/>
           <w:szCs w:val="24"/>
         </w:rPr>
@@ -2254,10 +2776,22 @@
       <w:r>
         <w:rPr>
           <w:rFonts w:asciiTheme="majorEastAsia" w:eastAsiaTheme="majorEastAsia" w:hAnsiTheme="majorEastAsia" w:hint="eastAsia"/>
+          <w:b/>
+          <w:bCs/>
           <w:sz w:val="24"/>
           <w:szCs w:val="24"/>
         </w:rPr>
         <w:t>を行わなかった場合に予想される危険性</w:t>
+      </w:r>
+      <w:r>
+        <w:rPr>
+          <w:rFonts w:asciiTheme="majorEastAsia" w:eastAsiaTheme="majorEastAsia" w:hAnsiTheme="majorEastAsia" w:hint="eastAsia"/>
+          <w:b/>
+          <w:bCs/>
+          <w:sz w:val="24"/>
+          <w:szCs w:val="24"/>
+        </w:rPr>
+        <w:t>】：</w:t>
       </w:r>
     </w:p>
     <w:p>
@@ -2323,17 +2857,17 @@
             <w:sz w:val="24"/>
             <w:szCs w:val="24"/>
           </w:rPr>
-          <w:id w:val="-389430582"/>
+          <w:id w:val="-50927709"/>
           <w14:checkbox>
             <w14:checked w14:val="0"/>
-            <w14:checkedState w14:val="2612" w14:font="ＭＳ ゴシック"/>
+            <w14:checkedState w14:val="2611" w14:font="ＭＳ ゴシック"/>
             <w14:uncheckedState w14:val="2610" w14:font="ＭＳ ゴシック"/>
           </w14:checkbox>
         </w:sdtPr>
         <w:sdtContent>
           <w:r>
             <w:rPr>
-              <w:rFonts w:asciiTheme="majorEastAsia" w:eastAsiaTheme="majorEastAsia" w:hAnsiTheme="majorEastAsia" w:hint="eastAsia"/>
+              <w:rFonts w:ascii="ＭＳ ゴシック" w:eastAsia="ＭＳ ゴシック" w:hAnsi="ＭＳ ゴシック" w:hint="eastAsia"/>
               <w:sz w:val="24"/>
               <w:szCs w:val="24"/>
             </w:rPr>
@@ -2352,6 +2886,18 @@
       <w:r>
         <w:rPr>
           <w:rFonts w:asciiTheme="majorEastAsia" w:eastAsiaTheme="majorEastAsia" w:hAnsiTheme="majorEastAsia" w:hint="eastAsia"/>
+          <w:b/>
+          <w:bCs/>
+          <w:sz w:val="24"/>
+          <w:szCs w:val="24"/>
+        </w:rPr>
+        <w:t>【</w:t>
+      </w:r>
+      <w:r>
+        <w:rPr>
+          <w:rFonts w:asciiTheme="majorEastAsia" w:eastAsiaTheme="majorEastAsia" w:hAnsiTheme="majorEastAsia" w:hint="eastAsia"/>
+          <w:b/>
+          <w:bCs/>
           <w:sz w:val="24"/>
           <w:szCs w:val="24"/>
         </w:rPr>
@@ -2361,6 +2907,8 @@
       <w:r>
         <w:rPr>
           <w:rFonts w:asciiTheme="majorEastAsia" w:eastAsiaTheme="majorEastAsia" w:hAnsiTheme="majorEastAsia" w:hint="eastAsia"/>
+          <w:b/>
+          <w:bCs/>
           <w:sz w:val="24"/>
           <w:szCs w:val="24"/>
         </w:rPr>
@@ -2370,6 +2918,8 @@
       <w:r>
         <w:rPr>
           <w:rFonts w:asciiTheme="majorEastAsia" w:eastAsiaTheme="majorEastAsia" w:hAnsiTheme="majorEastAsia" w:hint="eastAsia"/>
+          <w:b/>
+          <w:bCs/>
           <w:sz w:val="24"/>
           <w:szCs w:val="24"/>
         </w:rPr>
@@ -2378,10 +2928,22 @@
       <w:r>
         <w:rPr>
           <w:rFonts w:asciiTheme="majorEastAsia" w:eastAsiaTheme="majorEastAsia" w:hAnsiTheme="majorEastAsia" w:hint="eastAsia"/>
+          <w:b/>
+          <w:bCs/>
           <w:sz w:val="24"/>
           <w:szCs w:val="24"/>
         </w:rPr>
         <w:t>前の注意点</w:t>
+      </w:r>
+      <w:r>
+        <w:rPr>
+          <w:rFonts w:asciiTheme="majorEastAsia" w:eastAsiaTheme="majorEastAsia" w:hAnsiTheme="majorEastAsia" w:hint="eastAsia"/>
+          <w:b/>
+          <w:bCs/>
+          <w:sz w:val="24"/>
+          <w:szCs w:val="24"/>
+        </w:rPr>
+        <w:t>】：</w:t>
       </w:r>
     </w:p>
     <w:p>
@@ -2436,6 +2998,8 @@
         <w:ind w:left="566" w:hangingChars="236" w:hanging="566"/>
         <w:rPr>
           <w:rFonts w:asciiTheme="majorEastAsia" w:eastAsiaTheme="majorEastAsia" w:hAnsiTheme="majorEastAsia"/>
+          <w:b/>
+          <w:bCs/>
           <w:sz w:val="24"/>
           <w:szCs w:val="24"/>
         </w:rPr>
@@ -2447,17 +3011,17 @@
             <w:sz w:val="24"/>
             <w:szCs w:val="24"/>
           </w:rPr>
-          <w:id w:val="-662006802"/>
+          <w:id w:val="-1362122023"/>
           <w14:checkbox>
             <w14:checked w14:val="0"/>
-            <w14:checkedState w14:val="2612" w14:font="ＭＳ ゴシック"/>
+            <w14:checkedState w14:val="2611" w14:font="ＭＳ ゴシック"/>
             <w14:uncheckedState w14:val="2610" w14:font="ＭＳ ゴシック"/>
           </w14:checkbox>
         </w:sdtPr>
         <w:sdtContent>
           <w:r>
             <w:rPr>
-              <w:rFonts w:asciiTheme="majorEastAsia" w:eastAsiaTheme="majorEastAsia" w:hAnsiTheme="majorEastAsia" w:hint="eastAsia"/>
+              <w:rFonts w:ascii="ＭＳ ゴシック" w:eastAsia="ＭＳ ゴシック" w:hAnsi="ＭＳ ゴシック" w:hint="eastAsia"/>
               <w:sz w:val="24"/>
               <w:szCs w:val="24"/>
             </w:rPr>
@@ -2484,6 +3048,18 @@
       <w:r>
         <w:rPr>
           <w:rFonts w:asciiTheme="majorEastAsia" w:eastAsiaTheme="majorEastAsia" w:hAnsiTheme="majorEastAsia" w:hint="eastAsia"/>
+          <w:b/>
+          <w:bCs/>
+          <w:sz w:val="24"/>
+          <w:szCs w:val="24"/>
+        </w:rPr>
+        <w:t>【</w:t>
+      </w:r>
+      <w:r>
+        <w:rPr>
+          <w:rFonts w:asciiTheme="majorEastAsia" w:eastAsiaTheme="majorEastAsia" w:hAnsiTheme="majorEastAsia" w:hint="eastAsia"/>
+          <w:b/>
+          <w:bCs/>
           <w:sz w:val="24"/>
           <w:szCs w:val="24"/>
         </w:rPr>
@@ -2493,6 +3069,8 @@
       <w:r>
         <w:rPr>
           <w:rFonts w:asciiTheme="majorEastAsia" w:eastAsiaTheme="majorEastAsia" w:hAnsiTheme="majorEastAsia" w:hint="eastAsia"/>
+          <w:b/>
+          <w:bCs/>
           <w:sz w:val="24"/>
           <w:szCs w:val="24"/>
         </w:rPr>
@@ -2502,6 +3080,8 @@
       <w:r>
         <w:rPr>
           <w:rFonts w:asciiTheme="majorEastAsia" w:eastAsiaTheme="majorEastAsia" w:hAnsiTheme="majorEastAsia" w:hint="eastAsia"/>
+          <w:b/>
+          <w:bCs/>
           <w:sz w:val="24"/>
           <w:szCs w:val="24"/>
         </w:rPr>
@@ -2510,6 +3090,8 @@
       <w:r>
         <w:rPr>
           <w:rFonts w:asciiTheme="majorEastAsia" w:eastAsiaTheme="majorEastAsia" w:hAnsiTheme="majorEastAsia" w:hint="eastAsia"/>
+          <w:b/>
+          <w:bCs/>
           <w:sz w:val="24"/>
           <w:szCs w:val="24"/>
         </w:rPr>
@@ -2518,6 +3100,8 @@
       <w:r>
         <w:rPr>
           <w:rFonts w:asciiTheme="majorEastAsia" w:eastAsiaTheme="majorEastAsia" w:hAnsiTheme="majorEastAsia" w:hint="eastAsia"/>
+          <w:b/>
+          <w:bCs/>
           <w:sz w:val="24"/>
           <w:szCs w:val="24"/>
         </w:rPr>
@@ -2526,10 +3110,22 @@
       <w:r>
         <w:rPr>
           <w:rFonts w:asciiTheme="majorEastAsia" w:eastAsiaTheme="majorEastAsia" w:hAnsiTheme="majorEastAsia" w:hint="eastAsia"/>
+          <w:b/>
+          <w:bCs/>
           <w:sz w:val="24"/>
           <w:szCs w:val="24"/>
         </w:rPr>
         <w:t>変更または追加内容とその可能性</w:t>
+      </w:r>
+      <w:r>
+        <w:rPr>
+          <w:rFonts w:asciiTheme="majorEastAsia" w:eastAsiaTheme="majorEastAsia" w:hAnsiTheme="majorEastAsia" w:hint="eastAsia"/>
+          <w:b/>
+          <w:bCs/>
+          <w:sz w:val="24"/>
+          <w:szCs w:val="24"/>
+        </w:rPr>
+        <w:t>】：</w:t>
       </w:r>
     </w:p>
     <w:p>
@@ -2595,17 +3191,17 @@
             <w:sz w:val="24"/>
             <w:szCs w:val="24"/>
           </w:rPr>
-          <w:id w:val="-761835271"/>
+          <w:id w:val="1309511729"/>
           <w14:checkbox>
             <w14:checked w14:val="0"/>
-            <w14:checkedState w14:val="2612" w14:font="ＭＳ ゴシック"/>
+            <w14:checkedState w14:val="2611" w14:font="ＭＳ ゴシック"/>
             <w14:uncheckedState w14:val="2610" w14:font="ＭＳ ゴシック"/>
           </w14:checkbox>
         </w:sdtPr>
         <w:sdtContent>
           <w:r>
             <w:rPr>
-              <w:rFonts w:asciiTheme="majorEastAsia" w:eastAsiaTheme="majorEastAsia" w:hAnsiTheme="majorEastAsia" w:hint="eastAsia"/>
+              <w:rFonts w:ascii="ＭＳ ゴシック" w:eastAsia="ＭＳ ゴシック" w:hAnsi="ＭＳ ゴシック" w:hint="eastAsia"/>
               <w:sz w:val="24"/>
               <w:szCs w:val="24"/>
             </w:rPr>
@@ -2632,6 +3228,18 @@
       <w:r>
         <w:rPr>
           <w:rFonts w:asciiTheme="majorEastAsia" w:eastAsiaTheme="majorEastAsia" w:hAnsiTheme="majorEastAsia" w:hint="eastAsia"/>
+          <w:b/>
+          <w:bCs/>
+          <w:sz w:val="24"/>
+          <w:szCs w:val="24"/>
+        </w:rPr>
+        <w:t>【</w:t>
+      </w:r>
+      <w:r>
+        <w:rPr>
+          <w:rFonts w:asciiTheme="majorEastAsia" w:eastAsiaTheme="majorEastAsia" w:hAnsiTheme="majorEastAsia" w:hint="eastAsia"/>
+          <w:b/>
+          <w:bCs/>
           <w:sz w:val="24"/>
           <w:szCs w:val="24"/>
         </w:rPr>
@@ -2641,6 +3249,8 @@
       <w:r>
         <w:rPr>
           <w:rFonts w:asciiTheme="majorEastAsia" w:eastAsiaTheme="majorEastAsia" w:hAnsiTheme="majorEastAsia" w:hint="eastAsia"/>
+          <w:b/>
+          <w:bCs/>
           <w:sz w:val="24"/>
           <w:szCs w:val="24"/>
         </w:rPr>
@@ -2650,6 +3260,8 @@
       <w:r>
         <w:rPr>
           <w:rFonts w:asciiTheme="majorEastAsia" w:eastAsiaTheme="majorEastAsia" w:hAnsiTheme="majorEastAsia" w:hint="eastAsia"/>
+          <w:b/>
+          <w:bCs/>
           <w:sz w:val="24"/>
           <w:szCs w:val="24"/>
         </w:rPr>
@@ -2658,10 +3270,22 @@
       <w:r>
         <w:rPr>
           <w:rFonts w:asciiTheme="majorEastAsia" w:eastAsiaTheme="majorEastAsia" w:hAnsiTheme="majorEastAsia" w:hint="eastAsia"/>
+          <w:b/>
+          <w:bCs/>
           <w:sz w:val="24"/>
           <w:szCs w:val="24"/>
         </w:rPr>
         <w:t>後の注意事項</w:t>
+      </w:r>
+      <w:r>
+        <w:rPr>
+          <w:rFonts w:asciiTheme="majorEastAsia" w:eastAsiaTheme="majorEastAsia" w:hAnsiTheme="majorEastAsia" w:hint="eastAsia"/>
+          <w:b/>
+          <w:bCs/>
+          <w:sz w:val="24"/>
+          <w:szCs w:val="24"/>
+        </w:rPr>
+        <w:t>】：</w:t>
       </w:r>
     </w:p>
     <w:p>
@@ -2727,17 +3351,17 @@
             <w:sz w:val="24"/>
             <w:szCs w:val="24"/>
           </w:rPr>
-          <w:id w:val="1202744642"/>
+          <w:id w:val="-1239935026"/>
           <w14:checkbox>
             <w14:checked w14:val="0"/>
-            <w14:checkedState w14:val="2612" w14:font="ＭＳ ゴシック"/>
+            <w14:checkedState w14:val="2611" w14:font="ＭＳ ゴシック"/>
             <w14:uncheckedState w14:val="2610" w14:font="ＭＳ ゴシック"/>
           </w14:checkbox>
         </w:sdtPr>
         <w:sdtContent>
           <w:r>
             <w:rPr>
-              <w:rFonts w:asciiTheme="majorEastAsia" w:eastAsiaTheme="majorEastAsia" w:hAnsiTheme="majorEastAsia" w:hint="eastAsia"/>
+              <w:rFonts w:ascii="ＭＳ ゴシック" w:eastAsia="ＭＳ ゴシック" w:hAnsi="ＭＳ ゴシック" w:hint="eastAsia"/>
               <w:sz w:val="24"/>
               <w:szCs w:val="24"/>
             </w:rPr>
@@ -2764,6 +3388,18 @@
       <w:r>
         <w:rPr>
           <w:rFonts w:asciiTheme="majorEastAsia" w:eastAsiaTheme="majorEastAsia" w:hAnsiTheme="majorEastAsia" w:hint="eastAsia"/>
+          <w:b/>
+          <w:bCs/>
+          <w:sz w:val="24"/>
+          <w:szCs w:val="24"/>
+        </w:rPr>
+        <w:t>【</w:t>
+      </w:r>
+      <w:r>
+        <w:rPr>
+          <w:rFonts w:asciiTheme="majorEastAsia" w:eastAsiaTheme="majorEastAsia" w:hAnsiTheme="majorEastAsia" w:hint="eastAsia"/>
+          <w:b/>
+          <w:bCs/>
           <w:sz w:val="24"/>
           <w:szCs w:val="24"/>
         </w:rPr>
@@ -2773,6 +3409,8 @@
       <w:r>
         <w:rPr>
           <w:rFonts w:asciiTheme="majorEastAsia" w:eastAsiaTheme="majorEastAsia" w:hAnsiTheme="majorEastAsia" w:hint="eastAsia"/>
+          <w:b/>
+          <w:bCs/>
           <w:sz w:val="24"/>
           <w:szCs w:val="24"/>
         </w:rPr>
@@ -2782,6 +3420,8 @@
       <w:r>
         <w:rPr>
           <w:rFonts w:asciiTheme="majorEastAsia" w:eastAsiaTheme="majorEastAsia" w:hAnsiTheme="majorEastAsia" w:hint="eastAsia"/>
+          <w:b/>
+          <w:bCs/>
           <w:sz w:val="24"/>
           <w:szCs w:val="24"/>
         </w:rPr>
@@ -2790,14 +3430,48 @@
       <w:r>
         <w:rPr>
           <w:rFonts w:asciiTheme="majorEastAsia" w:eastAsiaTheme="majorEastAsia" w:hAnsiTheme="majorEastAsia" w:hint="eastAsia"/>
-          <w:sz w:val="24"/>
-          <w:szCs w:val="24"/>
-        </w:rPr>
-        <w:t>後予定入院期間：</w:t>
-      </w:r>
-      <w:r>
-        <w:rPr>
-          <w:rFonts w:asciiTheme="majorEastAsia" w:eastAsiaTheme="majorEastAsia" w:hAnsiTheme="majorEastAsia" w:hint="eastAsia"/>
+          <w:b/>
+          <w:bCs/>
+          <w:sz w:val="24"/>
+          <w:szCs w:val="24"/>
+        </w:rPr>
+        <w:t>後</w:t>
+      </w:r>
+      <w:r>
+        <w:rPr>
+          <w:rFonts w:asciiTheme="majorEastAsia" w:eastAsiaTheme="majorEastAsia" w:hAnsiTheme="majorEastAsia" w:hint="eastAsia"/>
+          <w:b/>
+          <w:bCs/>
+          <w:sz w:val="24"/>
+          <w:szCs w:val="24"/>
+        </w:rPr>
+        <w:t>の</w:t>
+      </w:r>
+      <w:r>
+        <w:rPr>
+          <w:rFonts w:asciiTheme="majorEastAsia" w:eastAsiaTheme="majorEastAsia" w:hAnsiTheme="majorEastAsia" w:hint="eastAsia"/>
+          <w:b/>
+          <w:bCs/>
+          <w:sz w:val="24"/>
+          <w:szCs w:val="24"/>
+        </w:rPr>
+        <w:t>予定入院期間</w:t>
+      </w:r>
+      <w:r>
+        <w:rPr>
+          <w:rFonts w:asciiTheme="majorEastAsia" w:eastAsiaTheme="majorEastAsia" w:hAnsiTheme="majorEastAsia" w:hint="eastAsia"/>
+          <w:b/>
+          <w:bCs/>
+          <w:sz w:val="24"/>
+          <w:szCs w:val="24"/>
+        </w:rPr>
+        <w:t>】：</w:t>
+      </w:r>
+      <w:r>
+        <w:rPr>
+          <w:rFonts w:asciiTheme="majorEastAsia" w:eastAsiaTheme="majorEastAsia" w:hAnsiTheme="majorEastAsia" w:hint="eastAsia"/>
+          <w:b/>
+          <w:bCs/>
           <w:sz w:val="24"/>
           <w:szCs w:val="24"/>
         </w:rPr>
@@ -2806,6 +3480,8 @@
       <w:r>
         <w:rPr>
           <w:rFonts w:asciiTheme="majorEastAsia" w:eastAsiaTheme="majorEastAsia" w:hAnsiTheme="majorEastAsia" w:hint="eastAsia"/>
+          <w:b/>
+          <w:bCs/>
           <w:sz w:val="24"/>
           <w:szCs w:val="24"/>
           <w:u w:val="single"/>
@@ -2866,6 +3542,8 @@
         <w:ind w:left="566" w:hangingChars="236" w:hanging="566"/>
         <w:rPr>
           <w:rFonts w:asciiTheme="majorEastAsia" w:eastAsiaTheme="majorEastAsia" w:hAnsiTheme="majorEastAsia"/>
+          <w:b/>
+          <w:bCs/>
           <w:sz w:val="24"/>
           <w:szCs w:val="24"/>
         </w:rPr>
@@ -2877,17 +3555,17 @@
             <w:sz w:val="24"/>
             <w:szCs w:val="24"/>
           </w:rPr>
-          <w:id w:val="-1277860249"/>
+          <w:id w:val="172459105"/>
           <w14:checkbox>
             <w14:checked w14:val="0"/>
-            <w14:checkedState w14:val="2612" w14:font="ＭＳ ゴシック"/>
+            <w14:checkedState w14:val="2611" w14:font="ＭＳ ゴシック"/>
             <w14:uncheckedState w14:val="2610" w14:font="ＭＳ ゴシック"/>
           </w14:checkbox>
         </w:sdtPr>
         <w:sdtContent>
           <w:r>
             <w:rPr>
-              <w:rFonts w:asciiTheme="majorEastAsia" w:eastAsiaTheme="majorEastAsia" w:hAnsiTheme="majorEastAsia" w:hint="eastAsia"/>
+              <w:rFonts w:ascii="ＭＳ ゴシック" w:eastAsia="ＭＳ ゴシック" w:hAnsi="ＭＳ ゴシック" w:hint="eastAsia"/>
               <w:sz w:val="24"/>
               <w:szCs w:val="24"/>
             </w:rPr>
@@ -2909,15 +3587,47 @@
           <w:sz w:val="24"/>
           <w:szCs w:val="24"/>
         </w:rPr>
-        <w:t xml:space="preserve"> その他</w:t>
-      </w:r>
-      <w:r>
-        <w:rPr>
-          <w:rFonts w:asciiTheme="majorEastAsia" w:eastAsiaTheme="majorEastAsia" w:hAnsiTheme="majorEastAsia" w:hint="eastAsia"/>
+        <w:t xml:space="preserve"> </w:t>
+      </w:r>
+      <w:r>
+        <w:rPr>
+          <w:rFonts w:asciiTheme="majorEastAsia" w:eastAsiaTheme="majorEastAsia" w:hAnsiTheme="majorEastAsia" w:hint="eastAsia"/>
+          <w:b/>
+          <w:bCs/>
+          <w:sz w:val="24"/>
+          <w:szCs w:val="24"/>
+        </w:rPr>
+        <w:t>【</w:t>
+      </w:r>
+      <w:r>
+        <w:rPr>
+          <w:rFonts w:asciiTheme="majorEastAsia" w:eastAsiaTheme="majorEastAsia" w:hAnsiTheme="majorEastAsia" w:hint="eastAsia"/>
+          <w:b/>
+          <w:bCs/>
+          <w:sz w:val="24"/>
+          <w:szCs w:val="24"/>
+        </w:rPr>
+        <w:t>その他</w:t>
+      </w:r>
+      <w:r>
+        <w:rPr>
+          <w:rFonts w:asciiTheme="majorEastAsia" w:eastAsiaTheme="majorEastAsia" w:hAnsiTheme="majorEastAsia" w:hint="eastAsia"/>
+          <w:b/>
+          <w:bCs/>
           <w:sz w:val="24"/>
           <w:szCs w:val="24"/>
         </w:rPr>
         <w:t>・アレルギーなど</w:t>
+      </w:r>
+      <w:r>
+        <w:rPr>
+          <w:rFonts w:asciiTheme="majorEastAsia" w:eastAsiaTheme="majorEastAsia" w:hAnsiTheme="majorEastAsia" w:hint="eastAsia"/>
+          <w:b/>
+          <w:bCs/>
+          <w:sz w:val="24"/>
+          <w:szCs w:val="24"/>
+        </w:rPr>
+        <w:t>】：</w:t>
       </w:r>
     </w:p>
     <w:p>
@@ -2936,46 +3646,24 @@
           <w:sz w:val="24"/>
           <w:szCs w:val="24"/>
         </w:rPr>
-        <w:t>[[</w:t>
-      </w:r>
-      <w:proofErr w:type="spellStart"/>
-      <w:r>
-        <w:rPr>
-          <w:rFonts w:asciiTheme="majorEastAsia" w:eastAsiaTheme="majorEastAsia" w:hAnsiTheme="majorEastAsia"/>
-          <w:sz w:val="24"/>
-          <w:szCs w:val="24"/>
-        </w:rPr>
-        <w:t>other_explanation_allergy_etc</w:t>
-      </w:r>
-      <w:proofErr w:type="spellEnd"/>
-      <w:r>
-        <w:rPr>
-          <w:rFonts w:asciiTheme="majorEastAsia" w:eastAsiaTheme="majorEastAsia" w:hAnsiTheme="majorEastAsia"/>
-          <w:sz w:val="24"/>
-          <w:szCs w:val="24"/>
-        </w:rPr>
-        <w:t>]]</w:t>
-      </w:r>
-    </w:p>
-    <w:p>
-      <w:pPr>
-        <w:ind w:left="566" w:hangingChars="236" w:hanging="566"/>
-        <w:rPr>
-          <w:rFonts w:asciiTheme="majorEastAsia" w:eastAsiaTheme="majorEastAsia" w:hAnsiTheme="majorEastAsia"/>
-          <w:sz w:val="24"/>
-          <w:szCs w:val="24"/>
-        </w:rPr>
-      </w:pPr>
-    </w:p>
-    <w:p>
-      <w:pPr>
-        <w:ind w:left="566" w:hangingChars="236" w:hanging="566"/>
-        <w:rPr>
-          <w:rFonts w:asciiTheme="majorEastAsia" w:eastAsiaTheme="majorEastAsia" w:hAnsiTheme="majorEastAsia"/>
-          <w:sz w:val="24"/>
-          <w:szCs w:val="24"/>
-        </w:rPr>
-      </w:pPr>
+        <w:t>《</w:t>
+      </w:r>
+      <w:r>
+        <w:rPr>
+          <w:rFonts w:asciiTheme="majorEastAsia" w:eastAsiaTheme="majorEastAsia" w:hAnsiTheme="majorEastAsia" w:hint="eastAsia"/>
+          <w:sz w:val="24"/>
+          <w:szCs w:val="24"/>
+        </w:rPr>
+        <w:t>食物</w:t>
+      </w:r>
+      <w:r>
+        <w:rPr>
+          <w:rFonts w:asciiTheme="majorEastAsia" w:eastAsiaTheme="majorEastAsia" w:hAnsiTheme="majorEastAsia"/>
+          <w:sz w:val="24"/>
+          <w:szCs w:val="24"/>
+        </w:rPr>
+        <w:t xml:space="preserve">アレルギー》　</w:t>
+      </w:r>
       <w:sdt>
         <w:sdtPr>
           <w:rPr>
@@ -2983,17 +3671,17 @@
             <w:sz w:val="24"/>
             <w:szCs w:val="24"/>
           </w:rPr>
-          <w:id w:val="1406032415"/>
+          <w:id w:val="-850874163"/>
           <w14:checkbox>
             <w14:checked w14:val="0"/>
-            <w14:checkedState w14:val="2612" w14:font="ＭＳ ゴシック"/>
+            <w14:checkedState w14:val="2611" w14:font="ＭＳ ゴシック"/>
             <w14:uncheckedState w14:val="2610" w14:font="ＭＳ ゴシック"/>
           </w14:checkbox>
         </w:sdtPr>
         <w:sdtContent>
           <w:r>
             <w:rPr>
-              <w:rFonts w:asciiTheme="majorEastAsia" w:eastAsiaTheme="majorEastAsia" w:hAnsiTheme="majorEastAsia" w:hint="eastAsia"/>
+              <w:rFonts w:ascii="ＭＳ ゴシック" w:eastAsia="ＭＳ ゴシック" w:hAnsi="ＭＳ ゴシック" w:hint="eastAsia"/>
               <w:sz w:val="24"/>
               <w:szCs w:val="24"/>
             </w:rPr>
@@ -3007,120 +3695,16 @@
           <w:sz w:val="24"/>
           <w:szCs w:val="24"/>
         </w:rPr>
-        <w:t>1</w:t>
-      </w:r>
-      <w:r>
-        <w:rPr>
-          <w:rFonts w:asciiTheme="majorEastAsia" w:eastAsiaTheme="majorEastAsia" w:hAnsiTheme="majorEastAsia" w:hint="eastAsia"/>
-          <w:sz w:val="24"/>
-          <w:szCs w:val="24"/>
-        </w:rPr>
-        <w:t>1</w:t>
-      </w:r>
-      <w:r>
-        <w:rPr>
-          <w:rFonts w:asciiTheme="majorEastAsia" w:eastAsiaTheme="majorEastAsia" w:hAnsiTheme="majorEastAsia" w:hint="eastAsia"/>
-          <w:sz w:val="24"/>
-          <w:szCs w:val="24"/>
-        </w:rPr>
-        <w:t xml:space="preserve"> この</w:t>
-      </w:r>
-      <w:r>
-        <w:rPr>
-          <w:rFonts w:asciiTheme="majorEastAsia" w:eastAsiaTheme="majorEastAsia" w:hAnsiTheme="majorEastAsia" w:hint="eastAsia"/>
-          <w:sz w:val="24"/>
-          <w:szCs w:val="24"/>
-        </w:rPr>
-        <w:t>[[</w:t>
-      </w:r>
-      <w:proofErr w:type="spellStart"/>
-      <w:r>
-        <w:rPr>
-          <w:rFonts w:asciiTheme="majorEastAsia" w:eastAsiaTheme="majorEastAsia" w:hAnsiTheme="majorEastAsia" w:hint="eastAsia"/>
-          <w:sz w:val="24"/>
-          <w:szCs w:val="24"/>
-        </w:rPr>
-        <w:t>procedure_type</w:t>
-      </w:r>
-      <w:proofErr w:type="spellEnd"/>
-      <w:r>
-        <w:rPr>
-          <w:rFonts w:asciiTheme="majorEastAsia" w:eastAsiaTheme="majorEastAsia" w:hAnsiTheme="majorEastAsia" w:hint="eastAsia"/>
-          <w:sz w:val="24"/>
-          <w:szCs w:val="24"/>
-        </w:rPr>
-        <w:t>]]</w:t>
-      </w:r>
-      <w:r>
-        <w:rPr>
-          <w:rFonts w:asciiTheme="majorEastAsia" w:eastAsiaTheme="majorEastAsia" w:hAnsiTheme="majorEastAsia" w:hint="eastAsia"/>
-          <w:sz w:val="24"/>
-          <w:szCs w:val="24"/>
-        </w:rPr>
-        <w:t>を選択するかどうかは患者さん本人が自由に決定することができます。同意文書に署名をしてご提出いただいた後でも、この</w:t>
-      </w:r>
-      <w:r>
-        <w:rPr>
-          <w:rFonts w:asciiTheme="majorEastAsia" w:eastAsiaTheme="majorEastAsia" w:hAnsiTheme="majorEastAsia" w:hint="eastAsia"/>
-          <w:sz w:val="24"/>
-          <w:szCs w:val="24"/>
-        </w:rPr>
-        <w:t>[[</w:t>
-      </w:r>
-      <w:proofErr w:type="spellStart"/>
-      <w:r>
-        <w:rPr>
-          <w:rFonts w:asciiTheme="majorEastAsia" w:eastAsiaTheme="majorEastAsia" w:hAnsiTheme="majorEastAsia" w:hint="eastAsia"/>
-          <w:sz w:val="24"/>
-          <w:szCs w:val="24"/>
-        </w:rPr>
-        <w:t>procedure_type</w:t>
-      </w:r>
-      <w:proofErr w:type="spellEnd"/>
-      <w:r>
-        <w:rPr>
-          <w:rFonts w:asciiTheme="majorEastAsia" w:eastAsiaTheme="majorEastAsia" w:hAnsiTheme="majorEastAsia" w:hint="eastAsia"/>
-          <w:sz w:val="24"/>
-          <w:szCs w:val="24"/>
-        </w:rPr>
-        <w:t>]]</w:t>
-      </w:r>
-      <w:r>
-        <w:rPr>
-          <w:rFonts w:asciiTheme="majorEastAsia" w:eastAsiaTheme="majorEastAsia" w:hAnsiTheme="majorEastAsia" w:hint="eastAsia"/>
-          <w:sz w:val="24"/>
-          <w:szCs w:val="24"/>
-        </w:rPr>
-        <w:t>の</w:t>
-      </w:r>
-      <w:r>
-        <w:rPr>
-          <w:rFonts w:asciiTheme="majorEastAsia" w:eastAsiaTheme="majorEastAsia" w:hAnsiTheme="majorEastAsia" w:hint="eastAsia"/>
-          <w:sz w:val="24"/>
-          <w:szCs w:val="24"/>
-        </w:rPr>
-        <w:t>開始までは撤回することができます。その際、患者さんが不利益を被ることはありません。また、セカンド・オピニオンを希望される場合はお申し出ください。その際、患者さんが不利益を被ることはありません。</w:t>
-      </w:r>
-    </w:p>
-    <w:p>
-      <w:pPr>
-        <w:ind w:left="566" w:hangingChars="236" w:hanging="566"/>
-        <w:rPr>
-          <w:rFonts w:asciiTheme="majorEastAsia" w:eastAsiaTheme="majorEastAsia" w:hAnsiTheme="majorEastAsia"/>
-          <w:sz w:val="24"/>
-          <w:szCs w:val="24"/>
-        </w:rPr>
-      </w:pPr>
-    </w:p>
-    <w:p>
-      <w:pPr>
-        <w:ind w:left="566" w:hangingChars="236" w:hanging="566"/>
-        <w:rPr>
-          <w:rFonts w:asciiTheme="majorEastAsia" w:eastAsiaTheme="majorEastAsia" w:hAnsiTheme="majorEastAsia"/>
-          <w:sz w:val="24"/>
-          <w:szCs w:val="24"/>
-        </w:rPr>
-      </w:pPr>
+        <w:t xml:space="preserve"> なし</w:t>
+      </w:r>
+      <w:r>
+        <w:rPr>
+          <w:rFonts w:asciiTheme="majorEastAsia" w:eastAsiaTheme="majorEastAsia" w:hAnsiTheme="majorEastAsia"/>
+          <w:sz w:val="24"/>
+          <w:szCs w:val="24"/>
+        </w:rPr>
+        <w:t xml:space="preserve">　・　</w:t>
+      </w:r>
       <w:sdt>
         <w:sdtPr>
           <w:rPr>
@@ -3128,17 +3712,587 @@
             <w:sz w:val="24"/>
             <w:szCs w:val="24"/>
           </w:rPr>
-          <w:id w:val="136308565"/>
+          <w:id w:val="563224004"/>
           <w14:checkbox>
             <w14:checked w14:val="0"/>
-            <w14:checkedState w14:val="2612" w14:font="ＭＳ ゴシック"/>
+            <w14:checkedState w14:val="2611" w14:font="ＭＳ ゴシック"/>
             <w14:uncheckedState w14:val="2610" w14:font="ＭＳ ゴシック"/>
           </w14:checkbox>
         </w:sdtPr>
         <w:sdtContent>
           <w:r>
             <w:rPr>
-              <w:rFonts w:asciiTheme="majorEastAsia" w:eastAsiaTheme="majorEastAsia" w:hAnsiTheme="majorEastAsia" w:hint="eastAsia"/>
+              <w:rFonts w:ascii="ＭＳ ゴシック" w:eastAsia="ＭＳ ゴシック" w:hAnsi="ＭＳ ゴシック" w:hint="eastAsia"/>
+              <w:sz w:val="24"/>
+              <w:szCs w:val="24"/>
+            </w:rPr>
+            <w:t>☐</w:t>
+          </w:r>
+        </w:sdtContent>
+      </w:sdt>
+      <w:r>
+        <w:rPr>
+          <w:rFonts w:asciiTheme="majorEastAsia" w:eastAsiaTheme="majorEastAsia" w:hAnsiTheme="majorEastAsia" w:hint="eastAsia"/>
+          <w:sz w:val="24"/>
+          <w:szCs w:val="24"/>
+        </w:rPr>
+        <w:t xml:space="preserve"> </w:t>
+      </w:r>
+      <w:r>
+        <w:rPr>
+          <w:rFonts w:asciiTheme="majorEastAsia" w:eastAsiaTheme="majorEastAsia" w:hAnsiTheme="majorEastAsia"/>
+          <w:sz w:val="24"/>
+          <w:szCs w:val="24"/>
+        </w:rPr>
+        <w:t>有り (　　　　　　　　　　　　　　　　）</w:t>
+      </w:r>
+    </w:p>
+    <w:p>
+      <w:pPr>
+        <w:pStyle w:val="ab"/>
+        <w:ind w:leftChars="0" w:left="600"/>
+        <w:rPr>
+          <w:rFonts w:asciiTheme="majorEastAsia" w:eastAsiaTheme="majorEastAsia" w:hAnsiTheme="majorEastAsia"/>
+          <w:sz w:val="24"/>
+          <w:szCs w:val="24"/>
+        </w:rPr>
+      </w:pPr>
+      <w:r>
+        <w:rPr>
+          <w:rFonts w:asciiTheme="majorEastAsia" w:eastAsiaTheme="majorEastAsia" w:hAnsiTheme="majorEastAsia"/>
+          <w:sz w:val="24"/>
+          <w:szCs w:val="24"/>
+        </w:rPr>
+        <w:t>《</w:t>
+      </w:r>
+      <w:r>
+        <w:rPr>
+          <w:rFonts w:asciiTheme="majorEastAsia" w:eastAsiaTheme="majorEastAsia" w:hAnsiTheme="majorEastAsia" w:hint="eastAsia"/>
+          <w:sz w:val="24"/>
+          <w:szCs w:val="24"/>
+        </w:rPr>
+        <w:t>薬剤</w:t>
+      </w:r>
+      <w:r>
+        <w:rPr>
+          <w:rFonts w:asciiTheme="majorEastAsia" w:eastAsiaTheme="majorEastAsia" w:hAnsiTheme="majorEastAsia"/>
+          <w:sz w:val="24"/>
+          <w:szCs w:val="24"/>
+        </w:rPr>
+        <w:t xml:space="preserve">アレルギー》　</w:t>
+      </w:r>
+      <w:sdt>
+        <w:sdtPr>
+          <w:rPr>
+            <w:rFonts w:asciiTheme="majorEastAsia" w:eastAsiaTheme="majorEastAsia" w:hAnsiTheme="majorEastAsia"/>
+            <w:sz w:val="24"/>
+            <w:szCs w:val="24"/>
+          </w:rPr>
+          <w:id w:val="-1464962161"/>
+          <w14:checkbox>
+            <w14:checked w14:val="0"/>
+            <w14:checkedState w14:val="2611" w14:font="ＭＳ ゴシック"/>
+            <w14:uncheckedState w14:val="2610" w14:font="ＭＳ ゴシック"/>
+          </w14:checkbox>
+        </w:sdtPr>
+        <w:sdtContent>
+          <w:r>
+            <w:rPr>
+              <w:rFonts w:ascii="ＭＳ ゴシック" w:eastAsia="ＭＳ ゴシック" w:hAnsi="ＭＳ ゴシック" w:hint="eastAsia"/>
+              <w:sz w:val="24"/>
+              <w:szCs w:val="24"/>
+            </w:rPr>
+            <w:t>☐</w:t>
+          </w:r>
+        </w:sdtContent>
+      </w:sdt>
+      <w:r>
+        <w:rPr>
+          <w:rFonts w:asciiTheme="majorEastAsia" w:eastAsiaTheme="majorEastAsia" w:hAnsiTheme="majorEastAsia" w:hint="eastAsia"/>
+          <w:sz w:val="24"/>
+          <w:szCs w:val="24"/>
+        </w:rPr>
+        <w:t xml:space="preserve"> なし</w:t>
+      </w:r>
+      <w:r>
+        <w:rPr>
+          <w:rFonts w:asciiTheme="majorEastAsia" w:eastAsiaTheme="majorEastAsia" w:hAnsiTheme="majorEastAsia"/>
+          <w:sz w:val="24"/>
+          <w:szCs w:val="24"/>
+        </w:rPr>
+        <w:t xml:space="preserve">　・　</w:t>
+      </w:r>
+      <w:sdt>
+        <w:sdtPr>
+          <w:rPr>
+            <w:rFonts w:asciiTheme="majorEastAsia" w:eastAsiaTheme="majorEastAsia" w:hAnsiTheme="majorEastAsia"/>
+            <w:sz w:val="24"/>
+            <w:szCs w:val="24"/>
+          </w:rPr>
+          <w:id w:val="290800492"/>
+          <w14:checkbox>
+            <w14:checked w14:val="0"/>
+            <w14:checkedState w14:val="2611" w14:font="ＭＳ ゴシック"/>
+            <w14:uncheckedState w14:val="2610" w14:font="ＭＳ ゴシック"/>
+          </w14:checkbox>
+        </w:sdtPr>
+        <w:sdtContent>
+          <w:r>
+            <w:rPr>
+              <w:rFonts w:ascii="ＭＳ ゴシック" w:eastAsia="ＭＳ ゴシック" w:hAnsi="ＭＳ ゴシック" w:hint="eastAsia"/>
+              <w:sz w:val="24"/>
+              <w:szCs w:val="24"/>
+            </w:rPr>
+            <w:t>☐</w:t>
+          </w:r>
+        </w:sdtContent>
+      </w:sdt>
+      <w:r>
+        <w:rPr>
+          <w:rFonts w:asciiTheme="majorEastAsia" w:eastAsiaTheme="majorEastAsia" w:hAnsiTheme="majorEastAsia" w:hint="eastAsia"/>
+          <w:sz w:val="24"/>
+          <w:szCs w:val="24"/>
+        </w:rPr>
+        <w:t xml:space="preserve"> </w:t>
+      </w:r>
+      <w:r>
+        <w:rPr>
+          <w:rFonts w:asciiTheme="majorEastAsia" w:eastAsiaTheme="majorEastAsia" w:hAnsiTheme="majorEastAsia"/>
+          <w:sz w:val="24"/>
+          <w:szCs w:val="24"/>
+        </w:rPr>
+        <w:t>有り (　　　　　　　　　　　　　　　　）</w:t>
+      </w:r>
+    </w:p>
+    <w:p>
+      <w:pPr>
+        <w:pStyle w:val="ab"/>
+        <w:ind w:leftChars="0" w:left="600"/>
+        <w:rPr>
+          <w:rFonts w:asciiTheme="majorEastAsia" w:eastAsiaTheme="majorEastAsia" w:hAnsiTheme="majorEastAsia"/>
+          <w:sz w:val="24"/>
+          <w:szCs w:val="24"/>
+        </w:rPr>
+      </w:pPr>
+      <w:r>
+        <w:rPr>
+          <w:rFonts w:asciiTheme="majorEastAsia" w:eastAsiaTheme="majorEastAsia" w:hAnsiTheme="majorEastAsia"/>
+          <w:sz w:val="24"/>
+          <w:szCs w:val="24"/>
+        </w:rPr>
+        <w:t xml:space="preserve">《金属アレルギー》　</w:t>
+      </w:r>
+      <w:sdt>
+        <w:sdtPr>
+          <w:rPr>
+            <w:rFonts w:asciiTheme="majorEastAsia" w:eastAsiaTheme="majorEastAsia" w:hAnsiTheme="majorEastAsia"/>
+            <w:sz w:val="24"/>
+            <w:szCs w:val="24"/>
+          </w:rPr>
+          <w:id w:val="1824774796"/>
+          <w14:checkbox>
+            <w14:checked w14:val="0"/>
+            <w14:checkedState w14:val="2611" w14:font="ＭＳ ゴシック"/>
+            <w14:uncheckedState w14:val="2610" w14:font="ＭＳ ゴシック"/>
+          </w14:checkbox>
+        </w:sdtPr>
+        <w:sdtContent>
+          <w:r>
+            <w:rPr>
+              <w:rFonts w:ascii="ＭＳ ゴシック" w:eastAsia="ＭＳ ゴシック" w:hAnsi="ＭＳ ゴシック" w:hint="eastAsia"/>
+              <w:sz w:val="24"/>
+              <w:szCs w:val="24"/>
+            </w:rPr>
+            <w:t>☐</w:t>
+          </w:r>
+        </w:sdtContent>
+      </w:sdt>
+      <w:r>
+        <w:rPr>
+          <w:rFonts w:asciiTheme="majorEastAsia" w:eastAsiaTheme="majorEastAsia" w:hAnsiTheme="majorEastAsia" w:hint="eastAsia"/>
+          <w:sz w:val="24"/>
+          <w:szCs w:val="24"/>
+        </w:rPr>
+        <w:t xml:space="preserve"> な</w:t>
+      </w:r>
+      <w:r>
+        <w:rPr>
+          <w:rFonts w:asciiTheme="majorEastAsia" w:eastAsiaTheme="majorEastAsia" w:hAnsiTheme="majorEastAsia" w:hint="eastAsia"/>
+          <w:sz w:val="24"/>
+          <w:szCs w:val="24"/>
+        </w:rPr>
+        <w:t>し</w:t>
+      </w:r>
+      <w:r>
+        <w:rPr>
+          <w:rFonts w:asciiTheme="majorEastAsia" w:eastAsiaTheme="majorEastAsia" w:hAnsiTheme="majorEastAsia"/>
+          <w:sz w:val="24"/>
+          <w:szCs w:val="24"/>
+        </w:rPr>
+        <w:t xml:space="preserve">　・　</w:t>
+      </w:r>
+      <w:sdt>
+        <w:sdtPr>
+          <w:rPr>
+            <w:rFonts w:asciiTheme="majorEastAsia" w:eastAsiaTheme="majorEastAsia" w:hAnsiTheme="majorEastAsia"/>
+            <w:sz w:val="24"/>
+            <w:szCs w:val="24"/>
+          </w:rPr>
+          <w:id w:val="1554420919"/>
+          <w14:checkbox>
+            <w14:checked w14:val="0"/>
+            <w14:checkedState w14:val="2611" w14:font="ＭＳ ゴシック"/>
+            <w14:uncheckedState w14:val="2610" w14:font="ＭＳ ゴシック"/>
+          </w14:checkbox>
+        </w:sdtPr>
+        <w:sdtContent>
+          <w:r>
+            <w:rPr>
+              <w:rFonts w:ascii="ＭＳ ゴシック" w:eastAsia="ＭＳ ゴシック" w:hAnsi="ＭＳ ゴシック" w:hint="eastAsia"/>
+              <w:sz w:val="24"/>
+              <w:szCs w:val="24"/>
+            </w:rPr>
+            <w:t>☐</w:t>
+          </w:r>
+        </w:sdtContent>
+      </w:sdt>
+      <w:r>
+        <w:rPr>
+          <w:rFonts w:asciiTheme="majorEastAsia" w:eastAsiaTheme="majorEastAsia" w:hAnsiTheme="majorEastAsia" w:hint="eastAsia"/>
+          <w:sz w:val="24"/>
+          <w:szCs w:val="24"/>
+        </w:rPr>
+        <w:t xml:space="preserve"> </w:t>
+      </w:r>
+      <w:r>
+        <w:rPr>
+          <w:rFonts w:asciiTheme="majorEastAsia" w:eastAsiaTheme="majorEastAsia" w:hAnsiTheme="majorEastAsia"/>
+          <w:sz w:val="24"/>
+          <w:szCs w:val="24"/>
+        </w:rPr>
+        <w:t>有り (　　　　　　　　　　　　　　　　）</w:t>
+      </w:r>
+    </w:p>
+    <w:p>
+      <w:pPr>
+        <w:pStyle w:val="ab"/>
+        <w:ind w:leftChars="0" w:left="600"/>
+        <w:rPr>
+          <w:rFonts w:asciiTheme="majorEastAsia" w:eastAsiaTheme="majorEastAsia" w:hAnsiTheme="majorEastAsia"/>
+          <w:sz w:val="24"/>
+          <w:szCs w:val="24"/>
+        </w:rPr>
+      </w:pPr>
+      <w:r>
+        <w:rPr>
+          <w:rFonts w:asciiTheme="majorEastAsia" w:eastAsiaTheme="majorEastAsia" w:hAnsiTheme="majorEastAsia"/>
+          <w:sz w:val="24"/>
+          <w:szCs w:val="24"/>
+        </w:rPr>
+        <w:t xml:space="preserve">《アレルギー疾患》　</w:t>
+      </w:r>
+      <w:sdt>
+        <w:sdtPr>
+          <w:rPr>
+            <w:rFonts w:asciiTheme="majorEastAsia" w:eastAsiaTheme="majorEastAsia" w:hAnsiTheme="majorEastAsia"/>
+            <w:sz w:val="24"/>
+            <w:szCs w:val="24"/>
+          </w:rPr>
+          <w:id w:val="-411393537"/>
+          <w14:checkbox>
+            <w14:checked w14:val="0"/>
+            <w14:checkedState w14:val="2611" w14:font="ＭＳ ゴシック"/>
+            <w14:uncheckedState w14:val="2610" w14:font="ＭＳ ゴシック"/>
+          </w14:checkbox>
+        </w:sdtPr>
+        <w:sdtContent>
+          <w:r>
+            <w:rPr>
+              <w:rFonts w:ascii="ＭＳ ゴシック" w:eastAsia="ＭＳ ゴシック" w:hAnsi="ＭＳ ゴシック" w:hint="eastAsia"/>
+              <w:sz w:val="24"/>
+              <w:szCs w:val="24"/>
+            </w:rPr>
+            <w:t>☐</w:t>
+          </w:r>
+        </w:sdtContent>
+      </w:sdt>
+      <w:r>
+        <w:rPr>
+          <w:rFonts w:asciiTheme="majorEastAsia" w:eastAsiaTheme="majorEastAsia" w:hAnsiTheme="majorEastAsia" w:hint="eastAsia"/>
+          <w:sz w:val="24"/>
+          <w:szCs w:val="24"/>
+        </w:rPr>
+        <w:t xml:space="preserve"> な</w:t>
+      </w:r>
+      <w:r>
+        <w:rPr>
+          <w:rFonts w:asciiTheme="majorEastAsia" w:eastAsiaTheme="majorEastAsia" w:hAnsiTheme="majorEastAsia"/>
+          <w:sz w:val="24"/>
+          <w:szCs w:val="24"/>
+        </w:rPr>
+        <w:t xml:space="preserve">し　・　</w:t>
+      </w:r>
+      <w:sdt>
+        <w:sdtPr>
+          <w:rPr>
+            <w:rFonts w:asciiTheme="majorEastAsia" w:eastAsiaTheme="majorEastAsia" w:hAnsiTheme="majorEastAsia"/>
+            <w:sz w:val="24"/>
+            <w:szCs w:val="24"/>
+          </w:rPr>
+          <w:id w:val="1541860516"/>
+          <w14:checkbox>
+            <w14:checked w14:val="0"/>
+            <w14:checkedState w14:val="2611" w14:font="ＭＳ ゴシック"/>
+            <w14:uncheckedState w14:val="2610" w14:font="ＭＳ ゴシック"/>
+          </w14:checkbox>
+        </w:sdtPr>
+        <w:sdtContent>
+          <w:r>
+            <w:rPr>
+              <w:rFonts w:ascii="ＭＳ ゴシック" w:eastAsia="ＭＳ ゴシック" w:hAnsi="ＭＳ ゴシック" w:hint="eastAsia"/>
+              <w:sz w:val="24"/>
+              <w:szCs w:val="24"/>
+            </w:rPr>
+            <w:t>☐</w:t>
+          </w:r>
+        </w:sdtContent>
+      </w:sdt>
+      <w:r>
+        <w:rPr>
+          <w:rFonts w:asciiTheme="majorEastAsia" w:eastAsiaTheme="majorEastAsia" w:hAnsiTheme="majorEastAsia" w:hint="eastAsia"/>
+          <w:sz w:val="24"/>
+          <w:szCs w:val="24"/>
+        </w:rPr>
+        <w:t xml:space="preserve"> </w:t>
+      </w:r>
+      <w:r>
+        <w:rPr>
+          <w:rFonts w:asciiTheme="majorEastAsia" w:eastAsiaTheme="majorEastAsia" w:hAnsiTheme="majorEastAsia"/>
+          <w:sz w:val="24"/>
+          <w:szCs w:val="24"/>
+        </w:rPr>
+        <w:t>有り (　　　　　　　　　　　　　　　　）</w:t>
+      </w:r>
+    </w:p>
+    <w:p>
+      <w:pPr>
+        <w:pStyle w:val="ab"/>
+        <w:ind w:leftChars="0" w:left="600"/>
+        <w:rPr>
+          <w:rFonts w:asciiTheme="majorEastAsia" w:eastAsiaTheme="majorEastAsia" w:hAnsiTheme="majorEastAsia"/>
+          <w:sz w:val="24"/>
+          <w:szCs w:val="24"/>
+        </w:rPr>
+      </w:pPr>
+      <w:r>
+        <w:rPr>
+          <w:rFonts w:asciiTheme="majorEastAsia" w:eastAsiaTheme="majorEastAsia" w:hAnsiTheme="majorEastAsia"/>
+          <w:sz w:val="24"/>
+          <w:szCs w:val="24"/>
+        </w:rPr>
+        <w:t>[[</w:t>
+      </w:r>
+      <w:proofErr w:type="spellStart"/>
+      <w:r>
+        <w:rPr>
+          <w:rFonts w:asciiTheme="majorEastAsia" w:eastAsiaTheme="majorEastAsia" w:hAnsiTheme="majorEastAsia"/>
+          <w:sz w:val="24"/>
+          <w:szCs w:val="24"/>
+        </w:rPr>
+        <w:t>other_explanation_etc</w:t>
+      </w:r>
+      <w:proofErr w:type="spellEnd"/>
+      <w:r>
+        <w:rPr>
+          <w:rFonts w:asciiTheme="majorEastAsia" w:eastAsiaTheme="majorEastAsia" w:hAnsiTheme="majorEastAsia"/>
+          <w:sz w:val="24"/>
+          <w:szCs w:val="24"/>
+        </w:rPr>
+        <w:t>]]</w:t>
+      </w:r>
+    </w:p>
+    <w:p>
+      <w:pPr>
+        <w:ind w:left="566" w:hangingChars="236" w:hanging="566"/>
+        <w:rPr>
+          <w:rFonts w:asciiTheme="majorEastAsia" w:eastAsiaTheme="majorEastAsia" w:hAnsiTheme="majorEastAsia"/>
+          <w:sz w:val="24"/>
+          <w:szCs w:val="24"/>
+        </w:rPr>
+      </w:pPr>
+    </w:p>
+    <w:p>
+      <w:pPr>
+        <w:ind w:left="566" w:hangingChars="236" w:hanging="566"/>
+        <w:rPr>
+          <w:rFonts w:asciiTheme="majorEastAsia" w:eastAsiaTheme="majorEastAsia" w:hAnsiTheme="majorEastAsia"/>
+          <w:sz w:val="24"/>
+          <w:szCs w:val="24"/>
+        </w:rPr>
+      </w:pPr>
+      <w:sdt>
+        <w:sdtPr>
+          <w:rPr>
+            <w:rFonts w:asciiTheme="majorEastAsia" w:eastAsiaTheme="majorEastAsia" w:hAnsiTheme="majorEastAsia"/>
+            <w:sz w:val="24"/>
+            <w:szCs w:val="24"/>
+          </w:rPr>
+          <w:id w:val="-145979204"/>
+          <w14:checkbox>
+            <w14:checked w14:val="0"/>
+            <w14:checkedState w14:val="2611" w14:font="ＭＳ ゴシック"/>
+            <w14:uncheckedState w14:val="2610" w14:font="ＭＳ ゴシック"/>
+          </w14:checkbox>
+        </w:sdtPr>
+        <w:sdtContent>
+          <w:r>
+            <w:rPr>
+              <w:rFonts w:ascii="ＭＳ ゴシック" w:eastAsia="ＭＳ ゴシック" w:hAnsi="ＭＳ ゴシック" w:hint="eastAsia"/>
+              <w:sz w:val="24"/>
+              <w:szCs w:val="24"/>
+            </w:rPr>
+            <w:t>☐</w:t>
+          </w:r>
+        </w:sdtContent>
+      </w:sdt>
+      <w:r>
+        <w:rPr>
+          <w:rFonts w:asciiTheme="majorEastAsia" w:eastAsiaTheme="majorEastAsia" w:hAnsiTheme="majorEastAsia" w:hint="eastAsia"/>
+          <w:sz w:val="24"/>
+          <w:szCs w:val="24"/>
+        </w:rPr>
+        <w:t>1</w:t>
+      </w:r>
+      <w:r>
+        <w:rPr>
+          <w:rFonts w:asciiTheme="majorEastAsia" w:eastAsiaTheme="majorEastAsia" w:hAnsiTheme="majorEastAsia" w:hint="eastAsia"/>
+          <w:sz w:val="24"/>
+          <w:szCs w:val="24"/>
+        </w:rPr>
+        <w:t>1</w:t>
+      </w:r>
+      <w:r>
+        <w:rPr>
+          <w:rFonts w:asciiTheme="majorEastAsia" w:eastAsiaTheme="majorEastAsia" w:hAnsiTheme="majorEastAsia" w:hint="eastAsia"/>
+          <w:sz w:val="24"/>
+          <w:szCs w:val="24"/>
+        </w:rPr>
+        <w:t xml:space="preserve"> この</w:t>
+      </w:r>
+      <w:r>
+        <w:rPr>
+          <w:rFonts w:asciiTheme="majorEastAsia" w:eastAsiaTheme="majorEastAsia" w:hAnsiTheme="majorEastAsia" w:hint="eastAsia"/>
+          <w:sz w:val="24"/>
+          <w:szCs w:val="24"/>
+        </w:rPr>
+        <w:t>[[</w:t>
+      </w:r>
+      <w:proofErr w:type="spellStart"/>
+      <w:r>
+        <w:rPr>
+          <w:rFonts w:asciiTheme="majorEastAsia" w:eastAsiaTheme="majorEastAsia" w:hAnsiTheme="majorEastAsia" w:hint="eastAsia"/>
+          <w:sz w:val="24"/>
+          <w:szCs w:val="24"/>
+        </w:rPr>
+        <w:t>procedure_type</w:t>
+      </w:r>
+      <w:proofErr w:type="spellEnd"/>
+      <w:r>
+        <w:rPr>
+          <w:rFonts w:asciiTheme="majorEastAsia" w:eastAsiaTheme="majorEastAsia" w:hAnsiTheme="majorEastAsia" w:hint="eastAsia"/>
+          <w:sz w:val="24"/>
+          <w:szCs w:val="24"/>
+        </w:rPr>
+        <w:t>]]</w:t>
+      </w:r>
+      <w:r>
+        <w:rPr>
+          <w:rFonts w:asciiTheme="majorEastAsia" w:eastAsiaTheme="majorEastAsia" w:hAnsiTheme="majorEastAsia" w:hint="eastAsia"/>
+          <w:sz w:val="24"/>
+          <w:szCs w:val="24"/>
+        </w:rPr>
+        <w:t>を選択するかどうかは患者さん本人が自由に決定することができます。同意文書に署名をしてご提出いただいた後でも、この</w:t>
+      </w:r>
+      <w:r>
+        <w:rPr>
+          <w:rFonts w:asciiTheme="majorEastAsia" w:eastAsiaTheme="majorEastAsia" w:hAnsiTheme="majorEastAsia" w:hint="eastAsia"/>
+          <w:sz w:val="24"/>
+          <w:szCs w:val="24"/>
+        </w:rPr>
+        <w:t>[[</w:t>
+      </w:r>
+      <w:proofErr w:type="spellStart"/>
+      <w:r>
+        <w:rPr>
+          <w:rFonts w:asciiTheme="majorEastAsia" w:eastAsiaTheme="majorEastAsia" w:hAnsiTheme="majorEastAsia" w:hint="eastAsia"/>
+          <w:sz w:val="24"/>
+          <w:szCs w:val="24"/>
+        </w:rPr>
+        <w:t>procedure_type</w:t>
+      </w:r>
+      <w:proofErr w:type="spellEnd"/>
+      <w:r>
+        <w:rPr>
+          <w:rFonts w:asciiTheme="majorEastAsia" w:eastAsiaTheme="majorEastAsia" w:hAnsiTheme="majorEastAsia" w:hint="eastAsia"/>
+          <w:sz w:val="24"/>
+          <w:szCs w:val="24"/>
+        </w:rPr>
+        <w:t>]]</w:t>
+      </w:r>
+      <w:r>
+        <w:rPr>
+          <w:rFonts w:asciiTheme="majorEastAsia" w:eastAsiaTheme="majorEastAsia" w:hAnsiTheme="majorEastAsia" w:hint="eastAsia"/>
+          <w:sz w:val="24"/>
+          <w:szCs w:val="24"/>
+        </w:rPr>
+        <w:t>の</w:t>
+      </w:r>
+      <w:r>
+        <w:rPr>
+          <w:rFonts w:asciiTheme="majorEastAsia" w:eastAsiaTheme="majorEastAsia" w:hAnsiTheme="majorEastAsia" w:hint="eastAsia"/>
+          <w:sz w:val="24"/>
+          <w:szCs w:val="24"/>
+        </w:rPr>
+        <w:t>開始までは撤回することができます。その際、患者さんが不利益を被ることはありません。また、セカンド・オピニオンを希望される場合はお申し出ください。その際、患者さんが不利益を被ることはありません。</w:t>
+      </w:r>
+    </w:p>
+    <w:p>
+      <w:pPr>
+        <w:ind w:left="566" w:hangingChars="236" w:hanging="566"/>
+        <w:rPr>
+          <w:rFonts w:asciiTheme="majorEastAsia" w:eastAsiaTheme="majorEastAsia" w:hAnsiTheme="majorEastAsia"/>
+          <w:sz w:val="24"/>
+          <w:szCs w:val="24"/>
+        </w:rPr>
+      </w:pPr>
+    </w:p>
+    <w:p>
+      <w:pPr>
+        <w:ind w:left="566" w:hangingChars="236" w:hanging="566"/>
+        <w:rPr>
+          <w:rFonts w:asciiTheme="majorEastAsia" w:eastAsiaTheme="majorEastAsia" w:hAnsiTheme="majorEastAsia"/>
+          <w:sz w:val="24"/>
+          <w:szCs w:val="24"/>
+        </w:rPr>
+      </w:pPr>
+      <w:sdt>
+        <w:sdtPr>
+          <w:rPr>
+            <w:rFonts w:asciiTheme="majorEastAsia" w:eastAsiaTheme="majorEastAsia" w:hAnsiTheme="majorEastAsia"/>
+            <w:sz w:val="24"/>
+            <w:szCs w:val="24"/>
+          </w:rPr>
+          <w:id w:val="-911625802"/>
+          <w14:checkbox>
+            <w14:checked w14:val="0"/>
+            <w14:checkedState w14:val="2611" w14:font="ＭＳ ゴシック"/>
+            <w14:uncheckedState w14:val="2610" w14:font="ＭＳ ゴシック"/>
+          </w14:checkbox>
+        </w:sdtPr>
+        <w:sdtContent>
+          <w:r>
+            <w:rPr>
+              <w:rFonts w:ascii="ＭＳ ゴシック" w:eastAsia="ＭＳ ゴシック" w:hAnsi="ＭＳ ゴシック" w:hint="eastAsia"/>
               <w:sz w:val="24"/>
               <w:szCs w:val="24"/>
             </w:rPr>
@@ -3422,7 +4576,7 @@
         <w:tblLook w:val="04A0" w:firstRow="1" w:lastRow="0" w:firstColumn="1" w:lastColumn="0" w:noHBand="0" w:noVBand="1"/>
       </w:tblPr>
       <w:tblGrid>
-        <w:gridCol w:w="9552"/>
+        <w:gridCol w:w="9354"/>
       </w:tblGrid>
       <w:tr>
         <w:tc>
@@ -3471,7 +4625,7 @@
         <w:tblLook w:val="04A0" w:firstRow="1" w:lastRow="0" w:firstColumn="1" w:lastColumn="0" w:noHBand="0" w:noVBand="1"/>
       </w:tblPr>
       <w:tblGrid>
-        <w:gridCol w:w="9552"/>
+        <w:gridCol w:w="9344"/>
       </w:tblGrid>
       <w:tr>
         <w:tc>
@@ -4017,23 +5171,23 @@
       <w:sdt>
         <w:sdtPr>
           <w:rPr>
-            <w:rFonts w:asciiTheme="majorEastAsia" w:eastAsiaTheme="majorEastAsia" w:hAnsiTheme="majorEastAsia" w:hint="eastAsia"/>
+            <w:rFonts w:asciiTheme="majorEastAsia" w:eastAsiaTheme="majorEastAsia" w:hAnsiTheme="majorEastAsia"/>
             <w:sz w:val="24"/>
-            <w:szCs w:val="21"/>
+            <w:szCs w:val="24"/>
           </w:rPr>
-          <w:id w:val="1292938618"/>
+          <w:id w:val="1401787788"/>
           <w14:checkbox>
             <w14:checked w14:val="0"/>
-            <w14:checkedState w14:val="2612" w14:font="ＭＳ ゴシック"/>
+            <w14:checkedState w14:val="2611" w14:font="ＭＳ ゴシック"/>
             <w14:uncheckedState w14:val="2610" w14:font="ＭＳ ゴシック"/>
           </w14:checkbox>
         </w:sdtPr>
         <w:sdtContent>
           <w:r>
             <w:rPr>
-              <w:rFonts w:asciiTheme="majorEastAsia" w:eastAsiaTheme="majorEastAsia" w:hAnsiTheme="majorEastAsia" w:hint="eastAsia"/>
+              <w:rFonts w:ascii="ＭＳ ゴシック" w:eastAsia="ＭＳ ゴシック" w:hAnsi="ＭＳ ゴシック" w:hint="eastAsia"/>
               <w:sz w:val="24"/>
-              <w:szCs w:val="21"/>
+              <w:szCs w:val="24"/>
             </w:rPr>
             <w:t>☐</w:t>
           </w:r>
@@ -4050,23 +5204,23 @@
       <w:sdt>
         <w:sdtPr>
           <w:rPr>
-            <w:rFonts w:asciiTheme="majorEastAsia" w:eastAsiaTheme="majorEastAsia" w:hAnsiTheme="majorEastAsia" w:hint="eastAsia"/>
+            <w:rFonts w:asciiTheme="majorEastAsia" w:eastAsiaTheme="majorEastAsia" w:hAnsiTheme="majorEastAsia"/>
             <w:sz w:val="24"/>
-            <w:szCs w:val="21"/>
+            <w:szCs w:val="24"/>
           </w:rPr>
-          <w:id w:val="-1054550391"/>
+          <w:id w:val="-1030187210"/>
           <w14:checkbox>
             <w14:checked w14:val="0"/>
-            <w14:checkedState w14:val="2612" w14:font="ＭＳ ゴシック"/>
+            <w14:checkedState w14:val="2611" w14:font="ＭＳ ゴシック"/>
             <w14:uncheckedState w14:val="2610" w14:font="ＭＳ ゴシック"/>
           </w14:checkbox>
         </w:sdtPr>
         <w:sdtContent>
           <w:r>
             <w:rPr>
-              <w:rFonts w:asciiTheme="majorEastAsia" w:eastAsiaTheme="majorEastAsia" w:hAnsiTheme="majorEastAsia" w:hint="eastAsia"/>
+              <w:rFonts w:ascii="ＭＳ ゴシック" w:eastAsia="ＭＳ ゴシック" w:hAnsi="ＭＳ ゴシック" w:hint="eastAsia"/>
               <w:sz w:val="24"/>
-              <w:szCs w:val="21"/>
+              <w:szCs w:val="24"/>
             </w:rPr>
             <w:t>☐</w:t>
           </w:r>
@@ -4083,23 +5237,23 @@
       <w:sdt>
         <w:sdtPr>
           <w:rPr>
-            <w:rFonts w:asciiTheme="majorEastAsia" w:eastAsiaTheme="majorEastAsia" w:hAnsiTheme="majorEastAsia" w:hint="eastAsia"/>
+            <w:rFonts w:asciiTheme="majorEastAsia" w:eastAsiaTheme="majorEastAsia" w:hAnsiTheme="majorEastAsia"/>
             <w:sz w:val="24"/>
-            <w:szCs w:val="21"/>
+            <w:szCs w:val="24"/>
           </w:rPr>
-          <w:id w:val="341599004"/>
+          <w:id w:val="-1606720462"/>
           <w14:checkbox>
             <w14:checked w14:val="0"/>
-            <w14:checkedState w14:val="2612" w14:font="ＭＳ ゴシック"/>
+            <w14:checkedState w14:val="2611" w14:font="ＭＳ ゴシック"/>
             <w14:uncheckedState w14:val="2610" w14:font="ＭＳ ゴシック"/>
           </w14:checkbox>
         </w:sdtPr>
         <w:sdtContent>
           <w:r>
             <w:rPr>
-              <w:rFonts w:asciiTheme="majorEastAsia" w:eastAsiaTheme="majorEastAsia" w:hAnsiTheme="majorEastAsia" w:hint="eastAsia"/>
+              <w:rFonts w:ascii="ＭＳ ゴシック" w:eastAsia="ＭＳ ゴシック" w:hAnsi="ＭＳ ゴシック" w:hint="eastAsia"/>
               <w:sz w:val="24"/>
-              <w:szCs w:val="21"/>
+              <w:szCs w:val="24"/>
             </w:rPr>
             <w:t>☐</w:t>
           </w:r>
@@ -4786,7 +5940,7 @@
         <w:tblLook w:val="04A0" w:firstRow="1" w:lastRow="0" w:firstColumn="1" w:lastColumn="0" w:noHBand="0" w:noVBand="1"/>
       </w:tblPr>
       <w:tblGrid>
-        <w:gridCol w:w="9552"/>
+        <w:gridCol w:w="9344"/>
       </w:tblGrid>
       <w:tr>
         <w:tc>
@@ -5719,7 +6873,7 @@
         <w:tblLook w:val="04A0" w:firstRow="1" w:lastRow="0" w:firstColumn="1" w:lastColumn="0" w:noHBand="0" w:noVBand="1"/>
       </w:tblPr>
       <w:tblGrid>
-        <w:gridCol w:w="9552"/>
+        <w:gridCol w:w="9345"/>
       </w:tblGrid>
       <w:tr>
         <w:tc>
@@ -5762,7 +6916,7 @@
         <w:tblLook w:val="04A0" w:firstRow="1" w:lastRow="0" w:firstColumn="1" w:lastColumn="0" w:noHBand="0" w:noVBand="1"/>
       </w:tblPr>
       <w:tblGrid>
-        <w:gridCol w:w="9552"/>
+        <w:gridCol w:w="9344"/>
       </w:tblGrid>
       <w:tr>
         <w:tc>
@@ -5885,10 +7039,10 @@
             <w:sz w:val="24"/>
             <w:szCs w:val="24"/>
           </w:rPr>
-          <w:id w:val="28617139"/>
+          <w:id w:val="219793432"/>
           <w14:checkbox>
             <w14:checked w14:val="0"/>
-            <w14:checkedState w14:val="2612" w14:font="ＭＳ ゴシック"/>
+            <w14:checkedState w14:val="2611" w14:font="ＭＳ ゴシック"/>
             <w14:uncheckedState w14:val="2610" w14:font="ＭＳ ゴシック"/>
           </w14:checkbox>
         </w:sdtPr>
@@ -5995,10 +7149,10 @@
             <w:sz w:val="24"/>
             <w:szCs w:val="24"/>
           </w:rPr>
-          <w:id w:val="-2011444223"/>
+          <w:id w:val="-1465959755"/>
           <w14:checkbox>
             <w14:checked w14:val="0"/>
-            <w14:checkedState w14:val="2612" w14:font="ＭＳ ゴシック"/>
+            <w14:checkedState w14:val="2611" w14:font="ＭＳ ゴシック"/>
             <w14:uncheckedState w14:val="2610" w14:font="ＭＳ ゴシック"/>
           </w14:checkbox>
         </w:sdtPr>
@@ -6080,10 +7234,10 @@
             <w:sz w:val="24"/>
             <w:szCs w:val="24"/>
           </w:rPr>
-          <w:id w:val="-1825034655"/>
+          <w:id w:val="-231849890"/>
           <w14:checkbox>
             <w14:checked w14:val="0"/>
-            <w14:checkedState w14:val="2612" w14:font="ＭＳ ゴシック"/>
+            <w14:checkedState w14:val="2611" w14:font="ＭＳ ゴシック"/>
             <w14:uncheckedState w14:val="2610" w14:font="ＭＳ ゴシック"/>
           </w14:checkbox>
         </w:sdtPr>
@@ -6166,10 +7320,10 @@
             <w:sz w:val="24"/>
             <w:szCs w:val="24"/>
           </w:rPr>
-          <w:id w:val="-1413072741"/>
+          <w:id w:val="-929507892"/>
           <w14:checkbox>
             <w14:checked w14:val="0"/>
-            <w14:checkedState w14:val="2612" w14:font="ＭＳ ゴシック"/>
+            <w14:checkedState w14:val="2611" w14:font="ＭＳ ゴシック"/>
             <w14:uncheckedState w14:val="2610" w14:font="ＭＳ ゴシック"/>
           </w14:checkbox>
         </w:sdtPr>
@@ -6597,17 +7751,60 @@
       <w:tabs>
         <w:tab w:val="clear" w:pos="4252"/>
         <w:tab w:val="clear" w:pos="8504"/>
-        <w:tab w:val="center" w:pos="4677"/>
+        <w:tab w:val="left" w:pos="6379"/>
         <w:tab w:val="right" w:pos="9354"/>
       </w:tabs>
-      <w:ind w:right="210"/>
-      <w:jc w:val="right"/>
+      <w:ind w:right="-2"/>
       <w:rPr>
         <w:rFonts w:asciiTheme="majorEastAsia" w:eastAsiaTheme="majorEastAsia" w:hAnsiTheme="majorEastAsia"/>
         <w:sz w:val="20"/>
         <w:szCs w:val="20"/>
       </w:rPr>
     </w:pPr>
+    <w:r>
+      <w:rPr>
+        <w:rFonts w:asciiTheme="majorEastAsia" w:eastAsiaTheme="majorEastAsia" w:hAnsiTheme="majorEastAsia" w:hint="eastAsia"/>
+        <w:color w:val="BFBFBF" w:themeColor="background1" w:themeShade="BF"/>
+        <w:sz w:val="16"/>
+        <w:szCs w:val="16"/>
+      </w:rPr>
+      <w:t xml:space="preserve">Format </w:t>
+    </w:r>
+    <w:r>
+      <w:rPr>
+        <w:rFonts w:asciiTheme="majorEastAsia" w:eastAsiaTheme="majorEastAsia" w:hAnsiTheme="majorEastAsia"/>
+        <w:color w:val="BFBFBF" w:themeColor="background1" w:themeShade="BF"/>
+        <w:sz w:val="16"/>
+        <w:szCs w:val="16"/>
+      </w:rPr>
+      <w:t>v</w:t>
+    </w:r>
+    <w:r>
+      <w:rPr>
+        <w:rFonts w:asciiTheme="majorEastAsia" w:eastAsiaTheme="majorEastAsia" w:hAnsiTheme="majorEastAsia" w:hint="eastAsia"/>
+        <w:color w:val="BFBFBF" w:themeColor="background1" w:themeShade="BF"/>
+        <w:sz w:val="16"/>
+        <w:szCs w:val="16"/>
+      </w:rPr>
+      <w:t>er.</w:t>
+    </w:r>
+    <w:r>
+      <w:rPr>
+        <w:rFonts w:asciiTheme="majorEastAsia" w:eastAsiaTheme="majorEastAsia" w:hAnsiTheme="majorEastAsia"/>
+        <w:color w:val="BFBFBF" w:themeColor="background1" w:themeShade="BF"/>
+        <w:sz w:val="16"/>
+        <w:szCs w:val="16"/>
+      </w:rPr>
+      <w:t>260502</w:t>
+    </w:r>
+    <w:r>
+      <w:rPr>
+        <w:rFonts w:asciiTheme="majorEastAsia" w:eastAsiaTheme="majorEastAsia" w:hAnsiTheme="majorEastAsia" w:hint="eastAsia"/>
+        <w:sz w:val="20"/>
+        <w:szCs w:val="20"/>
+      </w:rPr>
+      <w:tab/>
+    </w:r>
     <w:r>
       <w:rPr>
         <w:rFonts w:asciiTheme="majorEastAsia" w:eastAsiaTheme="majorEastAsia" w:hAnsiTheme="majorEastAsia" w:hint="eastAsia"/>
@@ -6706,8 +7903,8 @@
   <w:abstractNum w:abstractNumId="0" w15:restartNumberingAfterBreak="0">
     <w:nsid w:val="5C962ECA"/>
     <w:multiLevelType w:val="hybridMultilevel"/>
-    <w:tmpl w:val="55DE75BE"/>
-    <w:lvl w:ilvl="0" w:tplc="2A9856C6">
+    <w:tmpl w:val="A1CCA8BC"/>
+    <w:lvl w:ilvl="0" w:tplc="BB3A59C0">
       <w:start w:val="1"/>
       <w:numFmt w:val="decimalEnclosedCircle"/>
       <w:lvlText w:val="%1"/>
@@ -6717,6 +7914,8 @@
       </w:pPr>
       <w:rPr>
         <w:rFonts w:hint="default"/>
+        <w:b w:val="0"/>
+        <w:bCs w:val="0"/>
       </w:rPr>
     </w:lvl>
     <w:lvl w:ilvl="1" w:tplc="04090017" w:tentative="1">
@@ -7359,7 +8558,7 @@
       <w:docPartBody>
         <w:p>
           <w:pPr>
-            <w:pStyle w:val="DefaultPlaceholder10820651581"/>
+            <w:pStyle w:val="DefaultPlaceholder1082065158"/>
           </w:pPr>
           <w:r>
             <w:rPr>
@@ -7393,7 +8592,7 @@
       <w:docPartBody>
         <w:p>
           <w:pPr>
-            <w:pStyle w:val="DFCE0312921B49669E12BFCA87C5BA241"/>
+            <w:pStyle w:val="DFCE0312921B49669E12BFCA87C5BA24"/>
           </w:pPr>
           <w:r>
             <w:rPr>
@@ -7425,7 +8624,7 @@
       <w:docPartBody>
         <w:p>
           <w:pPr>
-            <w:pStyle w:val="8C04151241CC499EBCE1EDFA842D1D861"/>
+            <w:pStyle w:val="8C04151241CC499EBCE1EDFA842D1D86"/>
           </w:pPr>
           <w:r>
             <w:rPr>
@@ -7457,7 +8656,7 @@
       <w:docPartBody>
         <w:p>
           <w:pPr>
-            <w:pStyle w:val="E93AC9AB1F7B455BBC718724C22BE69A1"/>
+            <w:pStyle w:val="E93AC9AB1F7B455BBC718724C22BE69A"/>
           </w:pPr>
           <w:r>
             <w:rPr>
@@ -7489,7 +8688,7 @@
       <w:docPartBody>
         <w:p>
           <w:pPr>
-            <w:pStyle w:val="5275C3E049DF45E5BB0018631A8275591"/>
+            <w:pStyle w:val="5275C3E049DF45E5BB0018631A827559"/>
           </w:pPr>
           <w:r>
             <w:rPr>
@@ -7521,7 +8720,7 @@
       <w:docPartBody>
         <w:p>
           <w:pPr>
-            <w:pStyle w:val="B6392C902ABF45919B7170A39A5740681"/>
+            <w:pStyle w:val="B6392C902ABF45919B7170A39A574068"/>
           </w:pPr>
           <w:r>
             <w:rPr>
@@ -7531,39 +8730,6 @@
               <w:u w:val="single"/>
             </w:rPr>
             <w:t xml:space="preserve">　　　　　　</w:t>
-          </w:r>
-        </w:p>
-      </w:docPartBody>
-    </w:docPart>
-    <w:docPart>
-      <w:docPartPr>
-        <w:name w:val="5195E13E3B6A4D708904D5CDC522B738"/>
-        <w:category>
-          <w:name w:val="全般"/>
-          <w:gallery w:val="placeholder"/>
-        </w:category>
-        <w:types>
-          <w:type w:val="bbPlcHdr"/>
-        </w:types>
-        <w:behaviors>
-          <w:behavior w:val="content"/>
-        </w:behaviors>
-        <w:guid w:val="{FCD05984-8CCC-4211-BFB1-18FBA8E9FE42}"/>
-      </w:docPartPr>
-      <w:docPartBody>
-        <w:p>
-          <w:pPr>
-            <w:pStyle w:val="5195E13E3B6A4D708904D5CDC522B7381"/>
-          </w:pPr>
-          <w:r>
-            <w:rPr>
-              <w:rStyle w:val="a3"/>
-              <w:rFonts w:asciiTheme="majorEastAsia" w:eastAsiaTheme="majorEastAsia" w:hAnsiTheme="majorEastAsia" w:hint="eastAsia"/>
-              <w:color w:val="auto"/>
-              <w:sz w:val="24"/>
-              <w:szCs w:val="28"/>
-            </w:rPr>
-            <w:t xml:space="preserve">　　　　　　　　　　　　　　　　</w:t>
           </w:r>
         </w:p>
       </w:docPartBody>
@@ -7586,7 +8752,7 @@
       <w:docPartBody>
         <w:p>
           <w:pPr>
-            <w:pStyle w:val="AA4CA684F0A44CC0812C9E93891F272A1"/>
+            <w:pStyle w:val="AA4CA684F0A44CC0812C9E93891F272A"/>
           </w:pPr>
           <w:r>
             <w:rPr>
@@ -7620,7 +8786,7 @@
       <w:docPartBody>
         <w:p>
           <w:pPr>
-            <w:pStyle w:val="1A35212FC68A4EFAB98C7DF4D681D8601"/>
+            <w:pStyle w:val="1A35212FC68A4EFAB98C7DF4D681D860"/>
           </w:pPr>
           <w:r>
             <w:rPr>
@@ -7654,7 +8820,7 @@
       <w:docPartBody>
         <w:p>
           <w:pPr>
-            <w:pStyle w:val="302393C53EC843109A6CFC348BAC0DEC1"/>
+            <w:pStyle w:val="302393C53EC843109A6CFC348BAC0DEC"/>
           </w:pPr>
           <w:r>
             <w:rPr>
@@ -7688,7 +8854,7 @@
       <w:docPartBody>
         <w:p>
           <w:pPr>
-            <w:pStyle w:val="5DE4476C0FBB4F38AF19165FD1BF21651"/>
+            <w:pStyle w:val="5DE4476C0FBB4F38AF19165FD1BF2165"/>
           </w:pPr>
           <w:r>
             <w:rPr>
@@ -7722,7 +8888,7 @@
       <w:docPartBody>
         <w:p>
           <w:pPr>
-            <w:pStyle w:val="E521B0EB45044F569E86AF9D69ED676D1"/>
+            <w:pStyle w:val="E521B0EB45044F569E86AF9D69ED676D"/>
           </w:pPr>
           <w:r>
             <w:rPr>
@@ -7754,7 +8920,7 @@
       <w:docPartBody>
         <w:p>
           <w:pPr>
-            <w:pStyle w:val="23386D0BF37A42998CF68CE60F1B68041"/>
+            <w:pStyle w:val="23386D0BF37A42998CF68CE60F1B6804"/>
           </w:pPr>
           <w:r>
             <w:rPr>
@@ -7786,7 +8952,7 @@
       <w:docPartBody>
         <w:p>
           <w:pPr>
-            <w:pStyle w:val="498D5215D86A40D78A7EA7082EAA51121"/>
+            <w:pStyle w:val="498D5215D86A40D78A7EA7082EAA5112"/>
           </w:pPr>
           <w:r>
             <w:rPr>
@@ -7852,7 +9018,7 @@
       <w:docPartBody>
         <w:p>
           <w:pPr>
-            <w:pStyle w:val="5660C7EDB9F84BE38B3332197BB907ED1"/>
+            <w:pStyle w:val="5660C7EDB9F84BE38B3332197BB907ED"/>
           </w:pPr>
           <w:r>
             <w:rPr>
@@ -7886,7 +9052,7 @@
       <w:docPartBody>
         <w:p>
           <w:pPr>
-            <w:pStyle w:val="AB65B9AA566646F4BDEF3A51786E8E991"/>
+            <w:pStyle w:val="AB65B9AA566646F4BDEF3A51786E8E99"/>
           </w:pPr>
           <w:r>
             <w:rPr>
@@ -7918,7 +9084,7 @@
       <w:docPartBody>
         <w:p>
           <w:pPr>
-            <w:pStyle w:val="0907325C03F0409595AEE745EB93F2A21"/>
+            <w:pStyle w:val="0907325C03F0409595AEE745EB93F2A2"/>
           </w:pPr>
           <w:r>
             <w:rPr>
@@ -7952,7 +9118,7 @@
       <w:docPartBody>
         <w:p>
           <w:pPr>
-            <w:pStyle w:val="96313CA528534FC1A36790A2BC5333361"/>
+            <w:pStyle w:val="96313CA528534FC1A36790A2BC533336"/>
           </w:pPr>
           <w:r>
             <w:rPr>
@@ -7984,7 +9150,7 @@
       <w:docPartBody>
         <w:p>
           <w:pPr>
-            <w:pStyle w:val="CB4A3DC0162C4F02A754A122FAB568F11"/>
+            <w:pStyle w:val="CB4A3DC0162C4F02A754A122FAB568F1"/>
           </w:pPr>
           <w:r>
             <w:rPr>
@@ -8016,7 +9182,7 @@
       <w:docPartBody>
         <w:p>
           <w:pPr>
-            <w:pStyle w:val="9496CC28BED447338AABE6E26BB127371"/>
+            <w:pStyle w:val="9496CC28BED447338AABE6E26BB12737"/>
           </w:pPr>
           <w:r>
             <w:rPr>
@@ -8050,7 +9216,7 @@
       <w:docPartBody>
         <w:p>
           <w:pPr>
-            <w:pStyle w:val="5667525125C748DCBFC5FEED59F2B6C51"/>
+            <w:pStyle w:val="5667525125C748DCBFC5FEED59F2B6C5"/>
           </w:pPr>
           <w:r>
             <w:rPr>
@@ -8084,7 +9250,7 @@
       <w:docPartBody>
         <w:p>
           <w:pPr>
-            <w:pStyle w:val="C664B344C123438380ADB1F17581D2331"/>
+            <w:pStyle w:val="C664B344C123438380ADB1F17581D233"/>
           </w:pPr>
           <w:r>
             <w:rPr>
@@ -8118,7 +9284,7 @@
       <w:docPartBody>
         <w:p>
           <w:pPr>
-            <w:pStyle w:val="510551445D88426C9286D973E90C28F71"/>
+            <w:pStyle w:val="510551445D88426C9286D973E90C28F7"/>
           </w:pPr>
           <w:r>
             <w:rPr>
@@ -8212,11 +9378,14 @@
     <w:rsidRoot w:val="00516154"/>
     <w:rsid w:val="000037D6"/>
     <w:rsid w:val="000666A2"/>
+    <w:rsid w:val="00077E70"/>
     <w:rsid w:val="000A12E6"/>
     <w:rsid w:val="000A5E5A"/>
     <w:rsid w:val="000B28F3"/>
+    <w:rsid w:val="000B4882"/>
     <w:rsid w:val="000E1CAB"/>
     <w:rsid w:val="001325EB"/>
+    <w:rsid w:val="001654EB"/>
     <w:rsid w:val="00175F61"/>
     <w:rsid w:val="00196EBE"/>
     <w:rsid w:val="001B0B53"/>
@@ -8227,10 +9396,12 @@
     <w:rsid w:val="00204AED"/>
     <w:rsid w:val="0021029D"/>
     <w:rsid w:val="00216C8F"/>
+    <w:rsid w:val="0023453C"/>
     <w:rsid w:val="002674D3"/>
     <w:rsid w:val="00284AA6"/>
     <w:rsid w:val="002B0B08"/>
     <w:rsid w:val="003013AA"/>
+    <w:rsid w:val="003467B0"/>
     <w:rsid w:val="00374479"/>
     <w:rsid w:val="00384FE8"/>
     <w:rsid w:val="003864CA"/>
@@ -8248,20 +9419,24 @@
     <w:rsid w:val="00534DC7"/>
     <w:rsid w:val="00556147"/>
     <w:rsid w:val="00560B8F"/>
+    <w:rsid w:val="005706FE"/>
     <w:rsid w:val="00572D09"/>
     <w:rsid w:val="005778A4"/>
     <w:rsid w:val="005C69BA"/>
     <w:rsid w:val="005F5DFB"/>
     <w:rsid w:val="005F6DD5"/>
     <w:rsid w:val="00611221"/>
+    <w:rsid w:val="006146F3"/>
     <w:rsid w:val="00623B8D"/>
     <w:rsid w:val="006446DB"/>
     <w:rsid w:val="00650C9B"/>
     <w:rsid w:val="006817E3"/>
+    <w:rsid w:val="00686EF2"/>
     <w:rsid w:val="00691852"/>
     <w:rsid w:val="006B3E5B"/>
     <w:rsid w:val="006B7D23"/>
     <w:rsid w:val="006C65C2"/>
+    <w:rsid w:val="006D4243"/>
     <w:rsid w:val="00700D99"/>
     <w:rsid w:val="0072283E"/>
     <w:rsid w:val="00765B70"/>
@@ -8286,19 +9461,24 @@
     <w:rsid w:val="00A57040"/>
     <w:rsid w:val="00A776A1"/>
     <w:rsid w:val="00A910BF"/>
+    <w:rsid w:val="00AA4591"/>
     <w:rsid w:val="00AC1B92"/>
     <w:rsid w:val="00AC5737"/>
     <w:rsid w:val="00AE7CC4"/>
     <w:rsid w:val="00AF2017"/>
     <w:rsid w:val="00AF22EC"/>
+    <w:rsid w:val="00B05327"/>
+    <w:rsid w:val="00B11174"/>
     <w:rsid w:val="00B3205A"/>
     <w:rsid w:val="00B34FEF"/>
     <w:rsid w:val="00B74C32"/>
     <w:rsid w:val="00B764CB"/>
+    <w:rsid w:val="00C24968"/>
     <w:rsid w:val="00C31D1C"/>
     <w:rsid w:val="00C33759"/>
     <w:rsid w:val="00C41958"/>
     <w:rsid w:val="00C4504C"/>
+    <w:rsid w:val="00C7728C"/>
     <w:rsid w:val="00C94181"/>
     <w:rsid w:val="00C94338"/>
     <w:rsid w:val="00CA2325"/>
@@ -8318,6 +9498,7 @@
     <w:rsid w:val="00E82A25"/>
     <w:rsid w:val="00E91665"/>
     <w:rsid w:val="00EA227B"/>
+    <w:rsid w:val="00EB009D"/>
     <w:rsid w:val="00EB0C31"/>
     <w:rsid w:val="00EC35CF"/>
     <w:rsid w:val="00EF6628"/>
@@ -8780,7 +9961,7 @@
     <w:basedOn w:val="a0"/>
     <w:uiPriority w:val="99"/>
     <w:semiHidden/>
-    <w:rsid w:val="006817E3"/>
+    <w:rsid w:val="00686EF2"/>
     <w:rPr>
       <w:color w:val="808080"/>
     </w:rPr>
@@ -8793,188 +9974,179 @@
       <w:jc w:val="both"/>
     </w:pPr>
   </w:style>
-  <w:style w:type="paragraph" w:customStyle="1" w:styleId="DFCE0312921B49669E12BFCA87C5BA241">
-    <w:name w:val="DFCE0312921B49669E12BFCA87C5BA241"/>
-    <w:rsid w:val="006817E3"/>
+  <w:style w:type="paragraph" w:customStyle="1" w:styleId="DFCE0312921B49669E12BFCA87C5BA24">
+    <w:name w:val="DFCE0312921B49669E12BFCA87C5BA24"/>
+    <w:rsid w:val="00686EF2"/>
     <w:pPr>
       <w:widowControl w:val="0"/>
       <w:jc w:val="both"/>
     </w:pPr>
   </w:style>
-  <w:style w:type="paragraph" w:customStyle="1" w:styleId="B6392C902ABF45919B7170A39A5740681">
-    <w:name w:val="B6392C902ABF45919B7170A39A5740681"/>
-    <w:rsid w:val="006817E3"/>
+  <w:style w:type="paragraph" w:customStyle="1" w:styleId="B6392C902ABF45919B7170A39A574068">
+    <w:name w:val="B6392C902ABF45919B7170A39A574068"/>
+    <w:rsid w:val="00686EF2"/>
     <w:pPr>
       <w:widowControl w:val="0"/>
       <w:jc w:val="both"/>
     </w:pPr>
   </w:style>
-  <w:style w:type="paragraph" w:customStyle="1" w:styleId="8C04151241CC499EBCE1EDFA842D1D861">
-    <w:name w:val="8C04151241CC499EBCE1EDFA842D1D861"/>
-    <w:rsid w:val="006817E3"/>
+  <w:style w:type="paragraph" w:customStyle="1" w:styleId="8C04151241CC499EBCE1EDFA842D1D86">
+    <w:name w:val="8C04151241CC499EBCE1EDFA842D1D86"/>
+    <w:rsid w:val="00686EF2"/>
     <w:pPr>
       <w:widowControl w:val="0"/>
       <w:jc w:val="both"/>
     </w:pPr>
   </w:style>
-  <w:style w:type="paragraph" w:customStyle="1" w:styleId="E93AC9AB1F7B455BBC718724C22BE69A1">
-    <w:name w:val="E93AC9AB1F7B455BBC718724C22BE69A1"/>
-    <w:rsid w:val="006817E3"/>
+  <w:style w:type="paragraph" w:customStyle="1" w:styleId="E93AC9AB1F7B455BBC718724C22BE69A">
+    <w:name w:val="E93AC9AB1F7B455BBC718724C22BE69A"/>
+    <w:rsid w:val="00686EF2"/>
     <w:pPr>
       <w:widowControl w:val="0"/>
       <w:jc w:val="both"/>
     </w:pPr>
   </w:style>
-  <w:style w:type="paragraph" w:customStyle="1" w:styleId="5275C3E049DF45E5BB0018631A8275591">
-    <w:name w:val="5275C3E049DF45E5BB0018631A8275591"/>
-    <w:rsid w:val="006817E3"/>
+  <w:style w:type="paragraph" w:customStyle="1" w:styleId="5275C3E049DF45E5BB0018631A827559">
+    <w:name w:val="5275C3E049DF45E5BB0018631A827559"/>
+    <w:rsid w:val="00686EF2"/>
     <w:pPr>
       <w:widowControl w:val="0"/>
       <w:jc w:val="both"/>
     </w:pPr>
   </w:style>
-  <w:style w:type="paragraph" w:customStyle="1" w:styleId="5660C7EDB9F84BE38B3332197BB907ED1">
-    <w:name w:val="5660C7EDB9F84BE38B3332197BB907ED1"/>
-    <w:rsid w:val="006817E3"/>
+  <w:style w:type="paragraph" w:customStyle="1" w:styleId="5660C7EDB9F84BE38B3332197BB907ED">
+    <w:name w:val="5660C7EDB9F84BE38B3332197BB907ED"/>
+    <w:rsid w:val="00686EF2"/>
     <w:pPr>
       <w:widowControl w:val="0"/>
       <w:ind w:leftChars="400" w:left="840"/>
       <w:jc w:val="both"/>
     </w:pPr>
   </w:style>
-  <w:style w:type="paragraph" w:customStyle="1" w:styleId="AB65B9AA566646F4BDEF3A51786E8E991">
-    <w:name w:val="AB65B9AA566646F4BDEF3A51786E8E991"/>
-    <w:rsid w:val="006817E3"/>
+  <w:style w:type="paragraph" w:customStyle="1" w:styleId="AB65B9AA566646F4BDEF3A51786E8E99">
+    <w:name w:val="AB65B9AA566646F4BDEF3A51786E8E99"/>
+    <w:rsid w:val="00686EF2"/>
     <w:pPr>
       <w:widowControl w:val="0"/>
       <w:ind w:leftChars="400" w:left="840"/>
       <w:jc w:val="both"/>
     </w:pPr>
   </w:style>
-  <w:style w:type="paragraph" w:customStyle="1" w:styleId="5195E13E3B6A4D708904D5CDC522B7381">
-    <w:name w:val="5195E13E3B6A4D708904D5CDC522B7381"/>
-    <w:rsid w:val="006817E3"/>
-    <w:pPr>
-      <w:widowControl w:val="0"/>
-      <w:ind w:leftChars="400" w:left="840"/>
-      <w:jc w:val="both"/>
-    </w:pPr>
-  </w:style>
-  <w:style w:type="paragraph" w:customStyle="1" w:styleId="AA4CA684F0A44CC0812C9E93891F272A1">
-    <w:name w:val="AA4CA684F0A44CC0812C9E93891F272A1"/>
-    <w:rsid w:val="006817E3"/>
+  <w:style w:type="paragraph" w:customStyle="1" w:styleId="AA4CA684F0A44CC0812C9E93891F272A">
+    <w:name w:val="AA4CA684F0A44CC0812C9E93891F272A"/>
+    <w:rsid w:val="00686EF2"/>
     <w:pPr>
       <w:widowControl w:val="0"/>
       <w:jc w:val="both"/>
     </w:pPr>
   </w:style>
-  <w:style w:type="paragraph" w:customStyle="1" w:styleId="1A35212FC68A4EFAB98C7DF4D681D8601">
-    <w:name w:val="1A35212FC68A4EFAB98C7DF4D681D8601"/>
-    <w:rsid w:val="006817E3"/>
+  <w:style w:type="paragraph" w:customStyle="1" w:styleId="1A35212FC68A4EFAB98C7DF4D681D860">
+    <w:name w:val="1A35212FC68A4EFAB98C7DF4D681D860"/>
+    <w:rsid w:val="00686EF2"/>
     <w:pPr>
       <w:widowControl w:val="0"/>
       <w:jc w:val="both"/>
     </w:pPr>
   </w:style>
-  <w:style w:type="paragraph" w:customStyle="1" w:styleId="302393C53EC843109A6CFC348BAC0DEC1">
-    <w:name w:val="302393C53EC843109A6CFC348BAC0DEC1"/>
-    <w:rsid w:val="006817E3"/>
+  <w:style w:type="paragraph" w:customStyle="1" w:styleId="302393C53EC843109A6CFC348BAC0DEC">
+    <w:name w:val="302393C53EC843109A6CFC348BAC0DEC"/>
+    <w:rsid w:val="00686EF2"/>
     <w:pPr>
       <w:widowControl w:val="0"/>
       <w:jc w:val="both"/>
     </w:pPr>
   </w:style>
-  <w:style w:type="paragraph" w:customStyle="1" w:styleId="5DE4476C0FBB4F38AF19165FD1BF21651">
-    <w:name w:val="5DE4476C0FBB4F38AF19165FD1BF21651"/>
-    <w:rsid w:val="006817E3"/>
+  <w:style w:type="paragraph" w:customStyle="1" w:styleId="5DE4476C0FBB4F38AF19165FD1BF2165">
+    <w:name w:val="5DE4476C0FBB4F38AF19165FD1BF2165"/>
+    <w:rsid w:val="00686EF2"/>
     <w:pPr>
       <w:widowControl w:val="0"/>
       <w:jc w:val="both"/>
     </w:pPr>
   </w:style>
-  <w:style w:type="paragraph" w:customStyle="1" w:styleId="E521B0EB45044F569E86AF9D69ED676D1">
-    <w:name w:val="E521B0EB45044F569E86AF9D69ED676D1"/>
-    <w:rsid w:val="006817E3"/>
+  <w:style w:type="paragraph" w:customStyle="1" w:styleId="E521B0EB45044F569E86AF9D69ED676D">
+    <w:name w:val="E521B0EB45044F569E86AF9D69ED676D"/>
+    <w:rsid w:val="00686EF2"/>
     <w:pPr>
       <w:widowControl w:val="0"/>
       <w:jc w:val="both"/>
     </w:pPr>
   </w:style>
-  <w:style w:type="paragraph" w:customStyle="1" w:styleId="23386D0BF37A42998CF68CE60F1B68041">
-    <w:name w:val="23386D0BF37A42998CF68CE60F1B68041"/>
-    <w:rsid w:val="006817E3"/>
+  <w:style w:type="paragraph" w:customStyle="1" w:styleId="23386D0BF37A42998CF68CE60F1B6804">
+    <w:name w:val="23386D0BF37A42998CF68CE60F1B6804"/>
+    <w:rsid w:val="00686EF2"/>
     <w:pPr>
       <w:widowControl w:val="0"/>
       <w:jc w:val="both"/>
     </w:pPr>
   </w:style>
-  <w:style w:type="paragraph" w:customStyle="1" w:styleId="498D5215D86A40D78A7EA7082EAA51121">
-    <w:name w:val="498D5215D86A40D78A7EA7082EAA51121"/>
-    <w:rsid w:val="006817E3"/>
+  <w:style w:type="paragraph" w:customStyle="1" w:styleId="498D5215D86A40D78A7EA7082EAA5112">
+    <w:name w:val="498D5215D86A40D78A7EA7082EAA5112"/>
+    <w:rsid w:val="00686EF2"/>
     <w:pPr>
       <w:widowControl w:val="0"/>
       <w:jc w:val="both"/>
     </w:pPr>
   </w:style>
-  <w:style w:type="paragraph" w:customStyle="1" w:styleId="DefaultPlaceholder10820651581">
-    <w:name w:val="DefaultPlaceholder_10820651581"/>
-    <w:rsid w:val="006817E3"/>
+  <w:style w:type="paragraph" w:customStyle="1" w:styleId="DefaultPlaceholder1082065158">
+    <w:name w:val="DefaultPlaceholder_1082065158"/>
+    <w:rsid w:val="00686EF2"/>
     <w:pPr>
       <w:widowControl w:val="0"/>
       <w:jc w:val="both"/>
     </w:pPr>
   </w:style>
-  <w:style w:type="paragraph" w:customStyle="1" w:styleId="0907325C03F0409595AEE745EB93F2A21">
-    <w:name w:val="0907325C03F0409595AEE745EB93F2A21"/>
-    <w:rsid w:val="006817E3"/>
+  <w:style w:type="paragraph" w:customStyle="1" w:styleId="0907325C03F0409595AEE745EB93F2A2">
+    <w:name w:val="0907325C03F0409595AEE745EB93F2A2"/>
+    <w:rsid w:val="00686EF2"/>
     <w:pPr>
       <w:widowControl w:val="0"/>
       <w:jc w:val="both"/>
     </w:pPr>
   </w:style>
-  <w:style w:type="paragraph" w:customStyle="1" w:styleId="96313CA528534FC1A36790A2BC5333361">
-    <w:name w:val="96313CA528534FC1A36790A2BC5333361"/>
-    <w:rsid w:val="006817E3"/>
+  <w:style w:type="paragraph" w:customStyle="1" w:styleId="96313CA528534FC1A36790A2BC533336">
+    <w:name w:val="96313CA528534FC1A36790A2BC533336"/>
+    <w:rsid w:val="00686EF2"/>
     <w:pPr>
       <w:widowControl w:val="0"/>
       <w:jc w:val="both"/>
     </w:pPr>
   </w:style>
-  <w:style w:type="paragraph" w:customStyle="1" w:styleId="CB4A3DC0162C4F02A754A122FAB568F11">
-    <w:name w:val="CB4A3DC0162C4F02A754A122FAB568F11"/>
-    <w:rsid w:val="006817E3"/>
+  <w:style w:type="paragraph" w:customStyle="1" w:styleId="CB4A3DC0162C4F02A754A122FAB568F1">
+    <w:name w:val="CB4A3DC0162C4F02A754A122FAB568F1"/>
+    <w:rsid w:val="00686EF2"/>
     <w:pPr>
       <w:widowControl w:val="0"/>
       <w:jc w:val="both"/>
     </w:pPr>
   </w:style>
-  <w:style w:type="paragraph" w:customStyle="1" w:styleId="9496CC28BED447338AABE6E26BB127371">
-    <w:name w:val="9496CC28BED447338AABE6E26BB127371"/>
-    <w:rsid w:val="006817E3"/>
+  <w:style w:type="paragraph" w:customStyle="1" w:styleId="9496CC28BED447338AABE6E26BB12737">
+    <w:name w:val="9496CC28BED447338AABE6E26BB12737"/>
+    <w:rsid w:val="00686EF2"/>
     <w:pPr>
       <w:widowControl w:val="0"/>
       <w:jc w:val="both"/>
     </w:pPr>
   </w:style>
-  <w:style w:type="paragraph" w:customStyle="1" w:styleId="5667525125C748DCBFC5FEED59F2B6C51">
-    <w:name w:val="5667525125C748DCBFC5FEED59F2B6C51"/>
-    <w:rsid w:val="006817E3"/>
+  <w:style w:type="paragraph" w:customStyle="1" w:styleId="5667525125C748DCBFC5FEED59F2B6C5">
+    <w:name w:val="5667525125C748DCBFC5FEED59F2B6C5"/>
+    <w:rsid w:val="00686EF2"/>
     <w:pPr>
       <w:widowControl w:val="0"/>
       <w:jc w:val="both"/>
     </w:pPr>
   </w:style>
-  <w:style w:type="paragraph" w:customStyle="1" w:styleId="C664B344C123438380ADB1F17581D2331">
-    <w:name w:val="C664B344C123438380ADB1F17581D2331"/>
-    <w:rsid w:val="006817E3"/>
+  <w:style w:type="paragraph" w:customStyle="1" w:styleId="C664B344C123438380ADB1F17581D233">
+    <w:name w:val="C664B344C123438380ADB1F17581D233"/>
+    <w:rsid w:val="00686EF2"/>
     <w:pPr>
       <w:widowControl w:val="0"/>
       <w:jc w:val="both"/>
     </w:pPr>
   </w:style>
-  <w:style w:type="paragraph" w:customStyle="1" w:styleId="510551445D88426C9286D973E90C28F71">
-    <w:name w:val="510551445D88426C9286D973E90C28F71"/>
-    <w:rsid w:val="006817E3"/>
+  <w:style w:type="paragraph" w:customStyle="1" w:styleId="510551445D88426C9286D973E90C28F7">
+    <w:name w:val="510551445D88426C9286D973E90C28F7"/>
+    <w:rsid w:val="00686EF2"/>
     <w:pPr>
       <w:widowControl w:val="0"/>
       <w:jc w:val="both"/>

--- a/【西宮】同意書・説明書雛形_NoPlaceHolder.docx
+++ b/【西宮】同意書・説明書雛形_NoPlaceHolder.docx
@@ -5,16 +5,16 @@
     <w:tbl>
       <w:tblPr>
         <w:tblStyle w:val="aa"/>
-        <w:tblW w:w="0" w:type="auto"/>
+        <w:tblW w:w="9634" w:type="dxa"/>
         <w:tblLook w:val="04A0" w:firstRow="1" w:lastRow="0" w:firstColumn="1" w:lastColumn="0" w:noHBand="0" w:noVBand="1"/>
       </w:tblPr>
       <w:tblGrid>
-        <w:gridCol w:w="9344"/>
+        <w:gridCol w:w="9634"/>
       </w:tblGrid>
       <w:tr>
         <w:tc>
           <w:tcPr>
-            <w:tcW w:w="9552" w:type="dxa"/>
+            <w:tcW w:w="9634" w:type="dxa"/>
           </w:tcPr>
           <w:p>
             <w:pPr>
@@ -570,7 +570,7 @@
     <w:tbl>
       <w:tblPr>
         <w:tblStyle w:val="aa"/>
-        <w:tblW w:w="0" w:type="auto"/>
+        <w:tblW w:w="9639" w:type="dxa"/>
         <w:tblBorders>
           <w:top w:val="none" w:sz="0" w:space="0" w:color="auto"/>
           <w:left w:val="none" w:sz="0" w:space="0" w:color="auto"/>
@@ -582,12 +582,12 @@
         <w:tblLook w:val="04A0" w:firstRow="1" w:lastRow="0" w:firstColumn="1" w:lastColumn="0" w:noHBand="0" w:noVBand="1"/>
       </w:tblPr>
       <w:tblGrid>
-        <w:gridCol w:w="9354"/>
+        <w:gridCol w:w="9639"/>
       </w:tblGrid>
       <w:tr>
         <w:tc>
           <w:tcPr>
-            <w:tcW w:w="9552" w:type="dxa"/>
+            <w:tcW w:w="9639" w:type="dxa"/>
           </w:tcPr>
           <w:p>
             <w:pPr>
@@ -1793,7 +1793,15 @@
           <w:sz w:val="24"/>
           <w:szCs w:val="24"/>
         </w:rPr>
-        <w:t>icu_possibility</w:t>
+        <w:t>icu_</w:t>
+      </w:r>
+      <w:r>
+        <w:rPr>
+          <w:rFonts w:asciiTheme="majorEastAsia" w:eastAsiaTheme="majorEastAsia" w:hAnsiTheme="majorEastAsia"/>
+          <w:sz w:val="24"/>
+          <w:szCs w:val="24"/>
+        </w:rPr>
+        <w:t>text</w:t>
       </w:r>
       <w:proofErr w:type="spellEnd"/>
       <w:r>
@@ -2020,14 +2028,6 @@
         </w:rPr>
         <w:t>表面・局所浸潤麻酔</w:t>
       </w:r>
-      <w:r>
-        <w:rPr>
-          <w:rFonts w:ascii="ＭＳ ゴシック" w:eastAsia="ＭＳ ゴシック" w:hAnsi="ＭＳ ゴシック" w:hint="eastAsia"/>
-          <w:sz w:val="24"/>
-          <w:szCs w:val="24"/>
-        </w:rPr>
-        <w:t xml:space="preserve">　　　　　　　　　　　　　　　　　　　　　　　　　　　　　</w:t>
-      </w:r>
     </w:p>
     <w:p>
       <w:pPr>
@@ -2344,6 +2344,43 @@
           <w:szCs w:val="24"/>
         </w:rPr>
         <w:t>あり</w:t>
+      </w:r>
+    </w:p>
+    <w:p>
+      <w:pPr>
+        <w:pStyle w:val="ab"/>
+        <w:ind w:leftChars="0" w:left="600"/>
+        <w:rPr>
+          <w:rFonts w:asciiTheme="majorEastAsia" w:eastAsiaTheme="majorEastAsia" w:hAnsiTheme="majorEastAsia"/>
+          <w:sz w:val="24"/>
+          <w:szCs w:val="24"/>
+        </w:rPr>
+      </w:pPr>
+      <w:r>
+        <w:rPr>
+          <w:rFonts w:asciiTheme="majorEastAsia" w:eastAsiaTheme="majorEastAsia" w:hAnsiTheme="majorEastAsia"/>
+          <w:sz w:val="24"/>
+          <w:szCs w:val="24"/>
+        </w:rPr>
+        <w:t>[[</w:t>
+      </w:r>
+      <w:proofErr w:type="spellStart"/>
+      <w:r>
+        <w:rPr>
+          <w:rFonts w:asciiTheme="majorEastAsia" w:eastAsiaTheme="majorEastAsia" w:hAnsiTheme="majorEastAsia"/>
+          <w:sz w:val="24"/>
+          <w:szCs w:val="24"/>
+        </w:rPr>
+        <w:t>anesthesia_text</w:t>
+      </w:r>
+      <w:proofErr w:type="spellEnd"/>
+      <w:r>
+        <w:rPr>
+          <w:rFonts w:asciiTheme="majorEastAsia" w:eastAsiaTheme="majorEastAsia" w:hAnsiTheme="majorEastAsia"/>
+          <w:sz w:val="24"/>
+          <w:szCs w:val="24"/>
+        </w:rPr>
+        <w:t>]]</w:t>
       </w:r>
     </w:p>
     <w:p>
@@ -2540,7 +2577,15 @@
           <w:sz w:val="24"/>
           <w:szCs w:val="24"/>
         </w:rPr>
-        <w:t>_possibility</w:t>
+        <w:t>_</w:t>
+      </w:r>
+      <w:r>
+        <w:rPr>
+          <w:rFonts w:asciiTheme="majorEastAsia" w:eastAsiaTheme="majorEastAsia" w:hAnsiTheme="majorEastAsia"/>
+          <w:sz w:val="24"/>
+          <w:szCs w:val="24"/>
+        </w:rPr>
+        <w:t>text</w:t>
       </w:r>
       <w:proofErr w:type="spellEnd"/>
       <w:r>
@@ -4564,7 +4609,7 @@
     <w:tbl>
       <w:tblPr>
         <w:tblStyle w:val="aa"/>
-        <w:tblW w:w="0" w:type="auto"/>
+        <w:tblW w:w="9639" w:type="dxa"/>
         <w:tblBorders>
           <w:top w:val="none" w:sz="0" w:space="0" w:color="auto"/>
           <w:left w:val="none" w:sz="0" w:space="0" w:color="auto"/>
@@ -4576,12 +4621,12 @@
         <w:tblLook w:val="04A0" w:firstRow="1" w:lastRow="0" w:firstColumn="1" w:lastColumn="0" w:noHBand="0" w:noVBand="1"/>
       </w:tblPr>
       <w:tblGrid>
-        <w:gridCol w:w="9354"/>
+        <w:gridCol w:w="9639"/>
       </w:tblGrid>
       <w:tr>
         <w:tc>
           <w:tcPr>
-            <w:tcW w:w="9552" w:type="dxa"/>
+            <w:tcW w:w="9639" w:type="dxa"/>
           </w:tcPr>
           <w:p>
             <w:pPr>
@@ -4621,16 +4666,16 @@
     <w:tbl>
       <w:tblPr>
         <w:tblStyle w:val="aa"/>
-        <w:tblW w:w="0" w:type="auto"/>
+        <w:tblW w:w="9634" w:type="dxa"/>
         <w:tblLook w:val="04A0" w:firstRow="1" w:lastRow="0" w:firstColumn="1" w:lastColumn="0" w:noHBand="0" w:noVBand="1"/>
       </w:tblPr>
       <w:tblGrid>
-        <w:gridCol w:w="9344"/>
+        <w:gridCol w:w="9634"/>
       </w:tblGrid>
       <w:tr>
         <w:tc>
           <w:tcPr>
-            <w:tcW w:w="9552" w:type="dxa"/>
+            <w:tcW w:w="9634" w:type="dxa"/>
           </w:tcPr>
           <w:p>
             <w:pPr>
@@ -4811,21 +4856,50 @@
           <w:sz w:val="24"/>
           <w:szCs w:val="21"/>
         </w:rPr>
-        <w:t xml:space="preserve"> 医師から上記の説明を受け、その内容について理解しましたので、上記の</w:t>
-      </w:r>
-      <w:r>
-        <w:rPr>
-          <w:rFonts w:asciiTheme="majorEastAsia" w:eastAsiaTheme="majorEastAsia" w:hAnsiTheme="majorEastAsia" w:hint="eastAsia"/>
+        <w:t xml:space="preserve"> 医師から</w:t>
+      </w:r>
+      <w:r>
+        <w:rPr>
+          <w:rFonts w:asciiTheme="majorEastAsia" w:eastAsiaTheme="majorEastAsia" w:hAnsiTheme="majorEastAsia"/>
           <w:sz w:val="24"/>
           <w:szCs w:val="21"/>
-        </w:rPr>
-        <w:t xml:space="preserve"> </w:t>
-      </w:r>
+          <w:u w:val="single"/>
+        </w:rPr>
+        <w:t xml:space="preserve"> [[</w:t>
+      </w:r>
+      <w:proofErr w:type="spellStart"/>
       <w:r>
         <w:rPr>
           <w:rFonts w:asciiTheme="majorEastAsia" w:eastAsiaTheme="majorEastAsia" w:hAnsiTheme="majorEastAsia"/>
           <w:sz w:val="24"/>
           <w:szCs w:val="21"/>
+          <w:u w:val="single"/>
+        </w:rPr>
+        <w:t>procedure_name</w:t>
+      </w:r>
+      <w:proofErr w:type="spellEnd"/>
+      <w:r>
+        <w:rPr>
+          <w:rFonts w:asciiTheme="majorEastAsia" w:eastAsiaTheme="majorEastAsia" w:hAnsiTheme="majorEastAsia"/>
+          <w:sz w:val="24"/>
+          <w:szCs w:val="21"/>
+          <w:u w:val="single"/>
+        </w:rPr>
+        <w:t xml:space="preserve">]] </w:t>
+      </w:r>
+      <w:r>
+        <w:rPr>
+          <w:rFonts w:asciiTheme="majorEastAsia" w:eastAsiaTheme="majorEastAsia" w:hAnsiTheme="majorEastAsia" w:hint="eastAsia"/>
+          <w:sz w:val="24"/>
+          <w:szCs w:val="21"/>
+        </w:rPr>
+        <w:t>の説明を受け、その内容について理解しましたので、上記の</w:t>
+      </w:r>
+      <w:r>
+        <w:rPr>
+          <w:rFonts w:asciiTheme="majorEastAsia" w:eastAsiaTheme="majorEastAsia" w:hAnsiTheme="majorEastAsia"/>
+          <w:sz w:val="24"/>
+          <w:szCs w:val="21"/>
         </w:rPr>
         <w:t>[[</w:t>
       </w:r>
@@ -4836,6 +4910,84 @@
           <w:sz w:val="24"/>
           <w:szCs w:val="21"/>
         </w:rPr>
+        <w:t>procedure_</w:t>
+      </w:r>
+      <w:r>
+        <w:rPr>
+          <w:rFonts w:asciiTheme="majorEastAsia" w:eastAsiaTheme="majorEastAsia" w:hAnsiTheme="majorEastAsia" w:hint="eastAsia"/>
+          <w:sz w:val="24"/>
+          <w:szCs w:val="21"/>
+        </w:rPr>
+        <w:t>type</w:t>
+      </w:r>
+      <w:proofErr w:type="spellEnd"/>
+      <w:r>
+        <w:rPr>
+          <w:rFonts w:asciiTheme="majorEastAsia" w:eastAsiaTheme="majorEastAsia" w:hAnsiTheme="majorEastAsia"/>
+          <w:sz w:val="24"/>
+          <w:szCs w:val="21"/>
+        </w:rPr>
+        <w:t>]]</w:t>
+      </w:r>
+      <w:r>
+        <w:rPr>
+          <w:rFonts w:asciiTheme="majorEastAsia" w:eastAsiaTheme="majorEastAsia" w:hAnsiTheme="majorEastAsia" w:hint="eastAsia"/>
+          <w:sz w:val="24"/>
+          <w:szCs w:val="21"/>
+        </w:rPr>
+        <w:t>を選択し、</w:t>
+      </w:r>
+      <w:r>
+        <w:rPr>
+          <w:rFonts w:asciiTheme="majorEastAsia" w:eastAsiaTheme="majorEastAsia" w:hAnsiTheme="majorEastAsia" w:hint="eastAsia"/>
+          <w:sz w:val="24"/>
+          <w:szCs w:val="21"/>
+        </w:rPr>
+        <w:t>これを</w:t>
+      </w:r>
+      <w:r>
+        <w:rPr>
+          <w:rFonts w:asciiTheme="majorEastAsia" w:eastAsiaTheme="majorEastAsia" w:hAnsiTheme="majorEastAsia" w:hint="eastAsia"/>
+          <w:sz w:val="24"/>
+          <w:szCs w:val="21"/>
+        </w:rPr>
+        <w:t>依頼します。</w:t>
+      </w:r>
+    </w:p>
+    <w:p>
+      <w:pPr>
+        <w:ind w:left="425" w:hangingChars="177" w:hanging="425"/>
+        <w:rPr>
+          <w:rFonts w:asciiTheme="majorEastAsia" w:eastAsiaTheme="majorEastAsia" w:hAnsiTheme="majorEastAsia"/>
+          <w:sz w:val="24"/>
+          <w:szCs w:val="21"/>
+        </w:rPr>
+      </w:pPr>
+      <w:r>
+        <w:rPr>
+          <w:rFonts w:asciiTheme="majorEastAsia" w:eastAsiaTheme="majorEastAsia" w:hAnsiTheme="majorEastAsia" w:hint="eastAsia"/>
+          <w:sz w:val="24"/>
+          <w:szCs w:val="21"/>
+        </w:rPr>
+        <w:t>２　私は、</w:t>
+      </w:r>
+      <w:r>
+        <w:rPr>
+          <w:rFonts w:asciiTheme="majorEastAsia" w:eastAsiaTheme="majorEastAsia" w:hAnsiTheme="majorEastAsia"/>
+          <w:sz w:val="24"/>
+          <w:szCs w:val="21"/>
+          <w:u w:val="single"/>
+        </w:rPr>
+        <w:t xml:space="preserve"> [[</w:t>
+      </w:r>
+      <w:proofErr w:type="spellStart"/>
+      <w:r>
+        <w:rPr>
+          <w:rFonts w:asciiTheme="majorEastAsia" w:eastAsiaTheme="majorEastAsia" w:hAnsiTheme="majorEastAsia"/>
+          <w:sz w:val="24"/>
+          <w:szCs w:val="21"/>
+          <w:u w:val="single"/>
+        </w:rPr>
         <w:t>procedure_name</w:t>
       </w:r>
       <w:proofErr w:type="spellEnd"/>
@@ -4844,6 +4996,65 @@
           <w:rFonts w:asciiTheme="majorEastAsia" w:eastAsiaTheme="majorEastAsia" w:hAnsiTheme="majorEastAsia"/>
           <w:sz w:val="24"/>
           <w:szCs w:val="21"/>
+          <w:u w:val="single"/>
+        </w:rPr>
+        <w:t xml:space="preserve">]] </w:t>
+      </w:r>
+      <w:r>
+        <w:rPr>
+          <w:rFonts w:asciiTheme="majorEastAsia" w:eastAsiaTheme="majorEastAsia" w:hAnsiTheme="majorEastAsia" w:hint="eastAsia"/>
+          <w:sz w:val="24"/>
+          <w:szCs w:val="21"/>
+        </w:rPr>
+        <w:t>の過程において、上記医師が必要または望ましいと判断</w:t>
+      </w:r>
+      <w:r>
+        <w:rPr>
+          <w:rFonts w:asciiTheme="majorEastAsia" w:eastAsiaTheme="majorEastAsia" w:hAnsiTheme="majorEastAsia" w:hint="eastAsia"/>
+          <w:sz w:val="24"/>
+          <w:szCs w:val="21"/>
+        </w:rPr>
+        <w:t>した場合</w:t>
+      </w:r>
+      <w:r>
+        <w:rPr>
+          <w:rFonts w:asciiTheme="majorEastAsia" w:eastAsiaTheme="majorEastAsia" w:hAnsiTheme="majorEastAsia" w:hint="eastAsia"/>
+          <w:sz w:val="24"/>
+          <w:szCs w:val="21"/>
+        </w:rPr>
+        <w:t>には、予定されてい</w:t>
+      </w:r>
+      <w:r>
+        <w:rPr>
+          <w:rFonts w:asciiTheme="majorEastAsia" w:eastAsiaTheme="majorEastAsia" w:hAnsiTheme="majorEastAsia" w:hint="eastAsia"/>
+          <w:sz w:val="24"/>
+          <w:szCs w:val="21"/>
+        </w:rPr>
+        <w:t>た</w:t>
+      </w:r>
+      <w:r>
+        <w:rPr>
+          <w:rFonts w:asciiTheme="majorEastAsia" w:eastAsiaTheme="majorEastAsia" w:hAnsiTheme="majorEastAsia" w:hint="eastAsia"/>
+          <w:sz w:val="24"/>
+          <w:szCs w:val="24"/>
+        </w:rPr>
+        <w:t>[[</w:t>
+      </w:r>
+      <w:proofErr w:type="spellStart"/>
+      <w:r>
+        <w:rPr>
+          <w:rFonts w:asciiTheme="majorEastAsia" w:eastAsiaTheme="majorEastAsia" w:hAnsiTheme="majorEastAsia" w:hint="eastAsia"/>
+          <w:sz w:val="24"/>
+          <w:szCs w:val="24"/>
+        </w:rPr>
+        <w:t>procedure_type</w:t>
+      </w:r>
+      <w:proofErr w:type="spellEnd"/>
+      <w:r>
+        <w:rPr>
+          <w:rFonts w:asciiTheme="majorEastAsia" w:eastAsiaTheme="majorEastAsia" w:hAnsiTheme="majorEastAsia" w:hint="eastAsia"/>
+          <w:sz w:val="24"/>
+          <w:szCs w:val="24"/>
         </w:rPr>
         <w:t>]]</w:t>
       </w:r>
@@ -4853,161 +5064,54 @@
           <w:sz w:val="24"/>
           <w:szCs w:val="21"/>
         </w:rPr>
-        <w:t xml:space="preserve"> </w:t>
-      </w:r>
-      <w:r>
-        <w:rPr>
-          <w:rFonts w:asciiTheme="majorEastAsia" w:eastAsiaTheme="majorEastAsia" w:hAnsiTheme="majorEastAsia" w:hint="eastAsia"/>
+        <w:t>を変更あるいは中止することに同意します。</w:t>
+      </w:r>
+    </w:p>
+    <w:p>
+      <w:pPr>
+        <w:ind w:left="425" w:hangingChars="177" w:hanging="425"/>
+        <w:rPr>
+          <w:rFonts w:asciiTheme="majorEastAsia" w:eastAsiaTheme="majorEastAsia" w:hAnsiTheme="majorEastAsia"/>
           <w:sz w:val="24"/>
           <w:szCs w:val="21"/>
         </w:rPr>
-        <w:t>を選択し、依頼します。</w:t>
-      </w:r>
-    </w:p>
-    <w:p>
-      <w:pPr>
-        <w:ind w:left="425" w:hangingChars="177" w:hanging="425"/>
-        <w:rPr>
-          <w:rFonts w:asciiTheme="majorEastAsia" w:eastAsiaTheme="majorEastAsia" w:hAnsiTheme="majorEastAsia"/>
+      </w:pPr>
+      <w:r>
+        <w:rPr>
+          <w:rFonts w:asciiTheme="majorEastAsia" w:eastAsiaTheme="majorEastAsia" w:hAnsiTheme="majorEastAsia" w:hint="eastAsia"/>
           <w:sz w:val="24"/>
           <w:szCs w:val="21"/>
         </w:rPr>
-      </w:pPr>
-      <w:r>
-        <w:rPr>
-          <w:rFonts w:asciiTheme="majorEastAsia" w:eastAsiaTheme="majorEastAsia" w:hAnsiTheme="majorEastAsia" w:hint="eastAsia"/>
+        <w:t>３　私は、</w:t>
+      </w:r>
+      <w:r>
+        <w:rPr>
+          <w:rFonts w:asciiTheme="majorEastAsia" w:eastAsiaTheme="majorEastAsia" w:hAnsiTheme="majorEastAsia"/>
           <w:sz w:val="24"/>
           <w:szCs w:val="21"/>
-        </w:rPr>
-        <w:t>２　私は、</w:t>
-      </w:r>
+          <w:u w:val="single"/>
+        </w:rPr>
+        <w:t xml:space="preserve"> [[</w:t>
+      </w:r>
+      <w:proofErr w:type="spellStart"/>
       <w:r>
         <w:rPr>
           <w:rFonts w:asciiTheme="majorEastAsia" w:eastAsiaTheme="majorEastAsia" w:hAnsiTheme="majorEastAsia"/>
           <w:sz w:val="24"/>
           <w:szCs w:val="21"/>
-        </w:rPr>
-        <w:t>[[</w:t>
-      </w:r>
-      <w:proofErr w:type="spellStart"/>
+          <w:u w:val="single"/>
+        </w:rPr>
+        <w:t>procedure_name</w:t>
+      </w:r>
+      <w:proofErr w:type="spellEnd"/>
       <w:r>
         <w:rPr>
           <w:rFonts w:asciiTheme="majorEastAsia" w:eastAsiaTheme="majorEastAsia" w:hAnsiTheme="majorEastAsia"/>
           <w:sz w:val="24"/>
           <w:szCs w:val="21"/>
-        </w:rPr>
-        <w:t>procedure_name</w:t>
-      </w:r>
-      <w:proofErr w:type="spellEnd"/>
-      <w:r>
-        <w:rPr>
-          <w:rFonts w:asciiTheme="majorEastAsia" w:eastAsiaTheme="majorEastAsia" w:hAnsiTheme="majorEastAsia"/>
-          <w:sz w:val="24"/>
-          <w:szCs w:val="21"/>
-        </w:rPr>
-        <w:t>]]</w:t>
-      </w:r>
-      <w:r>
-        <w:rPr>
-          <w:rFonts w:asciiTheme="majorEastAsia" w:eastAsiaTheme="majorEastAsia" w:hAnsiTheme="majorEastAsia" w:hint="eastAsia"/>
-          <w:sz w:val="24"/>
-          <w:szCs w:val="21"/>
-        </w:rPr>
-        <w:t xml:space="preserve"> </w:t>
-      </w:r>
-      <w:r>
-        <w:rPr>
-          <w:rFonts w:asciiTheme="majorEastAsia" w:eastAsiaTheme="majorEastAsia" w:hAnsiTheme="majorEastAsia" w:hint="eastAsia"/>
-          <w:sz w:val="24"/>
-          <w:szCs w:val="21"/>
-        </w:rPr>
-        <w:t>の過程において、上記医師が必要または望ましいと判断される時には、予定されている</w:t>
-      </w:r>
-      <w:r>
-        <w:rPr>
-          <w:rFonts w:asciiTheme="majorEastAsia" w:eastAsiaTheme="majorEastAsia" w:hAnsiTheme="majorEastAsia" w:hint="eastAsia"/>
-          <w:sz w:val="24"/>
-          <w:szCs w:val="24"/>
-        </w:rPr>
-        <w:t>[[</w:t>
-      </w:r>
-      <w:proofErr w:type="spellStart"/>
-      <w:r>
-        <w:rPr>
-          <w:rFonts w:asciiTheme="majorEastAsia" w:eastAsiaTheme="majorEastAsia" w:hAnsiTheme="majorEastAsia" w:hint="eastAsia"/>
-          <w:sz w:val="24"/>
-          <w:szCs w:val="24"/>
-        </w:rPr>
-        <w:t>procedure_type</w:t>
-      </w:r>
-      <w:proofErr w:type="spellEnd"/>
-      <w:r>
-        <w:rPr>
-          <w:rFonts w:asciiTheme="majorEastAsia" w:eastAsiaTheme="majorEastAsia" w:hAnsiTheme="majorEastAsia" w:hint="eastAsia"/>
-          <w:sz w:val="24"/>
-          <w:szCs w:val="24"/>
-        </w:rPr>
-        <w:t>]]</w:t>
-      </w:r>
-      <w:r>
-        <w:rPr>
-          <w:rFonts w:asciiTheme="majorEastAsia" w:eastAsiaTheme="majorEastAsia" w:hAnsiTheme="majorEastAsia" w:hint="eastAsia"/>
-          <w:sz w:val="24"/>
-          <w:szCs w:val="21"/>
-        </w:rPr>
-        <w:t>を変更あるいは中止することに同意します。</w:t>
-      </w:r>
-    </w:p>
-    <w:p>
-      <w:pPr>
-        <w:ind w:left="425" w:hangingChars="177" w:hanging="425"/>
-        <w:rPr>
-          <w:rFonts w:asciiTheme="majorEastAsia" w:eastAsiaTheme="majorEastAsia" w:hAnsiTheme="majorEastAsia"/>
-          <w:sz w:val="24"/>
-          <w:szCs w:val="21"/>
-        </w:rPr>
-      </w:pPr>
-      <w:r>
-        <w:rPr>
-          <w:rFonts w:asciiTheme="majorEastAsia" w:eastAsiaTheme="majorEastAsia" w:hAnsiTheme="majorEastAsia" w:hint="eastAsia"/>
-          <w:sz w:val="24"/>
-          <w:szCs w:val="21"/>
-        </w:rPr>
-        <w:t>３　私は、</w:t>
-      </w:r>
-      <w:r>
-        <w:rPr>
-          <w:rFonts w:asciiTheme="majorEastAsia" w:eastAsiaTheme="majorEastAsia" w:hAnsiTheme="majorEastAsia"/>
-          <w:sz w:val="24"/>
-          <w:szCs w:val="21"/>
-        </w:rPr>
-        <w:t>[[</w:t>
-      </w:r>
-      <w:proofErr w:type="spellStart"/>
-      <w:r>
-        <w:rPr>
-          <w:rFonts w:asciiTheme="majorEastAsia" w:eastAsiaTheme="majorEastAsia" w:hAnsiTheme="majorEastAsia"/>
-          <w:sz w:val="24"/>
-          <w:szCs w:val="21"/>
-        </w:rPr>
-        <w:t>procedure_name</w:t>
-      </w:r>
-      <w:proofErr w:type="spellEnd"/>
-      <w:r>
-        <w:rPr>
-          <w:rFonts w:asciiTheme="majorEastAsia" w:eastAsiaTheme="majorEastAsia" w:hAnsiTheme="majorEastAsia"/>
-          <w:sz w:val="24"/>
-          <w:szCs w:val="21"/>
-        </w:rPr>
-        <w:t>]]</w:t>
-      </w:r>
-      <w:r>
-        <w:rPr>
-          <w:rFonts w:asciiTheme="majorEastAsia" w:eastAsiaTheme="majorEastAsia" w:hAnsiTheme="majorEastAsia" w:hint="eastAsia"/>
-          <w:sz w:val="24"/>
-          <w:szCs w:val="21"/>
-        </w:rPr>
-        <w:t xml:space="preserve"> </w:t>
+          <w:u w:val="single"/>
+        </w:rPr>
+        <w:t xml:space="preserve">]] </w:t>
       </w:r>
       <w:r>
         <w:rPr>
@@ -5936,16 +6040,16 @@
     <w:tbl>
       <w:tblPr>
         <w:tblStyle w:val="aa"/>
-        <w:tblW w:w="0" w:type="auto"/>
+        <w:tblW w:w="9634" w:type="dxa"/>
         <w:tblLook w:val="04A0" w:firstRow="1" w:lastRow="0" w:firstColumn="1" w:lastColumn="0" w:noHBand="0" w:noVBand="1"/>
       </w:tblPr>
       <w:tblGrid>
-        <w:gridCol w:w="9344"/>
+        <w:gridCol w:w="9634"/>
       </w:tblGrid>
       <w:tr>
         <w:tc>
           <w:tcPr>
-            <w:tcW w:w="9552" w:type="dxa"/>
+            <w:tcW w:w="9634" w:type="dxa"/>
           </w:tcPr>
           <w:p>
             <w:pPr>
@@ -6107,6 +6211,7 @@
           <w:rFonts w:asciiTheme="majorEastAsia" w:eastAsiaTheme="majorEastAsia" w:hAnsiTheme="majorEastAsia" w:hint="eastAsia"/>
           <w:sz w:val="24"/>
           <w:szCs w:val="21"/>
+          <w:u w:val="single"/>
         </w:rPr>
         <w:t xml:space="preserve"> </w:t>
       </w:r>
@@ -6115,6 +6220,7 @@
           <w:rFonts w:asciiTheme="majorEastAsia" w:eastAsiaTheme="majorEastAsia" w:hAnsiTheme="majorEastAsia"/>
           <w:sz w:val="24"/>
           <w:szCs w:val="21"/>
+          <w:u w:val="single"/>
         </w:rPr>
         <w:t>[[</w:t>
       </w:r>
@@ -6124,6 +6230,7 @@
           <w:rFonts w:asciiTheme="majorEastAsia" w:eastAsiaTheme="majorEastAsia" w:hAnsiTheme="majorEastAsia"/>
           <w:sz w:val="24"/>
           <w:szCs w:val="21"/>
+          <w:u w:val="single"/>
         </w:rPr>
         <w:t>procedure_name</w:t>
       </w:r>
@@ -6133,6 +6240,7 @@
           <w:rFonts w:asciiTheme="majorEastAsia" w:eastAsiaTheme="majorEastAsia" w:hAnsiTheme="majorEastAsia"/>
           <w:sz w:val="24"/>
           <w:szCs w:val="21"/>
+          <w:u w:val="single"/>
         </w:rPr>
         <w:t>]]</w:t>
       </w:r>
@@ -6141,6 +6249,7 @@
           <w:rFonts w:asciiTheme="majorEastAsia" w:eastAsiaTheme="majorEastAsia" w:hAnsiTheme="majorEastAsia" w:hint="eastAsia"/>
           <w:sz w:val="24"/>
           <w:szCs w:val="21"/>
+          <w:u w:val="single"/>
         </w:rPr>
         <w:t xml:space="preserve"> </w:t>
       </w:r>
@@ -6860,7 +6969,7 @@
     <w:tbl>
       <w:tblPr>
         <w:tblStyle w:val="aa"/>
-        <w:tblW w:w="0" w:type="auto"/>
+        <w:tblW w:w="9630" w:type="dxa"/>
         <w:tblInd w:w="9" w:type="dxa"/>
         <w:tblBorders>
           <w:top w:val="none" w:sz="0" w:space="0" w:color="auto"/>
@@ -6873,12 +6982,12 @@
         <w:tblLook w:val="04A0" w:firstRow="1" w:lastRow="0" w:firstColumn="1" w:lastColumn="0" w:noHBand="0" w:noVBand="1"/>
       </w:tblPr>
       <w:tblGrid>
-        <w:gridCol w:w="9345"/>
+        <w:gridCol w:w="9630"/>
       </w:tblGrid>
       <w:tr>
         <w:tc>
           <w:tcPr>
-            <w:tcW w:w="9552" w:type="dxa"/>
+            <w:tcW w:w="9630" w:type="dxa"/>
           </w:tcPr>
           <w:p>
             <w:pPr>
@@ -6912,16 +7021,16 @@
     <w:tbl>
       <w:tblPr>
         <w:tblStyle w:val="aa"/>
-        <w:tblW w:w="0" w:type="auto"/>
+        <w:tblW w:w="9634" w:type="dxa"/>
         <w:tblLook w:val="04A0" w:firstRow="1" w:lastRow="0" w:firstColumn="1" w:lastColumn="0" w:noHBand="0" w:noVBand="1"/>
       </w:tblPr>
       <w:tblGrid>
-        <w:gridCol w:w="9344"/>
+        <w:gridCol w:w="9634"/>
       </w:tblGrid>
       <w:tr>
         <w:tc>
           <w:tcPr>
-            <w:tcW w:w="9552" w:type="dxa"/>
+            <w:tcW w:w="9634" w:type="dxa"/>
           </w:tcPr>
           <w:p>
             <w:pPr>
@@ -7619,10 +7728,14 @@
       </w:pPr>
     </w:p>
     <w:sectPr>
-      <w:headerReference w:type="default" r:id="rId8"/>
-      <w:footerReference w:type="default" r:id="rId9"/>
+      <w:headerReference w:type="even" r:id="rId8"/>
+      <w:headerReference w:type="default" r:id="rId9"/>
+      <w:footerReference w:type="even" r:id="rId10"/>
+      <w:footerReference w:type="default" r:id="rId11"/>
+      <w:headerReference w:type="first" r:id="rId12"/>
+      <w:footerReference w:type="first" r:id="rId13"/>
       <w:pgSz w:w="11906" w:h="16838" w:code="9"/>
-      <w:pgMar w:top="1134" w:right="1134" w:bottom="851" w:left="1418" w:header="737" w:footer="454" w:gutter="0"/>
+      <w:pgMar w:top="1134" w:right="1134" w:bottom="851" w:left="1134" w:header="737" w:footer="454" w:gutter="0"/>
       <w:cols w:space="425"/>
       <w:docGrid w:type="lines" w:linePitch="360"/>
     </w:sectPr>
@@ -7650,6 +7763,16 @@
 </file>
 
 <file path=word/footer1.xml><?xml version="1.0" encoding="utf-8"?>
+<w:ftr xmlns:wpc="http://schemas.microsoft.com/office/word/2010/wordprocessingCanvas" xmlns:cx="http://schemas.microsoft.com/office/drawing/2014/chartex" xmlns:cx1="http://schemas.microsoft.com/office/drawing/2015/9/8/chartex" xmlns:cx2="http://schemas.microsoft.com/office/drawing/2015/10/21/chartex" xmlns:cx3="http://schemas.microsoft.com/office/drawing/2016/5/9/chartex" xmlns:cx4="http://schemas.microsoft.com/office/drawing/2016/5/10/chartex" xmlns:cx5="http://schemas.microsoft.com/office/drawing/2016/5/11/chartex" xmlns:cx6="http://schemas.microsoft.com/office/drawing/2016/5/12/chartex" xmlns:cx7="http://schemas.microsoft.com/office/drawing/2016/5/13/chartex" xmlns:cx8="http://schemas.microsoft.com/office/drawing/2016/5/14/chartex" xmlns:mc="http://schemas.openxmlformats.org/markup-compatibility/2006" xmlns:aink="http://schemas.microsoft.com/office/drawing/2016/ink" xmlns:am3d="http://schemas.microsoft.com/office/drawing/2017/model3d" xmlns:o="urn:schemas-microsoft-com:office:office" xmlns:oel="http://schemas.microsoft.com/office/2019/extlst" xmlns:r="http://schemas.openxmlformats.org/officeDocument/2006/relationships" xmlns:m="http://schemas.openxmlformats.org/officeDocument/2006/math" xmlns:v="urn:schemas-microsoft-com:vml" xmlns:wp14="http://schemas.microsoft.com/office/word/2010/wordprocessingDrawing" xmlns:wp="http://schemas.openxmlformats.org/drawingml/2006/wordprocessingDrawing" xmlns:w10="urn:schemas-microsoft-com:office:word" xmlns:w="http://schemas.openxmlformats.org/wordprocessingml/2006/main" xmlns:w14="http://schemas.microsoft.com/office/word/2010/wordml" xmlns:w15="http://schemas.microsoft.com/office/word/2012/wordml" xmlns:w16cex="http://schemas.microsoft.com/office/word/2018/wordml/cex" xmlns:w16cid="http://schemas.microsoft.com/office/word/2016/wordml/cid" xmlns:w16="http://schemas.microsoft.com/office/word/2018/wordml" xmlns:w16du="http://schemas.microsoft.com/office/word/2023/wordml/word16du" xmlns:w16sdtdh="http://schemas.microsoft.com/office/word/2020/wordml/sdtdatahash" xmlns:w16sdtfl="http://schemas.microsoft.com/office/word/2024/wordml/sdtformatlock" xmlns:w16se="http://schemas.microsoft.com/office/word/2015/wordml/symex" xmlns:wpg="http://schemas.microsoft.com/office/word/2010/wordprocessingGroup" xmlns:wpi="http://schemas.microsoft.com/office/word/2010/wordprocessingInk" xmlns:wne="http://schemas.microsoft.com/office/word/2006/wordml" xmlns:wps="http://schemas.microsoft.com/office/word/2010/wordprocessingShape" mc:Ignorable="w14 w15 w16se w16cid w16 w16cex w16sdtdh w16sdtfl w16du wp14">
+  <w:p>
+    <w:pPr>
+      <w:pStyle w:val="a5"/>
+    </w:pPr>
+  </w:p>
+</w:ftr>
+</file>
+
+<file path=word/footer2.xml><?xml version="1.0" encoding="utf-8"?>
 <w:ftr xmlns:wpc="http://schemas.microsoft.com/office/word/2010/wordprocessingCanvas" xmlns:cx="http://schemas.microsoft.com/office/drawing/2014/chartex" xmlns:cx1="http://schemas.microsoft.com/office/drawing/2015/9/8/chartex" xmlns:cx2="http://schemas.microsoft.com/office/drawing/2015/10/21/chartex" xmlns:cx3="http://schemas.microsoft.com/office/drawing/2016/5/9/chartex" xmlns:cx4="http://schemas.microsoft.com/office/drawing/2016/5/10/chartex" xmlns:cx5="http://schemas.microsoft.com/office/drawing/2016/5/11/chartex" xmlns:cx6="http://schemas.microsoft.com/office/drawing/2016/5/12/chartex" xmlns:cx7="http://schemas.microsoft.com/office/drawing/2016/5/13/chartex" xmlns:cx8="http://schemas.microsoft.com/office/drawing/2016/5/14/chartex" xmlns:mc="http://schemas.openxmlformats.org/markup-compatibility/2006" xmlns:aink="http://schemas.microsoft.com/office/drawing/2016/ink" xmlns:am3d="http://schemas.microsoft.com/office/drawing/2017/model3d" xmlns:o="urn:schemas-microsoft-com:office:office" xmlns:oel="http://schemas.microsoft.com/office/2019/extlst" xmlns:r="http://schemas.openxmlformats.org/officeDocument/2006/relationships" xmlns:m="http://schemas.openxmlformats.org/officeDocument/2006/math" xmlns:v="urn:schemas-microsoft-com:vml" xmlns:wp14="http://schemas.microsoft.com/office/word/2010/wordprocessingDrawing" xmlns:wp="http://schemas.openxmlformats.org/drawingml/2006/wordprocessingDrawing" xmlns:w10="urn:schemas-microsoft-com:office:word" xmlns:w="http://schemas.openxmlformats.org/wordprocessingml/2006/main" xmlns:w14="http://schemas.microsoft.com/office/word/2010/wordml" xmlns:w15="http://schemas.microsoft.com/office/word/2012/wordml" xmlns:w16cex="http://schemas.microsoft.com/office/word/2018/wordml/cex" xmlns:w16cid="http://schemas.microsoft.com/office/word/2016/wordml/cid" xmlns:w16="http://schemas.microsoft.com/office/word/2018/wordml" xmlns:w16du="http://schemas.microsoft.com/office/word/2023/wordml/word16du" xmlns:w16sdtdh="http://schemas.microsoft.com/office/word/2020/wordml/sdtdatahash" xmlns:w16sdtfl="http://schemas.microsoft.com/office/word/2024/wordml/sdtformatlock" xmlns:w16se="http://schemas.microsoft.com/office/word/2015/wordml/symex" xmlns:wpg="http://schemas.microsoft.com/office/word/2010/wordprocessingGroup" xmlns:wpi="http://schemas.microsoft.com/office/word/2010/wordprocessingInk" xmlns:wne="http://schemas.microsoft.com/office/word/2006/wordml" xmlns:wps="http://schemas.microsoft.com/office/word/2010/wordprocessingShape" mc:Ignorable="w14 w15 w16se w16cid w16 w16cex w16sdtdh w16sdtfl w16du wp14">
   <w:p>
     <w:pPr>
@@ -7663,18 +7786,18 @@
         <w:sz w:val="24"/>
       </w:rPr>
       <w:drawing>
-        <wp:anchor distT="0" distB="0" distL="114300" distR="114300" simplePos="0" relativeHeight="251657216" behindDoc="0" locked="0" layoutInCell="1" allowOverlap="1" wp14:anchorId="681DD06C" wp14:editId="135F81B3">
+        <wp:anchor distT="0" distB="0" distL="114300" distR="114300" simplePos="0" relativeHeight="251657216" behindDoc="0" locked="0" layoutInCell="1" allowOverlap="1" wp14:anchorId="681DD06C" wp14:editId="3D7B0DCB">
           <wp:simplePos x="0" y="0"/>
           <wp:positionH relativeFrom="column">
-            <wp:posOffset>3759200</wp:posOffset>
+            <wp:posOffset>4064000</wp:posOffset>
           </wp:positionH>
           <wp:positionV relativeFrom="paragraph">
-            <wp:posOffset>140736</wp:posOffset>
+            <wp:posOffset>140335</wp:posOffset>
           </wp:positionV>
           <wp:extent cx="236572" cy="192505"/>
           <wp:effectExtent l="0" t="0" r="5080" b="0"/>
           <wp:wrapNone/>
-          <wp:docPr id="1" name="図 1"/>
+          <wp:docPr id="1380250975" name="図 1380250975"/>
           <wp:cNvGraphicFramePr>
             <a:graphicFrameLocks xmlns:a="http://schemas.openxmlformats.org/drawingml/2006/main" noChangeAspect="1"/>
           </wp:cNvGraphicFramePr>
@@ -7751,8 +7874,7 @@
       <w:tabs>
         <w:tab w:val="clear" w:pos="4252"/>
         <w:tab w:val="clear" w:pos="8504"/>
-        <w:tab w:val="left" w:pos="6379"/>
-        <w:tab w:val="right" w:pos="9354"/>
+        <w:tab w:val="right" w:pos="9638"/>
       </w:tabs>
       <w:ind w:right="-2"/>
       <w:rPr>
@@ -7795,7 +7917,16 @@
         <w:sz w:val="16"/>
         <w:szCs w:val="16"/>
       </w:rPr>
-      <w:t>260502</w:t>
+      <w:t>26050</w:t>
+    </w:r>
+    <w:r>
+      <w:rPr>
+        <w:rFonts w:asciiTheme="majorEastAsia" w:eastAsiaTheme="majorEastAsia" w:hAnsiTheme="majorEastAsia"/>
+        <w:color w:val="BFBFBF" w:themeColor="background1" w:themeShade="BF"/>
+        <w:sz w:val="16"/>
+        <w:szCs w:val="16"/>
+      </w:rPr>
+      <w:t>4</w:t>
     </w:r>
     <w:r>
       <w:rPr>
@@ -7825,6 +7956,16 @@
 </w:ftr>
 </file>
 
+<file path=word/footer3.xml><?xml version="1.0" encoding="utf-8"?>
+<w:ftr xmlns:wpc="http://schemas.microsoft.com/office/word/2010/wordprocessingCanvas" xmlns:cx="http://schemas.microsoft.com/office/drawing/2014/chartex" xmlns:cx1="http://schemas.microsoft.com/office/drawing/2015/9/8/chartex" xmlns:cx2="http://schemas.microsoft.com/office/drawing/2015/10/21/chartex" xmlns:cx3="http://schemas.microsoft.com/office/drawing/2016/5/9/chartex" xmlns:cx4="http://schemas.microsoft.com/office/drawing/2016/5/10/chartex" xmlns:cx5="http://schemas.microsoft.com/office/drawing/2016/5/11/chartex" xmlns:cx6="http://schemas.microsoft.com/office/drawing/2016/5/12/chartex" xmlns:cx7="http://schemas.microsoft.com/office/drawing/2016/5/13/chartex" xmlns:cx8="http://schemas.microsoft.com/office/drawing/2016/5/14/chartex" xmlns:mc="http://schemas.openxmlformats.org/markup-compatibility/2006" xmlns:aink="http://schemas.microsoft.com/office/drawing/2016/ink" xmlns:am3d="http://schemas.microsoft.com/office/drawing/2017/model3d" xmlns:o="urn:schemas-microsoft-com:office:office" xmlns:oel="http://schemas.microsoft.com/office/2019/extlst" xmlns:r="http://schemas.openxmlformats.org/officeDocument/2006/relationships" xmlns:m="http://schemas.openxmlformats.org/officeDocument/2006/math" xmlns:v="urn:schemas-microsoft-com:vml" xmlns:wp14="http://schemas.microsoft.com/office/word/2010/wordprocessingDrawing" xmlns:wp="http://schemas.openxmlformats.org/drawingml/2006/wordprocessingDrawing" xmlns:w10="urn:schemas-microsoft-com:office:word" xmlns:w="http://schemas.openxmlformats.org/wordprocessingml/2006/main" xmlns:w14="http://schemas.microsoft.com/office/word/2010/wordml" xmlns:w15="http://schemas.microsoft.com/office/word/2012/wordml" xmlns:w16cex="http://schemas.microsoft.com/office/word/2018/wordml/cex" xmlns:w16cid="http://schemas.microsoft.com/office/word/2016/wordml/cid" xmlns:w16="http://schemas.microsoft.com/office/word/2018/wordml" xmlns:w16du="http://schemas.microsoft.com/office/word/2023/wordml/word16du" xmlns:w16sdtdh="http://schemas.microsoft.com/office/word/2020/wordml/sdtdatahash" xmlns:w16sdtfl="http://schemas.microsoft.com/office/word/2024/wordml/sdtformatlock" xmlns:w16se="http://schemas.microsoft.com/office/word/2015/wordml/symex" xmlns:wpg="http://schemas.microsoft.com/office/word/2010/wordprocessingGroup" xmlns:wpi="http://schemas.microsoft.com/office/word/2010/wordprocessingInk" xmlns:wne="http://schemas.microsoft.com/office/word/2006/wordml" xmlns:wps="http://schemas.microsoft.com/office/word/2010/wordprocessingShape" mc:Ignorable="w14 w15 w16se w16cid w16 w16cex w16sdtdh w16sdtfl w16du wp14">
+  <w:p>
+    <w:pPr>
+      <w:pStyle w:val="a5"/>
+    </w:pPr>
+  </w:p>
+</w:ftr>
+</file>
+
 <file path=word/footnotes.xml><?xml version="1.0" encoding="utf-8"?>
 <w:footnotes xmlns:wpc="http://schemas.microsoft.com/office/word/2010/wordprocessingCanvas" xmlns:cx="http://schemas.microsoft.com/office/drawing/2014/chartex" xmlns:cx1="http://schemas.microsoft.com/office/drawing/2015/9/8/chartex" xmlns:cx2="http://schemas.microsoft.com/office/drawing/2015/10/21/chartex" xmlns:cx3="http://schemas.microsoft.com/office/drawing/2016/5/9/chartex" xmlns:cx4="http://schemas.microsoft.com/office/drawing/2016/5/10/chartex" xmlns:cx5="http://schemas.microsoft.com/office/drawing/2016/5/11/chartex" xmlns:cx6="http://schemas.microsoft.com/office/drawing/2016/5/12/chartex" xmlns:cx7="http://schemas.microsoft.com/office/drawing/2016/5/13/chartex" xmlns:cx8="http://schemas.microsoft.com/office/drawing/2016/5/14/chartex" xmlns:mc="http://schemas.openxmlformats.org/markup-compatibility/2006" xmlns:aink="http://schemas.microsoft.com/office/drawing/2016/ink" xmlns:am3d="http://schemas.microsoft.com/office/drawing/2017/model3d" xmlns:o="urn:schemas-microsoft-com:office:office" xmlns:oel="http://schemas.microsoft.com/office/2019/extlst" xmlns:r="http://schemas.openxmlformats.org/officeDocument/2006/relationships" xmlns:m="http://schemas.openxmlformats.org/officeDocument/2006/math" xmlns:v="urn:schemas-microsoft-com:vml" xmlns:wp14="http://schemas.microsoft.com/office/word/2010/wordprocessingDrawing" xmlns:wp="http://schemas.openxmlformats.org/drawingml/2006/wordprocessingDrawing" xmlns:w10="urn:schemas-microsoft-com:office:word" xmlns:w="http://schemas.openxmlformats.org/wordprocessingml/2006/main" xmlns:w14="http://schemas.microsoft.com/office/word/2010/wordml" xmlns:w15="http://schemas.microsoft.com/office/word/2012/wordml" xmlns:w16cex="http://schemas.microsoft.com/office/word/2018/wordml/cex" xmlns:w16cid="http://schemas.microsoft.com/office/word/2016/wordml/cid" xmlns:w16="http://schemas.microsoft.com/office/word/2018/wordml" xmlns:w16du="http://schemas.microsoft.com/office/word/2023/wordml/word16du" xmlns:w16sdtdh="http://schemas.microsoft.com/office/word/2020/wordml/sdtdatahash" xmlns:w16sdtfl="http://schemas.microsoft.com/office/word/2024/wordml/sdtformatlock" xmlns:w16se="http://schemas.microsoft.com/office/word/2015/wordml/symex" xmlns:wpg="http://schemas.microsoft.com/office/word/2010/wordprocessingGroup" xmlns:wpi="http://schemas.microsoft.com/office/word/2010/wordprocessingInk" xmlns:wne="http://schemas.microsoft.com/office/word/2006/wordml" xmlns:wps="http://schemas.microsoft.com/office/word/2010/wordprocessingShape" mc:Ignorable="w14 w15 w16se w16cid w16 w16cex w16sdtdh w16sdtfl w16du wp14">
   <w:footnote w:type="separator" w:id="-1">
@@ -7848,8 +7989,18 @@
 <w:hdr xmlns:wpc="http://schemas.microsoft.com/office/word/2010/wordprocessingCanvas" xmlns:cx="http://schemas.microsoft.com/office/drawing/2014/chartex" xmlns:cx1="http://schemas.microsoft.com/office/drawing/2015/9/8/chartex" xmlns:cx2="http://schemas.microsoft.com/office/drawing/2015/10/21/chartex" xmlns:cx3="http://schemas.microsoft.com/office/drawing/2016/5/9/chartex" xmlns:cx4="http://schemas.microsoft.com/office/drawing/2016/5/10/chartex" xmlns:cx5="http://schemas.microsoft.com/office/drawing/2016/5/11/chartex" xmlns:cx6="http://schemas.microsoft.com/office/drawing/2016/5/12/chartex" xmlns:cx7="http://schemas.microsoft.com/office/drawing/2016/5/13/chartex" xmlns:cx8="http://schemas.microsoft.com/office/drawing/2016/5/14/chartex" xmlns:mc="http://schemas.openxmlformats.org/markup-compatibility/2006" xmlns:aink="http://schemas.microsoft.com/office/drawing/2016/ink" xmlns:am3d="http://schemas.microsoft.com/office/drawing/2017/model3d" xmlns:o="urn:schemas-microsoft-com:office:office" xmlns:oel="http://schemas.microsoft.com/office/2019/extlst" xmlns:r="http://schemas.openxmlformats.org/officeDocument/2006/relationships" xmlns:m="http://schemas.openxmlformats.org/officeDocument/2006/math" xmlns:v="urn:schemas-microsoft-com:vml" xmlns:wp14="http://schemas.microsoft.com/office/word/2010/wordprocessingDrawing" xmlns:wp="http://schemas.openxmlformats.org/drawingml/2006/wordprocessingDrawing" xmlns:w10="urn:schemas-microsoft-com:office:word" xmlns:w="http://schemas.openxmlformats.org/wordprocessingml/2006/main" xmlns:w14="http://schemas.microsoft.com/office/word/2010/wordml" xmlns:w15="http://schemas.microsoft.com/office/word/2012/wordml" xmlns:w16cex="http://schemas.microsoft.com/office/word/2018/wordml/cex" xmlns:w16cid="http://schemas.microsoft.com/office/word/2016/wordml/cid" xmlns:w16="http://schemas.microsoft.com/office/word/2018/wordml" xmlns:w16du="http://schemas.microsoft.com/office/word/2023/wordml/word16du" xmlns:w16sdtdh="http://schemas.microsoft.com/office/word/2020/wordml/sdtdatahash" xmlns:w16sdtfl="http://schemas.microsoft.com/office/word/2024/wordml/sdtformatlock" xmlns:w16se="http://schemas.microsoft.com/office/word/2015/wordml/symex" xmlns:wpg="http://schemas.microsoft.com/office/word/2010/wordprocessingGroup" xmlns:wpi="http://schemas.microsoft.com/office/word/2010/wordprocessingInk" xmlns:wne="http://schemas.microsoft.com/office/word/2006/wordml" xmlns:wps="http://schemas.microsoft.com/office/word/2010/wordprocessingShape" mc:Ignorable="w14 w15 w16se w16cid w16 w16cex w16sdtdh w16sdtfl w16du wp14">
   <w:p>
     <w:pPr>
+      <w:pStyle w:val="a3"/>
+    </w:pPr>
+  </w:p>
+</w:hdr>
+</file>
+
+<file path=word/header2.xml><?xml version="1.0" encoding="utf-8"?>
+<w:hdr xmlns:wpc="http://schemas.microsoft.com/office/word/2010/wordprocessingCanvas" xmlns:cx="http://schemas.microsoft.com/office/drawing/2014/chartex" xmlns:cx1="http://schemas.microsoft.com/office/drawing/2015/9/8/chartex" xmlns:cx2="http://schemas.microsoft.com/office/drawing/2015/10/21/chartex" xmlns:cx3="http://schemas.microsoft.com/office/drawing/2016/5/9/chartex" xmlns:cx4="http://schemas.microsoft.com/office/drawing/2016/5/10/chartex" xmlns:cx5="http://schemas.microsoft.com/office/drawing/2016/5/11/chartex" xmlns:cx6="http://schemas.microsoft.com/office/drawing/2016/5/12/chartex" xmlns:cx7="http://schemas.microsoft.com/office/drawing/2016/5/13/chartex" xmlns:cx8="http://schemas.microsoft.com/office/drawing/2016/5/14/chartex" xmlns:mc="http://schemas.openxmlformats.org/markup-compatibility/2006" xmlns:aink="http://schemas.microsoft.com/office/drawing/2016/ink" xmlns:am3d="http://schemas.microsoft.com/office/drawing/2017/model3d" xmlns:o="urn:schemas-microsoft-com:office:office" xmlns:oel="http://schemas.microsoft.com/office/2019/extlst" xmlns:r="http://schemas.openxmlformats.org/officeDocument/2006/relationships" xmlns:m="http://schemas.openxmlformats.org/officeDocument/2006/math" xmlns:v="urn:schemas-microsoft-com:vml" xmlns:wp14="http://schemas.microsoft.com/office/word/2010/wordprocessingDrawing" xmlns:wp="http://schemas.openxmlformats.org/drawingml/2006/wordprocessingDrawing" xmlns:w10="urn:schemas-microsoft-com:office:word" xmlns:w="http://schemas.openxmlformats.org/wordprocessingml/2006/main" xmlns:w14="http://schemas.microsoft.com/office/word/2010/wordml" xmlns:w15="http://schemas.microsoft.com/office/word/2012/wordml" xmlns:w16cex="http://schemas.microsoft.com/office/word/2018/wordml/cex" xmlns:w16cid="http://schemas.microsoft.com/office/word/2016/wordml/cid" xmlns:w16="http://schemas.microsoft.com/office/word/2018/wordml" xmlns:w16du="http://schemas.microsoft.com/office/word/2023/wordml/word16du" xmlns:w16sdtdh="http://schemas.microsoft.com/office/word/2020/wordml/sdtdatahash" xmlns:w16sdtfl="http://schemas.microsoft.com/office/word/2024/wordml/sdtformatlock" xmlns:w16se="http://schemas.microsoft.com/office/word/2015/wordml/symex" xmlns:wpg="http://schemas.microsoft.com/office/word/2010/wordprocessingGroup" xmlns:wpi="http://schemas.microsoft.com/office/word/2010/wordprocessingInk" xmlns:wne="http://schemas.microsoft.com/office/word/2006/wordml" xmlns:wps="http://schemas.microsoft.com/office/word/2010/wordprocessingShape" mc:Ignorable="w14 w15 w16se w16cid w16 w16cex w16sdtdh w16sdtfl w16du wp14">
+  <w:p>
+    <w:pPr>
       <w:tabs>
-        <w:tab w:val="right" w:pos="9354"/>
+        <w:tab w:val="right" w:pos="9638"/>
       </w:tabs>
       <w:ind w:right="-2"/>
       <w:jc w:val="left"/>
@@ -7876,7 +8027,16 @@
         <w:szCs w:val="28"/>
         <w:u w:val="single"/>
       </w:rPr>
-      <w:t xml:space="preserve">　@@SYPID@@　患者氏名　@@ORIBP_KANJI@@　様</w:t>
+      <w:t xml:space="preserve">　@@SYPID@@　</w:t>
+    </w:r>
+    <w:r>
+      <w:rPr>
+        <w:rFonts w:asciiTheme="majorEastAsia" w:eastAsiaTheme="majorEastAsia" w:hAnsiTheme="majorEastAsia" w:hint="eastAsia"/>
+        <w:sz w:val="24"/>
+        <w:szCs w:val="28"/>
+        <w:u w:val="single"/>
+      </w:rPr>
+      <w:t>患者氏名　@@ORIBP_KANJI@@　様</w:t>
     </w:r>
     <w:r>
       <w:rPr>
@@ -7894,6 +8054,16 @@
       </w:rPr>
       <w:t>@SYSDATE</w:t>
     </w:r>
+  </w:p>
+</w:hdr>
+</file>
+
+<file path=word/header3.xml><?xml version="1.0" encoding="utf-8"?>
+<w:hdr xmlns:wpc="http://schemas.microsoft.com/office/word/2010/wordprocessingCanvas" xmlns:cx="http://schemas.microsoft.com/office/drawing/2014/chartex" xmlns:cx1="http://schemas.microsoft.com/office/drawing/2015/9/8/chartex" xmlns:cx2="http://schemas.microsoft.com/office/drawing/2015/10/21/chartex" xmlns:cx3="http://schemas.microsoft.com/office/drawing/2016/5/9/chartex" xmlns:cx4="http://schemas.microsoft.com/office/drawing/2016/5/10/chartex" xmlns:cx5="http://schemas.microsoft.com/office/drawing/2016/5/11/chartex" xmlns:cx6="http://schemas.microsoft.com/office/drawing/2016/5/12/chartex" xmlns:cx7="http://schemas.microsoft.com/office/drawing/2016/5/13/chartex" xmlns:cx8="http://schemas.microsoft.com/office/drawing/2016/5/14/chartex" xmlns:mc="http://schemas.openxmlformats.org/markup-compatibility/2006" xmlns:aink="http://schemas.microsoft.com/office/drawing/2016/ink" xmlns:am3d="http://schemas.microsoft.com/office/drawing/2017/model3d" xmlns:o="urn:schemas-microsoft-com:office:office" xmlns:oel="http://schemas.microsoft.com/office/2019/extlst" xmlns:r="http://schemas.openxmlformats.org/officeDocument/2006/relationships" xmlns:m="http://schemas.openxmlformats.org/officeDocument/2006/math" xmlns:v="urn:schemas-microsoft-com:vml" xmlns:wp14="http://schemas.microsoft.com/office/word/2010/wordprocessingDrawing" xmlns:wp="http://schemas.openxmlformats.org/drawingml/2006/wordprocessingDrawing" xmlns:w10="urn:schemas-microsoft-com:office:word" xmlns:w="http://schemas.openxmlformats.org/wordprocessingml/2006/main" xmlns:w14="http://schemas.microsoft.com/office/word/2010/wordml" xmlns:w15="http://schemas.microsoft.com/office/word/2012/wordml" xmlns:w16cex="http://schemas.microsoft.com/office/word/2018/wordml/cex" xmlns:w16cid="http://schemas.microsoft.com/office/word/2016/wordml/cid" xmlns:w16="http://schemas.microsoft.com/office/word/2018/wordml" xmlns:w16du="http://schemas.microsoft.com/office/word/2023/wordml/word16du" xmlns:w16sdtdh="http://schemas.microsoft.com/office/word/2020/wordml/sdtdatahash" xmlns:w16sdtfl="http://schemas.microsoft.com/office/word/2024/wordml/sdtformatlock" xmlns:w16se="http://schemas.microsoft.com/office/word/2015/wordml/symex" xmlns:wpg="http://schemas.microsoft.com/office/word/2010/wordprocessingGroup" xmlns:wpi="http://schemas.microsoft.com/office/word/2010/wordprocessingInk" xmlns:wne="http://schemas.microsoft.com/office/word/2006/wordml" xmlns:wps="http://schemas.microsoft.com/office/word/2010/wordprocessingShape" mc:Ignorable="w14 w15 w16se w16cid w16 w16cex w16sdtdh w16sdtfl w16du wp14">
+  <w:p>
+    <w:pPr>
+      <w:pStyle w:val="a3"/>
+    </w:pPr>
   </w:p>
 </w:hdr>
 </file>
@@ -9397,6 +9567,7 @@
     <w:rsid w:val="0021029D"/>
     <w:rsid w:val="00216C8F"/>
     <w:rsid w:val="0023453C"/>
+    <w:rsid w:val="002636BA"/>
     <w:rsid w:val="002674D3"/>
     <w:rsid w:val="00284AA6"/>
     <w:rsid w:val="002B0B08"/>
@@ -9411,6 +9582,7 @@
     <w:rsid w:val="003F37DF"/>
     <w:rsid w:val="004119AB"/>
     <w:rsid w:val="0047077C"/>
+    <w:rsid w:val="00494E59"/>
     <w:rsid w:val="004A3D41"/>
     <w:rsid w:val="004A6056"/>
     <w:rsid w:val="004E549D"/>
@@ -9473,6 +9645,8 @@
     <w:rsid w:val="00B34FEF"/>
     <w:rsid w:val="00B74C32"/>
     <w:rsid w:val="00B764CB"/>
+    <w:rsid w:val="00BB48F7"/>
+    <w:rsid w:val="00BE3F2C"/>
     <w:rsid w:val="00C24968"/>
     <w:rsid w:val="00C31D1C"/>
     <w:rsid w:val="00C33759"/>
@@ -9493,6 +9667,7 @@
     <w:rsid w:val="00DB54EA"/>
     <w:rsid w:val="00E014DC"/>
     <w:rsid w:val="00E128F7"/>
+    <w:rsid w:val="00E21277"/>
     <w:rsid w:val="00E2658B"/>
     <w:rsid w:val="00E74488"/>
     <w:rsid w:val="00E82A25"/>

--- a/【西宮】同意書・説明書雛形_NoPlaceHolder.docx
+++ b/【西宮】同意書・説明書雛形_NoPlaceHolder.docx
@@ -720,42 +720,7 @@
           <w:szCs w:val="24"/>
           <w:u w:val="single"/>
         </w:rPr>
-        <w:t xml:space="preserve">　</w:t>
-      </w:r>
-      <w:sdt>
-        <w:sdtPr>
-          <w:rPr>
-            <w:rFonts w:asciiTheme="majorEastAsia" w:eastAsiaTheme="majorEastAsia" w:hAnsiTheme="majorEastAsia" w:hint="eastAsia"/>
-            <w:sz w:val="24"/>
-            <w:szCs w:val="24"/>
-            <w:u w:val="single"/>
-          </w:rPr>
-          <w:alias w:val="傷病名"/>
-          <w:id w:val="-971668794"/>
-          <w:placeholder>
-            <w:docPart w:val="DefaultPlaceholder_1082065158"/>
-          </w:placeholder>
-        </w:sdtPr>
-        <w:sdtContent>
-          <w:r>
-            <w:rPr>
-              <w:rFonts w:asciiTheme="majorEastAsia" w:eastAsiaTheme="majorEastAsia" w:hAnsiTheme="majorEastAsia" w:hint="eastAsia"/>
-              <w:sz w:val="24"/>
-              <w:szCs w:val="24"/>
-              <w:u w:val="single"/>
-            </w:rPr>
-            <w:t>@DISEASE</w:t>
-          </w:r>
-        </w:sdtContent>
-      </w:sdt>
-      <w:r>
-        <w:rPr>
-          <w:rFonts w:asciiTheme="majorEastAsia" w:eastAsiaTheme="majorEastAsia" w:hAnsiTheme="majorEastAsia" w:hint="eastAsia"/>
-          <w:sz w:val="24"/>
-          <w:szCs w:val="24"/>
-          <w:u w:val="single"/>
-        </w:rPr>
-        <w:t xml:space="preserve">　</w:t>
+        <w:t xml:space="preserve">　[[disease]]　</w:t>
       </w:r>
     </w:p>
     <w:p>
@@ -832,53 +797,55 @@
     </w:p>
     <w:p>
       <w:pPr>
-        <w:ind w:left="566" w:hangingChars="236" w:hanging="566"/>
-        <w:rPr>
-          <w:rFonts w:asciiTheme="majorEastAsia" w:eastAsiaTheme="majorEastAsia" w:hAnsiTheme="majorEastAsia"/>
-          <w:sz w:val="24"/>
-          <w:szCs w:val="24"/>
-        </w:rPr>
-      </w:pPr>
-      <w:r>
-        <w:rPr>
-          <w:rFonts w:asciiTheme="majorEastAsia" w:eastAsiaTheme="majorEastAsia" w:hAnsiTheme="majorEastAsia" w:hint="eastAsia"/>
-          <w:sz w:val="24"/>
-          <w:szCs w:val="24"/>
-        </w:rPr>
-        <w:t xml:space="preserve">　　 </w:t>
-      </w:r>
-      <w:sdt>
-        <w:sdtPr>
-          <w:rPr>
-            <w:rFonts w:asciiTheme="majorEastAsia" w:eastAsiaTheme="majorEastAsia" w:hAnsiTheme="majorEastAsia" w:hint="eastAsia"/>
-            <w:sz w:val="24"/>
-            <w:szCs w:val="24"/>
-          </w:rPr>
-          <w:alias w:val="病状"/>
-          <w:tag w:val="disease_condition"/>
-          <w:id w:val="-2031563182"/>
-          <w:placeholder>
-            <w:docPart w:val="A99EB039CA934FC08252A6392786DCA1"/>
-          </w:placeholder>
-        </w:sdtPr>
-        <w:sdtContent>
-          <w:r>
-            <w:rPr>
-              <w:rFonts w:asciiTheme="majorEastAsia" w:eastAsiaTheme="majorEastAsia" w:hAnsiTheme="majorEastAsia" w:hint="eastAsia"/>
-              <w:sz w:val="24"/>
-              <w:szCs w:val="24"/>
-            </w:rPr>
-            <w:t>病状については、別途口頭で説明があります。</w:t>
-          </w:r>
-        </w:sdtContent>
-      </w:sdt>
-      <w:r>
-        <w:rPr>
-          <w:rFonts w:asciiTheme="majorEastAsia" w:eastAsiaTheme="majorEastAsia" w:hAnsiTheme="majorEastAsia" w:hint="eastAsia"/>
-          <w:sz w:val="24"/>
-          <w:szCs w:val="24"/>
-        </w:rPr>
-        <w:t xml:space="preserve">　</w:t>
+        <w:pStyle w:val="ab"/>
+        <w:ind w:leftChars="0" w:left="600"/>
+        <w:rPr>
+          <w:rFonts w:asciiTheme="majorEastAsia" w:eastAsiaTheme="majorEastAsia" w:hAnsiTheme="majorEastAsia"/>
+          <w:sz w:val="24"/>
+          <w:szCs w:val="24"/>
+        </w:rPr>
+      </w:pPr>
+      <w:r>
+        <w:rPr>
+          <w:rFonts w:asciiTheme="majorEastAsia" w:eastAsiaTheme="majorEastAsia" w:hAnsiTheme="majorEastAsia"/>
+          <w:sz w:val="24"/>
+          <w:szCs w:val="24"/>
+        </w:rPr>
+        <w:t>[[</w:t>
+      </w:r>
+      <w:proofErr w:type="spellStart"/>
+      <w:r>
+        <w:rPr>
+          <w:rFonts w:asciiTheme="majorEastAsia" w:eastAsiaTheme="majorEastAsia" w:hAnsiTheme="majorEastAsia" w:hint="eastAsia"/>
+          <w:sz w:val="24"/>
+          <w:szCs w:val="24"/>
+        </w:rPr>
+        <w:t>disease</w:t>
+      </w:r>
+      <w:r>
+        <w:rPr>
+          <w:rFonts w:asciiTheme="majorEastAsia" w:eastAsiaTheme="majorEastAsia" w:hAnsiTheme="majorEastAsia"/>
+          <w:sz w:val="24"/>
+          <w:szCs w:val="24"/>
+        </w:rPr>
+        <w:t>_</w:t>
+      </w:r>
+      <w:r>
+        <w:rPr>
+          <w:rFonts w:asciiTheme="majorEastAsia" w:eastAsiaTheme="majorEastAsia" w:hAnsiTheme="majorEastAsia" w:hint="eastAsia"/>
+          <w:sz w:val="24"/>
+          <w:szCs w:val="24"/>
+        </w:rPr>
+        <w:t>condition</w:t>
+      </w:r>
+      <w:proofErr w:type="spellEnd"/>
+      <w:r>
+        <w:rPr>
+          <w:rFonts w:asciiTheme="majorEastAsia" w:eastAsiaTheme="majorEastAsia" w:hAnsiTheme="majorEastAsia"/>
+          <w:sz w:val="24"/>
+          <w:szCs w:val="24"/>
+        </w:rPr>
+        <w:t>]]</w:t>
       </w:r>
     </w:p>
     <w:p>
@@ -9140,38 +9107,6 @@
     </w:docPart>
     <w:docPart>
       <w:docPartPr>
-        <w:name w:val="A99EB039CA934FC08252A6392786DCA1"/>
-        <w:category>
-          <w:name w:val="全般"/>
-          <w:gallery w:val="placeholder"/>
-        </w:category>
-        <w:types>
-          <w:type w:val="bbPlcHdr"/>
-        </w:types>
-        <w:behaviors>
-          <w:behavior w:val="content"/>
-        </w:behaviors>
-        <w:guid w:val="{E7461BE2-FC8A-433B-9FC5-42ECC0F2D3F0}"/>
-      </w:docPartPr>
-      <w:docPartBody>
-        <w:p>
-          <w:pPr>
-            <w:pStyle w:val="A99EB039CA934FC08252A6392786DCA11"/>
-          </w:pPr>
-          <w:r>
-            <w:rPr>
-              <w:rStyle w:val="a3"/>
-              <w:rFonts w:asciiTheme="majorEastAsia" w:eastAsiaTheme="majorEastAsia" w:hAnsiTheme="majorEastAsia" w:hint="eastAsia"/>
-              <w:sz w:val="24"/>
-              <w:szCs w:val="28"/>
-            </w:rPr>
-            <w:t>病状については、別途口頭で説明があります。</w:t>
-          </w:r>
-        </w:p>
-      </w:docPartBody>
-    </w:docPart>
-    <w:docPart>
-      <w:docPartPr>
         <w:name w:val="5660C7EDB9F84BE38B3332197BB907ED"/>
         <w:category>
           <w:name w:val="全般"/>
@@ -9547,6 +9482,7 @@
   <w:rsids>
     <w:rsidRoot w:val="00516154"/>
     <w:rsid w:val="000037D6"/>
+    <w:rsid w:val="0001461F"/>
     <w:rsid w:val="000666A2"/>
     <w:rsid w:val="00077E70"/>
     <w:rsid w:val="000A12E6"/>
@@ -9554,6 +9490,7 @@
     <w:rsid w:val="000B28F3"/>
     <w:rsid w:val="000B4882"/>
     <w:rsid w:val="000E1CAB"/>
+    <w:rsid w:val="000E68B9"/>
     <w:rsid w:val="001325EB"/>
     <w:rsid w:val="001654EB"/>
     <w:rsid w:val="00175F61"/>
@@ -9603,6 +9540,7 @@
     <w:rsid w:val="006446DB"/>
     <w:rsid w:val="00650C9B"/>
     <w:rsid w:val="006817E3"/>
+    <w:rsid w:val="00684DC1"/>
     <w:rsid w:val="00686EF2"/>
     <w:rsid w:val="00691852"/>
     <w:rsid w:val="006B3E5B"/>
@@ -9673,6 +9611,7 @@
     <w:rsid w:val="00E82A25"/>
     <w:rsid w:val="00E91665"/>
     <w:rsid w:val="00EA227B"/>
+    <w:rsid w:val="00EA2D5B"/>
     <w:rsid w:val="00EB009D"/>
     <w:rsid w:val="00EB0C31"/>
     <w:rsid w:val="00EC35CF"/>
@@ -10141,14 +10080,6 @@
       <w:color w:val="808080"/>
     </w:rPr>
   </w:style>
-  <w:style w:type="paragraph" w:customStyle="1" w:styleId="A99EB039CA934FC08252A6392786DCA11">
-    <w:name w:val="A99EB039CA934FC08252A6392786DCA11"/>
-    <w:rsid w:val="00C31D1C"/>
-    <w:pPr>
-      <w:widowControl w:val="0"/>
-      <w:jc w:val="both"/>
-    </w:pPr>
-  </w:style>
   <w:style w:type="paragraph" w:customStyle="1" w:styleId="DFCE0312921B49669E12BFCA87C5BA24">
     <w:name w:val="DFCE0312921B49669E12BFCA87C5BA24"/>
     <w:rsid w:val="00686EF2"/>

--- a/【西宮】同意書・説明書雛形_NoPlaceHolder.docx
+++ b/【西宮】同意書・説明書雛形_NoPlaceHolder.docx
@@ -1596,7 +1596,17 @@
           <w:sz w:val="24"/>
           <w:szCs w:val="24"/>
         </w:rPr>
-        <w:t>後ICU管理の可能性</w:t>
+        <w:t>後ICU管理の</w:t>
+      </w:r>
+      <w:r>
+        <w:rPr>
+          <w:rFonts w:asciiTheme="majorEastAsia" w:eastAsiaTheme="majorEastAsia" w:hAnsiTheme="majorEastAsia" w:hint="eastAsia"/>
+          <w:b/>
+          <w:bCs/>
+          <w:sz w:val="24"/>
+          <w:szCs w:val="24"/>
+        </w:rPr>
+        <w:t>予定</w:t>
       </w:r>
       <w:r>
         <w:rPr>
@@ -1804,7 +1814,27 @@
           <w:sz w:val="24"/>
           <w:szCs w:val="24"/>
         </w:rPr>
-        <w:t>【麻酔】</w:t>
+        <w:t>【麻酔</w:t>
+      </w:r>
+      <w:r>
+        <w:rPr>
+          <w:rFonts w:asciiTheme="majorEastAsia" w:eastAsiaTheme="majorEastAsia" w:hAnsiTheme="majorEastAsia" w:hint="eastAsia"/>
+          <w:b/>
+          <w:bCs/>
+          <w:sz w:val="24"/>
+          <w:szCs w:val="24"/>
+        </w:rPr>
+        <w:t>の予定</w:t>
+      </w:r>
+      <w:r>
+        <w:rPr>
+          <w:rFonts w:asciiTheme="majorEastAsia" w:eastAsiaTheme="majorEastAsia" w:hAnsiTheme="majorEastAsia" w:hint="eastAsia"/>
+          <w:b/>
+          <w:bCs/>
+          <w:sz w:val="24"/>
+          <w:szCs w:val="24"/>
+        </w:rPr>
+        <w:t>】</w:t>
       </w:r>
       <w:r>
         <w:rPr>
@@ -2374,7 +2404,27 @@
           <w:sz w:val="24"/>
           <w:szCs w:val="24"/>
         </w:rPr>
-        <w:t>【輸血の可能性】：</w:t>
+        <w:t>【輸血の</w:t>
+      </w:r>
+      <w:r>
+        <w:rPr>
+          <w:rFonts w:asciiTheme="majorEastAsia" w:eastAsiaTheme="majorEastAsia" w:hAnsiTheme="majorEastAsia" w:hint="eastAsia"/>
+          <w:b/>
+          <w:bCs/>
+          <w:sz w:val="24"/>
+          <w:szCs w:val="24"/>
+        </w:rPr>
+        <w:t>予定</w:t>
+      </w:r>
+      <w:r>
+        <w:rPr>
+          <w:rFonts w:asciiTheme="majorEastAsia" w:eastAsiaTheme="majorEastAsia" w:hAnsiTheme="majorEastAsia" w:hint="eastAsia"/>
+          <w:b/>
+          <w:bCs/>
+          <w:sz w:val="24"/>
+          <w:szCs w:val="24"/>
+        </w:rPr>
+        <w:t>】：</w:t>
       </w:r>
       <w:r>
         <w:rPr>
@@ -4940,12 +4990,19 @@
       </w:r>
       <w:r>
         <w:rPr>
-          <w:rFonts w:asciiTheme="majorEastAsia" w:eastAsiaTheme="majorEastAsia" w:hAnsiTheme="majorEastAsia"/>
+          <w:rFonts w:asciiTheme="majorEastAsia" w:eastAsiaTheme="majorEastAsia" w:hAnsiTheme="majorEastAsia" w:hint="eastAsia"/>
           <w:sz w:val="24"/>
           <w:szCs w:val="21"/>
-          <w:u w:val="single"/>
-        </w:rPr>
-        <w:t xml:space="preserve"> [[</w:t>
+        </w:rPr>
+        <w:t>同</w:t>
+      </w:r>
+      <w:r>
+        <w:rPr>
+          <w:rFonts w:asciiTheme="majorEastAsia" w:eastAsiaTheme="majorEastAsia" w:hAnsiTheme="majorEastAsia"/>
+          <w:sz w:val="24"/>
+          <w:szCs w:val="21"/>
+        </w:rPr>
+        <w:t>[[</w:t>
       </w:r>
       <w:proofErr w:type="spellStart"/>
       <w:r>
@@ -4953,9 +5010,16 @@
           <w:rFonts w:asciiTheme="majorEastAsia" w:eastAsiaTheme="majorEastAsia" w:hAnsiTheme="majorEastAsia"/>
           <w:sz w:val="24"/>
           <w:szCs w:val="21"/>
-          <w:u w:val="single"/>
-        </w:rPr>
-        <w:t>procedure_name</w:t>
+        </w:rPr>
+        <w:t>procedure_</w:t>
+      </w:r>
+      <w:r>
+        <w:rPr>
+          <w:rFonts w:asciiTheme="majorEastAsia" w:eastAsiaTheme="majorEastAsia" w:hAnsiTheme="majorEastAsia" w:hint="eastAsia"/>
+          <w:sz w:val="24"/>
+          <w:szCs w:val="21"/>
+        </w:rPr>
+        <w:t>type</w:t>
       </w:r>
       <w:proofErr w:type="spellEnd"/>
       <w:r>
@@ -4963,9 +5027,8 @@
           <w:rFonts w:asciiTheme="majorEastAsia" w:eastAsiaTheme="majorEastAsia" w:hAnsiTheme="majorEastAsia"/>
           <w:sz w:val="24"/>
           <w:szCs w:val="21"/>
-          <w:u w:val="single"/>
-        </w:rPr>
-        <w:t xml:space="preserve">]] </w:t>
+        </w:rPr>
+        <w:t>]]</w:t>
       </w:r>
       <w:r>
         <w:rPr>
@@ -5053,12 +5116,19 @@
       </w:r>
       <w:r>
         <w:rPr>
-          <w:rFonts w:asciiTheme="majorEastAsia" w:eastAsiaTheme="majorEastAsia" w:hAnsiTheme="majorEastAsia"/>
+          <w:rFonts w:asciiTheme="majorEastAsia" w:eastAsiaTheme="majorEastAsia" w:hAnsiTheme="majorEastAsia" w:hint="eastAsia"/>
           <w:sz w:val="24"/>
           <w:szCs w:val="21"/>
-          <w:u w:val="single"/>
-        </w:rPr>
-        <w:t xml:space="preserve"> [[</w:t>
+        </w:rPr>
+        <w:t>上記</w:t>
+      </w:r>
+      <w:r>
+        <w:rPr>
+          <w:rFonts w:asciiTheme="majorEastAsia" w:eastAsiaTheme="majorEastAsia" w:hAnsiTheme="majorEastAsia"/>
+          <w:sz w:val="24"/>
+          <w:szCs w:val="21"/>
+        </w:rPr>
+        <w:t>[[</w:t>
       </w:r>
       <w:proofErr w:type="spellStart"/>
       <w:r>
@@ -5066,9 +5136,16 @@
           <w:rFonts w:asciiTheme="majorEastAsia" w:eastAsiaTheme="majorEastAsia" w:hAnsiTheme="majorEastAsia"/>
           <w:sz w:val="24"/>
           <w:szCs w:val="21"/>
-          <w:u w:val="single"/>
-        </w:rPr>
-        <w:t>procedure_name</w:t>
+        </w:rPr>
+        <w:t>procedure_</w:t>
+      </w:r>
+      <w:r>
+        <w:rPr>
+          <w:rFonts w:asciiTheme="majorEastAsia" w:eastAsiaTheme="majorEastAsia" w:hAnsiTheme="majorEastAsia" w:hint="eastAsia"/>
+          <w:sz w:val="24"/>
+          <w:szCs w:val="21"/>
+        </w:rPr>
+        <w:t>type</w:t>
       </w:r>
       <w:proofErr w:type="spellEnd"/>
       <w:r>
@@ -5076,9 +5153,8 @@
           <w:rFonts w:asciiTheme="majorEastAsia" w:eastAsiaTheme="majorEastAsia" w:hAnsiTheme="majorEastAsia"/>
           <w:sz w:val="24"/>
           <w:szCs w:val="21"/>
-          <w:u w:val="single"/>
-        </w:rPr>
-        <w:t xml:space="preserve">]] </w:t>
+        </w:rPr>
+        <w:t>]]</w:t>
       </w:r>
       <w:r>
         <w:rPr>
@@ -7695,12 +7771,8 @@
       </w:pPr>
     </w:p>
     <w:sectPr>
-      <w:headerReference w:type="even" r:id="rId8"/>
-      <w:headerReference w:type="default" r:id="rId9"/>
-      <w:footerReference w:type="even" r:id="rId10"/>
-      <w:footerReference w:type="default" r:id="rId11"/>
-      <w:headerReference w:type="first" r:id="rId12"/>
-      <w:footerReference w:type="first" r:id="rId13"/>
+      <w:headerReference w:type="default" r:id="rId8"/>
+      <w:footerReference w:type="default" r:id="rId9"/>
       <w:pgSz w:w="11906" w:h="16838" w:code="9"/>
       <w:pgMar w:top="1134" w:right="1134" w:bottom="851" w:left="1134" w:header="737" w:footer="454" w:gutter="0"/>
       <w:cols w:space="425"/>
@@ -7730,16 +7802,6 @@
 </file>
 
 <file path=word/footer1.xml><?xml version="1.0" encoding="utf-8"?>
-<w:ftr xmlns:wpc="http://schemas.microsoft.com/office/word/2010/wordprocessingCanvas" xmlns:cx="http://schemas.microsoft.com/office/drawing/2014/chartex" xmlns:cx1="http://schemas.microsoft.com/office/drawing/2015/9/8/chartex" xmlns:cx2="http://schemas.microsoft.com/office/drawing/2015/10/21/chartex" xmlns:cx3="http://schemas.microsoft.com/office/drawing/2016/5/9/chartex" xmlns:cx4="http://schemas.microsoft.com/office/drawing/2016/5/10/chartex" xmlns:cx5="http://schemas.microsoft.com/office/drawing/2016/5/11/chartex" xmlns:cx6="http://schemas.microsoft.com/office/drawing/2016/5/12/chartex" xmlns:cx7="http://schemas.microsoft.com/office/drawing/2016/5/13/chartex" xmlns:cx8="http://schemas.microsoft.com/office/drawing/2016/5/14/chartex" xmlns:mc="http://schemas.openxmlformats.org/markup-compatibility/2006" xmlns:aink="http://schemas.microsoft.com/office/drawing/2016/ink" xmlns:am3d="http://schemas.microsoft.com/office/drawing/2017/model3d" xmlns:o="urn:schemas-microsoft-com:office:office" xmlns:oel="http://schemas.microsoft.com/office/2019/extlst" xmlns:r="http://schemas.openxmlformats.org/officeDocument/2006/relationships" xmlns:m="http://schemas.openxmlformats.org/officeDocument/2006/math" xmlns:v="urn:schemas-microsoft-com:vml" xmlns:wp14="http://schemas.microsoft.com/office/word/2010/wordprocessingDrawing" xmlns:wp="http://schemas.openxmlformats.org/drawingml/2006/wordprocessingDrawing" xmlns:w10="urn:schemas-microsoft-com:office:word" xmlns:w="http://schemas.openxmlformats.org/wordprocessingml/2006/main" xmlns:w14="http://schemas.microsoft.com/office/word/2010/wordml" xmlns:w15="http://schemas.microsoft.com/office/word/2012/wordml" xmlns:w16cex="http://schemas.microsoft.com/office/word/2018/wordml/cex" xmlns:w16cid="http://schemas.microsoft.com/office/word/2016/wordml/cid" xmlns:w16="http://schemas.microsoft.com/office/word/2018/wordml" xmlns:w16du="http://schemas.microsoft.com/office/word/2023/wordml/word16du" xmlns:w16sdtdh="http://schemas.microsoft.com/office/word/2020/wordml/sdtdatahash" xmlns:w16sdtfl="http://schemas.microsoft.com/office/word/2024/wordml/sdtformatlock" xmlns:w16se="http://schemas.microsoft.com/office/word/2015/wordml/symex" xmlns:wpg="http://schemas.microsoft.com/office/word/2010/wordprocessingGroup" xmlns:wpi="http://schemas.microsoft.com/office/word/2010/wordprocessingInk" xmlns:wne="http://schemas.microsoft.com/office/word/2006/wordml" xmlns:wps="http://schemas.microsoft.com/office/word/2010/wordprocessingShape" mc:Ignorable="w14 w15 w16se w16cid w16 w16cex w16sdtdh w16sdtfl w16du wp14">
-  <w:p>
-    <w:pPr>
-      <w:pStyle w:val="a5"/>
-    </w:pPr>
-  </w:p>
-</w:ftr>
-</file>
-
-<file path=word/footer2.xml><?xml version="1.0" encoding="utf-8"?>
 <w:ftr xmlns:wpc="http://schemas.microsoft.com/office/word/2010/wordprocessingCanvas" xmlns:cx="http://schemas.microsoft.com/office/drawing/2014/chartex" xmlns:cx1="http://schemas.microsoft.com/office/drawing/2015/9/8/chartex" xmlns:cx2="http://schemas.microsoft.com/office/drawing/2015/10/21/chartex" xmlns:cx3="http://schemas.microsoft.com/office/drawing/2016/5/9/chartex" xmlns:cx4="http://schemas.microsoft.com/office/drawing/2016/5/10/chartex" xmlns:cx5="http://schemas.microsoft.com/office/drawing/2016/5/11/chartex" xmlns:cx6="http://schemas.microsoft.com/office/drawing/2016/5/12/chartex" xmlns:cx7="http://schemas.microsoft.com/office/drawing/2016/5/13/chartex" xmlns:cx8="http://schemas.microsoft.com/office/drawing/2016/5/14/chartex" xmlns:mc="http://schemas.openxmlformats.org/markup-compatibility/2006" xmlns:aink="http://schemas.microsoft.com/office/drawing/2016/ink" xmlns:am3d="http://schemas.microsoft.com/office/drawing/2017/model3d" xmlns:o="urn:schemas-microsoft-com:office:office" xmlns:oel="http://schemas.microsoft.com/office/2019/extlst" xmlns:r="http://schemas.openxmlformats.org/officeDocument/2006/relationships" xmlns:m="http://schemas.openxmlformats.org/officeDocument/2006/math" xmlns:v="urn:schemas-microsoft-com:vml" xmlns:wp14="http://schemas.microsoft.com/office/word/2010/wordprocessingDrawing" xmlns:wp="http://schemas.openxmlformats.org/drawingml/2006/wordprocessingDrawing" xmlns:w10="urn:schemas-microsoft-com:office:word" xmlns:w="http://schemas.openxmlformats.org/wordprocessingml/2006/main" xmlns:w14="http://schemas.microsoft.com/office/word/2010/wordml" xmlns:w15="http://schemas.microsoft.com/office/word/2012/wordml" xmlns:w16cex="http://schemas.microsoft.com/office/word/2018/wordml/cex" xmlns:w16cid="http://schemas.microsoft.com/office/word/2016/wordml/cid" xmlns:w16="http://schemas.microsoft.com/office/word/2018/wordml" xmlns:w16du="http://schemas.microsoft.com/office/word/2023/wordml/word16du" xmlns:w16sdtdh="http://schemas.microsoft.com/office/word/2020/wordml/sdtdatahash" xmlns:w16sdtfl="http://schemas.microsoft.com/office/word/2024/wordml/sdtformatlock" xmlns:w16se="http://schemas.microsoft.com/office/word/2015/wordml/symex" xmlns:wpg="http://schemas.microsoft.com/office/word/2010/wordprocessingGroup" xmlns:wpi="http://schemas.microsoft.com/office/word/2010/wordprocessingInk" xmlns:wne="http://schemas.microsoft.com/office/word/2006/wordml" xmlns:wps="http://schemas.microsoft.com/office/word/2010/wordprocessingShape" mc:Ignorable="w14 w15 w16se w16cid w16 w16cex w16sdtdh w16sdtfl w16du wp14">
   <w:p>
     <w:pPr>
@@ -7884,16 +7946,16 @@
         <w:sz w:val="16"/>
         <w:szCs w:val="16"/>
       </w:rPr>
-      <w:t>26050</w:t>
+      <w:t>2605</w:t>
     </w:r>
     <w:r>
       <w:rPr>
-        <w:rFonts w:asciiTheme="majorEastAsia" w:eastAsiaTheme="majorEastAsia" w:hAnsiTheme="majorEastAsia"/>
+        <w:rFonts w:asciiTheme="majorEastAsia" w:eastAsiaTheme="majorEastAsia" w:hAnsiTheme="majorEastAsia" w:hint="eastAsia"/>
         <w:color w:val="BFBFBF" w:themeColor="background1" w:themeShade="BF"/>
         <w:sz w:val="16"/>
         <w:szCs w:val="16"/>
       </w:rPr>
-      <w:t>4</w:t>
+      <w:t>19</w:t>
     </w:r>
     <w:r>
       <w:rPr>
@@ -7923,16 +7985,6 @@
 </w:ftr>
 </file>
 
-<file path=word/footer3.xml><?xml version="1.0" encoding="utf-8"?>
-<w:ftr xmlns:wpc="http://schemas.microsoft.com/office/word/2010/wordprocessingCanvas" xmlns:cx="http://schemas.microsoft.com/office/drawing/2014/chartex" xmlns:cx1="http://schemas.microsoft.com/office/drawing/2015/9/8/chartex" xmlns:cx2="http://schemas.microsoft.com/office/drawing/2015/10/21/chartex" xmlns:cx3="http://schemas.microsoft.com/office/drawing/2016/5/9/chartex" xmlns:cx4="http://schemas.microsoft.com/office/drawing/2016/5/10/chartex" xmlns:cx5="http://schemas.microsoft.com/office/drawing/2016/5/11/chartex" xmlns:cx6="http://schemas.microsoft.com/office/drawing/2016/5/12/chartex" xmlns:cx7="http://schemas.microsoft.com/office/drawing/2016/5/13/chartex" xmlns:cx8="http://schemas.microsoft.com/office/drawing/2016/5/14/chartex" xmlns:mc="http://schemas.openxmlformats.org/markup-compatibility/2006" xmlns:aink="http://schemas.microsoft.com/office/drawing/2016/ink" xmlns:am3d="http://schemas.microsoft.com/office/drawing/2017/model3d" xmlns:o="urn:schemas-microsoft-com:office:office" xmlns:oel="http://schemas.microsoft.com/office/2019/extlst" xmlns:r="http://schemas.openxmlformats.org/officeDocument/2006/relationships" xmlns:m="http://schemas.openxmlformats.org/officeDocument/2006/math" xmlns:v="urn:schemas-microsoft-com:vml" xmlns:wp14="http://schemas.microsoft.com/office/word/2010/wordprocessingDrawing" xmlns:wp="http://schemas.openxmlformats.org/drawingml/2006/wordprocessingDrawing" xmlns:w10="urn:schemas-microsoft-com:office:word" xmlns:w="http://schemas.openxmlformats.org/wordprocessingml/2006/main" xmlns:w14="http://schemas.microsoft.com/office/word/2010/wordml" xmlns:w15="http://schemas.microsoft.com/office/word/2012/wordml" xmlns:w16cex="http://schemas.microsoft.com/office/word/2018/wordml/cex" xmlns:w16cid="http://schemas.microsoft.com/office/word/2016/wordml/cid" xmlns:w16="http://schemas.microsoft.com/office/word/2018/wordml" xmlns:w16du="http://schemas.microsoft.com/office/word/2023/wordml/word16du" xmlns:w16sdtdh="http://schemas.microsoft.com/office/word/2020/wordml/sdtdatahash" xmlns:w16sdtfl="http://schemas.microsoft.com/office/word/2024/wordml/sdtformatlock" xmlns:w16se="http://schemas.microsoft.com/office/word/2015/wordml/symex" xmlns:wpg="http://schemas.microsoft.com/office/word/2010/wordprocessingGroup" xmlns:wpi="http://schemas.microsoft.com/office/word/2010/wordprocessingInk" xmlns:wne="http://schemas.microsoft.com/office/word/2006/wordml" xmlns:wps="http://schemas.microsoft.com/office/word/2010/wordprocessingShape" mc:Ignorable="w14 w15 w16se w16cid w16 w16cex w16sdtdh w16sdtfl w16du wp14">
-  <w:p>
-    <w:pPr>
-      <w:pStyle w:val="a5"/>
-    </w:pPr>
-  </w:p>
-</w:ftr>
-</file>
-
 <file path=word/footnotes.xml><?xml version="1.0" encoding="utf-8"?>
 <w:footnotes xmlns:wpc="http://schemas.microsoft.com/office/word/2010/wordprocessingCanvas" xmlns:cx="http://schemas.microsoft.com/office/drawing/2014/chartex" xmlns:cx1="http://schemas.microsoft.com/office/drawing/2015/9/8/chartex" xmlns:cx2="http://schemas.microsoft.com/office/drawing/2015/10/21/chartex" xmlns:cx3="http://schemas.microsoft.com/office/drawing/2016/5/9/chartex" xmlns:cx4="http://schemas.microsoft.com/office/drawing/2016/5/10/chartex" xmlns:cx5="http://schemas.microsoft.com/office/drawing/2016/5/11/chartex" xmlns:cx6="http://schemas.microsoft.com/office/drawing/2016/5/12/chartex" xmlns:cx7="http://schemas.microsoft.com/office/drawing/2016/5/13/chartex" xmlns:cx8="http://schemas.microsoft.com/office/drawing/2016/5/14/chartex" xmlns:mc="http://schemas.openxmlformats.org/markup-compatibility/2006" xmlns:aink="http://schemas.microsoft.com/office/drawing/2016/ink" xmlns:am3d="http://schemas.microsoft.com/office/drawing/2017/model3d" xmlns:o="urn:schemas-microsoft-com:office:office" xmlns:oel="http://schemas.microsoft.com/office/2019/extlst" xmlns:r="http://schemas.openxmlformats.org/officeDocument/2006/relationships" xmlns:m="http://schemas.openxmlformats.org/officeDocument/2006/math" xmlns:v="urn:schemas-microsoft-com:vml" xmlns:wp14="http://schemas.microsoft.com/office/word/2010/wordprocessingDrawing" xmlns:wp="http://schemas.openxmlformats.org/drawingml/2006/wordprocessingDrawing" xmlns:w10="urn:schemas-microsoft-com:office:word" xmlns:w="http://schemas.openxmlformats.org/wordprocessingml/2006/main" xmlns:w14="http://schemas.microsoft.com/office/word/2010/wordml" xmlns:w15="http://schemas.microsoft.com/office/word/2012/wordml" xmlns:w16cex="http://schemas.microsoft.com/office/word/2018/wordml/cex" xmlns:w16cid="http://schemas.microsoft.com/office/word/2016/wordml/cid" xmlns:w16="http://schemas.microsoft.com/office/word/2018/wordml" xmlns:w16du="http://schemas.microsoft.com/office/word/2023/wordml/word16du" xmlns:w16sdtdh="http://schemas.microsoft.com/office/word/2020/wordml/sdtdatahash" xmlns:w16sdtfl="http://schemas.microsoft.com/office/word/2024/wordml/sdtformatlock" xmlns:w16se="http://schemas.microsoft.com/office/word/2015/wordml/symex" xmlns:wpg="http://schemas.microsoft.com/office/word/2010/wordprocessingGroup" xmlns:wpi="http://schemas.microsoft.com/office/word/2010/wordprocessingInk" xmlns:wne="http://schemas.microsoft.com/office/word/2006/wordml" xmlns:wps="http://schemas.microsoft.com/office/word/2010/wordprocessingShape" mc:Ignorable="w14 w15 w16se w16cid w16 w16cex w16sdtdh w16sdtfl w16du wp14">
   <w:footnote w:type="separator" w:id="-1">
@@ -7953,16 +8005,6 @@
 </file>
 
 <file path=word/header1.xml><?xml version="1.0" encoding="utf-8"?>
-<w:hdr xmlns:wpc="http://schemas.microsoft.com/office/word/2010/wordprocessingCanvas" xmlns:cx="http://schemas.microsoft.com/office/drawing/2014/chartex" xmlns:cx1="http://schemas.microsoft.com/office/drawing/2015/9/8/chartex" xmlns:cx2="http://schemas.microsoft.com/office/drawing/2015/10/21/chartex" xmlns:cx3="http://schemas.microsoft.com/office/drawing/2016/5/9/chartex" xmlns:cx4="http://schemas.microsoft.com/office/drawing/2016/5/10/chartex" xmlns:cx5="http://schemas.microsoft.com/office/drawing/2016/5/11/chartex" xmlns:cx6="http://schemas.microsoft.com/office/drawing/2016/5/12/chartex" xmlns:cx7="http://schemas.microsoft.com/office/drawing/2016/5/13/chartex" xmlns:cx8="http://schemas.microsoft.com/office/drawing/2016/5/14/chartex" xmlns:mc="http://schemas.openxmlformats.org/markup-compatibility/2006" xmlns:aink="http://schemas.microsoft.com/office/drawing/2016/ink" xmlns:am3d="http://schemas.microsoft.com/office/drawing/2017/model3d" xmlns:o="urn:schemas-microsoft-com:office:office" xmlns:oel="http://schemas.microsoft.com/office/2019/extlst" xmlns:r="http://schemas.openxmlformats.org/officeDocument/2006/relationships" xmlns:m="http://schemas.openxmlformats.org/officeDocument/2006/math" xmlns:v="urn:schemas-microsoft-com:vml" xmlns:wp14="http://schemas.microsoft.com/office/word/2010/wordprocessingDrawing" xmlns:wp="http://schemas.openxmlformats.org/drawingml/2006/wordprocessingDrawing" xmlns:w10="urn:schemas-microsoft-com:office:word" xmlns:w="http://schemas.openxmlformats.org/wordprocessingml/2006/main" xmlns:w14="http://schemas.microsoft.com/office/word/2010/wordml" xmlns:w15="http://schemas.microsoft.com/office/word/2012/wordml" xmlns:w16cex="http://schemas.microsoft.com/office/word/2018/wordml/cex" xmlns:w16cid="http://schemas.microsoft.com/office/word/2016/wordml/cid" xmlns:w16="http://schemas.microsoft.com/office/word/2018/wordml" xmlns:w16du="http://schemas.microsoft.com/office/word/2023/wordml/word16du" xmlns:w16sdtdh="http://schemas.microsoft.com/office/word/2020/wordml/sdtdatahash" xmlns:w16sdtfl="http://schemas.microsoft.com/office/word/2024/wordml/sdtformatlock" xmlns:w16se="http://schemas.microsoft.com/office/word/2015/wordml/symex" xmlns:wpg="http://schemas.microsoft.com/office/word/2010/wordprocessingGroup" xmlns:wpi="http://schemas.microsoft.com/office/word/2010/wordprocessingInk" xmlns:wne="http://schemas.microsoft.com/office/word/2006/wordml" xmlns:wps="http://schemas.microsoft.com/office/word/2010/wordprocessingShape" mc:Ignorable="w14 w15 w16se w16cid w16 w16cex w16sdtdh w16sdtfl w16du wp14">
-  <w:p>
-    <w:pPr>
-      <w:pStyle w:val="a3"/>
-    </w:pPr>
-  </w:p>
-</w:hdr>
-</file>
-
-<file path=word/header2.xml><?xml version="1.0" encoding="utf-8"?>
 <w:hdr xmlns:wpc="http://schemas.microsoft.com/office/word/2010/wordprocessingCanvas" xmlns:cx="http://schemas.microsoft.com/office/drawing/2014/chartex" xmlns:cx1="http://schemas.microsoft.com/office/drawing/2015/9/8/chartex" xmlns:cx2="http://schemas.microsoft.com/office/drawing/2015/10/21/chartex" xmlns:cx3="http://schemas.microsoft.com/office/drawing/2016/5/9/chartex" xmlns:cx4="http://schemas.microsoft.com/office/drawing/2016/5/10/chartex" xmlns:cx5="http://schemas.microsoft.com/office/drawing/2016/5/11/chartex" xmlns:cx6="http://schemas.microsoft.com/office/drawing/2016/5/12/chartex" xmlns:cx7="http://schemas.microsoft.com/office/drawing/2016/5/13/chartex" xmlns:cx8="http://schemas.microsoft.com/office/drawing/2016/5/14/chartex" xmlns:mc="http://schemas.openxmlformats.org/markup-compatibility/2006" xmlns:aink="http://schemas.microsoft.com/office/drawing/2016/ink" xmlns:am3d="http://schemas.microsoft.com/office/drawing/2017/model3d" xmlns:o="urn:schemas-microsoft-com:office:office" xmlns:oel="http://schemas.microsoft.com/office/2019/extlst" xmlns:r="http://schemas.openxmlformats.org/officeDocument/2006/relationships" xmlns:m="http://schemas.openxmlformats.org/officeDocument/2006/math" xmlns:v="urn:schemas-microsoft-com:vml" xmlns:wp14="http://schemas.microsoft.com/office/word/2010/wordprocessingDrawing" xmlns:wp="http://schemas.openxmlformats.org/drawingml/2006/wordprocessingDrawing" xmlns:w10="urn:schemas-microsoft-com:office:word" xmlns:w="http://schemas.openxmlformats.org/wordprocessingml/2006/main" xmlns:w14="http://schemas.microsoft.com/office/word/2010/wordml" xmlns:w15="http://schemas.microsoft.com/office/word/2012/wordml" xmlns:w16cex="http://schemas.microsoft.com/office/word/2018/wordml/cex" xmlns:w16cid="http://schemas.microsoft.com/office/word/2016/wordml/cid" xmlns:w16="http://schemas.microsoft.com/office/word/2018/wordml" xmlns:w16du="http://schemas.microsoft.com/office/word/2023/wordml/word16du" xmlns:w16sdtdh="http://schemas.microsoft.com/office/word/2020/wordml/sdtdatahash" xmlns:w16sdtfl="http://schemas.microsoft.com/office/word/2024/wordml/sdtformatlock" xmlns:w16se="http://schemas.microsoft.com/office/word/2015/wordml/symex" xmlns:wpg="http://schemas.microsoft.com/office/word/2010/wordprocessingGroup" xmlns:wpi="http://schemas.microsoft.com/office/word/2010/wordprocessingInk" xmlns:wne="http://schemas.microsoft.com/office/word/2006/wordml" xmlns:wps="http://schemas.microsoft.com/office/word/2010/wordprocessingShape" mc:Ignorable="w14 w15 w16se w16cid w16 w16cex w16sdtdh w16sdtfl w16du wp14">
   <w:p>
     <w:pPr>
@@ -7994,16 +8036,7 @@
         <w:szCs w:val="28"/>
         <w:u w:val="single"/>
       </w:rPr>
-      <w:t xml:space="preserve">　@@SYPID@@　</w:t>
-    </w:r>
-    <w:r>
-      <w:rPr>
-        <w:rFonts w:asciiTheme="majorEastAsia" w:eastAsiaTheme="majorEastAsia" w:hAnsiTheme="majorEastAsia" w:hint="eastAsia"/>
-        <w:sz w:val="24"/>
-        <w:szCs w:val="28"/>
-        <w:u w:val="single"/>
-      </w:rPr>
-      <w:t>患者氏名　@@ORIBP_KANJI@@　様</w:t>
+      <w:t xml:space="preserve">　@@SYPID@@　患者氏名　@@ORIBP_KANJI@@　様</w:t>
     </w:r>
     <w:r>
       <w:rPr>
@@ -8021,16 +8054,6 @@
       </w:rPr>
       <w:t>@SYSDATE</w:t>
     </w:r>
-  </w:p>
-</w:hdr>
-</file>
-
-<file path=word/header3.xml><?xml version="1.0" encoding="utf-8"?>
-<w:hdr xmlns:wpc="http://schemas.microsoft.com/office/word/2010/wordprocessingCanvas" xmlns:cx="http://schemas.microsoft.com/office/drawing/2014/chartex" xmlns:cx1="http://schemas.microsoft.com/office/drawing/2015/9/8/chartex" xmlns:cx2="http://schemas.microsoft.com/office/drawing/2015/10/21/chartex" xmlns:cx3="http://schemas.microsoft.com/office/drawing/2016/5/9/chartex" xmlns:cx4="http://schemas.microsoft.com/office/drawing/2016/5/10/chartex" xmlns:cx5="http://schemas.microsoft.com/office/drawing/2016/5/11/chartex" xmlns:cx6="http://schemas.microsoft.com/office/drawing/2016/5/12/chartex" xmlns:cx7="http://schemas.microsoft.com/office/drawing/2016/5/13/chartex" xmlns:cx8="http://schemas.microsoft.com/office/drawing/2016/5/14/chartex" xmlns:mc="http://schemas.openxmlformats.org/markup-compatibility/2006" xmlns:aink="http://schemas.microsoft.com/office/drawing/2016/ink" xmlns:am3d="http://schemas.microsoft.com/office/drawing/2017/model3d" xmlns:o="urn:schemas-microsoft-com:office:office" xmlns:oel="http://schemas.microsoft.com/office/2019/extlst" xmlns:r="http://schemas.openxmlformats.org/officeDocument/2006/relationships" xmlns:m="http://schemas.openxmlformats.org/officeDocument/2006/math" xmlns:v="urn:schemas-microsoft-com:vml" xmlns:wp14="http://schemas.microsoft.com/office/word/2010/wordprocessingDrawing" xmlns:wp="http://schemas.openxmlformats.org/drawingml/2006/wordprocessingDrawing" xmlns:w10="urn:schemas-microsoft-com:office:word" xmlns:w="http://schemas.openxmlformats.org/wordprocessingml/2006/main" xmlns:w14="http://schemas.microsoft.com/office/word/2010/wordml" xmlns:w15="http://schemas.microsoft.com/office/word/2012/wordml" xmlns:w16cex="http://schemas.microsoft.com/office/word/2018/wordml/cex" xmlns:w16cid="http://schemas.microsoft.com/office/word/2016/wordml/cid" xmlns:w16="http://schemas.microsoft.com/office/word/2018/wordml" xmlns:w16du="http://schemas.microsoft.com/office/word/2023/wordml/word16du" xmlns:w16sdtdh="http://schemas.microsoft.com/office/word/2020/wordml/sdtdatahash" xmlns:w16sdtfl="http://schemas.microsoft.com/office/word/2024/wordml/sdtformatlock" xmlns:w16se="http://schemas.microsoft.com/office/word/2015/wordml/symex" xmlns:wpg="http://schemas.microsoft.com/office/word/2010/wordprocessingGroup" xmlns:wpi="http://schemas.microsoft.com/office/word/2010/wordprocessingInk" xmlns:wne="http://schemas.microsoft.com/office/word/2006/wordml" xmlns:wps="http://schemas.microsoft.com/office/word/2010/wordprocessingShape" mc:Ignorable="w14 w15 w16se w16cid w16 w16cex w16sdtdh w16sdtfl w16du wp14">
-  <w:p>
-    <w:pPr>
-      <w:pStyle w:val="a3"/>
-    </w:pPr>
   </w:p>
 </w:hdr>
 </file>
@@ -9547,6 +9570,7 @@
     <w:rsid w:val="006B7D23"/>
     <w:rsid w:val="006C65C2"/>
     <w:rsid w:val="006D4243"/>
+    <w:rsid w:val="006F05B8"/>
     <w:rsid w:val="00700D99"/>
     <w:rsid w:val="0072283E"/>
     <w:rsid w:val="00765B70"/>

--- a/【西宮】同意書・説明書雛形_NoPlaceHolder.docx
+++ b/【西宮】同意書・説明書雛形_NoPlaceHolder.docx
@@ -2256,7 +2256,6 @@
         </w:rPr>
         <w:tab/>
       </w:r>
-      <w:bookmarkStart w:id="0" w:name="OLE_LINK1"/>
       <w:r>
         <w:rPr>
           <w:rFonts w:ascii="ＭＳ ゴシック" w:eastAsia="ＭＳ ゴシック" w:hAnsi="ＭＳ ゴシック"/>
@@ -2283,7 +2282,6 @@
         </w:rPr>
         <w:t xml:space="preserve">]] </w:t>
       </w:r>
-      <w:bookmarkEnd w:id="0"/>
       <w:r>
         <w:rPr>
           <w:rFonts w:asciiTheme="majorEastAsia" w:eastAsiaTheme="majorEastAsia" w:hAnsiTheme="majorEastAsia" w:hint="eastAsia"/>
@@ -8693,6 +8691,29 @@
     <w:pPr>
       <w:ind w:leftChars="400" w:left="840"/>
     </w:pPr>
+  </w:style>
+  <w:style w:type="character" w:styleId="ac">
+    <w:name w:val="Hyperlink"/>
+    <w:basedOn w:val="a0"/>
+    <w:uiPriority w:val="99"/>
+    <w:unhideWhenUsed/>
+    <w:rsid w:val="0092490D"/>
+    <w:rPr>
+      <w:color w:val="0000FF" w:themeColor="hyperlink"/>
+      <w:u w:val="single"/>
+    </w:rPr>
+  </w:style>
+  <w:style w:type="character" w:styleId="ad">
+    <w:name w:val="Unresolved Mention"/>
+    <w:basedOn w:val="a0"/>
+    <w:uiPriority w:val="99"/>
+    <w:semiHidden/>
+    <w:unhideWhenUsed/>
+    <w:rsid w:val="0092490D"/>
+    <w:rPr>
+      <w:color w:val="605E5C"/>
+      <w:shd w:val="clear" w:color="auto" w:fill="E1DFDD"/>
+    </w:rPr>
   </w:style>
 </w:styles>
 </file>
@@ -9562,6 +9583,7 @@
     <w:rsid w:val="00623B8D"/>
     <w:rsid w:val="006446DB"/>
     <w:rsid w:val="00650C9B"/>
+    <w:rsid w:val="00667106"/>
     <w:rsid w:val="006817E3"/>
     <w:rsid w:val="00684DC1"/>
     <w:rsid w:val="00686EF2"/>
@@ -9625,6 +9647,7 @@
     <w:rsid w:val="00CF6C02"/>
     <w:rsid w:val="00D04C2C"/>
     <w:rsid w:val="00D70A99"/>
+    <w:rsid w:val="00D81E3D"/>
     <w:rsid w:val="00D935CE"/>
     <w:rsid w:val="00DB54EA"/>
     <w:rsid w:val="00E014DC"/>

--- a/【西宮】同意書・説明書雛形_NoPlaceHolder.docx
+++ b/【西宮】同意書・説明書雛形_NoPlaceHolder.docx
@@ -34,7 +34,6 @@
               </w:rPr>
               <w:t>[[</w:t>
             </w:r>
-            <w:proofErr w:type="spellStart"/>
             <w:r>
               <w:rPr>
                 <w:rFonts w:asciiTheme="majorEastAsia" w:eastAsiaTheme="majorEastAsia" w:hAnsiTheme="majorEastAsia"/>
@@ -44,7 +43,6 @@
               </w:rPr>
               <w:t>procedure_name</w:t>
             </w:r>
-            <w:proofErr w:type="spellEnd"/>
             <w:r>
               <w:rPr>
                 <w:rFonts w:asciiTheme="majorEastAsia" w:eastAsiaTheme="majorEastAsia" w:hAnsiTheme="majorEastAsia"/>
@@ -158,12 +156,30 @@
         <w:sdtContent>
           <w:r>
             <w:rPr>
+              <w:rFonts w:asciiTheme="majorEastAsia" w:eastAsiaTheme="majorEastAsia" w:hAnsiTheme="majorEastAsia"/>
+              <w:sz w:val="24"/>
+              <w:szCs w:val="24"/>
+              <w:u w:val="single"/>
+            </w:rPr>
+            <w:t>$$</w:t>
+          </w:r>
+          <w:r>
+            <w:rPr>
               <w:rFonts w:asciiTheme="majorEastAsia" w:eastAsiaTheme="majorEastAsia" w:hAnsiTheme="majorEastAsia" w:hint="eastAsia"/>
               <w:sz w:val="24"/>
               <w:szCs w:val="24"/>
               <w:u w:val="single"/>
             </w:rPr>
-            <w:t>@@SYDPTNAME@@</w:t>
+            <w:t>文書入力者_部署</w:t>
+          </w:r>
+          <w:r>
+            <w:rPr>
+              <w:rFonts w:asciiTheme="majorEastAsia" w:eastAsiaTheme="majorEastAsia" w:hAnsiTheme="majorEastAsia"/>
+              <w:sz w:val="24"/>
+              <w:szCs w:val="24"/>
+              <w:u w:val="single"/>
+            </w:rPr>
+            <w:t>$$</w:t>
           </w:r>
         </w:sdtContent>
       </w:sdt>
@@ -208,7 +224,6 @@
           <w:placeholder>
             <w:docPart w:val="DFCE0312921B49669E12BFCA87C5BA24"/>
           </w:placeholder>
-          <w:showingPlcHdr/>
         </w:sdtPr>
         <w:sdtContent>
           <w:r>
@@ -813,7 +828,6 @@
         </w:rPr>
         <w:t>[[</w:t>
       </w:r>
-      <w:proofErr w:type="spellStart"/>
       <w:r>
         <w:rPr>
           <w:rFonts w:asciiTheme="majorEastAsia" w:eastAsiaTheme="majorEastAsia" w:hAnsiTheme="majorEastAsia" w:hint="eastAsia"/>
@@ -838,7 +852,6 @@
         </w:rPr>
         <w:t>condition</w:t>
       </w:r>
-      <w:proofErr w:type="spellEnd"/>
       <w:r>
         <w:rPr>
           <w:rFonts w:asciiTheme="majorEastAsia" w:eastAsiaTheme="majorEastAsia" w:hAnsiTheme="majorEastAsia"/>
@@ -916,29 +929,7 @@
           <w:sz w:val="24"/>
           <w:szCs w:val="24"/>
         </w:rPr>
-        <w:t>[[</w:t>
-      </w:r>
-      <w:proofErr w:type="spellStart"/>
-      <w:r>
-        <w:rPr>
-          <w:rFonts w:asciiTheme="majorEastAsia" w:eastAsiaTheme="majorEastAsia" w:hAnsiTheme="majorEastAsia" w:hint="eastAsia"/>
-          <w:b/>
-          <w:bCs/>
-          <w:sz w:val="24"/>
-          <w:szCs w:val="24"/>
-        </w:rPr>
-        <w:t>procedure_type</w:t>
-      </w:r>
-      <w:proofErr w:type="spellEnd"/>
-      <w:r>
-        <w:rPr>
-          <w:rFonts w:asciiTheme="majorEastAsia" w:eastAsiaTheme="majorEastAsia" w:hAnsiTheme="majorEastAsia" w:hint="eastAsia"/>
-          <w:b/>
-          <w:bCs/>
-          <w:sz w:val="24"/>
-          <w:szCs w:val="24"/>
-        </w:rPr>
-        <w:t>]]</w:t>
+        <w:t>[[procedure_type]]</w:t>
       </w:r>
       <w:r>
         <w:rPr>
@@ -993,29 +984,27 @@
           <w:sz w:val="24"/>
           <w:szCs w:val="24"/>
         </w:rPr>
-        <w:t>[[</w:t>
-      </w:r>
-      <w:proofErr w:type="spellStart"/>
-      <w:r>
-        <w:rPr>
-          <w:rFonts w:asciiTheme="majorEastAsia" w:eastAsiaTheme="majorEastAsia" w:hAnsiTheme="majorEastAsia"/>
+        <w:t>[[procedure_type]]</w:t>
+      </w:r>
+      <w:r>
+        <w:rPr>
+          <w:rFonts w:asciiTheme="majorEastAsia" w:eastAsiaTheme="majorEastAsia" w:hAnsiTheme="majorEastAsia" w:hint="eastAsia"/>
           <w:b/>
           <w:bCs/>
           <w:sz w:val="24"/>
           <w:szCs w:val="24"/>
         </w:rPr>
-        <w:t>procedure_type</w:t>
-      </w:r>
-      <w:proofErr w:type="spellEnd"/>
-      <w:r>
-        <w:rPr>
-          <w:rFonts w:asciiTheme="majorEastAsia" w:eastAsiaTheme="majorEastAsia" w:hAnsiTheme="majorEastAsia"/>
+        <w:t>名</w:t>
+      </w:r>
+      <w:r>
+        <w:rPr>
+          <w:rFonts w:asciiTheme="majorEastAsia" w:eastAsiaTheme="majorEastAsia" w:hAnsiTheme="majorEastAsia" w:hint="eastAsia"/>
           <w:b/>
           <w:bCs/>
           <w:sz w:val="24"/>
           <w:szCs w:val="24"/>
         </w:rPr>
-        <w:t>]]</w:t>
+        <w:t>】</w:t>
       </w:r>
       <w:r>
         <w:rPr>
@@ -1025,26 +1014,6 @@
           <w:sz w:val="24"/>
           <w:szCs w:val="24"/>
         </w:rPr>
-        <w:t>名</w:t>
-      </w:r>
-      <w:r>
-        <w:rPr>
-          <w:rFonts w:asciiTheme="majorEastAsia" w:eastAsiaTheme="majorEastAsia" w:hAnsiTheme="majorEastAsia" w:hint="eastAsia"/>
-          <w:b/>
-          <w:bCs/>
-          <w:sz w:val="24"/>
-          <w:szCs w:val="24"/>
-        </w:rPr>
-        <w:t>】</w:t>
-      </w:r>
-      <w:r>
-        <w:rPr>
-          <w:rFonts w:asciiTheme="majorEastAsia" w:eastAsiaTheme="majorEastAsia" w:hAnsiTheme="majorEastAsia" w:hint="eastAsia"/>
-          <w:b/>
-          <w:bCs/>
-          <w:sz w:val="24"/>
-          <w:szCs w:val="24"/>
-        </w:rPr>
         <w:t>：</w:t>
       </w:r>
       <w:r>
@@ -1073,7 +1042,6 @@
         </w:rPr>
         <w:t>[[</w:t>
       </w:r>
-      <w:proofErr w:type="spellStart"/>
       <w:r>
         <w:rPr>
           <w:rFonts w:asciiTheme="majorEastAsia" w:eastAsiaTheme="majorEastAsia" w:hAnsiTheme="majorEastAsia"/>
@@ -1083,7 +1051,6 @@
         </w:rPr>
         <w:t>procedure_name</w:t>
       </w:r>
-      <w:proofErr w:type="spellEnd"/>
       <w:r>
         <w:rPr>
           <w:rFonts w:asciiTheme="majorEastAsia" w:eastAsiaTheme="majorEastAsia" w:hAnsiTheme="majorEastAsia"/>
@@ -1340,7 +1307,6 @@
         </w:rPr>
         <w:t>[[</w:t>
       </w:r>
-      <w:proofErr w:type="spellStart"/>
       <w:r>
         <w:rPr>
           <w:rFonts w:asciiTheme="majorEastAsia" w:eastAsiaTheme="majorEastAsia" w:hAnsiTheme="majorEastAsia"/>
@@ -1350,7 +1316,6 @@
         </w:rPr>
         <w:t>expected_duration</w:t>
       </w:r>
-      <w:proofErr w:type="spellEnd"/>
       <w:r>
         <w:rPr>
           <w:rFonts w:asciiTheme="majorEastAsia" w:eastAsiaTheme="majorEastAsia" w:hAnsiTheme="majorEastAsia"/>
@@ -1505,7 +1470,6 @@
         </w:rPr>
         <w:t>[[</w:t>
       </w:r>
-      <w:proofErr w:type="spellStart"/>
       <w:r>
         <w:rPr>
           <w:rFonts w:asciiTheme="majorEastAsia" w:eastAsiaTheme="majorEastAsia" w:hAnsiTheme="majorEastAsia"/>
@@ -1514,7 +1478,6 @@
         </w:rPr>
         <w:t>detailed_explanation_of_procedure</w:t>
       </w:r>
-      <w:proofErr w:type="spellEnd"/>
       <w:r>
         <w:rPr>
           <w:rFonts w:asciiTheme="majorEastAsia" w:eastAsiaTheme="majorEastAsia" w:hAnsiTheme="majorEastAsia"/>
@@ -1564,9 +1527,8 @@
           <w:sz w:val="24"/>
           <w:szCs w:val="24"/>
         </w:rPr>
-        <w:t>[[</w:t>
-      </w:r>
-      <w:proofErr w:type="spellStart"/>
+        <w:t>[[procedure_type]]</w:t>
+      </w:r>
       <w:r>
         <w:rPr>
           <w:rFonts w:asciiTheme="majorEastAsia" w:eastAsiaTheme="majorEastAsia" w:hAnsiTheme="majorEastAsia" w:hint="eastAsia"/>
@@ -1575,9 +1537,8 @@
           <w:sz w:val="24"/>
           <w:szCs w:val="24"/>
         </w:rPr>
-        <w:t>procedure_type</w:t>
-      </w:r>
-      <w:proofErr w:type="spellEnd"/>
+        <w:t>後ICU管理の</w:t>
+      </w:r>
       <w:r>
         <w:rPr>
           <w:rFonts w:asciiTheme="majorEastAsia" w:eastAsiaTheme="majorEastAsia" w:hAnsiTheme="majorEastAsia" w:hint="eastAsia"/>
@@ -1586,7 +1547,7 @@
           <w:sz w:val="24"/>
           <w:szCs w:val="24"/>
         </w:rPr>
-        <w:t>]]</w:t>
+        <w:t>予定</w:t>
       </w:r>
       <w:r>
         <w:rPr>
@@ -1596,7 +1557,7 @@
           <w:sz w:val="24"/>
           <w:szCs w:val="24"/>
         </w:rPr>
-        <w:t>後ICU管理の</w:t>
+        <w:t>】</w:t>
       </w:r>
       <w:r>
         <w:rPr>
@@ -1606,26 +1567,6 @@
           <w:sz w:val="24"/>
           <w:szCs w:val="24"/>
         </w:rPr>
-        <w:t>予定</w:t>
-      </w:r>
-      <w:r>
-        <w:rPr>
-          <w:rFonts w:asciiTheme="majorEastAsia" w:eastAsiaTheme="majorEastAsia" w:hAnsiTheme="majorEastAsia" w:hint="eastAsia"/>
-          <w:b/>
-          <w:bCs/>
-          <w:sz w:val="24"/>
-          <w:szCs w:val="24"/>
-        </w:rPr>
-        <w:t>】</w:t>
-      </w:r>
-      <w:r>
-        <w:rPr>
-          <w:rFonts w:asciiTheme="majorEastAsia" w:eastAsiaTheme="majorEastAsia" w:hAnsiTheme="majorEastAsia" w:hint="eastAsia"/>
-          <w:b/>
-          <w:bCs/>
-          <w:sz w:val="24"/>
-          <w:szCs w:val="24"/>
-        </w:rPr>
         <w:t>：</w:t>
       </w:r>
       <w:r>
@@ -1644,7 +1585,6 @@
         </w:rPr>
         <w:t>[[</w:t>
       </w:r>
-      <w:proofErr w:type="spellStart"/>
       <w:r>
         <w:rPr>
           <w:rFonts w:asciiTheme="majorEastAsia" w:eastAsiaTheme="majorEastAsia" w:hAnsiTheme="majorEastAsia"/>
@@ -1661,7 +1601,6 @@
         </w:rPr>
         <w:t>no</w:t>
       </w:r>
-      <w:proofErr w:type="spellEnd"/>
       <w:r>
         <w:rPr>
           <w:rFonts w:asciiTheme="majorEastAsia" w:eastAsiaTheme="majorEastAsia" w:hAnsiTheme="majorEastAsia"/>
@@ -1702,7 +1641,6 @@
         </w:rPr>
         <w:t>[[</w:t>
       </w:r>
-      <w:proofErr w:type="spellStart"/>
       <w:r>
         <w:rPr>
           <w:rFonts w:asciiTheme="majorEastAsia" w:eastAsiaTheme="majorEastAsia" w:hAnsiTheme="majorEastAsia"/>
@@ -1719,7 +1657,6 @@
         </w:rPr>
         <w:t>yes</w:t>
       </w:r>
-      <w:proofErr w:type="spellEnd"/>
       <w:r>
         <w:rPr>
           <w:rFonts w:asciiTheme="majorEastAsia" w:eastAsiaTheme="majorEastAsia" w:hAnsiTheme="majorEastAsia"/>
@@ -1763,7 +1700,6 @@
         </w:rPr>
         <w:t>[[</w:t>
       </w:r>
-      <w:proofErr w:type="spellStart"/>
       <w:r>
         <w:rPr>
           <w:rFonts w:asciiTheme="majorEastAsia" w:eastAsiaTheme="majorEastAsia" w:hAnsiTheme="majorEastAsia" w:hint="eastAsia"/>
@@ -1780,7 +1716,6 @@
         </w:rPr>
         <w:t>text</w:t>
       </w:r>
-      <w:proofErr w:type="spellEnd"/>
       <w:r>
         <w:rPr>
           <w:rFonts w:asciiTheme="majorEastAsia" w:eastAsiaTheme="majorEastAsia" w:hAnsiTheme="majorEastAsia"/>
@@ -1862,16 +1797,7 @@
           <w:sz w:val="24"/>
           <w:szCs w:val="24"/>
         </w:rPr>
-        <w:t>[[</w:t>
-      </w:r>
-      <w:proofErr w:type="spellStart"/>
-      <w:r>
-        <w:rPr>
-          <w:rFonts w:asciiTheme="majorEastAsia" w:eastAsiaTheme="majorEastAsia" w:hAnsiTheme="majorEastAsia"/>
-          <w:sz w:val="24"/>
-          <w:szCs w:val="24"/>
-        </w:rPr>
-        <w:t>anesthesia</w:t>
+        <w:t>[[anesthesia</w:t>
       </w:r>
       <w:r>
         <w:rPr>
@@ -1889,7 +1815,6 @@
         </w:rPr>
         <w:t>no</w:t>
       </w:r>
-      <w:proofErr w:type="spellEnd"/>
       <w:r>
         <w:rPr>
           <w:rFonts w:asciiTheme="majorEastAsia" w:eastAsiaTheme="majorEastAsia" w:hAnsiTheme="majorEastAsia"/>
@@ -1920,16 +1845,7 @@
           <w:sz w:val="24"/>
           <w:szCs w:val="24"/>
         </w:rPr>
-        <w:t>[[</w:t>
-      </w:r>
-      <w:proofErr w:type="spellStart"/>
-      <w:r>
-        <w:rPr>
-          <w:rFonts w:asciiTheme="majorEastAsia" w:eastAsiaTheme="majorEastAsia" w:hAnsiTheme="majorEastAsia"/>
-          <w:sz w:val="24"/>
-          <w:szCs w:val="24"/>
-        </w:rPr>
-        <w:t>anesthesia</w:t>
+        <w:t>[[anesthesia</w:t>
       </w:r>
       <w:r>
         <w:rPr>
@@ -1947,7 +1863,6 @@
         </w:rPr>
         <w:t>yes</w:t>
       </w:r>
-      <w:proofErr w:type="spellEnd"/>
       <w:r>
         <w:rPr>
           <w:rFonts w:asciiTheme="majorEastAsia" w:eastAsiaTheme="majorEastAsia" w:hAnsiTheme="majorEastAsia"/>
@@ -1991,7 +1906,6 @@
         </w:rPr>
         <w:t>[[</w:t>
       </w:r>
-      <w:proofErr w:type="spellStart"/>
       <w:r>
         <w:rPr>
           <w:rFonts w:asciiTheme="majorEastAsia" w:eastAsiaTheme="majorEastAsia" w:hAnsiTheme="majorEastAsia"/>
@@ -2000,7 +1914,6 @@
         </w:rPr>
         <w:t>anesthesia_local</w:t>
       </w:r>
-      <w:proofErr w:type="spellEnd"/>
       <w:r>
         <w:rPr>
           <w:rFonts w:asciiTheme="majorEastAsia" w:eastAsiaTheme="majorEastAsia" w:hAnsiTheme="majorEastAsia"/>
@@ -2044,7 +1957,6 @@
         </w:rPr>
         <w:t>[[</w:t>
       </w:r>
-      <w:proofErr w:type="spellStart"/>
       <w:r>
         <w:rPr>
           <w:rFonts w:asciiTheme="majorEastAsia" w:eastAsiaTheme="majorEastAsia" w:hAnsiTheme="majorEastAsia"/>
@@ -2069,7 +1981,6 @@
         </w:rPr>
         <w:t>block</w:t>
       </w:r>
-      <w:proofErr w:type="spellEnd"/>
       <w:r>
         <w:rPr>
           <w:rFonts w:asciiTheme="majorEastAsia" w:eastAsiaTheme="majorEastAsia" w:hAnsiTheme="majorEastAsia"/>
@@ -2113,7 +2024,6 @@
         </w:rPr>
         <w:t>[[</w:t>
       </w:r>
-      <w:proofErr w:type="spellStart"/>
       <w:r>
         <w:rPr>
           <w:rFonts w:asciiTheme="majorEastAsia" w:eastAsiaTheme="majorEastAsia" w:hAnsiTheme="majorEastAsia"/>
@@ -2130,7 +2040,6 @@
         </w:rPr>
         <w:t>s</w:t>
       </w:r>
-      <w:proofErr w:type="spellEnd"/>
       <w:r>
         <w:rPr>
           <w:rFonts w:asciiTheme="majorEastAsia" w:eastAsiaTheme="majorEastAsia" w:hAnsiTheme="majorEastAsia"/>
@@ -2193,25 +2102,7 @@
           <w:sz w:val="24"/>
           <w:szCs w:val="24"/>
         </w:rPr>
-        <w:t>[[</w:t>
-      </w:r>
-      <w:proofErr w:type="spellStart"/>
-      <w:r>
-        <w:rPr>
-          <w:rFonts w:asciiTheme="majorEastAsia" w:eastAsiaTheme="majorEastAsia" w:hAnsiTheme="majorEastAsia"/>
-          <w:sz w:val="24"/>
-          <w:szCs w:val="24"/>
-        </w:rPr>
-        <w:t>anesthesia_others_text</w:t>
-      </w:r>
-      <w:proofErr w:type="spellEnd"/>
-      <w:r>
-        <w:rPr>
-          <w:rFonts w:asciiTheme="majorEastAsia" w:eastAsiaTheme="majorEastAsia" w:hAnsiTheme="majorEastAsia"/>
-          <w:sz w:val="24"/>
-          <w:szCs w:val="24"/>
-        </w:rPr>
-        <w:t>]]</w:t>
+        <w:t>[[anesthesia_others_text]]</w:t>
       </w:r>
       <w:r>
         <w:rPr>
@@ -2262,67 +2153,31 @@
           <w:sz w:val="24"/>
           <w:szCs w:val="24"/>
         </w:rPr>
-        <w:t>[[</w:t>
-      </w:r>
-      <w:proofErr w:type="spellStart"/>
+        <w:t xml:space="preserve">[[anesthesia_others_exp_no]] </w:t>
+      </w:r>
+      <w:r>
+        <w:rPr>
+          <w:rFonts w:asciiTheme="majorEastAsia" w:eastAsiaTheme="majorEastAsia" w:hAnsiTheme="majorEastAsia" w:hint="eastAsia"/>
+          <w:sz w:val="24"/>
+          <w:szCs w:val="24"/>
+        </w:rPr>
+        <w:t>なし</w:t>
+      </w:r>
+      <w:r>
+        <w:rPr>
+          <w:rFonts w:asciiTheme="majorEastAsia" w:eastAsiaTheme="majorEastAsia" w:hAnsiTheme="majorEastAsia" w:hint="eastAsia"/>
+          <w:sz w:val="24"/>
+          <w:szCs w:val="24"/>
+        </w:rPr>
+        <w:t xml:space="preserve"> ／ </w:t>
+      </w:r>
       <w:r>
         <w:rPr>
           <w:rFonts w:ascii="ＭＳ ゴシック" w:eastAsia="ＭＳ ゴシック" w:hAnsi="ＭＳ ゴシック"/>
           <w:sz w:val="24"/>
           <w:szCs w:val="24"/>
         </w:rPr>
-        <w:t>anesthesia_others_exp_no</w:t>
-      </w:r>
-      <w:proofErr w:type="spellEnd"/>
-      <w:r>
-        <w:rPr>
-          <w:rFonts w:ascii="ＭＳ ゴシック" w:eastAsia="ＭＳ ゴシック" w:hAnsi="ＭＳ ゴシック"/>
-          <w:sz w:val="24"/>
-          <w:szCs w:val="24"/>
-        </w:rPr>
-        <w:t xml:space="preserve">]] </w:t>
-      </w:r>
-      <w:r>
-        <w:rPr>
-          <w:rFonts w:asciiTheme="majorEastAsia" w:eastAsiaTheme="majorEastAsia" w:hAnsiTheme="majorEastAsia" w:hint="eastAsia"/>
-          <w:sz w:val="24"/>
-          <w:szCs w:val="24"/>
-        </w:rPr>
-        <w:t>なし</w:t>
-      </w:r>
-      <w:r>
-        <w:rPr>
-          <w:rFonts w:asciiTheme="majorEastAsia" w:eastAsiaTheme="majorEastAsia" w:hAnsiTheme="majorEastAsia" w:hint="eastAsia"/>
-          <w:sz w:val="24"/>
-          <w:szCs w:val="24"/>
-        </w:rPr>
-        <w:t xml:space="preserve"> ／ </w:t>
-      </w:r>
-      <w:r>
-        <w:rPr>
-          <w:rFonts w:ascii="ＭＳ ゴシック" w:eastAsia="ＭＳ ゴシック" w:hAnsi="ＭＳ ゴシック"/>
-          <w:sz w:val="24"/>
-          <w:szCs w:val="24"/>
-        </w:rPr>
-        <w:t>[[</w:t>
-      </w:r>
-      <w:proofErr w:type="spellStart"/>
-      <w:r>
-        <w:rPr>
-          <w:rFonts w:ascii="ＭＳ ゴシック" w:eastAsia="ＭＳ ゴシック" w:hAnsi="ＭＳ ゴシック"/>
-          <w:sz w:val="24"/>
-          <w:szCs w:val="24"/>
-        </w:rPr>
-        <w:t>anesthesia_others_exp_yes</w:t>
-      </w:r>
-      <w:proofErr w:type="spellEnd"/>
-      <w:r>
-        <w:rPr>
-          <w:rFonts w:ascii="ＭＳ ゴシック" w:eastAsia="ＭＳ ゴシック" w:hAnsi="ＭＳ ゴシック"/>
-          <w:sz w:val="24"/>
-          <w:szCs w:val="24"/>
-        </w:rPr>
-        <w:t>]]</w:t>
+        <w:t>[[anesthesia_others_exp_yes]]</w:t>
       </w:r>
       <w:r>
         <w:rPr>
@@ -2357,25 +2212,7 @@
           <w:sz w:val="24"/>
           <w:szCs w:val="24"/>
         </w:rPr>
-        <w:t>[[</w:t>
-      </w:r>
-      <w:proofErr w:type="spellStart"/>
-      <w:r>
-        <w:rPr>
-          <w:rFonts w:asciiTheme="majorEastAsia" w:eastAsiaTheme="majorEastAsia" w:hAnsiTheme="majorEastAsia"/>
-          <w:sz w:val="24"/>
-          <w:szCs w:val="24"/>
-        </w:rPr>
-        <w:t>anesthesia_text</w:t>
-      </w:r>
-      <w:proofErr w:type="spellEnd"/>
-      <w:r>
-        <w:rPr>
-          <w:rFonts w:asciiTheme="majorEastAsia" w:eastAsiaTheme="majorEastAsia" w:hAnsiTheme="majorEastAsia"/>
-          <w:sz w:val="24"/>
-          <w:szCs w:val="24"/>
-        </w:rPr>
-        <w:t>]]</w:t>
+        <w:t>[[anesthesia_text]]</w:t>
       </w:r>
     </w:p>
     <w:p>
@@ -2442,7 +2279,6 @@
         </w:rPr>
         <w:t>[[</w:t>
       </w:r>
-      <w:proofErr w:type="spellStart"/>
       <w:r>
         <w:rPr>
           <w:rFonts w:asciiTheme="majorEastAsia" w:eastAsiaTheme="majorEastAsia" w:hAnsiTheme="majorEastAsia"/>
@@ -2467,7 +2303,6 @@
         </w:rPr>
         <w:t>no</w:t>
       </w:r>
-      <w:proofErr w:type="spellEnd"/>
       <w:r>
         <w:rPr>
           <w:rFonts w:asciiTheme="majorEastAsia" w:eastAsiaTheme="majorEastAsia" w:hAnsiTheme="majorEastAsia"/>
@@ -2508,7 +2343,6 @@
         </w:rPr>
         <w:t>[[</w:t>
       </w:r>
-      <w:proofErr w:type="spellStart"/>
       <w:r>
         <w:rPr>
           <w:rFonts w:asciiTheme="majorEastAsia" w:eastAsiaTheme="majorEastAsia" w:hAnsiTheme="majorEastAsia"/>
@@ -2533,7 +2367,6 @@
         </w:rPr>
         <w:t>yes</w:t>
       </w:r>
-      <w:proofErr w:type="spellEnd"/>
       <w:r>
         <w:rPr>
           <w:rFonts w:asciiTheme="majorEastAsia" w:eastAsiaTheme="majorEastAsia" w:hAnsiTheme="majorEastAsia"/>
@@ -2577,7 +2410,6 @@
         </w:rPr>
         <w:t>[[</w:t>
       </w:r>
-      <w:proofErr w:type="spellStart"/>
       <w:r>
         <w:rPr>
           <w:rFonts w:asciiTheme="majorEastAsia" w:eastAsiaTheme="majorEastAsia" w:hAnsiTheme="majorEastAsia"/>
@@ -2602,7 +2434,6 @@
         </w:rPr>
         <w:t>text</w:t>
       </w:r>
-      <w:proofErr w:type="spellEnd"/>
       <w:r>
         <w:rPr>
           <w:rFonts w:asciiTheme="majorEastAsia" w:eastAsiaTheme="majorEastAsia" w:hAnsiTheme="majorEastAsia"/>
@@ -2711,7 +2542,6 @@
         </w:rPr>
         <w:t>[[</w:t>
       </w:r>
-      <w:proofErr w:type="spellStart"/>
       <w:r>
         <w:rPr>
           <w:rFonts w:asciiTheme="majorEastAsia" w:eastAsiaTheme="majorEastAsia" w:hAnsiTheme="majorEastAsia"/>
@@ -2720,7 +2550,6 @@
         </w:rPr>
         <w:t>anticipated_complications</w:t>
       </w:r>
-      <w:proofErr w:type="spellEnd"/>
       <w:r>
         <w:rPr>
           <w:rFonts w:asciiTheme="majorEastAsia" w:eastAsiaTheme="majorEastAsia" w:hAnsiTheme="majorEastAsia"/>
@@ -2809,9 +2638,8 @@
           <w:sz w:val="24"/>
           <w:szCs w:val="24"/>
         </w:rPr>
-        <w:t>[[</w:t>
-      </w:r>
-      <w:proofErr w:type="spellStart"/>
+        <w:t>[[procedure_type]]</w:t>
+      </w:r>
       <w:r>
         <w:rPr>
           <w:rFonts w:asciiTheme="majorEastAsia" w:eastAsiaTheme="majorEastAsia" w:hAnsiTheme="majorEastAsia" w:hint="eastAsia"/>
@@ -2820,9 +2648,8 @@
           <w:sz w:val="24"/>
           <w:szCs w:val="24"/>
         </w:rPr>
-        <w:t>procedure_type</w:t>
-      </w:r>
-      <w:proofErr w:type="spellEnd"/>
+        <w:t>を行わなかった場合に予想される危険性</w:t>
+      </w:r>
       <w:r>
         <w:rPr>
           <w:rFonts w:asciiTheme="majorEastAsia" w:eastAsiaTheme="majorEastAsia" w:hAnsiTheme="majorEastAsia" w:hint="eastAsia"/>
@@ -2831,26 +2658,6 @@
           <w:sz w:val="24"/>
           <w:szCs w:val="24"/>
         </w:rPr>
-        <w:t>]]</w:t>
-      </w:r>
-      <w:r>
-        <w:rPr>
-          <w:rFonts w:asciiTheme="majorEastAsia" w:eastAsiaTheme="majorEastAsia" w:hAnsiTheme="majorEastAsia" w:hint="eastAsia"/>
-          <w:b/>
-          <w:bCs/>
-          <w:sz w:val="24"/>
-          <w:szCs w:val="24"/>
-        </w:rPr>
-        <w:t>を行わなかった場合に予想される危険性</w:t>
-      </w:r>
-      <w:r>
-        <w:rPr>
-          <w:rFonts w:asciiTheme="majorEastAsia" w:eastAsiaTheme="majorEastAsia" w:hAnsiTheme="majorEastAsia" w:hint="eastAsia"/>
-          <w:b/>
-          <w:bCs/>
-          <w:sz w:val="24"/>
-          <w:szCs w:val="24"/>
-        </w:rPr>
         <w:t>】：</w:t>
       </w:r>
     </w:p>
@@ -2872,7 +2679,6 @@
         </w:rPr>
         <w:t>[[</w:t>
       </w:r>
-      <w:proofErr w:type="spellStart"/>
       <w:r>
         <w:rPr>
           <w:rFonts w:asciiTheme="majorEastAsia" w:eastAsiaTheme="majorEastAsia" w:hAnsiTheme="majorEastAsia"/>
@@ -2881,7 +2687,6 @@
         </w:rPr>
         <w:t>alternative_measures_or_anticipated_risk_without_procedure</w:t>
       </w:r>
-      <w:proofErr w:type="spellEnd"/>
       <w:r>
         <w:rPr>
           <w:rFonts w:asciiTheme="majorEastAsia" w:eastAsiaTheme="majorEastAsia" w:hAnsiTheme="majorEastAsia"/>
@@ -2961,9 +2766,8 @@
           <w:sz w:val="24"/>
           <w:szCs w:val="24"/>
         </w:rPr>
-        <w:t>[[</w:t>
-      </w:r>
-      <w:proofErr w:type="spellStart"/>
+        <w:t>[[procedure_type]]</w:t>
+      </w:r>
       <w:r>
         <w:rPr>
           <w:rFonts w:asciiTheme="majorEastAsia" w:eastAsiaTheme="majorEastAsia" w:hAnsiTheme="majorEastAsia" w:hint="eastAsia"/>
@@ -2972,9 +2776,8 @@
           <w:sz w:val="24"/>
           <w:szCs w:val="24"/>
         </w:rPr>
-        <w:t>procedure_type</w:t>
-      </w:r>
-      <w:proofErr w:type="spellEnd"/>
+        <w:t>前の注意点</w:t>
+      </w:r>
       <w:r>
         <w:rPr>
           <w:rFonts w:asciiTheme="majorEastAsia" w:eastAsiaTheme="majorEastAsia" w:hAnsiTheme="majorEastAsia" w:hint="eastAsia"/>
@@ -2983,26 +2786,6 @@
           <w:sz w:val="24"/>
           <w:szCs w:val="24"/>
         </w:rPr>
-        <w:t>]]</w:t>
-      </w:r>
-      <w:r>
-        <w:rPr>
-          <w:rFonts w:asciiTheme="majorEastAsia" w:eastAsiaTheme="majorEastAsia" w:hAnsiTheme="majorEastAsia" w:hint="eastAsia"/>
-          <w:b/>
-          <w:bCs/>
-          <w:sz w:val="24"/>
-          <w:szCs w:val="24"/>
-        </w:rPr>
-        <w:t>前の注意点</w:t>
-      </w:r>
-      <w:r>
-        <w:rPr>
-          <w:rFonts w:asciiTheme="majorEastAsia" w:eastAsiaTheme="majorEastAsia" w:hAnsiTheme="majorEastAsia" w:hint="eastAsia"/>
-          <w:b/>
-          <w:bCs/>
-          <w:sz w:val="24"/>
-          <w:szCs w:val="24"/>
-        </w:rPr>
         <w:t>】：</w:t>
       </w:r>
     </w:p>
@@ -3024,7 +2807,6 @@
         </w:rPr>
         <w:t>[[</w:t>
       </w:r>
-      <w:proofErr w:type="spellStart"/>
       <w:r>
         <w:rPr>
           <w:rFonts w:asciiTheme="majorEastAsia" w:eastAsiaTheme="majorEastAsia" w:hAnsiTheme="majorEastAsia"/>
@@ -3033,7 +2815,6 @@
         </w:rPr>
         <w:t>advance_notice</w:t>
       </w:r>
-      <w:proofErr w:type="spellEnd"/>
       <w:r>
         <w:rPr>
           <w:rFonts w:asciiTheme="majorEastAsia" w:eastAsiaTheme="majorEastAsia" w:hAnsiTheme="majorEastAsia"/>
@@ -3123,9 +2904,8 @@
           <w:sz w:val="24"/>
           <w:szCs w:val="24"/>
         </w:rPr>
-        <w:t>[[</w:t>
-      </w:r>
-      <w:proofErr w:type="spellStart"/>
+        <w:t>[[procedure_type]]</w:t>
+      </w:r>
       <w:r>
         <w:rPr>
           <w:rFonts w:asciiTheme="majorEastAsia" w:eastAsiaTheme="majorEastAsia" w:hAnsiTheme="majorEastAsia" w:hint="eastAsia"/>
@@ -3134,9 +2914,8 @@
           <w:sz w:val="24"/>
           <w:szCs w:val="24"/>
         </w:rPr>
-        <w:t>procedure_type</w:t>
-      </w:r>
-      <w:proofErr w:type="spellEnd"/>
+        <w:t>中に予想される</w:t>
+      </w:r>
       <w:r>
         <w:rPr>
           <w:rFonts w:asciiTheme="majorEastAsia" w:eastAsiaTheme="majorEastAsia" w:hAnsiTheme="majorEastAsia" w:hint="eastAsia"/>
@@ -3145,7 +2924,7 @@
           <w:sz w:val="24"/>
           <w:szCs w:val="24"/>
         </w:rPr>
-        <w:t>]]</w:t>
+        <w:t>方式</w:t>
       </w:r>
       <w:r>
         <w:rPr>
@@ -3155,7 +2934,7 @@
           <w:sz w:val="24"/>
           <w:szCs w:val="24"/>
         </w:rPr>
-        <w:t>中に予想される</w:t>
+        <w:t>変更または追加内容とその可能性</w:t>
       </w:r>
       <w:r>
         <w:rPr>
@@ -3165,26 +2944,6 @@
           <w:sz w:val="24"/>
           <w:szCs w:val="24"/>
         </w:rPr>
-        <w:t>方式</w:t>
-      </w:r>
-      <w:r>
-        <w:rPr>
-          <w:rFonts w:asciiTheme="majorEastAsia" w:eastAsiaTheme="majorEastAsia" w:hAnsiTheme="majorEastAsia" w:hint="eastAsia"/>
-          <w:b/>
-          <w:bCs/>
-          <w:sz w:val="24"/>
-          <w:szCs w:val="24"/>
-        </w:rPr>
-        <w:t>変更または追加内容とその可能性</w:t>
-      </w:r>
-      <w:r>
-        <w:rPr>
-          <w:rFonts w:asciiTheme="majorEastAsia" w:eastAsiaTheme="majorEastAsia" w:hAnsiTheme="majorEastAsia" w:hint="eastAsia"/>
-          <w:b/>
-          <w:bCs/>
-          <w:sz w:val="24"/>
-          <w:szCs w:val="24"/>
-        </w:rPr>
         <w:t>】：</w:t>
       </w:r>
     </w:p>
@@ -3206,7 +2965,6 @@
         </w:rPr>
         <w:t>[[</w:t>
       </w:r>
-      <w:proofErr w:type="spellStart"/>
       <w:r>
         <w:rPr>
           <w:rFonts w:asciiTheme="majorEastAsia" w:eastAsiaTheme="majorEastAsia" w:hAnsiTheme="majorEastAsia"/>
@@ -3215,7 +2973,6 @@
         </w:rPr>
         <w:t>possible_modifications</w:t>
       </w:r>
-      <w:proofErr w:type="spellEnd"/>
       <w:r>
         <w:rPr>
           <w:rFonts w:asciiTheme="majorEastAsia" w:eastAsiaTheme="majorEastAsia" w:hAnsiTheme="majorEastAsia"/>
@@ -3303,9 +3060,8 @@
           <w:sz w:val="24"/>
           <w:szCs w:val="24"/>
         </w:rPr>
-        <w:t>[[</w:t>
-      </w:r>
-      <w:proofErr w:type="spellStart"/>
+        <w:t>[[procedure_type]]</w:t>
+      </w:r>
       <w:r>
         <w:rPr>
           <w:rFonts w:asciiTheme="majorEastAsia" w:eastAsiaTheme="majorEastAsia" w:hAnsiTheme="majorEastAsia" w:hint="eastAsia"/>
@@ -3314,9 +3070,8 @@
           <w:sz w:val="24"/>
           <w:szCs w:val="24"/>
         </w:rPr>
-        <w:t>procedure_type</w:t>
-      </w:r>
-      <w:proofErr w:type="spellEnd"/>
+        <w:t>後の注意事項</w:t>
+      </w:r>
       <w:r>
         <w:rPr>
           <w:rFonts w:asciiTheme="majorEastAsia" w:eastAsiaTheme="majorEastAsia" w:hAnsiTheme="majorEastAsia" w:hint="eastAsia"/>
@@ -3325,26 +3080,6 @@
           <w:sz w:val="24"/>
           <w:szCs w:val="24"/>
         </w:rPr>
-        <w:t>]]</w:t>
-      </w:r>
-      <w:r>
-        <w:rPr>
-          <w:rFonts w:asciiTheme="majorEastAsia" w:eastAsiaTheme="majorEastAsia" w:hAnsiTheme="majorEastAsia" w:hint="eastAsia"/>
-          <w:b/>
-          <w:bCs/>
-          <w:sz w:val="24"/>
-          <w:szCs w:val="24"/>
-        </w:rPr>
-        <w:t>後の注意事項</w:t>
-      </w:r>
-      <w:r>
-        <w:rPr>
-          <w:rFonts w:asciiTheme="majorEastAsia" w:eastAsiaTheme="majorEastAsia" w:hAnsiTheme="majorEastAsia" w:hint="eastAsia"/>
-          <w:b/>
-          <w:bCs/>
-          <w:sz w:val="24"/>
-          <w:szCs w:val="24"/>
-        </w:rPr>
         <w:t>】：</w:t>
       </w:r>
     </w:p>
@@ -3366,7 +3101,6 @@
         </w:rPr>
         <w:t>[[</w:t>
       </w:r>
-      <w:proofErr w:type="spellStart"/>
       <w:r>
         <w:rPr>
           <w:rFonts w:asciiTheme="majorEastAsia" w:eastAsiaTheme="majorEastAsia" w:hAnsiTheme="majorEastAsia"/>
@@ -3375,7 +3109,6 @@
         </w:rPr>
         <w:t>post_procedure_caution</w:t>
       </w:r>
-      <w:proofErr w:type="spellEnd"/>
       <w:r>
         <w:rPr>
           <w:rFonts w:asciiTheme="majorEastAsia" w:eastAsiaTheme="majorEastAsia" w:hAnsiTheme="majorEastAsia"/>
@@ -3463,9 +3196,8 @@
           <w:sz w:val="24"/>
           <w:szCs w:val="24"/>
         </w:rPr>
-        <w:t>[[</w:t>
-      </w:r>
-      <w:proofErr w:type="spellStart"/>
+        <w:t>[[procedure_type]]</w:t>
+      </w:r>
       <w:r>
         <w:rPr>
           <w:rFonts w:asciiTheme="majorEastAsia" w:eastAsiaTheme="majorEastAsia" w:hAnsiTheme="majorEastAsia" w:hint="eastAsia"/>
@@ -3474,9 +3206,8 @@
           <w:sz w:val="24"/>
           <w:szCs w:val="24"/>
         </w:rPr>
-        <w:t>procedure_type</w:t>
-      </w:r>
-      <w:proofErr w:type="spellEnd"/>
+        <w:t>後</w:t>
+      </w:r>
       <w:r>
         <w:rPr>
           <w:rFonts w:asciiTheme="majorEastAsia" w:eastAsiaTheme="majorEastAsia" w:hAnsiTheme="majorEastAsia" w:hint="eastAsia"/>
@@ -3485,7 +3216,7 @@
           <w:sz w:val="24"/>
           <w:szCs w:val="24"/>
         </w:rPr>
-        <w:t>]]</w:t>
+        <w:t>の</w:t>
       </w:r>
       <w:r>
         <w:rPr>
@@ -3495,7 +3226,7 @@
           <w:sz w:val="24"/>
           <w:szCs w:val="24"/>
         </w:rPr>
-        <w:t>後</w:t>
+        <w:t>予定入院期間</w:t>
       </w:r>
       <w:r>
         <w:rPr>
@@ -3505,7 +3236,7 @@
           <w:sz w:val="24"/>
           <w:szCs w:val="24"/>
         </w:rPr>
-        <w:t>の</w:t>
+        <w:t>】：</w:t>
       </w:r>
       <w:r>
         <w:rPr>
@@ -3515,7 +3246,7 @@
           <w:sz w:val="24"/>
           <w:szCs w:val="24"/>
         </w:rPr>
-        <w:t>予定入院期間</w:t>
+        <w:t xml:space="preserve">　</w:t>
       </w:r>
       <w:r>
         <w:rPr>
@@ -3524,26 +3255,6 @@
           <w:bCs/>
           <w:sz w:val="24"/>
           <w:szCs w:val="24"/>
-        </w:rPr>
-        <w:t>】：</w:t>
-      </w:r>
-      <w:r>
-        <w:rPr>
-          <w:rFonts w:asciiTheme="majorEastAsia" w:eastAsiaTheme="majorEastAsia" w:hAnsiTheme="majorEastAsia" w:hint="eastAsia"/>
-          <w:b/>
-          <w:bCs/>
-          <w:sz w:val="24"/>
-          <w:szCs w:val="24"/>
-        </w:rPr>
-        <w:t xml:space="preserve">　</w:t>
-      </w:r>
-      <w:r>
-        <w:rPr>
-          <w:rFonts w:asciiTheme="majorEastAsia" w:eastAsiaTheme="majorEastAsia" w:hAnsiTheme="majorEastAsia" w:hint="eastAsia"/>
-          <w:b/>
-          <w:bCs/>
-          <w:sz w:val="24"/>
-          <w:szCs w:val="24"/>
           <w:u w:val="single"/>
         </w:rPr>
         <w:t xml:space="preserve"> </w:t>
@@ -3555,27 +3266,7 @@
           <w:szCs w:val="24"/>
           <w:u w:val="single"/>
         </w:rPr>
-        <w:t>[[</w:t>
-      </w:r>
-      <w:proofErr w:type="spellStart"/>
-      <w:r>
-        <w:rPr>
-          <w:rFonts w:asciiTheme="majorEastAsia" w:eastAsiaTheme="majorEastAsia" w:hAnsiTheme="majorEastAsia"/>
-          <w:sz w:val="24"/>
-          <w:szCs w:val="24"/>
-          <w:u w:val="single"/>
-        </w:rPr>
-        <w:t>expected_hospitalization_days</w:t>
-      </w:r>
-      <w:proofErr w:type="spellEnd"/>
-      <w:r>
-        <w:rPr>
-          <w:rFonts w:asciiTheme="majorEastAsia" w:eastAsiaTheme="majorEastAsia" w:hAnsiTheme="majorEastAsia"/>
-          <w:sz w:val="24"/>
-          <w:szCs w:val="24"/>
-          <w:u w:val="single"/>
-        </w:rPr>
-        <w:t>]]</w:t>
+        <w:t>[[expected_hospitalization_days]]</w:t>
       </w:r>
       <w:r>
         <w:rPr>
@@ -4152,7 +3843,6 @@
         </w:rPr>
         <w:t>[[</w:t>
       </w:r>
-      <w:proofErr w:type="spellStart"/>
       <w:r>
         <w:rPr>
           <w:rFonts w:asciiTheme="majorEastAsia" w:eastAsiaTheme="majorEastAsia" w:hAnsiTheme="majorEastAsia"/>
@@ -4161,7 +3851,6 @@
         </w:rPr>
         <w:t>other_explanation_etc</w:t>
       </w:r>
-      <w:proofErr w:type="spellEnd"/>
       <w:r>
         <w:rPr>
           <w:rFonts w:asciiTheme="majorEastAsia" w:eastAsiaTheme="majorEastAsia" w:hAnsiTheme="majorEastAsia"/>
@@ -4245,25 +3934,7 @@
           <w:sz w:val="24"/>
           <w:szCs w:val="24"/>
         </w:rPr>
-        <w:t>[[</w:t>
-      </w:r>
-      <w:proofErr w:type="spellStart"/>
-      <w:r>
-        <w:rPr>
-          <w:rFonts w:asciiTheme="majorEastAsia" w:eastAsiaTheme="majorEastAsia" w:hAnsiTheme="majorEastAsia" w:hint="eastAsia"/>
-          <w:sz w:val="24"/>
-          <w:szCs w:val="24"/>
-        </w:rPr>
-        <w:t>procedure_type</w:t>
-      </w:r>
-      <w:proofErr w:type="spellEnd"/>
-      <w:r>
-        <w:rPr>
-          <w:rFonts w:asciiTheme="majorEastAsia" w:eastAsiaTheme="majorEastAsia" w:hAnsiTheme="majorEastAsia" w:hint="eastAsia"/>
-          <w:sz w:val="24"/>
-          <w:szCs w:val="24"/>
-        </w:rPr>
-        <w:t>]]</w:t>
+        <w:t>[[procedure_type]]</w:t>
       </w:r>
       <w:r>
         <w:rPr>
@@ -4279,25 +3950,7 @@
           <w:sz w:val="24"/>
           <w:szCs w:val="24"/>
         </w:rPr>
-        <w:t>[[</w:t>
-      </w:r>
-      <w:proofErr w:type="spellStart"/>
-      <w:r>
-        <w:rPr>
-          <w:rFonts w:asciiTheme="majorEastAsia" w:eastAsiaTheme="majorEastAsia" w:hAnsiTheme="majorEastAsia" w:hint="eastAsia"/>
-          <w:sz w:val="24"/>
-          <w:szCs w:val="24"/>
-        </w:rPr>
-        <w:t>procedure_type</w:t>
-      </w:r>
-      <w:proofErr w:type="spellEnd"/>
-      <w:r>
-        <w:rPr>
-          <w:rFonts w:asciiTheme="majorEastAsia" w:eastAsiaTheme="majorEastAsia" w:hAnsiTheme="majorEastAsia" w:hint="eastAsia"/>
-          <w:sz w:val="24"/>
-          <w:szCs w:val="24"/>
-        </w:rPr>
-        <w:t>]]</w:t>
+        <w:t>[[procedure_type]]</w:t>
       </w:r>
       <w:r>
         <w:rPr>
@@ -4406,25 +4059,7 @@
           <w:sz w:val="24"/>
           <w:szCs w:val="24"/>
         </w:rPr>
-        <w:t>[[</w:t>
-      </w:r>
-      <w:proofErr w:type="spellStart"/>
-      <w:r>
-        <w:rPr>
-          <w:rFonts w:asciiTheme="majorEastAsia" w:eastAsiaTheme="majorEastAsia" w:hAnsiTheme="majorEastAsia" w:hint="eastAsia"/>
-          <w:sz w:val="24"/>
-          <w:szCs w:val="24"/>
-        </w:rPr>
-        <w:t>procedure_type</w:t>
-      </w:r>
-      <w:proofErr w:type="spellEnd"/>
-      <w:r>
-        <w:rPr>
-          <w:rFonts w:asciiTheme="majorEastAsia" w:eastAsiaTheme="majorEastAsia" w:hAnsiTheme="majorEastAsia" w:hint="eastAsia"/>
-          <w:sz w:val="24"/>
-          <w:szCs w:val="24"/>
-        </w:rPr>
-        <w:t>]]</w:t>
+        <w:t>[[procedure_type]]</w:t>
       </w:r>
       <w:r>
         <w:rPr>
@@ -4440,25 +4075,7 @@
           <w:sz w:val="24"/>
           <w:szCs w:val="24"/>
         </w:rPr>
-        <w:t>[[</w:t>
-      </w:r>
-      <w:proofErr w:type="spellStart"/>
-      <w:r>
-        <w:rPr>
-          <w:rFonts w:asciiTheme="majorEastAsia" w:eastAsiaTheme="majorEastAsia" w:hAnsiTheme="majorEastAsia" w:hint="eastAsia"/>
-          <w:sz w:val="24"/>
-          <w:szCs w:val="24"/>
-        </w:rPr>
-        <w:t>procedure_type</w:t>
-      </w:r>
-      <w:proofErr w:type="spellEnd"/>
-      <w:r>
-        <w:rPr>
-          <w:rFonts w:asciiTheme="majorEastAsia" w:eastAsiaTheme="majorEastAsia" w:hAnsiTheme="majorEastAsia" w:hint="eastAsia"/>
-          <w:sz w:val="24"/>
-          <w:szCs w:val="24"/>
-        </w:rPr>
-        <w:t>]]</w:t>
+        <w:t>[[procedure_type]]</w:t>
       </w:r>
       <w:r>
         <w:rPr>
@@ -4668,6 +4285,18 @@
           <w:sz w:val="24"/>
           <w:szCs w:val="24"/>
         </w:rPr>
+        <w:sectPr>
+          <w:headerReference w:type="even" r:id="rId8"/>
+          <w:headerReference w:type="default" r:id="rId9"/>
+          <w:footerReference w:type="even" r:id="rId10"/>
+          <w:footerReference w:type="default" r:id="rId11"/>
+          <w:headerReference w:type="first" r:id="rId12"/>
+          <w:footerReference w:type="first" r:id="rId13"/>
+          <w:pgSz w:w="11906" w:h="16838" w:code="9"/>
+          <w:pgMar w:top="1134" w:right="1134" w:bottom="851" w:left="1134" w:header="737" w:footer="454" w:gutter="0"/>
+          <w:cols w:space="425"/>
+          <w:docGrid w:type="lines" w:linePitch="360"/>
+        </w:sectPr>
       </w:pPr>
       <w:r>
         <w:rPr>
@@ -4711,7 +4340,6 @@
               <w:lastRenderedPageBreak/>
               <w:t>[[</w:t>
             </w:r>
-            <w:proofErr w:type="spellStart"/>
             <w:r>
               <w:rPr>
                 <w:rFonts w:asciiTheme="majorEastAsia" w:eastAsiaTheme="majorEastAsia" w:hAnsiTheme="majorEastAsia"/>
@@ -4721,7 +4349,6 @@
               </w:rPr>
               <w:t>procedure_name</w:t>
             </w:r>
-            <w:proofErr w:type="spellEnd"/>
             <w:r>
               <w:rPr>
                 <w:rFonts w:asciiTheme="majorEastAsia" w:eastAsiaTheme="majorEastAsia" w:hAnsiTheme="majorEastAsia"/>
@@ -4779,6 +4406,133 @@
           <w:szCs w:val="24"/>
         </w:rPr>
       </w:pPr>
+      <w:r>
+        <w:rPr>
+          <w:rFonts w:asciiTheme="majorEastAsia" w:eastAsiaTheme="majorEastAsia" w:hAnsiTheme="majorEastAsia"/>
+          <w:noProof/>
+          <w:sz w:val="24"/>
+          <w:szCs w:val="24"/>
+        </w:rPr>
+        <mc:AlternateContent>
+          <mc:Choice Requires="wps">
+            <w:drawing>
+              <wp:anchor distT="0" distB="0" distL="114300" distR="114300" simplePos="0" relativeHeight="251659264" behindDoc="0" locked="0" layoutInCell="1" allowOverlap="1" wp14:anchorId="4E62E630" wp14:editId="5DDB8B2D">
+                <wp:simplePos x="0" y="0"/>
+                <wp:positionH relativeFrom="column">
+                  <wp:posOffset>5191243</wp:posOffset>
+                </wp:positionH>
+                <wp:positionV relativeFrom="paragraph">
+                  <wp:posOffset>92710</wp:posOffset>
+                </wp:positionV>
+                <wp:extent cx="914400" cy="914400"/>
+                <wp:effectExtent l="0" t="0" r="12700" b="12700"/>
+                <wp:wrapNone/>
+                <wp:docPr id="1656865398" name="正方形/長方形 2"/>
+                <wp:cNvGraphicFramePr/>
+                <a:graphic xmlns:a="http://schemas.openxmlformats.org/drawingml/2006/main">
+                  <a:graphicData uri="http://schemas.microsoft.com/office/word/2010/wordprocessingShape">
+                    <wps:wsp>
+                      <wps:cNvSpPr/>
+                      <wps:spPr>
+                        <a:xfrm>
+                          <a:off x="0" y="0"/>
+                          <a:ext cx="914400" cy="914400"/>
+                        </a:xfrm>
+                        <a:prstGeom prst="rect">
+                          <a:avLst/>
+                        </a:prstGeom>
+                        <a:solidFill>
+                          <a:schemeClr val="bg1"/>
+                        </a:solidFill>
+                        <a:ln w="6350">
+                          <a:solidFill>
+                            <a:schemeClr val="tx1"/>
+                          </a:solidFill>
+                        </a:ln>
+                      </wps:spPr>
+                      <wps:style>
+                        <a:lnRef idx="2">
+                          <a:schemeClr val="accent1">
+                            <a:shade val="15000"/>
+                          </a:schemeClr>
+                        </a:lnRef>
+                        <a:fillRef idx="1">
+                          <a:schemeClr val="accent1"/>
+                        </a:fillRef>
+                        <a:effectRef idx="0">
+                          <a:schemeClr val="accent1"/>
+                        </a:effectRef>
+                        <a:fontRef idx="minor">
+                          <a:schemeClr val="lt1"/>
+                        </a:fontRef>
+                      </wps:style>
+                      <wps:txbx>
+                        <w:txbxContent>
+                          <w:p>
+                            <w:pPr>
+                              <w:jc w:val="center"/>
+                              <w:rPr>
+                                <w:color w:val="000000" w:themeColor="text1"/>
+                              </w:rPr>
+                            </w:pPr>
+                            <w:r>
+                              <w:rPr>
+                                <w:rFonts w:hint="eastAsia"/>
+                                <w:color w:val="000000" w:themeColor="text1"/>
+                              </w:rPr>
+                              <w:t>$$QR(001)$$</w:t>
+                            </w:r>
+                          </w:p>
+                        </w:txbxContent>
+                      </wps:txbx>
+                      <wps:bodyPr rot="0" spcFirstLastPara="0" vertOverflow="overflow" horzOverflow="overflow" vert="horz" wrap="square" lIns="91440" tIns="45720" rIns="91440" bIns="45720" numCol="1" spcCol="0" rtlCol="0" fromWordArt="0" anchor="ctr" anchorCtr="0" forceAA="0" compatLnSpc="1">
+                        <a:prstTxWarp prst="textNoShape">
+                          <a:avLst/>
+                        </a:prstTxWarp>
+                        <a:noAutofit/>
+                      </wps:bodyPr>
+                    </wps:wsp>
+                  </a:graphicData>
+                </a:graphic>
+              </wp:anchor>
+            </w:drawing>
+          </mc:Choice>
+          <mc:Fallback>
+            <w:pict>
+              <v:rect w14:anchorId="4E62E630" id="正方形/長方形 2" o:spid="_x0000_s1026" style="position:absolute;left:0;text-align:left;margin-left:408.75pt;margin-top:7.3pt;width:1in;height:1in;z-index:251659264;visibility:visible;mso-wrap-style:square;mso-wrap-distance-left:9pt;mso-wrap-distance-top:0;mso-wrap-distance-right:9pt;mso-wrap-distance-bottom:0;mso-position-horizontal:absolute;mso-position-horizontal-relative:text;mso-position-vertical:absolute;mso-position-vertical-relative:text;v-text-anchor:middle" o:gfxdata="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" fillcolor="white [3212]" strokecolor="black [3213]" strokeweight=".5pt">
+                <v:textbox>
+                  <w:txbxContent>
+                    <w:p>
+                      <w:pPr>
+                        <w:jc w:val="center"/>
+                        <w:rPr>
+                          <w:color w:val="000000" w:themeColor="text1"/>
+                        </w:rPr>
+                      </w:pPr>
+                      <w:r>
+                        <w:rPr>
+                          <w:rFonts w:hint="eastAsia"/>
+                          <w:color w:val="000000" w:themeColor="text1"/>
+                        </w:rPr>
+                        <w:t>$$QR(001)$$</w:t>
+                      </w:r>
+                    </w:p>
+                  </w:txbxContent>
+                </v:textbox>
+              </v:rect>
+            </w:pict>
+          </mc:Fallback>
+        </mc:AlternateContent>
+      </w:r>
+    </w:p>
+    <w:p>
+      <w:pPr>
+        <w:rPr>
+          <w:rFonts w:asciiTheme="majorEastAsia" w:eastAsiaTheme="majorEastAsia" w:hAnsiTheme="majorEastAsia"/>
+          <w:sz w:val="24"/>
+          <w:szCs w:val="24"/>
+        </w:rPr>
+      </w:pPr>
     </w:p>
     <w:p>
       <w:pPr>
@@ -4824,37 +4578,30 @@
     </w:p>
     <w:p>
       <w:pPr>
+        <w:rPr>
+          <w:rFonts w:asciiTheme="majorEastAsia" w:eastAsiaTheme="majorEastAsia" w:hAnsiTheme="majorEastAsia"/>
+          <w:sz w:val="24"/>
+          <w:szCs w:val="24"/>
+        </w:rPr>
+      </w:pPr>
+    </w:p>
+    <w:p>
+      <w:pPr>
         <w:ind w:left="425" w:hangingChars="177" w:hanging="425"/>
         <w:rPr>
           <w:rFonts w:asciiTheme="majorEastAsia" w:eastAsiaTheme="majorEastAsia" w:hAnsiTheme="majorEastAsia"/>
-          <w:sz w:val="24"/>
-          <w:szCs w:val="21"/>
-        </w:rPr>
-      </w:pPr>
-      <w:r>
-        <w:rPr>
-          <w:rFonts w:asciiTheme="majorEastAsia" w:eastAsiaTheme="majorEastAsia" w:hAnsiTheme="majorEastAsia" w:hint="eastAsia"/>
-          <w:sz w:val="24"/>
-          <w:szCs w:val="24"/>
-        </w:rPr>
-        <w:t xml:space="preserve">１　私 </w:t>
-      </w:r>
-      <w:r>
-        <w:rPr>
-          <w:rFonts w:asciiTheme="majorEastAsia" w:eastAsiaTheme="majorEastAsia" w:hAnsiTheme="majorEastAsia" w:hint="eastAsia"/>
           <w:sz w:val="24"/>
           <w:szCs w:val="21"/>
           <w:u w:val="single"/>
         </w:rPr>
-        <w:t xml:space="preserve">　@@ORIBP_KANJI@@　（ID： @@SYPID@@ ）</w:t>
-      </w:r>
-      <w:r>
-        <w:rPr>
-          <w:rFonts w:asciiTheme="majorEastAsia" w:eastAsiaTheme="majorEastAsia" w:hAnsiTheme="majorEastAsia" w:hint="eastAsia"/>
-          <w:sz w:val="24"/>
-          <w:szCs w:val="21"/>
-        </w:rPr>
-        <w:t xml:space="preserve"> は、</w:t>
+      </w:pPr>
+      <w:r>
+        <w:rPr>
+          <w:rFonts w:asciiTheme="majorEastAsia" w:eastAsiaTheme="majorEastAsia" w:hAnsiTheme="majorEastAsia" w:hint="eastAsia"/>
+          <w:sz w:val="24"/>
+          <w:szCs w:val="24"/>
+        </w:rPr>
+        <w:t xml:space="preserve">１　私 </w:t>
       </w:r>
       <w:r>
         <w:rPr>
@@ -4863,50 +4610,101 @@
           <w:szCs w:val="21"/>
           <w:u w:val="single"/>
         </w:rPr>
-        <w:t xml:space="preserve">　@@SYUSRNAME@@　</w:t>
-      </w:r>
-      <w:r>
-        <w:rPr>
-          <w:rFonts w:asciiTheme="majorEastAsia" w:eastAsiaTheme="majorEastAsia" w:hAnsiTheme="majorEastAsia" w:hint="eastAsia"/>
-          <w:sz w:val="24"/>
-          <w:szCs w:val="21"/>
-        </w:rPr>
-        <w:t xml:space="preserve"> 医師から</w:t>
-      </w:r>
-      <w:r>
-        <w:rPr>
-          <w:rFonts w:asciiTheme="majorEastAsia" w:eastAsiaTheme="majorEastAsia" w:hAnsiTheme="majorEastAsia"/>
+        <w:t xml:space="preserve">　</w:t>
+      </w:r>
+      <w:r>
+        <w:rPr>
+          <w:rFonts w:asciiTheme="majorEastAsia" w:eastAsiaTheme="majorEastAsia" w:hAnsiTheme="majorEastAsia" w:hint="eastAsia"/>
           <w:sz w:val="24"/>
           <w:szCs w:val="21"/>
           <w:u w:val="single"/>
         </w:rPr>
-        <w:t xml:space="preserve"> [[</w:t>
-      </w:r>
-      <w:proofErr w:type="spellStart"/>
-      <w:r>
-        <w:rPr>
-          <w:rFonts w:asciiTheme="majorEastAsia" w:eastAsiaTheme="majorEastAsia" w:hAnsiTheme="majorEastAsia"/>
+        <w:t>$$患者氏名$$</w:t>
+      </w:r>
+      <w:r>
+        <w:rPr>
+          <w:rFonts w:asciiTheme="majorEastAsia" w:eastAsiaTheme="majorEastAsia" w:hAnsiTheme="majorEastAsia" w:hint="eastAsia"/>
           <w:sz w:val="24"/>
           <w:szCs w:val="21"/>
           <w:u w:val="single"/>
         </w:rPr>
-        <w:t>procedure_name</w:t>
-      </w:r>
-      <w:proofErr w:type="spellEnd"/>
-      <w:r>
-        <w:rPr>
-          <w:rFonts w:asciiTheme="majorEastAsia" w:eastAsiaTheme="majorEastAsia" w:hAnsiTheme="majorEastAsia"/>
+        <w:t xml:space="preserve">　（ID： </w:t>
+      </w:r>
+      <w:r>
+        <w:rPr>
+          <w:rFonts w:asciiTheme="majorEastAsia" w:eastAsiaTheme="majorEastAsia" w:hAnsiTheme="majorEastAsia" w:hint="eastAsia"/>
           <w:sz w:val="24"/>
           <w:szCs w:val="21"/>
           <w:u w:val="single"/>
         </w:rPr>
-        <w:t xml:space="preserve">]] </w:t>
+        <w:t>$$患者コード$$</w:t>
       </w:r>
       <w:r>
         <w:rPr>
           <w:rFonts w:asciiTheme="majorEastAsia" w:eastAsiaTheme="majorEastAsia" w:hAnsiTheme="majorEastAsia" w:hint="eastAsia"/>
           <w:sz w:val="24"/>
           <w:szCs w:val="21"/>
+          <w:u w:val="single"/>
+        </w:rPr>
+        <w:t xml:space="preserve"> ）</w:t>
+      </w:r>
+      <w:r>
+        <w:rPr>
+          <w:rFonts w:asciiTheme="majorEastAsia" w:eastAsiaTheme="majorEastAsia" w:hAnsiTheme="majorEastAsia" w:hint="eastAsia"/>
+          <w:sz w:val="24"/>
+          <w:szCs w:val="21"/>
+        </w:rPr>
+        <w:t xml:space="preserve"> は、</w:t>
+      </w:r>
+      <w:r>
+        <w:rPr>
+          <w:rFonts w:asciiTheme="majorEastAsia" w:eastAsiaTheme="majorEastAsia" w:hAnsiTheme="majorEastAsia" w:hint="eastAsia"/>
+          <w:sz w:val="24"/>
+          <w:szCs w:val="21"/>
+          <w:u w:val="single"/>
+        </w:rPr>
+        <w:t xml:space="preserve">　</w:t>
+      </w:r>
+      <w:r>
+        <w:rPr>
+          <w:rFonts w:asciiTheme="majorEastAsia" w:eastAsiaTheme="majorEastAsia" w:hAnsiTheme="majorEastAsia" w:hint="eastAsia"/>
+          <w:sz w:val="24"/>
+          <w:szCs w:val="21"/>
+          <w:u w:val="single"/>
+        </w:rPr>
+        <w:t>$$文書_作成者$$</w:t>
+      </w:r>
+      <w:r>
+        <w:rPr>
+          <w:rFonts w:asciiTheme="majorEastAsia" w:eastAsiaTheme="majorEastAsia" w:hAnsiTheme="majorEastAsia" w:hint="eastAsia"/>
+          <w:sz w:val="24"/>
+          <w:szCs w:val="21"/>
+          <w:u w:val="single"/>
+        </w:rPr>
+        <w:t xml:space="preserve">　</w:t>
+      </w:r>
+      <w:r>
+        <w:rPr>
+          <w:rFonts w:asciiTheme="majorEastAsia" w:eastAsiaTheme="majorEastAsia" w:hAnsiTheme="majorEastAsia" w:hint="eastAsia"/>
+          <w:sz w:val="24"/>
+          <w:szCs w:val="21"/>
+        </w:rPr>
+        <w:t xml:space="preserve"> 医師から</w:t>
+      </w:r>
+      <w:r>
+        <w:rPr>
+          <w:rFonts w:asciiTheme="majorEastAsia" w:eastAsiaTheme="majorEastAsia" w:hAnsiTheme="majorEastAsia"/>
+          <w:sz w:val="24"/>
+          <w:szCs w:val="21"/>
+          <w:u w:val="single"/>
+        </w:rPr>
+        <w:t xml:space="preserve"> [[procedure_name]] </w:t>
+      </w:r>
+      <w:r>
+        <w:rPr>
+          <w:rFonts w:asciiTheme="majorEastAsia" w:eastAsiaTheme="majorEastAsia" w:hAnsiTheme="majorEastAsia" w:hint="eastAsia"/>
+          <w:sz w:val="24"/>
+          <w:szCs w:val="21"/>
         </w:rPr>
         <w:t>の説明を受け、その内容について理解しましたので、上記の</w:t>
       </w:r>
@@ -4918,7 +4716,6 @@
         </w:rPr>
         <w:t>[[</w:t>
       </w:r>
-      <w:proofErr w:type="spellStart"/>
       <w:r>
         <w:rPr>
           <w:rFonts w:asciiTheme="majorEastAsia" w:eastAsiaTheme="majorEastAsia" w:hAnsiTheme="majorEastAsia"/>
@@ -4935,7 +4732,6 @@
         </w:rPr>
         <w:t>type</w:t>
       </w:r>
-      <w:proofErr w:type="spellEnd"/>
       <w:r>
         <w:rPr>
           <w:rFonts w:asciiTheme="majorEastAsia" w:eastAsiaTheme="majorEastAsia" w:hAnsiTheme="majorEastAsia"/>
@@ -5000,152 +4796,114 @@
           <w:sz w:val="24"/>
           <w:szCs w:val="21"/>
         </w:rPr>
-        <w:t>[[</w:t>
-      </w:r>
-      <w:proofErr w:type="spellStart"/>
-      <w:r>
-        <w:rPr>
-          <w:rFonts w:asciiTheme="majorEastAsia" w:eastAsiaTheme="majorEastAsia" w:hAnsiTheme="majorEastAsia"/>
+        <w:t>[[procedure_</w:t>
+      </w:r>
+      <w:r>
+        <w:rPr>
+          <w:rFonts w:asciiTheme="majorEastAsia" w:eastAsiaTheme="majorEastAsia" w:hAnsiTheme="majorEastAsia" w:hint="eastAsia"/>
           <w:sz w:val="24"/>
           <w:szCs w:val="21"/>
         </w:rPr>
-        <w:t>procedure_</w:t>
-      </w:r>
-      <w:r>
-        <w:rPr>
-          <w:rFonts w:asciiTheme="majorEastAsia" w:eastAsiaTheme="majorEastAsia" w:hAnsiTheme="majorEastAsia" w:hint="eastAsia"/>
+        <w:t>type</w:t>
+      </w:r>
+      <w:r>
+        <w:rPr>
+          <w:rFonts w:asciiTheme="majorEastAsia" w:eastAsiaTheme="majorEastAsia" w:hAnsiTheme="majorEastAsia"/>
           <w:sz w:val="24"/>
           <w:szCs w:val="21"/>
         </w:rPr>
+        <w:t>]]</w:t>
+      </w:r>
+      <w:r>
+        <w:rPr>
+          <w:rFonts w:asciiTheme="majorEastAsia" w:eastAsiaTheme="majorEastAsia" w:hAnsiTheme="majorEastAsia" w:hint="eastAsia"/>
+          <w:sz w:val="24"/>
+          <w:szCs w:val="21"/>
+        </w:rPr>
+        <w:t>の過程において、上記医師が必要または望ましいと判断</w:t>
+      </w:r>
+      <w:r>
+        <w:rPr>
+          <w:rFonts w:asciiTheme="majorEastAsia" w:eastAsiaTheme="majorEastAsia" w:hAnsiTheme="majorEastAsia" w:hint="eastAsia"/>
+          <w:sz w:val="24"/>
+          <w:szCs w:val="21"/>
+        </w:rPr>
+        <w:t>した場合</w:t>
+      </w:r>
+      <w:r>
+        <w:rPr>
+          <w:rFonts w:asciiTheme="majorEastAsia" w:eastAsiaTheme="majorEastAsia" w:hAnsiTheme="majorEastAsia" w:hint="eastAsia"/>
+          <w:sz w:val="24"/>
+          <w:szCs w:val="21"/>
+        </w:rPr>
+        <w:t>には、予定されてい</w:t>
+      </w:r>
+      <w:r>
+        <w:rPr>
+          <w:rFonts w:asciiTheme="majorEastAsia" w:eastAsiaTheme="majorEastAsia" w:hAnsiTheme="majorEastAsia" w:hint="eastAsia"/>
+          <w:sz w:val="24"/>
+          <w:szCs w:val="21"/>
+        </w:rPr>
+        <w:t>た</w:t>
+      </w:r>
+      <w:r>
+        <w:rPr>
+          <w:rFonts w:asciiTheme="majorEastAsia" w:eastAsiaTheme="majorEastAsia" w:hAnsiTheme="majorEastAsia" w:hint="eastAsia"/>
+          <w:sz w:val="24"/>
+          <w:szCs w:val="24"/>
+        </w:rPr>
+        <w:t>[[procedure_type]]</w:t>
+      </w:r>
+      <w:r>
+        <w:rPr>
+          <w:rFonts w:asciiTheme="majorEastAsia" w:eastAsiaTheme="majorEastAsia" w:hAnsiTheme="majorEastAsia" w:hint="eastAsia"/>
+          <w:sz w:val="24"/>
+          <w:szCs w:val="21"/>
+        </w:rPr>
+        <w:t>を変更あるいは中止することに同意します。</w:t>
+      </w:r>
+    </w:p>
+    <w:p>
+      <w:pPr>
+        <w:ind w:left="425" w:hangingChars="177" w:hanging="425"/>
+        <w:rPr>
+          <w:rFonts w:asciiTheme="majorEastAsia" w:eastAsiaTheme="majorEastAsia" w:hAnsiTheme="majorEastAsia"/>
+          <w:sz w:val="24"/>
+          <w:szCs w:val="21"/>
+        </w:rPr>
+      </w:pPr>
+      <w:r>
+        <w:rPr>
+          <w:rFonts w:asciiTheme="majorEastAsia" w:eastAsiaTheme="majorEastAsia" w:hAnsiTheme="majorEastAsia" w:hint="eastAsia"/>
+          <w:sz w:val="24"/>
+          <w:szCs w:val="21"/>
+        </w:rPr>
+        <w:t>３　私は、</w:t>
+      </w:r>
+      <w:r>
+        <w:rPr>
+          <w:rFonts w:asciiTheme="majorEastAsia" w:eastAsiaTheme="majorEastAsia" w:hAnsiTheme="majorEastAsia" w:hint="eastAsia"/>
+          <w:sz w:val="24"/>
+          <w:szCs w:val="21"/>
+        </w:rPr>
+        <w:t>上記</w:t>
+      </w:r>
+      <w:r>
+        <w:rPr>
+          <w:rFonts w:asciiTheme="majorEastAsia" w:eastAsiaTheme="majorEastAsia" w:hAnsiTheme="majorEastAsia"/>
+          <w:sz w:val="24"/>
+          <w:szCs w:val="21"/>
+        </w:rPr>
+        <w:t>[[procedure_</w:t>
+      </w:r>
+      <w:r>
+        <w:rPr>
+          <w:rFonts w:asciiTheme="majorEastAsia" w:eastAsiaTheme="majorEastAsia" w:hAnsiTheme="majorEastAsia" w:hint="eastAsia"/>
+          <w:sz w:val="24"/>
+          <w:szCs w:val="21"/>
+        </w:rPr>
         <w:t>type</w:t>
       </w:r>
-      <w:proofErr w:type="spellEnd"/>
-      <w:r>
-        <w:rPr>
-          <w:rFonts w:asciiTheme="majorEastAsia" w:eastAsiaTheme="majorEastAsia" w:hAnsiTheme="majorEastAsia"/>
-          <w:sz w:val="24"/>
-          <w:szCs w:val="21"/>
-        </w:rPr>
-        <w:t>]]</w:t>
-      </w:r>
-      <w:r>
-        <w:rPr>
-          <w:rFonts w:asciiTheme="majorEastAsia" w:eastAsiaTheme="majorEastAsia" w:hAnsiTheme="majorEastAsia" w:hint="eastAsia"/>
-          <w:sz w:val="24"/>
-          <w:szCs w:val="21"/>
-        </w:rPr>
-        <w:t>の過程において、上記医師が必要または望ましいと判断</w:t>
-      </w:r>
-      <w:r>
-        <w:rPr>
-          <w:rFonts w:asciiTheme="majorEastAsia" w:eastAsiaTheme="majorEastAsia" w:hAnsiTheme="majorEastAsia" w:hint="eastAsia"/>
-          <w:sz w:val="24"/>
-          <w:szCs w:val="21"/>
-        </w:rPr>
-        <w:t>した場合</w:t>
-      </w:r>
-      <w:r>
-        <w:rPr>
-          <w:rFonts w:asciiTheme="majorEastAsia" w:eastAsiaTheme="majorEastAsia" w:hAnsiTheme="majorEastAsia" w:hint="eastAsia"/>
-          <w:sz w:val="24"/>
-          <w:szCs w:val="21"/>
-        </w:rPr>
-        <w:t>には、予定されてい</w:t>
-      </w:r>
-      <w:r>
-        <w:rPr>
-          <w:rFonts w:asciiTheme="majorEastAsia" w:eastAsiaTheme="majorEastAsia" w:hAnsiTheme="majorEastAsia" w:hint="eastAsia"/>
-          <w:sz w:val="24"/>
-          <w:szCs w:val="21"/>
-        </w:rPr>
-        <w:t>た</w:t>
-      </w:r>
-      <w:r>
-        <w:rPr>
-          <w:rFonts w:asciiTheme="majorEastAsia" w:eastAsiaTheme="majorEastAsia" w:hAnsiTheme="majorEastAsia" w:hint="eastAsia"/>
-          <w:sz w:val="24"/>
-          <w:szCs w:val="24"/>
-        </w:rPr>
-        <w:t>[[</w:t>
-      </w:r>
-      <w:proofErr w:type="spellStart"/>
-      <w:r>
-        <w:rPr>
-          <w:rFonts w:asciiTheme="majorEastAsia" w:eastAsiaTheme="majorEastAsia" w:hAnsiTheme="majorEastAsia" w:hint="eastAsia"/>
-          <w:sz w:val="24"/>
-          <w:szCs w:val="24"/>
-        </w:rPr>
-        <w:t>procedure_type</w:t>
-      </w:r>
-      <w:proofErr w:type="spellEnd"/>
-      <w:r>
-        <w:rPr>
-          <w:rFonts w:asciiTheme="majorEastAsia" w:eastAsiaTheme="majorEastAsia" w:hAnsiTheme="majorEastAsia" w:hint="eastAsia"/>
-          <w:sz w:val="24"/>
-          <w:szCs w:val="24"/>
-        </w:rPr>
-        <w:t>]]</w:t>
-      </w:r>
-      <w:r>
-        <w:rPr>
-          <w:rFonts w:asciiTheme="majorEastAsia" w:eastAsiaTheme="majorEastAsia" w:hAnsiTheme="majorEastAsia" w:hint="eastAsia"/>
-          <w:sz w:val="24"/>
-          <w:szCs w:val="21"/>
-        </w:rPr>
-        <w:t>を変更あるいは中止することに同意します。</w:t>
-      </w:r>
-    </w:p>
-    <w:p>
-      <w:pPr>
-        <w:ind w:left="425" w:hangingChars="177" w:hanging="425"/>
-        <w:rPr>
-          <w:rFonts w:asciiTheme="majorEastAsia" w:eastAsiaTheme="majorEastAsia" w:hAnsiTheme="majorEastAsia"/>
-          <w:sz w:val="24"/>
-          <w:szCs w:val="21"/>
-        </w:rPr>
-      </w:pPr>
-      <w:r>
-        <w:rPr>
-          <w:rFonts w:asciiTheme="majorEastAsia" w:eastAsiaTheme="majorEastAsia" w:hAnsiTheme="majorEastAsia" w:hint="eastAsia"/>
-          <w:sz w:val="24"/>
-          <w:szCs w:val="21"/>
-        </w:rPr>
-        <w:t>３　私は、</w:t>
-      </w:r>
-      <w:r>
-        <w:rPr>
-          <w:rFonts w:asciiTheme="majorEastAsia" w:eastAsiaTheme="majorEastAsia" w:hAnsiTheme="majorEastAsia" w:hint="eastAsia"/>
-          <w:sz w:val="24"/>
-          <w:szCs w:val="21"/>
-        </w:rPr>
-        <w:t>上記</w:t>
-      </w:r>
-      <w:r>
-        <w:rPr>
-          <w:rFonts w:asciiTheme="majorEastAsia" w:eastAsiaTheme="majorEastAsia" w:hAnsiTheme="majorEastAsia"/>
-          <w:sz w:val="24"/>
-          <w:szCs w:val="21"/>
-        </w:rPr>
-        <w:t>[[</w:t>
-      </w:r>
-      <w:proofErr w:type="spellStart"/>
-      <w:r>
-        <w:rPr>
-          <w:rFonts w:asciiTheme="majorEastAsia" w:eastAsiaTheme="majorEastAsia" w:hAnsiTheme="majorEastAsia"/>
-          <w:sz w:val="24"/>
-          <w:szCs w:val="21"/>
-        </w:rPr>
-        <w:t>procedure_</w:t>
-      </w:r>
-      <w:r>
-        <w:rPr>
-          <w:rFonts w:asciiTheme="majorEastAsia" w:eastAsiaTheme="majorEastAsia" w:hAnsiTheme="majorEastAsia" w:hint="eastAsia"/>
-          <w:sz w:val="24"/>
-          <w:szCs w:val="21"/>
-        </w:rPr>
-        <w:t>type</w:t>
-      </w:r>
-      <w:proofErr w:type="spellEnd"/>
       <w:r>
         <w:rPr>
           <w:rFonts w:asciiTheme="majorEastAsia" w:eastAsiaTheme="majorEastAsia" w:hAnsiTheme="majorEastAsia"/>
@@ -5745,32 +5503,15 @@
         </w:rPr>
         <w:t xml:space="preserve">　</w:t>
       </w:r>
-      <w:sdt>
-        <w:sdtPr>
-          <w:rPr>
-            <w:rFonts w:asciiTheme="majorEastAsia" w:eastAsiaTheme="majorEastAsia" w:hAnsiTheme="majorEastAsia" w:hint="eastAsia"/>
-            <w:sz w:val="24"/>
-            <w:szCs w:val="24"/>
-            <w:u w:val="single"/>
-          </w:rPr>
-          <w:id w:val="753016249"/>
-          <w:placeholder>
-            <w:docPart w:val="23386D0BF37A42998CF68CE60F1B6804"/>
-          </w:placeholder>
-          <w:showingPlcHdr/>
-        </w:sdtPr>
-        <w:sdtContent>
-          <w:r>
-            <w:rPr>
-              <w:rFonts w:asciiTheme="majorEastAsia" w:eastAsiaTheme="majorEastAsia" w:hAnsiTheme="majorEastAsia" w:hint="eastAsia"/>
-              <w:sz w:val="24"/>
-              <w:szCs w:val="21"/>
-              <w:u w:val="single"/>
-            </w:rPr>
-            <w:t>@@ORIBP_KANJI@@</w:t>
-          </w:r>
-        </w:sdtContent>
-      </w:sdt>
+      <w:r>
+        <w:rPr>
+          <w:rFonts w:asciiTheme="majorEastAsia" w:eastAsiaTheme="majorEastAsia" w:hAnsiTheme="majorEastAsia" w:hint="eastAsia"/>
+          <w:sz w:val="24"/>
+          <w:szCs w:val="24"/>
+          <w:u w:val="single"/>
+        </w:rPr>
+        <w:t>$$患者氏名$$</w:t>
+      </w:r>
       <w:r>
         <w:rPr>
           <w:rFonts w:asciiTheme="majorEastAsia" w:eastAsiaTheme="majorEastAsia" w:hAnsiTheme="majorEastAsia" w:hint="eastAsia"/>
@@ -6068,6 +5809,14 @@
           <w:sz w:val="24"/>
           <w:szCs w:val="24"/>
         </w:rPr>
+        <w:sectPr>
+          <w:footerReference w:type="default" r:id="rId14"/>
+          <w:pgSz w:w="11906" w:h="16838" w:code="9"/>
+          <w:pgMar w:top="1134" w:right="1134" w:bottom="851" w:left="1134" w:header="737" w:footer="454" w:gutter="0"/>
+          <w:pgNumType w:start="1"/>
+          <w:cols w:space="425"/>
+          <w:docGrid w:type="lines" w:linePitch="360"/>
+        </w:sectPr>
       </w:pPr>
       <w:r>
         <w:rPr>
@@ -6077,6 +5826,17 @@
         </w:rPr>
         <w:br w:type="page"/>
       </w:r>
+    </w:p>
+    <w:p>
+      <w:pPr>
+        <w:widowControl/>
+        <w:jc w:val="left"/>
+        <w:rPr>
+          <w:rFonts w:asciiTheme="majorEastAsia" w:eastAsiaTheme="majorEastAsia" w:hAnsiTheme="majorEastAsia"/>
+          <w:sz w:val="24"/>
+          <w:szCs w:val="24"/>
+        </w:rPr>
+      </w:pPr>
     </w:p>
     <w:tbl>
       <w:tblPr>
@@ -6108,10 +5868,8 @@
                 <w:sz w:val="28"/>
                 <w:szCs w:val="28"/>
               </w:rPr>
-              <w:lastRenderedPageBreak/>
               <w:t>[[</w:t>
             </w:r>
-            <w:proofErr w:type="spellStart"/>
             <w:r>
               <w:rPr>
                 <w:rFonts w:asciiTheme="majorEastAsia" w:eastAsiaTheme="majorEastAsia" w:hAnsiTheme="majorEastAsia"/>
@@ -6121,7 +5879,6 @@
               </w:rPr>
               <w:t>procedure_name</w:t>
             </w:r>
-            <w:proofErr w:type="spellEnd"/>
             <w:r>
               <w:rPr>
                 <w:rFonts w:asciiTheme="majorEastAsia" w:eastAsiaTheme="majorEastAsia" w:hAnsiTheme="majorEastAsia"/>
@@ -6237,15 +5994,7 @@
           <w:szCs w:val="21"/>
           <w:u w:val="single"/>
         </w:rPr>
-        <w:t xml:space="preserve">　@@ORIBP_KANJI@@　（ID： @@SYPID@@ ）</w:t>
-      </w:r>
-      <w:r>
-        <w:rPr>
-          <w:rFonts w:asciiTheme="majorEastAsia" w:eastAsiaTheme="majorEastAsia" w:hAnsiTheme="majorEastAsia" w:hint="eastAsia"/>
-          <w:sz w:val="24"/>
-          <w:szCs w:val="21"/>
-        </w:rPr>
-        <w:t xml:space="preserve"> は、</w:t>
+        <w:t xml:space="preserve">　</w:t>
       </w:r>
       <w:r>
         <w:rPr>
@@ -6254,28 +6003,70 @@
           <w:szCs w:val="21"/>
           <w:u w:val="single"/>
         </w:rPr>
-        <w:t xml:space="preserve"> </w:t>
-      </w:r>
-      <w:r>
-        <w:rPr>
-          <w:rFonts w:asciiTheme="majorEastAsia" w:eastAsiaTheme="majorEastAsia" w:hAnsiTheme="majorEastAsia"/>
+        <w:t>$$患者氏名$$</w:t>
+      </w:r>
+      <w:r>
+        <w:rPr>
+          <w:rFonts w:asciiTheme="majorEastAsia" w:eastAsiaTheme="majorEastAsia" w:hAnsiTheme="majorEastAsia" w:hint="eastAsia"/>
           <w:sz w:val="24"/>
           <w:szCs w:val="21"/>
           <w:u w:val="single"/>
         </w:rPr>
-        <w:t>[[</w:t>
-      </w:r>
-      <w:proofErr w:type="spellStart"/>
-      <w:r>
-        <w:rPr>
-          <w:rFonts w:asciiTheme="majorEastAsia" w:eastAsiaTheme="majorEastAsia" w:hAnsiTheme="majorEastAsia"/>
+        <w:t xml:space="preserve">　（ID： </w:t>
+      </w:r>
+      <w:r>
+        <w:rPr>
+          <w:rFonts w:asciiTheme="majorEastAsia" w:eastAsiaTheme="majorEastAsia" w:hAnsiTheme="majorEastAsia" w:hint="eastAsia"/>
           <w:sz w:val="24"/>
           <w:szCs w:val="21"/>
           <w:u w:val="single"/>
         </w:rPr>
+        <w:t>$$患者コード$$</w:t>
+      </w:r>
+      <w:r>
+        <w:rPr>
+          <w:rFonts w:asciiTheme="majorEastAsia" w:eastAsiaTheme="majorEastAsia" w:hAnsiTheme="majorEastAsia" w:hint="eastAsia"/>
+          <w:sz w:val="24"/>
+          <w:szCs w:val="21"/>
+          <w:u w:val="single"/>
+        </w:rPr>
+        <w:t xml:space="preserve"> ）</w:t>
+      </w:r>
+      <w:r>
+        <w:rPr>
+          <w:rFonts w:asciiTheme="majorEastAsia" w:eastAsiaTheme="majorEastAsia" w:hAnsiTheme="majorEastAsia" w:hint="eastAsia"/>
+          <w:sz w:val="24"/>
+          <w:szCs w:val="21"/>
+        </w:rPr>
+        <w:t xml:space="preserve"> は、</w:t>
+      </w:r>
+      <w:r>
+        <w:rPr>
+          <w:rFonts w:asciiTheme="majorEastAsia" w:eastAsiaTheme="majorEastAsia" w:hAnsiTheme="majorEastAsia" w:hint="eastAsia"/>
+          <w:sz w:val="24"/>
+          <w:szCs w:val="21"/>
+          <w:u w:val="single"/>
+        </w:rPr>
+        <w:t xml:space="preserve"> </w:t>
+      </w:r>
+      <w:r>
+        <w:rPr>
+          <w:rFonts w:asciiTheme="majorEastAsia" w:eastAsiaTheme="majorEastAsia" w:hAnsiTheme="majorEastAsia"/>
+          <w:sz w:val="24"/>
+          <w:szCs w:val="21"/>
+          <w:u w:val="single"/>
+        </w:rPr>
+        <w:t>[[</w:t>
+      </w:r>
+      <w:r>
+        <w:rPr>
+          <w:rFonts w:asciiTheme="majorEastAsia" w:eastAsiaTheme="majorEastAsia" w:hAnsiTheme="majorEastAsia"/>
+          <w:sz w:val="24"/>
+          <w:szCs w:val="21"/>
+          <w:u w:val="single"/>
+        </w:rPr>
         <w:t>procedure_name</w:t>
       </w:r>
-      <w:proofErr w:type="spellEnd"/>
       <w:r>
         <w:rPr>
           <w:rFonts w:asciiTheme="majorEastAsia" w:eastAsiaTheme="majorEastAsia" w:hAnsiTheme="majorEastAsia"/>
@@ -6693,32 +6484,15 @@
         </w:rPr>
         <w:t xml:space="preserve">　</w:t>
       </w:r>
-      <w:sdt>
-        <w:sdtPr>
-          <w:rPr>
-            <w:rFonts w:asciiTheme="majorEastAsia" w:eastAsiaTheme="majorEastAsia" w:hAnsiTheme="majorEastAsia" w:hint="eastAsia"/>
-            <w:sz w:val="24"/>
-            <w:szCs w:val="24"/>
-            <w:u w:val="single"/>
-          </w:rPr>
-          <w:id w:val="-2139174559"/>
-          <w:placeholder>
-            <w:docPart w:val="CB4A3DC0162C4F02A754A122FAB568F1"/>
-          </w:placeholder>
-          <w:showingPlcHdr/>
-        </w:sdtPr>
-        <w:sdtContent>
-          <w:r>
-            <w:rPr>
-              <w:rFonts w:asciiTheme="majorEastAsia" w:eastAsiaTheme="majorEastAsia" w:hAnsiTheme="majorEastAsia" w:hint="eastAsia"/>
-              <w:sz w:val="24"/>
-              <w:szCs w:val="21"/>
-              <w:u w:val="single"/>
-            </w:rPr>
-            <w:t>@@ORIBP_KANJI@@</w:t>
-          </w:r>
-        </w:sdtContent>
-      </w:sdt>
+      <w:r>
+        <w:rPr>
+          <w:rFonts w:asciiTheme="majorEastAsia" w:eastAsiaTheme="majorEastAsia" w:hAnsiTheme="majorEastAsia" w:hint="eastAsia"/>
+          <w:sz w:val="24"/>
+          <w:szCs w:val="24"/>
+          <w:u w:val="single"/>
+        </w:rPr>
+        <w:t>$$患者氏名$$</w:t>
+      </w:r>
       <w:r>
         <w:rPr>
           <w:rFonts w:asciiTheme="majorEastAsia" w:eastAsiaTheme="majorEastAsia" w:hAnsiTheme="majorEastAsia" w:hint="eastAsia"/>
@@ -7254,25 +7028,7 @@
           <w:sz w:val="24"/>
           <w:szCs w:val="24"/>
         </w:rPr>
-        <w:t>[[</w:t>
-      </w:r>
-      <w:proofErr w:type="spellStart"/>
-      <w:r>
-        <w:rPr>
-          <w:rFonts w:asciiTheme="majorEastAsia" w:eastAsiaTheme="majorEastAsia" w:hAnsiTheme="majorEastAsia" w:hint="eastAsia"/>
-          <w:sz w:val="24"/>
-          <w:szCs w:val="24"/>
-        </w:rPr>
-        <w:t>procedure_type</w:t>
-      </w:r>
-      <w:proofErr w:type="spellEnd"/>
-      <w:r>
-        <w:rPr>
-          <w:rFonts w:asciiTheme="majorEastAsia" w:eastAsiaTheme="majorEastAsia" w:hAnsiTheme="majorEastAsia" w:hint="eastAsia"/>
-          <w:sz w:val="24"/>
-          <w:szCs w:val="24"/>
-        </w:rPr>
-        <w:t>]]</w:t>
+        <w:t>[[procedure_type]]</w:t>
       </w:r>
       <w:r>
         <w:rPr>
@@ -7339,25 +7095,7 @@
           <w:sz w:val="24"/>
           <w:szCs w:val="24"/>
         </w:rPr>
-        <w:t>[[</w:t>
-      </w:r>
-      <w:proofErr w:type="spellStart"/>
-      <w:r>
-        <w:rPr>
-          <w:rFonts w:asciiTheme="majorEastAsia" w:eastAsiaTheme="majorEastAsia" w:hAnsiTheme="majorEastAsia" w:hint="eastAsia"/>
-          <w:sz w:val="24"/>
-          <w:szCs w:val="24"/>
-        </w:rPr>
-        <w:t>procedure_type</w:t>
-      </w:r>
-      <w:proofErr w:type="spellEnd"/>
-      <w:r>
-        <w:rPr>
-          <w:rFonts w:asciiTheme="majorEastAsia" w:eastAsiaTheme="majorEastAsia" w:hAnsiTheme="majorEastAsia" w:hint="eastAsia"/>
-          <w:sz w:val="24"/>
-          <w:szCs w:val="24"/>
-        </w:rPr>
-        <w:t>]]</w:t>
+        <w:t>[[procedure_type]]</w:t>
       </w:r>
       <w:r>
         <w:rPr>
@@ -7424,25 +7162,7 @@
           <w:sz w:val="24"/>
           <w:szCs w:val="24"/>
         </w:rPr>
-        <w:t>[[</w:t>
-      </w:r>
-      <w:proofErr w:type="spellStart"/>
-      <w:r>
-        <w:rPr>
-          <w:rFonts w:asciiTheme="majorEastAsia" w:eastAsiaTheme="majorEastAsia" w:hAnsiTheme="majorEastAsia" w:hint="eastAsia"/>
-          <w:sz w:val="24"/>
-          <w:szCs w:val="24"/>
-        </w:rPr>
-        <w:t>procedure_type</w:t>
-      </w:r>
-      <w:proofErr w:type="spellEnd"/>
-      <w:r>
-        <w:rPr>
-          <w:rFonts w:asciiTheme="majorEastAsia" w:eastAsiaTheme="majorEastAsia" w:hAnsiTheme="majorEastAsia" w:hint="eastAsia"/>
-          <w:sz w:val="24"/>
-          <w:szCs w:val="24"/>
-        </w:rPr>
-        <w:t>]]</w:t>
+        <w:t>[[procedure_type]]</w:t>
       </w:r>
       <w:r>
         <w:rPr>
@@ -7769,10 +7489,10 @@
       </w:pPr>
     </w:p>
     <w:sectPr>
-      <w:headerReference w:type="default" r:id="rId8"/>
-      <w:footerReference w:type="default" r:id="rId9"/>
+      <w:footerReference w:type="default" r:id="rId15"/>
       <w:pgSz w:w="11906" w:h="16838" w:code="9"/>
       <w:pgMar w:top="1134" w:right="1134" w:bottom="851" w:left="1134" w:header="737" w:footer="454" w:gutter="0"/>
+      <w:pgNumType w:start="1"/>
       <w:cols w:space="425"/>
       <w:docGrid w:type="lines" w:linePitch="360"/>
     </w:sectPr>
@@ -7804,13 +7524,36 @@
   <w:p>
     <w:pPr>
       <w:pStyle w:val="a5"/>
+    </w:pPr>
+  </w:p>
+</w:ftr>
+</file>
+
+<file path=word/footer2.xml><?xml version="1.0" encoding="utf-8"?>
+<w:ftr xmlns:wpc="http://schemas.microsoft.com/office/word/2010/wordprocessingCanvas" xmlns:cx="http://schemas.microsoft.com/office/drawing/2014/chartex" xmlns:cx1="http://schemas.microsoft.com/office/drawing/2015/9/8/chartex" xmlns:cx2="http://schemas.microsoft.com/office/drawing/2015/10/21/chartex" xmlns:cx3="http://schemas.microsoft.com/office/drawing/2016/5/9/chartex" xmlns:cx4="http://schemas.microsoft.com/office/drawing/2016/5/10/chartex" xmlns:cx5="http://schemas.microsoft.com/office/drawing/2016/5/11/chartex" xmlns:cx6="http://schemas.microsoft.com/office/drawing/2016/5/12/chartex" xmlns:cx7="http://schemas.microsoft.com/office/drawing/2016/5/13/chartex" xmlns:cx8="http://schemas.microsoft.com/office/drawing/2016/5/14/chartex" xmlns:mc="http://schemas.openxmlformats.org/markup-compatibility/2006" xmlns:aink="http://schemas.microsoft.com/office/drawing/2016/ink" xmlns:am3d="http://schemas.microsoft.com/office/drawing/2017/model3d" xmlns:o="urn:schemas-microsoft-com:office:office" xmlns:oel="http://schemas.microsoft.com/office/2019/extlst" xmlns:r="http://schemas.openxmlformats.org/officeDocument/2006/relationships" xmlns:m="http://schemas.openxmlformats.org/officeDocument/2006/math" xmlns:v="urn:schemas-microsoft-com:vml" xmlns:wp14="http://schemas.microsoft.com/office/word/2010/wordprocessingDrawing" xmlns:wp="http://schemas.openxmlformats.org/drawingml/2006/wordprocessingDrawing" xmlns:w10="urn:schemas-microsoft-com:office:word" xmlns:w="http://schemas.openxmlformats.org/wordprocessingml/2006/main" xmlns:w14="http://schemas.microsoft.com/office/word/2010/wordml" xmlns:w15="http://schemas.microsoft.com/office/word/2012/wordml" xmlns:w16cex="http://schemas.microsoft.com/office/word/2018/wordml/cex" xmlns:w16cid="http://schemas.microsoft.com/office/word/2016/wordml/cid" xmlns:w16="http://schemas.microsoft.com/office/word/2018/wordml" xmlns:w16du="http://schemas.microsoft.com/office/word/2023/wordml/word16du" xmlns:w16sdtdh="http://schemas.microsoft.com/office/word/2020/wordml/sdtdatahash" xmlns:w16sdtfl="http://schemas.microsoft.com/office/word/2024/wordml/sdtformatlock" xmlns:w16se="http://schemas.microsoft.com/office/word/2015/wordml/symex" xmlns:wpg="http://schemas.microsoft.com/office/word/2010/wordprocessingGroup" xmlns:wpi="http://schemas.microsoft.com/office/word/2010/wordprocessingInk" xmlns:wne="http://schemas.microsoft.com/office/word/2006/wordml" xmlns:wps="http://schemas.microsoft.com/office/word/2010/wordprocessingShape" mc:Ignorable="w14 w15 w16se w16cid w16 w16cex w16sdtdh w16sdtfl w16du wp14">
+  <w:p>
+    <w:pPr>
+      <w:pStyle w:val="a5"/>
       <w:jc w:val="center"/>
+      <w:rPr>
+        <w:sz w:val="20"/>
+        <w:szCs w:val="21"/>
+      </w:rPr>
     </w:pPr>
+    <w:r>
+      <w:rPr>
+        <w:rFonts w:hint="eastAsia"/>
+        <w:sz w:val="20"/>
+        <w:szCs w:val="21"/>
+      </w:rPr>
+      <w:t>説明書</w:t>
+    </w:r>
     <w:r>
       <w:rPr>
         <w:rFonts w:ascii="ＭＳ 明朝" w:hAnsi="ＭＳ 明朝" w:hint="eastAsia"/>
         <w:noProof/>
-        <w:sz w:val="24"/>
+        <w:sz w:val="22"/>
+        <w:szCs w:val="21"/>
       </w:rPr>
       <w:drawing>
         <wp:anchor distT="0" distB="0" distL="114300" distR="114300" simplePos="0" relativeHeight="251657216" behindDoc="0" locked="0" layoutInCell="1" allowOverlap="1" wp14:anchorId="681DD06C" wp14:editId="3D7B0DCB">
@@ -7824,7 +7567,7 @@
           <wp:extent cx="236572" cy="192505"/>
           <wp:effectExtent l="0" t="0" r="5080" b="0"/>
           <wp:wrapNone/>
-          <wp:docPr id="1380250975" name="図 1380250975"/>
+          <wp:docPr id="575723369" name="図 575723369"/>
           <wp:cNvGraphicFramePr>
             <a:graphicFrameLocks xmlns:a="http://schemas.openxmlformats.org/drawingml/2006/main" noChangeAspect="1"/>
           </wp:cNvGraphicFramePr>
@@ -7876,23 +7619,120 @@
       </w:drawing>
     </w:r>
     <w:r>
+      <w:rPr>
+        <w:rFonts w:hint="eastAsia"/>
+        <w:sz w:val="20"/>
+        <w:szCs w:val="21"/>
+      </w:rPr>
+      <w:t xml:space="preserve"> -</w:t>
+    </w:r>
+    <w:r>
+      <w:rPr>
+        <w:sz w:val="20"/>
+        <w:szCs w:val="21"/>
+      </w:rPr>
+      <w:t xml:space="preserve"> </w:t>
+    </w:r>
+    <w:r>
+      <w:rPr>
+        <w:sz w:val="20"/>
+        <w:szCs w:val="21"/>
+      </w:rPr>
       <w:fldChar w:fldCharType="begin"/>
     </w:r>
     <w:r>
+      <w:rPr>
+        <w:sz w:val="20"/>
+        <w:szCs w:val="21"/>
+      </w:rPr>
       <w:instrText>PAGE   \* MERGEFORMAT</w:instrText>
     </w:r>
     <w:r>
+      <w:rPr>
+        <w:sz w:val="20"/>
+        <w:szCs w:val="21"/>
+      </w:rPr>
       <w:fldChar w:fldCharType="separate"/>
     </w:r>
     <w:r>
       <w:rPr>
         <w:noProof/>
+        <w:sz w:val="20"/>
+        <w:szCs w:val="21"/>
         <w:lang w:val="ja-JP"/>
       </w:rPr>
       <w:t>1</w:t>
     </w:r>
     <w:r>
+      <w:rPr>
+        <w:sz w:val="20"/>
+        <w:szCs w:val="21"/>
+      </w:rPr>
       <w:fldChar w:fldCharType="end"/>
+    </w:r>
+    <w:r>
+      <w:rPr>
+        <w:sz w:val="20"/>
+        <w:szCs w:val="21"/>
+      </w:rPr>
+      <w:t xml:space="preserve"> </w:t>
+    </w:r>
+    <w:r>
+      <w:rPr>
+        <w:sz w:val="20"/>
+        <w:szCs w:val="21"/>
+      </w:rPr>
+      <w:t>/</w:t>
+    </w:r>
+    <w:r>
+      <w:rPr>
+        <w:sz w:val="20"/>
+        <w:szCs w:val="21"/>
+      </w:rPr>
+      <w:t xml:space="preserve"> </w:t>
+    </w:r>
+    <w:r>
+      <w:rPr>
+        <w:sz w:val="20"/>
+        <w:szCs w:val="21"/>
+      </w:rPr>
+      <w:fldChar w:fldCharType="begin"/>
+    </w:r>
+    <w:r>
+      <w:rPr>
+        <w:sz w:val="20"/>
+        <w:szCs w:val="21"/>
+      </w:rPr>
+      <w:instrText xml:space="preserve"> SECTIONPAGES  \* MERGEFORMAT </w:instrText>
+    </w:r>
+    <w:r>
+      <w:rPr>
+        <w:sz w:val="20"/>
+        <w:szCs w:val="21"/>
+      </w:rPr>
+      <w:fldChar w:fldCharType="separate"/>
+    </w:r>
+    <w:r>
+      <w:rPr>
+        <w:noProof/>
+        <w:sz w:val="20"/>
+        <w:szCs w:val="21"/>
+      </w:rPr>
+      <w:t>2</w:t>
+    </w:r>
+    <w:r>
+      <w:rPr>
+        <w:sz w:val="20"/>
+        <w:szCs w:val="21"/>
+      </w:rPr>
+      <w:fldChar w:fldCharType="end"/>
+    </w:r>
+    <w:r>
+      <w:rPr>
+        <w:sz w:val="20"/>
+        <w:szCs w:val="21"/>
+      </w:rPr>
+      <w:t xml:space="preserve"> -</w:t>
     </w:r>
   </w:p>
   <w:p>
@@ -7948,12 +7788,21 @@
     </w:r>
     <w:r>
       <w:rPr>
+        <w:rFonts w:asciiTheme="majorEastAsia" w:eastAsiaTheme="majorEastAsia" w:hAnsiTheme="majorEastAsia"/>
+        <w:color w:val="BFBFBF" w:themeColor="background1" w:themeShade="BF"/>
+        <w:sz w:val="16"/>
+        <w:szCs w:val="16"/>
+      </w:rPr>
+      <w:t>2</w:t>
+    </w:r>
+    <w:r>
+      <w:rPr>
         <w:rFonts w:asciiTheme="majorEastAsia" w:eastAsiaTheme="majorEastAsia" w:hAnsiTheme="majorEastAsia" w:hint="eastAsia"/>
         <w:color w:val="BFBFBF" w:themeColor="background1" w:themeShade="BF"/>
         <w:sz w:val="16"/>
         <w:szCs w:val="16"/>
       </w:rPr>
-      <w:t>19</w:t>
+      <w:t>7</w:t>
     </w:r>
     <w:r>
       <w:rPr>
@@ -7983,6 +7832,622 @@
 </w:ftr>
 </file>
 
+<file path=word/footer3.xml><?xml version="1.0" encoding="utf-8"?>
+<w:ftr xmlns:wpc="http://schemas.microsoft.com/office/word/2010/wordprocessingCanvas" xmlns:cx="http://schemas.microsoft.com/office/drawing/2014/chartex" xmlns:cx1="http://schemas.microsoft.com/office/drawing/2015/9/8/chartex" xmlns:cx2="http://schemas.microsoft.com/office/drawing/2015/10/21/chartex" xmlns:cx3="http://schemas.microsoft.com/office/drawing/2016/5/9/chartex" xmlns:cx4="http://schemas.microsoft.com/office/drawing/2016/5/10/chartex" xmlns:cx5="http://schemas.microsoft.com/office/drawing/2016/5/11/chartex" xmlns:cx6="http://schemas.microsoft.com/office/drawing/2016/5/12/chartex" xmlns:cx7="http://schemas.microsoft.com/office/drawing/2016/5/13/chartex" xmlns:cx8="http://schemas.microsoft.com/office/drawing/2016/5/14/chartex" xmlns:mc="http://schemas.openxmlformats.org/markup-compatibility/2006" xmlns:aink="http://schemas.microsoft.com/office/drawing/2016/ink" xmlns:am3d="http://schemas.microsoft.com/office/drawing/2017/model3d" xmlns:o="urn:schemas-microsoft-com:office:office" xmlns:oel="http://schemas.microsoft.com/office/2019/extlst" xmlns:r="http://schemas.openxmlformats.org/officeDocument/2006/relationships" xmlns:m="http://schemas.openxmlformats.org/officeDocument/2006/math" xmlns:v="urn:schemas-microsoft-com:vml" xmlns:wp14="http://schemas.microsoft.com/office/word/2010/wordprocessingDrawing" xmlns:wp="http://schemas.openxmlformats.org/drawingml/2006/wordprocessingDrawing" xmlns:w10="urn:schemas-microsoft-com:office:word" xmlns:w="http://schemas.openxmlformats.org/wordprocessingml/2006/main" xmlns:w14="http://schemas.microsoft.com/office/word/2010/wordml" xmlns:w15="http://schemas.microsoft.com/office/word/2012/wordml" xmlns:w16cex="http://schemas.microsoft.com/office/word/2018/wordml/cex" xmlns:w16cid="http://schemas.microsoft.com/office/word/2016/wordml/cid" xmlns:w16="http://schemas.microsoft.com/office/word/2018/wordml" xmlns:w16du="http://schemas.microsoft.com/office/word/2023/wordml/word16du" xmlns:w16sdtdh="http://schemas.microsoft.com/office/word/2020/wordml/sdtdatahash" xmlns:w16sdtfl="http://schemas.microsoft.com/office/word/2024/wordml/sdtformatlock" xmlns:w16se="http://schemas.microsoft.com/office/word/2015/wordml/symex" xmlns:wpg="http://schemas.microsoft.com/office/word/2010/wordprocessingGroup" xmlns:wpi="http://schemas.microsoft.com/office/word/2010/wordprocessingInk" xmlns:wne="http://schemas.microsoft.com/office/word/2006/wordml" xmlns:wps="http://schemas.microsoft.com/office/word/2010/wordprocessingShape" mc:Ignorable="w14 w15 w16se w16cid w16 w16cex w16sdtdh w16sdtfl w16du wp14">
+  <w:p>
+    <w:pPr>
+      <w:pStyle w:val="a5"/>
+    </w:pPr>
+  </w:p>
+</w:ftr>
+</file>
+
+<file path=word/footer4.xml><?xml version="1.0" encoding="utf-8"?>
+<w:ftr xmlns:wpc="http://schemas.microsoft.com/office/word/2010/wordprocessingCanvas" xmlns:cx="http://schemas.microsoft.com/office/drawing/2014/chartex" xmlns:cx1="http://schemas.microsoft.com/office/drawing/2015/9/8/chartex" xmlns:cx2="http://schemas.microsoft.com/office/drawing/2015/10/21/chartex" xmlns:cx3="http://schemas.microsoft.com/office/drawing/2016/5/9/chartex" xmlns:cx4="http://schemas.microsoft.com/office/drawing/2016/5/10/chartex" xmlns:cx5="http://schemas.microsoft.com/office/drawing/2016/5/11/chartex" xmlns:cx6="http://schemas.microsoft.com/office/drawing/2016/5/12/chartex" xmlns:cx7="http://schemas.microsoft.com/office/drawing/2016/5/13/chartex" xmlns:cx8="http://schemas.microsoft.com/office/drawing/2016/5/14/chartex" xmlns:mc="http://schemas.openxmlformats.org/markup-compatibility/2006" xmlns:aink="http://schemas.microsoft.com/office/drawing/2016/ink" xmlns:am3d="http://schemas.microsoft.com/office/drawing/2017/model3d" xmlns:o="urn:schemas-microsoft-com:office:office" xmlns:oel="http://schemas.microsoft.com/office/2019/extlst" xmlns:r="http://schemas.openxmlformats.org/officeDocument/2006/relationships" xmlns:m="http://schemas.openxmlformats.org/officeDocument/2006/math" xmlns:v="urn:schemas-microsoft-com:vml" xmlns:wp14="http://schemas.microsoft.com/office/word/2010/wordprocessingDrawing" xmlns:wp="http://schemas.openxmlformats.org/drawingml/2006/wordprocessingDrawing" xmlns:w10="urn:schemas-microsoft-com:office:word" xmlns:w="http://schemas.openxmlformats.org/wordprocessingml/2006/main" xmlns:w14="http://schemas.microsoft.com/office/word/2010/wordml" xmlns:w15="http://schemas.microsoft.com/office/word/2012/wordml" xmlns:w16cex="http://schemas.microsoft.com/office/word/2018/wordml/cex" xmlns:w16cid="http://schemas.microsoft.com/office/word/2016/wordml/cid" xmlns:w16="http://schemas.microsoft.com/office/word/2018/wordml" xmlns:w16du="http://schemas.microsoft.com/office/word/2023/wordml/word16du" xmlns:w16sdtdh="http://schemas.microsoft.com/office/word/2020/wordml/sdtdatahash" xmlns:w16sdtfl="http://schemas.microsoft.com/office/word/2024/wordml/sdtformatlock" xmlns:w16se="http://schemas.microsoft.com/office/word/2015/wordml/symex" xmlns:wpg="http://schemas.microsoft.com/office/word/2010/wordprocessingGroup" xmlns:wpi="http://schemas.microsoft.com/office/word/2010/wordprocessingInk" xmlns:wne="http://schemas.microsoft.com/office/word/2006/wordml" xmlns:wps="http://schemas.microsoft.com/office/word/2010/wordprocessingShape" mc:Ignorable="w14 w15 w16se w16cid w16 w16cex w16sdtdh w16sdtfl w16du wp14">
+  <w:p>
+    <w:pPr>
+      <w:pStyle w:val="a5"/>
+      <w:jc w:val="center"/>
+      <w:rPr>
+        <w:sz w:val="20"/>
+        <w:szCs w:val="20"/>
+      </w:rPr>
+    </w:pPr>
+    <w:r>
+      <w:rPr>
+        <w:rFonts w:hint="eastAsia"/>
+        <w:sz w:val="20"/>
+        <w:szCs w:val="20"/>
+      </w:rPr>
+      <w:t>同意書</w:t>
+    </w:r>
+    <w:r>
+      <w:rPr>
+        <w:rFonts w:ascii="ＭＳ 明朝" w:hAnsi="ＭＳ 明朝" w:hint="eastAsia"/>
+        <w:noProof/>
+        <w:sz w:val="20"/>
+        <w:szCs w:val="20"/>
+      </w:rPr>
+      <w:drawing>
+        <wp:anchor distT="0" distB="0" distL="114300" distR="114300" simplePos="0" relativeHeight="251659264" behindDoc="0" locked="0" layoutInCell="1" allowOverlap="1" wp14:anchorId="4855FB74" wp14:editId="259C5C12">
+          <wp:simplePos x="0" y="0"/>
+          <wp:positionH relativeFrom="column">
+            <wp:posOffset>4064000</wp:posOffset>
+          </wp:positionH>
+          <wp:positionV relativeFrom="paragraph">
+            <wp:posOffset>140335</wp:posOffset>
+          </wp:positionV>
+          <wp:extent cx="236572" cy="192505"/>
+          <wp:effectExtent l="0" t="0" r="5080" b="0"/>
+          <wp:wrapNone/>
+          <wp:docPr id="1426409243" name="図 1426409243"/>
+          <wp:cNvGraphicFramePr>
+            <a:graphicFrameLocks xmlns:a="http://schemas.openxmlformats.org/drawingml/2006/main" noChangeAspect="1"/>
+          </wp:cNvGraphicFramePr>
+          <a:graphic xmlns:a="http://schemas.openxmlformats.org/drawingml/2006/main">
+            <a:graphicData uri="http://schemas.openxmlformats.org/drawingml/2006/picture">
+              <pic:pic xmlns:pic="http://schemas.openxmlformats.org/drawingml/2006/picture">
+                <pic:nvPicPr>
+                  <pic:cNvPr id="0" name="Picture 1"/>
+                  <pic:cNvPicPr>
+                    <a:picLocks noChangeAspect="1" noChangeArrowheads="1"/>
+                  </pic:cNvPicPr>
+                </pic:nvPicPr>
+                <pic:blipFill>
+                  <a:blip r:embed="rId1">
+                    <a:extLst>
+                      <a:ext uri="{28A0092B-C50C-407E-A947-70E740481C1C}">
+                        <a14:useLocalDpi xmlns:a14="http://schemas.microsoft.com/office/drawing/2010/main" val="0"/>
+                      </a:ext>
+                    </a:extLst>
+                  </a:blip>
+                  <a:srcRect/>
+                  <a:stretch>
+                    <a:fillRect/>
+                  </a:stretch>
+                </pic:blipFill>
+                <pic:spPr bwMode="auto">
+                  <a:xfrm>
+                    <a:off x="0" y="0"/>
+                    <a:ext cx="236572" cy="192505"/>
+                  </a:xfrm>
+                  <a:prstGeom prst="rect">
+                    <a:avLst/>
+                  </a:prstGeom>
+                  <a:noFill/>
+                  <a:ln>
+                    <a:noFill/>
+                  </a:ln>
+                </pic:spPr>
+              </pic:pic>
+            </a:graphicData>
+          </a:graphic>
+          <wp14:sizeRelH relativeFrom="page">
+            <wp14:pctWidth>0</wp14:pctWidth>
+          </wp14:sizeRelH>
+          <wp14:sizeRelV relativeFrom="page">
+            <wp14:pctHeight>0</wp14:pctHeight>
+          </wp14:sizeRelV>
+        </wp:anchor>
+      </w:drawing>
+    </w:r>
+    <w:r>
+      <w:rPr>
+        <w:rFonts w:hint="eastAsia"/>
+        <w:sz w:val="20"/>
+        <w:szCs w:val="20"/>
+      </w:rPr>
+      <w:t xml:space="preserve"> -</w:t>
+    </w:r>
+    <w:r>
+      <w:rPr>
+        <w:sz w:val="20"/>
+        <w:szCs w:val="20"/>
+      </w:rPr>
+      <w:t xml:space="preserve"> </w:t>
+    </w:r>
+    <w:r>
+      <w:rPr>
+        <w:sz w:val="20"/>
+        <w:szCs w:val="20"/>
+      </w:rPr>
+      <w:fldChar w:fldCharType="begin"/>
+    </w:r>
+    <w:r>
+      <w:rPr>
+        <w:sz w:val="20"/>
+        <w:szCs w:val="20"/>
+      </w:rPr>
+      <w:instrText>PAGE   \* MERGEFORMAT</w:instrText>
+    </w:r>
+    <w:r>
+      <w:rPr>
+        <w:sz w:val="20"/>
+        <w:szCs w:val="20"/>
+      </w:rPr>
+      <w:fldChar w:fldCharType="separate"/>
+    </w:r>
+    <w:r>
+      <w:rPr>
+        <w:noProof/>
+        <w:sz w:val="20"/>
+        <w:szCs w:val="20"/>
+        <w:lang w:val="ja-JP"/>
+      </w:rPr>
+      <w:t>1</w:t>
+    </w:r>
+    <w:r>
+      <w:rPr>
+        <w:sz w:val="20"/>
+        <w:szCs w:val="20"/>
+      </w:rPr>
+      <w:fldChar w:fldCharType="end"/>
+    </w:r>
+    <w:r>
+      <w:rPr>
+        <w:sz w:val="20"/>
+        <w:szCs w:val="20"/>
+      </w:rPr>
+      <w:t xml:space="preserve"> </w:t>
+    </w:r>
+    <w:r>
+      <w:rPr>
+        <w:sz w:val="20"/>
+        <w:szCs w:val="20"/>
+      </w:rPr>
+      <w:t>/</w:t>
+    </w:r>
+    <w:r>
+      <w:rPr>
+        <w:sz w:val="20"/>
+        <w:szCs w:val="20"/>
+      </w:rPr>
+      <w:t xml:space="preserve"> </w:t>
+    </w:r>
+    <w:r>
+      <w:rPr>
+        <w:sz w:val="20"/>
+        <w:szCs w:val="20"/>
+      </w:rPr>
+      <w:fldChar w:fldCharType="begin"/>
+    </w:r>
+    <w:r>
+      <w:rPr>
+        <w:sz w:val="20"/>
+        <w:szCs w:val="20"/>
+      </w:rPr>
+      <w:instrText xml:space="preserve"> SECTIONPAGES  \* MERGEFORMAT </w:instrText>
+    </w:r>
+    <w:r>
+      <w:rPr>
+        <w:sz w:val="20"/>
+        <w:szCs w:val="20"/>
+      </w:rPr>
+      <w:fldChar w:fldCharType="separate"/>
+    </w:r>
+    <w:r>
+      <w:rPr>
+        <w:noProof/>
+        <w:sz w:val="20"/>
+        <w:szCs w:val="20"/>
+      </w:rPr>
+      <w:t>1</w:t>
+    </w:r>
+    <w:r>
+      <w:rPr>
+        <w:sz w:val="20"/>
+        <w:szCs w:val="20"/>
+      </w:rPr>
+      <w:fldChar w:fldCharType="end"/>
+    </w:r>
+    <w:r>
+      <w:rPr>
+        <w:sz w:val="20"/>
+        <w:szCs w:val="20"/>
+      </w:rPr>
+      <w:t xml:space="preserve"> </w:t>
+    </w:r>
+    <w:r>
+      <w:rPr>
+        <w:rFonts w:hint="eastAsia"/>
+        <w:sz w:val="20"/>
+        <w:szCs w:val="20"/>
+      </w:rPr>
+      <w:t>-</w:t>
+    </w:r>
+  </w:p>
+  <w:p>
+    <w:pPr>
+      <w:pStyle w:val="a5"/>
+      <w:tabs>
+        <w:tab w:val="clear" w:pos="4252"/>
+        <w:tab w:val="clear" w:pos="8504"/>
+        <w:tab w:val="right" w:pos="9638"/>
+      </w:tabs>
+      <w:ind w:right="-2"/>
+      <w:rPr>
+        <w:rFonts w:asciiTheme="majorEastAsia" w:eastAsiaTheme="majorEastAsia" w:hAnsiTheme="majorEastAsia"/>
+        <w:sz w:val="20"/>
+        <w:szCs w:val="20"/>
+      </w:rPr>
+    </w:pPr>
+    <w:r>
+      <w:rPr>
+        <w:rFonts w:asciiTheme="majorEastAsia" w:eastAsiaTheme="majorEastAsia" w:hAnsiTheme="majorEastAsia" w:hint="eastAsia"/>
+        <w:color w:val="BFBFBF" w:themeColor="background1" w:themeShade="BF"/>
+        <w:sz w:val="16"/>
+        <w:szCs w:val="16"/>
+      </w:rPr>
+      <w:t xml:space="preserve">Format </w:t>
+    </w:r>
+    <w:r>
+      <w:rPr>
+        <w:rFonts w:asciiTheme="majorEastAsia" w:eastAsiaTheme="majorEastAsia" w:hAnsiTheme="majorEastAsia"/>
+        <w:color w:val="BFBFBF" w:themeColor="background1" w:themeShade="BF"/>
+        <w:sz w:val="16"/>
+        <w:szCs w:val="16"/>
+      </w:rPr>
+      <w:t>v</w:t>
+    </w:r>
+    <w:r>
+      <w:rPr>
+        <w:rFonts w:asciiTheme="majorEastAsia" w:eastAsiaTheme="majorEastAsia" w:hAnsiTheme="majorEastAsia" w:hint="eastAsia"/>
+        <w:color w:val="BFBFBF" w:themeColor="background1" w:themeShade="BF"/>
+        <w:sz w:val="16"/>
+        <w:szCs w:val="16"/>
+      </w:rPr>
+      <w:t>er.</w:t>
+    </w:r>
+    <w:r>
+      <w:rPr>
+        <w:rFonts w:asciiTheme="majorEastAsia" w:eastAsiaTheme="majorEastAsia" w:hAnsiTheme="majorEastAsia"/>
+        <w:color w:val="BFBFBF" w:themeColor="background1" w:themeShade="BF"/>
+        <w:sz w:val="16"/>
+        <w:szCs w:val="16"/>
+      </w:rPr>
+      <w:t>2605</w:t>
+    </w:r>
+    <w:r>
+      <w:rPr>
+        <w:rFonts w:asciiTheme="majorEastAsia" w:eastAsiaTheme="majorEastAsia" w:hAnsiTheme="majorEastAsia"/>
+        <w:color w:val="BFBFBF" w:themeColor="background1" w:themeShade="BF"/>
+        <w:sz w:val="16"/>
+        <w:szCs w:val="16"/>
+      </w:rPr>
+      <w:t>2</w:t>
+    </w:r>
+    <w:r>
+      <w:rPr>
+        <w:rFonts w:asciiTheme="majorEastAsia" w:eastAsiaTheme="majorEastAsia" w:hAnsiTheme="majorEastAsia" w:hint="eastAsia"/>
+        <w:color w:val="BFBFBF" w:themeColor="background1" w:themeShade="BF"/>
+        <w:sz w:val="16"/>
+        <w:szCs w:val="16"/>
+      </w:rPr>
+      <w:t>7</w:t>
+    </w:r>
+    <w:r>
+      <w:rPr>
+        <w:rFonts w:asciiTheme="majorEastAsia" w:eastAsiaTheme="majorEastAsia" w:hAnsiTheme="majorEastAsia" w:hint="eastAsia"/>
+        <w:sz w:val="20"/>
+        <w:szCs w:val="20"/>
+      </w:rPr>
+      <w:tab/>
+    </w:r>
+    <w:r>
+      <w:rPr>
+        <w:rFonts w:asciiTheme="majorEastAsia" w:eastAsiaTheme="majorEastAsia" w:hAnsiTheme="majorEastAsia" w:hint="eastAsia"/>
+        <w:sz w:val="20"/>
+        <w:szCs w:val="20"/>
+      </w:rPr>
+      <w:t>兵庫県立西宮総合医療センター</w:t>
+    </w:r>
+  </w:p>
+</w:ftr>
+</file>
+
+<file path=word/footer5.xml><?xml version="1.0" encoding="utf-8"?>
+<w:ftr xmlns:wpc="http://schemas.microsoft.com/office/word/2010/wordprocessingCanvas" xmlns:cx="http://schemas.microsoft.com/office/drawing/2014/chartex" xmlns:cx1="http://schemas.microsoft.com/office/drawing/2015/9/8/chartex" xmlns:cx2="http://schemas.microsoft.com/office/drawing/2015/10/21/chartex" xmlns:cx3="http://schemas.microsoft.com/office/drawing/2016/5/9/chartex" xmlns:cx4="http://schemas.microsoft.com/office/drawing/2016/5/10/chartex" xmlns:cx5="http://schemas.microsoft.com/office/drawing/2016/5/11/chartex" xmlns:cx6="http://schemas.microsoft.com/office/drawing/2016/5/12/chartex" xmlns:cx7="http://schemas.microsoft.com/office/drawing/2016/5/13/chartex" xmlns:cx8="http://schemas.microsoft.com/office/drawing/2016/5/14/chartex" xmlns:mc="http://schemas.openxmlformats.org/markup-compatibility/2006" xmlns:aink="http://schemas.microsoft.com/office/drawing/2016/ink" xmlns:am3d="http://schemas.microsoft.com/office/drawing/2017/model3d" xmlns:o="urn:schemas-microsoft-com:office:office" xmlns:oel="http://schemas.microsoft.com/office/2019/extlst" xmlns:r="http://schemas.openxmlformats.org/officeDocument/2006/relationships" xmlns:m="http://schemas.openxmlformats.org/officeDocument/2006/math" xmlns:v="urn:schemas-microsoft-com:vml" xmlns:wp14="http://schemas.microsoft.com/office/word/2010/wordprocessingDrawing" xmlns:wp="http://schemas.openxmlformats.org/drawingml/2006/wordprocessingDrawing" xmlns:w10="urn:schemas-microsoft-com:office:word" xmlns:w="http://schemas.openxmlformats.org/wordprocessingml/2006/main" xmlns:w14="http://schemas.microsoft.com/office/word/2010/wordml" xmlns:w15="http://schemas.microsoft.com/office/word/2012/wordml" xmlns:w16cex="http://schemas.microsoft.com/office/word/2018/wordml/cex" xmlns:w16cid="http://schemas.microsoft.com/office/word/2016/wordml/cid" xmlns:w16="http://schemas.microsoft.com/office/word/2018/wordml" xmlns:w16du="http://schemas.microsoft.com/office/word/2023/wordml/word16du" xmlns:w16sdtdh="http://schemas.microsoft.com/office/word/2020/wordml/sdtdatahash" xmlns:w16sdtfl="http://schemas.microsoft.com/office/word/2024/wordml/sdtformatlock" xmlns:w16se="http://schemas.microsoft.com/office/word/2015/wordml/symex" xmlns:wpg="http://schemas.microsoft.com/office/word/2010/wordprocessingGroup" xmlns:wpi="http://schemas.microsoft.com/office/word/2010/wordprocessingInk" xmlns:wne="http://schemas.microsoft.com/office/word/2006/wordml" xmlns:wps="http://schemas.microsoft.com/office/word/2010/wordprocessingShape" mc:Ignorable="w14 w15 w16se w16cid w16 w16cex w16sdtdh w16sdtfl w16du wp14">
+  <w:p>
+    <w:pPr>
+      <w:pStyle w:val="a5"/>
+      <w:jc w:val="center"/>
+      <w:rPr>
+        <w:sz w:val="20"/>
+        <w:szCs w:val="20"/>
+      </w:rPr>
+    </w:pPr>
+    <w:r>
+      <w:rPr>
+        <w:rFonts w:hint="eastAsia"/>
+        <w:sz w:val="20"/>
+        <w:szCs w:val="20"/>
+      </w:rPr>
+      <w:t>撤回書</w:t>
+    </w:r>
+    <w:r>
+      <w:rPr>
+        <w:rFonts w:ascii="ＭＳ 明朝" w:hAnsi="ＭＳ 明朝" w:hint="eastAsia"/>
+        <w:noProof/>
+        <w:sz w:val="20"/>
+        <w:szCs w:val="20"/>
+      </w:rPr>
+      <w:drawing>
+        <wp:anchor distT="0" distB="0" distL="114300" distR="114300" simplePos="0" relativeHeight="251661312" behindDoc="0" locked="0" layoutInCell="1" allowOverlap="1" wp14:anchorId="336AD4C4" wp14:editId="24713540">
+          <wp:simplePos x="0" y="0"/>
+          <wp:positionH relativeFrom="column">
+            <wp:posOffset>4064000</wp:posOffset>
+          </wp:positionH>
+          <wp:positionV relativeFrom="paragraph">
+            <wp:posOffset>140335</wp:posOffset>
+          </wp:positionV>
+          <wp:extent cx="236572" cy="192505"/>
+          <wp:effectExtent l="0" t="0" r="5080" b="0"/>
+          <wp:wrapNone/>
+          <wp:docPr id="1427676634" name="図 1427676634"/>
+          <wp:cNvGraphicFramePr>
+            <a:graphicFrameLocks xmlns:a="http://schemas.openxmlformats.org/drawingml/2006/main" noChangeAspect="1"/>
+          </wp:cNvGraphicFramePr>
+          <a:graphic xmlns:a="http://schemas.openxmlformats.org/drawingml/2006/main">
+            <a:graphicData uri="http://schemas.openxmlformats.org/drawingml/2006/picture">
+              <pic:pic xmlns:pic="http://schemas.openxmlformats.org/drawingml/2006/picture">
+                <pic:nvPicPr>
+                  <pic:cNvPr id="0" name="Picture 1"/>
+                  <pic:cNvPicPr>
+                    <a:picLocks noChangeAspect="1" noChangeArrowheads="1"/>
+                  </pic:cNvPicPr>
+                </pic:nvPicPr>
+                <pic:blipFill>
+                  <a:blip r:embed="rId1">
+                    <a:extLst>
+                      <a:ext uri="{28A0092B-C50C-407E-A947-70E740481C1C}">
+                        <a14:useLocalDpi xmlns:a14="http://schemas.microsoft.com/office/drawing/2010/main" val="0"/>
+                      </a:ext>
+                    </a:extLst>
+                  </a:blip>
+                  <a:srcRect/>
+                  <a:stretch>
+                    <a:fillRect/>
+                  </a:stretch>
+                </pic:blipFill>
+                <pic:spPr bwMode="auto">
+                  <a:xfrm>
+                    <a:off x="0" y="0"/>
+                    <a:ext cx="236572" cy="192505"/>
+                  </a:xfrm>
+                  <a:prstGeom prst="rect">
+                    <a:avLst/>
+                  </a:prstGeom>
+                  <a:noFill/>
+                  <a:ln>
+                    <a:noFill/>
+                  </a:ln>
+                </pic:spPr>
+              </pic:pic>
+            </a:graphicData>
+          </a:graphic>
+          <wp14:sizeRelH relativeFrom="page">
+            <wp14:pctWidth>0</wp14:pctWidth>
+          </wp14:sizeRelH>
+          <wp14:sizeRelV relativeFrom="page">
+            <wp14:pctHeight>0</wp14:pctHeight>
+          </wp14:sizeRelV>
+        </wp:anchor>
+      </w:drawing>
+    </w:r>
+    <w:r>
+      <w:rPr>
+        <w:rFonts w:hint="eastAsia"/>
+        <w:sz w:val="20"/>
+        <w:szCs w:val="20"/>
+      </w:rPr>
+      <w:t xml:space="preserve"> -</w:t>
+    </w:r>
+    <w:r>
+      <w:rPr>
+        <w:sz w:val="20"/>
+        <w:szCs w:val="20"/>
+      </w:rPr>
+      <w:t xml:space="preserve"> </w:t>
+    </w:r>
+    <w:r>
+      <w:rPr>
+        <w:sz w:val="20"/>
+        <w:szCs w:val="20"/>
+      </w:rPr>
+      <w:fldChar w:fldCharType="begin"/>
+    </w:r>
+    <w:r>
+      <w:rPr>
+        <w:sz w:val="20"/>
+        <w:szCs w:val="20"/>
+      </w:rPr>
+      <w:instrText>PAGE   \* MERGEFORMAT</w:instrText>
+    </w:r>
+    <w:r>
+      <w:rPr>
+        <w:sz w:val="20"/>
+        <w:szCs w:val="20"/>
+      </w:rPr>
+      <w:fldChar w:fldCharType="separate"/>
+    </w:r>
+    <w:r>
+      <w:rPr>
+        <w:noProof/>
+        <w:sz w:val="20"/>
+        <w:szCs w:val="20"/>
+        <w:lang w:val="ja-JP"/>
+      </w:rPr>
+      <w:t>1</w:t>
+    </w:r>
+    <w:r>
+      <w:rPr>
+        <w:sz w:val="20"/>
+        <w:szCs w:val="20"/>
+      </w:rPr>
+      <w:fldChar w:fldCharType="end"/>
+    </w:r>
+    <w:r>
+      <w:rPr>
+        <w:sz w:val="20"/>
+        <w:szCs w:val="20"/>
+      </w:rPr>
+      <w:t xml:space="preserve"> </w:t>
+    </w:r>
+    <w:r>
+      <w:rPr>
+        <w:sz w:val="20"/>
+        <w:szCs w:val="20"/>
+      </w:rPr>
+      <w:t>/</w:t>
+    </w:r>
+    <w:r>
+      <w:rPr>
+        <w:sz w:val="20"/>
+        <w:szCs w:val="20"/>
+      </w:rPr>
+      <w:t xml:space="preserve"> </w:t>
+    </w:r>
+    <w:r>
+      <w:rPr>
+        <w:sz w:val="20"/>
+        <w:szCs w:val="20"/>
+      </w:rPr>
+      <w:fldChar w:fldCharType="begin"/>
+    </w:r>
+    <w:r>
+      <w:rPr>
+        <w:sz w:val="20"/>
+        <w:szCs w:val="20"/>
+      </w:rPr>
+      <w:instrText xml:space="preserve"> SECTIONPAGES  \* MERGEFORMAT </w:instrText>
+    </w:r>
+    <w:r>
+      <w:rPr>
+        <w:sz w:val="20"/>
+        <w:szCs w:val="20"/>
+      </w:rPr>
+      <w:fldChar w:fldCharType="separate"/>
+    </w:r>
+    <w:r>
+      <w:rPr>
+        <w:noProof/>
+        <w:sz w:val="20"/>
+        <w:szCs w:val="20"/>
+      </w:rPr>
+      <w:t>1</w:t>
+    </w:r>
+    <w:r>
+      <w:rPr>
+        <w:sz w:val="20"/>
+        <w:szCs w:val="20"/>
+      </w:rPr>
+      <w:fldChar w:fldCharType="end"/>
+    </w:r>
+    <w:r>
+      <w:rPr>
+        <w:sz w:val="20"/>
+        <w:szCs w:val="20"/>
+      </w:rPr>
+      <w:t xml:space="preserve"> </w:t>
+    </w:r>
+    <w:r>
+      <w:rPr>
+        <w:rFonts w:hint="eastAsia"/>
+        <w:sz w:val="20"/>
+        <w:szCs w:val="20"/>
+      </w:rPr>
+      <w:t>-</w:t>
+    </w:r>
+  </w:p>
+  <w:p>
+    <w:pPr>
+      <w:pStyle w:val="a5"/>
+      <w:tabs>
+        <w:tab w:val="clear" w:pos="4252"/>
+        <w:tab w:val="clear" w:pos="8504"/>
+        <w:tab w:val="right" w:pos="9638"/>
+      </w:tabs>
+      <w:ind w:right="-2"/>
+      <w:rPr>
+        <w:rFonts w:asciiTheme="majorEastAsia" w:eastAsiaTheme="majorEastAsia" w:hAnsiTheme="majorEastAsia"/>
+        <w:sz w:val="20"/>
+        <w:szCs w:val="20"/>
+      </w:rPr>
+    </w:pPr>
+    <w:r>
+      <w:rPr>
+        <w:rFonts w:asciiTheme="majorEastAsia" w:eastAsiaTheme="majorEastAsia" w:hAnsiTheme="majorEastAsia" w:hint="eastAsia"/>
+        <w:color w:val="BFBFBF" w:themeColor="background1" w:themeShade="BF"/>
+        <w:sz w:val="16"/>
+        <w:szCs w:val="16"/>
+      </w:rPr>
+      <w:t xml:space="preserve">Format </w:t>
+    </w:r>
+    <w:r>
+      <w:rPr>
+        <w:rFonts w:asciiTheme="majorEastAsia" w:eastAsiaTheme="majorEastAsia" w:hAnsiTheme="majorEastAsia"/>
+        <w:color w:val="BFBFBF" w:themeColor="background1" w:themeShade="BF"/>
+        <w:sz w:val="16"/>
+        <w:szCs w:val="16"/>
+      </w:rPr>
+      <w:t>v</w:t>
+    </w:r>
+    <w:r>
+      <w:rPr>
+        <w:rFonts w:asciiTheme="majorEastAsia" w:eastAsiaTheme="majorEastAsia" w:hAnsiTheme="majorEastAsia" w:hint="eastAsia"/>
+        <w:color w:val="BFBFBF" w:themeColor="background1" w:themeShade="BF"/>
+        <w:sz w:val="16"/>
+        <w:szCs w:val="16"/>
+      </w:rPr>
+      <w:t>er.</w:t>
+    </w:r>
+    <w:r>
+      <w:rPr>
+        <w:rFonts w:asciiTheme="majorEastAsia" w:eastAsiaTheme="majorEastAsia" w:hAnsiTheme="majorEastAsia"/>
+        <w:color w:val="BFBFBF" w:themeColor="background1" w:themeShade="BF"/>
+        <w:sz w:val="16"/>
+        <w:szCs w:val="16"/>
+      </w:rPr>
+      <w:t>2605</w:t>
+    </w:r>
+    <w:r>
+      <w:rPr>
+        <w:rFonts w:asciiTheme="majorEastAsia" w:eastAsiaTheme="majorEastAsia" w:hAnsiTheme="majorEastAsia"/>
+        <w:color w:val="BFBFBF" w:themeColor="background1" w:themeShade="BF"/>
+        <w:sz w:val="16"/>
+        <w:szCs w:val="16"/>
+      </w:rPr>
+      <w:t>2</w:t>
+    </w:r>
+    <w:r>
+      <w:rPr>
+        <w:rFonts w:asciiTheme="majorEastAsia" w:eastAsiaTheme="majorEastAsia" w:hAnsiTheme="majorEastAsia" w:hint="eastAsia"/>
+        <w:color w:val="BFBFBF" w:themeColor="background1" w:themeShade="BF"/>
+        <w:sz w:val="16"/>
+        <w:szCs w:val="16"/>
+      </w:rPr>
+      <w:t>7</w:t>
+    </w:r>
+    <w:r>
+      <w:rPr>
+        <w:rFonts w:asciiTheme="majorEastAsia" w:eastAsiaTheme="majorEastAsia" w:hAnsiTheme="majorEastAsia" w:hint="eastAsia"/>
+        <w:sz w:val="20"/>
+        <w:szCs w:val="20"/>
+      </w:rPr>
+      <w:tab/>
+    </w:r>
+    <w:r>
+      <w:rPr>
+        <w:rFonts w:asciiTheme="majorEastAsia" w:eastAsiaTheme="majorEastAsia" w:hAnsiTheme="majorEastAsia" w:hint="eastAsia"/>
+        <w:sz w:val="20"/>
+        <w:szCs w:val="20"/>
+      </w:rPr>
+      <w:t>兵庫県立西宮総合医療センター</w:t>
+    </w:r>
+  </w:p>
+</w:ftr>
+</file>
+
 <file path=word/footnotes.xml><?xml version="1.0" encoding="utf-8"?>
 <w:footnotes xmlns:wpc="http://schemas.microsoft.com/office/word/2010/wordprocessingCanvas" xmlns:cx="http://schemas.microsoft.com/office/drawing/2014/chartex" xmlns:cx1="http://schemas.microsoft.com/office/drawing/2015/9/8/chartex" xmlns:cx2="http://schemas.microsoft.com/office/drawing/2015/10/21/chartex" xmlns:cx3="http://schemas.microsoft.com/office/drawing/2016/5/9/chartex" xmlns:cx4="http://schemas.microsoft.com/office/drawing/2016/5/10/chartex" xmlns:cx5="http://schemas.microsoft.com/office/drawing/2016/5/11/chartex" xmlns:cx6="http://schemas.microsoft.com/office/drawing/2016/5/12/chartex" xmlns:cx7="http://schemas.microsoft.com/office/drawing/2016/5/13/chartex" xmlns:cx8="http://schemas.microsoft.com/office/drawing/2016/5/14/chartex" xmlns:mc="http://schemas.openxmlformats.org/markup-compatibility/2006" xmlns:aink="http://schemas.microsoft.com/office/drawing/2016/ink" xmlns:am3d="http://schemas.microsoft.com/office/drawing/2017/model3d" xmlns:o="urn:schemas-microsoft-com:office:office" xmlns:oel="http://schemas.microsoft.com/office/2019/extlst" xmlns:r="http://schemas.openxmlformats.org/officeDocument/2006/relationships" xmlns:m="http://schemas.openxmlformats.org/officeDocument/2006/math" xmlns:v="urn:schemas-microsoft-com:vml" xmlns:wp14="http://schemas.microsoft.com/office/word/2010/wordprocessingDrawing" xmlns:wp="http://schemas.openxmlformats.org/drawingml/2006/wordprocessingDrawing" xmlns:w10="urn:schemas-microsoft-com:office:word" xmlns:w="http://schemas.openxmlformats.org/wordprocessingml/2006/main" xmlns:w14="http://schemas.microsoft.com/office/word/2010/wordml" xmlns:w15="http://schemas.microsoft.com/office/word/2012/wordml" xmlns:w16cex="http://schemas.microsoft.com/office/word/2018/wordml/cex" xmlns:w16cid="http://schemas.microsoft.com/office/word/2016/wordml/cid" xmlns:w16="http://schemas.microsoft.com/office/word/2018/wordml" xmlns:w16du="http://schemas.microsoft.com/office/word/2023/wordml/word16du" xmlns:w16sdtdh="http://schemas.microsoft.com/office/word/2020/wordml/sdtdatahash" xmlns:w16sdtfl="http://schemas.microsoft.com/office/word/2024/wordml/sdtformatlock" xmlns:w16se="http://schemas.microsoft.com/office/word/2015/wordml/symex" xmlns:wpg="http://schemas.microsoft.com/office/word/2010/wordprocessingGroup" xmlns:wpi="http://schemas.microsoft.com/office/word/2010/wordprocessingInk" xmlns:wne="http://schemas.microsoft.com/office/word/2006/wordml" xmlns:wps="http://schemas.microsoft.com/office/word/2010/wordprocessingShape" mc:Ignorable="w14 w15 w16se w16cid w16 w16cex w16sdtdh w16sdtfl w16du wp14">
   <w:footnote w:type="separator" w:id="-1">
@@ -8003,6 +8468,16 @@
 </file>
 
 <file path=word/header1.xml><?xml version="1.0" encoding="utf-8"?>
+<w:hdr xmlns:wpc="http://schemas.microsoft.com/office/word/2010/wordprocessingCanvas" xmlns:cx="http://schemas.microsoft.com/office/drawing/2014/chartex" xmlns:cx1="http://schemas.microsoft.com/office/drawing/2015/9/8/chartex" xmlns:cx2="http://schemas.microsoft.com/office/drawing/2015/10/21/chartex" xmlns:cx3="http://schemas.microsoft.com/office/drawing/2016/5/9/chartex" xmlns:cx4="http://schemas.microsoft.com/office/drawing/2016/5/10/chartex" xmlns:cx5="http://schemas.microsoft.com/office/drawing/2016/5/11/chartex" xmlns:cx6="http://schemas.microsoft.com/office/drawing/2016/5/12/chartex" xmlns:cx7="http://schemas.microsoft.com/office/drawing/2016/5/13/chartex" xmlns:cx8="http://schemas.microsoft.com/office/drawing/2016/5/14/chartex" xmlns:mc="http://schemas.openxmlformats.org/markup-compatibility/2006" xmlns:aink="http://schemas.microsoft.com/office/drawing/2016/ink" xmlns:am3d="http://schemas.microsoft.com/office/drawing/2017/model3d" xmlns:o="urn:schemas-microsoft-com:office:office" xmlns:oel="http://schemas.microsoft.com/office/2019/extlst" xmlns:r="http://schemas.openxmlformats.org/officeDocument/2006/relationships" xmlns:m="http://schemas.openxmlformats.org/officeDocument/2006/math" xmlns:v="urn:schemas-microsoft-com:vml" xmlns:wp14="http://schemas.microsoft.com/office/word/2010/wordprocessingDrawing" xmlns:wp="http://schemas.openxmlformats.org/drawingml/2006/wordprocessingDrawing" xmlns:w10="urn:schemas-microsoft-com:office:word" xmlns:w="http://schemas.openxmlformats.org/wordprocessingml/2006/main" xmlns:w14="http://schemas.microsoft.com/office/word/2010/wordml" xmlns:w15="http://schemas.microsoft.com/office/word/2012/wordml" xmlns:w16cex="http://schemas.microsoft.com/office/word/2018/wordml/cex" xmlns:w16cid="http://schemas.microsoft.com/office/word/2016/wordml/cid" xmlns:w16="http://schemas.microsoft.com/office/word/2018/wordml" xmlns:w16du="http://schemas.microsoft.com/office/word/2023/wordml/word16du" xmlns:w16sdtdh="http://schemas.microsoft.com/office/word/2020/wordml/sdtdatahash" xmlns:w16sdtfl="http://schemas.microsoft.com/office/word/2024/wordml/sdtformatlock" xmlns:w16se="http://schemas.microsoft.com/office/word/2015/wordml/symex" xmlns:wpg="http://schemas.microsoft.com/office/word/2010/wordprocessingGroup" xmlns:wpi="http://schemas.microsoft.com/office/word/2010/wordprocessingInk" xmlns:wne="http://schemas.microsoft.com/office/word/2006/wordml" xmlns:wps="http://schemas.microsoft.com/office/word/2010/wordprocessingShape" mc:Ignorable="w14 w15 w16se w16cid w16 w16cex w16sdtdh w16sdtfl w16du wp14">
+  <w:p>
+    <w:pPr>
+      <w:pStyle w:val="a3"/>
+    </w:pPr>
+  </w:p>
+</w:hdr>
+</file>
+
+<file path=word/header2.xml><?xml version="1.0" encoding="utf-8"?>
 <w:hdr xmlns:wpc="http://schemas.microsoft.com/office/word/2010/wordprocessingCanvas" xmlns:cx="http://schemas.microsoft.com/office/drawing/2014/chartex" xmlns:cx1="http://schemas.microsoft.com/office/drawing/2015/9/8/chartex" xmlns:cx2="http://schemas.microsoft.com/office/drawing/2015/10/21/chartex" xmlns:cx3="http://schemas.microsoft.com/office/drawing/2016/5/9/chartex" xmlns:cx4="http://schemas.microsoft.com/office/drawing/2016/5/10/chartex" xmlns:cx5="http://schemas.microsoft.com/office/drawing/2016/5/11/chartex" xmlns:cx6="http://schemas.microsoft.com/office/drawing/2016/5/12/chartex" xmlns:cx7="http://schemas.microsoft.com/office/drawing/2016/5/13/chartex" xmlns:cx8="http://schemas.microsoft.com/office/drawing/2016/5/14/chartex" xmlns:mc="http://schemas.openxmlformats.org/markup-compatibility/2006" xmlns:aink="http://schemas.microsoft.com/office/drawing/2016/ink" xmlns:am3d="http://schemas.microsoft.com/office/drawing/2017/model3d" xmlns:o="urn:schemas-microsoft-com:office:office" xmlns:oel="http://schemas.microsoft.com/office/2019/extlst" xmlns:r="http://schemas.openxmlformats.org/officeDocument/2006/relationships" xmlns:m="http://schemas.openxmlformats.org/officeDocument/2006/math" xmlns:v="urn:schemas-microsoft-com:vml" xmlns:wp14="http://schemas.microsoft.com/office/word/2010/wordprocessingDrawing" xmlns:wp="http://schemas.openxmlformats.org/drawingml/2006/wordprocessingDrawing" xmlns:w10="urn:schemas-microsoft-com:office:word" xmlns:w="http://schemas.openxmlformats.org/wordprocessingml/2006/main" xmlns:w14="http://schemas.microsoft.com/office/word/2010/wordml" xmlns:w15="http://schemas.microsoft.com/office/word/2012/wordml" xmlns:w16cex="http://schemas.microsoft.com/office/word/2018/wordml/cex" xmlns:w16cid="http://schemas.microsoft.com/office/word/2016/wordml/cid" xmlns:w16="http://schemas.microsoft.com/office/word/2018/wordml" xmlns:w16du="http://schemas.microsoft.com/office/word/2023/wordml/word16du" xmlns:w16sdtdh="http://schemas.microsoft.com/office/word/2020/wordml/sdtdatahash" xmlns:w16sdtfl="http://schemas.microsoft.com/office/word/2024/wordml/sdtformatlock" xmlns:w16se="http://schemas.microsoft.com/office/word/2015/wordml/symex" xmlns:wpg="http://schemas.microsoft.com/office/word/2010/wordprocessingGroup" xmlns:wpi="http://schemas.microsoft.com/office/word/2010/wordprocessingInk" xmlns:wne="http://schemas.microsoft.com/office/word/2006/wordml" xmlns:wps="http://schemas.microsoft.com/office/word/2010/wordprocessingShape" mc:Ignorable="w14 w15 w16se w16cid w16 w16cex w16sdtdh w16sdtfl w16du wp14">
   <w:p>
     <w:pPr>
@@ -8034,7 +8509,52 @@
         <w:szCs w:val="28"/>
         <w:u w:val="single"/>
       </w:rPr>
-      <w:t xml:space="preserve">　@@SYPID@@　患者氏名　@@ORIBP_KANJI@@　様</w:t>
+      <w:t xml:space="preserve">　</w:t>
+    </w:r>
+    <w:r>
+      <w:rPr>
+        <w:rFonts w:asciiTheme="majorEastAsia" w:eastAsiaTheme="majorEastAsia" w:hAnsiTheme="majorEastAsia" w:hint="eastAsia"/>
+        <w:sz w:val="24"/>
+        <w:szCs w:val="28"/>
+        <w:u w:val="single"/>
+      </w:rPr>
+      <w:t>$$患者コード$$</w:t>
+    </w:r>
+    <w:r>
+      <w:rPr>
+        <w:rFonts w:asciiTheme="majorEastAsia" w:eastAsiaTheme="majorEastAsia" w:hAnsiTheme="majorEastAsia" w:hint="eastAsia"/>
+        <w:sz w:val="24"/>
+        <w:szCs w:val="28"/>
+        <w:u w:val="single"/>
+      </w:rPr>
+      <w:t xml:space="preserve">　患者氏名　</w:t>
+    </w:r>
+    <w:r>
+      <w:rPr>
+        <w:rFonts w:asciiTheme="majorEastAsia" w:eastAsiaTheme="majorEastAsia" w:hAnsiTheme="majorEastAsia"/>
+        <w:sz w:val="24"/>
+        <w:szCs w:val="28"/>
+        <w:u w:val="single"/>
+      </w:rPr>
+      <w:t>$$</w:t>
+    </w:r>
+    <w:r>
+      <w:rPr>
+        <w:rFonts w:asciiTheme="majorEastAsia" w:eastAsiaTheme="majorEastAsia" w:hAnsiTheme="majorEastAsia" w:hint="eastAsia"/>
+        <w:sz w:val="24"/>
+        <w:szCs w:val="28"/>
+        <w:u w:val="single"/>
+      </w:rPr>
+      <w:t>患者氏名$$</w:t>
+    </w:r>
+    <w:r>
+      <w:rPr>
+        <w:rFonts w:asciiTheme="majorEastAsia" w:eastAsiaTheme="majorEastAsia" w:hAnsiTheme="majorEastAsia" w:hint="eastAsia"/>
+        <w:sz w:val="24"/>
+        <w:szCs w:val="28"/>
+        <w:u w:val="single"/>
+      </w:rPr>
+      <w:t xml:space="preserve">　様</w:t>
     </w:r>
     <w:r>
       <w:rPr>
@@ -8050,8 +8570,18 @@
         <w:sz w:val="24"/>
         <w:szCs w:val="28"/>
       </w:rPr>
-      <w:t>@SYSDATE</w:t>
+      <w:t>$$文書_文書日(0)$$</w:t>
     </w:r>
+  </w:p>
+</w:hdr>
+</file>
+
+<file path=word/header3.xml><?xml version="1.0" encoding="utf-8"?>
+<w:hdr xmlns:wpc="http://schemas.microsoft.com/office/word/2010/wordprocessingCanvas" xmlns:cx="http://schemas.microsoft.com/office/drawing/2014/chartex" xmlns:cx1="http://schemas.microsoft.com/office/drawing/2015/9/8/chartex" xmlns:cx2="http://schemas.microsoft.com/office/drawing/2015/10/21/chartex" xmlns:cx3="http://schemas.microsoft.com/office/drawing/2016/5/9/chartex" xmlns:cx4="http://schemas.microsoft.com/office/drawing/2016/5/10/chartex" xmlns:cx5="http://schemas.microsoft.com/office/drawing/2016/5/11/chartex" xmlns:cx6="http://schemas.microsoft.com/office/drawing/2016/5/12/chartex" xmlns:cx7="http://schemas.microsoft.com/office/drawing/2016/5/13/chartex" xmlns:cx8="http://schemas.microsoft.com/office/drawing/2016/5/14/chartex" xmlns:mc="http://schemas.openxmlformats.org/markup-compatibility/2006" xmlns:aink="http://schemas.microsoft.com/office/drawing/2016/ink" xmlns:am3d="http://schemas.microsoft.com/office/drawing/2017/model3d" xmlns:o="urn:schemas-microsoft-com:office:office" xmlns:oel="http://schemas.microsoft.com/office/2019/extlst" xmlns:r="http://schemas.openxmlformats.org/officeDocument/2006/relationships" xmlns:m="http://schemas.openxmlformats.org/officeDocument/2006/math" xmlns:v="urn:schemas-microsoft-com:vml" xmlns:wp14="http://schemas.microsoft.com/office/word/2010/wordprocessingDrawing" xmlns:wp="http://schemas.openxmlformats.org/drawingml/2006/wordprocessingDrawing" xmlns:w10="urn:schemas-microsoft-com:office:word" xmlns:w="http://schemas.openxmlformats.org/wordprocessingml/2006/main" xmlns:w14="http://schemas.microsoft.com/office/word/2010/wordml" xmlns:w15="http://schemas.microsoft.com/office/word/2012/wordml" xmlns:w16cex="http://schemas.microsoft.com/office/word/2018/wordml/cex" xmlns:w16cid="http://schemas.microsoft.com/office/word/2016/wordml/cid" xmlns:w16="http://schemas.microsoft.com/office/word/2018/wordml" xmlns:w16du="http://schemas.microsoft.com/office/word/2023/wordml/word16du" xmlns:w16sdtdh="http://schemas.microsoft.com/office/word/2020/wordml/sdtdatahash" xmlns:w16sdtfl="http://schemas.microsoft.com/office/word/2024/wordml/sdtformatlock" xmlns:w16se="http://schemas.microsoft.com/office/word/2015/wordml/symex" xmlns:wpg="http://schemas.microsoft.com/office/word/2010/wordprocessingGroup" xmlns:wpi="http://schemas.microsoft.com/office/word/2010/wordprocessingInk" xmlns:wne="http://schemas.microsoft.com/office/word/2006/wordml" xmlns:wps="http://schemas.microsoft.com/office/word/2010/wordprocessingShape" mc:Ignorable="w14 w15 w16se w16cid w16 w16cex w16sdtdh w16sdtfl w16du wp14">
+  <w:p>
+    <w:pPr>
+      <w:pStyle w:val="a3"/>
+    </w:pPr>
   </w:p>
 </w:hdr>
 </file>
@@ -9085,38 +9615,6 @@
     </w:docPart>
     <w:docPart>
       <w:docPartPr>
-        <w:name w:val="23386D0BF37A42998CF68CE60F1B6804"/>
-        <w:category>
-          <w:name w:val="全般"/>
-          <w:gallery w:val="placeholder"/>
-        </w:category>
-        <w:types>
-          <w:type w:val="bbPlcHdr"/>
-        </w:types>
-        <w:behaviors>
-          <w:behavior w:val="content"/>
-        </w:behaviors>
-        <w:guid w:val="{27DFED45-073A-4B4A-A001-7CC372F4BD3D}"/>
-      </w:docPartPr>
-      <w:docPartBody>
-        <w:p>
-          <w:pPr>
-            <w:pStyle w:val="23386D0BF37A42998CF68CE60F1B6804"/>
-          </w:pPr>
-          <w:r>
-            <w:rPr>
-              <w:rFonts w:asciiTheme="majorEastAsia" w:eastAsiaTheme="majorEastAsia" w:hAnsiTheme="majorEastAsia" w:hint="eastAsia"/>
-              <w:sz w:val="24"/>
-              <w:szCs w:val="21"/>
-              <w:u w:val="single"/>
-            </w:rPr>
-            <w:t>@@ORIBP_KANJI@@</w:t>
-          </w:r>
-        </w:p>
-      </w:docPartBody>
-    </w:docPart>
-    <w:docPart>
-      <w:docPartPr>
         <w:name w:val="498D5215D86A40D78A7EA7082EAA5112"/>
         <w:category>
           <w:name w:val="全般"/>
@@ -9283,38 +9781,6 @@
     </w:docPart>
     <w:docPart>
       <w:docPartPr>
-        <w:name w:val="CB4A3DC0162C4F02A754A122FAB568F1"/>
-        <w:category>
-          <w:name w:val="全般"/>
-          <w:gallery w:val="placeholder"/>
-        </w:category>
-        <w:types>
-          <w:type w:val="bbPlcHdr"/>
-        </w:types>
-        <w:behaviors>
-          <w:behavior w:val="content"/>
-        </w:behaviors>
-        <w:guid w:val="{BEF7819E-6E40-4058-B1E0-70DDAFC7464B}"/>
-      </w:docPartPr>
-      <w:docPartBody>
-        <w:p>
-          <w:pPr>
-            <w:pStyle w:val="CB4A3DC0162C4F02A754A122FAB568F1"/>
-          </w:pPr>
-          <w:r>
-            <w:rPr>
-              <w:rFonts w:asciiTheme="majorEastAsia" w:eastAsiaTheme="majorEastAsia" w:hAnsiTheme="majorEastAsia" w:hint="eastAsia"/>
-              <w:sz w:val="24"/>
-              <w:szCs w:val="21"/>
-              <w:u w:val="single"/>
-            </w:rPr>
-            <w:t>@@ORIBP_KANJI@@</w:t>
-          </w:r>
-        </w:p>
-      </w:docPartBody>
-    </w:docPart>
-    <w:docPart>
-      <w:docPartPr>
         <w:name w:val="9496CC28BED447338AABE6E26BB12737"/>
         <w:category>
           <w:name w:val="全般"/>
@@ -9465,7 +9931,7 @@
     <w:charset w:val="00"/>
     <w:family w:val="swiss"/>
     <w:pitch w:val="variable"/>
-    <w:sig w:usb0="E0002EFF" w:usb1="C000785B" w:usb2="00000009" w:usb3="00000000" w:csb0="000001FF" w:csb1="00000000"/>
+    <w:sig w:usb0="E0002AFF" w:usb1="C0007843" w:usb2="00000009" w:usb3="00000000" w:csb0="000001FF" w:csb1="00000000"/>
   </w:font>
   <w:font w:name="ＭＳ ゴシック">
     <w:altName w:val="MS Gothic"/>
@@ -9547,12 +10013,14 @@
     <w:rsid w:val="00204AED"/>
     <w:rsid w:val="0021029D"/>
     <w:rsid w:val="00216C8F"/>
+    <w:rsid w:val="00230FE2"/>
     <w:rsid w:val="0023453C"/>
     <w:rsid w:val="002636BA"/>
     <w:rsid w:val="002674D3"/>
     <w:rsid w:val="00284AA6"/>
     <w:rsid w:val="002B0B08"/>
     <w:rsid w:val="003013AA"/>
+    <w:rsid w:val="003212D4"/>
     <w:rsid w:val="003467B0"/>
     <w:rsid w:val="00374479"/>
     <w:rsid w:val="00384FE8"/>
@@ -9562,6 +10030,7 @@
     <w:rsid w:val="003D10F7"/>
     <w:rsid w:val="003F37DF"/>
     <w:rsid w:val="004119AB"/>
+    <w:rsid w:val="0042459B"/>
     <w:rsid w:val="0047077C"/>
     <w:rsid w:val="00494E59"/>
     <w:rsid w:val="004A3D41"/>
@@ -9583,6 +10052,7 @@
     <w:rsid w:val="00623B8D"/>
     <w:rsid w:val="006446DB"/>
     <w:rsid w:val="00650C9B"/>
+    <w:rsid w:val="00657C16"/>
     <w:rsid w:val="00667106"/>
     <w:rsid w:val="006817E3"/>
     <w:rsid w:val="00684DC1"/>
@@ -9613,6 +10083,7 @@
     <w:rsid w:val="00986BE6"/>
     <w:rsid w:val="00996C60"/>
     <w:rsid w:val="009A211A"/>
+    <w:rsid w:val="00A02B84"/>
     <w:rsid w:val="00A22A03"/>
     <w:rsid w:val="00A57040"/>
     <w:rsid w:val="00A776A1"/>
@@ -9629,6 +10100,7 @@
     <w:rsid w:val="00B34FEF"/>
     <w:rsid w:val="00B74C32"/>
     <w:rsid w:val="00B764CB"/>
+    <w:rsid w:val="00B830AE"/>
     <w:rsid w:val="00BB48F7"/>
     <w:rsid w:val="00BE3F2C"/>
     <w:rsid w:val="00C24968"/>
@@ -9636,6 +10108,7 @@
     <w:rsid w:val="00C33759"/>
     <w:rsid w:val="00C41958"/>
     <w:rsid w:val="00C4504C"/>
+    <w:rsid w:val="00C704DE"/>
     <w:rsid w:val="00C7728C"/>
     <w:rsid w:val="00C94181"/>
     <w:rsid w:val="00C94338"/>
@@ -9650,6 +10123,7 @@
     <w:rsid w:val="00D81E3D"/>
     <w:rsid w:val="00D935CE"/>
     <w:rsid w:val="00DB54EA"/>
+    <w:rsid w:val="00DE302E"/>
     <w:rsid w:val="00E014DC"/>
     <w:rsid w:val="00E128F7"/>
     <w:rsid w:val="00E21277"/>
@@ -10225,14 +10699,6 @@
       <w:jc w:val="both"/>
     </w:pPr>
   </w:style>
-  <w:style w:type="paragraph" w:customStyle="1" w:styleId="23386D0BF37A42998CF68CE60F1B6804">
-    <w:name w:val="23386D0BF37A42998CF68CE60F1B6804"/>
-    <w:rsid w:val="00686EF2"/>
-    <w:pPr>
-      <w:widowControl w:val="0"/>
-      <w:jc w:val="both"/>
-    </w:pPr>
-  </w:style>
   <w:style w:type="paragraph" w:customStyle="1" w:styleId="498D5215D86A40D78A7EA7082EAA5112">
     <w:name w:val="498D5215D86A40D78A7EA7082EAA5112"/>
     <w:rsid w:val="00686EF2"/>
@@ -10259,14 +10725,6 @@
   </w:style>
   <w:style w:type="paragraph" w:customStyle="1" w:styleId="96313CA528534FC1A36790A2BC533336">
     <w:name w:val="96313CA528534FC1A36790A2BC533336"/>
-    <w:rsid w:val="00686EF2"/>
-    <w:pPr>
-      <w:widowControl w:val="0"/>
-      <w:jc w:val="both"/>
-    </w:pPr>
-  </w:style>
-  <w:style w:type="paragraph" w:customStyle="1" w:styleId="CB4A3DC0162C4F02A754A122FAB568F1">
-    <w:name w:val="CB4A3DC0162C4F02A754A122FAB568F1"/>
     <w:rsid w:val="00686EF2"/>
     <w:pPr>
       <w:widowControl w:val="0"/>

--- a/【西宮】同意書・説明書雛形_NoPlaceHolder.docx
+++ b/【西宮】同意書・説明書雛形_NoPlaceHolder.docx
@@ -34,6 +34,7 @@
               </w:rPr>
               <w:t>[[</w:t>
             </w:r>
+            <w:proofErr w:type="spellStart"/>
             <w:r>
               <w:rPr>
                 <w:rFonts w:asciiTheme="majorEastAsia" w:eastAsiaTheme="majorEastAsia" w:hAnsiTheme="majorEastAsia"/>
@@ -43,6 +44,7 @@
               </w:rPr>
               <w:t>procedure_name</w:t>
             </w:r>
+            <w:proofErr w:type="spellEnd"/>
             <w:r>
               <w:rPr>
                 <w:rFonts w:asciiTheme="majorEastAsia" w:eastAsiaTheme="majorEastAsia" w:hAnsiTheme="majorEastAsia"/>
@@ -828,6 +830,7 @@
         </w:rPr>
         <w:t>[[</w:t>
       </w:r>
+      <w:proofErr w:type="spellStart"/>
       <w:r>
         <w:rPr>
           <w:rFonts w:asciiTheme="majorEastAsia" w:eastAsiaTheme="majorEastAsia" w:hAnsiTheme="majorEastAsia" w:hint="eastAsia"/>
@@ -852,6 +855,7 @@
         </w:rPr>
         <w:t>condition</w:t>
       </w:r>
+      <w:proofErr w:type="spellEnd"/>
       <w:r>
         <w:rPr>
           <w:rFonts w:asciiTheme="majorEastAsia" w:eastAsiaTheme="majorEastAsia" w:hAnsiTheme="majorEastAsia"/>
@@ -929,7 +933,29 @@
           <w:sz w:val="24"/>
           <w:szCs w:val="24"/>
         </w:rPr>
-        <w:t>[[procedure_type]]</w:t>
+        <w:t>[[</w:t>
+      </w:r>
+      <w:proofErr w:type="spellStart"/>
+      <w:r>
+        <w:rPr>
+          <w:rFonts w:asciiTheme="majorEastAsia" w:eastAsiaTheme="majorEastAsia" w:hAnsiTheme="majorEastAsia" w:hint="eastAsia"/>
+          <w:b/>
+          <w:bCs/>
+          <w:sz w:val="24"/>
+          <w:szCs w:val="24"/>
+        </w:rPr>
+        <w:t>procedure_type</w:t>
+      </w:r>
+      <w:proofErr w:type="spellEnd"/>
+      <w:r>
+        <w:rPr>
+          <w:rFonts w:asciiTheme="majorEastAsia" w:eastAsiaTheme="majorEastAsia" w:hAnsiTheme="majorEastAsia" w:hint="eastAsia"/>
+          <w:b/>
+          <w:bCs/>
+          <w:sz w:val="24"/>
+          <w:szCs w:val="24"/>
+        </w:rPr>
+        <w:t>]]</w:t>
       </w:r>
       <w:r>
         <w:rPr>
@@ -984,27 +1010,29 @@
           <w:sz w:val="24"/>
           <w:szCs w:val="24"/>
         </w:rPr>
-        <w:t>[[procedure_type]]</w:t>
-      </w:r>
-      <w:r>
-        <w:rPr>
-          <w:rFonts w:asciiTheme="majorEastAsia" w:eastAsiaTheme="majorEastAsia" w:hAnsiTheme="majorEastAsia" w:hint="eastAsia"/>
+        <w:t>[[</w:t>
+      </w:r>
+      <w:proofErr w:type="spellStart"/>
+      <w:r>
+        <w:rPr>
+          <w:rFonts w:asciiTheme="majorEastAsia" w:eastAsiaTheme="majorEastAsia" w:hAnsiTheme="majorEastAsia"/>
           <w:b/>
           <w:bCs/>
           <w:sz w:val="24"/>
           <w:szCs w:val="24"/>
         </w:rPr>
-        <w:t>名</w:t>
-      </w:r>
-      <w:r>
-        <w:rPr>
-          <w:rFonts w:asciiTheme="majorEastAsia" w:eastAsiaTheme="majorEastAsia" w:hAnsiTheme="majorEastAsia" w:hint="eastAsia"/>
+        <w:t>procedure_type</w:t>
+      </w:r>
+      <w:proofErr w:type="spellEnd"/>
+      <w:r>
+        <w:rPr>
+          <w:rFonts w:asciiTheme="majorEastAsia" w:eastAsiaTheme="majorEastAsia" w:hAnsiTheme="majorEastAsia"/>
           <w:b/>
           <w:bCs/>
           <w:sz w:val="24"/>
           <w:szCs w:val="24"/>
         </w:rPr>
-        <w:t>】</w:t>
+        <w:t>]]</w:t>
       </w:r>
       <w:r>
         <w:rPr>
@@ -1014,6 +1042,26 @@
           <w:sz w:val="24"/>
           <w:szCs w:val="24"/>
         </w:rPr>
+        <w:t>名</w:t>
+      </w:r>
+      <w:r>
+        <w:rPr>
+          <w:rFonts w:asciiTheme="majorEastAsia" w:eastAsiaTheme="majorEastAsia" w:hAnsiTheme="majorEastAsia" w:hint="eastAsia"/>
+          <w:b/>
+          <w:bCs/>
+          <w:sz w:val="24"/>
+          <w:szCs w:val="24"/>
+        </w:rPr>
+        <w:t>】</w:t>
+      </w:r>
+      <w:r>
+        <w:rPr>
+          <w:rFonts w:asciiTheme="majorEastAsia" w:eastAsiaTheme="majorEastAsia" w:hAnsiTheme="majorEastAsia" w:hint="eastAsia"/>
+          <w:b/>
+          <w:bCs/>
+          <w:sz w:val="24"/>
+          <w:szCs w:val="24"/>
+        </w:rPr>
         <w:t>：</w:t>
       </w:r>
       <w:r>
@@ -1042,6 +1090,7 @@
         </w:rPr>
         <w:t>[[</w:t>
       </w:r>
+      <w:proofErr w:type="spellStart"/>
       <w:r>
         <w:rPr>
           <w:rFonts w:asciiTheme="majorEastAsia" w:eastAsiaTheme="majorEastAsia" w:hAnsiTheme="majorEastAsia"/>
@@ -1051,6 +1100,7 @@
         </w:rPr>
         <w:t>procedure_name</w:t>
       </w:r>
+      <w:proofErr w:type="spellEnd"/>
       <w:r>
         <w:rPr>
           <w:rFonts w:asciiTheme="majorEastAsia" w:eastAsiaTheme="majorEastAsia" w:hAnsiTheme="majorEastAsia"/>
@@ -1307,6 +1357,7 @@
         </w:rPr>
         <w:t>[[</w:t>
       </w:r>
+      <w:proofErr w:type="spellStart"/>
       <w:r>
         <w:rPr>
           <w:rFonts w:asciiTheme="majorEastAsia" w:eastAsiaTheme="majorEastAsia" w:hAnsiTheme="majorEastAsia"/>
@@ -1316,6 +1367,7 @@
         </w:rPr>
         <w:t>expected_duration</w:t>
       </w:r>
+      <w:proofErr w:type="spellEnd"/>
       <w:r>
         <w:rPr>
           <w:rFonts w:asciiTheme="majorEastAsia" w:eastAsiaTheme="majorEastAsia" w:hAnsiTheme="majorEastAsia"/>
@@ -1470,6 +1522,7 @@
         </w:rPr>
         <w:t>[[</w:t>
       </w:r>
+      <w:proofErr w:type="spellStart"/>
       <w:r>
         <w:rPr>
           <w:rFonts w:asciiTheme="majorEastAsia" w:eastAsiaTheme="majorEastAsia" w:hAnsiTheme="majorEastAsia"/>
@@ -1478,6 +1531,7 @@
         </w:rPr>
         <w:t>detailed_explanation_of_procedure</w:t>
       </w:r>
+      <w:proofErr w:type="spellEnd"/>
       <w:r>
         <w:rPr>
           <w:rFonts w:asciiTheme="majorEastAsia" w:eastAsiaTheme="majorEastAsia" w:hAnsiTheme="majorEastAsia"/>
@@ -1527,8 +1581,9 @@
           <w:sz w:val="24"/>
           <w:szCs w:val="24"/>
         </w:rPr>
-        <w:t>[[procedure_type]]</w:t>
-      </w:r>
+        <w:t>[[</w:t>
+      </w:r>
+      <w:proofErr w:type="spellStart"/>
       <w:r>
         <w:rPr>
           <w:rFonts w:asciiTheme="majorEastAsia" w:eastAsiaTheme="majorEastAsia" w:hAnsiTheme="majorEastAsia" w:hint="eastAsia"/>
@@ -1537,8 +1592,9 @@
           <w:sz w:val="24"/>
           <w:szCs w:val="24"/>
         </w:rPr>
-        <w:t>後ICU管理の</w:t>
-      </w:r>
+        <w:t>procedure_type</w:t>
+      </w:r>
+      <w:proofErr w:type="spellEnd"/>
       <w:r>
         <w:rPr>
           <w:rFonts w:asciiTheme="majorEastAsia" w:eastAsiaTheme="majorEastAsia" w:hAnsiTheme="majorEastAsia" w:hint="eastAsia"/>
@@ -1547,7 +1603,7 @@
           <w:sz w:val="24"/>
           <w:szCs w:val="24"/>
         </w:rPr>
-        <w:t>予定</w:t>
+        <w:t>]]</w:t>
       </w:r>
       <w:r>
         <w:rPr>
@@ -1557,7 +1613,7 @@
           <w:sz w:val="24"/>
           <w:szCs w:val="24"/>
         </w:rPr>
-        <w:t>】</w:t>
+        <w:t>後ICU管理の</w:t>
       </w:r>
       <w:r>
         <w:rPr>
@@ -1567,6 +1623,26 @@
           <w:sz w:val="24"/>
           <w:szCs w:val="24"/>
         </w:rPr>
+        <w:t>予定</w:t>
+      </w:r>
+      <w:r>
+        <w:rPr>
+          <w:rFonts w:asciiTheme="majorEastAsia" w:eastAsiaTheme="majorEastAsia" w:hAnsiTheme="majorEastAsia" w:hint="eastAsia"/>
+          <w:b/>
+          <w:bCs/>
+          <w:sz w:val="24"/>
+          <w:szCs w:val="24"/>
+        </w:rPr>
+        <w:t>】</w:t>
+      </w:r>
+      <w:r>
+        <w:rPr>
+          <w:rFonts w:asciiTheme="majorEastAsia" w:eastAsiaTheme="majorEastAsia" w:hAnsiTheme="majorEastAsia" w:hint="eastAsia"/>
+          <w:b/>
+          <w:bCs/>
+          <w:sz w:val="24"/>
+          <w:szCs w:val="24"/>
+        </w:rPr>
         <w:t>：</w:t>
       </w:r>
       <w:r>
@@ -1585,6 +1661,7 @@
         </w:rPr>
         <w:t>[[</w:t>
       </w:r>
+      <w:proofErr w:type="spellStart"/>
       <w:r>
         <w:rPr>
           <w:rFonts w:asciiTheme="majorEastAsia" w:eastAsiaTheme="majorEastAsia" w:hAnsiTheme="majorEastAsia"/>
@@ -1601,6 +1678,7 @@
         </w:rPr>
         <w:t>no</w:t>
       </w:r>
+      <w:proofErr w:type="spellEnd"/>
       <w:r>
         <w:rPr>
           <w:rFonts w:asciiTheme="majorEastAsia" w:eastAsiaTheme="majorEastAsia" w:hAnsiTheme="majorEastAsia"/>
@@ -1641,6 +1719,7 @@
         </w:rPr>
         <w:t>[[</w:t>
       </w:r>
+      <w:proofErr w:type="spellStart"/>
       <w:r>
         <w:rPr>
           <w:rFonts w:asciiTheme="majorEastAsia" w:eastAsiaTheme="majorEastAsia" w:hAnsiTheme="majorEastAsia"/>
@@ -1657,6 +1736,7 @@
         </w:rPr>
         <w:t>yes</w:t>
       </w:r>
+      <w:proofErr w:type="spellEnd"/>
       <w:r>
         <w:rPr>
           <w:rFonts w:asciiTheme="majorEastAsia" w:eastAsiaTheme="majorEastAsia" w:hAnsiTheme="majorEastAsia"/>
@@ -1700,6 +1780,7 @@
         </w:rPr>
         <w:t>[[</w:t>
       </w:r>
+      <w:proofErr w:type="spellStart"/>
       <w:r>
         <w:rPr>
           <w:rFonts w:asciiTheme="majorEastAsia" w:eastAsiaTheme="majorEastAsia" w:hAnsiTheme="majorEastAsia" w:hint="eastAsia"/>
@@ -1716,6 +1797,7 @@
         </w:rPr>
         <w:t>text</w:t>
       </w:r>
+      <w:proofErr w:type="spellEnd"/>
       <w:r>
         <w:rPr>
           <w:rFonts w:asciiTheme="majorEastAsia" w:eastAsiaTheme="majorEastAsia" w:hAnsiTheme="majorEastAsia"/>
@@ -1797,7 +1879,16 @@
           <w:sz w:val="24"/>
           <w:szCs w:val="24"/>
         </w:rPr>
-        <w:t>[[anesthesia</w:t>
+        <w:t>[[</w:t>
+      </w:r>
+      <w:proofErr w:type="spellStart"/>
+      <w:r>
+        <w:rPr>
+          <w:rFonts w:asciiTheme="majorEastAsia" w:eastAsiaTheme="majorEastAsia" w:hAnsiTheme="majorEastAsia"/>
+          <w:sz w:val="24"/>
+          <w:szCs w:val="24"/>
+        </w:rPr>
+        <w:t>anesthesia</w:t>
       </w:r>
       <w:r>
         <w:rPr>
@@ -1815,6 +1906,7 @@
         </w:rPr>
         <w:t>no</w:t>
       </w:r>
+      <w:proofErr w:type="spellEnd"/>
       <w:r>
         <w:rPr>
           <w:rFonts w:asciiTheme="majorEastAsia" w:eastAsiaTheme="majorEastAsia" w:hAnsiTheme="majorEastAsia"/>
@@ -1845,7 +1937,16 @@
           <w:sz w:val="24"/>
           <w:szCs w:val="24"/>
         </w:rPr>
-        <w:t>[[anesthesia</w:t>
+        <w:t>[[</w:t>
+      </w:r>
+      <w:proofErr w:type="spellStart"/>
+      <w:r>
+        <w:rPr>
+          <w:rFonts w:asciiTheme="majorEastAsia" w:eastAsiaTheme="majorEastAsia" w:hAnsiTheme="majorEastAsia"/>
+          <w:sz w:val="24"/>
+          <w:szCs w:val="24"/>
+        </w:rPr>
+        <w:t>anesthesia</w:t>
       </w:r>
       <w:r>
         <w:rPr>
@@ -1863,6 +1964,7 @@
         </w:rPr>
         <w:t>yes</w:t>
       </w:r>
+      <w:proofErr w:type="spellEnd"/>
       <w:r>
         <w:rPr>
           <w:rFonts w:asciiTheme="majorEastAsia" w:eastAsiaTheme="majorEastAsia" w:hAnsiTheme="majorEastAsia"/>
@@ -1906,6 +2008,7 @@
         </w:rPr>
         <w:t>[[</w:t>
       </w:r>
+      <w:proofErr w:type="spellStart"/>
       <w:r>
         <w:rPr>
           <w:rFonts w:asciiTheme="majorEastAsia" w:eastAsiaTheme="majorEastAsia" w:hAnsiTheme="majorEastAsia"/>
@@ -1914,6 +2017,7 @@
         </w:rPr>
         <w:t>anesthesia_local</w:t>
       </w:r>
+      <w:proofErr w:type="spellEnd"/>
       <w:r>
         <w:rPr>
           <w:rFonts w:asciiTheme="majorEastAsia" w:eastAsiaTheme="majorEastAsia" w:hAnsiTheme="majorEastAsia"/>
@@ -1957,6 +2061,7 @@
         </w:rPr>
         <w:t>[[</w:t>
       </w:r>
+      <w:proofErr w:type="spellStart"/>
       <w:r>
         <w:rPr>
           <w:rFonts w:asciiTheme="majorEastAsia" w:eastAsiaTheme="majorEastAsia" w:hAnsiTheme="majorEastAsia"/>
@@ -1981,6 +2086,7 @@
         </w:rPr>
         <w:t>block</w:t>
       </w:r>
+      <w:proofErr w:type="spellEnd"/>
       <w:r>
         <w:rPr>
           <w:rFonts w:asciiTheme="majorEastAsia" w:eastAsiaTheme="majorEastAsia" w:hAnsiTheme="majorEastAsia"/>
@@ -2024,6 +2130,7 @@
         </w:rPr>
         <w:t>[[</w:t>
       </w:r>
+      <w:proofErr w:type="spellStart"/>
       <w:r>
         <w:rPr>
           <w:rFonts w:asciiTheme="majorEastAsia" w:eastAsiaTheme="majorEastAsia" w:hAnsiTheme="majorEastAsia"/>
@@ -2040,6 +2147,7 @@
         </w:rPr>
         <w:t>s</w:t>
       </w:r>
+      <w:proofErr w:type="spellEnd"/>
       <w:r>
         <w:rPr>
           <w:rFonts w:asciiTheme="majorEastAsia" w:eastAsiaTheme="majorEastAsia" w:hAnsiTheme="majorEastAsia"/>
@@ -2102,7 +2210,25 @@
           <w:sz w:val="24"/>
           <w:szCs w:val="24"/>
         </w:rPr>
-        <w:t>[[anesthesia_others_text]]</w:t>
+        <w:t>[[</w:t>
+      </w:r>
+      <w:proofErr w:type="spellStart"/>
+      <w:r>
+        <w:rPr>
+          <w:rFonts w:asciiTheme="majorEastAsia" w:eastAsiaTheme="majorEastAsia" w:hAnsiTheme="majorEastAsia"/>
+          <w:sz w:val="24"/>
+          <w:szCs w:val="24"/>
+        </w:rPr>
+        <w:t>anesthesia_others_text</w:t>
+      </w:r>
+      <w:proofErr w:type="spellEnd"/>
+      <w:r>
+        <w:rPr>
+          <w:rFonts w:asciiTheme="majorEastAsia" w:eastAsiaTheme="majorEastAsia" w:hAnsiTheme="majorEastAsia"/>
+          <w:sz w:val="24"/>
+          <w:szCs w:val="24"/>
+        </w:rPr>
+        <w:t>]]</w:t>
       </w:r>
       <w:r>
         <w:rPr>
@@ -2153,7 +2279,25 @@
           <w:sz w:val="24"/>
           <w:szCs w:val="24"/>
         </w:rPr>
-        <w:t xml:space="preserve">[[anesthesia_others_exp_no]] </w:t>
+        <w:t>[[</w:t>
+      </w:r>
+      <w:proofErr w:type="spellStart"/>
+      <w:r>
+        <w:rPr>
+          <w:rFonts w:ascii="ＭＳ ゴシック" w:eastAsia="ＭＳ ゴシック" w:hAnsi="ＭＳ ゴシック"/>
+          <w:sz w:val="24"/>
+          <w:szCs w:val="24"/>
+        </w:rPr>
+        <w:t>anesthesia_others_exp_no</w:t>
+      </w:r>
+      <w:proofErr w:type="spellEnd"/>
+      <w:r>
+        <w:rPr>
+          <w:rFonts w:ascii="ＭＳ ゴシック" w:eastAsia="ＭＳ ゴシック" w:hAnsi="ＭＳ ゴシック"/>
+          <w:sz w:val="24"/>
+          <w:szCs w:val="24"/>
+        </w:rPr>
+        <w:t xml:space="preserve">]] </w:t>
       </w:r>
       <w:r>
         <w:rPr>
@@ -2177,7 +2321,25 @@
           <w:sz w:val="24"/>
           <w:szCs w:val="24"/>
         </w:rPr>
-        <w:t>[[anesthesia_others_exp_yes]]</w:t>
+        <w:t>[[</w:t>
+      </w:r>
+      <w:proofErr w:type="spellStart"/>
+      <w:r>
+        <w:rPr>
+          <w:rFonts w:ascii="ＭＳ ゴシック" w:eastAsia="ＭＳ ゴシック" w:hAnsi="ＭＳ ゴシック"/>
+          <w:sz w:val="24"/>
+          <w:szCs w:val="24"/>
+        </w:rPr>
+        <w:t>anesthesia_others_exp_yes</w:t>
+      </w:r>
+      <w:proofErr w:type="spellEnd"/>
+      <w:r>
+        <w:rPr>
+          <w:rFonts w:ascii="ＭＳ ゴシック" w:eastAsia="ＭＳ ゴシック" w:hAnsi="ＭＳ ゴシック"/>
+          <w:sz w:val="24"/>
+          <w:szCs w:val="24"/>
+        </w:rPr>
+        <w:t>]]</w:t>
       </w:r>
       <w:r>
         <w:rPr>
@@ -2212,7 +2374,25 @@
           <w:sz w:val="24"/>
           <w:szCs w:val="24"/>
         </w:rPr>
-        <w:t>[[anesthesia_text]]</w:t>
+        <w:t>[[</w:t>
+      </w:r>
+      <w:proofErr w:type="spellStart"/>
+      <w:r>
+        <w:rPr>
+          <w:rFonts w:asciiTheme="majorEastAsia" w:eastAsiaTheme="majorEastAsia" w:hAnsiTheme="majorEastAsia"/>
+          <w:sz w:val="24"/>
+          <w:szCs w:val="24"/>
+        </w:rPr>
+        <w:t>anesthesia_text</w:t>
+      </w:r>
+      <w:proofErr w:type="spellEnd"/>
+      <w:r>
+        <w:rPr>
+          <w:rFonts w:asciiTheme="majorEastAsia" w:eastAsiaTheme="majorEastAsia" w:hAnsiTheme="majorEastAsia"/>
+          <w:sz w:val="24"/>
+          <w:szCs w:val="24"/>
+        </w:rPr>
+        <w:t>]]</w:t>
       </w:r>
     </w:p>
     <w:p>
@@ -2279,6 +2459,7 @@
         </w:rPr>
         <w:t>[[</w:t>
       </w:r>
+      <w:proofErr w:type="spellStart"/>
       <w:r>
         <w:rPr>
           <w:rFonts w:asciiTheme="majorEastAsia" w:eastAsiaTheme="majorEastAsia" w:hAnsiTheme="majorEastAsia"/>
@@ -2303,6 +2484,7 @@
         </w:rPr>
         <w:t>no</w:t>
       </w:r>
+      <w:proofErr w:type="spellEnd"/>
       <w:r>
         <w:rPr>
           <w:rFonts w:asciiTheme="majorEastAsia" w:eastAsiaTheme="majorEastAsia" w:hAnsiTheme="majorEastAsia"/>
@@ -2343,6 +2525,7 @@
         </w:rPr>
         <w:t>[[</w:t>
       </w:r>
+      <w:proofErr w:type="spellStart"/>
       <w:r>
         <w:rPr>
           <w:rFonts w:asciiTheme="majorEastAsia" w:eastAsiaTheme="majorEastAsia" w:hAnsiTheme="majorEastAsia"/>
@@ -2367,6 +2550,7 @@
         </w:rPr>
         <w:t>yes</w:t>
       </w:r>
+      <w:proofErr w:type="spellEnd"/>
       <w:r>
         <w:rPr>
           <w:rFonts w:asciiTheme="majorEastAsia" w:eastAsiaTheme="majorEastAsia" w:hAnsiTheme="majorEastAsia"/>
@@ -2410,6 +2594,7 @@
         </w:rPr>
         <w:t>[[</w:t>
       </w:r>
+      <w:proofErr w:type="spellStart"/>
       <w:r>
         <w:rPr>
           <w:rFonts w:asciiTheme="majorEastAsia" w:eastAsiaTheme="majorEastAsia" w:hAnsiTheme="majorEastAsia"/>
@@ -2434,6 +2619,7 @@
         </w:rPr>
         <w:t>text</w:t>
       </w:r>
+      <w:proofErr w:type="spellEnd"/>
       <w:r>
         <w:rPr>
           <w:rFonts w:asciiTheme="majorEastAsia" w:eastAsiaTheme="majorEastAsia" w:hAnsiTheme="majorEastAsia"/>
@@ -2542,6 +2728,7 @@
         </w:rPr>
         <w:t>[[</w:t>
       </w:r>
+      <w:proofErr w:type="spellStart"/>
       <w:r>
         <w:rPr>
           <w:rFonts w:asciiTheme="majorEastAsia" w:eastAsiaTheme="majorEastAsia" w:hAnsiTheme="majorEastAsia"/>
@@ -2550,6 +2737,7 @@
         </w:rPr>
         <w:t>anticipated_complications</w:t>
       </w:r>
+      <w:proofErr w:type="spellEnd"/>
       <w:r>
         <w:rPr>
           <w:rFonts w:asciiTheme="majorEastAsia" w:eastAsiaTheme="majorEastAsia" w:hAnsiTheme="majorEastAsia"/>
@@ -2638,8 +2826,9 @@
           <w:sz w:val="24"/>
           <w:szCs w:val="24"/>
         </w:rPr>
-        <w:t>[[procedure_type]]</w:t>
-      </w:r>
+        <w:t>[[</w:t>
+      </w:r>
+      <w:proofErr w:type="spellStart"/>
       <w:r>
         <w:rPr>
           <w:rFonts w:asciiTheme="majorEastAsia" w:eastAsiaTheme="majorEastAsia" w:hAnsiTheme="majorEastAsia" w:hint="eastAsia"/>
@@ -2648,8 +2837,9 @@
           <w:sz w:val="24"/>
           <w:szCs w:val="24"/>
         </w:rPr>
-        <w:t>を行わなかった場合に予想される危険性</w:t>
-      </w:r>
+        <w:t>procedure_type</w:t>
+      </w:r>
+      <w:proofErr w:type="spellEnd"/>
       <w:r>
         <w:rPr>
           <w:rFonts w:asciiTheme="majorEastAsia" w:eastAsiaTheme="majorEastAsia" w:hAnsiTheme="majorEastAsia" w:hint="eastAsia"/>
@@ -2658,6 +2848,26 @@
           <w:sz w:val="24"/>
           <w:szCs w:val="24"/>
         </w:rPr>
+        <w:t>]]</w:t>
+      </w:r>
+      <w:r>
+        <w:rPr>
+          <w:rFonts w:asciiTheme="majorEastAsia" w:eastAsiaTheme="majorEastAsia" w:hAnsiTheme="majorEastAsia" w:hint="eastAsia"/>
+          <w:b/>
+          <w:bCs/>
+          <w:sz w:val="24"/>
+          <w:szCs w:val="24"/>
+        </w:rPr>
+        <w:t>を行わなかった場合に予想される危険性</w:t>
+      </w:r>
+      <w:r>
+        <w:rPr>
+          <w:rFonts w:asciiTheme="majorEastAsia" w:eastAsiaTheme="majorEastAsia" w:hAnsiTheme="majorEastAsia" w:hint="eastAsia"/>
+          <w:b/>
+          <w:bCs/>
+          <w:sz w:val="24"/>
+          <w:szCs w:val="24"/>
+        </w:rPr>
         <w:t>】：</w:t>
       </w:r>
     </w:p>
@@ -2679,6 +2889,7 @@
         </w:rPr>
         <w:t>[[</w:t>
       </w:r>
+      <w:proofErr w:type="spellStart"/>
       <w:r>
         <w:rPr>
           <w:rFonts w:asciiTheme="majorEastAsia" w:eastAsiaTheme="majorEastAsia" w:hAnsiTheme="majorEastAsia"/>
@@ -2687,6 +2898,7 @@
         </w:rPr>
         <w:t>alternative_measures_or_anticipated_risk_without_procedure</w:t>
       </w:r>
+      <w:proofErr w:type="spellEnd"/>
       <w:r>
         <w:rPr>
           <w:rFonts w:asciiTheme="majorEastAsia" w:eastAsiaTheme="majorEastAsia" w:hAnsiTheme="majorEastAsia"/>
@@ -2766,8 +2978,9 @@
           <w:sz w:val="24"/>
           <w:szCs w:val="24"/>
         </w:rPr>
-        <w:t>[[procedure_type]]</w:t>
-      </w:r>
+        <w:t>[[</w:t>
+      </w:r>
+      <w:proofErr w:type="spellStart"/>
       <w:r>
         <w:rPr>
           <w:rFonts w:asciiTheme="majorEastAsia" w:eastAsiaTheme="majorEastAsia" w:hAnsiTheme="majorEastAsia" w:hint="eastAsia"/>
@@ -2776,8 +2989,9 @@
           <w:sz w:val="24"/>
           <w:szCs w:val="24"/>
         </w:rPr>
-        <w:t>前の注意点</w:t>
-      </w:r>
+        <w:t>procedure_type</w:t>
+      </w:r>
+      <w:proofErr w:type="spellEnd"/>
       <w:r>
         <w:rPr>
           <w:rFonts w:asciiTheme="majorEastAsia" w:eastAsiaTheme="majorEastAsia" w:hAnsiTheme="majorEastAsia" w:hint="eastAsia"/>
@@ -2786,6 +3000,26 @@
           <w:sz w:val="24"/>
           <w:szCs w:val="24"/>
         </w:rPr>
+        <w:t>]]</w:t>
+      </w:r>
+      <w:r>
+        <w:rPr>
+          <w:rFonts w:asciiTheme="majorEastAsia" w:eastAsiaTheme="majorEastAsia" w:hAnsiTheme="majorEastAsia" w:hint="eastAsia"/>
+          <w:b/>
+          <w:bCs/>
+          <w:sz w:val="24"/>
+          <w:szCs w:val="24"/>
+        </w:rPr>
+        <w:t>前の注意点</w:t>
+      </w:r>
+      <w:r>
+        <w:rPr>
+          <w:rFonts w:asciiTheme="majorEastAsia" w:eastAsiaTheme="majorEastAsia" w:hAnsiTheme="majorEastAsia" w:hint="eastAsia"/>
+          <w:b/>
+          <w:bCs/>
+          <w:sz w:val="24"/>
+          <w:szCs w:val="24"/>
+        </w:rPr>
         <w:t>】：</w:t>
       </w:r>
     </w:p>
@@ -2807,6 +3041,7 @@
         </w:rPr>
         <w:t>[[</w:t>
       </w:r>
+      <w:proofErr w:type="spellStart"/>
       <w:r>
         <w:rPr>
           <w:rFonts w:asciiTheme="majorEastAsia" w:eastAsiaTheme="majorEastAsia" w:hAnsiTheme="majorEastAsia"/>
@@ -2815,6 +3050,7 @@
         </w:rPr>
         <w:t>advance_notice</w:t>
       </w:r>
+      <w:proofErr w:type="spellEnd"/>
       <w:r>
         <w:rPr>
           <w:rFonts w:asciiTheme="majorEastAsia" w:eastAsiaTheme="majorEastAsia" w:hAnsiTheme="majorEastAsia"/>
@@ -2904,8 +3140,9 @@
           <w:sz w:val="24"/>
           <w:szCs w:val="24"/>
         </w:rPr>
-        <w:t>[[procedure_type]]</w:t>
-      </w:r>
+        <w:t>[[</w:t>
+      </w:r>
+      <w:proofErr w:type="spellStart"/>
       <w:r>
         <w:rPr>
           <w:rFonts w:asciiTheme="majorEastAsia" w:eastAsiaTheme="majorEastAsia" w:hAnsiTheme="majorEastAsia" w:hint="eastAsia"/>
@@ -2914,8 +3151,9 @@
           <w:sz w:val="24"/>
           <w:szCs w:val="24"/>
         </w:rPr>
-        <w:t>中に予想される</w:t>
-      </w:r>
+        <w:t>procedure_type</w:t>
+      </w:r>
+      <w:proofErr w:type="spellEnd"/>
       <w:r>
         <w:rPr>
           <w:rFonts w:asciiTheme="majorEastAsia" w:eastAsiaTheme="majorEastAsia" w:hAnsiTheme="majorEastAsia" w:hint="eastAsia"/>
@@ -2924,7 +3162,7 @@
           <w:sz w:val="24"/>
           <w:szCs w:val="24"/>
         </w:rPr>
-        <w:t>方式</w:t>
+        <w:t>]]</w:t>
       </w:r>
       <w:r>
         <w:rPr>
@@ -2934,7 +3172,7 @@
           <w:sz w:val="24"/>
           <w:szCs w:val="24"/>
         </w:rPr>
-        <w:t>変更または追加内容とその可能性</w:t>
+        <w:t>中に予想される</w:t>
       </w:r>
       <w:r>
         <w:rPr>
@@ -2944,6 +3182,26 @@
           <w:sz w:val="24"/>
           <w:szCs w:val="24"/>
         </w:rPr>
+        <w:t>方式</w:t>
+      </w:r>
+      <w:r>
+        <w:rPr>
+          <w:rFonts w:asciiTheme="majorEastAsia" w:eastAsiaTheme="majorEastAsia" w:hAnsiTheme="majorEastAsia" w:hint="eastAsia"/>
+          <w:b/>
+          <w:bCs/>
+          <w:sz w:val="24"/>
+          <w:szCs w:val="24"/>
+        </w:rPr>
+        <w:t>変更または追加内容とその可能性</w:t>
+      </w:r>
+      <w:r>
+        <w:rPr>
+          <w:rFonts w:asciiTheme="majorEastAsia" w:eastAsiaTheme="majorEastAsia" w:hAnsiTheme="majorEastAsia" w:hint="eastAsia"/>
+          <w:b/>
+          <w:bCs/>
+          <w:sz w:val="24"/>
+          <w:szCs w:val="24"/>
+        </w:rPr>
         <w:t>】：</w:t>
       </w:r>
     </w:p>
@@ -2965,6 +3223,7 @@
         </w:rPr>
         <w:t>[[</w:t>
       </w:r>
+      <w:proofErr w:type="spellStart"/>
       <w:r>
         <w:rPr>
           <w:rFonts w:asciiTheme="majorEastAsia" w:eastAsiaTheme="majorEastAsia" w:hAnsiTheme="majorEastAsia"/>
@@ -2973,6 +3232,7 @@
         </w:rPr>
         <w:t>possible_modifications</w:t>
       </w:r>
+      <w:proofErr w:type="spellEnd"/>
       <w:r>
         <w:rPr>
           <w:rFonts w:asciiTheme="majorEastAsia" w:eastAsiaTheme="majorEastAsia" w:hAnsiTheme="majorEastAsia"/>
@@ -3060,8 +3320,9 @@
           <w:sz w:val="24"/>
           <w:szCs w:val="24"/>
         </w:rPr>
-        <w:t>[[procedure_type]]</w:t>
-      </w:r>
+        <w:t>[[</w:t>
+      </w:r>
+      <w:proofErr w:type="spellStart"/>
       <w:r>
         <w:rPr>
           <w:rFonts w:asciiTheme="majorEastAsia" w:eastAsiaTheme="majorEastAsia" w:hAnsiTheme="majorEastAsia" w:hint="eastAsia"/>
@@ -3070,8 +3331,9 @@
           <w:sz w:val="24"/>
           <w:szCs w:val="24"/>
         </w:rPr>
-        <w:t>後の注意事項</w:t>
-      </w:r>
+        <w:t>procedure_type</w:t>
+      </w:r>
+      <w:proofErr w:type="spellEnd"/>
       <w:r>
         <w:rPr>
           <w:rFonts w:asciiTheme="majorEastAsia" w:eastAsiaTheme="majorEastAsia" w:hAnsiTheme="majorEastAsia" w:hint="eastAsia"/>
@@ -3080,6 +3342,26 @@
           <w:sz w:val="24"/>
           <w:szCs w:val="24"/>
         </w:rPr>
+        <w:t>]]</w:t>
+      </w:r>
+      <w:r>
+        <w:rPr>
+          <w:rFonts w:asciiTheme="majorEastAsia" w:eastAsiaTheme="majorEastAsia" w:hAnsiTheme="majorEastAsia" w:hint="eastAsia"/>
+          <w:b/>
+          <w:bCs/>
+          <w:sz w:val="24"/>
+          <w:szCs w:val="24"/>
+        </w:rPr>
+        <w:t>後の注意事項</w:t>
+      </w:r>
+      <w:r>
+        <w:rPr>
+          <w:rFonts w:asciiTheme="majorEastAsia" w:eastAsiaTheme="majorEastAsia" w:hAnsiTheme="majorEastAsia" w:hint="eastAsia"/>
+          <w:b/>
+          <w:bCs/>
+          <w:sz w:val="24"/>
+          <w:szCs w:val="24"/>
+        </w:rPr>
         <w:t>】：</w:t>
       </w:r>
     </w:p>
@@ -3101,6 +3383,7 @@
         </w:rPr>
         <w:t>[[</w:t>
       </w:r>
+      <w:proofErr w:type="spellStart"/>
       <w:r>
         <w:rPr>
           <w:rFonts w:asciiTheme="majorEastAsia" w:eastAsiaTheme="majorEastAsia" w:hAnsiTheme="majorEastAsia"/>
@@ -3109,6 +3392,7 @@
         </w:rPr>
         <w:t>post_procedure_caution</w:t>
       </w:r>
+      <w:proofErr w:type="spellEnd"/>
       <w:r>
         <w:rPr>
           <w:rFonts w:asciiTheme="majorEastAsia" w:eastAsiaTheme="majorEastAsia" w:hAnsiTheme="majorEastAsia"/>
@@ -3196,8 +3480,9 @@
           <w:sz w:val="24"/>
           <w:szCs w:val="24"/>
         </w:rPr>
-        <w:t>[[procedure_type]]</w:t>
-      </w:r>
+        <w:t>[[</w:t>
+      </w:r>
+      <w:proofErr w:type="spellStart"/>
       <w:r>
         <w:rPr>
           <w:rFonts w:asciiTheme="majorEastAsia" w:eastAsiaTheme="majorEastAsia" w:hAnsiTheme="majorEastAsia" w:hint="eastAsia"/>
@@ -3206,8 +3491,9 @@
           <w:sz w:val="24"/>
           <w:szCs w:val="24"/>
         </w:rPr>
-        <w:t>後</w:t>
-      </w:r>
+        <w:t>procedure_type</w:t>
+      </w:r>
+      <w:proofErr w:type="spellEnd"/>
       <w:r>
         <w:rPr>
           <w:rFonts w:asciiTheme="majorEastAsia" w:eastAsiaTheme="majorEastAsia" w:hAnsiTheme="majorEastAsia" w:hint="eastAsia"/>
@@ -3216,7 +3502,7 @@
           <w:sz w:val="24"/>
           <w:szCs w:val="24"/>
         </w:rPr>
-        <w:t>の</w:t>
+        <w:t>]]</w:t>
       </w:r>
       <w:r>
         <w:rPr>
@@ -3226,7 +3512,7 @@
           <w:sz w:val="24"/>
           <w:szCs w:val="24"/>
         </w:rPr>
-        <w:t>予定入院期間</w:t>
+        <w:t>後</w:t>
       </w:r>
       <w:r>
         <w:rPr>
@@ -3236,7 +3522,7 @@
           <w:sz w:val="24"/>
           <w:szCs w:val="24"/>
         </w:rPr>
-        <w:t>】：</w:t>
+        <w:t>の</w:t>
       </w:r>
       <w:r>
         <w:rPr>
@@ -3246,7 +3532,7 @@
           <w:sz w:val="24"/>
           <w:szCs w:val="24"/>
         </w:rPr>
-        <w:t xml:space="preserve">　</w:t>
+        <w:t>予定入院期間</w:t>
       </w:r>
       <w:r>
         <w:rPr>
@@ -3255,6 +3541,26 @@
           <w:bCs/>
           <w:sz w:val="24"/>
           <w:szCs w:val="24"/>
+        </w:rPr>
+        <w:t>】：</w:t>
+      </w:r>
+      <w:r>
+        <w:rPr>
+          <w:rFonts w:asciiTheme="majorEastAsia" w:eastAsiaTheme="majorEastAsia" w:hAnsiTheme="majorEastAsia" w:hint="eastAsia"/>
+          <w:b/>
+          <w:bCs/>
+          <w:sz w:val="24"/>
+          <w:szCs w:val="24"/>
+        </w:rPr>
+        <w:t xml:space="preserve">　</w:t>
+      </w:r>
+      <w:r>
+        <w:rPr>
+          <w:rFonts w:asciiTheme="majorEastAsia" w:eastAsiaTheme="majorEastAsia" w:hAnsiTheme="majorEastAsia" w:hint="eastAsia"/>
+          <w:b/>
+          <w:bCs/>
+          <w:sz w:val="24"/>
+          <w:szCs w:val="24"/>
           <w:u w:val="single"/>
         </w:rPr>
         <w:t xml:space="preserve"> </w:t>
@@ -3266,7 +3572,27 @@
           <w:szCs w:val="24"/>
           <w:u w:val="single"/>
         </w:rPr>
-        <w:t>[[expected_hospitalization_days]]</w:t>
+        <w:t>[[</w:t>
+      </w:r>
+      <w:proofErr w:type="spellStart"/>
+      <w:r>
+        <w:rPr>
+          <w:rFonts w:asciiTheme="majorEastAsia" w:eastAsiaTheme="majorEastAsia" w:hAnsiTheme="majorEastAsia"/>
+          <w:sz w:val="24"/>
+          <w:szCs w:val="24"/>
+          <w:u w:val="single"/>
+        </w:rPr>
+        <w:t>expected_hospitalization_days</w:t>
+      </w:r>
+      <w:proofErr w:type="spellEnd"/>
+      <w:r>
+        <w:rPr>
+          <w:rFonts w:asciiTheme="majorEastAsia" w:eastAsiaTheme="majorEastAsia" w:hAnsiTheme="majorEastAsia"/>
+          <w:sz w:val="24"/>
+          <w:szCs w:val="24"/>
+          <w:u w:val="single"/>
+        </w:rPr>
+        <w:t>]]</w:t>
       </w:r>
       <w:r>
         <w:rPr>
@@ -3843,6 +4169,7 @@
         </w:rPr>
         <w:t>[[</w:t>
       </w:r>
+      <w:proofErr w:type="spellStart"/>
       <w:r>
         <w:rPr>
           <w:rFonts w:asciiTheme="majorEastAsia" w:eastAsiaTheme="majorEastAsia" w:hAnsiTheme="majorEastAsia"/>
@@ -3851,6 +4178,7 @@
         </w:rPr>
         <w:t>other_explanation_etc</w:t>
       </w:r>
+      <w:proofErr w:type="spellEnd"/>
       <w:r>
         <w:rPr>
           <w:rFonts w:asciiTheme="majorEastAsia" w:eastAsiaTheme="majorEastAsia" w:hAnsiTheme="majorEastAsia"/>
@@ -3934,7 +4262,25 @@
           <w:sz w:val="24"/>
           <w:szCs w:val="24"/>
         </w:rPr>
-        <w:t>[[procedure_type]]</w:t>
+        <w:t>[[</w:t>
+      </w:r>
+      <w:proofErr w:type="spellStart"/>
+      <w:r>
+        <w:rPr>
+          <w:rFonts w:asciiTheme="majorEastAsia" w:eastAsiaTheme="majorEastAsia" w:hAnsiTheme="majorEastAsia" w:hint="eastAsia"/>
+          <w:sz w:val="24"/>
+          <w:szCs w:val="24"/>
+        </w:rPr>
+        <w:t>procedure_type</w:t>
+      </w:r>
+      <w:proofErr w:type="spellEnd"/>
+      <w:r>
+        <w:rPr>
+          <w:rFonts w:asciiTheme="majorEastAsia" w:eastAsiaTheme="majorEastAsia" w:hAnsiTheme="majorEastAsia" w:hint="eastAsia"/>
+          <w:sz w:val="24"/>
+          <w:szCs w:val="24"/>
+        </w:rPr>
+        <w:t>]]</w:t>
       </w:r>
       <w:r>
         <w:rPr>
@@ -3950,7 +4296,25 @@
           <w:sz w:val="24"/>
           <w:szCs w:val="24"/>
         </w:rPr>
-        <w:t>[[procedure_type]]</w:t>
+        <w:t>[[</w:t>
+      </w:r>
+      <w:proofErr w:type="spellStart"/>
+      <w:r>
+        <w:rPr>
+          <w:rFonts w:asciiTheme="majorEastAsia" w:eastAsiaTheme="majorEastAsia" w:hAnsiTheme="majorEastAsia" w:hint="eastAsia"/>
+          <w:sz w:val="24"/>
+          <w:szCs w:val="24"/>
+        </w:rPr>
+        <w:t>procedure_type</w:t>
+      </w:r>
+      <w:proofErr w:type="spellEnd"/>
+      <w:r>
+        <w:rPr>
+          <w:rFonts w:asciiTheme="majorEastAsia" w:eastAsiaTheme="majorEastAsia" w:hAnsiTheme="majorEastAsia" w:hint="eastAsia"/>
+          <w:sz w:val="24"/>
+          <w:szCs w:val="24"/>
+        </w:rPr>
+        <w:t>]]</w:t>
       </w:r>
       <w:r>
         <w:rPr>
@@ -4059,7 +4423,25 @@
           <w:sz w:val="24"/>
           <w:szCs w:val="24"/>
         </w:rPr>
-        <w:t>[[procedure_type]]</w:t>
+        <w:t>[[</w:t>
+      </w:r>
+      <w:proofErr w:type="spellStart"/>
+      <w:r>
+        <w:rPr>
+          <w:rFonts w:asciiTheme="majorEastAsia" w:eastAsiaTheme="majorEastAsia" w:hAnsiTheme="majorEastAsia" w:hint="eastAsia"/>
+          <w:sz w:val="24"/>
+          <w:szCs w:val="24"/>
+        </w:rPr>
+        <w:t>procedure_type</w:t>
+      </w:r>
+      <w:proofErr w:type="spellEnd"/>
+      <w:r>
+        <w:rPr>
+          <w:rFonts w:asciiTheme="majorEastAsia" w:eastAsiaTheme="majorEastAsia" w:hAnsiTheme="majorEastAsia" w:hint="eastAsia"/>
+          <w:sz w:val="24"/>
+          <w:szCs w:val="24"/>
+        </w:rPr>
+        <w:t>]]</w:t>
       </w:r>
       <w:r>
         <w:rPr>
@@ -4075,7 +4457,25 @@
           <w:sz w:val="24"/>
           <w:szCs w:val="24"/>
         </w:rPr>
-        <w:t>[[procedure_type]]</w:t>
+        <w:t>[[</w:t>
+      </w:r>
+      <w:proofErr w:type="spellStart"/>
+      <w:r>
+        <w:rPr>
+          <w:rFonts w:asciiTheme="majorEastAsia" w:eastAsiaTheme="majorEastAsia" w:hAnsiTheme="majorEastAsia" w:hint="eastAsia"/>
+          <w:sz w:val="24"/>
+          <w:szCs w:val="24"/>
+        </w:rPr>
+        <w:t>procedure_type</w:t>
+      </w:r>
+      <w:proofErr w:type="spellEnd"/>
+      <w:r>
+        <w:rPr>
+          <w:rFonts w:asciiTheme="majorEastAsia" w:eastAsiaTheme="majorEastAsia" w:hAnsiTheme="majorEastAsia" w:hint="eastAsia"/>
+          <w:sz w:val="24"/>
+          <w:szCs w:val="24"/>
+        </w:rPr>
+        <w:t>]]</w:t>
       </w:r>
       <w:r>
         <w:rPr>
@@ -4340,6 +4740,7 @@
               <w:lastRenderedPageBreak/>
               <w:t>[[</w:t>
             </w:r>
+            <w:proofErr w:type="spellStart"/>
             <w:r>
               <w:rPr>
                 <w:rFonts w:asciiTheme="majorEastAsia" w:eastAsiaTheme="majorEastAsia" w:hAnsiTheme="majorEastAsia"/>
@@ -4349,6 +4750,7 @@
               </w:rPr>
               <w:t>procedure_name</w:t>
             </w:r>
+            <w:proofErr w:type="spellEnd"/>
             <w:r>
               <w:rPr>
                 <w:rFonts w:asciiTheme="majorEastAsia" w:eastAsiaTheme="majorEastAsia" w:hAnsiTheme="majorEastAsia"/>
@@ -4480,7 +4882,23 @@
                                 <w:rFonts w:hint="eastAsia"/>
                                 <w:color w:val="000000" w:themeColor="text1"/>
                               </w:rPr>
-                              <w:t>$$QR(001)$$</w:t>
+                              <w:t>$$</w:t>
+                            </w:r>
+                            <w:proofErr w:type="gramStart"/>
+                            <w:r>
+                              <w:rPr>
+                                <w:rFonts w:hint="eastAsia"/>
+                                <w:color w:val="000000" w:themeColor="text1"/>
+                              </w:rPr>
+                              <w:t>QR(001)$</w:t>
+                            </w:r>
+                            <w:proofErr w:type="gramEnd"/>
+                            <w:r>
+                              <w:rPr>
+                                <w:rFonts w:hint="eastAsia"/>
+                                <w:color w:val="000000" w:themeColor="text1"/>
+                              </w:rPr>
+                              <w:t>$</w:t>
                             </w:r>
                           </w:p>
                         </w:txbxContent>
@@ -4497,7 +4915,7 @@
               </wp:anchor>
             </w:drawing>
           </mc:Choice>
-          <mc:Fallback>
+          <mc:Fallback xmlns="">
             <w:pict>
               <v:rect w14:anchorId="4E62E630" id="正方形/長方形 2" o:spid="_x0000_s1026" style="position:absolute;left:0;text-align:left;margin-left:408.75pt;margin-top:7.3pt;width:1in;height:1in;z-index:251659264;visibility:visible;mso-wrap-style:square;mso-wrap-distance-left:9pt;mso-wrap-distance-top:0;mso-wrap-distance-right:9pt;mso-wrap-distance-bottom:0;mso-position-horizontal:absolute;mso-position-horizontal-relative:text;mso-position-vertical:absolute;mso-position-vertical-relative:text;v-text-anchor:middle" o:gfxdata="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" fillcolor="white [3212]" strokecolor="black [3213]" strokeweight=".5pt">
                 <v:textbox>
@@ -4698,13 +5116,33 @@
           <w:szCs w:val="21"/>
           <w:u w:val="single"/>
         </w:rPr>
-        <w:t xml:space="preserve"> [[procedure_name]] </w:t>
-      </w:r>
-      <w:r>
-        <w:rPr>
-          <w:rFonts w:asciiTheme="majorEastAsia" w:eastAsiaTheme="majorEastAsia" w:hAnsiTheme="majorEastAsia" w:hint="eastAsia"/>
+        <w:t xml:space="preserve"> [[</w:t>
+      </w:r>
+      <w:proofErr w:type="spellStart"/>
+      <w:r>
+        <w:rPr>
+          <w:rFonts w:asciiTheme="majorEastAsia" w:eastAsiaTheme="majorEastAsia" w:hAnsiTheme="majorEastAsia"/>
           <w:sz w:val="24"/>
           <w:szCs w:val="21"/>
+          <w:u w:val="single"/>
+        </w:rPr>
+        <w:t>procedure_name</w:t>
+      </w:r>
+      <w:proofErr w:type="spellEnd"/>
+      <w:r>
+        <w:rPr>
+          <w:rFonts w:asciiTheme="majorEastAsia" w:eastAsiaTheme="majorEastAsia" w:hAnsiTheme="majorEastAsia"/>
+          <w:sz w:val="24"/>
+          <w:szCs w:val="21"/>
+          <w:u w:val="single"/>
+        </w:rPr>
+        <w:t xml:space="preserve">]] </w:t>
+      </w:r>
+      <w:r>
+        <w:rPr>
+          <w:rFonts w:asciiTheme="majorEastAsia" w:eastAsiaTheme="majorEastAsia" w:hAnsiTheme="majorEastAsia" w:hint="eastAsia"/>
+          <w:sz w:val="24"/>
+          <w:szCs w:val="21"/>
         </w:rPr>
         <w:t>の説明を受け、その内容について理解しましたので、上記の</w:t>
       </w:r>
@@ -4716,6 +5154,7 @@
         </w:rPr>
         <w:t>[[</w:t>
       </w:r>
+      <w:proofErr w:type="spellStart"/>
       <w:r>
         <w:rPr>
           <w:rFonts w:asciiTheme="majorEastAsia" w:eastAsiaTheme="majorEastAsia" w:hAnsiTheme="majorEastAsia"/>
@@ -4732,6 +5171,7 @@
         </w:rPr>
         <w:t>type</w:t>
       </w:r>
+      <w:proofErr w:type="spellEnd"/>
       <w:r>
         <w:rPr>
           <w:rFonts w:asciiTheme="majorEastAsia" w:eastAsiaTheme="majorEastAsia" w:hAnsiTheme="majorEastAsia"/>
@@ -4796,16 +5236,26 @@
           <w:sz w:val="24"/>
           <w:szCs w:val="21"/>
         </w:rPr>
-        <w:t>[[procedure_</w:t>
-      </w:r>
-      <w:r>
-        <w:rPr>
-          <w:rFonts w:asciiTheme="majorEastAsia" w:eastAsiaTheme="majorEastAsia" w:hAnsiTheme="majorEastAsia" w:hint="eastAsia"/>
+        <w:t>[[</w:t>
+      </w:r>
+      <w:proofErr w:type="spellStart"/>
+      <w:r>
+        <w:rPr>
+          <w:rFonts w:asciiTheme="majorEastAsia" w:eastAsiaTheme="majorEastAsia" w:hAnsiTheme="majorEastAsia"/>
           <w:sz w:val="24"/>
           <w:szCs w:val="21"/>
         </w:rPr>
+        <w:t>procedure_</w:t>
+      </w:r>
+      <w:r>
+        <w:rPr>
+          <w:rFonts w:asciiTheme="majorEastAsia" w:eastAsiaTheme="majorEastAsia" w:hAnsiTheme="majorEastAsia" w:hint="eastAsia"/>
+          <w:sz w:val="24"/>
+          <w:szCs w:val="21"/>
+        </w:rPr>
         <w:t>type</w:t>
       </w:r>
+      <w:proofErr w:type="spellEnd"/>
       <w:r>
         <w:rPr>
           <w:rFonts w:asciiTheme="majorEastAsia" w:eastAsiaTheme="majorEastAsia" w:hAnsiTheme="majorEastAsia"/>
@@ -4852,7 +5302,25 @@
           <w:sz w:val="24"/>
           <w:szCs w:val="24"/>
         </w:rPr>
-        <w:t>[[procedure_type]]</w:t>
+        <w:t>[[</w:t>
+      </w:r>
+      <w:proofErr w:type="spellStart"/>
+      <w:r>
+        <w:rPr>
+          <w:rFonts w:asciiTheme="majorEastAsia" w:eastAsiaTheme="majorEastAsia" w:hAnsiTheme="majorEastAsia" w:hint="eastAsia"/>
+          <w:sz w:val="24"/>
+          <w:szCs w:val="24"/>
+        </w:rPr>
+        <w:t>procedure_type</w:t>
+      </w:r>
+      <w:proofErr w:type="spellEnd"/>
+      <w:r>
+        <w:rPr>
+          <w:rFonts w:asciiTheme="majorEastAsia" w:eastAsiaTheme="majorEastAsia" w:hAnsiTheme="majorEastAsia" w:hint="eastAsia"/>
+          <w:sz w:val="24"/>
+          <w:szCs w:val="24"/>
+        </w:rPr>
+        <w:t>]]</w:t>
       </w:r>
       <w:r>
         <w:rPr>
@@ -4894,16 +5362,26 @@
           <w:sz w:val="24"/>
           <w:szCs w:val="21"/>
         </w:rPr>
-        <w:t>[[procedure_</w:t>
-      </w:r>
-      <w:r>
-        <w:rPr>
-          <w:rFonts w:asciiTheme="majorEastAsia" w:eastAsiaTheme="majorEastAsia" w:hAnsiTheme="majorEastAsia" w:hint="eastAsia"/>
+        <w:t>[[</w:t>
+      </w:r>
+      <w:proofErr w:type="spellStart"/>
+      <w:r>
+        <w:rPr>
+          <w:rFonts w:asciiTheme="majorEastAsia" w:eastAsiaTheme="majorEastAsia" w:hAnsiTheme="majorEastAsia"/>
           <w:sz w:val="24"/>
           <w:szCs w:val="21"/>
         </w:rPr>
+        <w:t>procedure_</w:t>
+      </w:r>
+      <w:r>
+        <w:rPr>
+          <w:rFonts w:asciiTheme="majorEastAsia" w:eastAsiaTheme="majorEastAsia" w:hAnsiTheme="majorEastAsia" w:hint="eastAsia"/>
+          <w:sz w:val="24"/>
+          <w:szCs w:val="21"/>
+        </w:rPr>
         <w:t>type</w:t>
       </w:r>
+      <w:proofErr w:type="spellEnd"/>
       <w:r>
         <w:rPr>
           <w:rFonts w:asciiTheme="majorEastAsia" w:eastAsiaTheme="majorEastAsia" w:hAnsiTheme="majorEastAsia"/>
@@ -5870,6 +6348,7 @@
               </w:rPr>
               <w:t>[[</w:t>
             </w:r>
+            <w:proofErr w:type="spellStart"/>
             <w:r>
               <w:rPr>
                 <w:rFonts w:asciiTheme="majorEastAsia" w:eastAsiaTheme="majorEastAsia" w:hAnsiTheme="majorEastAsia"/>
@@ -5879,6 +6358,7 @@
               </w:rPr>
               <w:t>procedure_name</w:t>
             </w:r>
+            <w:proofErr w:type="spellEnd"/>
             <w:r>
               <w:rPr>
                 <w:rFonts w:asciiTheme="majorEastAsia" w:eastAsiaTheme="majorEastAsia" w:hAnsiTheme="majorEastAsia"/>
@@ -6058,6 +6538,7 @@
         </w:rPr>
         <w:t>[[</w:t>
       </w:r>
+      <w:proofErr w:type="spellStart"/>
       <w:r>
         <w:rPr>
           <w:rFonts w:asciiTheme="majorEastAsia" w:eastAsiaTheme="majorEastAsia" w:hAnsiTheme="majorEastAsia"/>
@@ -6067,6 +6548,7 @@
         </w:rPr>
         <w:t>procedure_name</w:t>
       </w:r>
+      <w:proofErr w:type="spellEnd"/>
       <w:r>
         <w:rPr>
           <w:rFonts w:asciiTheme="majorEastAsia" w:eastAsiaTheme="majorEastAsia" w:hAnsiTheme="majorEastAsia"/>
@@ -7028,7 +7510,25 @@
           <w:sz w:val="24"/>
           <w:szCs w:val="24"/>
         </w:rPr>
-        <w:t>[[procedure_type]]</w:t>
+        <w:t>[[</w:t>
+      </w:r>
+      <w:proofErr w:type="spellStart"/>
+      <w:r>
+        <w:rPr>
+          <w:rFonts w:asciiTheme="majorEastAsia" w:eastAsiaTheme="majorEastAsia" w:hAnsiTheme="majorEastAsia" w:hint="eastAsia"/>
+          <w:sz w:val="24"/>
+          <w:szCs w:val="24"/>
+        </w:rPr>
+        <w:t>procedure_type</w:t>
+      </w:r>
+      <w:proofErr w:type="spellEnd"/>
+      <w:r>
+        <w:rPr>
+          <w:rFonts w:asciiTheme="majorEastAsia" w:eastAsiaTheme="majorEastAsia" w:hAnsiTheme="majorEastAsia" w:hint="eastAsia"/>
+          <w:sz w:val="24"/>
+          <w:szCs w:val="24"/>
+        </w:rPr>
+        <w:t>]]</w:t>
       </w:r>
       <w:r>
         <w:rPr>
@@ -7095,7 +7595,25 @@
           <w:sz w:val="24"/>
           <w:szCs w:val="24"/>
         </w:rPr>
-        <w:t>[[procedure_type]]</w:t>
+        <w:t>[[</w:t>
+      </w:r>
+      <w:proofErr w:type="spellStart"/>
+      <w:r>
+        <w:rPr>
+          <w:rFonts w:asciiTheme="majorEastAsia" w:eastAsiaTheme="majorEastAsia" w:hAnsiTheme="majorEastAsia" w:hint="eastAsia"/>
+          <w:sz w:val="24"/>
+          <w:szCs w:val="24"/>
+        </w:rPr>
+        <w:t>procedure_type</w:t>
+      </w:r>
+      <w:proofErr w:type="spellEnd"/>
+      <w:r>
+        <w:rPr>
+          <w:rFonts w:asciiTheme="majorEastAsia" w:eastAsiaTheme="majorEastAsia" w:hAnsiTheme="majorEastAsia" w:hint="eastAsia"/>
+          <w:sz w:val="24"/>
+          <w:szCs w:val="24"/>
+        </w:rPr>
+        <w:t>]]</w:t>
       </w:r>
       <w:r>
         <w:rPr>
@@ -7162,7 +7680,25 @@
           <w:sz w:val="24"/>
           <w:szCs w:val="24"/>
         </w:rPr>
-        <w:t>[[procedure_type]]</w:t>
+        <w:t>[[</w:t>
+      </w:r>
+      <w:proofErr w:type="spellStart"/>
+      <w:r>
+        <w:rPr>
+          <w:rFonts w:asciiTheme="majorEastAsia" w:eastAsiaTheme="majorEastAsia" w:hAnsiTheme="majorEastAsia" w:hint="eastAsia"/>
+          <w:sz w:val="24"/>
+          <w:szCs w:val="24"/>
+        </w:rPr>
+        <w:t>procedure_type</w:t>
+      </w:r>
+      <w:proofErr w:type="spellEnd"/>
+      <w:r>
+        <w:rPr>
+          <w:rFonts w:asciiTheme="majorEastAsia" w:eastAsiaTheme="majorEastAsia" w:hAnsiTheme="majorEastAsia" w:hint="eastAsia"/>
+          <w:sz w:val="24"/>
+          <w:szCs w:val="24"/>
+        </w:rPr>
+        <w:t>]]</w:t>
       </w:r>
       <w:r>
         <w:rPr>
@@ -7486,10 +8022,31 @@
           <w:sz w:val="24"/>
           <w:szCs w:val="24"/>
         </w:rPr>
+        <w:sectPr>
+          <w:footerReference w:type="default" r:id="rId15"/>
+          <w:pgSz w:w="11906" w:h="16838" w:code="9"/>
+          <w:pgMar w:top="1134" w:right="1134" w:bottom="851" w:left="1134" w:header="737" w:footer="454" w:gutter="0"/>
+          <w:pgNumType w:start="1"/>
+          <w:cols w:space="425"/>
+          <w:docGrid w:type="lines" w:linePitch="360"/>
+        </w:sectPr>
+      </w:pPr>
+    </w:p>
+    <w:p>
+      <w:pPr>
+        <w:tabs>
+          <w:tab w:val="left" w:pos="1701"/>
+          <w:tab w:val="left" w:pos="3119"/>
+        </w:tabs>
+        <w:rPr>
+          <w:rFonts w:asciiTheme="majorEastAsia" w:eastAsiaTheme="majorEastAsia" w:hAnsiTheme="majorEastAsia"/>
+          <w:sz w:val="24"/>
+          <w:szCs w:val="24"/>
+        </w:rPr>
       </w:pPr>
     </w:p>
     <w:sectPr>
-      <w:footerReference w:type="default" r:id="rId15"/>
+      <w:footerReference w:type="default" r:id="rId16"/>
       <w:pgSz w:w="11906" w:h="16838" w:code="9"/>
       <w:pgMar w:top="1134" w:right="1134" w:bottom="851" w:left="1134" w:header="737" w:footer="454" w:gutter="0"/>
       <w:pgNumType w:start="1"/>
@@ -7797,12 +8354,12 @@
     </w:r>
     <w:r>
       <w:rPr>
-        <w:rFonts w:asciiTheme="majorEastAsia" w:eastAsiaTheme="majorEastAsia" w:hAnsiTheme="majorEastAsia" w:hint="eastAsia"/>
+        <w:rFonts w:asciiTheme="majorEastAsia" w:eastAsiaTheme="majorEastAsia" w:hAnsiTheme="majorEastAsia"/>
         <w:color w:val="BFBFBF" w:themeColor="background1" w:themeShade="BF"/>
         <w:sz w:val="16"/>
         <w:szCs w:val="16"/>
       </w:rPr>
-      <w:t>7</w:t>
+      <w:t>9</w:t>
     </w:r>
     <w:r>
       <w:rPr>
@@ -8118,12 +8675,12 @@
     </w:r>
     <w:r>
       <w:rPr>
-        <w:rFonts w:asciiTheme="majorEastAsia" w:eastAsiaTheme="majorEastAsia" w:hAnsiTheme="majorEastAsia" w:hint="eastAsia"/>
+        <w:rFonts w:asciiTheme="majorEastAsia" w:eastAsiaTheme="majorEastAsia" w:hAnsiTheme="majorEastAsia"/>
         <w:color w:val="BFBFBF" w:themeColor="background1" w:themeShade="BF"/>
         <w:sz w:val="16"/>
         <w:szCs w:val="16"/>
       </w:rPr>
-      <w:t>7</w:t>
+      <w:t>9</w:t>
     </w:r>
     <w:r>
       <w:rPr>
@@ -8421,12 +8978,318 @@
     </w:r>
     <w:r>
       <w:rPr>
+        <w:rFonts w:asciiTheme="majorEastAsia" w:eastAsiaTheme="majorEastAsia" w:hAnsiTheme="majorEastAsia"/>
+        <w:color w:val="BFBFBF" w:themeColor="background1" w:themeShade="BF"/>
+        <w:sz w:val="16"/>
+        <w:szCs w:val="16"/>
+      </w:rPr>
+      <w:t>9</w:t>
+    </w:r>
+    <w:r>
+      <w:rPr>
+        <w:rFonts w:asciiTheme="majorEastAsia" w:eastAsiaTheme="majorEastAsia" w:hAnsiTheme="majorEastAsia" w:hint="eastAsia"/>
+        <w:sz w:val="20"/>
+        <w:szCs w:val="20"/>
+      </w:rPr>
+      <w:tab/>
+    </w:r>
+    <w:r>
+      <w:rPr>
+        <w:rFonts w:asciiTheme="majorEastAsia" w:eastAsiaTheme="majorEastAsia" w:hAnsiTheme="majorEastAsia" w:hint="eastAsia"/>
+        <w:sz w:val="20"/>
+        <w:szCs w:val="20"/>
+      </w:rPr>
+      <w:t>兵庫県立西宮総合医療センター</w:t>
+    </w:r>
+  </w:p>
+</w:ftr>
+</file>
+
+<file path=word/footer6.xml><?xml version="1.0" encoding="utf-8"?>
+<w:ftr xmlns:wpc="http://schemas.microsoft.com/office/word/2010/wordprocessingCanvas" xmlns:cx="http://schemas.microsoft.com/office/drawing/2014/chartex" xmlns:cx1="http://schemas.microsoft.com/office/drawing/2015/9/8/chartex" xmlns:cx2="http://schemas.microsoft.com/office/drawing/2015/10/21/chartex" xmlns:cx3="http://schemas.microsoft.com/office/drawing/2016/5/9/chartex" xmlns:cx4="http://schemas.microsoft.com/office/drawing/2016/5/10/chartex" xmlns:cx5="http://schemas.microsoft.com/office/drawing/2016/5/11/chartex" xmlns:cx6="http://schemas.microsoft.com/office/drawing/2016/5/12/chartex" xmlns:cx7="http://schemas.microsoft.com/office/drawing/2016/5/13/chartex" xmlns:cx8="http://schemas.microsoft.com/office/drawing/2016/5/14/chartex" xmlns:mc="http://schemas.openxmlformats.org/markup-compatibility/2006" xmlns:aink="http://schemas.microsoft.com/office/drawing/2016/ink" xmlns:am3d="http://schemas.microsoft.com/office/drawing/2017/model3d" xmlns:o="urn:schemas-microsoft-com:office:office" xmlns:oel="http://schemas.microsoft.com/office/2019/extlst" xmlns:r="http://schemas.openxmlformats.org/officeDocument/2006/relationships" xmlns:m="http://schemas.openxmlformats.org/officeDocument/2006/math" xmlns:v="urn:schemas-microsoft-com:vml" xmlns:wp14="http://schemas.microsoft.com/office/word/2010/wordprocessingDrawing" xmlns:wp="http://schemas.openxmlformats.org/drawingml/2006/wordprocessingDrawing" xmlns:w10="urn:schemas-microsoft-com:office:word" xmlns:w="http://schemas.openxmlformats.org/wordprocessingml/2006/main" xmlns:w14="http://schemas.microsoft.com/office/word/2010/wordml" xmlns:w15="http://schemas.microsoft.com/office/word/2012/wordml" xmlns:w16cex="http://schemas.microsoft.com/office/word/2018/wordml/cex" xmlns:w16cid="http://schemas.microsoft.com/office/word/2016/wordml/cid" xmlns:w16="http://schemas.microsoft.com/office/word/2018/wordml" xmlns:w16du="http://schemas.microsoft.com/office/word/2023/wordml/word16du" xmlns:w16sdtdh="http://schemas.microsoft.com/office/word/2020/wordml/sdtdatahash" xmlns:w16sdtfl="http://schemas.microsoft.com/office/word/2024/wordml/sdtformatlock" xmlns:w16se="http://schemas.microsoft.com/office/word/2015/wordml/symex" xmlns:wpg="http://schemas.microsoft.com/office/word/2010/wordprocessingGroup" xmlns:wpi="http://schemas.microsoft.com/office/word/2010/wordprocessingInk" xmlns:wne="http://schemas.microsoft.com/office/word/2006/wordml" xmlns:wps="http://schemas.microsoft.com/office/word/2010/wordprocessingShape" mc:Ignorable="w14 w15 w16se w16cid w16 w16cex w16sdtdh w16sdtfl w16du wp14">
+  <w:p>
+    <w:pPr>
+      <w:pStyle w:val="a5"/>
+      <w:jc w:val="center"/>
+      <w:rPr>
+        <w:sz w:val="20"/>
+        <w:szCs w:val="20"/>
+      </w:rPr>
+    </w:pPr>
+    <w:r>
+      <w:rPr>
+        <w:rFonts w:hint="eastAsia"/>
+        <w:sz w:val="20"/>
+        <w:szCs w:val="20"/>
+      </w:rPr>
+      <w:t>説明</w:t>
+    </w:r>
+    <w:r>
+      <w:rPr>
+        <w:rFonts w:hint="eastAsia"/>
+        <w:sz w:val="20"/>
+        <w:szCs w:val="20"/>
+      </w:rPr>
+      <w:t>補助</w:t>
+    </w:r>
+    <w:r>
+      <w:rPr>
+        <w:rFonts w:hint="eastAsia"/>
+        <w:sz w:val="20"/>
+        <w:szCs w:val="20"/>
+      </w:rPr>
+      <w:t>書</w:t>
+    </w:r>
+    <w:r>
+      <w:rPr>
+        <w:rFonts w:ascii="ＭＳ 明朝" w:hAnsi="ＭＳ 明朝" w:hint="eastAsia"/>
+        <w:noProof/>
+        <w:sz w:val="20"/>
+        <w:szCs w:val="20"/>
+      </w:rPr>
+      <w:drawing>
+        <wp:anchor distT="0" distB="0" distL="114300" distR="114300" simplePos="0" relativeHeight="251663360" behindDoc="0" locked="0" layoutInCell="1" allowOverlap="1" wp14:anchorId="6FE15B2E" wp14:editId="3373E980">
+          <wp:simplePos x="0" y="0"/>
+          <wp:positionH relativeFrom="column">
+            <wp:posOffset>4064000</wp:posOffset>
+          </wp:positionH>
+          <wp:positionV relativeFrom="paragraph">
+            <wp:posOffset>140335</wp:posOffset>
+          </wp:positionV>
+          <wp:extent cx="236572" cy="192505"/>
+          <wp:effectExtent l="0" t="0" r="5080" b="0"/>
+          <wp:wrapNone/>
+          <wp:docPr id="460785652" name="図 460785652"/>
+          <wp:cNvGraphicFramePr>
+            <a:graphicFrameLocks xmlns:a="http://schemas.openxmlformats.org/drawingml/2006/main" noChangeAspect="1"/>
+          </wp:cNvGraphicFramePr>
+          <a:graphic xmlns:a="http://schemas.openxmlformats.org/drawingml/2006/main">
+            <a:graphicData uri="http://schemas.openxmlformats.org/drawingml/2006/picture">
+              <pic:pic xmlns:pic="http://schemas.openxmlformats.org/drawingml/2006/picture">
+                <pic:nvPicPr>
+                  <pic:cNvPr id="0" name="Picture 1"/>
+                  <pic:cNvPicPr>
+                    <a:picLocks noChangeAspect="1" noChangeArrowheads="1"/>
+                  </pic:cNvPicPr>
+                </pic:nvPicPr>
+                <pic:blipFill>
+                  <a:blip r:embed="rId1">
+                    <a:extLst>
+                      <a:ext uri="{28A0092B-C50C-407E-A947-70E740481C1C}">
+                        <a14:useLocalDpi xmlns:a14="http://schemas.microsoft.com/office/drawing/2010/main" val="0"/>
+                      </a:ext>
+                    </a:extLst>
+                  </a:blip>
+                  <a:srcRect/>
+                  <a:stretch>
+                    <a:fillRect/>
+                  </a:stretch>
+                </pic:blipFill>
+                <pic:spPr bwMode="auto">
+                  <a:xfrm>
+                    <a:off x="0" y="0"/>
+                    <a:ext cx="236572" cy="192505"/>
+                  </a:xfrm>
+                  <a:prstGeom prst="rect">
+                    <a:avLst/>
+                  </a:prstGeom>
+                  <a:noFill/>
+                  <a:ln>
+                    <a:noFill/>
+                  </a:ln>
+                </pic:spPr>
+              </pic:pic>
+            </a:graphicData>
+          </a:graphic>
+          <wp14:sizeRelH relativeFrom="page">
+            <wp14:pctWidth>0</wp14:pctWidth>
+          </wp14:sizeRelH>
+          <wp14:sizeRelV relativeFrom="page">
+            <wp14:pctHeight>0</wp14:pctHeight>
+          </wp14:sizeRelV>
+        </wp:anchor>
+      </w:drawing>
+    </w:r>
+    <w:r>
+      <w:rPr>
+        <w:rFonts w:hint="eastAsia"/>
+        <w:sz w:val="20"/>
+        <w:szCs w:val="20"/>
+      </w:rPr>
+      <w:t xml:space="preserve"> -</w:t>
+    </w:r>
+    <w:r>
+      <w:rPr>
+        <w:sz w:val="20"/>
+        <w:szCs w:val="20"/>
+      </w:rPr>
+      <w:t xml:space="preserve"> </w:t>
+    </w:r>
+    <w:r>
+      <w:rPr>
+        <w:sz w:val="20"/>
+        <w:szCs w:val="20"/>
+      </w:rPr>
+      <w:fldChar w:fldCharType="begin"/>
+    </w:r>
+    <w:r>
+      <w:rPr>
+        <w:sz w:val="20"/>
+        <w:szCs w:val="20"/>
+      </w:rPr>
+      <w:instrText>PAGE   \* MERGEFORMAT</w:instrText>
+    </w:r>
+    <w:r>
+      <w:rPr>
+        <w:sz w:val="20"/>
+        <w:szCs w:val="20"/>
+      </w:rPr>
+      <w:fldChar w:fldCharType="separate"/>
+    </w:r>
+    <w:r>
+      <w:rPr>
+        <w:noProof/>
+        <w:sz w:val="20"/>
+        <w:szCs w:val="20"/>
+        <w:lang w:val="ja-JP"/>
+      </w:rPr>
+      <w:t>1</w:t>
+    </w:r>
+    <w:r>
+      <w:rPr>
+        <w:sz w:val="20"/>
+        <w:szCs w:val="20"/>
+      </w:rPr>
+      <w:fldChar w:fldCharType="end"/>
+    </w:r>
+    <w:r>
+      <w:rPr>
+        <w:sz w:val="20"/>
+        <w:szCs w:val="20"/>
+      </w:rPr>
+      <w:t xml:space="preserve"> / </w:t>
+    </w:r>
+    <w:r>
+      <w:rPr>
+        <w:sz w:val="20"/>
+        <w:szCs w:val="20"/>
+      </w:rPr>
+      <w:fldChar w:fldCharType="begin"/>
+    </w:r>
+    <w:r>
+      <w:rPr>
+        <w:sz w:val="20"/>
+        <w:szCs w:val="20"/>
+      </w:rPr>
+      <w:instrText xml:space="preserve"> SECTIONPAGES  \* MERGEFORMAT </w:instrText>
+    </w:r>
+    <w:r>
+      <w:rPr>
+        <w:sz w:val="20"/>
+        <w:szCs w:val="20"/>
+      </w:rPr>
+      <w:fldChar w:fldCharType="separate"/>
+    </w:r>
+    <w:r>
+      <w:rPr>
+        <w:noProof/>
+        <w:sz w:val="20"/>
+        <w:szCs w:val="20"/>
+      </w:rPr>
+      <w:t>1</w:t>
+    </w:r>
+    <w:r>
+      <w:rPr>
+        <w:sz w:val="20"/>
+        <w:szCs w:val="20"/>
+      </w:rPr>
+      <w:fldChar w:fldCharType="end"/>
+    </w:r>
+    <w:r>
+      <w:rPr>
+        <w:sz w:val="20"/>
+        <w:szCs w:val="20"/>
+      </w:rPr>
+      <w:t xml:space="preserve"> </w:t>
+    </w:r>
+    <w:r>
+      <w:rPr>
+        <w:rFonts w:hint="eastAsia"/>
+        <w:sz w:val="20"/>
+        <w:szCs w:val="20"/>
+      </w:rPr>
+      <w:t>-</w:t>
+    </w:r>
+  </w:p>
+  <w:p>
+    <w:pPr>
+      <w:pStyle w:val="a5"/>
+      <w:tabs>
+        <w:tab w:val="clear" w:pos="4252"/>
+        <w:tab w:val="clear" w:pos="8504"/>
+        <w:tab w:val="right" w:pos="9638"/>
+      </w:tabs>
+      <w:ind w:right="-2"/>
+      <w:rPr>
+        <w:rFonts w:asciiTheme="majorEastAsia" w:eastAsiaTheme="majorEastAsia" w:hAnsiTheme="majorEastAsia"/>
+        <w:color w:val="BFBFBF" w:themeColor="background1" w:themeShade="BF"/>
+        <w:sz w:val="16"/>
+        <w:szCs w:val="16"/>
+      </w:rPr>
+    </w:pPr>
+    <w:r>
+      <w:rPr>
         <w:rFonts w:asciiTheme="majorEastAsia" w:eastAsiaTheme="majorEastAsia" w:hAnsiTheme="majorEastAsia" w:hint="eastAsia"/>
         <w:color w:val="BFBFBF" w:themeColor="background1" w:themeShade="BF"/>
         <w:sz w:val="16"/>
         <w:szCs w:val="16"/>
       </w:rPr>
-      <w:t>7</w:t>
+      <w:t xml:space="preserve">Format </w:t>
+    </w:r>
+    <w:r>
+      <w:rPr>
+        <w:rFonts w:asciiTheme="majorEastAsia" w:eastAsiaTheme="majorEastAsia" w:hAnsiTheme="majorEastAsia"/>
+        <w:color w:val="BFBFBF" w:themeColor="background1" w:themeShade="BF"/>
+        <w:sz w:val="16"/>
+        <w:szCs w:val="16"/>
+      </w:rPr>
+      <w:t>v</w:t>
+    </w:r>
+    <w:r>
+      <w:rPr>
+        <w:rFonts w:asciiTheme="majorEastAsia" w:eastAsiaTheme="majorEastAsia" w:hAnsiTheme="majorEastAsia" w:hint="eastAsia"/>
+        <w:color w:val="BFBFBF" w:themeColor="background1" w:themeShade="BF"/>
+        <w:sz w:val="16"/>
+        <w:szCs w:val="16"/>
+      </w:rPr>
+      <w:t>er.</w:t>
+    </w:r>
+    <w:r>
+      <w:rPr>
+        <w:rFonts w:asciiTheme="majorEastAsia" w:eastAsiaTheme="majorEastAsia" w:hAnsiTheme="majorEastAsia"/>
+        <w:color w:val="BFBFBF" w:themeColor="background1" w:themeShade="BF"/>
+        <w:sz w:val="16"/>
+        <w:szCs w:val="16"/>
+      </w:rPr>
+      <w:t>2605</w:t>
+    </w:r>
+    <w:r>
+      <w:rPr>
+        <w:rFonts w:asciiTheme="majorEastAsia" w:eastAsiaTheme="majorEastAsia" w:hAnsiTheme="majorEastAsia"/>
+        <w:color w:val="BFBFBF" w:themeColor="background1" w:themeShade="BF"/>
+        <w:sz w:val="16"/>
+        <w:szCs w:val="16"/>
+      </w:rPr>
+      <w:t>2</w:t>
+    </w:r>
+    <w:r>
+      <w:rPr>
+        <w:rFonts w:asciiTheme="majorEastAsia" w:eastAsiaTheme="majorEastAsia" w:hAnsiTheme="majorEastAsia"/>
+        <w:color w:val="BFBFBF" w:themeColor="background1" w:themeShade="BF"/>
+        <w:sz w:val="16"/>
+        <w:szCs w:val="16"/>
+      </w:rPr>
+      <w:t>9</w:t>
     </w:r>
     <w:r>
       <w:rPr>
@@ -8518,7 +9381,16 @@
         <w:szCs w:val="28"/>
         <w:u w:val="single"/>
       </w:rPr>
-      <w:t>$$患者コード$$</w:t>
+      <w:t>$$</w:t>
+    </w:r>
+    <w:r>
+      <w:rPr>
+        <w:rFonts w:asciiTheme="majorEastAsia" w:eastAsiaTheme="majorEastAsia" w:hAnsiTheme="majorEastAsia" w:hint="eastAsia"/>
+        <w:sz w:val="24"/>
+        <w:szCs w:val="28"/>
+        <w:u w:val="single"/>
+      </w:rPr>
+      <w:t>患者コード$$</w:t>
     </w:r>
     <w:r>
       <w:rPr>
@@ -10040,6 +10912,7 @@
     <w:rsid w:val="00516154"/>
     <w:rsid w:val="00534DC7"/>
     <w:rsid w:val="00556147"/>
+    <w:rsid w:val="005603AC"/>
     <w:rsid w:val="00560B8F"/>
     <w:rsid w:val="005706FE"/>
     <w:rsid w:val="00572D09"/>
@@ -10058,6 +10931,7 @@
     <w:rsid w:val="00684DC1"/>
     <w:rsid w:val="00686EF2"/>
     <w:rsid w:val="00691852"/>
+    <w:rsid w:val="00691AEC"/>
     <w:rsid w:val="006B3E5B"/>
     <w:rsid w:val="006B7D23"/>
     <w:rsid w:val="006C65C2"/>
@@ -10073,6 +10947,7 @@
     <w:rsid w:val="00833219"/>
     <w:rsid w:val="00886363"/>
     <w:rsid w:val="008929DB"/>
+    <w:rsid w:val="008C16F2"/>
     <w:rsid w:val="008C6E93"/>
     <w:rsid w:val="008E2E99"/>
     <w:rsid w:val="0092189A"/>
@@ -10088,6 +10963,7 @@
     <w:rsid w:val="00A57040"/>
     <w:rsid w:val="00A776A1"/>
     <w:rsid w:val="00A910BF"/>
+    <w:rsid w:val="00A91E42"/>
     <w:rsid w:val="00AA4591"/>
     <w:rsid w:val="00AC1B92"/>
     <w:rsid w:val="00AC5737"/>

--- a/【西宮】同意書・説明書雛形_NoPlaceHolder.docx
+++ b/【西宮】同意書・説明書雛形_NoPlaceHolder.docx
@@ -172,7 +172,16 @@
               <w:szCs w:val="24"/>
               <w:u w:val="single"/>
             </w:rPr>
-            <w:t>文書入力者_部署</w:t>
+            <w:t>文書</w:t>
+          </w:r>
+          <w:r>
+            <w:rPr>
+              <w:rFonts w:asciiTheme="majorEastAsia" w:eastAsiaTheme="majorEastAsia" w:hAnsiTheme="majorEastAsia" w:hint="eastAsia"/>
+              <w:sz w:val="24"/>
+              <w:szCs w:val="24"/>
+              <w:u w:val="single"/>
+            </w:rPr>
+            <w:t>診療科</w:t>
           </w:r>
           <w:r>
             <w:rPr>
@@ -4686,12 +4695,8 @@
           <w:szCs w:val="24"/>
         </w:rPr>
         <w:sectPr>
-          <w:headerReference w:type="even" r:id="rId8"/>
-          <w:headerReference w:type="default" r:id="rId9"/>
-          <w:footerReference w:type="even" r:id="rId10"/>
-          <w:footerReference w:type="default" r:id="rId11"/>
-          <w:headerReference w:type="first" r:id="rId12"/>
-          <w:footerReference w:type="first" r:id="rId13"/>
+          <w:headerReference w:type="default" r:id="rId8"/>
+          <w:footerReference w:type="default" r:id="rId9"/>
           <w:pgSz w:w="11906" w:h="16838" w:code="9"/>
           <w:pgMar w:top="1134" w:right="1134" w:bottom="851" w:left="1134" w:header="737" w:footer="454" w:gutter="0"/>
           <w:cols w:space="425"/>
@@ -4915,7 +4920,7 @@
               </wp:anchor>
             </w:drawing>
           </mc:Choice>
-          <mc:Fallback xmlns="">
+          <mc:Fallback>
             <w:pict>
               <v:rect w14:anchorId="4E62E630" id="正方形/長方形 2" o:spid="_x0000_s1026" style="position:absolute;left:0;text-align:left;margin-left:408.75pt;margin-top:7.3pt;width:1in;height:1in;z-index:251659264;visibility:visible;mso-wrap-style:square;mso-wrap-distance-left:9pt;mso-wrap-distance-top:0;mso-wrap-distance-right:9pt;mso-wrap-distance-bottom:0;mso-position-horizontal:absolute;mso-position-horizontal-relative:text;mso-position-vertical:absolute;mso-position-vertical-relative:text;v-text-anchor:middle" o:gfxdata="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" fillcolor="white [3212]" strokecolor="black [3213]" strokeweight=".5pt">
                 <v:textbox>
@@ -4932,7 +4937,23 @@
                           <w:rFonts w:hint="eastAsia"/>
                           <w:color w:val="000000" w:themeColor="text1"/>
                         </w:rPr>
-                        <w:t>$$QR(001)$$</w:t>
+                        <w:t>$$</w:t>
+                      </w:r>
+                      <w:proofErr w:type="gramStart"/>
+                      <w:r>
+                        <w:rPr>
+                          <w:rFonts w:hint="eastAsia"/>
+                          <w:color w:val="000000" w:themeColor="text1"/>
+                        </w:rPr>
+                        <w:t>QR(001)$</w:t>
+                      </w:r>
+                      <w:proofErr w:type="gramEnd"/>
+                      <w:r>
+                        <w:rPr>
+                          <w:rFonts w:hint="eastAsia"/>
+                          <w:color w:val="000000" w:themeColor="text1"/>
+                        </w:rPr>
+                        <w:t>$</w:t>
                       </w:r>
                     </w:p>
                   </w:txbxContent>
@@ -5090,7 +5111,25 @@
           <w:szCs w:val="21"/>
           <w:u w:val="single"/>
         </w:rPr>
-        <w:t>$$文書_作成者$$</w:t>
+        <w:t>$$文書</w:t>
+      </w:r>
+      <w:r>
+        <w:rPr>
+          <w:rFonts w:asciiTheme="majorEastAsia" w:eastAsiaTheme="majorEastAsia" w:hAnsiTheme="majorEastAsia" w:hint="eastAsia"/>
+          <w:sz w:val="24"/>
+          <w:szCs w:val="21"/>
+          <w:u w:val="single"/>
+        </w:rPr>
+        <w:t>医師</w:t>
+      </w:r>
+      <w:r>
+        <w:rPr>
+          <w:rFonts w:asciiTheme="majorEastAsia" w:eastAsiaTheme="majorEastAsia" w:hAnsiTheme="majorEastAsia" w:hint="eastAsia"/>
+          <w:sz w:val="24"/>
+          <w:szCs w:val="21"/>
+          <w:u w:val="single"/>
+        </w:rPr>
+        <w:t>$$</w:t>
       </w:r>
       <w:r>
         <w:rPr>
@@ -6288,7 +6327,7 @@
           <w:szCs w:val="24"/>
         </w:rPr>
         <w:sectPr>
-          <w:footerReference w:type="default" r:id="rId14"/>
+          <w:footerReference w:type="default" r:id="rId10"/>
           <w:pgSz w:w="11906" w:h="16838" w:code="9"/>
           <w:pgMar w:top="1134" w:right="1134" w:bottom="851" w:left="1134" w:header="737" w:footer="454" w:gutter="0"/>
           <w:pgNumType w:start="1"/>
@@ -8023,7 +8062,7 @@
           <w:szCs w:val="24"/>
         </w:rPr>
         <w:sectPr>
-          <w:footerReference w:type="default" r:id="rId15"/>
+          <w:footerReference w:type="default" r:id="rId11"/>
           <w:pgSz w:w="11906" w:h="16838" w:code="9"/>
           <w:pgMar w:top="1134" w:right="1134" w:bottom="851" w:left="1134" w:header="737" w:footer="454" w:gutter="0"/>
           <w:pgNumType w:start="1"/>
@@ -8046,7 +8085,7 @@
       </w:pPr>
     </w:p>
     <w:sectPr>
-      <w:footerReference w:type="default" r:id="rId16"/>
+      <w:footerReference w:type="default" r:id="rId12"/>
       <w:pgSz w:w="11906" w:h="16838" w:code="9"/>
       <w:pgMar w:top="1134" w:right="1134" w:bottom="851" w:left="1134" w:header="737" w:footer="454" w:gutter="0"/>
       <w:pgNumType w:start="1"/>
@@ -8077,16 +8116,6 @@
 </file>
 
 <file path=word/footer1.xml><?xml version="1.0" encoding="utf-8"?>
-<w:ftr xmlns:wpc="http://schemas.microsoft.com/office/word/2010/wordprocessingCanvas" xmlns:cx="http://schemas.microsoft.com/office/drawing/2014/chartex" xmlns:cx1="http://schemas.microsoft.com/office/drawing/2015/9/8/chartex" xmlns:cx2="http://schemas.microsoft.com/office/drawing/2015/10/21/chartex" xmlns:cx3="http://schemas.microsoft.com/office/drawing/2016/5/9/chartex" xmlns:cx4="http://schemas.microsoft.com/office/drawing/2016/5/10/chartex" xmlns:cx5="http://schemas.microsoft.com/office/drawing/2016/5/11/chartex" xmlns:cx6="http://schemas.microsoft.com/office/drawing/2016/5/12/chartex" xmlns:cx7="http://schemas.microsoft.com/office/drawing/2016/5/13/chartex" xmlns:cx8="http://schemas.microsoft.com/office/drawing/2016/5/14/chartex" xmlns:mc="http://schemas.openxmlformats.org/markup-compatibility/2006" xmlns:aink="http://schemas.microsoft.com/office/drawing/2016/ink" xmlns:am3d="http://schemas.microsoft.com/office/drawing/2017/model3d" xmlns:o="urn:schemas-microsoft-com:office:office" xmlns:oel="http://schemas.microsoft.com/office/2019/extlst" xmlns:r="http://schemas.openxmlformats.org/officeDocument/2006/relationships" xmlns:m="http://schemas.openxmlformats.org/officeDocument/2006/math" xmlns:v="urn:schemas-microsoft-com:vml" xmlns:wp14="http://schemas.microsoft.com/office/word/2010/wordprocessingDrawing" xmlns:wp="http://schemas.openxmlformats.org/drawingml/2006/wordprocessingDrawing" xmlns:w10="urn:schemas-microsoft-com:office:word" xmlns:w="http://schemas.openxmlformats.org/wordprocessingml/2006/main" xmlns:w14="http://schemas.microsoft.com/office/word/2010/wordml" xmlns:w15="http://schemas.microsoft.com/office/word/2012/wordml" xmlns:w16cex="http://schemas.microsoft.com/office/word/2018/wordml/cex" xmlns:w16cid="http://schemas.microsoft.com/office/word/2016/wordml/cid" xmlns:w16="http://schemas.microsoft.com/office/word/2018/wordml" xmlns:w16du="http://schemas.microsoft.com/office/word/2023/wordml/word16du" xmlns:w16sdtdh="http://schemas.microsoft.com/office/word/2020/wordml/sdtdatahash" xmlns:w16sdtfl="http://schemas.microsoft.com/office/word/2024/wordml/sdtformatlock" xmlns:w16se="http://schemas.microsoft.com/office/word/2015/wordml/symex" xmlns:wpg="http://schemas.microsoft.com/office/word/2010/wordprocessingGroup" xmlns:wpi="http://schemas.microsoft.com/office/word/2010/wordprocessingInk" xmlns:wne="http://schemas.microsoft.com/office/word/2006/wordml" xmlns:wps="http://schemas.microsoft.com/office/word/2010/wordprocessingShape" mc:Ignorable="w14 w15 w16se w16cid w16 w16cex w16sdtdh w16sdtfl w16du wp14">
-  <w:p>
-    <w:pPr>
-      <w:pStyle w:val="a5"/>
-    </w:pPr>
-  </w:p>
-</w:ftr>
-</file>
-
-<file path=word/footer2.xml><?xml version="1.0" encoding="utf-8"?>
 <w:ftr xmlns:wpc="http://schemas.microsoft.com/office/word/2010/wordprocessingCanvas" xmlns:cx="http://schemas.microsoft.com/office/drawing/2014/chartex" xmlns:cx1="http://schemas.microsoft.com/office/drawing/2015/9/8/chartex" xmlns:cx2="http://schemas.microsoft.com/office/drawing/2015/10/21/chartex" xmlns:cx3="http://schemas.microsoft.com/office/drawing/2016/5/9/chartex" xmlns:cx4="http://schemas.microsoft.com/office/drawing/2016/5/10/chartex" xmlns:cx5="http://schemas.microsoft.com/office/drawing/2016/5/11/chartex" xmlns:cx6="http://schemas.microsoft.com/office/drawing/2016/5/12/chartex" xmlns:cx7="http://schemas.microsoft.com/office/drawing/2016/5/13/chartex" xmlns:cx8="http://schemas.microsoft.com/office/drawing/2016/5/14/chartex" xmlns:mc="http://schemas.openxmlformats.org/markup-compatibility/2006" xmlns:aink="http://schemas.microsoft.com/office/drawing/2016/ink" xmlns:am3d="http://schemas.microsoft.com/office/drawing/2017/model3d" xmlns:o="urn:schemas-microsoft-com:office:office" xmlns:oel="http://schemas.microsoft.com/office/2019/extlst" xmlns:r="http://schemas.openxmlformats.org/officeDocument/2006/relationships" xmlns:m="http://schemas.openxmlformats.org/officeDocument/2006/math" xmlns:v="urn:schemas-microsoft-com:vml" xmlns:wp14="http://schemas.microsoft.com/office/word/2010/wordprocessingDrawing" xmlns:wp="http://schemas.openxmlformats.org/drawingml/2006/wordprocessingDrawing" xmlns:w10="urn:schemas-microsoft-com:office:word" xmlns:w="http://schemas.openxmlformats.org/wordprocessingml/2006/main" xmlns:w14="http://schemas.microsoft.com/office/word/2010/wordml" xmlns:w15="http://schemas.microsoft.com/office/word/2012/wordml" xmlns:w16cex="http://schemas.microsoft.com/office/word/2018/wordml/cex" xmlns:w16cid="http://schemas.microsoft.com/office/word/2016/wordml/cid" xmlns:w16="http://schemas.microsoft.com/office/word/2018/wordml" xmlns:w16du="http://schemas.microsoft.com/office/word/2023/wordml/word16du" xmlns:w16sdtdh="http://schemas.microsoft.com/office/word/2020/wordml/sdtdatahash" xmlns:w16sdtfl="http://schemas.microsoft.com/office/word/2024/wordml/sdtformatlock" xmlns:w16se="http://schemas.microsoft.com/office/word/2015/wordml/symex" xmlns:wpg="http://schemas.microsoft.com/office/word/2010/wordprocessingGroup" xmlns:wpi="http://schemas.microsoft.com/office/word/2010/wordprocessingInk" xmlns:wne="http://schemas.microsoft.com/office/word/2006/wordml" xmlns:wps="http://schemas.microsoft.com/office/word/2010/wordprocessingShape" mc:Ignorable="w14 w15 w16se w16cid w16 w16cex w16sdtdh w16sdtfl w16du wp14">
   <w:p>
     <w:pPr>
@@ -8389,17 +8418,7 @@
 </w:ftr>
 </file>
 
-<file path=word/footer3.xml><?xml version="1.0" encoding="utf-8"?>
-<w:ftr xmlns:wpc="http://schemas.microsoft.com/office/word/2010/wordprocessingCanvas" xmlns:cx="http://schemas.microsoft.com/office/drawing/2014/chartex" xmlns:cx1="http://schemas.microsoft.com/office/drawing/2015/9/8/chartex" xmlns:cx2="http://schemas.microsoft.com/office/drawing/2015/10/21/chartex" xmlns:cx3="http://schemas.microsoft.com/office/drawing/2016/5/9/chartex" xmlns:cx4="http://schemas.microsoft.com/office/drawing/2016/5/10/chartex" xmlns:cx5="http://schemas.microsoft.com/office/drawing/2016/5/11/chartex" xmlns:cx6="http://schemas.microsoft.com/office/drawing/2016/5/12/chartex" xmlns:cx7="http://schemas.microsoft.com/office/drawing/2016/5/13/chartex" xmlns:cx8="http://schemas.microsoft.com/office/drawing/2016/5/14/chartex" xmlns:mc="http://schemas.openxmlformats.org/markup-compatibility/2006" xmlns:aink="http://schemas.microsoft.com/office/drawing/2016/ink" xmlns:am3d="http://schemas.microsoft.com/office/drawing/2017/model3d" xmlns:o="urn:schemas-microsoft-com:office:office" xmlns:oel="http://schemas.microsoft.com/office/2019/extlst" xmlns:r="http://schemas.openxmlformats.org/officeDocument/2006/relationships" xmlns:m="http://schemas.openxmlformats.org/officeDocument/2006/math" xmlns:v="urn:schemas-microsoft-com:vml" xmlns:wp14="http://schemas.microsoft.com/office/word/2010/wordprocessingDrawing" xmlns:wp="http://schemas.openxmlformats.org/drawingml/2006/wordprocessingDrawing" xmlns:w10="urn:schemas-microsoft-com:office:word" xmlns:w="http://schemas.openxmlformats.org/wordprocessingml/2006/main" xmlns:w14="http://schemas.microsoft.com/office/word/2010/wordml" xmlns:w15="http://schemas.microsoft.com/office/word/2012/wordml" xmlns:w16cex="http://schemas.microsoft.com/office/word/2018/wordml/cex" xmlns:w16cid="http://schemas.microsoft.com/office/word/2016/wordml/cid" xmlns:w16="http://schemas.microsoft.com/office/word/2018/wordml" xmlns:w16du="http://schemas.microsoft.com/office/word/2023/wordml/word16du" xmlns:w16sdtdh="http://schemas.microsoft.com/office/word/2020/wordml/sdtdatahash" xmlns:w16sdtfl="http://schemas.microsoft.com/office/word/2024/wordml/sdtformatlock" xmlns:w16se="http://schemas.microsoft.com/office/word/2015/wordml/symex" xmlns:wpg="http://schemas.microsoft.com/office/word/2010/wordprocessingGroup" xmlns:wpi="http://schemas.microsoft.com/office/word/2010/wordprocessingInk" xmlns:wne="http://schemas.microsoft.com/office/word/2006/wordml" xmlns:wps="http://schemas.microsoft.com/office/word/2010/wordprocessingShape" mc:Ignorable="w14 w15 w16se w16cid w16 w16cex w16sdtdh w16sdtfl w16du wp14">
-  <w:p>
-    <w:pPr>
-      <w:pStyle w:val="a5"/>
-    </w:pPr>
-  </w:p>
-</w:ftr>
-</file>
-
-<file path=word/footer4.xml><?xml version="1.0" encoding="utf-8"?>
+<file path=word/footer2.xml><?xml version="1.0" encoding="utf-8"?>
 <w:ftr xmlns:wpc="http://schemas.microsoft.com/office/word/2010/wordprocessingCanvas" xmlns:cx="http://schemas.microsoft.com/office/drawing/2014/chartex" xmlns:cx1="http://schemas.microsoft.com/office/drawing/2015/9/8/chartex" xmlns:cx2="http://schemas.microsoft.com/office/drawing/2015/10/21/chartex" xmlns:cx3="http://schemas.microsoft.com/office/drawing/2016/5/9/chartex" xmlns:cx4="http://schemas.microsoft.com/office/drawing/2016/5/10/chartex" xmlns:cx5="http://schemas.microsoft.com/office/drawing/2016/5/11/chartex" xmlns:cx6="http://schemas.microsoft.com/office/drawing/2016/5/12/chartex" xmlns:cx7="http://schemas.microsoft.com/office/drawing/2016/5/13/chartex" xmlns:cx8="http://schemas.microsoft.com/office/drawing/2016/5/14/chartex" xmlns:mc="http://schemas.openxmlformats.org/markup-compatibility/2006" xmlns:aink="http://schemas.microsoft.com/office/drawing/2016/ink" xmlns:am3d="http://schemas.microsoft.com/office/drawing/2017/model3d" xmlns:o="urn:schemas-microsoft-com:office:office" xmlns:oel="http://schemas.microsoft.com/office/2019/extlst" xmlns:r="http://schemas.openxmlformats.org/officeDocument/2006/relationships" xmlns:m="http://schemas.openxmlformats.org/officeDocument/2006/math" xmlns:v="urn:schemas-microsoft-com:vml" xmlns:wp14="http://schemas.microsoft.com/office/word/2010/wordprocessingDrawing" xmlns:wp="http://schemas.openxmlformats.org/drawingml/2006/wordprocessingDrawing" xmlns:w10="urn:schemas-microsoft-com:office:word" xmlns:w="http://schemas.openxmlformats.org/wordprocessingml/2006/main" xmlns:w14="http://schemas.microsoft.com/office/word/2010/wordml" xmlns:w15="http://schemas.microsoft.com/office/word/2012/wordml" xmlns:w16cex="http://schemas.microsoft.com/office/word/2018/wordml/cex" xmlns:w16cid="http://schemas.microsoft.com/office/word/2016/wordml/cid" xmlns:w16="http://schemas.microsoft.com/office/word/2018/wordml" xmlns:w16du="http://schemas.microsoft.com/office/word/2023/wordml/word16du" xmlns:w16sdtdh="http://schemas.microsoft.com/office/word/2020/wordml/sdtdatahash" xmlns:w16sdtfl="http://schemas.microsoft.com/office/word/2024/wordml/sdtformatlock" xmlns:w16se="http://schemas.microsoft.com/office/word/2015/wordml/symex" xmlns:wpg="http://schemas.microsoft.com/office/word/2010/wordprocessingGroup" xmlns:wpi="http://schemas.microsoft.com/office/word/2010/wordprocessingInk" xmlns:wne="http://schemas.microsoft.com/office/word/2006/wordml" xmlns:wps="http://schemas.microsoft.com/office/word/2010/wordprocessingShape" mc:Ignorable="w14 w15 w16se w16cid w16 w16cex w16sdtdh w16sdtfl w16du wp14">
   <w:p>
     <w:pPr>
@@ -8702,7 +8721,7 @@
 </w:ftr>
 </file>
 
-<file path=word/footer5.xml><?xml version="1.0" encoding="utf-8"?>
+<file path=word/footer3.xml><?xml version="1.0" encoding="utf-8"?>
 <w:ftr xmlns:wpc="http://schemas.microsoft.com/office/word/2010/wordprocessingCanvas" xmlns:cx="http://schemas.microsoft.com/office/drawing/2014/chartex" xmlns:cx1="http://schemas.microsoft.com/office/drawing/2015/9/8/chartex" xmlns:cx2="http://schemas.microsoft.com/office/drawing/2015/10/21/chartex" xmlns:cx3="http://schemas.microsoft.com/office/drawing/2016/5/9/chartex" xmlns:cx4="http://schemas.microsoft.com/office/drawing/2016/5/10/chartex" xmlns:cx5="http://schemas.microsoft.com/office/drawing/2016/5/11/chartex" xmlns:cx6="http://schemas.microsoft.com/office/drawing/2016/5/12/chartex" xmlns:cx7="http://schemas.microsoft.com/office/drawing/2016/5/13/chartex" xmlns:cx8="http://schemas.microsoft.com/office/drawing/2016/5/14/chartex" xmlns:mc="http://schemas.openxmlformats.org/markup-compatibility/2006" xmlns:aink="http://schemas.microsoft.com/office/drawing/2016/ink" xmlns:am3d="http://schemas.microsoft.com/office/drawing/2017/model3d" xmlns:o="urn:schemas-microsoft-com:office:office" xmlns:oel="http://schemas.microsoft.com/office/2019/extlst" xmlns:r="http://schemas.openxmlformats.org/officeDocument/2006/relationships" xmlns:m="http://schemas.openxmlformats.org/officeDocument/2006/math" xmlns:v="urn:schemas-microsoft-com:vml" xmlns:wp14="http://schemas.microsoft.com/office/word/2010/wordprocessingDrawing" xmlns:wp="http://schemas.openxmlformats.org/drawingml/2006/wordprocessingDrawing" xmlns:w10="urn:schemas-microsoft-com:office:word" xmlns:w="http://schemas.openxmlformats.org/wordprocessingml/2006/main" xmlns:w14="http://schemas.microsoft.com/office/word/2010/wordml" xmlns:w15="http://schemas.microsoft.com/office/word/2012/wordml" xmlns:w16cex="http://schemas.microsoft.com/office/word/2018/wordml/cex" xmlns:w16cid="http://schemas.microsoft.com/office/word/2016/wordml/cid" xmlns:w16="http://schemas.microsoft.com/office/word/2018/wordml" xmlns:w16du="http://schemas.microsoft.com/office/word/2023/wordml/word16du" xmlns:w16sdtdh="http://schemas.microsoft.com/office/word/2020/wordml/sdtdatahash" xmlns:w16sdtfl="http://schemas.microsoft.com/office/word/2024/wordml/sdtformatlock" xmlns:w16se="http://schemas.microsoft.com/office/word/2015/wordml/symex" xmlns:wpg="http://schemas.microsoft.com/office/word/2010/wordprocessingGroup" xmlns:wpi="http://schemas.microsoft.com/office/word/2010/wordprocessingInk" xmlns:wne="http://schemas.microsoft.com/office/word/2006/wordml" xmlns:wps="http://schemas.microsoft.com/office/word/2010/wordprocessingShape" mc:Ignorable="w14 w15 w16se w16cid w16 w16cex w16sdtdh w16sdtfl w16du wp14">
   <w:p>
     <w:pPr>
@@ -9005,7 +9024,7 @@
 </w:ftr>
 </file>
 
-<file path=word/footer6.xml><?xml version="1.0" encoding="utf-8"?>
+<file path=word/footer4.xml><?xml version="1.0" encoding="utf-8"?>
 <w:ftr xmlns:wpc="http://schemas.microsoft.com/office/word/2010/wordprocessingCanvas" xmlns:cx="http://schemas.microsoft.com/office/drawing/2014/chartex" xmlns:cx1="http://schemas.microsoft.com/office/drawing/2015/9/8/chartex" xmlns:cx2="http://schemas.microsoft.com/office/drawing/2015/10/21/chartex" xmlns:cx3="http://schemas.microsoft.com/office/drawing/2016/5/9/chartex" xmlns:cx4="http://schemas.microsoft.com/office/drawing/2016/5/10/chartex" xmlns:cx5="http://schemas.microsoft.com/office/drawing/2016/5/11/chartex" xmlns:cx6="http://schemas.microsoft.com/office/drawing/2016/5/12/chartex" xmlns:cx7="http://schemas.microsoft.com/office/drawing/2016/5/13/chartex" xmlns:cx8="http://schemas.microsoft.com/office/drawing/2016/5/14/chartex" xmlns:mc="http://schemas.openxmlformats.org/markup-compatibility/2006" xmlns:aink="http://schemas.microsoft.com/office/drawing/2016/ink" xmlns:am3d="http://schemas.microsoft.com/office/drawing/2017/model3d" xmlns:o="urn:schemas-microsoft-com:office:office" xmlns:oel="http://schemas.microsoft.com/office/2019/extlst" xmlns:r="http://schemas.openxmlformats.org/officeDocument/2006/relationships" xmlns:m="http://schemas.openxmlformats.org/officeDocument/2006/math" xmlns:v="urn:schemas-microsoft-com:vml" xmlns:wp14="http://schemas.microsoft.com/office/word/2010/wordprocessingDrawing" xmlns:wp="http://schemas.openxmlformats.org/drawingml/2006/wordprocessingDrawing" xmlns:w10="urn:schemas-microsoft-com:office:word" xmlns:w="http://schemas.openxmlformats.org/wordprocessingml/2006/main" xmlns:w14="http://schemas.microsoft.com/office/word/2010/wordml" xmlns:w15="http://schemas.microsoft.com/office/word/2012/wordml" xmlns:w16cex="http://schemas.microsoft.com/office/word/2018/wordml/cex" xmlns:w16cid="http://schemas.microsoft.com/office/word/2016/wordml/cid" xmlns:w16="http://schemas.microsoft.com/office/word/2018/wordml" xmlns:w16du="http://schemas.microsoft.com/office/word/2023/wordml/word16du" xmlns:w16sdtdh="http://schemas.microsoft.com/office/word/2020/wordml/sdtdatahash" xmlns:w16sdtfl="http://schemas.microsoft.com/office/word/2024/wordml/sdtformatlock" xmlns:w16se="http://schemas.microsoft.com/office/word/2015/wordml/symex" xmlns:wpg="http://schemas.microsoft.com/office/word/2010/wordprocessingGroup" xmlns:wpi="http://schemas.microsoft.com/office/word/2010/wordprocessingInk" xmlns:wne="http://schemas.microsoft.com/office/word/2006/wordml" xmlns:wps="http://schemas.microsoft.com/office/word/2010/wordprocessingShape" mc:Ignorable="w14 w15 w16se w16cid w16 w16cex w16sdtdh w16sdtfl w16du wp14">
   <w:p>
     <w:pPr>
@@ -9334,16 +9353,6 @@
 <w:hdr xmlns:wpc="http://schemas.microsoft.com/office/word/2010/wordprocessingCanvas" xmlns:cx="http://schemas.microsoft.com/office/drawing/2014/chartex" xmlns:cx1="http://schemas.microsoft.com/office/drawing/2015/9/8/chartex" xmlns:cx2="http://schemas.microsoft.com/office/drawing/2015/10/21/chartex" xmlns:cx3="http://schemas.microsoft.com/office/drawing/2016/5/9/chartex" xmlns:cx4="http://schemas.microsoft.com/office/drawing/2016/5/10/chartex" xmlns:cx5="http://schemas.microsoft.com/office/drawing/2016/5/11/chartex" xmlns:cx6="http://schemas.microsoft.com/office/drawing/2016/5/12/chartex" xmlns:cx7="http://schemas.microsoft.com/office/drawing/2016/5/13/chartex" xmlns:cx8="http://schemas.microsoft.com/office/drawing/2016/5/14/chartex" xmlns:mc="http://schemas.openxmlformats.org/markup-compatibility/2006" xmlns:aink="http://schemas.microsoft.com/office/drawing/2016/ink" xmlns:am3d="http://schemas.microsoft.com/office/drawing/2017/model3d" xmlns:o="urn:schemas-microsoft-com:office:office" xmlns:oel="http://schemas.microsoft.com/office/2019/extlst" xmlns:r="http://schemas.openxmlformats.org/officeDocument/2006/relationships" xmlns:m="http://schemas.openxmlformats.org/officeDocument/2006/math" xmlns:v="urn:schemas-microsoft-com:vml" xmlns:wp14="http://schemas.microsoft.com/office/word/2010/wordprocessingDrawing" xmlns:wp="http://schemas.openxmlformats.org/drawingml/2006/wordprocessingDrawing" xmlns:w10="urn:schemas-microsoft-com:office:word" xmlns:w="http://schemas.openxmlformats.org/wordprocessingml/2006/main" xmlns:w14="http://schemas.microsoft.com/office/word/2010/wordml" xmlns:w15="http://schemas.microsoft.com/office/word/2012/wordml" xmlns:w16cex="http://schemas.microsoft.com/office/word/2018/wordml/cex" xmlns:w16cid="http://schemas.microsoft.com/office/word/2016/wordml/cid" xmlns:w16="http://schemas.microsoft.com/office/word/2018/wordml" xmlns:w16du="http://schemas.microsoft.com/office/word/2023/wordml/word16du" xmlns:w16sdtdh="http://schemas.microsoft.com/office/word/2020/wordml/sdtdatahash" xmlns:w16sdtfl="http://schemas.microsoft.com/office/word/2024/wordml/sdtformatlock" xmlns:w16se="http://schemas.microsoft.com/office/word/2015/wordml/symex" xmlns:wpg="http://schemas.microsoft.com/office/word/2010/wordprocessingGroup" xmlns:wpi="http://schemas.microsoft.com/office/word/2010/wordprocessingInk" xmlns:wne="http://schemas.microsoft.com/office/word/2006/wordml" xmlns:wps="http://schemas.microsoft.com/office/word/2010/wordprocessingShape" mc:Ignorable="w14 w15 w16se w16cid w16 w16cex w16sdtdh w16sdtfl w16du wp14">
   <w:p>
     <w:pPr>
-      <w:pStyle w:val="a3"/>
-    </w:pPr>
-  </w:p>
-</w:hdr>
-</file>
-
-<file path=word/header2.xml><?xml version="1.0" encoding="utf-8"?>
-<w:hdr xmlns:wpc="http://schemas.microsoft.com/office/word/2010/wordprocessingCanvas" xmlns:cx="http://schemas.microsoft.com/office/drawing/2014/chartex" xmlns:cx1="http://schemas.microsoft.com/office/drawing/2015/9/8/chartex" xmlns:cx2="http://schemas.microsoft.com/office/drawing/2015/10/21/chartex" xmlns:cx3="http://schemas.microsoft.com/office/drawing/2016/5/9/chartex" xmlns:cx4="http://schemas.microsoft.com/office/drawing/2016/5/10/chartex" xmlns:cx5="http://schemas.microsoft.com/office/drawing/2016/5/11/chartex" xmlns:cx6="http://schemas.microsoft.com/office/drawing/2016/5/12/chartex" xmlns:cx7="http://schemas.microsoft.com/office/drawing/2016/5/13/chartex" xmlns:cx8="http://schemas.microsoft.com/office/drawing/2016/5/14/chartex" xmlns:mc="http://schemas.openxmlformats.org/markup-compatibility/2006" xmlns:aink="http://schemas.microsoft.com/office/drawing/2016/ink" xmlns:am3d="http://schemas.microsoft.com/office/drawing/2017/model3d" xmlns:o="urn:schemas-microsoft-com:office:office" xmlns:oel="http://schemas.microsoft.com/office/2019/extlst" xmlns:r="http://schemas.openxmlformats.org/officeDocument/2006/relationships" xmlns:m="http://schemas.openxmlformats.org/officeDocument/2006/math" xmlns:v="urn:schemas-microsoft-com:vml" xmlns:wp14="http://schemas.microsoft.com/office/word/2010/wordprocessingDrawing" xmlns:wp="http://schemas.openxmlformats.org/drawingml/2006/wordprocessingDrawing" xmlns:w10="urn:schemas-microsoft-com:office:word" xmlns:w="http://schemas.openxmlformats.org/wordprocessingml/2006/main" xmlns:w14="http://schemas.microsoft.com/office/word/2010/wordml" xmlns:w15="http://schemas.microsoft.com/office/word/2012/wordml" xmlns:w16cex="http://schemas.microsoft.com/office/word/2018/wordml/cex" xmlns:w16cid="http://schemas.microsoft.com/office/word/2016/wordml/cid" xmlns:w16="http://schemas.microsoft.com/office/word/2018/wordml" xmlns:w16du="http://schemas.microsoft.com/office/word/2023/wordml/word16du" xmlns:w16sdtdh="http://schemas.microsoft.com/office/word/2020/wordml/sdtdatahash" xmlns:w16sdtfl="http://schemas.microsoft.com/office/word/2024/wordml/sdtformatlock" xmlns:w16se="http://schemas.microsoft.com/office/word/2015/wordml/symex" xmlns:wpg="http://schemas.microsoft.com/office/word/2010/wordprocessingGroup" xmlns:wpi="http://schemas.microsoft.com/office/word/2010/wordprocessingInk" xmlns:wne="http://schemas.microsoft.com/office/word/2006/wordml" xmlns:wps="http://schemas.microsoft.com/office/word/2010/wordprocessingShape" mc:Ignorable="w14 w15 w16se w16cid w16 w16cex w16sdtdh w16sdtfl w16du wp14">
-  <w:p>
-    <w:pPr>
       <w:tabs>
         <w:tab w:val="right" w:pos="9638"/>
       </w:tabs>
@@ -9381,7 +9390,7 @@
         <w:szCs w:val="28"/>
         <w:u w:val="single"/>
       </w:rPr>
-      <w:t>$$</w:t>
+      <w:t>$$患者コード$$</w:t>
     </w:r>
     <w:r>
       <w:rPr>
@@ -9390,7 +9399,16 @@
         <w:szCs w:val="28"/>
         <w:u w:val="single"/>
       </w:rPr>
-      <w:t>患者コード$$</w:t>
+      <w:t xml:space="preserve">　患者氏名　</w:t>
+    </w:r>
+    <w:r>
+      <w:rPr>
+        <w:rFonts w:asciiTheme="majorEastAsia" w:eastAsiaTheme="majorEastAsia" w:hAnsiTheme="majorEastAsia"/>
+        <w:sz w:val="24"/>
+        <w:szCs w:val="28"/>
+        <w:u w:val="single"/>
+      </w:rPr>
+      <w:t>$$</w:t>
     </w:r>
     <w:r>
       <w:rPr>
@@ -9399,16 +9417,7 @@
         <w:szCs w:val="28"/>
         <w:u w:val="single"/>
       </w:rPr>
-      <w:t xml:space="preserve">　患者氏名　</w:t>
-    </w:r>
-    <w:r>
-      <w:rPr>
-        <w:rFonts w:asciiTheme="majorEastAsia" w:eastAsiaTheme="majorEastAsia" w:hAnsiTheme="majorEastAsia"/>
-        <w:sz w:val="24"/>
-        <w:szCs w:val="28"/>
-        <w:u w:val="single"/>
-      </w:rPr>
-      <w:t>$$</w:t>
+      <w:t>患者氏名$$</w:t>
     </w:r>
     <w:r>
       <w:rPr>
@@ -9417,16 +9426,15 @@
         <w:szCs w:val="28"/>
         <w:u w:val="single"/>
       </w:rPr>
-      <w:t>患者氏名$$</w:t>
+      <w:t xml:space="preserve">　様</w:t>
     </w:r>
     <w:r>
       <w:rPr>
         <w:rFonts w:asciiTheme="majorEastAsia" w:eastAsiaTheme="majorEastAsia" w:hAnsiTheme="majorEastAsia" w:hint="eastAsia"/>
         <w:sz w:val="24"/>
         <w:szCs w:val="28"/>
-        <w:u w:val="single"/>
-      </w:rPr>
-      <w:t xml:space="preserve">　様</w:t>
+      </w:rPr>
+      <w:tab/>
     </w:r>
     <w:r>
       <w:rPr>
@@ -9434,26 +9442,8 @@
         <w:sz w:val="24"/>
         <w:szCs w:val="28"/>
       </w:rPr>
-      <w:tab/>
-    </w:r>
-    <w:r>
-      <w:rPr>
-        <w:rFonts w:asciiTheme="majorEastAsia" w:eastAsiaTheme="majorEastAsia" w:hAnsiTheme="majorEastAsia" w:hint="eastAsia"/>
-        <w:sz w:val="24"/>
-        <w:szCs w:val="28"/>
-      </w:rPr>
       <w:t>$$文書_文書日(0)$$</w:t>
     </w:r>
-  </w:p>
-</w:hdr>
-</file>
-
-<file path=word/header3.xml><?xml version="1.0" encoding="utf-8"?>
-<w:hdr xmlns:wpc="http://schemas.microsoft.com/office/word/2010/wordprocessingCanvas" xmlns:cx="http://schemas.microsoft.com/office/drawing/2014/chartex" xmlns:cx1="http://schemas.microsoft.com/office/drawing/2015/9/8/chartex" xmlns:cx2="http://schemas.microsoft.com/office/drawing/2015/10/21/chartex" xmlns:cx3="http://schemas.microsoft.com/office/drawing/2016/5/9/chartex" xmlns:cx4="http://schemas.microsoft.com/office/drawing/2016/5/10/chartex" xmlns:cx5="http://schemas.microsoft.com/office/drawing/2016/5/11/chartex" xmlns:cx6="http://schemas.microsoft.com/office/drawing/2016/5/12/chartex" xmlns:cx7="http://schemas.microsoft.com/office/drawing/2016/5/13/chartex" xmlns:cx8="http://schemas.microsoft.com/office/drawing/2016/5/14/chartex" xmlns:mc="http://schemas.openxmlformats.org/markup-compatibility/2006" xmlns:aink="http://schemas.microsoft.com/office/drawing/2016/ink" xmlns:am3d="http://schemas.microsoft.com/office/drawing/2017/model3d" xmlns:o="urn:schemas-microsoft-com:office:office" xmlns:oel="http://schemas.microsoft.com/office/2019/extlst" xmlns:r="http://schemas.openxmlformats.org/officeDocument/2006/relationships" xmlns:m="http://schemas.openxmlformats.org/officeDocument/2006/math" xmlns:v="urn:schemas-microsoft-com:vml" xmlns:wp14="http://schemas.microsoft.com/office/word/2010/wordprocessingDrawing" xmlns:wp="http://schemas.openxmlformats.org/drawingml/2006/wordprocessingDrawing" xmlns:w10="urn:schemas-microsoft-com:office:word" xmlns:w="http://schemas.openxmlformats.org/wordprocessingml/2006/main" xmlns:w14="http://schemas.microsoft.com/office/word/2010/wordml" xmlns:w15="http://schemas.microsoft.com/office/word/2012/wordml" xmlns:w16cex="http://schemas.microsoft.com/office/word/2018/wordml/cex" xmlns:w16cid="http://schemas.microsoft.com/office/word/2016/wordml/cid" xmlns:w16="http://schemas.microsoft.com/office/word/2018/wordml" xmlns:w16du="http://schemas.microsoft.com/office/word/2023/wordml/word16du" xmlns:w16sdtdh="http://schemas.microsoft.com/office/word/2020/wordml/sdtdatahash" xmlns:w16sdtfl="http://schemas.microsoft.com/office/word/2024/wordml/sdtformatlock" xmlns:w16se="http://schemas.microsoft.com/office/word/2015/wordml/symex" xmlns:wpg="http://schemas.microsoft.com/office/word/2010/wordprocessingGroup" xmlns:wpi="http://schemas.microsoft.com/office/word/2010/wordprocessingInk" xmlns:wne="http://schemas.microsoft.com/office/word/2006/wordml" xmlns:wps="http://schemas.microsoft.com/office/word/2010/wordprocessingShape" mc:Ignorable="w14 w15 w16se w16cid w16 w16cex w16sdtdh w16sdtfl w16du wp14">
-  <w:p>
-    <w:pPr>
-      <w:pStyle w:val="a3"/>
-    </w:pPr>
   </w:p>
 </w:hdr>
 </file>
@@ -10915,6 +10905,7 @@
     <w:rsid w:val="005603AC"/>
     <w:rsid w:val="00560B8F"/>
     <w:rsid w:val="005706FE"/>
+    <w:rsid w:val="00570C26"/>
     <w:rsid w:val="00572D09"/>
     <w:rsid w:val="005778A4"/>
     <w:rsid w:val="005C69BA"/>

--- a/【西宮】同意書・説明書雛形_NoPlaceHolder.docx
+++ b/【西宮】同意書・説明書雛形_NoPlaceHolder.docx
@@ -4823,10 +4823,10 @@
         <mc:AlternateContent>
           <mc:Choice Requires="wps">
             <w:drawing>
-              <wp:anchor distT="0" distB="0" distL="114300" distR="114300" simplePos="0" relativeHeight="251659264" behindDoc="0" locked="0" layoutInCell="1" allowOverlap="1" wp14:anchorId="4E62E630" wp14:editId="5DDB8B2D">
+              <wp:anchor distT="0" distB="0" distL="114300" distR="114300" simplePos="0" relativeHeight="251659264" behindDoc="0" locked="0" layoutInCell="1" allowOverlap="1" wp14:anchorId="4E62E630" wp14:editId="14990628">
                 <wp:simplePos x="0" y="0"/>
                 <wp:positionH relativeFrom="column">
-                  <wp:posOffset>5191243</wp:posOffset>
+                  <wp:posOffset>5191125</wp:posOffset>
                 </wp:positionH>
                 <wp:positionV relativeFrom="paragraph">
                   <wp:posOffset>92710</wp:posOffset>
@@ -6344,17 +6344,6 @@
         <w:br w:type="page"/>
       </w:r>
     </w:p>
-    <w:p>
-      <w:pPr>
-        <w:widowControl/>
-        <w:jc w:val="left"/>
-        <w:rPr>
-          <w:rFonts w:asciiTheme="majorEastAsia" w:eastAsiaTheme="majorEastAsia" w:hAnsiTheme="majorEastAsia"/>
-          <w:sz w:val="24"/>
-          <w:szCs w:val="24"/>
-        </w:rPr>
-      </w:pPr>
-    </w:p>
     <w:tbl>
       <w:tblPr>
         <w:tblStyle w:val="aa"/>
@@ -6385,6 +6374,7 @@
                 <w:sz w:val="28"/>
                 <w:szCs w:val="28"/>
               </w:rPr>
+              <w:lastRenderedPageBreak/>
               <w:t>[[</w:t>
             </w:r>
             <w:proofErr w:type="spellStart"/>
@@ -6420,6 +6410,7 @@
               <w:rPr>
                 <w:rFonts w:asciiTheme="majorEastAsia" w:eastAsiaTheme="majorEastAsia" w:hAnsiTheme="majorEastAsia" w:hint="eastAsia"/>
                 <w:b/>
+                <w:color w:val="EE0000"/>
                 <w:sz w:val="28"/>
                 <w:szCs w:val="28"/>
                 <w:u w:val="single"/>
@@ -6438,6 +6429,165 @@
           <w:szCs w:val="24"/>
         </w:rPr>
       </w:pPr>
+      <w:r>
+        <w:rPr>
+          <w:rFonts w:asciiTheme="majorEastAsia" w:eastAsiaTheme="majorEastAsia" w:hAnsiTheme="majorEastAsia"/>
+          <w:noProof/>
+          <w:sz w:val="24"/>
+          <w:szCs w:val="24"/>
+        </w:rPr>
+        <mc:AlternateContent>
+          <mc:Choice Requires="wps">
+            <w:drawing>
+              <wp:anchor distT="0" distB="0" distL="114300" distR="114300" simplePos="0" relativeHeight="251661312" behindDoc="0" locked="0" layoutInCell="1" allowOverlap="1" wp14:anchorId="6B285044" wp14:editId="7401CA78">
+                <wp:simplePos x="0" y="0"/>
+                <wp:positionH relativeFrom="column">
+                  <wp:posOffset>5189415</wp:posOffset>
+                </wp:positionH>
+                <wp:positionV relativeFrom="paragraph">
+                  <wp:posOffset>100965</wp:posOffset>
+                </wp:positionV>
+                <wp:extent cx="914400" cy="914400"/>
+                <wp:effectExtent l="0" t="0" r="12700" b="12700"/>
+                <wp:wrapNone/>
+                <wp:docPr id="328109984" name="正方形/長方形 2"/>
+                <wp:cNvGraphicFramePr/>
+                <a:graphic xmlns:a="http://schemas.openxmlformats.org/drawingml/2006/main">
+                  <a:graphicData uri="http://schemas.microsoft.com/office/word/2010/wordprocessingShape">
+                    <wps:wsp>
+                      <wps:cNvSpPr/>
+                      <wps:spPr>
+                        <a:xfrm>
+                          <a:off x="0" y="0"/>
+                          <a:ext cx="914400" cy="914400"/>
+                        </a:xfrm>
+                        <a:prstGeom prst="rect">
+                          <a:avLst/>
+                        </a:prstGeom>
+                        <a:solidFill>
+                          <a:schemeClr val="bg1"/>
+                        </a:solidFill>
+                        <a:ln w="6350">
+                          <a:solidFill>
+                            <a:schemeClr val="tx1"/>
+                          </a:solidFill>
+                        </a:ln>
+                      </wps:spPr>
+                      <wps:style>
+                        <a:lnRef idx="2">
+                          <a:schemeClr val="accent1">
+                            <a:shade val="15000"/>
+                          </a:schemeClr>
+                        </a:lnRef>
+                        <a:fillRef idx="1">
+                          <a:schemeClr val="accent1"/>
+                        </a:fillRef>
+                        <a:effectRef idx="0">
+                          <a:schemeClr val="accent1"/>
+                        </a:effectRef>
+                        <a:fontRef idx="minor">
+                          <a:schemeClr val="lt1"/>
+                        </a:fontRef>
+                      </wps:style>
+                      <wps:txbx>
+                        <w:txbxContent>
+                          <w:p>
+                            <w:pPr>
+                              <w:jc w:val="center"/>
+                              <w:rPr>
+                                <w:color w:val="000000" w:themeColor="text1"/>
+                              </w:rPr>
+                            </w:pPr>
+                            <w:r>
+                              <w:rPr>
+                                <w:rFonts w:hint="eastAsia"/>
+                                <w:color w:val="000000" w:themeColor="text1"/>
+                              </w:rPr>
+                              <w:t>$$</w:t>
+                            </w:r>
+                            <w:proofErr w:type="gramStart"/>
+                            <w:r>
+                              <w:rPr>
+                                <w:rFonts w:hint="eastAsia"/>
+                                <w:color w:val="000000" w:themeColor="text1"/>
+                              </w:rPr>
+                              <w:t>QR(001)$</w:t>
+                            </w:r>
+                            <w:proofErr w:type="gramEnd"/>
+                            <w:r>
+                              <w:rPr>
+                                <w:rFonts w:hint="eastAsia"/>
+                                <w:color w:val="000000" w:themeColor="text1"/>
+                              </w:rPr>
+                              <w:t>$</w:t>
+                            </w:r>
+                          </w:p>
+                        </w:txbxContent>
+                      </wps:txbx>
+                      <wps:bodyPr rot="0" spcFirstLastPara="0" vertOverflow="overflow" horzOverflow="overflow" vert="horz" wrap="square" lIns="91440" tIns="45720" rIns="91440" bIns="45720" numCol="1" spcCol="0" rtlCol="0" fromWordArt="0" anchor="ctr" anchorCtr="0" forceAA="0" compatLnSpc="1">
+                        <a:prstTxWarp prst="textNoShape">
+                          <a:avLst/>
+                        </a:prstTxWarp>
+                        <a:noAutofit/>
+                      </wps:bodyPr>
+                    </wps:wsp>
+                  </a:graphicData>
+                </a:graphic>
+              </wp:anchor>
+            </w:drawing>
+          </mc:Choice>
+          <mc:Fallback>
+            <w:pict>
+              <v:rect w14:anchorId="6B285044" id="_x0000_s1027" style="position:absolute;left:0;text-align:left;margin-left:408.6pt;margin-top:7.95pt;width:1in;height:1in;z-index:251661312;visibility:visible;mso-wrap-style:square;mso-wrap-distance-left:9pt;mso-wrap-distance-top:0;mso-wrap-distance-right:9pt;mso-wrap-distance-bottom:0;mso-position-horizontal:absolute;mso-position-horizontal-relative:text;mso-position-vertical:absolute;mso-position-vertical-relative:text;v-text-anchor:middle" o:gfxdata="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" fillcolor="white [3212]" strokecolor="black [3213]" strokeweight=".5pt">
+                <v:textbox>
+                  <w:txbxContent>
+                    <w:p>
+                      <w:pPr>
+                        <w:jc w:val="center"/>
+                        <w:rPr>
+                          <w:color w:val="000000" w:themeColor="text1"/>
+                        </w:rPr>
+                      </w:pPr>
+                      <w:r>
+                        <w:rPr>
+                          <w:rFonts w:hint="eastAsia"/>
+                          <w:color w:val="000000" w:themeColor="text1"/>
+                        </w:rPr>
+                        <w:t>$$</w:t>
+                      </w:r>
+                      <w:proofErr w:type="gramStart"/>
+                      <w:r>
+                        <w:rPr>
+                          <w:rFonts w:hint="eastAsia"/>
+                          <w:color w:val="000000" w:themeColor="text1"/>
+                        </w:rPr>
+                        <w:t>QR(001)$</w:t>
+                      </w:r>
+                      <w:proofErr w:type="gramEnd"/>
+                      <w:r>
+                        <w:rPr>
+                          <w:rFonts w:hint="eastAsia"/>
+                          <w:color w:val="000000" w:themeColor="text1"/>
+                        </w:rPr>
+                        <w:t>$</w:t>
+                      </w:r>
+                    </w:p>
+                  </w:txbxContent>
+                </v:textbox>
+              </v:rect>
+            </w:pict>
+          </mc:Fallback>
+        </mc:AlternateContent>
+      </w:r>
+    </w:p>
+    <w:p>
+      <w:pPr>
+        <w:rPr>
+          <w:rFonts w:asciiTheme="majorEastAsia" w:eastAsiaTheme="majorEastAsia" w:hAnsiTheme="majorEastAsia"/>
+          <w:sz w:val="24"/>
+          <w:szCs w:val="24"/>
+        </w:rPr>
+      </w:pPr>
     </w:p>
     <w:p>
       <w:pPr>
@@ -6471,6 +6621,15 @@
         </w:rPr>
         <w:t xml:space="preserve">　病院長　様</w:t>
       </w:r>
+    </w:p>
+    <w:p>
+      <w:pPr>
+        <w:rPr>
+          <w:rFonts w:asciiTheme="majorEastAsia" w:eastAsiaTheme="majorEastAsia" w:hAnsiTheme="majorEastAsia"/>
+          <w:sz w:val="24"/>
+          <w:szCs w:val="24"/>
+        </w:rPr>
+      </w:pPr>
     </w:p>
     <w:p>
       <w:pPr>
@@ -6625,6 +6784,7 @@
       <w:r>
         <w:rPr>
           <w:rFonts w:asciiTheme="majorEastAsia" w:eastAsiaTheme="majorEastAsia" w:hAnsiTheme="majorEastAsia" w:hint="eastAsia"/>
+          <w:color w:val="EE0000"/>
           <w:sz w:val="24"/>
           <w:szCs w:val="21"/>
           <w:u w:val="single"/>
@@ -6637,11 +6797,30 @@
           <w:sz w:val="24"/>
           <w:szCs w:val="21"/>
         </w:rPr>
-        <w:t>し、同意しないこととしましたので、ここに同意</w:t>
-      </w:r>
-      <w:r>
-        <w:rPr>
-          <w:rFonts w:asciiTheme="majorEastAsia" w:eastAsiaTheme="majorEastAsia" w:hAnsiTheme="majorEastAsia" w:hint="eastAsia"/>
+        <w:t>し、</w:t>
+      </w:r>
+      <w:r>
+        <w:rPr>
+          <w:rFonts w:asciiTheme="majorEastAsia" w:eastAsiaTheme="majorEastAsia" w:hAnsiTheme="majorEastAsia" w:hint="eastAsia"/>
+          <w:color w:val="EE0000"/>
+          <w:sz w:val="24"/>
+          <w:szCs w:val="21"/>
+          <w:u w:val="single"/>
+        </w:rPr>
+        <w:t>同意しない</w:t>
+      </w:r>
+      <w:r>
+        <w:rPr>
+          <w:rFonts w:asciiTheme="majorEastAsia" w:eastAsiaTheme="majorEastAsia" w:hAnsiTheme="majorEastAsia" w:hint="eastAsia"/>
+          <w:sz w:val="24"/>
+          <w:szCs w:val="21"/>
+        </w:rPr>
+        <w:t>こととしましたので、ここに同意</w:t>
+      </w:r>
+      <w:r>
+        <w:rPr>
+          <w:rFonts w:asciiTheme="majorEastAsia" w:eastAsiaTheme="majorEastAsia" w:hAnsiTheme="majorEastAsia" w:hint="eastAsia"/>
+          <w:color w:val="EE0000"/>
           <w:sz w:val="24"/>
           <w:szCs w:val="21"/>
           <w:u w:val="single"/>
@@ -6706,6 +6885,7 @@
       <w:r>
         <w:rPr>
           <w:rFonts w:asciiTheme="majorEastAsia" w:eastAsiaTheme="majorEastAsia" w:hAnsiTheme="majorEastAsia" w:hint="eastAsia"/>
+          <w:color w:val="EE0000"/>
           <w:sz w:val="24"/>
           <w:szCs w:val="24"/>
           <w:u w:val="single"/>
@@ -7390,6 +7570,7 @@
               <w:rPr>
                 <w:rFonts w:asciiTheme="majorEastAsia" w:eastAsiaTheme="majorEastAsia" w:hAnsiTheme="majorEastAsia" w:hint="eastAsia"/>
                 <w:b/>
+                <w:color w:val="EE0000"/>
                 <w:sz w:val="28"/>
                 <w:szCs w:val="28"/>
                 <w:u w:val="single"/>
@@ -7521,6 +7702,7 @@
       <w:r>
         <w:rPr>
           <w:rFonts w:asciiTheme="majorEastAsia" w:eastAsiaTheme="majorEastAsia" w:hAnsiTheme="majorEastAsia" w:hint="eastAsia"/>
+          <w:color w:val="EE0000"/>
           <w:sz w:val="24"/>
           <w:szCs w:val="24"/>
           <w:u w:val="single"/>
@@ -8379,16 +8561,7 @@
         <w:sz w:val="16"/>
         <w:szCs w:val="16"/>
       </w:rPr>
-      <w:t>2</w:t>
-    </w:r>
-    <w:r>
-      <w:rPr>
-        <w:rFonts w:asciiTheme="majorEastAsia" w:eastAsiaTheme="majorEastAsia" w:hAnsiTheme="majorEastAsia"/>
-        <w:color w:val="BFBFBF" w:themeColor="background1" w:themeShade="BF"/>
-        <w:sz w:val="16"/>
-        <w:szCs w:val="16"/>
-      </w:rPr>
-      <w:t>9</w:t>
+      <w:t>30</w:t>
     </w:r>
     <w:r>
       <w:rPr>
@@ -8690,16 +8863,7 @@
         <w:sz w:val="16"/>
         <w:szCs w:val="16"/>
       </w:rPr>
-      <w:t>2</w:t>
-    </w:r>
-    <w:r>
-      <w:rPr>
-        <w:rFonts w:asciiTheme="majorEastAsia" w:eastAsiaTheme="majorEastAsia" w:hAnsiTheme="majorEastAsia"/>
-        <w:color w:val="BFBFBF" w:themeColor="background1" w:themeShade="BF"/>
-        <w:sz w:val="16"/>
-        <w:szCs w:val="16"/>
-      </w:rPr>
-      <w:t>9</w:t>
+      <w:t>30</w:t>
     </w:r>
     <w:r>
       <w:rPr>
@@ -8993,16 +9157,7 @@
         <w:sz w:val="16"/>
         <w:szCs w:val="16"/>
       </w:rPr>
-      <w:t>2</w:t>
-    </w:r>
-    <w:r>
-      <w:rPr>
-        <w:rFonts w:asciiTheme="majorEastAsia" w:eastAsiaTheme="majorEastAsia" w:hAnsiTheme="majorEastAsia"/>
-        <w:color w:val="BFBFBF" w:themeColor="background1" w:themeShade="BF"/>
-        <w:sz w:val="16"/>
-        <w:szCs w:val="16"/>
-      </w:rPr>
-      <w:t>9</w:t>
+      <w:t>30</w:t>
     </w:r>
     <w:r>
       <w:rPr>
@@ -9299,16 +9454,7 @@
         <w:sz w:val="16"/>
         <w:szCs w:val="16"/>
       </w:rPr>
-      <w:t>2</w:t>
-    </w:r>
-    <w:r>
-      <w:rPr>
-        <w:rFonts w:asciiTheme="majorEastAsia" w:eastAsiaTheme="majorEastAsia" w:hAnsiTheme="majorEastAsia"/>
-        <w:color w:val="BFBFBF" w:themeColor="background1" w:themeShade="BF"/>
-        <w:sz w:val="16"/>
-        <w:szCs w:val="16"/>
-      </w:rPr>
-      <w:t>9</w:t>
+      <w:t>30</w:t>
     </w:r>
     <w:r>
       <w:rPr>
@@ -10975,6 +11121,7 @@
     <w:rsid w:val="00C33759"/>
     <w:rsid w:val="00C41958"/>
     <w:rsid w:val="00C4504C"/>
+    <w:rsid w:val="00C6115F"/>
     <w:rsid w:val="00C704DE"/>
     <w:rsid w:val="00C7728C"/>
     <w:rsid w:val="00C94181"/>

--- a/【西宮】同意書・説明書雛形_NoPlaceHolder.docx
+++ b/【西宮】同意書・説明書雛形_NoPlaceHolder.docx
@@ -34,7 +34,6 @@
               </w:rPr>
               <w:t>[[</w:t>
             </w:r>
-            <w:proofErr w:type="spellStart"/>
             <w:r>
               <w:rPr>
                 <w:rFonts w:asciiTheme="majorEastAsia" w:eastAsiaTheme="majorEastAsia" w:hAnsiTheme="majorEastAsia"/>
@@ -44,7 +43,6 @@
               </w:rPr>
               <w:t>procedure_name</w:t>
             </w:r>
-            <w:proofErr w:type="spellEnd"/>
             <w:r>
               <w:rPr>
                 <w:rFonts w:asciiTheme="majorEastAsia" w:eastAsiaTheme="majorEastAsia" w:hAnsiTheme="majorEastAsia"/>
@@ -230,8 +228,8 @@
             <w:u w:val="single"/>
           </w:rPr>
           <w:alias w:val="説明医師氏名1"/>
+          <w:tag w:val="説明医師氏名1"/>
           <w:id w:val="-895197227"/>
-          <w:lock w:val="sdtLocked"/>
           <w:placeholder>
             <w:docPart w:val="DFCE0312921B49669E12BFCA87C5BA24"/>
           </w:placeholder>
@@ -839,7 +837,6 @@
         </w:rPr>
         <w:t>[[</w:t>
       </w:r>
-      <w:proofErr w:type="spellStart"/>
       <w:r>
         <w:rPr>
           <w:rFonts w:asciiTheme="majorEastAsia" w:eastAsiaTheme="majorEastAsia" w:hAnsiTheme="majorEastAsia" w:hint="eastAsia"/>
@@ -864,7 +861,6 @@
         </w:rPr>
         <w:t>condition</w:t>
       </w:r>
-      <w:proofErr w:type="spellEnd"/>
       <w:r>
         <w:rPr>
           <w:rFonts w:asciiTheme="majorEastAsia" w:eastAsiaTheme="majorEastAsia" w:hAnsiTheme="majorEastAsia"/>
@@ -942,29 +938,7 @@
           <w:sz w:val="24"/>
           <w:szCs w:val="24"/>
         </w:rPr>
-        <w:t>[[</w:t>
-      </w:r>
-      <w:proofErr w:type="spellStart"/>
-      <w:r>
-        <w:rPr>
-          <w:rFonts w:asciiTheme="majorEastAsia" w:eastAsiaTheme="majorEastAsia" w:hAnsiTheme="majorEastAsia" w:hint="eastAsia"/>
-          <w:b/>
-          <w:bCs/>
-          <w:sz w:val="24"/>
-          <w:szCs w:val="24"/>
-        </w:rPr>
-        <w:t>procedure_type</w:t>
-      </w:r>
-      <w:proofErr w:type="spellEnd"/>
-      <w:r>
-        <w:rPr>
-          <w:rFonts w:asciiTheme="majorEastAsia" w:eastAsiaTheme="majorEastAsia" w:hAnsiTheme="majorEastAsia" w:hint="eastAsia"/>
-          <w:b/>
-          <w:bCs/>
-          <w:sz w:val="24"/>
-          <w:szCs w:val="24"/>
-        </w:rPr>
-        <w:t>]]</w:t>
+        <w:t>[[procedure_type]]</w:t>
       </w:r>
       <w:r>
         <w:rPr>
@@ -1019,29 +993,27 @@
           <w:sz w:val="24"/>
           <w:szCs w:val="24"/>
         </w:rPr>
-        <w:t>[[</w:t>
-      </w:r>
-      <w:proofErr w:type="spellStart"/>
-      <w:r>
-        <w:rPr>
-          <w:rFonts w:asciiTheme="majorEastAsia" w:eastAsiaTheme="majorEastAsia" w:hAnsiTheme="majorEastAsia"/>
+        <w:t>[[procedure_type]]</w:t>
+      </w:r>
+      <w:r>
+        <w:rPr>
+          <w:rFonts w:asciiTheme="majorEastAsia" w:eastAsiaTheme="majorEastAsia" w:hAnsiTheme="majorEastAsia" w:hint="eastAsia"/>
           <w:b/>
           <w:bCs/>
           <w:sz w:val="24"/>
           <w:szCs w:val="24"/>
         </w:rPr>
-        <w:t>procedure_type</w:t>
-      </w:r>
-      <w:proofErr w:type="spellEnd"/>
-      <w:r>
-        <w:rPr>
-          <w:rFonts w:asciiTheme="majorEastAsia" w:eastAsiaTheme="majorEastAsia" w:hAnsiTheme="majorEastAsia"/>
+        <w:t>名</w:t>
+      </w:r>
+      <w:r>
+        <w:rPr>
+          <w:rFonts w:asciiTheme="majorEastAsia" w:eastAsiaTheme="majorEastAsia" w:hAnsiTheme="majorEastAsia" w:hint="eastAsia"/>
           <w:b/>
           <w:bCs/>
           <w:sz w:val="24"/>
           <w:szCs w:val="24"/>
         </w:rPr>
-        <w:t>]]</w:t>
+        <w:t>】</w:t>
       </w:r>
       <w:r>
         <w:rPr>
@@ -1051,26 +1023,6 @@
           <w:sz w:val="24"/>
           <w:szCs w:val="24"/>
         </w:rPr>
-        <w:t>名</w:t>
-      </w:r>
-      <w:r>
-        <w:rPr>
-          <w:rFonts w:asciiTheme="majorEastAsia" w:eastAsiaTheme="majorEastAsia" w:hAnsiTheme="majorEastAsia" w:hint="eastAsia"/>
-          <w:b/>
-          <w:bCs/>
-          <w:sz w:val="24"/>
-          <w:szCs w:val="24"/>
-        </w:rPr>
-        <w:t>】</w:t>
-      </w:r>
-      <w:r>
-        <w:rPr>
-          <w:rFonts w:asciiTheme="majorEastAsia" w:eastAsiaTheme="majorEastAsia" w:hAnsiTheme="majorEastAsia" w:hint="eastAsia"/>
-          <w:b/>
-          <w:bCs/>
-          <w:sz w:val="24"/>
-          <w:szCs w:val="24"/>
-        </w:rPr>
         <w:t>：</w:t>
       </w:r>
       <w:r>
@@ -1099,7 +1051,6 @@
         </w:rPr>
         <w:t>[[</w:t>
       </w:r>
-      <w:proofErr w:type="spellStart"/>
       <w:r>
         <w:rPr>
           <w:rFonts w:asciiTheme="majorEastAsia" w:eastAsiaTheme="majorEastAsia" w:hAnsiTheme="majorEastAsia"/>
@@ -1109,7 +1060,6 @@
         </w:rPr>
         <w:t>procedure_name</w:t>
       </w:r>
-      <w:proofErr w:type="spellEnd"/>
       <w:r>
         <w:rPr>
           <w:rFonts w:asciiTheme="majorEastAsia" w:eastAsiaTheme="majorEastAsia" w:hAnsiTheme="majorEastAsia"/>
@@ -1366,7 +1316,6 @@
         </w:rPr>
         <w:t>[[</w:t>
       </w:r>
-      <w:proofErr w:type="spellStart"/>
       <w:r>
         <w:rPr>
           <w:rFonts w:asciiTheme="majorEastAsia" w:eastAsiaTheme="majorEastAsia" w:hAnsiTheme="majorEastAsia"/>
@@ -1376,7 +1325,6 @@
         </w:rPr>
         <w:t>expected_duration</w:t>
       </w:r>
-      <w:proofErr w:type="spellEnd"/>
       <w:r>
         <w:rPr>
           <w:rFonts w:asciiTheme="majorEastAsia" w:eastAsiaTheme="majorEastAsia" w:hAnsiTheme="majorEastAsia"/>
@@ -1531,7 +1479,6 @@
         </w:rPr>
         <w:t>[[</w:t>
       </w:r>
-      <w:proofErr w:type="spellStart"/>
       <w:r>
         <w:rPr>
           <w:rFonts w:asciiTheme="majorEastAsia" w:eastAsiaTheme="majorEastAsia" w:hAnsiTheme="majorEastAsia"/>
@@ -1540,7 +1487,6 @@
         </w:rPr>
         <w:t>detailed_explanation_of_procedure</w:t>
       </w:r>
-      <w:proofErr w:type="spellEnd"/>
       <w:r>
         <w:rPr>
           <w:rFonts w:asciiTheme="majorEastAsia" w:eastAsiaTheme="majorEastAsia" w:hAnsiTheme="majorEastAsia"/>
@@ -1590,9 +1536,8 @@
           <w:sz w:val="24"/>
           <w:szCs w:val="24"/>
         </w:rPr>
-        <w:t>[[</w:t>
-      </w:r>
-      <w:proofErr w:type="spellStart"/>
+        <w:t>[[procedure_type]]</w:t>
+      </w:r>
       <w:r>
         <w:rPr>
           <w:rFonts w:asciiTheme="majorEastAsia" w:eastAsiaTheme="majorEastAsia" w:hAnsiTheme="majorEastAsia" w:hint="eastAsia"/>
@@ -1601,9 +1546,8 @@
           <w:sz w:val="24"/>
           <w:szCs w:val="24"/>
         </w:rPr>
-        <w:t>procedure_type</w:t>
-      </w:r>
-      <w:proofErr w:type="spellEnd"/>
+        <w:t>後ICU管理の</w:t>
+      </w:r>
       <w:r>
         <w:rPr>
           <w:rFonts w:asciiTheme="majorEastAsia" w:eastAsiaTheme="majorEastAsia" w:hAnsiTheme="majorEastAsia" w:hint="eastAsia"/>
@@ -1612,7 +1556,7 @@
           <w:sz w:val="24"/>
           <w:szCs w:val="24"/>
         </w:rPr>
-        <w:t>]]</w:t>
+        <w:t>予定</w:t>
       </w:r>
       <w:r>
         <w:rPr>
@@ -1622,7 +1566,7 @@
           <w:sz w:val="24"/>
           <w:szCs w:val="24"/>
         </w:rPr>
-        <w:t>後ICU管理の</w:t>
+        <w:t>】</w:t>
       </w:r>
       <w:r>
         <w:rPr>
@@ -1632,26 +1576,6 @@
           <w:sz w:val="24"/>
           <w:szCs w:val="24"/>
         </w:rPr>
-        <w:t>予定</w:t>
-      </w:r>
-      <w:r>
-        <w:rPr>
-          <w:rFonts w:asciiTheme="majorEastAsia" w:eastAsiaTheme="majorEastAsia" w:hAnsiTheme="majorEastAsia" w:hint="eastAsia"/>
-          <w:b/>
-          <w:bCs/>
-          <w:sz w:val="24"/>
-          <w:szCs w:val="24"/>
-        </w:rPr>
-        <w:t>】</w:t>
-      </w:r>
-      <w:r>
-        <w:rPr>
-          <w:rFonts w:asciiTheme="majorEastAsia" w:eastAsiaTheme="majorEastAsia" w:hAnsiTheme="majorEastAsia" w:hint="eastAsia"/>
-          <w:b/>
-          <w:bCs/>
-          <w:sz w:val="24"/>
-          <w:szCs w:val="24"/>
-        </w:rPr>
         <w:t>：</w:t>
       </w:r>
       <w:r>
@@ -1670,7 +1594,6 @@
         </w:rPr>
         <w:t>[[</w:t>
       </w:r>
-      <w:proofErr w:type="spellStart"/>
       <w:r>
         <w:rPr>
           <w:rFonts w:asciiTheme="majorEastAsia" w:eastAsiaTheme="majorEastAsia" w:hAnsiTheme="majorEastAsia"/>
@@ -1687,7 +1610,6 @@
         </w:rPr>
         <w:t>no</w:t>
       </w:r>
-      <w:proofErr w:type="spellEnd"/>
       <w:r>
         <w:rPr>
           <w:rFonts w:asciiTheme="majorEastAsia" w:eastAsiaTheme="majorEastAsia" w:hAnsiTheme="majorEastAsia"/>
@@ -1728,7 +1650,6 @@
         </w:rPr>
         <w:t>[[</w:t>
       </w:r>
-      <w:proofErr w:type="spellStart"/>
       <w:r>
         <w:rPr>
           <w:rFonts w:asciiTheme="majorEastAsia" w:eastAsiaTheme="majorEastAsia" w:hAnsiTheme="majorEastAsia"/>
@@ -1745,7 +1666,6 @@
         </w:rPr>
         <w:t>yes</w:t>
       </w:r>
-      <w:proofErr w:type="spellEnd"/>
       <w:r>
         <w:rPr>
           <w:rFonts w:asciiTheme="majorEastAsia" w:eastAsiaTheme="majorEastAsia" w:hAnsiTheme="majorEastAsia"/>
@@ -1787,9 +1707,9 @@
           <w:sz w:val="24"/>
           <w:szCs w:val="24"/>
         </w:rPr>
+        <w:lastRenderedPageBreak/>
         <w:t>[[</w:t>
       </w:r>
-      <w:proofErr w:type="spellStart"/>
       <w:r>
         <w:rPr>
           <w:rFonts w:asciiTheme="majorEastAsia" w:eastAsiaTheme="majorEastAsia" w:hAnsiTheme="majorEastAsia" w:hint="eastAsia"/>
@@ -1806,7 +1726,6 @@
         </w:rPr>
         <w:t>text</w:t>
       </w:r>
-      <w:proofErr w:type="spellEnd"/>
       <w:r>
         <w:rPr>
           <w:rFonts w:asciiTheme="majorEastAsia" w:eastAsiaTheme="majorEastAsia" w:hAnsiTheme="majorEastAsia"/>
@@ -1888,16 +1807,7 @@
           <w:sz w:val="24"/>
           <w:szCs w:val="24"/>
         </w:rPr>
-        <w:t>[[</w:t>
-      </w:r>
-      <w:proofErr w:type="spellStart"/>
-      <w:r>
-        <w:rPr>
-          <w:rFonts w:asciiTheme="majorEastAsia" w:eastAsiaTheme="majorEastAsia" w:hAnsiTheme="majorEastAsia"/>
-          <w:sz w:val="24"/>
-          <w:szCs w:val="24"/>
-        </w:rPr>
-        <w:t>anesthesia</w:t>
+        <w:t>[[anesthesia</w:t>
       </w:r>
       <w:r>
         <w:rPr>
@@ -1915,7 +1825,6 @@
         </w:rPr>
         <w:t>no</w:t>
       </w:r>
-      <w:proofErr w:type="spellEnd"/>
       <w:r>
         <w:rPr>
           <w:rFonts w:asciiTheme="majorEastAsia" w:eastAsiaTheme="majorEastAsia" w:hAnsiTheme="majorEastAsia"/>
@@ -1946,16 +1855,7 @@
           <w:sz w:val="24"/>
           <w:szCs w:val="24"/>
         </w:rPr>
-        <w:t>[[</w:t>
-      </w:r>
-      <w:proofErr w:type="spellStart"/>
-      <w:r>
-        <w:rPr>
-          <w:rFonts w:asciiTheme="majorEastAsia" w:eastAsiaTheme="majorEastAsia" w:hAnsiTheme="majorEastAsia"/>
-          <w:sz w:val="24"/>
-          <w:szCs w:val="24"/>
-        </w:rPr>
-        <w:t>anesthesia</w:t>
+        <w:t>[[anesthesia</w:t>
       </w:r>
       <w:r>
         <w:rPr>
@@ -1973,7 +1873,6 @@
         </w:rPr>
         <w:t>yes</w:t>
       </w:r>
-      <w:proofErr w:type="spellEnd"/>
       <w:r>
         <w:rPr>
           <w:rFonts w:asciiTheme="majorEastAsia" w:eastAsiaTheme="majorEastAsia" w:hAnsiTheme="majorEastAsia"/>
@@ -2017,7 +1916,6 @@
         </w:rPr>
         <w:t>[[</w:t>
       </w:r>
-      <w:proofErr w:type="spellStart"/>
       <w:r>
         <w:rPr>
           <w:rFonts w:asciiTheme="majorEastAsia" w:eastAsiaTheme="majorEastAsia" w:hAnsiTheme="majorEastAsia"/>
@@ -2026,7 +1924,6 @@
         </w:rPr>
         <w:t>anesthesia_local</w:t>
       </w:r>
-      <w:proofErr w:type="spellEnd"/>
       <w:r>
         <w:rPr>
           <w:rFonts w:asciiTheme="majorEastAsia" w:eastAsiaTheme="majorEastAsia" w:hAnsiTheme="majorEastAsia"/>
@@ -2070,7 +1967,6 @@
         </w:rPr>
         <w:t>[[</w:t>
       </w:r>
-      <w:proofErr w:type="spellStart"/>
       <w:r>
         <w:rPr>
           <w:rFonts w:asciiTheme="majorEastAsia" w:eastAsiaTheme="majorEastAsia" w:hAnsiTheme="majorEastAsia"/>
@@ -2095,7 +1991,6 @@
         </w:rPr>
         <w:t>block</w:t>
       </w:r>
-      <w:proofErr w:type="spellEnd"/>
       <w:r>
         <w:rPr>
           <w:rFonts w:asciiTheme="majorEastAsia" w:eastAsiaTheme="majorEastAsia" w:hAnsiTheme="majorEastAsia"/>
@@ -2139,7 +2034,6 @@
         </w:rPr>
         <w:t>[[</w:t>
       </w:r>
-      <w:proofErr w:type="spellStart"/>
       <w:r>
         <w:rPr>
           <w:rFonts w:asciiTheme="majorEastAsia" w:eastAsiaTheme="majorEastAsia" w:hAnsiTheme="majorEastAsia"/>
@@ -2156,7 +2050,6 @@
         </w:rPr>
         <w:t>s</w:t>
       </w:r>
-      <w:proofErr w:type="spellEnd"/>
       <w:r>
         <w:rPr>
           <w:rFonts w:asciiTheme="majorEastAsia" w:eastAsiaTheme="majorEastAsia" w:hAnsiTheme="majorEastAsia"/>
@@ -2219,25 +2112,7 @@
           <w:sz w:val="24"/>
           <w:szCs w:val="24"/>
         </w:rPr>
-        <w:t>[[</w:t>
-      </w:r>
-      <w:proofErr w:type="spellStart"/>
-      <w:r>
-        <w:rPr>
-          <w:rFonts w:asciiTheme="majorEastAsia" w:eastAsiaTheme="majorEastAsia" w:hAnsiTheme="majorEastAsia"/>
-          <w:sz w:val="24"/>
-          <w:szCs w:val="24"/>
-        </w:rPr>
-        <w:t>anesthesia_others_text</w:t>
-      </w:r>
-      <w:proofErr w:type="spellEnd"/>
-      <w:r>
-        <w:rPr>
-          <w:rFonts w:asciiTheme="majorEastAsia" w:eastAsiaTheme="majorEastAsia" w:hAnsiTheme="majorEastAsia"/>
-          <w:sz w:val="24"/>
-          <w:szCs w:val="24"/>
-        </w:rPr>
-        <w:t>]]</w:t>
+        <w:t>[[anesthesia_others_text]]</w:t>
       </w:r>
       <w:r>
         <w:rPr>
@@ -2288,67 +2163,31 @@
           <w:sz w:val="24"/>
           <w:szCs w:val="24"/>
         </w:rPr>
-        <w:t>[[</w:t>
-      </w:r>
-      <w:proofErr w:type="spellStart"/>
+        <w:t xml:space="preserve">[[anesthesia_others_exp_no]] </w:t>
+      </w:r>
+      <w:r>
+        <w:rPr>
+          <w:rFonts w:asciiTheme="majorEastAsia" w:eastAsiaTheme="majorEastAsia" w:hAnsiTheme="majorEastAsia" w:hint="eastAsia"/>
+          <w:sz w:val="24"/>
+          <w:szCs w:val="24"/>
+        </w:rPr>
+        <w:t>なし</w:t>
+      </w:r>
+      <w:r>
+        <w:rPr>
+          <w:rFonts w:asciiTheme="majorEastAsia" w:eastAsiaTheme="majorEastAsia" w:hAnsiTheme="majorEastAsia" w:hint="eastAsia"/>
+          <w:sz w:val="24"/>
+          <w:szCs w:val="24"/>
+        </w:rPr>
+        <w:t xml:space="preserve"> ／ </w:t>
+      </w:r>
       <w:r>
         <w:rPr>
           <w:rFonts w:ascii="ＭＳ ゴシック" w:eastAsia="ＭＳ ゴシック" w:hAnsi="ＭＳ ゴシック"/>
           <w:sz w:val="24"/>
           <w:szCs w:val="24"/>
         </w:rPr>
-        <w:t>anesthesia_others_exp_no</w:t>
-      </w:r>
-      <w:proofErr w:type="spellEnd"/>
-      <w:r>
-        <w:rPr>
-          <w:rFonts w:ascii="ＭＳ ゴシック" w:eastAsia="ＭＳ ゴシック" w:hAnsi="ＭＳ ゴシック"/>
-          <w:sz w:val="24"/>
-          <w:szCs w:val="24"/>
-        </w:rPr>
-        <w:t xml:space="preserve">]] </w:t>
-      </w:r>
-      <w:r>
-        <w:rPr>
-          <w:rFonts w:asciiTheme="majorEastAsia" w:eastAsiaTheme="majorEastAsia" w:hAnsiTheme="majorEastAsia" w:hint="eastAsia"/>
-          <w:sz w:val="24"/>
-          <w:szCs w:val="24"/>
-        </w:rPr>
-        <w:t>なし</w:t>
-      </w:r>
-      <w:r>
-        <w:rPr>
-          <w:rFonts w:asciiTheme="majorEastAsia" w:eastAsiaTheme="majorEastAsia" w:hAnsiTheme="majorEastAsia" w:hint="eastAsia"/>
-          <w:sz w:val="24"/>
-          <w:szCs w:val="24"/>
-        </w:rPr>
-        <w:t xml:space="preserve"> ／ </w:t>
-      </w:r>
-      <w:r>
-        <w:rPr>
-          <w:rFonts w:ascii="ＭＳ ゴシック" w:eastAsia="ＭＳ ゴシック" w:hAnsi="ＭＳ ゴシック"/>
-          <w:sz w:val="24"/>
-          <w:szCs w:val="24"/>
-        </w:rPr>
-        <w:t>[[</w:t>
-      </w:r>
-      <w:proofErr w:type="spellStart"/>
-      <w:r>
-        <w:rPr>
-          <w:rFonts w:ascii="ＭＳ ゴシック" w:eastAsia="ＭＳ ゴシック" w:hAnsi="ＭＳ ゴシック"/>
-          <w:sz w:val="24"/>
-          <w:szCs w:val="24"/>
-        </w:rPr>
-        <w:t>anesthesia_others_exp_yes</w:t>
-      </w:r>
-      <w:proofErr w:type="spellEnd"/>
-      <w:r>
-        <w:rPr>
-          <w:rFonts w:ascii="ＭＳ ゴシック" w:eastAsia="ＭＳ ゴシック" w:hAnsi="ＭＳ ゴシック"/>
-          <w:sz w:val="24"/>
-          <w:szCs w:val="24"/>
-        </w:rPr>
-        <w:t>]]</w:t>
+        <w:t>[[anesthesia_others_exp_yes]]</w:t>
       </w:r>
       <w:r>
         <w:rPr>
@@ -2383,25 +2222,7 @@
           <w:sz w:val="24"/>
           <w:szCs w:val="24"/>
         </w:rPr>
-        <w:t>[[</w:t>
-      </w:r>
-      <w:proofErr w:type="spellStart"/>
-      <w:r>
-        <w:rPr>
-          <w:rFonts w:asciiTheme="majorEastAsia" w:eastAsiaTheme="majorEastAsia" w:hAnsiTheme="majorEastAsia"/>
-          <w:sz w:val="24"/>
-          <w:szCs w:val="24"/>
-        </w:rPr>
-        <w:t>anesthesia_text</w:t>
-      </w:r>
-      <w:proofErr w:type="spellEnd"/>
-      <w:r>
-        <w:rPr>
-          <w:rFonts w:asciiTheme="majorEastAsia" w:eastAsiaTheme="majorEastAsia" w:hAnsiTheme="majorEastAsia"/>
-          <w:sz w:val="24"/>
-          <w:szCs w:val="24"/>
-        </w:rPr>
-        <w:t>]]</w:t>
+        <w:t>[[anesthesia_text]]</w:t>
       </w:r>
     </w:p>
     <w:p>
@@ -2468,7 +2289,6 @@
         </w:rPr>
         <w:t>[[</w:t>
       </w:r>
-      <w:proofErr w:type="spellStart"/>
       <w:r>
         <w:rPr>
           <w:rFonts w:asciiTheme="majorEastAsia" w:eastAsiaTheme="majorEastAsia" w:hAnsiTheme="majorEastAsia"/>
@@ -2493,7 +2313,6 @@
         </w:rPr>
         <w:t>no</w:t>
       </w:r>
-      <w:proofErr w:type="spellEnd"/>
       <w:r>
         <w:rPr>
           <w:rFonts w:asciiTheme="majorEastAsia" w:eastAsiaTheme="majorEastAsia" w:hAnsiTheme="majorEastAsia"/>
@@ -2534,7 +2353,6 @@
         </w:rPr>
         <w:t>[[</w:t>
       </w:r>
-      <w:proofErr w:type="spellStart"/>
       <w:r>
         <w:rPr>
           <w:rFonts w:asciiTheme="majorEastAsia" w:eastAsiaTheme="majorEastAsia" w:hAnsiTheme="majorEastAsia"/>
@@ -2559,7 +2377,6 @@
         </w:rPr>
         <w:t>yes</w:t>
       </w:r>
-      <w:proofErr w:type="spellEnd"/>
       <w:r>
         <w:rPr>
           <w:rFonts w:asciiTheme="majorEastAsia" w:eastAsiaTheme="majorEastAsia" w:hAnsiTheme="majorEastAsia"/>
@@ -2603,7 +2420,6 @@
         </w:rPr>
         <w:t>[[</w:t>
       </w:r>
-      <w:proofErr w:type="spellStart"/>
       <w:r>
         <w:rPr>
           <w:rFonts w:asciiTheme="majorEastAsia" w:eastAsiaTheme="majorEastAsia" w:hAnsiTheme="majorEastAsia"/>
@@ -2628,7 +2444,6 @@
         </w:rPr>
         <w:t>text</w:t>
       </w:r>
-      <w:proofErr w:type="spellEnd"/>
       <w:r>
         <w:rPr>
           <w:rFonts w:asciiTheme="majorEastAsia" w:eastAsiaTheme="majorEastAsia" w:hAnsiTheme="majorEastAsia"/>
@@ -2737,7 +2552,6 @@
         </w:rPr>
         <w:t>[[</w:t>
       </w:r>
-      <w:proofErr w:type="spellStart"/>
       <w:r>
         <w:rPr>
           <w:rFonts w:asciiTheme="majorEastAsia" w:eastAsiaTheme="majorEastAsia" w:hAnsiTheme="majorEastAsia"/>
@@ -2746,7 +2560,6 @@
         </w:rPr>
         <w:t>anticipated_complications</w:t>
       </w:r>
-      <w:proofErr w:type="spellEnd"/>
       <w:r>
         <w:rPr>
           <w:rFonts w:asciiTheme="majorEastAsia" w:eastAsiaTheme="majorEastAsia" w:hAnsiTheme="majorEastAsia"/>
@@ -2835,9 +2648,8 @@
           <w:sz w:val="24"/>
           <w:szCs w:val="24"/>
         </w:rPr>
-        <w:t>[[</w:t>
-      </w:r>
-      <w:proofErr w:type="spellStart"/>
+        <w:t>[[procedure_type]]</w:t>
+      </w:r>
       <w:r>
         <w:rPr>
           <w:rFonts w:asciiTheme="majorEastAsia" w:eastAsiaTheme="majorEastAsia" w:hAnsiTheme="majorEastAsia" w:hint="eastAsia"/>
@@ -2846,9 +2658,8 @@
           <w:sz w:val="24"/>
           <w:szCs w:val="24"/>
         </w:rPr>
-        <w:t>procedure_type</w:t>
-      </w:r>
-      <w:proofErr w:type="spellEnd"/>
+        <w:t>を行わなかった場合に予想される危険性</w:t>
+      </w:r>
       <w:r>
         <w:rPr>
           <w:rFonts w:asciiTheme="majorEastAsia" w:eastAsiaTheme="majorEastAsia" w:hAnsiTheme="majorEastAsia" w:hint="eastAsia"/>
@@ -2857,26 +2668,6 @@
           <w:sz w:val="24"/>
           <w:szCs w:val="24"/>
         </w:rPr>
-        <w:t>]]</w:t>
-      </w:r>
-      <w:r>
-        <w:rPr>
-          <w:rFonts w:asciiTheme="majorEastAsia" w:eastAsiaTheme="majorEastAsia" w:hAnsiTheme="majorEastAsia" w:hint="eastAsia"/>
-          <w:b/>
-          <w:bCs/>
-          <w:sz w:val="24"/>
-          <w:szCs w:val="24"/>
-        </w:rPr>
-        <w:t>を行わなかった場合に予想される危険性</w:t>
-      </w:r>
-      <w:r>
-        <w:rPr>
-          <w:rFonts w:asciiTheme="majorEastAsia" w:eastAsiaTheme="majorEastAsia" w:hAnsiTheme="majorEastAsia" w:hint="eastAsia"/>
-          <w:b/>
-          <w:bCs/>
-          <w:sz w:val="24"/>
-          <w:szCs w:val="24"/>
-        </w:rPr>
         <w:t>】：</w:t>
       </w:r>
     </w:p>
@@ -2898,7 +2689,6 @@
         </w:rPr>
         <w:t>[[</w:t>
       </w:r>
-      <w:proofErr w:type="spellStart"/>
       <w:r>
         <w:rPr>
           <w:rFonts w:asciiTheme="majorEastAsia" w:eastAsiaTheme="majorEastAsia" w:hAnsiTheme="majorEastAsia"/>
@@ -2907,7 +2697,6 @@
         </w:rPr>
         <w:t>alternative_measures_or_anticipated_risk_without_procedure</w:t>
       </w:r>
-      <w:proofErr w:type="spellEnd"/>
       <w:r>
         <w:rPr>
           <w:rFonts w:asciiTheme="majorEastAsia" w:eastAsiaTheme="majorEastAsia" w:hAnsiTheme="majorEastAsia"/>
@@ -2987,9 +2776,8 @@
           <w:sz w:val="24"/>
           <w:szCs w:val="24"/>
         </w:rPr>
-        <w:t>[[</w:t>
-      </w:r>
-      <w:proofErr w:type="spellStart"/>
+        <w:t>[[procedure_type]]</w:t>
+      </w:r>
       <w:r>
         <w:rPr>
           <w:rFonts w:asciiTheme="majorEastAsia" w:eastAsiaTheme="majorEastAsia" w:hAnsiTheme="majorEastAsia" w:hint="eastAsia"/>
@@ -2998,9 +2786,8 @@
           <w:sz w:val="24"/>
           <w:szCs w:val="24"/>
         </w:rPr>
-        <w:t>procedure_type</w:t>
-      </w:r>
-      <w:proofErr w:type="spellEnd"/>
+        <w:t>前の注意点</w:t>
+      </w:r>
       <w:r>
         <w:rPr>
           <w:rFonts w:asciiTheme="majorEastAsia" w:eastAsiaTheme="majorEastAsia" w:hAnsiTheme="majorEastAsia" w:hint="eastAsia"/>
@@ -3009,26 +2796,6 @@
           <w:sz w:val="24"/>
           <w:szCs w:val="24"/>
         </w:rPr>
-        <w:t>]]</w:t>
-      </w:r>
-      <w:r>
-        <w:rPr>
-          <w:rFonts w:asciiTheme="majorEastAsia" w:eastAsiaTheme="majorEastAsia" w:hAnsiTheme="majorEastAsia" w:hint="eastAsia"/>
-          <w:b/>
-          <w:bCs/>
-          <w:sz w:val="24"/>
-          <w:szCs w:val="24"/>
-        </w:rPr>
-        <w:t>前の注意点</w:t>
-      </w:r>
-      <w:r>
-        <w:rPr>
-          <w:rFonts w:asciiTheme="majorEastAsia" w:eastAsiaTheme="majorEastAsia" w:hAnsiTheme="majorEastAsia" w:hint="eastAsia"/>
-          <w:b/>
-          <w:bCs/>
-          <w:sz w:val="24"/>
-          <w:szCs w:val="24"/>
-        </w:rPr>
         <w:t>】：</w:t>
       </w:r>
     </w:p>
@@ -3050,7 +2817,6 @@
         </w:rPr>
         <w:t>[[</w:t>
       </w:r>
-      <w:proofErr w:type="spellStart"/>
       <w:r>
         <w:rPr>
           <w:rFonts w:asciiTheme="majorEastAsia" w:eastAsiaTheme="majorEastAsia" w:hAnsiTheme="majorEastAsia"/>
@@ -3059,7 +2825,6 @@
         </w:rPr>
         <w:t>advance_notice</w:t>
       </w:r>
-      <w:proofErr w:type="spellEnd"/>
       <w:r>
         <w:rPr>
           <w:rFonts w:asciiTheme="majorEastAsia" w:eastAsiaTheme="majorEastAsia" w:hAnsiTheme="majorEastAsia"/>
@@ -3149,9 +2914,8 @@
           <w:sz w:val="24"/>
           <w:szCs w:val="24"/>
         </w:rPr>
-        <w:t>[[</w:t>
-      </w:r>
-      <w:proofErr w:type="spellStart"/>
+        <w:t>[[procedure_type]]</w:t>
+      </w:r>
       <w:r>
         <w:rPr>
           <w:rFonts w:asciiTheme="majorEastAsia" w:eastAsiaTheme="majorEastAsia" w:hAnsiTheme="majorEastAsia" w:hint="eastAsia"/>
@@ -3160,9 +2924,8 @@
           <w:sz w:val="24"/>
           <w:szCs w:val="24"/>
         </w:rPr>
-        <w:t>procedure_type</w:t>
-      </w:r>
-      <w:proofErr w:type="spellEnd"/>
+        <w:t>中に予想される</w:t>
+      </w:r>
       <w:r>
         <w:rPr>
           <w:rFonts w:asciiTheme="majorEastAsia" w:eastAsiaTheme="majorEastAsia" w:hAnsiTheme="majorEastAsia" w:hint="eastAsia"/>
@@ -3171,7 +2934,7 @@
           <w:sz w:val="24"/>
           <w:szCs w:val="24"/>
         </w:rPr>
-        <w:t>]]</w:t>
+        <w:t>方式</w:t>
       </w:r>
       <w:r>
         <w:rPr>
@@ -3181,7 +2944,7 @@
           <w:sz w:val="24"/>
           <w:szCs w:val="24"/>
         </w:rPr>
-        <w:t>中に予想される</w:t>
+        <w:t>変更または追加内容とその可能性</w:t>
       </w:r>
       <w:r>
         <w:rPr>
@@ -3191,26 +2954,6 @@
           <w:sz w:val="24"/>
           <w:szCs w:val="24"/>
         </w:rPr>
-        <w:t>方式</w:t>
-      </w:r>
-      <w:r>
-        <w:rPr>
-          <w:rFonts w:asciiTheme="majorEastAsia" w:eastAsiaTheme="majorEastAsia" w:hAnsiTheme="majorEastAsia" w:hint="eastAsia"/>
-          <w:b/>
-          <w:bCs/>
-          <w:sz w:val="24"/>
-          <w:szCs w:val="24"/>
-        </w:rPr>
-        <w:t>変更または追加内容とその可能性</w:t>
-      </w:r>
-      <w:r>
-        <w:rPr>
-          <w:rFonts w:asciiTheme="majorEastAsia" w:eastAsiaTheme="majorEastAsia" w:hAnsiTheme="majorEastAsia" w:hint="eastAsia"/>
-          <w:b/>
-          <w:bCs/>
-          <w:sz w:val="24"/>
-          <w:szCs w:val="24"/>
-        </w:rPr>
         <w:t>】：</w:t>
       </w:r>
     </w:p>
@@ -3232,7 +2975,6 @@
         </w:rPr>
         <w:t>[[</w:t>
       </w:r>
-      <w:proofErr w:type="spellStart"/>
       <w:r>
         <w:rPr>
           <w:rFonts w:asciiTheme="majorEastAsia" w:eastAsiaTheme="majorEastAsia" w:hAnsiTheme="majorEastAsia"/>
@@ -3241,7 +2983,6 @@
         </w:rPr>
         <w:t>possible_modifications</w:t>
       </w:r>
-      <w:proofErr w:type="spellEnd"/>
       <w:r>
         <w:rPr>
           <w:rFonts w:asciiTheme="majorEastAsia" w:eastAsiaTheme="majorEastAsia" w:hAnsiTheme="majorEastAsia"/>
@@ -3329,9 +3070,8 @@
           <w:sz w:val="24"/>
           <w:szCs w:val="24"/>
         </w:rPr>
-        <w:t>[[</w:t>
-      </w:r>
-      <w:proofErr w:type="spellStart"/>
+        <w:t>[[procedure_type]]</w:t>
+      </w:r>
       <w:r>
         <w:rPr>
           <w:rFonts w:asciiTheme="majorEastAsia" w:eastAsiaTheme="majorEastAsia" w:hAnsiTheme="majorEastAsia" w:hint="eastAsia"/>
@@ -3340,9 +3080,8 @@
           <w:sz w:val="24"/>
           <w:szCs w:val="24"/>
         </w:rPr>
-        <w:t>procedure_type</w:t>
-      </w:r>
-      <w:proofErr w:type="spellEnd"/>
+        <w:t>後の注意事項</w:t>
+      </w:r>
       <w:r>
         <w:rPr>
           <w:rFonts w:asciiTheme="majorEastAsia" w:eastAsiaTheme="majorEastAsia" w:hAnsiTheme="majorEastAsia" w:hint="eastAsia"/>
@@ -3351,26 +3090,6 @@
           <w:sz w:val="24"/>
           <w:szCs w:val="24"/>
         </w:rPr>
-        <w:t>]]</w:t>
-      </w:r>
-      <w:r>
-        <w:rPr>
-          <w:rFonts w:asciiTheme="majorEastAsia" w:eastAsiaTheme="majorEastAsia" w:hAnsiTheme="majorEastAsia" w:hint="eastAsia"/>
-          <w:b/>
-          <w:bCs/>
-          <w:sz w:val="24"/>
-          <w:szCs w:val="24"/>
-        </w:rPr>
-        <w:t>後の注意事項</w:t>
-      </w:r>
-      <w:r>
-        <w:rPr>
-          <w:rFonts w:asciiTheme="majorEastAsia" w:eastAsiaTheme="majorEastAsia" w:hAnsiTheme="majorEastAsia" w:hint="eastAsia"/>
-          <w:b/>
-          <w:bCs/>
-          <w:sz w:val="24"/>
-          <w:szCs w:val="24"/>
-        </w:rPr>
         <w:t>】：</w:t>
       </w:r>
     </w:p>
@@ -3392,7 +3111,6 @@
         </w:rPr>
         <w:t>[[</w:t>
       </w:r>
-      <w:proofErr w:type="spellStart"/>
       <w:r>
         <w:rPr>
           <w:rFonts w:asciiTheme="majorEastAsia" w:eastAsiaTheme="majorEastAsia" w:hAnsiTheme="majorEastAsia"/>
@@ -3401,7 +3119,6 @@
         </w:rPr>
         <w:t>post_procedure_caution</w:t>
       </w:r>
-      <w:proofErr w:type="spellEnd"/>
       <w:r>
         <w:rPr>
           <w:rFonts w:asciiTheme="majorEastAsia" w:eastAsiaTheme="majorEastAsia" w:hAnsiTheme="majorEastAsia"/>
@@ -3489,9 +3206,8 @@
           <w:sz w:val="24"/>
           <w:szCs w:val="24"/>
         </w:rPr>
-        <w:t>[[</w:t>
-      </w:r>
-      <w:proofErr w:type="spellStart"/>
+        <w:t>[[procedure_type]]</w:t>
+      </w:r>
       <w:r>
         <w:rPr>
           <w:rFonts w:asciiTheme="majorEastAsia" w:eastAsiaTheme="majorEastAsia" w:hAnsiTheme="majorEastAsia" w:hint="eastAsia"/>
@@ -3500,9 +3216,8 @@
           <w:sz w:val="24"/>
           <w:szCs w:val="24"/>
         </w:rPr>
-        <w:t>procedure_type</w:t>
-      </w:r>
-      <w:proofErr w:type="spellEnd"/>
+        <w:t>後</w:t>
+      </w:r>
       <w:r>
         <w:rPr>
           <w:rFonts w:asciiTheme="majorEastAsia" w:eastAsiaTheme="majorEastAsia" w:hAnsiTheme="majorEastAsia" w:hint="eastAsia"/>
@@ -3511,7 +3226,7 @@
           <w:sz w:val="24"/>
           <w:szCs w:val="24"/>
         </w:rPr>
-        <w:t>]]</w:t>
+        <w:t>の</w:t>
       </w:r>
       <w:r>
         <w:rPr>
@@ -3521,7 +3236,7 @@
           <w:sz w:val="24"/>
           <w:szCs w:val="24"/>
         </w:rPr>
-        <w:t>後</w:t>
+        <w:t>予定入院期間</w:t>
       </w:r>
       <w:r>
         <w:rPr>
@@ -3531,7 +3246,7 @@
           <w:sz w:val="24"/>
           <w:szCs w:val="24"/>
         </w:rPr>
-        <w:t>の</w:t>
+        <w:t>】：</w:t>
       </w:r>
       <w:r>
         <w:rPr>
@@ -3541,7 +3256,7 @@
           <w:sz w:val="24"/>
           <w:szCs w:val="24"/>
         </w:rPr>
-        <w:t>予定入院期間</w:t>
+        <w:t xml:space="preserve">　</w:t>
       </w:r>
       <w:r>
         <w:rPr>
@@ -3550,26 +3265,6 @@
           <w:bCs/>
           <w:sz w:val="24"/>
           <w:szCs w:val="24"/>
-        </w:rPr>
-        <w:t>】：</w:t>
-      </w:r>
-      <w:r>
-        <w:rPr>
-          <w:rFonts w:asciiTheme="majorEastAsia" w:eastAsiaTheme="majorEastAsia" w:hAnsiTheme="majorEastAsia" w:hint="eastAsia"/>
-          <w:b/>
-          <w:bCs/>
-          <w:sz w:val="24"/>
-          <w:szCs w:val="24"/>
-        </w:rPr>
-        <w:t xml:space="preserve">　</w:t>
-      </w:r>
-      <w:r>
-        <w:rPr>
-          <w:rFonts w:asciiTheme="majorEastAsia" w:eastAsiaTheme="majorEastAsia" w:hAnsiTheme="majorEastAsia" w:hint="eastAsia"/>
-          <w:b/>
-          <w:bCs/>
-          <w:sz w:val="24"/>
-          <w:szCs w:val="24"/>
           <w:u w:val="single"/>
         </w:rPr>
         <w:t xml:space="preserve"> </w:t>
@@ -3581,27 +3276,7 @@
           <w:szCs w:val="24"/>
           <w:u w:val="single"/>
         </w:rPr>
-        <w:t>[[</w:t>
-      </w:r>
-      <w:proofErr w:type="spellStart"/>
-      <w:r>
-        <w:rPr>
-          <w:rFonts w:asciiTheme="majorEastAsia" w:eastAsiaTheme="majorEastAsia" w:hAnsiTheme="majorEastAsia"/>
-          <w:sz w:val="24"/>
-          <w:szCs w:val="24"/>
-          <w:u w:val="single"/>
-        </w:rPr>
-        <w:t>expected_hospitalization_days</w:t>
-      </w:r>
-      <w:proofErr w:type="spellEnd"/>
-      <w:r>
-        <w:rPr>
-          <w:rFonts w:asciiTheme="majorEastAsia" w:eastAsiaTheme="majorEastAsia" w:hAnsiTheme="majorEastAsia"/>
-          <w:sz w:val="24"/>
-          <w:szCs w:val="24"/>
-          <w:u w:val="single"/>
-        </w:rPr>
-        <w:t>]]</w:t>
+        <w:t>[[expected_hospitalization_days]]</w:t>
       </w:r>
       <w:r>
         <w:rPr>
@@ -3830,7 +3505,16 @@
           <w:sz w:val="24"/>
           <w:szCs w:val="24"/>
         </w:rPr>
-        <w:t>有り (　　　　　　　　　　　　　　　　）</w:t>
+        <w:t xml:space="preserve">有り </w:t>
+      </w:r>
+      <w:r>
+        <w:rPr>
+          <w:rFonts w:asciiTheme="majorEastAsia" w:eastAsiaTheme="majorEastAsia" w:hAnsiTheme="majorEastAsia"/>
+          <w:sz w:val="24"/>
+          <w:szCs w:val="24"/>
+        </w:rPr>
+        <w:lastRenderedPageBreak/>
+        <w:t>(　　　　　　　　　　　　　　　　）</w:t>
       </w:r>
     </w:p>
     <w:p>
@@ -4178,7 +3862,6 @@
         </w:rPr>
         <w:t>[[</w:t>
       </w:r>
-      <w:proofErr w:type="spellStart"/>
       <w:r>
         <w:rPr>
           <w:rFonts w:asciiTheme="majorEastAsia" w:eastAsiaTheme="majorEastAsia" w:hAnsiTheme="majorEastAsia"/>
@@ -4187,7 +3870,6 @@
         </w:rPr>
         <w:t>other_explanation_etc</w:t>
       </w:r>
-      <w:proofErr w:type="spellEnd"/>
       <w:r>
         <w:rPr>
           <w:rFonts w:asciiTheme="majorEastAsia" w:eastAsiaTheme="majorEastAsia" w:hAnsiTheme="majorEastAsia"/>
@@ -4271,25 +3953,7 @@
           <w:sz w:val="24"/>
           <w:szCs w:val="24"/>
         </w:rPr>
-        <w:t>[[</w:t>
-      </w:r>
-      <w:proofErr w:type="spellStart"/>
-      <w:r>
-        <w:rPr>
-          <w:rFonts w:asciiTheme="majorEastAsia" w:eastAsiaTheme="majorEastAsia" w:hAnsiTheme="majorEastAsia" w:hint="eastAsia"/>
-          <w:sz w:val="24"/>
-          <w:szCs w:val="24"/>
-        </w:rPr>
-        <w:t>procedure_type</w:t>
-      </w:r>
-      <w:proofErr w:type="spellEnd"/>
-      <w:r>
-        <w:rPr>
-          <w:rFonts w:asciiTheme="majorEastAsia" w:eastAsiaTheme="majorEastAsia" w:hAnsiTheme="majorEastAsia" w:hint="eastAsia"/>
-          <w:sz w:val="24"/>
-          <w:szCs w:val="24"/>
-        </w:rPr>
-        <w:t>]]</w:t>
+        <w:t>[[procedure_type]]</w:t>
       </w:r>
       <w:r>
         <w:rPr>
@@ -4305,25 +3969,7 @@
           <w:sz w:val="24"/>
           <w:szCs w:val="24"/>
         </w:rPr>
-        <w:t>[[</w:t>
-      </w:r>
-      <w:proofErr w:type="spellStart"/>
-      <w:r>
-        <w:rPr>
-          <w:rFonts w:asciiTheme="majorEastAsia" w:eastAsiaTheme="majorEastAsia" w:hAnsiTheme="majorEastAsia" w:hint="eastAsia"/>
-          <w:sz w:val="24"/>
-          <w:szCs w:val="24"/>
-        </w:rPr>
-        <w:t>procedure_type</w:t>
-      </w:r>
-      <w:proofErr w:type="spellEnd"/>
-      <w:r>
-        <w:rPr>
-          <w:rFonts w:asciiTheme="majorEastAsia" w:eastAsiaTheme="majorEastAsia" w:hAnsiTheme="majorEastAsia" w:hint="eastAsia"/>
-          <w:sz w:val="24"/>
-          <w:szCs w:val="24"/>
-        </w:rPr>
-        <w:t>]]</w:t>
+        <w:t>[[procedure_type]]</w:t>
       </w:r>
       <w:r>
         <w:rPr>
@@ -4432,25 +4078,7 @@
           <w:sz w:val="24"/>
           <w:szCs w:val="24"/>
         </w:rPr>
-        <w:t>[[</w:t>
-      </w:r>
-      <w:proofErr w:type="spellStart"/>
-      <w:r>
-        <w:rPr>
-          <w:rFonts w:asciiTheme="majorEastAsia" w:eastAsiaTheme="majorEastAsia" w:hAnsiTheme="majorEastAsia" w:hint="eastAsia"/>
-          <w:sz w:val="24"/>
-          <w:szCs w:val="24"/>
-        </w:rPr>
-        <w:t>procedure_type</w:t>
-      </w:r>
-      <w:proofErr w:type="spellEnd"/>
-      <w:r>
-        <w:rPr>
-          <w:rFonts w:asciiTheme="majorEastAsia" w:eastAsiaTheme="majorEastAsia" w:hAnsiTheme="majorEastAsia" w:hint="eastAsia"/>
-          <w:sz w:val="24"/>
-          <w:szCs w:val="24"/>
-        </w:rPr>
-        <w:t>]]</w:t>
+        <w:t>[[procedure_type]]</w:t>
       </w:r>
       <w:r>
         <w:rPr>
@@ -4466,25 +4094,7 @@
           <w:sz w:val="24"/>
           <w:szCs w:val="24"/>
         </w:rPr>
-        <w:t>[[</w:t>
-      </w:r>
-      <w:proofErr w:type="spellStart"/>
-      <w:r>
-        <w:rPr>
-          <w:rFonts w:asciiTheme="majorEastAsia" w:eastAsiaTheme="majorEastAsia" w:hAnsiTheme="majorEastAsia" w:hint="eastAsia"/>
-          <w:sz w:val="24"/>
-          <w:szCs w:val="24"/>
-        </w:rPr>
-        <w:t>procedure_type</w:t>
-      </w:r>
-      <w:proofErr w:type="spellEnd"/>
-      <w:r>
-        <w:rPr>
-          <w:rFonts w:asciiTheme="majorEastAsia" w:eastAsiaTheme="majorEastAsia" w:hAnsiTheme="majorEastAsia" w:hint="eastAsia"/>
-          <w:sz w:val="24"/>
-          <w:szCs w:val="24"/>
-        </w:rPr>
-        <w:t>]]</w:t>
+        <w:t>[[procedure_type]]</w:t>
       </w:r>
       <w:r>
         <w:rPr>
@@ -4745,7 +4355,6 @@
               <w:lastRenderedPageBreak/>
               <w:t>[[</w:t>
             </w:r>
-            <w:proofErr w:type="spellStart"/>
             <w:r>
               <w:rPr>
                 <w:rFonts w:asciiTheme="majorEastAsia" w:eastAsiaTheme="majorEastAsia" w:hAnsiTheme="majorEastAsia"/>
@@ -4755,7 +4364,6 @@
               </w:rPr>
               <w:t>procedure_name</w:t>
             </w:r>
-            <w:proofErr w:type="spellEnd"/>
             <w:r>
               <w:rPr>
                 <w:rFonts w:asciiTheme="majorEastAsia" w:eastAsiaTheme="majorEastAsia" w:hAnsiTheme="majorEastAsia"/>
@@ -4887,23 +4495,7 @@
                                 <w:rFonts w:hint="eastAsia"/>
                                 <w:color w:val="000000" w:themeColor="text1"/>
                               </w:rPr>
-                              <w:t>$$</w:t>
-                            </w:r>
-                            <w:proofErr w:type="gramStart"/>
-                            <w:r>
-                              <w:rPr>
-                                <w:rFonts w:hint="eastAsia"/>
-                                <w:color w:val="000000" w:themeColor="text1"/>
-                              </w:rPr>
-                              <w:t>QR(001)$</w:t>
-                            </w:r>
-                            <w:proofErr w:type="gramEnd"/>
-                            <w:r>
-                              <w:rPr>
-                                <w:rFonts w:hint="eastAsia"/>
-                                <w:color w:val="000000" w:themeColor="text1"/>
-                              </w:rPr>
-                              <w:t>$</w:t>
+                              <w:t>$$QR(001)$$</w:t>
                             </w:r>
                           </w:p>
                         </w:txbxContent>
@@ -4922,7 +4514,7 @@
           </mc:Choice>
           <mc:Fallback>
             <w:pict>
-              <v:rect w14:anchorId="4E62E630" id="正方形/長方形 2" o:spid="_x0000_s1026" style="position:absolute;left:0;text-align:left;margin-left:408.75pt;margin-top:7.3pt;width:1in;height:1in;z-index:251659264;visibility:visible;mso-wrap-style:square;mso-wrap-distance-left:9pt;mso-wrap-distance-top:0;mso-wrap-distance-right:9pt;mso-wrap-distance-bottom:0;mso-position-horizontal:absolute;mso-position-horizontal-relative:text;mso-position-vertical:absolute;mso-position-vertical-relative:text;v-text-anchor:middle" o:gfxdata="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" fillcolor="white [3212]" strokecolor="black [3213]" strokeweight=".5pt">
+              <v:rect w14:anchorId="4E62E630" id="正方形/長方形 2" o:spid="_x0000_s1026" style="position:absolute;left:0;text-align:left;margin-left:408.75pt;margin-top:7.3pt;width:1in;height:1in;z-index:251659264;visibility:visible;mso-wrap-style:square;mso-wrap-distance-left:9pt;mso-wrap-distance-top:0;mso-wrap-distance-right:9pt;mso-wrap-distance-bottom:0;mso-position-horizontal:absolute;mso-position-horizontal-relative:text;mso-position-vertical:absolute;mso-position-vertical-relative:text;v-text-anchor:middle" o:gfxdata="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" fillcolor="white [3212]" strokecolor="black [3213]" strokeweight=".5pt">
                 <v:textbox>
                   <w:txbxContent>
                     <w:p>
@@ -4937,23 +4529,7 @@
                           <w:rFonts w:hint="eastAsia"/>
                           <w:color w:val="000000" w:themeColor="text1"/>
                         </w:rPr>
-                        <w:t>$$</w:t>
-                      </w:r>
-                      <w:proofErr w:type="gramStart"/>
-                      <w:r>
-                        <w:rPr>
-                          <w:rFonts w:hint="eastAsia"/>
-                          <w:color w:val="000000" w:themeColor="text1"/>
-                        </w:rPr>
-                        <w:t>QR(001)$</w:t>
-                      </w:r>
-                      <w:proofErr w:type="gramEnd"/>
-                      <w:r>
-                        <w:rPr>
-                          <w:rFonts w:hint="eastAsia"/>
-                          <w:color w:val="000000" w:themeColor="text1"/>
-                        </w:rPr>
-                        <w:t>$</w:t>
+                        <w:t>$$QR(001)$$</w:t>
                       </w:r>
                     </w:p>
                   </w:txbxContent>
@@ -5155,52 +4731,47 @@
           <w:szCs w:val="21"/>
           <w:u w:val="single"/>
         </w:rPr>
-        <w:t xml:space="preserve"> [[</w:t>
-      </w:r>
-      <w:proofErr w:type="spellStart"/>
-      <w:r>
-        <w:rPr>
-          <w:rFonts w:asciiTheme="majorEastAsia" w:eastAsiaTheme="majorEastAsia" w:hAnsiTheme="majorEastAsia"/>
+        <w:t xml:space="preserve"> [[procedure_name]] </w:t>
+      </w:r>
+      <w:r>
+        <w:rPr>
+          <w:rFonts w:asciiTheme="majorEastAsia" w:eastAsiaTheme="majorEastAsia" w:hAnsiTheme="majorEastAsia" w:hint="eastAsia"/>
           <w:sz w:val="24"/>
           <w:szCs w:val="21"/>
-          <w:u w:val="single"/>
-        </w:rPr>
-        <w:t>procedure_name</w:t>
-      </w:r>
-      <w:proofErr w:type="spellEnd"/>
+        </w:rPr>
+        <w:t>の説明を受け、その内容について理解しましたので、上記の</w:t>
+      </w:r>
       <w:r>
         <w:rPr>
           <w:rFonts w:asciiTheme="majorEastAsia" w:eastAsiaTheme="majorEastAsia" w:hAnsiTheme="majorEastAsia"/>
           <w:sz w:val="24"/>
           <w:szCs w:val="21"/>
-          <w:u w:val="single"/>
-        </w:rPr>
-        <w:t xml:space="preserve">]] </w:t>
-      </w:r>
-      <w:r>
-        <w:rPr>
-          <w:rFonts w:asciiTheme="majorEastAsia" w:eastAsiaTheme="majorEastAsia" w:hAnsiTheme="majorEastAsia" w:hint="eastAsia"/>
+        </w:rPr>
+        <w:t>[[</w:t>
+      </w:r>
+      <w:r>
+        <w:rPr>
+          <w:rFonts w:asciiTheme="majorEastAsia" w:eastAsiaTheme="majorEastAsia" w:hAnsiTheme="majorEastAsia"/>
           <w:sz w:val="24"/>
           <w:szCs w:val="21"/>
         </w:rPr>
-        <w:t>の説明を受け、その内容について理解しましたので、上記の</w:t>
-      </w:r>
-      <w:r>
-        <w:rPr>
-          <w:rFonts w:asciiTheme="majorEastAsia" w:eastAsiaTheme="majorEastAsia" w:hAnsiTheme="majorEastAsia"/>
+        <w:t>procedure_</w:t>
+      </w:r>
+      <w:r>
+        <w:rPr>
+          <w:rFonts w:asciiTheme="majorEastAsia" w:eastAsiaTheme="majorEastAsia" w:hAnsiTheme="majorEastAsia" w:hint="eastAsia"/>
           <w:sz w:val="24"/>
           <w:szCs w:val="21"/>
         </w:rPr>
-        <w:t>[[</w:t>
-      </w:r>
-      <w:proofErr w:type="spellStart"/>
+        <w:t>type</w:t>
+      </w:r>
       <w:r>
         <w:rPr>
           <w:rFonts w:asciiTheme="majorEastAsia" w:eastAsiaTheme="majorEastAsia" w:hAnsiTheme="majorEastAsia"/>
           <w:sz w:val="24"/>
           <w:szCs w:val="21"/>
         </w:rPr>
-        <w:t>procedure_</w:t>
+        <w:t>]]</w:t>
       </w:r>
       <w:r>
         <w:rPr>
@@ -5208,9 +4779,66 @@
           <w:sz w:val="24"/>
           <w:szCs w:val="21"/>
         </w:rPr>
+        <w:t>を選択し、</w:t>
+      </w:r>
+      <w:r>
+        <w:rPr>
+          <w:rFonts w:asciiTheme="majorEastAsia" w:eastAsiaTheme="majorEastAsia" w:hAnsiTheme="majorEastAsia" w:hint="eastAsia"/>
+          <w:sz w:val="24"/>
+          <w:szCs w:val="21"/>
+        </w:rPr>
+        <w:t>これを</w:t>
+      </w:r>
+      <w:r>
+        <w:rPr>
+          <w:rFonts w:asciiTheme="majorEastAsia" w:eastAsiaTheme="majorEastAsia" w:hAnsiTheme="majorEastAsia" w:hint="eastAsia"/>
+          <w:sz w:val="24"/>
+          <w:szCs w:val="21"/>
+        </w:rPr>
+        <w:t>依頼します。</w:t>
+      </w:r>
+    </w:p>
+    <w:p>
+      <w:pPr>
+        <w:ind w:left="425" w:hangingChars="177" w:hanging="425"/>
+        <w:rPr>
+          <w:rFonts w:asciiTheme="majorEastAsia" w:eastAsiaTheme="majorEastAsia" w:hAnsiTheme="majorEastAsia"/>
+          <w:sz w:val="24"/>
+          <w:szCs w:val="21"/>
+        </w:rPr>
+      </w:pPr>
+      <w:r>
+        <w:rPr>
+          <w:rFonts w:asciiTheme="majorEastAsia" w:eastAsiaTheme="majorEastAsia" w:hAnsiTheme="majorEastAsia" w:hint="eastAsia"/>
+          <w:sz w:val="24"/>
+          <w:szCs w:val="21"/>
+        </w:rPr>
+        <w:t>２　私は、</w:t>
+      </w:r>
+      <w:r>
+        <w:rPr>
+          <w:rFonts w:asciiTheme="majorEastAsia" w:eastAsiaTheme="majorEastAsia" w:hAnsiTheme="majorEastAsia" w:hint="eastAsia"/>
+          <w:sz w:val="24"/>
+          <w:szCs w:val="21"/>
+        </w:rPr>
+        <w:t>同</w:t>
+      </w:r>
+      <w:r>
+        <w:rPr>
+          <w:rFonts w:asciiTheme="majorEastAsia" w:eastAsiaTheme="majorEastAsia" w:hAnsiTheme="majorEastAsia"/>
+          <w:sz w:val="24"/>
+          <w:szCs w:val="21"/>
+        </w:rPr>
+        <w:t>[[procedure_</w:t>
+      </w:r>
+      <w:r>
+        <w:rPr>
+          <w:rFonts w:asciiTheme="majorEastAsia" w:eastAsiaTheme="majorEastAsia" w:hAnsiTheme="majorEastAsia" w:hint="eastAsia"/>
+          <w:sz w:val="24"/>
+          <w:szCs w:val="21"/>
+        </w:rPr>
         <w:t>type</w:t>
       </w:r>
-      <w:proofErr w:type="spellEnd"/>
       <w:r>
         <w:rPr>
           <w:rFonts w:asciiTheme="majorEastAsia" w:eastAsiaTheme="majorEastAsia" w:hAnsiTheme="majorEastAsia"/>
@@ -5225,7 +4853,7 @@
           <w:sz w:val="24"/>
           <w:szCs w:val="21"/>
         </w:rPr>
-        <w:t>を選択し、</w:t>
+        <w:t>の過程において、上記医師が必要または望ましいと判断</w:t>
       </w:r>
       <w:r>
         <w:rPr>
@@ -5233,7 +4861,7 @@
           <w:sz w:val="24"/>
           <w:szCs w:val="21"/>
         </w:rPr>
-        <w:t>これを</w:t>
+        <w:t>した場合</w:t>
       </w:r>
       <w:r>
         <w:rPr>
@@ -5241,7 +4869,31 @@
           <w:sz w:val="24"/>
           <w:szCs w:val="21"/>
         </w:rPr>
-        <w:t>依頼します。</w:t>
+        <w:t>には、予定されてい</w:t>
+      </w:r>
+      <w:r>
+        <w:rPr>
+          <w:rFonts w:asciiTheme="majorEastAsia" w:eastAsiaTheme="majorEastAsia" w:hAnsiTheme="majorEastAsia" w:hint="eastAsia"/>
+          <w:sz w:val="24"/>
+          <w:szCs w:val="21"/>
+        </w:rPr>
+        <w:t>た</w:t>
+      </w:r>
+      <w:r>
+        <w:rPr>
+          <w:rFonts w:asciiTheme="majorEastAsia" w:eastAsiaTheme="majorEastAsia" w:hAnsiTheme="majorEastAsia" w:hint="eastAsia"/>
+          <w:sz w:val="24"/>
+          <w:szCs w:val="24"/>
+        </w:rPr>
+        <w:t>[[procedure_type]]</w:t>
+      </w:r>
+      <w:r>
+        <w:rPr>
+          <w:rFonts w:asciiTheme="majorEastAsia" w:eastAsiaTheme="majorEastAsia" w:hAnsiTheme="majorEastAsia" w:hint="eastAsia"/>
+          <w:sz w:val="24"/>
+          <w:szCs w:val="21"/>
+        </w:rPr>
+        <w:t>を変更あるいは中止することに同意します。</w:t>
       </w:r>
     </w:p>
     <w:p>
@@ -5259,7 +4911,7 @@
           <w:sz w:val="24"/>
           <w:szCs w:val="21"/>
         </w:rPr>
-        <w:t>２　私は、</w:t>
+        <w:t>３　私は、</w:t>
       </w:r>
       <w:r>
         <w:rPr>
@@ -5267,7 +4919,7 @@
           <w:sz w:val="24"/>
           <w:szCs w:val="21"/>
         </w:rPr>
-        <w:t>同</w:t>
+        <w:t>上記</w:t>
       </w:r>
       <w:r>
         <w:rPr>
@@ -5275,152 +4927,16 @@
           <w:sz w:val="24"/>
           <w:szCs w:val="21"/>
         </w:rPr>
-        <w:t>[[</w:t>
-      </w:r>
-      <w:proofErr w:type="spellStart"/>
-      <w:r>
-        <w:rPr>
-          <w:rFonts w:asciiTheme="majorEastAsia" w:eastAsiaTheme="majorEastAsia" w:hAnsiTheme="majorEastAsia"/>
+        <w:t>[[procedure_</w:t>
+      </w:r>
+      <w:r>
+        <w:rPr>
+          <w:rFonts w:asciiTheme="majorEastAsia" w:eastAsiaTheme="majorEastAsia" w:hAnsiTheme="majorEastAsia" w:hint="eastAsia"/>
           <w:sz w:val="24"/>
           <w:szCs w:val="21"/>
         </w:rPr>
-        <w:t>procedure_</w:t>
-      </w:r>
-      <w:r>
-        <w:rPr>
-          <w:rFonts w:asciiTheme="majorEastAsia" w:eastAsiaTheme="majorEastAsia" w:hAnsiTheme="majorEastAsia" w:hint="eastAsia"/>
-          <w:sz w:val="24"/>
-          <w:szCs w:val="21"/>
-        </w:rPr>
         <w:t>type</w:t>
       </w:r>
-      <w:proofErr w:type="spellEnd"/>
-      <w:r>
-        <w:rPr>
-          <w:rFonts w:asciiTheme="majorEastAsia" w:eastAsiaTheme="majorEastAsia" w:hAnsiTheme="majorEastAsia"/>
-          <w:sz w:val="24"/>
-          <w:szCs w:val="21"/>
-        </w:rPr>
-        <w:t>]]</w:t>
-      </w:r>
-      <w:r>
-        <w:rPr>
-          <w:rFonts w:asciiTheme="majorEastAsia" w:eastAsiaTheme="majorEastAsia" w:hAnsiTheme="majorEastAsia" w:hint="eastAsia"/>
-          <w:sz w:val="24"/>
-          <w:szCs w:val="21"/>
-        </w:rPr>
-        <w:t>の過程において、上記医師が必要または望ましいと判断</w:t>
-      </w:r>
-      <w:r>
-        <w:rPr>
-          <w:rFonts w:asciiTheme="majorEastAsia" w:eastAsiaTheme="majorEastAsia" w:hAnsiTheme="majorEastAsia" w:hint="eastAsia"/>
-          <w:sz w:val="24"/>
-          <w:szCs w:val="21"/>
-        </w:rPr>
-        <w:t>した場合</w:t>
-      </w:r>
-      <w:r>
-        <w:rPr>
-          <w:rFonts w:asciiTheme="majorEastAsia" w:eastAsiaTheme="majorEastAsia" w:hAnsiTheme="majorEastAsia" w:hint="eastAsia"/>
-          <w:sz w:val="24"/>
-          <w:szCs w:val="21"/>
-        </w:rPr>
-        <w:t>には、予定されてい</w:t>
-      </w:r>
-      <w:r>
-        <w:rPr>
-          <w:rFonts w:asciiTheme="majorEastAsia" w:eastAsiaTheme="majorEastAsia" w:hAnsiTheme="majorEastAsia" w:hint="eastAsia"/>
-          <w:sz w:val="24"/>
-          <w:szCs w:val="21"/>
-        </w:rPr>
-        <w:t>た</w:t>
-      </w:r>
-      <w:r>
-        <w:rPr>
-          <w:rFonts w:asciiTheme="majorEastAsia" w:eastAsiaTheme="majorEastAsia" w:hAnsiTheme="majorEastAsia" w:hint="eastAsia"/>
-          <w:sz w:val="24"/>
-          <w:szCs w:val="24"/>
-        </w:rPr>
-        <w:t>[[</w:t>
-      </w:r>
-      <w:proofErr w:type="spellStart"/>
-      <w:r>
-        <w:rPr>
-          <w:rFonts w:asciiTheme="majorEastAsia" w:eastAsiaTheme="majorEastAsia" w:hAnsiTheme="majorEastAsia" w:hint="eastAsia"/>
-          <w:sz w:val="24"/>
-          <w:szCs w:val="24"/>
-        </w:rPr>
-        <w:t>procedure_type</w:t>
-      </w:r>
-      <w:proofErr w:type="spellEnd"/>
-      <w:r>
-        <w:rPr>
-          <w:rFonts w:asciiTheme="majorEastAsia" w:eastAsiaTheme="majorEastAsia" w:hAnsiTheme="majorEastAsia" w:hint="eastAsia"/>
-          <w:sz w:val="24"/>
-          <w:szCs w:val="24"/>
-        </w:rPr>
-        <w:t>]]</w:t>
-      </w:r>
-      <w:r>
-        <w:rPr>
-          <w:rFonts w:asciiTheme="majorEastAsia" w:eastAsiaTheme="majorEastAsia" w:hAnsiTheme="majorEastAsia" w:hint="eastAsia"/>
-          <w:sz w:val="24"/>
-          <w:szCs w:val="21"/>
-        </w:rPr>
-        <w:t>を変更あるいは中止することに同意します。</w:t>
-      </w:r>
-    </w:p>
-    <w:p>
-      <w:pPr>
-        <w:ind w:left="425" w:hangingChars="177" w:hanging="425"/>
-        <w:rPr>
-          <w:rFonts w:asciiTheme="majorEastAsia" w:eastAsiaTheme="majorEastAsia" w:hAnsiTheme="majorEastAsia"/>
-          <w:sz w:val="24"/>
-          <w:szCs w:val="21"/>
-        </w:rPr>
-      </w:pPr>
-      <w:r>
-        <w:rPr>
-          <w:rFonts w:asciiTheme="majorEastAsia" w:eastAsiaTheme="majorEastAsia" w:hAnsiTheme="majorEastAsia" w:hint="eastAsia"/>
-          <w:sz w:val="24"/>
-          <w:szCs w:val="21"/>
-        </w:rPr>
-        <w:t>３　私は、</w:t>
-      </w:r>
-      <w:r>
-        <w:rPr>
-          <w:rFonts w:asciiTheme="majorEastAsia" w:eastAsiaTheme="majorEastAsia" w:hAnsiTheme="majorEastAsia" w:hint="eastAsia"/>
-          <w:sz w:val="24"/>
-          <w:szCs w:val="21"/>
-        </w:rPr>
-        <w:t>上記</w:t>
-      </w:r>
-      <w:r>
-        <w:rPr>
-          <w:rFonts w:asciiTheme="majorEastAsia" w:eastAsiaTheme="majorEastAsia" w:hAnsiTheme="majorEastAsia"/>
-          <w:sz w:val="24"/>
-          <w:szCs w:val="21"/>
-        </w:rPr>
-        <w:t>[[</w:t>
-      </w:r>
-      <w:proofErr w:type="spellStart"/>
-      <w:r>
-        <w:rPr>
-          <w:rFonts w:asciiTheme="majorEastAsia" w:eastAsiaTheme="majorEastAsia" w:hAnsiTheme="majorEastAsia"/>
-          <w:sz w:val="24"/>
-          <w:szCs w:val="21"/>
-        </w:rPr>
-        <w:t>procedure_</w:t>
-      </w:r>
-      <w:r>
-        <w:rPr>
-          <w:rFonts w:asciiTheme="majorEastAsia" w:eastAsiaTheme="majorEastAsia" w:hAnsiTheme="majorEastAsia" w:hint="eastAsia"/>
-          <w:sz w:val="24"/>
-          <w:szCs w:val="21"/>
-        </w:rPr>
-        <w:t>type</w:t>
-      </w:r>
-      <w:proofErr w:type="spellEnd"/>
       <w:r>
         <w:rPr>
           <w:rFonts w:asciiTheme="majorEastAsia" w:eastAsiaTheme="majorEastAsia" w:hAnsiTheme="majorEastAsia"/>
@@ -6348,6 +5864,15 @@
       <w:tblPr>
         <w:tblStyle w:val="aa"/>
         <w:tblW w:w="9634" w:type="dxa"/>
+        <w:tblBorders>
+          <w:top w:val="single" w:sz="36" w:space="0" w:color="000000" w:themeColor="text1"/>
+          <w:left w:val="single" w:sz="36" w:space="0" w:color="000000" w:themeColor="text1"/>
+          <w:bottom w:val="single" w:sz="36" w:space="0" w:color="000000" w:themeColor="text1"/>
+          <w:right w:val="single" w:sz="36" w:space="0" w:color="000000" w:themeColor="text1"/>
+          <w:insideH w:val="single" w:sz="36" w:space="0" w:color="000000" w:themeColor="text1"/>
+          <w:insideV w:val="single" w:sz="36" w:space="0" w:color="000000" w:themeColor="text1"/>
+        </w:tblBorders>
+        <w:shd w:val="pct10" w:color="auto" w:fill="auto"/>
         <w:tblLook w:val="04A0" w:firstRow="1" w:lastRow="0" w:firstColumn="1" w:lastColumn="0" w:noHBand="0" w:noVBand="1"/>
       </w:tblPr>
       <w:tblGrid>
@@ -6357,6 +5882,13 @@
         <w:tc>
           <w:tcPr>
             <w:tcW w:w="9634" w:type="dxa"/>
+            <w:tcBorders>
+              <w:top w:val="single" w:sz="24" w:space="0" w:color="000000" w:themeColor="text1"/>
+              <w:left w:val="single" w:sz="24" w:space="0" w:color="000000" w:themeColor="text1"/>
+              <w:bottom w:val="single" w:sz="24" w:space="0" w:color="000000" w:themeColor="text1"/>
+              <w:right w:val="single" w:sz="24" w:space="0" w:color="000000" w:themeColor="text1"/>
+            </w:tcBorders>
+            <w:shd w:val="pct10" w:color="auto" w:fill="auto"/>
           </w:tcPr>
           <w:p>
             <w:pPr>
@@ -6377,7 +5909,6 @@
               <w:lastRenderedPageBreak/>
               <w:t>[[</w:t>
             </w:r>
-            <w:proofErr w:type="spellStart"/>
             <w:r>
               <w:rPr>
                 <w:rFonts w:asciiTheme="majorEastAsia" w:eastAsiaTheme="majorEastAsia" w:hAnsiTheme="majorEastAsia"/>
@@ -6387,7 +5918,6 @@
               </w:rPr>
               <w:t>procedure_name</w:t>
             </w:r>
-            <w:proofErr w:type="spellEnd"/>
             <w:r>
               <w:rPr>
                 <w:rFonts w:asciiTheme="majorEastAsia" w:eastAsiaTheme="majorEastAsia" w:hAnsiTheme="majorEastAsia"/>
@@ -6503,23 +6033,7 @@
                                 <w:rFonts w:hint="eastAsia"/>
                                 <w:color w:val="000000" w:themeColor="text1"/>
                               </w:rPr>
-                              <w:t>$$</w:t>
-                            </w:r>
-                            <w:proofErr w:type="gramStart"/>
-                            <w:r>
-                              <w:rPr>
-                                <w:rFonts w:hint="eastAsia"/>
-                                <w:color w:val="000000" w:themeColor="text1"/>
-                              </w:rPr>
-                              <w:t>QR(001)$</w:t>
-                            </w:r>
-                            <w:proofErr w:type="gramEnd"/>
-                            <w:r>
-                              <w:rPr>
-                                <w:rFonts w:hint="eastAsia"/>
-                                <w:color w:val="000000" w:themeColor="text1"/>
-                              </w:rPr>
-                              <w:t>$</w:t>
+                              <w:t>$$QR(001)$$</w:t>
                             </w:r>
                           </w:p>
                         </w:txbxContent>
@@ -6538,7 +6052,7 @@
           </mc:Choice>
           <mc:Fallback>
             <w:pict>
-              <v:rect w14:anchorId="6B285044" id="_x0000_s1027" style="position:absolute;left:0;text-align:left;margin-left:408.6pt;margin-top:7.95pt;width:1in;height:1in;z-index:251661312;visibility:visible;mso-wrap-style:square;mso-wrap-distance-left:9pt;mso-wrap-distance-top:0;mso-wrap-distance-right:9pt;mso-wrap-distance-bottom:0;mso-position-horizontal:absolute;mso-position-horizontal-relative:text;mso-position-vertical:absolute;mso-position-vertical-relative:text;v-text-anchor:middle" o:gfxdata="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" fillcolor="white [3212]" strokecolor="black [3213]" strokeweight=".5pt">
+              <v:rect w14:anchorId="6B285044" id="_x0000_s1027" style="position:absolute;left:0;text-align:left;margin-left:408.6pt;margin-top:7.95pt;width:1in;height:1in;z-index:251661312;visibility:visible;mso-wrap-style:square;mso-wrap-distance-left:9pt;mso-wrap-distance-top:0;mso-wrap-distance-right:9pt;mso-wrap-distance-bottom:0;mso-position-horizontal:absolute;mso-position-horizontal-relative:text;mso-position-vertical:absolute;mso-position-vertical-relative:text;v-text-anchor:middle" o:gfxdata="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" fillcolor="white [3212]" strokecolor="black [3213]" strokeweight=".5pt">
                 <v:textbox>
                   <w:txbxContent>
                     <w:p>
@@ -6553,23 +6067,7 @@
                           <w:rFonts w:hint="eastAsia"/>
                           <w:color w:val="000000" w:themeColor="text1"/>
                         </w:rPr>
-                        <w:t>$$</w:t>
-                      </w:r>
-                      <w:proofErr w:type="gramStart"/>
-                      <w:r>
-                        <w:rPr>
-                          <w:rFonts w:hint="eastAsia"/>
-                          <w:color w:val="000000" w:themeColor="text1"/>
-                        </w:rPr>
-                        <w:t>QR(001)$</w:t>
-                      </w:r>
-                      <w:proofErr w:type="gramEnd"/>
-                      <w:r>
-                        <w:rPr>
-                          <w:rFonts w:hint="eastAsia"/>
-                          <w:color w:val="000000" w:themeColor="text1"/>
-                        </w:rPr>
-                        <w:t>$</w:t>
+                        <w:t>$$QR(001)$$</w:t>
                       </w:r>
                     </w:p>
                   </w:txbxContent>
@@ -6736,7 +6234,6 @@
         </w:rPr>
         <w:t>[[</w:t>
       </w:r>
-      <w:proofErr w:type="spellStart"/>
       <w:r>
         <w:rPr>
           <w:rFonts w:asciiTheme="majorEastAsia" w:eastAsiaTheme="majorEastAsia" w:hAnsiTheme="majorEastAsia"/>
@@ -6746,7 +6243,6 @@
         </w:rPr>
         <w:t>procedure_name</w:t>
       </w:r>
-      <w:proofErr w:type="spellEnd"/>
       <w:r>
         <w:rPr>
           <w:rFonts w:asciiTheme="majorEastAsia" w:eastAsiaTheme="majorEastAsia" w:hAnsiTheme="majorEastAsia"/>
@@ -7547,6 +7043,13 @@
         <w:tc>
           <w:tcPr>
             <w:tcW w:w="9634" w:type="dxa"/>
+            <w:tcBorders>
+              <w:top w:val="single" w:sz="24" w:space="0" w:color="000000" w:themeColor="text1"/>
+              <w:left w:val="single" w:sz="24" w:space="0" w:color="000000" w:themeColor="text1"/>
+              <w:bottom w:val="single" w:sz="24" w:space="0" w:color="000000" w:themeColor="text1"/>
+              <w:right w:val="single" w:sz="24" w:space="0" w:color="000000" w:themeColor="text1"/>
+            </w:tcBorders>
+            <w:shd w:val="pct10" w:color="auto" w:fill="auto"/>
           </w:tcPr>
           <w:p>
             <w:pPr>
@@ -7731,25 +7234,7 @@
           <w:sz w:val="24"/>
           <w:szCs w:val="24"/>
         </w:rPr>
-        <w:t>[[</w:t>
-      </w:r>
-      <w:proofErr w:type="spellStart"/>
-      <w:r>
-        <w:rPr>
-          <w:rFonts w:asciiTheme="majorEastAsia" w:eastAsiaTheme="majorEastAsia" w:hAnsiTheme="majorEastAsia" w:hint="eastAsia"/>
-          <w:sz w:val="24"/>
-          <w:szCs w:val="24"/>
-        </w:rPr>
-        <w:t>procedure_type</w:t>
-      </w:r>
-      <w:proofErr w:type="spellEnd"/>
-      <w:r>
-        <w:rPr>
-          <w:rFonts w:asciiTheme="majorEastAsia" w:eastAsiaTheme="majorEastAsia" w:hAnsiTheme="majorEastAsia" w:hint="eastAsia"/>
-          <w:sz w:val="24"/>
-          <w:szCs w:val="24"/>
-        </w:rPr>
-        <w:t>]]</w:t>
+        <w:t>[[procedure_type]]</w:t>
       </w:r>
       <w:r>
         <w:rPr>
@@ -7816,33 +7301,24 @@
           <w:sz w:val="24"/>
           <w:szCs w:val="24"/>
         </w:rPr>
-        <w:t>[[</w:t>
-      </w:r>
-      <w:proofErr w:type="spellStart"/>
-      <w:r>
-        <w:rPr>
-          <w:rFonts w:asciiTheme="majorEastAsia" w:eastAsiaTheme="majorEastAsia" w:hAnsiTheme="majorEastAsia" w:hint="eastAsia"/>
-          <w:sz w:val="24"/>
-          <w:szCs w:val="24"/>
-        </w:rPr>
-        <w:t>procedure_type</w:t>
-      </w:r>
-      <w:proofErr w:type="spellEnd"/>
-      <w:r>
-        <w:rPr>
-          <w:rFonts w:asciiTheme="majorEastAsia" w:eastAsiaTheme="majorEastAsia" w:hAnsiTheme="majorEastAsia" w:hint="eastAsia"/>
-          <w:sz w:val="24"/>
-          <w:szCs w:val="24"/>
-        </w:rPr>
-        <w:t>]]</w:t>
-      </w:r>
-      <w:r>
-        <w:rPr>
-          <w:rFonts w:asciiTheme="majorEastAsia" w:eastAsiaTheme="majorEastAsia" w:hAnsiTheme="majorEastAsia" w:hint="eastAsia"/>
-          <w:sz w:val="24"/>
-          <w:szCs w:val="24"/>
-        </w:rPr>
-        <w:t>が実施されていたため、取り消せないことを説明した。</w:t>
+        <w:t>[[procedure_type]]</w:t>
+      </w:r>
+      <w:r>
+        <w:rPr>
+          <w:rFonts w:asciiTheme="majorEastAsia" w:eastAsiaTheme="majorEastAsia" w:hAnsiTheme="majorEastAsia" w:hint="eastAsia"/>
+          <w:sz w:val="24"/>
+          <w:szCs w:val="24"/>
+        </w:rPr>
+        <w:t>が実施されていたため、取り消せないことを説明</w:t>
+      </w:r>
+      <w:r>
+        <w:rPr>
+          <w:rFonts w:asciiTheme="majorEastAsia" w:eastAsiaTheme="majorEastAsia" w:hAnsiTheme="majorEastAsia" w:hint="eastAsia"/>
+          <w:sz w:val="24"/>
+          <w:szCs w:val="24"/>
+        </w:rPr>
+        <w:lastRenderedPageBreak/>
+        <w:t>した。</w:t>
       </w:r>
     </w:p>
     <w:p>
@@ -7901,25 +7377,7 @@
           <w:sz w:val="24"/>
           <w:szCs w:val="24"/>
         </w:rPr>
-        <w:t>[[</w:t>
-      </w:r>
-      <w:proofErr w:type="spellStart"/>
-      <w:r>
-        <w:rPr>
-          <w:rFonts w:asciiTheme="majorEastAsia" w:eastAsiaTheme="majorEastAsia" w:hAnsiTheme="majorEastAsia" w:hint="eastAsia"/>
-          <w:sz w:val="24"/>
-          <w:szCs w:val="24"/>
-        </w:rPr>
-        <w:t>procedure_type</w:t>
-      </w:r>
-      <w:proofErr w:type="spellEnd"/>
-      <w:r>
-        <w:rPr>
-          <w:rFonts w:asciiTheme="majorEastAsia" w:eastAsiaTheme="majorEastAsia" w:hAnsiTheme="majorEastAsia" w:hint="eastAsia"/>
-          <w:sz w:val="24"/>
-          <w:szCs w:val="24"/>
-        </w:rPr>
-        <w:t>]]</w:t>
+        <w:t>[[procedure_type]]</w:t>
       </w:r>
       <w:r>
         <w:rPr>
@@ -8486,7 +7944,7 @@
         <w:sz w:val="20"/>
         <w:szCs w:val="21"/>
       </w:rPr>
-      <w:t>2</w:t>
+      <w:t>3</w:t>
     </w:r>
     <w:r>
       <w:rPr>
@@ -8780,7 +8238,7 @@
         <w:sz w:val="20"/>
         <w:szCs w:val="20"/>
       </w:rPr>
-      <w:t>1</w:t>
+      <w:t>2</w:t>
     </w:r>
     <w:r>
       <w:rPr>
@@ -9074,7 +8532,7 @@
         <w:sz w:val="20"/>
         <w:szCs w:val="20"/>
       </w:rPr>
-      <w:t>1</w:t>
+      <w:t>2</w:t>
     </w:r>
     <w:r>
       <w:rPr>
@@ -10939,7 +10397,7 @@
     <w:charset w:val="00"/>
     <w:family w:val="swiss"/>
     <w:pitch w:val="variable"/>
-    <w:sig w:usb0="E0002AFF" w:usb1="C0007843" w:usb2="00000009" w:usb3="00000000" w:csb0="000001FF" w:csb1="00000000"/>
+    <w:sig w:usb0="E0002EFF" w:usb1="C000785B" w:usb2="00000009" w:usb3="00000000" w:csb0="000001FF" w:csb1="00000000"/>
   </w:font>
   <w:font w:name="ＭＳ ゴシック">
     <w:altName w:val="MS Gothic"/>
@@ -10953,7 +10411,7 @@
     <w:altName w:val="MS Mincho"/>
     <w:panose1 w:val="02020609040205080304"/>
     <w:charset w:val="80"/>
-    <w:family w:val="modern"/>
+    <w:family w:val="roman"/>
     <w:pitch w:val="fixed"/>
     <w:sig w:usb0="E00002FF" w:usb1="6AC7FDFB" w:usb2="08000012" w:usb3="00000000" w:csb0="0002009F" w:csb1="00000000"/>
   </w:font>
@@ -10967,7 +10425,7 @@
   <w:font w:name="游ゴシック Light">
     <w:panose1 w:val="020B0300000000000000"/>
     <w:charset w:val="80"/>
-    <w:family w:val="swiss"/>
+    <w:family w:val="modern"/>
     <w:pitch w:val="variable"/>
     <w:sig w:usb0="E00002FF" w:usb1="2AC7FDFF" w:usb2="00000016" w:usb3="00000000" w:csb0="0002009F" w:csb1="00000000"/>
   </w:font>
@@ -11025,6 +10483,7 @@
     <w:rsid w:val="0023453C"/>
     <w:rsid w:val="002636BA"/>
     <w:rsid w:val="002674D3"/>
+    <w:rsid w:val="00276564"/>
     <w:rsid w:val="00284AA6"/>
     <w:rsid w:val="002B0B08"/>
     <w:rsid w:val="003013AA"/>
@@ -11036,8 +10495,10 @@
     <w:rsid w:val="00397230"/>
     <w:rsid w:val="003A4E28"/>
     <w:rsid w:val="003D10F7"/>
+    <w:rsid w:val="003D3BD3"/>
     <w:rsid w:val="003F37DF"/>
     <w:rsid w:val="004119AB"/>
+    <w:rsid w:val="00417A3C"/>
     <w:rsid w:val="0042459B"/>
     <w:rsid w:val="0047077C"/>
     <w:rsid w:val="00494E59"/>
@@ -11099,6 +10560,7 @@
     <w:rsid w:val="00A22A03"/>
     <w:rsid w:val="00A57040"/>
     <w:rsid w:val="00A776A1"/>
+    <w:rsid w:val="00A879A4"/>
     <w:rsid w:val="00A910BF"/>
     <w:rsid w:val="00A91E42"/>
     <w:rsid w:val="00AA4591"/>

--- a/【西宮】同意書・説明書雛形_NoPlaceHolder.docx
+++ b/【西宮】同意書・説明書雛形_NoPlaceHolder.docx
@@ -34,6 +34,7 @@
               </w:rPr>
               <w:t>[[</w:t>
             </w:r>
+            <w:proofErr w:type="spellStart"/>
             <w:r>
               <w:rPr>
                 <w:rFonts w:asciiTheme="majorEastAsia" w:eastAsiaTheme="majorEastAsia" w:hAnsiTheme="majorEastAsia"/>
@@ -43,6 +44,7 @@
               </w:rPr>
               <w:t>procedure_name</w:t>
             </w:r>
+            <w:proofErr w:type="spellEnd"/>
             <w:r>
               <w:rPr>
                 <w:rFonts w:asciiTheme="majorEastAsia" w:eastAsiaTheme="majorEastAsia" w:hAnsiTheme="majorEastAsia"/>
@@ -566,7 +568,7 @@
           <w:tag w:val="attendant_no"/>
           <w:id w:val="-671794852"/>
           <w14:checkbox>
-            <w14:checked w14:val="0"/>
+            <w14:checked w14:val="1"/>
             <w14:checkedState w14:val="2611" w14:font="ＭＳ ゴシック"/>
             <w14:uncheckedState w14:val="2610" w14:font="ＭＳ ゴシック"/>
           </w14:checkbox>
@@ -574,11 +576,11 @@
         <w:sdtContent>
           <w:r>
             <w:rPr>
-              <w:rFonts w:asciiTheme="majorEastAsia" w:eastAsiaTheme="majorEastAsia" w:hAnsiTheme="majorEastAsia" w:hint="eastAsia"/>
+              <w:rFonts w:ascii="ＭＳ ゴシック" w:eastAsia="ＭＳ ゴシック" w:hAnsi="ＭＳ ゴシック" w:hint="eastAsia"/>
               <w:sz w:val="24"/>
               <w:szCs w:val="24"/>
             </w:rPr>
-            <w:t>☐</w:t>
+            <w:t>☑</w:t>
           </w:r>
         </w:sdtContent>
       </w:sdt>
@@ -837,6 +839,7 @@
         </w:rPr>
         <w:t>[[</w:t>
       </w:r>
+      <w:proofErr w:type="spellStart"/>
       <w:r>
         <w:rPr>
           <w:rFonts w:asciiTheme="majorEastAsia" w:eastAsiaTheme="majorEastAsia" w:hAnsiTheme="majorEastAsia" w:hint="eastAsia"/>
@@ -861,6 +864,7 @@
         </w:rPr>
         <w:t>condition</w:t>
       </w:r>
+      <w:proofErr w:type="spellEnd"/>
       <w:r>
         <w:rPr>
           <w:rFonts w:asciiTheme="majorEastAsia" w:eastAsiaTheme="majorEastAsia" w:hAnsiTheme="majorEastAsia"/>
@@ -938,7 +942,29 @@
           <w:sz w:val="24"/>
           <w:szCs w:val="24"/>
         </w:rPr>
-        <w:t>[[procedure_type]]</w:t>
+        <w:t>[[</w:t>
+      </w:r>
+      <w:proofErr w:type="spellStart"/>
+      <w:r>
+        <w:rPr>
+          <w:rFonts w:asciiTheme="majorEastAsia" w:eastAsiaTheme="majorEastAsia" w:hAnsiTheme="majorEastAsia" w:hint="eastAsia"/>
+          <w:b/>
+          <w:bCs/>
+          <w:sz w:val="24"/>
+          <w:szCs w:val="24"/>
+        </w:rPr>
+        <w:t>procedure_type</w:t>
+      </w:r>
+      <w:proofErr w:type="spellEnd"/>
+      <w:r>
+        <w:rPr>
+          <w:rFonts w:asciiTheme="majorEastAsia" w:eastAsiaTheme="majorEastAsia" w:hAnsiTheme="majorEastAsia" w:hint="eastAsia"/>
+          <w:b/>
+          <w:bCs/>
+          <w:sz w:val="24"/>
+          <w:szCs w:val="24"/>
+        </w:rPr>
+        <w:t>]]</w:t>
       </w:r>
       <w:r>
         <w:rPr>
@@ -993,27 +1019,29 @@
           <w:sz w:val="24"/>
           <w:szCs w:val="24"/>
         </w:rPr>
-        <w:t>[[procedure_type]]</w:t>
-      </w:r>
-      <w:r>
-        <w:rPr>
-          <w:rFonts w:asciiTheme="majorEastAsia" w:eastAsiaTheme="majorEastAsia" w:hAnsiTheme="majorEastAsia" w:hint="eastAsia"/>
+        <w:t>[[</w:t>
+      </w:r>
+      <w:proofErr w:type="spellStart"/>
+      <w:r>
+        <w:rPr>
+          <w:rFonts w:asciiTheme="majorEastAsia" w:eastAsiaTheme="majorEastAsia" w:hAnsiTheme="majorEastAsia"/>
           <w:b/>
           <w:bCs/>
           <w:sz w:val="24"/>
           <w:szCs w:val="24"/>
         </w:rPr>
-        <w:t>名</w:t>
-      </w:r>
-      <w:r>
-        <w:rPr>
-          <w:rFonts w:asciiTheme="majorEastAsia" w:eastAsiaTheme="majorEastAsia" w:hAnsiTheme="majorEastAsia" w:hint="eastAsia"/>
+        <w:t>procedure_type</w:t>
+      </w:r>
+      <w:proofErr w:type="spellEnd"/>
+      <w:r>
+        <w:rPr>
+          <w:rFonts w:asciiTheme="majorEastAsia" w:eastAsiaTheme="majorEastAsia" w:hAnsiTheme="majorEastAsia"/>
           <w:b/>
           <w:bCs/>
           <w:sz w:val="24"/>
           <w:szCs w:val="24"/>
         </w:rPr>
-        <w:t>】</w:t>
+        <w:t>]]</w:t>
       </w:r>
       <w:r>
         <w:rPr>
@@ -1023,6 +1051,26 @@
           <w:sz w:val="24"/>
           <w:szCs w:val="24"/>
         </w:rPr>
+        <w:t>名</w:t>
+      </w:r>
+      <w:r>
+        <w:rPr>
+          <w:rFonts w:asciiTheme="majorEastAsia" w:eastAsiaTheme="majorEastAsia" w:hAnsiTheme="majorEastAsia" w:hint="eastAsia"/>
+          <w:b/>
+          <w:bCs/>
+          <w:sz w:val="24"/>
+          <w:szCs w:val="24"/>
+        </w:rPr>
+        <w:t>】</w:t>
+      </w:r>
+      <w:r>
+        <w:rPr>
+          <w:rFonts w:asciiTheme="majorEastAsia" w:eastAsiaTheme="majorEastAsia" w:hAnsiTheme="majorEastAsia" w:hint="eastAsia"/>
+          <w:b/>
+          <w:bCs/>
+          <w:sz w:val="24"/>
+          <w:szCs w:val="24"/>
+        </w:rPr>
         <w:t>：</w:t>
       </w:r>
       <w:r>
@@ -1051,6 +1099,7 @@
         </w:rPr>
         <w:t>[[</w:t>
       </w:r>
+      <w:proofErr w:type="spellStart"/>
       <w:r>
         <w:rPr>
           <w:rFonts w:asciiTheme="majorEastAsia" w:eastAsiaTheme="majorEastAsia" w:hAnsiTheme="majorEastAsia"/>
@@ -1060,6 +1109,7 @@
         </w:rPr>
         <w:t>procedure_name</w:t>
       </w:r>
+      <w:proofErr w:type="spellEnd"/>
       <w:r>
         <w:rPr>
           <w:rFonts w:asciiTheme="majorEastAsia" w:eastAsiaTheme="majorEastAsia" w:hAnsiTheme="majorEastAsia"/>
@@ -1316,6 +1366,7 @@
         </w:rPr>
         <w:t>[[</w:t>
       </w:r>
+      <w:proofErr w:type="spellStart"/>
       <w:r>
         <w:rPr>
           <w:rFonts w:asciiTheme="majorEastAsia" w:eastAsiaTheme="majorEastAsia" w:hAnsiTheme="majorEastAsia"/>
@@ -1325,6 +1376,7 @@
         </w:rPr>
         <w:t>expected_duration</w:t>
       </w:r>
+      <w:proofErr w:type="spellEnd"/>
       <w:r>
         <w:rPr>
           <w:rFonts w:asciiTheme="majorEastAsia" w:eastAsiaTheme="majorEastAsia" w:hAnsiTheme="majorEastAsia"/>
@@ -1479,6 +1531,7 @@
         </w:rPr>
         <w:t>[[</w:t>
       </w:r>
+      <w:proofErr w:type="spellStart"/>
       <w:r>
         <w:rPr>
           <w:rFonts w:asciiTheme="majorEastAsia" w:eastAsiaTheme="majorEastAsia" w:hAnsiTheme="majorEastAsia"/>
@@ -1487,6 +1540,7 @@
         </w:rPr>
         <w:t>detailed_explanation_of_procedure</w:t>
       </w:r>
+      <w:proofErr w:type="spellEnd"/>
       <w:r>
         <w:rPr>
           <w:rFonts w:asciiTheme="majorEastAsia" w:eastAsiaTheme="majorEastAsia" w:hAnsiTheme="majorEastAsia"/>
@@ -1536,8 +1590,9 @@
           <w:sz w:val="24"/>
           <w:szCs w:val="24"/>
         </w:rPr>
-        <w:t>[[procedure_type]]</w:t>
-      </w:r>
+        <w:t>[[</w:t>
+      </w:r>
+      <w:proofErr w:type="spellStart"/>
       <w:r>
         <w:rPr>
           <w:rFonts w:asciiTheme="majorEastAsia" w:eastAsiaTheme="majorEastAsia" w:hAnsiTheme="majorEastAsia" w:hint="eastAsia"/>
@@ -1546,8 +1601,9 @@
           <w:sz w:val="24"/>
           <w:szCs w:val="24"/>
         </w:rPr>
-        <w:t>後ICU管理の</w:t>
-      </w:r>
+        <w:t>procedure_type</w:t>
+      </w:r>
+      <w:proofErr w:type="spellEnd"/>
       <w:r>
         <w:rPr>
           <w:rFonts w:asciiTheme="majorEastAsia" w:eastAsiaTheme="majorEastAsia" w:hAnsiTheme="majorEastAsia" w:hint="eastAsia"/>
@@ -1556,7 +1612,7 @@
           <w:sz w:val="24"/>
           <w:szCs w:val="24"/>
         </w:rPr>
-        <w:t>予定</w:t>
+        <w:t>]]</w:t>
       </w:r>
       <w:r>
         <w:rPr>
@@ -1566,7 +1622,7 @@
           <w:sz w:val="24"/>
           <w:szCs w:val="24"/>
         </w:rPr>
-        <w:t>】</w:t>
+        <w:t>後ICU管理の</w:t>
       </w:r>
       <w:r>
         <w:rPr>
@@ -1576,6 +1632,26 @@
           <w:sz w:val="24"/>
           <w:szCs w:val="24"/>
         </w:rPr>
+        <w:t>予定</w:t>
+      </w:r>
+      <w:r>
+        <w:rPr>
+          <w:rFonts w:asciiTheme="majorEastAsia" w:eastAsiaTheme="majorEastAsia" w:hAnsiTheme="majorEastAsia" w:hint="eastAsia"/>
+          <w:b/>
+          <w:bCs/>
+          <w:sz w:val="24"/>
+          <w:szCs w:val="24"/>
+        </w:rPr>
+        <w:t>】</w:t>
+      </w:r>
+      <w:r>
+        <w:rPr>
+          <w:rFonts w:asciiTheme="majorEastAsia" w:eastAsiaTheme="majorEastAsia" w:hAnsiTheme="majorEastAsia" w:hint="eastAsia"/>
+          <w:b/>
+          <w:bCs/>
+          <w:sz w:val="24"/>
+          <w:szCs w:val="24"/>
+        </w:rPr>
         <w:t>：</w:t>
       </w:r>
       <w:r>
@@ -1594,6 +1670,7 @@
         </w:rPr>
         <w:t>[[</w:t>
       </w:r>
+      <w:proofErr w:type="spellStart"/>
       <w:r>
         <w:rPr>
           <w:rFonts w:asciiTheme="majorEastAsia" w:eastAsiaTheme="majorEastAsia" w:hAnsiTheme="majorEastAsia"/>
@@ -1610,6 +1687,7 @@
         </w:rPr>
         <w:t>no</w:t>
       </w:r>
+      <w:proofErr w:type="spellEnd"/>
       <w:r>
         <w:rPr>
           <w:rFonts w:asciiTheme="majorEastAsia" w:eastAsiaTheme="majorEastAsia" w:hAnsiTheme="majorEastAsia"/>
@@ -1650,6 +1728,7 @@
         </w:rPr>
         <w:t>[[</w:t>
       </w:r>
+      <w:proofErr w:type="spellStart"/>
       <w:r>
         <w:rPr>
           <w:rFonts w:asciiTheme="majorEastAsia" w:eastAsiaTheme="majorEastAsia" w:hAnsiTheme="majorEastAsia"/>
@@ -1666,6 +1745,7 @@
         </w:rPr>
         <w:t>yes</w:t>
       </w:r>
+      <w:proofErr w:type="spellEnd"/>
       <w:r>
         <w:rPr>
           <w:rFonts w:asciiTheme="majorEastAsia" w:eastAsiaTheme="majorEastAsia" w:hAnsiTheme="majorEastAsia"/>
@@ -1707,9 +1787,9 @@
           <w:sz w:val="24"/>
           <w:szCs w:val="24"/>
         </w:rPr>
-        <w:lastRenderedPageBreak/>
         <w:t>[[</w:t>
       </w:r>
+      <w:proofErr w:type="spellStart"/>
       <w:r>
         <w:rPr>
           <w:rFonts w:asciiTheme="majorEastAsia" w:eastAsiaTheme="majorEastAsia" w:hAnsiTheme="majorEastAsia" w:hint="eastAsia"/>
@@ -1726,6 +1806,7 @@
         </w:rPr>
         <w:t>text</w:t>
       </w:r>
+      <w:proofErr w:type="spellEnd"/>
       <w:r>
         <w:rPr>
           <w:rFonts w:asciiTheme="majorEastAsia" w:eastAsiaTheme="majorEastAsia" w:hAnsiTheme="majorEastAsia"/>
@@ -1807,7 +1888,16 @@
           <w:sz w:val="24"/>
           <w:szCs w:val="24"/>
         </w:rPr>
-        <w:t>[[anesthesia</w:t>
+        <w:t>[[</w:t>
+      </w:r>
+      <w:proofErr w:type="spellStart"/>
+      <w:r>
+        <w:rPr>
+          <w:rFonts w:asciiTheme="majorEastAsia" w:eastAsiaTheme="majorEastAsia" w:hAnsiTheme="majorEastAsia"/>
+          <w:sz w:val="24"/>
+          <w:szCs w:val="24"/>
+        </w:rPr>
+        <w:t>anesthesia</w:t>
       </w:r>
       <w:r>
         <w:rPr>
@@ -1825,6 +1915,7 @@
         </w:rPr>
         <w:t>no</w:t>
       </w:r>
+      <w:proofErr w:type="spellEnd"/>
       <w:r>
         <w:rPr>
           <w:rFonts w:asciiTheme="majorEastAsia" w:eastAsiaTheme="majorEastAsia" w:hAnsiTheme="majorEastAsia"/>
@@ -1855,7 +1946,16 @@
           <w:sz w:val="24"/>
           <w:szCs w:val="24"/>
         </w:rPr>
-        <w:t>[[anesthesia</w:t>
+        <w:t>[[</w:t>
+      </w:r>
+      <w:proofErr w:type="spellStart"/>
+      <w:r>
+        <w:rPr>
+          <w:rFonts w:asciiTheme="majorEastAsia" w:eastAsiaTheme="majorEastAsia" w:hAnsiTheme="majorEastAsia"/>
+          <w:sz w:val="24"/>
+          <w:szCs w:val="24"/>
+        </w:rPr>
+        <w:t>anesthesia</w:t>
       </w:r>
       <w:r>
         <w:rPr>
@@ -1873,6 +1973,7 @@
         </w:rPr>
         <w:t>yes</w:t>
       </w:r>
+      <w:proofErr w:type="spellEnd"/>
       <w:r>
         <w:rPr>
           <w:rFonts w:asciiTheme="majorEastAsia" w:eastAsiaTheme="majorEastAsia" w:hAnsiTheme="majorEastAsia"/>
@@ -1916,6 +2017,7 @@
         </w:rPr>
         <w:t>[[</w:t>
       </w:r>
+      <w:proofErr w:type="spellStart"/>
       <w:r>
         <w:rPr>
           <w:rFonts w:asciiTheme="majorEastAsia" w:eastAsiaTheme="majorEastAsia" w:hAnsiTheme="majorEastAsia"/>
@@ -1924,6 +2026,7 @@
         </w:rPr>
         <w:t>anesthesia_local</w:t>
       </w:r>
+      <w:proofErr w:type="spellEnd"/>
       <w:r>
         <w:rPr>
           <w:rFonts w:asciiTheme="majorEastAsia" w:eastAsiaTheme="majorEastAsia" w:hAnsiTheme="majorEastAsia"/>
@@ -1967,6 +2070,7 @@
         </w:rPr>
         <w:t>[[</w:t>
       </w:r>
+      <w:proofErr w:type="spellStart"/>
       <w:r>
         <w:rPr>
           <w:rFonts w:asciiTheme="majorEastAsia" w:eastAsiaTheme="majorEastAsia" w:hAnsiTheme="majorEastAsia"/>
@@ -1991,6 +2095,7 @@
         </w:rPr>
         <w:t>block</w:t>
       </w:r>
+      <w:proofErr w:type="spellEnd"/>
       <w:r>
         <w:rPr>
           <w:rFonts w:asciiTheme="majorEastAsia" w:eastAsiaTheme="majorEastAsia" w:hAnsiTheme="majorEastAsia"/>
@@ -2034,6 +2139,7 @@
         </w:rPr>
         <w:t>[[</w:t>
       </w:r>
+      <w:proofErr w:type="spellStart"/>
       <w:r>
         <w:rPr>
           <w:rFonts w:asciiTheme="majorEastAsia" w:eastAsiaTheme="majorEastAsia" w:hAnsiTheme="majorEastAsia"/>
@@ -2050,6 +2156,7 @@
         </w:rPr>
         <w:t>s</w:t>
       </w:r>
+      <w:proofErr w:type="spellEnd"/>
       <w:r>
         <w:rPr>
           <w:rFonts w:asciiTheme="majorEastAsia" w:eastAsiaTheme="majorEastAsia" w:hAnsiTheme="majorEastAsia"/>
@@ -2112,7 +2219,25 @@
           <w:sz w:val="24"/>
           <w:szCs w:val="24"/>
         </w:rPr>
-        <w:t>[[anesthesia_others_text]]</w:t>
+        <w:t>[[</w:t>
+      </w:r>
+      <w:proofErr w:type="spellStart"/>
+      <w:r>
+        <w:rPr>
+          <w:rFonts w:asciiTheme="majorEastAsia" w:eastAsiaTheme="majorEastAsia" w:hAnsiTheme="majorEastAsia"/>
+          <w:sz w:val="24"/>
+          <w:szCs w:val="24"/>
+        </w:rPr>
+        <w:t>anesthesia_others_text</w:t>
+      </w:r>
+      <w:proofErr w:type="spellEnd"/>
+      <w:r>
+        <w:rPr>
+          <w:rFonts w:asciiTheme="majorEastAsia" w:eastAsiaTheme="majorEastAsia" w:hAnsiTheme="majorEastAsia"/>
+          <w:sz w:val="24"/>
+          <w:szCs w:val="24"/>
+        </w:rPr>
+        <w:t>]]</w:t>
       </w:r>
       <w:r>
         <w:rPr>
@@ -2163,7 +2288,25 @@
           <w:sz w:val="24"/>
           <w:szCs w:val="24"/>
         </w:rPr>
-        <w:t xml:space="preserve">[[anesthesia_others_exp_no]] </w:t>
+        <w:t>[[</w:t>
+      </w:r>
+      <w:proofErr w:type="spellStart"/>
+      <w:r>
+        <w:rPr>
+          <w:rFonts w:ascii="ＭＳ ゴシック" w:eastAsia="ＭＳ ゴシック" w:hAnsi="ＭＳ ゴシック"/>
+          <w:sz w:val="24"/>
+          <w:szCs w:val="24"/>
+        </w:rPr>
+        <w:t>anesthesia_others_exp_no</w:t>
+      </w:r>
+      <w:proofErr w:type="spellEnd"/>
+      <w:r>
+        <w:rPr>
+          <w:rFonts w:ascii="ＭＳ ゴシック" w:eastAsia="ＭＳ ゴシック" w:hAnsi="ＭＳ ゴシック"/>
+          <w:sz w:val="24"/>
+          <w:szCs w:val="24"/>
+        </w:rPr>
+        <w:t xml:space="preserve">]] </w:t>
       </w:r>
       <w:r>
         <w:rPr>
@@ -2187,7 +2330,25 @@
           <w:sz w:val="24"/>
           <w:szCs w:val="24"/>
         </w:rPr>
-        <w:t>[[anesthesia_others_exp_yes]]</w:t>
+        <w:t>[[</w:t>
+      </w:r>
+      <w:proofErr w:type="spellStart"/>
+      <w:r>
+        <w:rPr>
+          <w:rFonts w:ascii="ＭＳ ゴシック" w:eastAsia="ＭＳ ゴシック" w:hAnsi="ＭＳ ゴシック"/>
+          <w:sz w:val="24"/>
+          <w:szCs w:val="24"/>
+        </w:rPr>
+        <w:t>anesthesia_others_exp_yes</w:t>
+      </w:r>
+      <w:proofErr w:type="spellEnd"/>
+      <w:r>
+        <w:rPr>
+          <w:rFonts w:ascii="ＭＳ ゴシック" w:eastAsia="ＭＳ ゴシック" w:hAnsi="ＭＳ ゴシック"/>
+          <w:sz w:val="24"/>
+          <w:szCs w:val="24"/>
+        </w:rPr>
+        <w:t>]]</w:t>
       </w:r>
       <w:r>
         <w:rPr>
@@ -2222,7 +2383,25 @@
           <w:sz w:val="24"/>
           <w:szCs w:val="24"/>
         </w:rPr>
-        <w:t>[[anesthesia_text]]</w:t>
+        <w:t>[[</w:t>
+      </w:r>
+      <w:proofErr w:type="spellStart"/>
+      <w:r>
+        <w:rPr>
+          <w:rFonts w:asciiTheme="majorEastAsia" w:eastAsiaTheme="majorEastAsia" w:hAnsiTheme="majorEastAsia"/>
+          <w:sz w:val="24"/>
+          <w:szCs w:val="24"/>
+        </w:rPr>
+        <w:t>anesthesia_text</w:t>
+      </w:r>
+      <w:proofErr w:type="spellEnd"/>
+      <w:r>
+        <w:rPr>
+          <w:rFonts w:asciiTheme="majorEastAsia" w:eastAsiaTheme="majorEastAsia" w:hAnsiTheme="majorEastAsia"/>
+          <w:sz w:val="24"/>
+          <w:szCs w:val="24"/>
+        </w:rPr>
+        <w:t>]]</w:t>
       </w:r>
     </w:p>
     <w:p>
@@ -2289,6 +2468,7 @@
         </w:rPr>
         <w:t>[[</w:t>
       </w:r>
+      <w:proofErr w:type="spellStart"/>
       <w:r>
         <w:rPr>
           <w:rFonts w:asciiTheme="majorEastAsia" w:eastAsiaTheme="majorEastAsia" w:hAnsiTheme="majorEastAsia"/>
@@ -2313,6 +2493,7 @@
         </w:rPr>
         <w:t>no</w:t>
       </w:r>
+      <w:proofErr w:type="spellEnd"/>
       <w:r>
         <w:rPr>
           <w:rFonts w:asciiTheme="majorEastAsia" w:eastAsiaTheme="majorEastAsia" w:hAnsiTheme="majorEastAsia"/>
@@ -2353,6 +2534,7 @@
         </w:rPr>
         <w:t>[[</w:t>
       </w:r>
+      <w:proofErr w:type="spellStart"/>
       <w:r>
         <w:rPr>
           <w:rFonts w:asciiTheme="majorEastAsia" w:eastAsiaTheme="majorEastAsia" w:hAnsiTheme="majorEastAsia"/>
@@ -2377,6 +2559,7 @@
         </w:rPr>
         <w:t>yes</w:t>
       </w:r>
+      <w:proofErr w:type="spellEnd"/>
       <w:r>
         <w:rPr>
           <w:rFonts w:asciiTheme="majorEastAsia" w:eastAsiaTheme="majorEastAsia" w:hAnsiTheme="majorEastAsia"/>
@@ -2420,6 +2603,7 @@
         </w:rPr>
         <w:t>[[</w:t>
       </w:r>
+      <w:proofErr w:type="spellStart"/>
       <w:r>
         <w:rPr>
           <w:rFonts w:asciiTheme="majorEastAsia" w:eastAsiaTheme="majorEastAsia" w:hAnsiTheme="majorEastAsia"/>
@@ -2444,6 +2628,7 @@
         </w:rPr>
         <w:t>text</w:t>
       </w:r>
+      <w:proofErr w:type="spellEnd"/>
       <w:r>
         <w:rPr>
           <w:rFonts w:asciiTheme="majorEastAsia" w:eastAsiaTheme="majorEastAsia" w:hAnsiTheme="majorEastAsia"/>
@@ -2552,6 +2737,7 @@
         </w:rPr>
         <w:t>[[</w:t>
       </w:r>
+      <w:proofErr w:type="spellStart"/>
       <w:r>
         <w:rPr>
           <w:rFonts w:asciiTheme="majorEastAsia" w:eastAsiaTheme="majorEastAsia" w:hAnsiTheme="majorEastAsia"/>
@@ -2560,6 +2746,7 @@
         </w:rPr>
         <w:t>anticipated_complications</w:t>
       </w:r>
+      <w:proofErr w:type="spellEnd"/>
       <w:r>
         <w:rPr>
           <w:rFonts w:asciiTheme="majorEastAsia" w:eastAsiaTheme="majorEastAsia" w:hAnsiTheme="majorEastAsia"/>
@@ -2648,8 +2835,9 @@
           <w:sz w:val="24"/>
           <w:szCs w:val="24"/>
         </w:rPr>
-        <w:t>[[procedure_type]]</w:t>
-      </w:r>
+        <w:t>[[</w:t>
+      </w:r>
+      <w:proofErr w:type="spellStart"/>
       <w:r>
         <w:rPr>
           <w:rFonts w:asciiTheme="majorEastAsia" w:eastAsiaTheme="majorEastAsia" w:hAnsiTheme="majorEastAsia" w:hint="eastAsia"/>
@@ -2658,8 +2846,9 @@
           <w:sz w:val="24"/>
           <w:szCs w:val="24"/>
         </w:rPr>
-        <w:t>を行わなかった場合に予想される危険性</w:t>
-      </w:r>
+        <w:t>procedure_type</w:t>
+      </w:r>
+      <w:proofErr w:type="spellEnd"/>
       <w:r>
         <w:rPr>
           <w:rFonts w:asciiTheme="majorEastAsia" w:eastAsiaTheme="majorEastAsia" w:hAnsiTheme="majorEastAsia" w:hint="eastAsia"/>
@@ -2668,6 +2857,26 @@
           <w:sz w:val="24"/>
           <w:szCs w:val="24"/>
         </w:rPr>
+        <w:t>]]</w:t>
+      </w:r>
+      <w:r>
+        <w:rPr>
+          <w:rFonts w:asciiTheme="majorEastAsia" w:eastAsiaTheme="majorEastAsia" w:hAnsiTheme="majorEastAsia" w:hint="eastAsia"/>
+          <w:b/>
+          <w:bCs/>
+          <w:sz w:val="24"/>
+          <w:szCs w:val="24"/>
+        </w:rPr>
+        <w:t>を行わなかった場合に予想される危険性</w:t>
+      </w:r>
+      <w:r>
+        <w:rPr>
+          <w:rFonts w:asciiTheme="majorEastAsia" w:eastAsiaTheme="majorEastAsia" w:hAnsiTheme="majorEastAsia" w:hint="eastAsia"/>
+          <w:b/>
+          <w:bCs/>
+          <w:sz w:val="24"/>
+          <w:szCs w:val="24"/>
+        </w:rPr>
         <w:t>】：</w:t>
       </w:r>
     </w:p>
@@ -2689,6 +2898,7 @@
         </w:rPr>
         <w:t>[[</w:t>
       </w:r>
+      <w:proofErr w:type="spellStart"/>
       <w:r>
         <w:rPr>
           <w:rFonts w:asciiTheme="majorEastAsia" w:eastAsiaTheme="majorEastAsia" w:hAnsiTheme="majorEastAsia"/>
@@ -2697,6 +2907,7 @@
         </w:rPr>
         <w:t>alternative_measures_or_anticipated_risk_without_procedure</w:t>
       </w:r>
+      <w:proofErr w:type="spellEnd"/>
       <w:r>
         <w:rPr>
           <w:rFonts w:asciiTheme="majorEastAsia" w:eastAsiaTheme="majorEastAsia" w:hAnsiTheme="majorEastAsia"/>
@@ -2776,8 +2987,9 @@
           <w:sz w:val="24"/>
           <w:szCs w:val="24"/>
         </w:rPr>
-        <w:t>[[procedure_type]]</w:t>
-      </w:r>
+        <w:t>[[</w:t>
+      </w:r>
+      <w:proofErr w:type="spellStart"/>
       <w:r>
         <w:rPr>
           <w:rFonts w:asciiTheme="majorEastAsia" w:eastAsiaTheme="majorEastAsia" w:hAnsiTheme="majorEastAsia" w:hint="eastAsia"/>
@@ -2786,8 +2998,9 @@
           <w:sz w:val="24"/>
           <w:szCs w:val="24"/>
         </w:rPr>
-        <w:t>前の注意点</w:t>
-      </w:r>
+        <w:t>procedure_type</w:t>
+      </w:r>
+      <w:proofErr w:type="spellEnd"/>
       <w:r>
         <w:rPr>
           <w:rFonts w:asciiTheme="majorEastAsia" w:eastAsiaTheme="majorEastAsia" w:hAnsiTheme="majorEastAsia" w:hint="eastAsia"/>
@@ -2796,6 +3009,26 @@
           <w:sz w:val="24"/>
           <w:szCs w:val="24"/>
         </w:rPr>
+        <w:t>]]</w:t>
+      </w:r>
+      <w:r>
+        <w:rPr>
+          <w:rFonts w:asciiTheme="majorEastAsia" w:eastAsiaTheme="majorEastAsia" w:hAnsiTheme="majorEastAsia" w:hint="eastAsia"/>
+          <w:b/>
+          <w:bCs/>
+          <w:sz w:val="24"/>
+          <w:szCs w:val="24"/>
+        </w:rPr>
+        <w:t>前の注意点</w:t>
+      </w:r>
+      <w:r>
+        <w:rPr>
+          <w:rFonts w:asciiTheme="majorEastAsia" w:eastAsiaTheme="majorEastAsia" w:hAnsiTheme="majorEastAsia" w:hint="eastAsia"/>
+          <w:b/>
+          <w:bCs/>
+          <w:sz w:val="24"/>
+          <w:szCs w:val="24"/>
+        </w:rPr>
         <w:t>】：</w:t>
       </w:r>
     </w:p>
@@ -2817,6 +3050,7 @@
         </w:rPr>
         <w:t>[[</w:t>
       </w:r>
+      <w:proofErr w:type="spellStart"/>
       <w:r>
         <w:rPr>
           <w:rFonts w:asciiTheme="majorEastAsia" w:eastAsiaTheme="majorEastAsia" w:hAnsiTheme="majorEastAsia"/>
@@ -2825,6 +3059,7 @@
         </w:rPr>
         <w:t>advance_notice</w:t>
       </w:r>
+      <w:proofErr w:type="spellEnd"/>
       <w:r>
         <w:rPr>
           <w:rFonts w:asciiTheme="majorEastAsia" w:eastAsiaTheme="majorEastAsia" w:hAnsiTheme="majorEastAsia"/>
@@ -2914,8 +3149,9 @@
           <w:sz w:val="24"/>
           <w:szCs w:val="24"/>
         </w:rPr>
-        <w:t>[[procedure_type]]</w:t>
-      </w:r>
+        <w:t>[[</w:t>
+      </w:r>
+      <w:proofErr w:type="spellStart"/>
       <w:r>
         <w:rPr>
           <w:rFonts w:asciiTheme="majorEastAsia" w:eastAsiaTheme="majorEastAsia" w:hAnsiTheme="majorEastAsia" w:hint="eastAsia"/>
@@ -2924,8 +3160,9 @@
           <w:sz w:val="24"/>
           <w:szCs w:val="24"/>
         </w:rPr>
-        <w:t>中に予想される</w:t>
-      </w:r>
+        <w:t>procedure_type</w:t>
+      </w:r>
+      <w:proofErr w:type="spellEnd"/>
       <w:r>
         <w:rPr>
           <w:rFonts w:asciiTheme="majorEastAsia" w:eastAsiaTheme="majorEastAsia" w:hAnsiTheme="majorEastAsia" w:hint="eastAsia"/>
@@ -2934,7 +3171,7 @@
           <w:sz w:val="24"/>
           <w:szCs w:val="24"/>
         </w:rPr>
-        <w:t>方式</w:t>
+        <w:t>]]</w:t>
       </w:r>
       <w:r>
         <w:rPr>
@@ -2944,7 +3181,7 @@
           <w:sz w:val="24"/>
           <w:szCs w:val="24"/>
         </w:rPr>
-        <w:t>変更または追加内容とその可能性</w:t>
+        <w:t>中に予想される</w:t>
       </w:r>
       <w:r>
         <w:rPr>
@@ -2954,6 +3191,26 @@
           <w:sz w:val="24"/>
           <w:szCs w:val="24"/>
         </w:rPr>
+        <w:t>方式</w:t>
+      </w:r>
+      <w:r>
+        <w:rPr>
+          <w:rFonts w:asciiTheme="majorEastAsia" w:eastAsiaTheme="majorEastAsia" w:hAnsiTheme="majorEastAsia" w:hint="eastAsia"/>
+          <w:b/>
+          <w:bCs/>
+          <w:sz w:val="24"/>
+          <w:szCs w:val="24"/>
+        </w:rPr>
+        <w:t>変更または追加内容とその可能性</w:t>
+      </w:r>
+      <w:r>
+        <w:rPr>
+          <w:rFonts w:asciiTheme="majorEastAsia" w:eastAsiaTheme="majorEastAsia" w:hAnsiTheme="majorEastAsia" w:hint="eastAsia"/>
+          <w:b/>
+          <w:bCs/>
+          <w:sz w:val="24"/>
+          <w:szCs w:val="24"/>
+        </w:rPr>
         <w:t>】：</w:t>
       </w:r>
     </w:p>
@@ -2975,6 +3232,7 @@
         </w:rPr>
         <w:t>[[</w:t>
       </w:r>
+      <w:proofErr w:type="spellStart"/>
       <w:r>
         <w:rPr>
           <w:rFonts w:asciiTheme="majorEastAsia" w:eastAsiaTheme="majorEastAsia" w:hAnsiTheme="majorEastAsia"/>
@@ -2983,6 +3241,7 @@
         </w:rPr>
         <w:t>possible_modifications</w:t>
       </w:r>
+      <w:proofErr w:type="spellEnd"/>
       <w:r>
         <w:rPr>
           <w:rFonts w:asciiTheme="majorEastAsia" w:eastAsiaTheme="majorEastAsia" w:hAnsiTheme="majorEastAsia"/>
@@ -3070,8 +3329,9 @@
           <w:sz w:val="24"/>
           <w:szCs w:val="24"/>
         </w:rPr>
-        <w:t>[[procedure_type]]</w:t>
-      </w:r>
+        <w:t>[[</w:t>
+      </w:r>
+      <w:proofErr w:type="spellStart"/>
       <w:r>
         <w:rPr>
           <w:rFonts w:asciiTheme="majorEastAsia" w:eastAsiaTheme="majorEastAsia" w:hAnsiTheme="majorEastAsia" w:hint="eastAsia"/>
@@ -3080,8 +3340,9 @@
           <w:sz w:val="24"/>
           <w:szCs w:val="24"/>
         </w:rPr>
-        <w:t>後の注意事項</w:t>
-      </w:r>
+        <w:t>procedure_type</w:t>
+      </w:r>
+      <w:proofErr w:type="spellEnd"/>
       <w:r>
         <w:rPr>
           <w:rFonts w:asciiTheme="majorEastAsia" w:eastAsiaTheme="majorEastAsia" w:hAnsiTheme="majorEastAsia" w:hint="eastAsia"/>
@@ -3090,6 +3351,26 @@
           <w:sz w:val="24"/>
           <w:szCs w:val="24"/>
         </w:rPr>
+        <w:t>]]</w:t>
+      </w:r>
+      <w:r>
+        <w:rPr>
+          <w:rFonts w:asciiTheme="majorEastAsia" w:eastAsiaTheme="majorEastAsia" w:hAnsiTheme="majorEastAsia" w:hint="eastAsia"/>
+          <w:b/>
+          <w:bCs/>
+          <w:sz w:val="24"/>
+          <w:szCs w:val="24"/>
+        </w:rPr>
+        <w:t>後の注意事項</w:t>
+      </w:r>
+      <w:r>
+        <w:rPr>
+          <w:rFonts w:asciiTheme="majorEastAsia" w:eastAsiaTheme="majorEastAsia" w:hAnsiTheme="majorEastAsia" w:hint="eastAsia"/>
+          <w:b/>
+          <w:bCs/>
+          <w:sz w:val="24"/>
+          <w:szCs w:val="24"/>
+        </w:rPr>
         <w:t>】：</w:t>
       </w:r>
     </w:p>
@@ -3111,6 +3392,7 @@
         </w:rPr>
         <w:t>[[</w:t>
       </w:r>
+      <w:proofErr w:type="spellStart"/>
       <w:r>
         <w:rPr>
           <w:rFonts w:asciiTheme="majorEastAsia" w:eastAsiaTheme="majorEastAsia" w:hAnsiTheme="majorEastAsia"/>
@@ -3119,6 +3401,7 @@
         </w:rPr>
         <w:t>post_procedure_caution</w:t>
       </w:r>
+      <w:proofErr w:type="spellEnd"/>
       <w:r>
         <w:rPr>
           <w:rFonts w:asciiTheme="majorEastAsia" w:eastAsiaTheme="majorEastAsia" w:hAnsiTheme="majorEastAsia"/>
@@ -3206,8 +3489,9 @@
           <w:sz w:val="24"/>
           <w:szCs w:val="24"/>
         </w:rPr>
-        <w:t>[[procedure_type]]</w:t>
-      </w:r>
+        <w:t>[[</w:t>
+      </w:r>
+      <w:proofErr w:type="spellStart"/>
       <w:r>
         <w:rPr>
           <w:rFonts w:asciiTheme="majorEastAsia" w:eastAsiaTheme="majorEastAsia" w:hAnsiTheme="majorEastAsia" w:hint="eastAsia"/>
@@ -3216,8 +3500,9 @@
           <w:sz w:val="24"/>
           <w:szCs w:val="24"/>
         </w:rPr>
-        <w:t>後</w:t>
-      </w:r>
+        <w:t>procedure_type</w:t>
+      </w:r>
+      <w:proofErr w:type="spellEnd"/>
       <w:r>
         <w:rPr>
           <w:rFonts w:asciiTheme="majorEastAsia" w:eastAsiaTheme="majorEastAsia" w:hAnsiTheme="majorEastAsia" w:hint="eastAsia"/>
@@ -3226,7 +3511,7 @@
           <w:sz w:val="24"/>
           <w:szCs w:val="24"/>
         </w:rPr>
-        <w:t>の</w:t>
+        <w:t>]]</w:t>
       </w:r>
       <w:r>
         <w:rPr>
@@ -3236,7 +3521,7 @@
           <w:sz w:val="24"/>
           <w:szCs w:val="24"/>
         </w:rPr>
-        <w:t>予定入院期間</w:t>
+        <w:t>後</w:t>
       </w:r>
       <w:r>
         <w:rPr>
@@ -3246,7 +3531,7 @@
           <w:sz w:val="24"/>
           <w:szCs w:val="24"/>
         </w:rPr>
-        <w:t>】：</w:t>
+        <w:t>の</w:t>
       </w:r>
       <w:r>
         <w:rPr>
@@ -3256,7 +3541,7 @@
           <w:sz w:val="24"/>
           <w:szCs w:val="24"/>
         </w:rPr>
-        <w:t xml:space="preserve">　</w:t>
+        <w:t>予定入院期間</w:t>
       </w:r>
       <w:r>
         <w:rPr>
@@ -3265,6 +3550,26 @@
           <w:bCs/>
           <w:sz w:val="24"/>
           <w:szCs w:val="24"/>
+        </w:rPr>
+        <w:t>】：</w:t>
+      </w:r>
+      <w:r>
+        <w:rPr>
+          <w:rFonts w:asciiTheme="majorEastAsia" w:eastAsiaTheme="majorEastAsia" w:hAnsiTheme="majorEastAsia" w:hint="eastAsia"/>
+          <w:b/>
+          <w:bCs/>
+          <w:sz w:val="24"/>
+          <w:szCs w:val="24"/>
+        </w:rPr>
+        <w:t xml:space="preserve">　</w:t>
+      </w:r>
+      <w:r>
+        <w:rPr>
+          <w:rFonts w:asciiTheme="majorEastAsia" w:eastAsiaTheme="majorEastAsia" w:hAnsiTheme="majorEastAsia" w:hint="eastAsia"/>
+          <w:b/>
+          <w:bCs/>
+          <w:sz w:val="24"/>
+          <w:szCs w:val="24"/>
           <w:u w:val="single"/>
         </w:rPr>
         <w:t xml:space="preserve"> </w:t>
@@ -3276,7 +3581,27 @@
           <w:szCs w:val="24"/>
           <w:u w:val="single"/>
         </w:rPr>
-        <w:t>[[expected_hospitalization_days]]</w:t>
+        <w:t>[[</w:t>
+      </w:r>
+      <w:proofErr w:type="spellStart"/>
+      <w:r>
+        <w:rPr>
+          <w:rFonts w:asciiTheme="majorEastAsia" w:eastAsiaTheme="majorEastAsia" w:hAnsiTheme="majorEastAsia"/>
+          <w:sz w:val="24"/>
+          <w:szCs w:val="24"/>
+          <w:u w:val="single"/>
+        </w:rPr>
+        <w:t>expected_hospitalization_days</w:t>
+      </w:r>
+      <w:proofErr w:type="spellEnd"/>
+      <w:r>
+        <w:rPr>
+          <w:rFonts w:asciiTheme="majorEastAsia" w:eastAsiaTheme="majorEastAsia" w:hAnsiTheme="majorEastAsia"/>
+          <w:sz w:val="24"/>
+          <w:szCs w:val="24"/>
+          <w:u w:val="single"/>
+        </w:rPr>
+        <w:t>]]</w:t>
       </w:r>
       <w:r>
         <w:rPr>
@@ -3501,20 +3826,19 @@
       </w:r>
       <w:r>
         <w:rPr>
-          <w:rFonts w:asciiTheme="majorEastAsia" w:eastAsiaTheme="majorEastAsia" w:hAnsiTheme="majorEastAsia"/>
-          <w:sz w:val="24"/>
-          <w:szCs w:val="24"/>
-        </w:rPr>
-        <w:t xml:space="preserve">有り </w:t>
-      </w:r>
-      <w:r>
-        <w:rPr>
-          <w:rFonts w:asciiTheme="majorEastAsia" w:eastAsiaTheme="majorEastAsia" w:hAnsiTheme="majorEastAsia"/>
-          <w:sz w:val="24"/>
-          <w:szCs w:val="24"/>
-        </w:rPr>
-        <w:lastRenderedPageBreak/>
-        <w:t>(　　　　　　　　　　　　　　　　）</w:t>
+          <w:rFonts w:asciiTheme="majorEastAsia" w:eastAsiaTheme="majorEastAsia" w:hAnsiTheme="majorEastAsia" w:hint="eastAsia"/>
+          <w:sz w:val="24"/>
+          <w:szCs w:val="24"/>
+        </w:rPr>
+        <w:t>あ</w:t>
+      </w:r>
+      <w:r>
+        <w:rPr>
+          <w:rFonts w:asciiTheme="majorEastAsia" w:eastAsiaTheme="majorEastAsia" w:hAnsiTheme="majorEastAsia"/>
+          <w:sz w:val="24"/>
+          <w:szCs w:val="24"/>
+        </w:rPr>
+        <w:t>り (　　　　　　　　　　　　　　　　）</w:t>
       </w:r>
     </w:p>
     <w:p>
@@ -3627,11 +3951,19 @@
       </w:r>
       <w:r>
         <w:rPr>
-          <w:rFonts w:asciiTheme="majorEastAsia" w:eastAsiaTheme="majorEastAsia" w:hAnsiTheme="majorEastAsia"/>
-          <w:sz w:val="24"/>
-          <w:szCs w:val="24"/>
-        </w:rPr>
-        <w:t>有り (　　　　　　　　　　　　　　　　）</w:t>
+          <w:rFonts w:asciiTheme="majorEastAsia" w:eastAsiaTheme="majorEastAsia" w:hAnsiTheme="majorEastAsia" w:hint="eastAsia"/>
+          <w:sz w:val="24"/>
+          <w:szCs w:val="24"/>
+        </w:rPr>
+        <w:t>あ</w:t>
+      </w:r>
+      <w:r>
+        <w:rPr>
+          <w:rFonts w:asciiTheme="majorEastAsia" w:eastAsiaTheme="majorEastAsia" w:hAnsiTheme="majorEastAsia"/>
+          <w:sz w:val="24"/>
+          <w:szCs w:val="24"/>
+        </w:rPr>
+        <w:t>り (　　　　　　　　　　　　　　　　）</w:t>
       </w:r>
     </w:p>
     <w:p>
@@ -3736,11 +4068,19 @@
       </w:r>
       <w:r>
         <w:rPr>
-          <w:rFonts w:asciiTheme="majorEastAsia" w:eastAsiaTheme="majorEastAsia" w:hAnsiTheme="majorEastAsia"/>
-          <w:sz w:val="24"/>
-          <w:szCs w:val="24"/>
-        </w:rPr>
-        <w:t>有り (　　　　　　　　　　　　　　　　）</w:t>
+          <w:rFonts w:asciiTheme="majorEastAsia" w:eastAsiaTheme="majorEastAsia" w:hAnsiTheme="majorEastAsia" w:hint="eastAsia"/>
+          <w:sz w:val="24"/>
+          <w:szCs w:val="24"/>
+        </w:rPr>
+        <w:t>あ</w:t>
+      </w:r>
+      <w:r>
+        <w:rPr>
+          <w:rFonts w:asciiTheme="majorEastAsia" w:eastAsiaTheme="majorEastAsia" w:hAnsiTheme="majorEastAsia"/>
+          <w:sz w:val="24"/>
+          <w:szCs w:val="24"/>
+        </w:rPr>
+        <w:t>り (　　　　　　　　　　　　　　　　）</w:t>
       </w:r>
     </w:p>
     <w:p>
@@ -3837,11 +4177,19 @@
       </w:r>
       <w:r>
         <w:rPr>
-          <w:rFonts w:asciiTheme="majorEastAsia" w:eastAsiaTheme="majorEastAsia" w:hAnsiTheme="majorEastAsia"/>
-          <w:sz w:val="24"/>
-          <w:szCs w:val="24"/>
-        </w:rPr>
-        <w:t>有り (　　　　　　　　　　　　　　　　）</w:t>
+          <w:rFonts w:asciiTheme="majorEastAsia" w:eastAsiaTheme="majorEastAsia" w:hAnsiTheme="majorEastAsia" w:hint="eastAsia"/>
+          <w:sz w:val="24"/>
+          <w:szCs w:val="24"/>
+        </w:rPr>
+        <w:t>あ</w:t>
+      </w:r>
+      <w:r>
+        <w:rPr>
+          <w:rFonts w:asciiTheme="majorEastAsia" w:eastAsiaTheme="majorEastAsia" w:hAnsiTheme="majorEastAsia"/>
+          <w:sz w:val="24"/>
+          <w:szCs w:val="24"/>
+        </w:rPr>
+        <w:t>り (　　　　　　　　　　　　　　　　）</w:t>
       </w:r>
     </w:p>
     <w:p>
@@ -3862,6 +4210,7 @@
         </w:rPr>
         <w:t>[[</w:t>
       </w:r>
+      <w:proofErr w:type="spellStart"/>
       <w:r>
         <w:rPr>
           <w:rFonts w:asciiTheme="majorEastAsia" w:eastAsiaTheme="majorEastAsia" w:hAnsiTheme="majorEastAsia"/>
@@ -3870,6 +4219,7 @@
         </w:rPr>
         <w:t>other_explanation_etc</w:t>
       </w:r>
+      <w:proofErr w:type="spellEnd"/>
       <w:r>
         <w:rPr>
           <w:rFonts w:asciiTheme="majorEastAsia" w:eastAsiaTheme="majorEastAsia" w:hAnsiTheme="majorEastAsia"/>
@@ -3953,7 +4303,25 @@
           <w:sz w:val="24"/>
           <w:szCs w:val="24"/>
         </w:rPr>
-        <w:t>[[procedure_type]]</w:t>
+        <w:t>[[</w:t>
+      </w:r>
+      <w:proofErr w:type="spellStart"/>
+      <w:r>
+        <w:rPr>
+          <w:rFonts w:asciiTheme="majorEastAsia" w:eastAsiaTheme="majorEastAsia" w:hAnsiTheme="majorEastAsia" w:hint="eastAsia"/>
+          <w:sz w:val="24"/>
+          <w:szCs w:val="24"/>
+        </w:rPr>
+        <w:t>procedure_type</w:t>
+      </w:r>
+      <w:proofErr w:type="spellEnd"/>
+      <w:r>
+        <w:rPr>
+          <w:rFonts w:asciiTheme="majorEastAsia" w:eastAsiaTheme="majorEastAsia" w:hAnsiTheme="majorEastAsia" w:hint="eastAsia"/>
+          <w:sz w:val="24"/>
+          <w:szCs w:val="24"/>
+        </w:rPr>
+        <w:t>]]</w:t>
       </w:r>
       <w:r>
         <w:rPr>
@@ -3969,7 +4337,25 @@
           <w:sz w:val="24"/>
           <w:szCs w:val="24"/>
         </w:rPr>
-        <w:t>[[procedure_type]]</w:t>
+        <w:t>[[</w:t>
+      </w:r>
+      <w:proofErr w:type="spellStart"/>
+      <w:r>
+        <w:rPr>
+          <w:rFonts w:asciiTheme="majorEastAsia" w:eastAsiaTheme="majorEastAsia" w:hAnsiTheme="majorEastAsia" w:hint="eastAsia"/>
+          <w:sz w:val="24"/>
+          <w:szCs w:val="24"/>
+        </w:rPr>
+        <w:t>procedure_type</w:t>
+      </w:r>
+      <w:proofErr w:type="spellEnd"/>
+      <w:r>
+        <w:rPr>
+          <w:rFonts w:asciiTheme="majorEastAsia" w:eastAsiaTheme="majorEastAsia" w:hAnsiTheme="majorEastAsia" w:hint="eastAsia"/>
+          <w:sz w:val="24"/>
+          <w:szCs w:val="24"/>
+        </w:rPr>
+        <w:t>]]</w:t>
       </w:r>
       <w:r>
         <w:rPr>
@@ -4078,7 +4464,25 @@
           <w:sz w:val="24"/>
           <w:szCs w:val="24"/>
         </w:rPr>
-        <w:t>[[procedure_type]]</w:t>
+        <w:t>[[</w:t>
+      </w:r>
+      <w:proofErr w:type="spellStart"/>
+      <w:r>
+        <w:rPr>
+          <w:rFonts w:asciiTheme="majorEastAsia" w:eastAsiaTheme="majorEastAsia" w:hAnsiTheme="majorEastAsia" w:hint="eastAsia"/>
+          <w:sz w:val="24"/>
+          <w:szCs w:val="24"/>
+        </w:rPr>
+        <w:t>procedure_type</w:t>
+      </w:r>
+      <w:proofErr w:type="spellEnd"/>
+      <w:r>
+        <w:rPr>
+          <w:rFonts w:asciiTheme="majorEastAsia" w:eastAsiaTheme="majorEastAsia" w:hAnsiTheme="majorEastAsia" w:hint="eastAsia"/>
+          <w:sz w:val="24"/>
+          <w:szCs w:val="24"/>
+        </w:rPr>
+        <w:t>]]</w:t>
       </w:r>
       <w:r>
         <w:rPr>
@@ -4094,7 +4498,25 @@
           <w:sz w:val="24"/>
           <w:szCs w:val="24"/>
         </w:rPr>
-        <w:t>[[procedure_type]]</w:t>
+        <w:t>[[</w:t>
+      </w:r>
+      <w:proofErr w:type="spellStart"/>
+      <w:r>
+        <w:rPr>
+          <w:rFonts w:asciiTheme="majorEastAsia" w:eastAsiaTheme="majorEastAsia" w:hAnsiTheme="majorEastAsia" w:hint="eastAsia"/>
+          <w:sz w:val="24"/>
+          <w:szCs w:val="24"/>
+        </w:rPr>
+        <w:t>procedure_type</w:t>
+      </w:r>
+      <w:proofErr w:type="spellEnd"/>
+      <w:r>
+        <w:rPr>
+          <w:rFonts w:asciiTheme="majorEastAsia" w:eastAsiaTheme="majorEastAsia" w:hAnsiTheme="majorEastAsia" w:hint="eastAsia"/>
+          <w:sz w:val="24"/>
+          <w:szCs w:val="24"/>
+        </w:rPr>
+        <w:t>]]</w:t>
       </w:r>
       <w:r>
         <w:rPr>
@@ -4355,6 +4777,7 @@
               <w:lastRenderedPageBreak/>
               <w:t>[[</w:t>
             </w:r>
+            <w:proofErr w:type="spellStart"/>
             <w:r>
               <w:rPr>
                 <w:rFonts w:asciiTheme="majorEastAsia" w:eastAsiaTheme="majorEastAsia" w:hAnsiTheme="majorEastAsia"/>
@@ -4364,6 +4787,7 @@
               </w:rPr>
               <w:t>procedure_name</w:t>
             </w:r>
+            <w:proofErr w:type="spellEnd"/>
             <w:r>
               <w:rPr>
                 <w:rFonts w:asciiTheme="majorEastAsia" w:eastAsiaTheme="majorEastAsia" w:hAnsiTheme="majorEastAsia"/>
@@ -4731,13 +5155,33 @@
           <w:szCs w:val="21"/>
           <w:u w:val="single"/>
         </w:rPr>
-        <w:t xml:space="preserve"> [[procedure_name]] </w:t>
-      </w:r>
-      <w:r>
-        <w:rPr>
-          <w:rFonts w:asciiTheme="majorEastAsia" w:eastAsiaTheme="majorEastAsia" w:hAnsiTheme="majorEastAsia" w:hint="eastAsia"/>
+        <w:t xml:space="preserve"> [[</w:t>
+      </w:r>
+      <w:proofErr w:type="spellStart"/>
+      <w:r>
+        <w:rPr>
+          <w:rFonts w:asciiTheme="majorEastAsia" w:eastAsiaTheme="majorEastAsia" w:hAnsiTheme="majorEastAsia"/>
           <w:sz w:val="24"/>
           <w:szCs w:val="21"/>
+          <w:u w:val="single"/>
+        </w:rPr>
+        <w:t>procedure_name</w:t>
+      </w:r>
+      <w:proofErr w:type="spellEnd"/>
+      <w:r>
+        <w:rPr>
+          <w:rFonts w:asciiTheme="majorEastAsia" w:eastAsiaTheme="majorEastAsia" w:hAnsiTheme="majorEastAsia"/>
+          <w:sz w:val="24"/>
+          <w:szCs w:val="21"/>
+          <w:u w:val="single"/>
+        </w:rPr>
+        <w:t xml:space="preserve">]] </w:t>
+      </w:r>
+      <w:r>
+        <w:rPr>
+          <w:rFonts w:asciiTheme="majorEastAsia" w:eastAsiaTheme="majorEastAsia" w:hAnsiTheme="majorEastAsia" w:hint="eastAsia"/>
+          <w:sz w:val="24"/>
+          <w:szCs w:val="21"/>
         </w:rPr>
         <w:t>の説明を受け、その内容について理解しましたので、上記の</w:t>
       </w:r>
@@ -4749,6 +5193,7 @@
         </w:rPr>
         <w:t>[[</w:t>
       </w:r>
+      <w:proofErr w:type="spellStart"/>
       <w:r>
         <w:rPr>
           <w:rFonts w:asciiTheme="majorEastAsia" w:eastAsiaTheme="majorEastAsia" w:hAnsiTheme="majorEastAsia"/>
@@ -4765,6 +5210,7 @@
         </w:rPr>
         <w:t>type</w:t>
       </w:r>
+      <w:proofErr w:type="spellEnd"/>
       <w:r>
         <w:rPr>
           <w:rFonts w:asciiTheme="majorEastAsia" w:eastAsiaTheme="majorEastAsia" w:hAnsiTheme="majorEastAsia"/>
@@ -4829,16 +5275,26 @@
           <w:sz w:val="24"/>
           <w:szCs w:val="21"/>
         </w:rPr>
-        <w:t>[[procedure_</w:t>
-      </w:r>
-      <w:r>
-        <w:rPr>
-          <w:rFonts w:asciiTheme="majorEastAsia" w:eastAsiaTheme="majorEastAsia" w:hAnsiTheme="majorEastAsia" w:hint="eastAsia"/>
+        <w:t>[[</w:t>
+      </w:r>
+      <w:proofErr w:type="spellStart"/>
+      <w:r>
+        <w:rPr>
+          <w:rFonts w:asciiTheme="majorEastAsia" w:eastAsiaTheme="majorEastAsia" w:hAnsiTheme="majorEastAsia"/>
           <w:sz w:val="24"/>
           <w:szCs w:val="21"/>
         </w:rPr>
+        <w:t>procedure_</w:t>
+      </w:r>
+      <w:r>
+        <w:rPr>
+          <w:rFonts w:asciiTheme="majorEastAsia" w:eastAsiaTheme="majorEastAsia" w:hAnsiTheme="majorEastAsia" w:hint="eastAsia"/>
+          <w:sz w:val="24"/>
+          <w:szCs w:val="21"/>
+        </w:rPr>
         <w:t>type</w:t>
       </w:r>
+      <w:proofErr w:type="spellEnd"/>
       <w:r>
         <w:rPr>
           <w:rFonts w:asciiTheme="majorEastAsia" w:eastAsiaTheme="majorEastAsia" w:hAnsiTheme="majorEastAsia"/>
@@ -4885,7 +5341,25 @@
           <w:sz w:val="24"/>
           <w:szCs w:val="24"/>
         </w:rPr>
-        <w:t>[[procedure_type]]</w:t>
+        <w:t>[[</w:t>
+      </w:r>
+      <w:proofErr w:type="spellStart"/>
+      <w:r>
+        <w:rPr>
+          <w:rFonts w:asciiTheme="majorEastAsia" w:eastAsiaTheme="majorEastAsia" w:hAnsiTheme="majorEastAsia" w:hint="eastAsia"/>
+          <w:sz w:val="24"/>
+          <w:szCs w:val="24"/>
+        </w:rPr>
+        <w:t>procedure_type</w:t>
+      </w:r>
+      <w:proofErr w:type="spellEnd"/>
+      <w:r>
+        <w:rPr>
+          <w:rFonts w:asciiTheme="majorEastAsia" w:eastAsiaTheme="majorEastAsia" w:hAnsiTheme="majorEastAsia" w:hint="eastAsia"/>
+          <w:sz w:val="24"/>
+          <w:szCs w:val="24"/>
+        </w:rPr>
+        <w:t>]]</w:t>
       </w:r>
       <w:r>
         <w:rPr>
@@ -4927,16 +5401,26 @@
           <w:sz w:val="24"/>
           <w:szCs w:val="21"/>
         </w:rPr>
-        <w:t>[[procedure_</w:t>
-      </w:r>
-      <w:r>
-        <w:rPr>
-          <w:rFonts w:asciiTheme="majorEastAsia" w:eastAsiaTheme="majorEastAsia" w:hAnsiTheme="majorEastAsia" w:hint="eastAsia"/>
+        <w:t>[[</w:t>
+      </w:r>
+      <w:proofErr w:type="spellStart"/>
+      <w:r>
+        <w:rPr>
+          <w:rFonts w:asciiTheme="majorEastAsia" w:eastAsiaTheme="majorEastAsia" w:hAnsiTheme="majorEastAsia"/>
           <w:sz w:val="24"/>
           <w:szCs w:val="21"/>
         </w:rPr>
+        <w:t>procedure_</w:t>
+      </w:r>
+      <w:r>
+        <w:rPr>
+          <w:rFonts w:asciiTheme="majorEastAsia" w:eastAsiaTheme="majorEastAsia" w:hAnsiTheme="majorEastAsia" w:hint="eastAsia"/>
+          <w:sz w:val="24"/>
+          <w:szCs w:val="21"/>
+        </w:rPr>
         <w:t>type</w:t>
       </w:r>
+      <w:proofErr w:type="spellEnd"/>
       <w:r>
         <w:rPr>
           <w:rFonts w:asciiTheme="majorEastAsia" w:eastAsiaTheme="majorEastAsia" w:hAnsiTheme="majorEastAsia"/>
@@ -5909,6 +6393,7 @@
               <w:lastRenderedPageBreak/>
               <w:t>[[</w:t>
             </w:r>
+            <w:proofErr w:type="spellStart"/>
             <w:r>
               <w:rPr>
                 <w:rFonts w:asciiTheme="majorEastAsia" w:eastAsiaTheme="majorEastAsia" w:hAnsiTheme="majorEastAsia"/>
@@ -5918,6 +6403,7 @@
               </w:rPr>
               <w:t>procedure_name</w:t>
             </w:r>
+            <w:proofErr w:type="spellEnd"/>
             <w:r>
               <w:rPr>
                 <w:rFonts w:asciiTheme="majorEastAsia" w:eastAsiaTheme="majorEastAsia" w:hAnsiTheme="majorEastAsia"/>
@@ -6234,6 +6720,7 @@
         </w:rPr>
         <w:t>[[</w:t>
       </w:r>
+      <w:proofErr w:type="spellStart"/>
       <w:r>
         <w:rPr>
           <w:rFonts w:asciiTheme="majorEastAsia" w:eastAsiaTheme="majorEastAsia" w:hAnsiTheme="majorEastAsia"/>
@@ -6243,6 +6730,7 @@
         </w:rPr>
         <w:t>procedure_name</w:t>
       </w:r>
+      <w:proofErr w:type="spellEnd"/>
       <w:r>
         <w:rPr>
           <w:rFonts w:asciiTheme="majorEastAsia" w:eastAsiaTheme="majorEastAsia" w:hAnsiTheme="majorEastAsia"/>
@@ -7234,7 +7722,25 @@
           <w:sz w:val="24"/>
           <w:szCs w:val="24"/>
         </w:rPr>
-        <w:t>[[procedure_type]]</w:t>
+        <w:t>[[</w:t>
+      </w:r>
+      <w:proofErr w:type="spellStart"/>
+      <w:r>
+        <w:rPr>
+          <w:rFonts w:asciiTheme="majorEastAsia" w:eastAsiaTheme="majorEastAsia" w:hAnsiTheme="majorEastAsia" w:hint="eastAsia"/>
+          <w:sz w:val="24"/>
+          <w:szCs w:val="24"/>
+        </w:rPr>
+        <w:t>procedure_type</w:t>
+      </w:r>
+      <w:proofErr w:type="spellEnd"/>
+      <w:r>
+        <w:rPr>
+          <w:rFonts w:asciiTheme="majorEastAsia" w:eastAsiaTheme="majorEastAsia" w:hAnsiTheme="majorEastAsia" w:hint="eastAsia"/>
+          <w:sz w:val="24"/>
+          <w:szCs w:val="24"/>
+        </w:rPr>
+        <w:t>]]</w:t>
       </w:r>
       <w:r>
         <w:rPr>
@@ -7301,24 +7807,33 @@
           <w:sz w:val="24"/>
           <w:szCs w:val="24"/>
         </w:rPr>
-        <w:t>[[procedure_type]]</w:t>
-      </w:r>
-      <w:r>
-        <w:rPr>
-          <w:rFonts w:asciiTheme="majorEastAsia" w:eastAsiaTheme="majorEastAsia" w:hAnsiTheme="majorEastAsia" w:hint="eastAsia"/>
-          <w:sz w:val="24"/>
-          <w:szCs w:val="24"/>
-        </w:rPr>
-        <w:t>が実施されていたため、取り消せないことを説明</w:t>
-      </w:r>
-      <w:r>
-        <w:rPr>
-          <w:rFonts w:asciiTheme="majorEastAsia" w:eastAsiaTheme="majorEastAsia" w:hAnsiTheme="majorEastAsia" w:hint="eastAsia"/>
-          <w:sz w:val="24"/>
-          <w:szCs w:val="24"/>
-        </w:rPr>
-        <w:lastRenderedPageBreak/>
-        <w:t>した。</w:t>
+        <w:t>[[</w:t>
+      </w:r>
+      <w:proofErr w:type="spellStart"/>
+      <w:r>
+        <w:rPr>
+          <w:rFonts w:asciiTheme="majorEastAsia" w:eastAsiaTheme="majorEastAsia" w:hAnsiTheme="majorEastAsia" w:hint="eastAsia"/>
+          <w:sz w:val="24"/>
+          <w:szCs w:val="24"/>
+        </w:rPr>
+        <w:t>procedure_type</w:t>
+      </w:r>
+      <w:proofErr w:type="spellEnd"/>
+      <w:r>
+        <w:rPr>
+          <w:rFonts w:asciiTheme="majorEastAsia" w:eastAsiaTheme="majorEastAsia" w:hAnsiTheme="majorEastAsia" w:hint="eastAsia"/>
+          <w:sz w:val="24"/>
+          <w:szCs w:val="24"/>
+        </w:rPr>
+        <w:t>]]</w:t>
+      </w:r>
+      <w:r>
+        <w:rPr>
+          <w:rFonts w:asciiTheme="majorEastAsia" w:eastAsiaTheme="majorEastAsia" w:hAnsiTheme="majorEastAsia" w:hint="eastAsia"/>
+          <w:sz w:val="24"/>
+          <w:szCs w:val="24"/>
+        </w:rPr>
+        <w:t>が実施されていたため、取り消せないことを説明した。</w:t>
       </w:r>
     </w:p>
     <w:p>
@@ -7377,7 +7892,25 @@
           <w:sz w:val="24"/>
           <w:szCs w:val="24"/>
         </w:rPr>
-        <w:t>[[procedure_type]]</w:t>
+        <w:t>[[</w:t>
+      </w:r>
+      <w:proofErr w:type="spellStart"/>
+      <w:r>
+        <w:rPr>
+          <w:rFonts w:asciiTheme="majorEastAsia" w:eastAsiaTheme="majorEastAsia" w:hAnsiTheme="majorEastAsia" w:hint="eastAsia"/>
+          <w:sz w:val="24"/>
+          <w:szCs w:val="24"/>
+        </w:rPr>
+        <w:t>procedure_type</w:t>
+      </w:r>
+      <w:proofErr w:type="spellEnd"/>
+      <w:r>
+        <w:rPr>
+          <w:rFonts w:asciiTheme="majorEastAsia" w:eastAsiaTheme="majorEastAsia" w:hAnsiTheme="majorEastAsia" w:hint="eastAsia"/>
+          <w:sz w:val="24"/>
+          <w:szCs w:val="24"/>
+        </w:rPr>
+        <w:t>]]</w:t>
       </w:r>
       <w:r>
         <w:rPr>
@@ -7944,7 +8477,7 @@
         <w:sz w:val="20"/>
         <w:szCs w:val="21"/>
       </w:rPr>
-      <w:t>3</w:t>
+      <w:t>2</w:t>
     </w:r>
     <w:r>
       <w:rPr>
@@ -8010,16 +8543,16 @@
         <w:sz w:val="16"/>
         <w:szCs w:val="16"/>
       </w:rPr>
-      <w:t>2605</w:t>
+      <w:t>260</w:t>
     </w:r>
     <w:r>
       <w:rPr>
-        <w:rFonts w:asciiTheme="majorEastAsia" w:eastAsiaTheme="majorEastAsia" w:hAnsiTheme="majorEastAsia"/>
+        <w:rFonts w:asciiTheme="majorEastAsia" w:eastAsiaTheme="majorEastAsia" w:hAnsiTheme="majorEastAsia" w:hint="eastAsia"/>
         <w:color w:val="BFBFBF" w:themeColor="background1" w:themeShade="BF"/>
         <w:sz w:val="16"/>
         <w:szCs w:val="16"/>
       </w:rPr>
-      <w:t>30</w:t>
+      <w:t>615</w:t>
     </w:r>
     <w:r>
       <w:rPr>
@@ -8238,7 +8771,7 @@
         <w:sz w:val="20"/>
         <w:szCs w:val="20"/>
       </w:rPr>
-      <w:t>2</w:t>
+      <w:t>1</w:t>
     </w:r>
     <w:r>
       <w:rPr>
@@ -8312,16 +8845,16 @@
         <w:sz w:val="16"/>
         <w:szCs w:val="16"/>
       </w:rPr>
-      <w:t>2605</w:t>
+      <w:t>260</w:t>
     </w:r>
     <w:r>
       <w:rPr>
-        <w:rFonts w:asciiTheme="majorEastAsia" w:eastAsiaTheme="majorEastAsia" w:hAnsiTheme="majorEastAsia"/>
+        <w:rFonts w:asciiTheme="majorEastAsia" w:eastAsiaTheme="majorEastAsia" w:hAnsiTheme="majorEastAsia" w:hint="eastAsia"/>
         <w:color w:val="BFBFBF" w:themeColor="background1" w:themeShade="BF"/>
         <w:sz w:val="16"/>
         <w:szCs w:val="16"/>
       </w:rPr>
-      <w:t>30</w:t>
+      <w:t>615</w:t>
     </w:r>
     <w:r>
       <w:rPr>
@@ -8532,7 +9065,7 @@
         <w:sz w:val="20"/>
         <w:szCs w:val="20"/>
       </w:rPr>
-      <w:t>2</w:t>
+      <w:t>1</w:t>
     </w:r>
     <w:r>
       <w:rPr>
@@ -8606,16 +9139,16 @@
         <w:sz w:val="16"/>
         <w:szCs w:val="16"/>
       </w:rPr>
-      <w:t>2605</w:t>
+      <w:t>260</w:t>
     </w:r>
     <w:r>
       <w:rPr>
-        <w:rFonts w:asciiTheme="majorEastAsia" w:eastAsiaTheme="majorEastAsia" w:hAnsiTheme="majorEastAsia"/>
+        <w:rFonts w:asciiTheme="majorEastAsia" w:eastAsiaTheme="majorEastAsia" w:hAnsiTheme="majorEastAsia" w:hint="eastAsia"/>
         <w:color w:val="BFBFBF" w:themeColor="background1" w:themeShade="BF"/>
         <w:sz w:val="16"/>
         <w:szCs w:val="16"/>
       </w:rPr>
-      <w:t>30</w:t>
+      <w:t>615</w:t>
     </w:r>
     <w:r>
       <w:rPr>
@@ -8903,16 +9436,16 @@
         <w:sz w:val="16"/>
         <w:szCs w:val="16"/>
       </w:rPr>
-      <w:t>2605</w:t>
+      <w:t>260</w:t>
     </w:r>
     <w:r>
       <w:rPr>
-        <w:rFonts w:asciiTheme="majorEastAsia" w:eastAsiaTheme="majorEastAsia" w:hAnsiTheme="majorEastAsia"/>
+        <w:rFonts w:asciiTheme="majorEastAsia" w:eastAsiaTheme="majorEastAsia" w:hAnsiTheme="majorEastAsia" w:hint="eastAsia"/>
         <w:color w:val="BFBFBF" w:themeColor="background1" w:themeShade="BF"/>
         <w:sz w:val="16"/>
         <w:szCs w:val="16"/>
       </w:rPr>
-      <w:t>30</w:t>
+      <w:t>615</w:t>
     </w:r>
     <w:r>
       <w:rPr>
@@ -9735,7 +10268,7 @@
       <w:docPartBody>
         <w:p>
           <w:pPr>
-            <w:pStyle w:val="DefaultPlaceholder1082065158"/>
+            <w:pStyle w:val="DefaultPlaceholder10820651581"/>
           </w:pPr>
           <w:r>
             <w:rPr>
@@ -9801,7 +10334,7 @@
       <w:docPartBody>
         <w:p>
           <w:pPr>
-            <w:pStyle w:val="8C04151241CC499EBCE1EDFA842D1D86"/>
+            <w:pStyle w:val="8C04151241CC499EBCE1EDFA842D1D861"/>
           </w:pPr>
           <w:r>
             <w:rPr>
@@ -9833,7 +10366,7 @@
       <w:docPartBody>
         <w:p>
           <w:pPr>
-            <w:pStyle w:val="E93AC9AB1F7B455BBC718724C22BE69A"/>
+            <w:pStyle w:val="E93AC9AB1F7B455BBC718724C22BE69A1"/>
           </w:pPr>
           <w:r>
             <w:rPr>
@@ -9865,7 +10398,7 @@
       <w:docPartBody>
         <w:p>
           <w:pPr>
-            <w:pStyle w:val="5275C3E049DF45E5BB0018631A827559"/>
+            <w:pStyle w:val="5275C3E049DF45E5BB0018631A8275591"/>
           </w:pPr>
           <w:r>
             <w:rPr>
@@ -9897,7 +10430,7 @@
       <w:docPartBody>
         <w:p>
           <w:pPr>
-            <w:pStyle w:val="B6392C902ABF45919B7170A39A574068"/>
+            <w:pStyle w:val="B6392C902ABF45919B7170A39A5740681"/>
           </w:pPr>
           <w:r>
             <w:rPr>
@@ -9929,7 +10462,7 @@
       <w:docPartBody>
         <w:p>
           <w:pPr>
-            <w:pStyle w:val="AA4CA684F0A44CC0812C9E93891F272A"/>
+            <w:pStyle w:val="AA4CA684F0A44CC0812C9E93891F272A1"/>
           </w:pPr>
           <w:r>
             <w:rPr>
@@ -9963,7 +10496,7 @@
       <w:docPartBody>
         <w:p>
           <w:pPr>
-            <w:pStyle w:val="1A35212FC68A4EFAB98C7DF4D681D860"/>
+            <w:pStyle w:val="1A35212FC68A4EFAB98C7DF4D681D8601"/>
           </w:pPr>
           <w:r>
             <w:rPr>
@@ -9997,7 +10530,7 @@
       <w:docPartBody>
         <w:p>
           <w:pPr>
-            <w:pStyle w:val="302393C53EC843109A6CFC348BAC0DEC"/>
+            <w:pStyle w:val="302393C53EC843109A6CFC348BAC0DEC1"/>
           </w:pPr>
           <w:r>
             <w:rPr>
@@ -10031,7 +10564,7 @@
       <w:docPartBody>
         <w:p>
           <w:pPr>
-            <w:pStyle w:val="5DE4476C0FBB4F38AF19165FD1BF2165"/>
+            <w:pStyle w:val="5DE4476C0FBB4F38AF19165FD1BF21651"/>
           </w:pPr>
           <w:r>
             <w:rPr>
@@ -10065,7 +10598,7 @@
       <w:docPartBody>
         <w:p>
           <w:pPr>
-            <w:pStyle w:val="E521B0EB45044F569E86AF9D69ED676D"/>
+            <w:pStyle w:val="E521B0EB45044F569E86AF9D69ED676D1"/>
           </w:pPr>
           <w:r>
             <w:rPr>
@@ -10097,7 +10630,7 @@
       <w:docPartBody>
         <w:p>
           <w:pPr>
-            <w:pStyle w:val="498D5215D86A40D78A7EA7082EAA5112"/>
+            <w:pStyle w:val="498D5215D86A40D78A7EA7082EAA51121"/>
           </w:pPr>
           <w:r>
             <w:rPr>
@@ -10131,7 +10664,7 @@
       <w:docPartBody>
         <w:p>
           <w:pPr>
-            <w:pStyle w:val="5660C7EDB9F84BE38B3332197BB907ED"/>
+            <w:pStyle w:val="5660C7EDB9F84BE38B3332197BB907ED1"/>
           </w:pPr>
           <w:r>
             <w:rPr>
@@ -10165,7 +10698,7 @@
       <w:docPartBody>
         <w:p>
           <w:pPr>
-            <w:pStyle w:val="AB65B9AA566646F4BDEF3A51786E8E99"/>
+            <w:pStyle w:val="AB65B9AA566646F4BDEF3A51786E8E991"/>
           </w:pPr>
           <w:r>
             <w:rPr>
@@ -10197,7 +10730,7 @@
       <w:docPartBody>
         <w:p>
           <w:pPr>
-            <w:pStyle w:val="0907325C03F0409595AEE745EB93F2A2"/>
+            <w:pStyle w:val="0907325C03F0409595AEE745EB93F2A21"/>
           </w:pPr>
           <w:r>
             <w:rPr>
@@ -10231,7 +10764,7 @@
       <w:docPartBody>
         <w:p>
           <w:pPr>
-            <w:pStyle w:val="96313CA528534FC1A36790A2BC533336"/>
+            <w:pStyle w:val="96313CA528534FC1A36790A2BC5333361"/>
           </w:pPr>
           <w:r>
             <w:rPr>
@@ -10263,7 +10796,7 @@
       <w:docPartBody>
         <w:p>
           <w:pPr>
-            <w:pStyle w:val="9496CC28BED447338AABE6E26BB12737"/>
+            <w:pStyle w:val="9496CC28BED447338AABE6E26BB127371"/>
           </w:pPr>
           <w:r>
             <w:rPr>
@@ -10297,7 +10830,7 @@
       <w:docPartBody>
         <w:p>
           <w:pPr>
-            <w:pStyle w:val="5667525125C748DCBFC5FEED59F2B6C5"/>
+            <w:pStyle w:val="5667525125C748DCBFC5FEED59F2B6C51"/>
           </w:pPr>
           <w:r>
             <w:rPr>
@@ -10331,7 +10864,7 @@
       <w:docPartBody>
         <w:p>
           <w:pPr>
-            <w:pStyle w:val="C664B344C123438380ADB1F17581D233"/>
+            <w:pStyle w:val="C664B344C123438380ADB1F17581D2331"/>
           </w:pPr>
           <w:r>
             <w:rPr>
@@ -10365,7 +10898,7 @@
       <w:docPartBody>
         <w:p>
           <w:pPr>
-            <w:pStyle w:val="510551445D88426C9286D973E90C28F7"/>
+            <w:pStyle w:val="510551445D88426C9286D973E90C28F71"/>
           </w:pPr>
           <w:r>
             <w:rPr>
@@ -10548,6 +11081,7 @@
     <w:rsid w:val="008C16F2"/>
     <w:rsid w:val="008C6E93"/>
     <w:rsid w:val="008E2E99"/>
+    <w:rsid w:val="00903399"/>
     <w:rsid w:val="0092189A"/>
     <w:rsid w:val="009314A9"/>
     <w:rsid w:val="009370BC"/>
@@ -10559,6 +11093,7 @@
     <w:rsid w:val="00A02B84"/>
     <w:rsid w:val="00A22A03"/>
     <w:rsid w:val="00A57040"/>
+    <w:rsid w:val="00A61DD8"/>
     <w:rsid w:val="00A776A1"/>
     <w:rsid w:val="00A879A4"/>
     <w:rsid w:val="00A910BF"/>
@@ -10592,6 +11127,7 @@
     <w:rsid w:val="00CA42A7"/>
     <w:rsid w:val="00CA50DC"/>
     <w:rsid w:val="00CB438F"/>
+    <w:rsid w:val="00CE6B38"/>
     <w:rsid w:val="00CF04B9"/>
     <w:rsid w:val="00CF6C02"/>
     <w:rsid w:val="00D04C2C"/>
@@ -11072,7 +11608,7 @@
     <w:basedOn w:val="a0"/>
     <w:uiPriority w:val="99"/>
     <w:semiHidden/>
-    <w:rsid w:val="00686EF2"/>
+    <w:rsid w:val="00A61DD8"/>
     <w:rPr>
       <w:color w:val="808080"/>
     </w:rPr>
@@ -11085,155 +11621,155 @@
       <w:jc w:val="both"/>
     </w:pPr>
   </w:style>
-  <w:style w:type="paragraph" w:customStyle="1" w:styleId="B6392C902ABF45919B7170A39A574068">
-    <w:name w:val="B6392C902ABF45919B7170A39A574068"/>
-    <w:rsid w:val="00686EF2"/>
+  <w:style w:type="paragraph" w:customStyle="1" w:styleId="B6392C902ABF45919B7170A39A5740681">
+    <w:name w:val="B6392C902ABF45919B7170A39A5740681"/>
+    <w:rsid w:val="00A61DD8"/>
     <w:pPr>
       <w:widowControl w:val="0"/>
       <w:jc w:val="both"/>
     </w:pPr>
   </w:style>
-  <w:style w:type="paragraph" w:customStyle="1" w:styleId="8C04151241CC499EBCE1EDFA842D1D86">
-    <w:name w:val="8C04151241CC499EBCE1EDFA842D1D86"/>
-    <w:rsid w:val="00686EF2"/>
+  <w:style w:type="paragraph" w:customStyle="1" w:styleId="8C04151241CC499EBCE1EDFA842D1D861">
+    <w:name w:val="8C04151241CC499EBCE1EDFA842D1D861"/>
+    <w:rsid w:val="00A61DD8"/>
     <w:pPr>
       <w:widowControl w:val="0"/>
       <w:jc w:val="both"/>
     </w:pPr>
   </w:style>
-  <w:style w:type="paragraph" w:customStyle="1" w:styleId="E93AC9AB1F7B455BBC718724C22BE69A">
-    <w:name w:val="E93AC9AB1F7B455BBC718724C22BE69A"/>
-    <w:rsid w:val="00686EF2"/>
+  <w:style w:type="paragraph" w:customStyle="1" w:styleId="E93AC9AB1F7B455BBC718724C22BE69A1">
+    <w:name w:val="E93AC9AB1F7B455BBC718724C22BE69A1"/>
+    <w:rsid w:val="00A61DD8"/>
     <w:pPr>
       <w:widowControl w:val="0"/>
       <w:jc w:val="both"/>
     </w:pPr>
   </w:style>
-  <w:style w:type="paragraph" w:customStyle="1" w:styleId="5275C3E049DF45E5BB0018631A827559">
-    <w:name w:val="5275C3E049DF45E5BB0018631A827559"/>
-    <w:rsid w:val="00686EF2"/>
+  <w:style w:type="paragraph" w:customStyle="1" w:styleId="5275C3E049DF45E5BB0018631A8275591">
+    <w:name w:val="5275C3E049DF45E5BB0018631A8275591"/>
+    <w:rsid w:val="00A61DD8"/>
     <w:pPr>
       <w:widowControl w:val="0"/>
       <w:jc w:val="both"/>
     </w:pPr>
   </w:style>
-  <w:style w:type="paragraph" w:customStyle="1" w:styleId="5660C7EDB9F84BE38B3332197BB907ED">
-    <w:name w:val="5660C7EDB9F84BE38B3332197BB907ED"/>
-    <w:rsid w:val="00686EF2"/>
+  <w:style w:type="paragraph" w:customStyle="1" w:styleId="5660C7EDB9F84BE38B3332197BB907ED1">
+    <w:name w:val="5660C7EDB9F84BE38B3332197BB907ED1"/>
+    <w:rsid w:val="00A61DD8"/>
     <w:pPr>
       <w:widowControl w:val="0"/>
       <w:ind w:leftChars="400" w:left="840"/>
       <w:jc w:val="both"/>
     </w:pPr>
   </w:style>
-  <w:style w:type="paragraph" w:customStyle="1" w:styleId="AB65B9AA566646F4BDEF3A51786E8E99">
-    <w:name w:val="AB65B9AA566646F4BDEF3A51786E8E99"/>
-    <w:rsid w:val="00686EF2"/>
+  <w:style w:type="paragraph" w:customStyle="1" w:styleId="AB65B9AA566646F4BDEF3A51786E8E991">
+    <w:name w:val="AB65B9AA566646F4BDEF3A51786E8E991"/>
+    <w:rsid w:val="00A61DD8"/>
     <w:pPr>
       <w:widowControl w:val="0"/>
       <w:ind w:leftChars="400" w:left="840"/>
       <w:jc w:val="both"/>
     </w:pPr>
   </w:style>
-  <w:style w:type="paragraph" w:customStyle="1" w:styleId="AA4CA684F0A44CC0812C9E93891F272A">
-    <w:name w:val="AA4CA684F0A44CC0812C9E93891F272A"/>
-    <w:rsid w:val="00686EF2"/>
+  <w:style w:type="paragraph" w:customStyle="1" w:styleId="AA4CA684F0A44CC0812C9E93891F272A1">
+    <w:name w:val="AA4CA684F0A44CC0812C9E93891F272A1"/>
+    <w:rsid w:val="00A61DD8"/>
     <w:pPr>
       <w:widowControl w:val="0"/>
       <w:jc w:val="both"/>
     </w:pPr>
   </w:style>
-  <w:style w:type="paragraph" w:customStyle="1" w:styleId="1A35212FC68A4EFAB98C7DF4D681D860">
-    <w:name w:val="1A35212FC68A4EFAB98C7DF4D681D860"/>
-    <w:rsid w:val="00686EF2"/>
+  <w:style w:type="paragraph" w:customStyle="1" w:styleId="1A35212FC68A4EFAB98C7DF4D681D8601">
+    <w:name w:val="1A35212FC68A4EFAB98C7DF4D681D8601"/>
+    <w:rsid w:val="00A61DD8"/>
     <w:pPr>
       <w:widowControl w:val="0"/>
       <w:jc w:val="both"/>
     </w:pPr>
   </w:style>
-  <w:style w:type="paragraph" w:customStyle="1" w:styleId="302393C53EC843109A6CFC348BAC0DEC">
-    <w:name w:val="302393C53EC843109A6CFC348BAC0DEC"/>
-    <w:rsid w:val="00686EF2"/>
+  <w:style w:type="paragraph" w:customStyle="1" w:styleId="302393C53EC843109A6CFC348BAC0DEC1">
+    <w:name w:val="302393C53EC843109A6CFC348BAC0DEC1"/>
+    <w:rsid w:val="00A61DD8"/>
     <w:pPr>
       <w:widowControl w:val="0"/>
       <w:jc w:val="both"/>
     </w:pPr>
   </w:style>
-  <w:style w:type="paragraph" w:customStyle="1" w:styleId="5DE4476C0FBB4F38AF19165FD1BF2165">
-    <w:name w:val="5DE4476C0FBB4F38AF19165FD1BF2165"/>
-    <w:rsid w:val="00686EF2"/>
+  <w:style w:type="paragraph" w:customStyle="1" w:styleId="5DE4476C0FBB4F38AF19165FD1BF21651">
+    <w:name w:val="5DE4476C0FBB4F38AF19165FD1BF21651"/>
+    <w:rsid w:val="00A61DD8"/>
     <w:pPr>
       <w:widowControl w:val="0"/>
       <w:jc w:val="both"/>
     </w:pPr>
   </w:style>
-  <w:style w:type="paragraph" w:customStyle="1" w:styleId="E521B0EB45044F569E86AF9D69ED676D">
-    <w:name w:val="E521B0EB45044F569E86AF9D69ED676D"/>
-    <w:rsid w:val="00686EF2"/>
+  <w:style w:type="paragraph" w:customStyle="1" w:styleId="E521B0EB45044F569E86AF9D69ED676D1">
+    <w:name w:val="E521B0EB45044F569E86AF9D69ED676D1"/>
+    <w:rsid w:val="00A61DD8"/>
     <w:pPr>
       <w:widowControl w:val="0"/>
       <w:jc w:val="both"/>
     </w:pPr>
   </w:style>
-  <w:style w:type="paragraph" w:customStyle="1" w:styleId="498D5215D86A40D78A7EA7082EAA5112">
-    <w:name w:val="498D5215D86A40D78A7EA7082EAA5112"/>
-    <w:rsid w:val="00686EF2"/>
+  <w:style w:type="paragraph" w:customStyle="1" w:styleId="498D5215D86A40D78A7EA7082EAA51121">
+    <w:name w:val="498D5215D86A40D78A7EA7082EAA51121"/>
+    <w:rsid w:val="00A61DD8"/>
     <w:pPr>
       <w:widowControl w:val="0"/>
       <w:jc w:val="both"/>
     </w:pPr>
   </w:style>
-  <w:style w:type="paragraph" w:customStyle="1" w:styleId="DefaultPlaceholder1082065158">
-    <w:name w:val="DefaultPlaceholder_1082065158"/>
-    <w:rsid w:val="00686EF2"/>
+  <w:style w:type="paragraph" w:customStyle="1" w:styleId="DefaultPlaceholder10820651581">
+    <w:name w:val="DefaultPlaceholder_10820651581"/>
+    <w:rsid w:val="00A61DD8"/>
     <w:pPr>
       <w:widowControl w:val="0"/>
       <w:jc w:val="both"/>
     </w:pPr>
   </w:style>
-  <w:style w:type="paragraph" w:customStyle="1" w:styleId="0907325C03F0409595AEE745EB93F2A2">
-    <w:name w:val="0907325C03F0409595AEE745EB93F2A2"/>
-    <w:rsid w:val="00686EF2"/>
+  <w:style w:type="paragraph" w:customStyle="1" w:styleId="0907325C03F0409595AEE745EB93F2A21">
+    <w:name w:val="0907325C03F0409595AEE745EB93F2A21"/>
+    <w:rsid w:val="00A61DD8"/>
     <w:pPr>
       <w:widowControl w:val="0"/>
       <w:jc w:val="both"/>
     </w:pPr>
   </w:style>
-  <w:style w:type="paragraph" w:customStyle="1" w:styleId="96313CA528534FC1A36790A2BC533336">
-    <w:name w:val="96313CA528534FC1A36790A2BC533336"/>
-    <w:rsid w:val="00686EF2"/>
+  <w:style w:type="paragraph" w:customStyle="1" w:styleId="96313CA528534FC1A36790A2BC5333361">
+    <w:name w:val="96313CA528534FC1A36790A2BC5333361"/>
+    <w:rsid w:val="00A61DD8"/>
     <w:pPr>
       <w:widowControl w:val="0"/>
       <w:jc w:val="both"/>
     </w:pPr>
   </w:style>
-  <w:style w:type="paragraph" w:customStyle="1" w:styleId="9496CC28BED447338AABE6E26BB12737">
-    <w:name w:val="9496CC28BED447338AABE6E26BB12737"/>
-    <w:rsid w:val="00686EF2"/>
+  <w:style w:type="paragraph" w:customStyle="1" w:styleId="9496CC28BED447338AABE6E26BB127371">
+    <w:name w:val="9496CC28BED447338AABE6E26BB127371"/>
+    <w:rsid w:val="00A61DD8"/>
     <w:pPr>
       <w:widowControl w:val="0"/>
       <w:jc w:val="both"/>
     </w:pPr>
   </w:style>
-  <w:style w:type="paragraph" w:customStyle="1" w:styleId="5667525125C748DCBFC5FEED59F2B6C5">
-    <w:name w:val="5667525125C748DCBFC5FEED59F2B6C5"/>
-    <w:rsid w:val="00686EF2"/>
+  <w:style w:type="paragraph" w:customStyle="1" w:styleId="5667525125C748DCBFC5FEED59F2B6C51">
+    <w:name w:val="5667525125C748DCBFC5FEED59F2B6C51"/>
+    <w:rsid w:val="00A61DD8"/>
     <w:pPr>
       <w:widowControl w:val="0"/>
       <w:jc w:val="both"/>
     </w:pPr>
   </w:style>
-  <w:style w:type="paragraph" w:customStyle="1" w:styleId="C664B344C123438380ADB1F17581D233">
-    <w:name w:val="C664B344C123438380ADB1F17581D233"/>
-    <w:rsid w:val="00686EF2"/>
+  <w:style w:type="paragraph" w:customStyle="1" w:styleId="C664B344C123438380ADB1F17581D2331">
+    <w:name w:val="C664B344C123438380ADB1F17581D2331"/>
+    <w:rsid w:val="00A61DD8"/>
     <w:pPr>
       <w:widowControl w:val="0"/>
       <w:jc w:val="both"/>
     </w:pPr>
   </w:style>
-  <w:style w:type="paragraph" w:customStyle="1" w:styleId="510551445D88426C9286D973E90C28F7">
-    <w:name w:val="510551445D88426C9286D973E90C28F7"/>
-    <w:rsid w:val="00686EF2"/>
+  <w:style w:type="paragraph" w:customStyle="1" w:styleId="510551445D88426C9286D973E90C28F71">
+    <w:name w:val="510551445D88426C9286D973E90C28F71"/>
+    <w:rsid w:val="00A61DD8"/>
     <w:pPr>
       <w:widowControl w:val="0"/>
       <w:jc w:val="both"/>

--- a/【西宮】同意書・説明書雛形_NoPlaceHolder.docx
+++ b/【西宮】同意書・説明書雛形_NoPlaceHolder.docx
@@ -1,6 +1,6 @@
 
 <file path=word/document.xml><?xml version="1.0" encoding="utf-8"?>
-<w:document xmlns:wpc="http://schemas.microsoft.com/office/word/2010/wordprocessingCanvas" xmlns:cx="http://schemas.microsoft.com/office/drawing/2014/chartex" xmlns:cx1="http://schemas.microsoft.com/office/drawing/2015/9/8/chartex" xmlns:cx2="http://schemas.microsoft.com/office/drawing/2015/10/21/chartex" xmlns:cx3="http://schemas.microsoft.com/office/drawing/2016/5/9/chartex" xmlns:cx4="http://schemas.microsoft.com/office/drawing/2016/5/10/chartex" xmlns:cx5="http://schemas.microsoft.com/office/drawing/2016/5/11/chartex" xmlns:cx6="http://schemas.microsoft.com/office/drawing/2016/5/12/chartex" xmlns:cx7="http://schemas.microsoft.com/office/drawing/2016/5/13/chartex" xmlns:cx8="http://schemas.microsoft.com/office/drawing/2016/5/14/chartex" xmlns:mc="http://schemas.openxmlformats.org/markup-compatibility/2006" xmlns:aink="http://schemas.microsoft.com/office/drawing/2016/ink" xmlns:am3d="http://schemas.microsoft.com/office/drawing/2017/model3d" xmlns:o="urn:schemas-microsoft-com:office:office" xmlns:oel="http://schemas.microsoft.com/office/2019/extlst" xmlns:r="http://schemas.openxmlformats.org/officeDocument/2006/relationships" xmlns:m="http://schemas.openxmlformats.org/officeDocument/2006/math" xmlns:v="urn:schemas-microsoft-com:vml" xmlns:wp14="http://schemas.microsoft.com/office/word/2010/wordprocessingDrawing" xmlns:wp="http://schemas.openxmlformats.org/drawingml/2006/wordprocessingDrawing" xmlns:w10="urn:schemas-microsoft-com:office:word" xmlns:w="http://schemas.openxmlformats.org/wordprocessingml/2006/main" xmlns:w14="http://schemas.microsoft.com/office/word/2010/wordml" xmlns:w15="http://schemas.microsoft.com/office/word/2012/wordml" xmlns:w16cex="http://schemas.microsoft.com/office/word/2018/wordml/cex" xmlns:w16cid="http://schemas.microsoft.com/office/word/2016/wordml/cid" xmlns:w16="http://schemas.microsoft.com/office/word/2018/wordml" xmlns:w16du="http://schemas.microsoft.com/office/word/2023/wordml/word16du" xmlns:w16sdtdh="http://schemas.microsoft.com/office/word/2020/wordml/sdtdatahash" xmlns:w16sdtfl="http://schemas.microsoft.com/office/word/2024/wordml/sdtformatlock" xmlns:w16se="http://schemas.microsoft.com/office/word/2015/wordml/symex" xmlns:wpg="http://schemas.microsoft.com/office/word/2010/wordprocessingGroup" xmlns:wpi="http://schemas.microsoft.com/office/word/2010/wordprocessingInk" xmlns:wne="http://schemas.microsoft.com/office/word/2006/wordml" xmlns:wps="http://schemas.microsoft.com/office/word/2010/wordprocessingShape" mc:Ignorable="w14 w15 w16se w16cid w16 w16cex w16sdtdh w16sdtfl w16du wp14">
+<w:document xmlns:wpc="http://schemas.microsoft.com/office/word/2010/wordprocessingCanvas" xmlns:cx="http://schemas.microsoft.com/office/drawing/2014/chartex" xmlns:cx1="http://schemas.microsoft.com/office/drawing/2015/9/8/chartex" xmlns:cx2="http://schemas.microsoft.com/office/drawing/2015/10/21/chartex" xmlns:cx3="http://schemas.microsoft.com/office/drawing/2016/5/9/chartex" xmlns:cx4="http://schemas.microsoft.com/office/drawing/2016/5/10/chartex" xmlns:cx5="http://schemas.microsoft.com/office/drawing/2016/5/11/chartex" xmlns:cx6="http://schemas.microsoft.com/office/drawing/2016/5/12/chartex" xmlns:cx7="http://schemas.microsoft.com/office/drawing/2016/5/13/chartex" xmlns:cx8="http://schemas.microsoft.com/office/drawing/2016/5/14/chartex" xmlns:mc="http://schemas.openxmlformats.org/markup-compatibility/2006" xmlns:m="http://schemas.openxmlformats.org/officeDocument/2006/math" xmlns:aink="http://schemas.microsoft.com/office/drawing/2016/ink" xmlns:am3d="http://schemas.microsoft.com/office/drawing/2017/model3d" xmlns:oel="http://schemas.microsoft.com/office/2019/extlst" xmlns:r="http://schemas.openxmlformats.org/officeDocument/2006/relationships" xmlns:wp14="http://schemas.microsoft.com/office/word/2010/wordprocessingDrawing" xmlns:wp="http://schemas.openxmlformats.org/drawingml/2006/wordprocessingDrawing" xmlns:wpg="http://schemas.microsoft.com/office/word/2010/wordprocessingGroup" xmlns:wpi="http://schemas.microsoft.com/office/word/2010/wordprocessingInk" xmlns:wps="http://schemas.microsoft.com/office/word/2010/wordprocessingShape" xmlns:o="urn:schemas-microsoft-com:office:office" xmlns:v="urn:schemas-microsoft-com:vml" xmlns:w10="urn:schemas-microsoft-com:office:word" xmlns:w="http://schemas.openxmlformats.org/wordprocessingml/2006/main" xmlns:w14="http://schemas.microsoft.com/office/word/2010/wordml" xmlns:w15="http://schemas.microsoft.com/office/word/2012/wordml" xmlns:w16cex="http://schemas.microsoft.com/office/word/2018/wordml/cex" xmlns:w16cid="http://schemas.microsoft.com/office/word/2016/wordml/cid" xmlns:w16="http://schemas.microsoft.com/office/word/2018/wordml" xmlns:w16sdtdh="http://schemas.microsoft.com/office/word/2020/wordml/sdtdatahash" xmlns:w16sdtfl="http://schemas.microsoft.com/office/word/2024/wordml/sdtformatlock" xmlns:w16se="http://schemas.microsoft.com/office/word/2015/wordml/symex" xmlns:w16du="http://schemas.microsoft.com/office/word/2023/wordml/word16du" xmlns:wne="http://schemas.microsoft.com/office/word/2006/wordml" mc:Ignorable="w14 w15 w16se w16cid w16 w16cex w16sdtdh w16sdtfl w16du wp14">
   <w:body>
     <w:tbl>
       <w:tblPr>
@@ -4735,14 +4735,6 @@
           <w:docGrid w:type="lines" w:linePitch="360"/>
         </w:sectPr>
       </w:pPr>
-      <w:r>
-        <w:rPr>
-          <w:rFonts w:asciiTheme="majorEastAsia" w:eastAsiaTheme="majorEastAsia" w:hAnsiTheme="majorEastAsia"/>
-          <w:sz w:val="24"/>
-          <w:szCs w:val="24"/>
-        </w:rPr>
-        <w:br w:type="page"/>
-      </w:r>
     </w:p>
     <w:tbl>
       <w:tblPr>
@@ -4919,7 +4911,23 @@
                                 <w:rFonts w:hint="eastAsia"/>
                                 <w:color w:val="000000" w:themeColor="text1"/>
                               </w:rPr>
-                              <w:t>$$QR(001)$$</w:t>
+                              <w:t>$$</w:t>
+                            </w:r>
+                            <w:proofErr w:type="gramStart"/>
+                            <w:r>
+                              <w:rPr>
+                                <w:rFonts w:hint="eastAsia"/>
+                                <w:color w:val="000000" w:themeColor="text1"/>
+                              </w:rPr>
+                              <w:t>QR(001)$</w:t>
+                            </w:r>
+                            <w:proofErr w:type="gramEnd"/>
+                            <w:r>
+                              <w:rPr>
+                                <w:rFonts w:hint="eastAsia"/>
+                                <w:color w:val="000000" w:themeColor="text1"/>
+                              </w:rPr>
+                              <w:t>$</w:t>
                             </w:r>
                           </w:p>
                         </w:txbxContent>
@@ -6242,6 +6250,7 @@
           <w:rFonts w:asciiTheme="majorEastAsia" w:eastAsiaTheme="majorEastAsia" w:hAnsiTheme="majorEastAsia"/>
           <w:sz w:val="24"/>
           <w:szCs w:val="24"/>
+          <w:u w:val="single"/>
         </w:rPr>
       </w:pPr>
       <w:r>
@@ -6319,8 +6328,10 @@
     </w:p>
     <w:p>
       <w:pPr>
-        <w:widowControl/>
-        <w:jc w:val="left"/>
+        <w:tabs>
+          <w:tab w:val="left" w:pos="1701"/>
+          <w:tab w:val="left" w:pos="3119"/>
+        </w:tabs>
         <w:rPr>
           <w:rFonts w:asciiTheme="majorEastAsia" w:eastAsiaTheme="majorEastAsia" w:hAnsiTheme="majorEastAsia"/>
           <w:sz w:val="24"/>
@@ -6335,14 +6346,6 @@
           <w:docGrid w:type="lines" w:linePitch="360"/>
         </w:sectPr>
       </w:pPr>
-      <w:r>
-        <w:rPr>
-          <w:rFonts w:asciiTheme="majorEastAsia" w:eastAsiaTheme="majorEastAsia" w:hAnsiTheme="majorEastAsia"/>
-          <w:sz w:val="24"/>
-          <w:szCs w:val="24"/>
-        </w:rPr>
-        <w:br w:type="page"/>
-      </w:r>
     </w:p>
     <w:tbl>
       <w:tblPr>
@@ -6519,7 +6522,23 @@
                                 <w:rFonts w:hint="eastAsia"/>
                                 <w:color w:val="000000" w:themeColor="text1"/>
                               </w:rPr>
-                              <w:t>$$QR(001)$$</w:t>
+                              <w:t>$$</w:t>
+                            </w:r>
+                            <w:proofErr w:type="gramStart"/>
+                            <w:r>
+                              <w:rPr>
+                                <w:rFonts w:hint="eastAsia"/>
+                                <w:color w:val="000000" w:themeColor="text1"/>
+                              </w:rPr>
+                              <w:t>QR(001)$</w:t>
+                            </w:r>
+                            <w:proofErr w:type="gramEnd"/>
+                            <w:r>
+                              <w:rPr>
+                                <w:rFonts w:hint="eastAsia"/>
+                                <w:color w:val="000000" w:themeColor="text1"/>
+                              </w:rPr>
+                              <w:t>$</w:t>
                             </w:r>
                           </w:p>
                         </w:txbxContent>
@@ -8270,7 +8289,7 @@
 </file>
 
 <file path=word/endnotes.xml><?xml version="1.0" encoding="utf-8"?>
-<w:endnotes xmlns:wpc="http://schemas.microsoft.com/office/word/2010/wordprocessingCanvas" xmlns:cx="http://schemas.microsoft.com/office/drawing/2014/chartex" xmlns:cx1="http://schemas.microsoft.com/office/drawing/2015/9/8/chartex" xmlns:cx2="http://schemas.microsoft.com/office/drawing/2015/10/21/chartex" xmlns:cx3="http://schemas.microsoft.com/office/drawing/2016/5/9/chartex" xmlns:cx4="http://schemas.microsoft.com/office/drawing/2016/5/10/chartex" xmlns:cx5="http://schemas.microsoft.com/office/drawing/2016/5/11/chartex" xmlns:cx6="http://schemas.microsoft.com/office/drawing/2016/5/12/chartex" xmlns:cx7="http://schemas.microsoft.com/office/drawing/2016/5/13/chartex" xmlns:cx8="http://schemas.microsoft.com/office/drawing/2016/5/14/chartex" xmlns:mc="http://schemas.openxmlformats.org/markup-compatibility/2006" xmlns:aink="http://schemas.microsoft.com/office/drawing/2016/ink" xmlns:am3d="http://schemas.microsoft.com/office/drawing/2017/model3d" xmlns:o="urn:schemas-microsoft-com:office:office" xmlns:oel="http://schemas.microsoft.com/office/2019/extlst" xmlns:r="http://schemas.openxmlformats.org/officeDocument/2006/relationships" xmlns:m="http://schemas.openxmlformats.org/officeDocument/2006/math" xmlns:v="urn:schemas-microsoft-com:vml" xmlns:wp14="http://schemas.microsoft.com/office/word/2010/wordprocessingDrawing" xmlns:wp="http://schemas.openxmlformats.org/drawingml/2006/wordprocessingDrawing" xmlns:w10="urn:schemas-microsoft-com:office:word" xmlns:w="http://schemas.openxmlformats.org/wordprocessingml/2006/main" xmlns:w14="http://schemas.microsoft.com/office/word/2010/wordml" xmlns:w15="http://schemas.microsoft.com/office/word/2012/wordml" xmlns:w16cex="http://schemas.microsoft.com/office/word/2018/wordml/cex" xmlns:w16cid="http://schemas.microsoft.com/office/word/2016/wordml/cid" xmlns:w16="http://schemas.microsoft.com/office/word/2018/wordml" xmlns:w16du="http://schemas.microsoft.com/office/word/2023/wordml/word16du" xmlns:w16sdtdh="http://schemas.microsoft.com/office/word/2020/wordml/sdtdatahash" xmlns:w16sdtfl="http://schemas.microsoft.com/office/word/2024/wordml/sdtformatlock" xmlns:w16se="http://schemas.microsoft.com/office/word/2015/wordml/symex" xmlns:wpg="http://schemas.microsoft.com/office/word/2010/wordprocessingGroup" xmlns:wpi="http://schemas.microsoft.com/office/word/2010/wordprocessingInk" xmlns:wne="http://schemas.microsoft.com/office/word/2006/wordml" xmlns:wps="http://schemas.microsoft.com/office/word/2010/wordprocessingShape" mc:Ignorable="w14 w15 w16se w16cid w16 w16cex w16sdtdh w16sdtfl w16du wp14">
+<w:endnotes xmlns:wpc="http://schemas.microsoft.com/office/word/2010/wordprocessingCanvas" xmlns:cx="http://schemas.microsoft.com/office/drawing/2014/chartex" xmlns:cx1="http://schemas.microsoft.com/office/drawing/2015/9/8/chartex" xmlns:cx2="http://schemas.microsoft.com/office/drawing/2015/10/21/chartex" xmlns:cx3="http://schemas.microsoft.com/office/drawing/2016/5/9/chartex" xmlns:cx4="http://schemas.microsoft.com/office/drawing/2016/5/10/chartex" xmlns:cx5="http://schemas.microsoft.com/office/drawing/2016/5/11/chartex" xmlns:cx6="http://schemas.microsoft.com/office/drawing/2016/5/12/chartex" xmlns:cx7="http://schemas.microsoft.com/office/drawing/2016/5/13/chartex" xmlns:cx8="http://schemas.microsoft.com/office/drawing/2016/5/14/chartex" xmlns:mc="http://schemas.openxmlformats.org/markup-compatibility/2006" xmlns:m="http://schemas.openxmlformats.org/officeDocument/2006/math" xmlns:aink="http://schemas.microsoft.com/office/drawing/2016/ink" xmlns:am3d="http://schemas.microsoft.com/office/drawing/2017/model3d" xmlns:oel="http://schemas.microsoft.com/office/2019/extlst" xmlns:r="http://schemas.openxmlformats.org/officeDocument/2006/relationships" xmlns:wp14="http://schemas.microsoft.com/office/word/2010/wordprocessingDrawing" xmlns:wp="http://schemas.openxmlformats.org/drawingml/2006/wordprocessingDrawing" xmlns:wpg="http://schemas.microsoft.com/office/word/2010/wordprocessingGroup" xmlns:wpi="http://schemas.microsoft.com/office/word/2010/wordprocessingInk" xmlns:wps="http://schemas.microsoft.com/office/word/2010/wordprocessingShape" xmlns:o="urn:schemas-microsoft-com:office:office" xmlns:v="urn:schemas-microsoft-com:vml" xmlns:w10="urn:schemas-microsoft-com:office:word" xmlns:w="http://schemas.openxmlformats.org/wordprocessingml/2006/main" xmlns:w14="http://schemas.microsoft.com/office/word/2010/wordml" xmlns:w15="http://schemas.microsoft.com/office/word/2012/wordml" xmlns:w16cex="http://schemas.microsoft.com/office/word/2018/wordml/cex" xmlns:w16cid="http://schemas.microsoft.com/office/word/2016/wordml/cid" xmlns:w16="http://schemas.microsoft.com/office/word/2018/wordml" xmlns:w16sdtdh="http://schemas.microsoft.com/office/word/2020/wordml/sdtdatahash" xmlns:w16sdtfl="http://schemas.microsoft.com/office/word/2024/wordml/sdtformatlock" xmlns:w16se="http://schemas.microsoft.com/office/word/2015/wordml/symex" xmlns:w16du="http://schemas.microsoft.com/office/word/2023/wordml/word16du" xmlns:wne="http://schemas.microsoft.com/office/word/2006/wordml" mc:Ignorable="w14 w15 w16se w16cid w16 w16cex w16sdtdh w16sdtfl w16du wp14">
   <w:endnote w:type="separator" w:id="-1">
     <w:p>
       <w:r>
@@ -8289,7 +8308,7 @@
 </file>
 
 <file path=word/footer1.xml><?xml version="1.0" encoding="utf-8"?>
-<w:ftr xmlns:wpc="http://schemas.microsoft.com/office/word/2010/wordprocessingCanvas" xmlns:cx="http://schemas.microsoft.com/office/drawing/2014/chartex" xmlns:cx1="http://schemas.microsoft.com/office/drawing/2015/9/8/chartex" xmlns:cx2="http://schemas.microsoft.com/office/drawing/2015/10/21/chartex" xmlns:cx3="http://schemas.microsoft.com/office/drawing/2016/5/9/chartex" xmlns:cx4="http://schemas.microsoft.com/office/drawing/2016/5/10/chartex" xmlns:cx5="http://schemas.microsoft.com/office/drawing/2016/5/11/chartex" xmlns:cx6="http://schemas.microsoft.com/office/drawing/2016/5/12/chartex" xmlns:cx7="http://schemas.microsoft.com/office/drawing/2016/5/13/chartex" xmlns:cx8="http://schemas.microsoft.com/office/drawing/2016/5/14/chartex" xmlns:mc="http://schemas.openxmlformats.org/markup-compatibility/2006" xmlns:aink="http://schemas.microsoft.com/office/drawing/2016/ink" xmlns:am3d="http://schemas.microsoft.com/office/drawing/2017/model3d" xmlns:o="urn:schemas-microsoft-com:office:office" xmlns:oel="http://schemas.microsoft.com/office/2019/extlst" xmlns:r="http://schemas.openxmlformats.org/officeDocument/2006/relationships" xmlns:m="http://schemas.openxmlformats.org/officeDocument/2006/math" xmlns:v="urn:schemas-microsoft-com:vml" xmlns:wp14="http://schemas.microsoft.com/office/word/2010/wordprocessingDrawing" xmlns:wp="http://schemas.openxmlformats.org/drawingml/2006/wordprocessingDrawing" xmlns:w10="urn:schemas-microsoft-com:office:word" xmlns:w="http://schemas.openxmlformats.org/wordprocessingml/2006/main" xmlns:w14="http://schemas.microsoft.com/office/word/2010/wordml" xmlns:w15="http://schemas.microsoft.com/office/word/2012/wordml" xmlns:w16cex="http://schemas.microsoft.com/office/word/2018/wordml/cex" xmlns:w16cid="http://schemas.microsoft.com/office/word/2016/wordml/cid" xmlns:w16="http://schemas.microsoft.com/office/word/2018/wordml" xmlns:w16du="http://schemas.microsoft.com/office/word/2023/wordml/word16du" xmlns:w16sdtdh="http://schemas.microsoft.com/office/word/2020/wordml/sdtdatahash" xmlns:w16sdtfl="http://schemas.microsoft.com/office/word/2024/wordml/sdtformatlock" xmlns:w16se="http://schemas.microsoft.com/office/word/2015/wordml/symex" xmlns:wpg="http://schemas.microsoft.com/office/word/2010/wordprocessingGroup" xmlns:wpi="http://schemas.microsoft.com/office/word/2010/wordprocessingInk" xmlns:wne="http://schemas.microsoft.com/office/word/2006/wordml" xmlns:wps="http://schemas.microsoft.com/office/word/2010/wordprocessingShape" mc:Ignorable="w14 w15 w16se w16cid w16 w16cex w16sdtdh w16sdtfl w16du wp14">
+<w:ftr xmlns:wpc="http://schemas.microsoft.com/office/word/2010/wordprocessingCanvas" xmlns:cx="http://schemas.microsoft.com/office/drawing/2014/chartex" xmlns:cx1="http://schemas.microsoft.com/office/drawing/2015/9/8/chartex" xmlns:cx2="http://schemas.microsoft.com/office/drawing/2015/10/21/chartex" xmlns:cx3="http://schemas.microsoft.com/office/drawing/2016/5/9/chartex" xmlns:cx4="http://schemas.microsoft.com/office/drawing/2016/5/10/chartex" xmlns:cx5="http://schemas.microsoft.com/office/drawing/2016/5/11/chartex" xmlns:cx6="http://schemas.microsoft.com/office/drawing/2016/5/12/chartex" xmlns:cx7="http://schemas.microsoft.com/office/drawing/2016/5/13/chartex" xmlns:cx8="http://schemas.microsoft.com/office/drawing/2016/5/14/chartex" xmlns:mc="http://schemas.openxmlformats.org/markup-compatibility/2006" xmlns:m="http://schemas.openxmlformats.org/officeDocument/2006/math" xmlns:aink="http://schemas.microsoft.com/office/drawing/2016/ink" xmlns:am3d="http://schemas.microsoft.com/office/drawing/2017/model3d" xmlns:oel="http://schemas.microsoft.com/office/2019/extlst" xmlns:r="http://schemas.openxmlformats.org/officeDocument/2006/relationships" xmlns:wp14="http://schemas.microsoft.com/office/word/2010/wordprocessingDrawing" xmlns:wp="http://schemas.openxmlformats.org/drawingml/2006/wordprocessingDrawing" xmlns:wpg="http://schemas.microsoft.com/office/word/2010/wordprocessingGroup" xmlns:wpi="http://schemas.microsoft.com/office/word/2010/wordprocessingInk" xmlns:wps="http://schemas.microsoft.com/office/word/2010/wordprocessingShape" xmlns:o="urn:schemas-microsoft-com:office:office" xmlns:v="urn:schemas-microsoft-com:vml" xmlns:w10="urn:schemas-microsoft-com:office:word" xmlns:w="http://schemas.openxmlformats.org/wordprocessingml/2006/main" xmlns:w14="http://schemas.microsoft.com/office/word/2010/wordml" xmlns:w15="http://schemas.microsoft.com/office/word/2012/wordml" xmlns:w16cex="http://schemas.microsoft.com/office/word/2018/wordml/cex" xmlns:w16cid="http://schemas.microsoft.com/office/word/2016/wordml/cid" xmlns:w16="http://schemas.microsoft.com/office/word/2018/wordml" xmlns:w16sdtdh="http://schemas.microsoft.com/office/word/2020/wordml/sdtdatahash" xmlns:w16sdtfl="http://schemas.microsoft.com/office/word/2024/wordml/sdtformatlock" xmlns:w16se="http://schemas.microsoft.com/office/word/2015/wordml/symex" xmlns:w16du="http://schemas.microsoft.com/office/word/2023/wordml/word16du" xmlns:wne="http://schemas.microsoft.com/office/word/2006/wordml" mc:Ignorable="w14 w15 w16se w16cid w16 w16cex w16sdtdh w16sdtfl w16du wp14">
   <w:p>
     <w:pPr>
       <w:pStyle w:val="a5"/>
@@ -8583,7 +8602,7 @@
 </file>
 
 <file path=word/footer2.xml><?xml version="1.0" encoding="utf-8"?>
-<w:ftr xmlns:wpc="http://schemas.microsoft.com/office/word/2010/wordprocessingCanvas" xmlns:cx="http://schemas.microsoft.com/office/drawing/2014/chartex" xmlns:cx1="http://schemas.microsoft.com/office/drawing/2015/9/8/chartex" xmlns:cx2="http://schemas.microsoft.com/office/drawing/2015/10/21/chartex" xmlns:cx3="http://schemas.microsoft.com/office/drawing/2016/5/9/chartex" xmlns:cx4="http://schemas.microsoft.com/office/drawing/2016/5/10/chartex" xmlns:cx5="http://schemas.microsoft.com/office/drawing/2016/5/11/chartex" xmlns:cx6="http://schemas.microsoft.com/office/drawing/2016/5/12/chartex" xmlns:cx7="http://schemas.microsoft.com/office/drawing/2016/5/13/chartex" xmlns:cx8="http://schemas.microsoft.com/office/drawing/2016/5/14/chartex" xmlns:mc="http://schemas.openxmlformats.org/markup-compatibility/2006" xmlns:aink="http://schemas.microsoft.com/office/drawing/2016/ink" xmlns:am3d="http://schemas.microsoft.com/office/drawing/2017/model3d" xmlns:o="urn:schemas-microsoft-com:office:office" xmlns:oel="http://schemas.microsoft.com/office/2019/extlst" xmlns:r="http://schemas.openxmlformats.org/officeDocument/2006/relationships" xmlns:m="http://schemas.openxmlformats.org/officeDocument/2006/math" xmlns:v="urn:schemas-microsoft-com:vml" xmlns:wp14="http://schemas.microsoft.com/office/word/2010/wordprocessingDrawing" xmlns:wp="http://schemas.openxmlformats.org/drawingml/2006/wordprocessingDrawing" xmlns:w10="urn:schemas-microsoft-com:office:word" xmlns:w="http://schemas.openxmlformats.org/wordprocessingml/2006/main" xmlns:w14="http://schemas.microsoft.com/office/word/2010/wordml" xmlns:w15="http://schemas.microsoft.com/office/word/2012/wordml" xmlns:w16cex="http://schemas.microsoft.com/office/word/2018/wordml/cex" xmlns:w16cid="http://schemas.microsoft.com/office/word/2016/wordml/cid" xmlns:w16="http://schemas.microsoft.com/office/word/2018/wordml" xmlns:w16du="http://schemas.microsoft.com/office/word/2023/wordml/word16du" xmlns:w16sdtdh="http://schemas.microsoft.com/office/word/2020/wordml/sdtdatahash" xmlns:w16sdtfl="http://schemas.microsoft.com/office/word/2024/wordml/sdtformatlock" xmlns:w16se="http://schemas.microsoft.com/office/word/2015/wordml/symex" xmlns:wpg="http://schemas.microsoft.com/office/word/2010/wordprocessingGroup" xmlns:wpi="http://schemas.microsoft.com/office/word/2010/wordprocessingInk" xmlns:wne="http://schemas.microsoft.com/office/word/2006/wordml" xmlns:wps="http://schemas.microsoft.com/office/word/2010/wordprocessingShape" mc:Ignorable="w14 w15 w16se w16cid w16 w16cex w16sdtdh w16sdtfl w16du wp14">
+<w:ftr xmlns:wpc="http://schemas.microsoft.com/office/word/2010/wordprocessingCanvas" xmlns:cx="http://schemas.microsoft.com/office/drawing/2014/chartex" xmlns:cx1="http://schemas.microsoft.com/office/drawing/2015/9/8/chartex" xmlns:cx2="http://schemas.microsoft.com/office/drawing/2015/10/21/chartex" xmlns:cx3="http://schemas.microsoft.com/office/drawing/2016/5/9/chartex" xmlns:cx4="http://schemas.microsoft.com/office/drawing/2016/5/10/chartex" xmlns:cx5="http://schemas.microsoft.com/office/drawing/2016/5/11/chartex" xmlns:cx6="http://schemas.microsoft.com/office/drawing/2016/5/12/chartex" xmlns:cx7="http://schemas.microsoft.com/office/drawing/2016/5/13/chartex" xmlns:cx8="http://schemas.microsoft.com/office/drawing/2016/5/14/chartex" xmlns:mc="http://schemas.openxmlformats.org/markup-compatibility/2006" xmlns:m="http://schemas.openxmlformats.org/officeDocument/2006/math" xmlns:aink="http://schemas.microsoft.com/office/drawing/2016/ink" xmlns:am3d="http://schemas.microsoft.com/office/drawing/2017/model3d" xmlns:oel="http://schemas.microsoft.com/office/2019/extlst" xmlns:r="http://schemas.openxmlformats.org/officeDocument/2006/relationships" xmlns:wp14="http://schemas.microsoft.com/office/word/2010/wordprocessingDrawing" xmlns:wp="http://schemas.openxmlformats.org/drawingml/2006/wordprocessingDrawing" xmlns:wpg="http://schemas.microsoft.com/office/word/2010/wordprocessingGroup" xmlns:wpi="http://schemas.microsoft.com/office/word/2010/wordprocessingInk" xmlns:wps="http://schemas.microsoft.com/office/word/2010/wordprocessingShape" xmlns:o="urn:schemas-microsoft-com:office:office" xmlns:v="urn:schemas-microsoft-com:vml" xmlns:w10="urn:schemas-microsoft-com:office:word" xmlns:w="http://schemas.openxmlformats.org/wordprocessingml/2006/main" xmlns:w14="http://schemas.microsoft.com/office/word/2010/wordml" xmlns:w15="http://schemas.microsoft.com/office/word/2012/wordml" xmlns:w16cex="http://schemas.microsoft.com/office/word/2018/wordml/cex" xmlns:w16cid="http://schemas.microsoft.com/office/word/2016/wordml/cid" xmlns:w16="http://schemas.microsoft.com/office/word/2018/wordml" xmlns:w16sdtdh="http://schemas.microsoft.com/office/word/2020/wordml/sdtdatahash" xmlns:w16sdtfl="http://schemas.microsoft.com/office/word/2024/wordml/sdtformatlock" xmlns:w16se="http://schemas.microsoft.com/office/word/2015/wordml/symex" xmlns:w16du="http://schemas.microsoft.com/office/word/2023/wordml/word16du" xmlns:wne="http://schemas.microsoft.com/office/word/2006/wordml" mc:Ignorable="w14 w15 w16se w16cid w16 w16cex w16sdtdh w16sdtfl w16du wp14">
   <w:p>
     <w:pPr>
       <w:pStyle w:val="a5"/>
@@ -8877,7 +8896,7 @@
 </file>
 
 <file path=word/footer3.xml><?xml version="1.0" encoding="utf-8"?>
-<w:ftr xmlns:wpc="http://schemas.microsoft.com/office/word/2010/wordprocessingCanvas" xmlns:cx="http://schemas.microsoft.com/office/drawing/2014/chartex" xmlns:cx1="http://schemas.microsoft.com/office/drawing/2015/9/8/chartex" xmlns:cx2="http://schemas.microsoft.com/office/drawing/2015/10/21/chartex" xmlns:cx3="http://schemas.microsoft.com/office/drawing/2016/5/9/chartex" xmlns:cx4="http://schemas.microsoft.com/office/drawing/2016/5/10/chartex" xmlns:cx5="http://schemas.microsoft.com/office/drawing/2016/5/11/chartex" xmlns:cx6="http://schemas.microsoft.com/office/drawing/2016/5/12/chartex" xmlns:cx7="http://schemas.microsoft.com/office/drawing/2016/5/13/chartex" xmlns:cx8="http://schemas.microsoft.com/office/drawing/2016/5/14/chartex" xmlns:mc="http://schemas.openxmlformats.org/markup-compatibility/2006" xmlns:aink="http://schemas.microsoft.com/office/drawing/2016/ink" xmlns:am3d="http://schemas.microsoft.com/office/drawing/2017/model3d" xmlns:o="urn:schemas-microsoft-com:office:office" xmlns:oel="http://schemas.microsoft.com/office/2019/extlst" xmlns:r="http://schemas.openxmlformats.org/officeDocument/2006/relationships" xmlns:m="http://schemas.openxmlformats.org/officeDocument/2006/math" xmlns:v="urn:schemas-microsoft-com:vml" xmlns:wp14="http://schemas.microsoft.com/office/word/2010/wordprocessingDrawing" xmlns:wp="http://schemas.openxmlformats.org/drawingml/2006/wordprocessingDrawing" xmlns:w10="urn:schemas-microsoft-com:office:word" xmlns:w="http://schemas.openxmlformats.org/wordprocessingml/2006/main" xmlns:w14="http://schemas.microsoft.com/office/word/2010/wordml" xmlns:w15="http://schemas.microsoft.com/office/word/2012/wordml" xmlns:w16cex="http://schemas.microsoft.com/office/word/2018/wordml/cex" xmlns:w16cid="http://schemas.microsoft.com/office/word/2016/wordml/cid" xmlns:w16="http://schemas.microsoft.com/office/word/2018/wordml" xmlns:w16du="http://schemas.microsoft.com/office/word/2023/wordml/word16du" xmlns:w16sdtdh="http://schemas.microsoft.com/office/word/2020/wordml/sdtdatahash" xmlns:w16sdtfl="http://schemas.microsoft.com/office/word/2024/wordml/sdtformatlock" xmlns:w16se="http://schemas.microsoft.com/office/word/2015/wordml/symex" xmlns:wpg="http://schemas.microsoft.com/office/word/2010/wordprocessingGroup" xmlns:wpi="http://schemas.microsoft.com/office/word/2010/wordprocessingInk" xmlns:wne="http://schemas.microsoft.com/office/word/2006/wordml" xmlns:wps="http://schemas.microsoft.com/office/word/2010/wordprocessingShape" mc:Ignorable="w14 w15 w16se w16cid w16 w16cex w16sdtdh w16sdtfl w16du wp14">
+<w:ftr xmlns:wpc="http://schemas.microsoft.com/office/word/2010/wordprocessingCanvas" xmlns:cx="http://schemas.microsoft.com/office/drawing/2014/chartex" xmlns:cx1="http://schemas.microsoft.com/office/drawing/2015/9/8/chartex" xmlns:cx2="http://schemas.microsoft.com/office/drawing/2015/10/21/chartex" xmlns:cx3="http://schemas.microsoft.com/office/drawing/2016/5/9/chartex" xmlns:cx4="http://schemas.microsoft.com/office/drawing/2016/5/10/chartex" xmlns:cx5="http://schemas.microsoft.com/office/drawing/2016/5/11/chartex" xmlns:cx6="http://schemas.microsoft.com/office/drawing/2016/5/12/chartex" xmlns:cx7="http://schemas.microsoft.com/office/drawing/2016/5/13/chartex" xmlns:cx8="http://schemas.microsoft.com/office/drawing/2016/5/14/chartex" xmlns:mc="http://schemas.openxmlformats.org/markup-compatibility/2006" xmlns:m="http://schemas.openxmlformats.org/officeDocument/2006/math" xmlns:aink="http://schemas.microsoft.com/office/drawing/2016/ink" xmlns:am3d="http://schemas.microsoft.com/office/drawing/2017/model3d" xmlns:oel="http://schemas.microsoft.com/office/2019/extlst" xmlns:r="http://schemas.openxmlformats.org/officeDocument/2006/relationships" xmlns:wp14="http://schemas.microsoft.com/office/word/2010/wordprocessingDrawing" xmlns:wp="http://schemas.openxmlformats.org/drawingml/2006/wordprocessingDrawing" xmlns:wpg="http://schemas.microsoft.com/office/word/2010/wordprocessingGroup" xmlns:wpi="http://schemas.microsoft.com/office/word/2010/wordprocessingInk" xmlns:wps="http://schemas.microsoft.com/office/word/2010/wordprocessingShape" xmlns:o="urn:schemas-microsoft-com:office:office" xmlns:v="urn:schemas-microsoft-com:vml" xmlns:w10="urn:schemas-microsoft-com:office:word" xmlns:w="http://schemas.openxmlformats.org/wordprocessingml/2006/main" xmlns:w14="http://schemas.microsoft.com/office/word/2010/wordml" xmlns:w15="http://schemas.microsoft.com/office/word/2012/wordml" xmlns:w16cex="http://schemas.microsoft.com/office/word/2018/wordml/cex" xmlns:w16cid="http://schemas.microsoft.com/office/word/2016/wordml/cid" xmlns:w16="http://schemas.microsoft.com/office/word/2018/wordml" xmlns:w16sdtdh="http://schemas.microsoft.com/office/word/2020/wordml/sdtdatahash" xmlns:w16sdtfl="http://schemas.microsoft.com/office/word/2024/wordml/sdtformatlock" xmlns:w16se="http://schemas.microsoft.com/office/word/2015/wordml/symex" xmlns:w16du="http://schemas.microsoft.com/office/word/2023/wordml/word16du" xmlns:wne="http://schemas.microsoft.com/office/word/2006/wordml" mc:Ignorable="w14 w15 w16se w16cid w16 w16cex w16sdtdh w16sdtfl w16du wp14">
   <w:p>
     <w:pPr>
       <w:pStyle w:val="a5"/>
@@ -9171,7 +9190,7 @@
 </file>
 
 <file path=word/footer4.xml><?xml version="1.0" encoding="utf-8"?>
-<w:ftr xmlns:wpc="http://schemas.microsoft.com/office/word/2010/wordprocessingCanvas" xmlns:cx="http://schemas.microsoft.com/office/drawing/2014/chartex" xmlns:cx1="http://schemas.microsoft.com/office/drawing/2015/9/8/chartex" xmlns:cx2="http://schemas.microsoft.com/office/drawing/2015/10/21/chartex" xmlns:cx3="http://schemas.microsoft.com/office/drawing/2016/5/9/chartex" xmlns:cx4="http://schemas.microsoft.com/office/drawing/2016/5/10/chartex" xmlns:cx5="http://schemas.microsoft.com/office/drawing/2016/5/11/chartex" xmlns:cx6="http://schemas.microsoft.com/office/drawing/2016/5/12/chartex" xmlns:cx7="http://schemas.microsoft.com/office/drawing/2016/5/13/chartex" xmlns:cx8="http://schemas.microsoft.com/office/drawing/2016/5/14/chartex" xmlns:mc="http://schemas.openxmlformats.org/markup-compatibility/2006" xmlns:aink="http://schemas.microsoft.com/office/drawing/2016/ink" xmlns:am3d="http://schemas.microsoft.com/office/drawing/2017/model3d" xmlns:o="urn:schemas-microsoft-com:office:office" xmlns:oel="http://schemas.microsoft.com/office/2019/extlst" xmlns:r="http://schemas.openxmlformats.org/officeDocument/2006/relationships" xmlns:m="http://schemas.openxmlformats.org/officeDocument/2006/math" xmlns:v="urn:schemas-microsoft-com:vml" xmlns:wp14="http://schemas.microsoft.com/office/word/2010/wordprocessingDrawing" xmlns:wp="http://schemas.openxmlformats.org/drawingml/2006/wordprocessingDrawing" xmlns:w10="urn:schemas-microsoft-com:office:word" xmlns:w="http://schemas.openxmlformats.org/wordprocessingml/2006/main" xmlns:w14="http://schemas.microsoft.com/office/word/2010/wordml" xmlns:w15="http://schemas.microsoft.com/office/word/2012/wordml" xmlns:w16cex="http://schemas.microsoft.com/office/word/2018/wordml/cex" xmlns:w16cid="http://schemas.microsoft.com/office/word/2016/wordml/cid" xmlns:w16="http://schemas.microsoft.com/office/word/2018/wordml" xmlns:w16du="http://schemas.microsoft.com/office/word/2023/wordml/word16du" xmlns:w16sdtdh="http://schemas.microsoft.com/office/word/2020/wordml/sdtdatahash" xmlns:w16sdtfl="http://schemas.microsoft.com/office/word/2024/wordml/sdtformatlock" xmlns:w16se="http://schemas.microsoft.com/office/word/2015/wordml/symex" xmlns:wpg="http://schemas.microsoft.com/office/word/2010/wordprocessingGroup" xmlns:wpi="http://schemas.microsoft.com/office/word/2010/wordprocessingInk" xmlns:wne="http://schemas.microsoft.com/office/word/2006/wordml" xmlns:wps="http://schemas.microsoft.com/office/word/2010/wordprocessingShape" mc:Ignorable="w14 w15 w16se w16cid w16 w16cex w16sdtdh w16sdtfl w16du wp14">
+<w:ftr xmlns:wpc="http://schemas.microsoft.com/office/word/2010/wordprocessingCanvas" xmlns:cx="http://schemas.microsoft.com/office/drawing/2014/chartex" xmlns:cx1="http://schemas.microsoft.com/office/drawing/2015/9/8/chartex" xmlns:cx2="http://schemas.microsoft.com/office/drawing/2015/10/21/chartex" xmlns:cx3="http://schemas.microsoft.com/office/drawing/2016/5/9/chartex" xmlns:cx4="http://schemas.microsoft.com/office/drawing/2016/5/10/chartex" xmlns:cx5="http://schemas.microsoft.com/office/drawing/2016/5/11/chartex" xmlns:cx6="http://schemas.microsoft.com/office/drawing/2016/5/12/chartex" xmlns:cx7="http://schemas.microsoft.com/office/drawing/2016/5/13/chartex" xmlns:cx8="http://schemas.microsoft.com/office/drawing/2016/5/14/chartex" xmlns:mc="http://schemas.openxmlformats.org/markup-compatibility/2006" xmlns:m="http://schemas.openxmlformats.org/officeDocument/2006/math" xmlns:aink="http://schemas.microsoft.com/office/drawing/2016/ink" xmlns:am3d="http://schemas.microsoft.com/office/drawing/2017/model3d" xmlns:oel="http://schemas.microsoft.com/office/2019/extlst" xmlns:r="http://schemas.openxmlformats.org/officeDocument/2006/relationships" xmlns:wp14="http://schemas.microsoft.com/office/word/2010/wordprocessingDrawing" xmlns:wp="http://schemas.openxmlformats.org/drawingml/2006/wordprocessingDrawing" xmlns:wpg="http://schemas.microsoft.com/office/word/2010/wordprocessingGroup" xmlns:wpi="http://schemas.microsoft.com/office/word/2010/wordprocessingInk" xmlns:wps="http://schemas.microsoft.com/office/word/2010/wordprocessingShape" xmlns:o="urn:schemas-microsoft-com:office:office" xmlns:v="urn:schemas-microsoft-com:vml" xmlns:w10="urn:schemas-microsoft-com:office:word" xmlns:w="http://schemas.openxmlformats.org/wordprocessingml/2006/main" xmlns:w14="http://schemas.microsoft.com/office/word/2010/wordml" xmlns:w15="http://schemas.microsoft.com/office/word/2012/wordml" xmlns:w16cex="http://schemas.microsoft.com/office/word/2018/wordml/cex" xmlns:w16cid="http://schemas.microsoft.com/office/word/2016/wordml/cid" xmlns:w16="http://schemas.microsoft.com/office/word/2018/wordml" xmlns:w16sdtdh="http://schemas.microsoft.com/office/word/2020/wordml/sdtdatahash" xmlns:w16sdtfl="http://schemas.microsoft.com/office/word/2024/wordml/sdtformatlock" xmlns:w16se="http://schemas.microsoft.com/office/word/2015/wordml/symex" xmlns:w16du="http://schemas.microsoft.com/office/word/2023/wordml/word16du" xmlns:wne="http://schemas.microsoft.com/office/word/2006/wordml" mc:Ignorable="w14 w15 w16se w16cid w16 w16cex w16sdtdh w16sdtfl w16du wp14">
   <w:p>
     <w:pPr>
       <w:pStyle w:val="a5"/>
@@ -9468,7 +9487,7 @@
 </file>
 
 <file path=word/footnotes.xml><?xml version="1.0" encoding="utf-8"?>
-<w:footnotes xmlns:wpc="http://schemas.microsoft.com/office/word/2010/wordprocessingCanvas" xmlns:cx="http://schemas.microsoft.com/office/drawing/2014/chartex" xmlns:cx1="http://schemas.microsoft.com/office/drawing/2015/9/8/chartex" xmlns:cx2="http://schemas.microsoft.com/office/drawing/2015/10/21/chartex" xmlns:cx3="http://schemas.microsoft.com/office/drawing/2016/5/9/chartex" xmlns:cx4="http://schemas.microsoft.com/office/drawing/2016/5/10/chartex" xmlns:cx5="http://schemas.microsoft.com/office/drawing/2016/5/11/chartex" xmlns:cx6="http://schemas.microsoft.com/office/drawing/2016/5/12/chartex" xmlns:cx7="http://schemas.microsoft.com/office/drawing/2016/5/13/chartex" xmlns:cx8="http://schemas.microsoft.com/office/drawing/2016/5/14/chartex" xmlns:mc="http://schemas.openxmlformats.org/markup-compatibility/2006" xmlns:aink="http://schemas.microsoft.com/office/drawing/2016/ink" xmlns:am3d="http://schemas.microsoft.com/office/drawing/2017/model3d" xmlns:o="urn:schemas-microsoft-com:office:office" xmlns:oel="http://schemas.microsoft.com/office/2019/extlst" xmlns:r="http://schemas.openxmlformats.org/officeDocument/2006/relationships" xmlns:m="http://schemas.openxmlformats.org/officeDocument/2006/math" xmlns:v="urn:schemas-microsoft-com:vml" xmlns:wp14="http://schemas.microsoft.com/office/word/2010/wordprocessingDrawing" xmlns:wp="http://schemas.openxmlformats.org/drawingml/2006/wordprocessingDrawing" xmlns:w10="urn:schemas-microsoft-com:office:word" xmlns:w="http://schemas.openxmlformats.org/wordprocessingml/2006/main" xmlns:w14="http://schemas.microsoft.com/office/word/2010/wordml" xmlns:w15="http://schemas.microsoft.com/office/word/2012/wordml" xmlns:w16cex="http://schemas.microsoft.com/office/word/2018/wordml/cex" xmlns:w16cid="http://schemas.microsoft.com/office/word/2016/wordml/cid" xmlns:w16="http://schemas.microsoft.com/office/word/2018/wordml" xmlns:w16du="http://schemas.microsoft.com/office/word/2023/wordml/word16du" xmlns:w16sdtdh="http://schemas.microsoft.com/office/word/2020/wordml/sdtdatahash" xmlns:w16sdtfl="http://schemas.microsoft.com/office/word/2024/wordml/sdtformatlock" xmlns:w16se="http://schemas.microsoft.com/office/word/2015/wordml/symex" xmlns:wpg="http://schemas.microsoft.com/office/word/2010/wordprocessingGroup" xmlns:wpi="http://schemas.microsoft.com/office/word/2010/wordprocessingInk" xmlns:wne="http://schemas.microsoft.com/office/word/2006/wordml" xmlns:wps="http://schemas.microsoft.com/office/word/2010/wordprocessingShape" mc:Ignorable="w14 w15 w16se w16cid w16 w16cex w16sdtdh w16sdtfl w16du wp14">
+<w:footnotes xmlns:wpc="http://schemas.microsoft.com/office/word/2010/wordprocessingCanvas" xmlns:cx="http://schemas.microsoft.com/office/drawing/2014/chartex" xmlns:cx1="http://schemas.microsoft.com/office/drawing/2015/9/8/chartex" xmlns:cx2="http://schemas.microsoft.com/office/drawing/2015/10/21/chartex" xmlns:cx3="http://schemas.microsoft.com/office/drawing/2016/5/9/chartex" xmlns:cx4="http://schemas.microsoft.com/office/drawing/2016/5/10/chartex" xmlns:cx5="http://schemas.microsoft.com/office/drawing/2016/5/11/chartex" xmlns:cx6="http://schemas.microsoft.com/office/drawing/2016/5/12/chartex" xmlns:cx7="http://schemas.microsoft.com/office/drawing/2016/5/13/chartex" xmlns:cx8="http://schemas.microsoft.com/office/drawing/2016/5/14/chartex" xmlns:mc="http://schemas.openxmlformats.org/markup-compatibility/2006" xmlns:m="http://schemas.openxmlformats.org/officeDocument/2006/math" xmlns:aink="http://schemas.microsoft.com/office/drawing/2016/ink" xmlns:am3d="http://schemas.microsoft.com/office/drawing/2017/model3d" xmlns:oel="http://schemas.microsoft.com/office/2019/extlst" xmlns:r="http://schemas.openxmlformats.org/officeDocument/2006/relationships" xmlns:wp14="http://schemas.microsoft.com/office/word/2010/wordprocessingDrawing" xmlns:wp="http://schemas.openxmlformats.org/drawingml/2006/wordprocessingDrawing" xmlns:wpg="http://schemas.microsoft.com/office/word/2010/wordprocessingGroup" xmlns:wpi="http://schemas.microsoft.com/office/word/2010/wordprocessingInk" xmlns:wps="http://schemas.microsoft.com/office/word/2010/wordprocessingShape" xmlns:o="urn:schemas-microsoft-com:office:office" xmlns:v="urn:schemas-microsoft-com:vml" xmlns:w10="urn:schemas-microsoft-com:office:word" xmlns:w="http://schemas.openxmlformats.org/wordprocessingml/2006/main" xmlns:w14="http://schemas.microsoft.com/office/word/2010/wordml" xmlns:w15="http://schemas.microsoft.com/office/word/2012/wordml" xmlns:w16cex="http://schemas.microsoft.com/office/word/2018/wordml/cex" xmlns:w16cid="http://schemas.microsoft.com/office/word/2016/wordml/cid" xmlns:w16="http://schemas.microsoft.com/office/word/2018/wordml" xmlns:w16sdtdh="http://schemas.microsoft.com/office/word/2020/wordml/sdtdatahash" xmlns:w16sdtfl="http://schemas.microsoft.com/office/word/2024/wordml/sdtformatlock" xmlns:w16se="http://schemas.microsoft.com/office/word/2015/wordml/symex" xmlns:w16du="http://schemas.microsoft.com/office/word/2023/wordml/word16du" xmlns:wne="http://schemas.microsoft.com/office/word/2006/wordml" mc:Ignorable="w14 w15 w16se w16cid w16 w16cex w16sdtdh w16sdtfl w16du wp14">
   <w:footnote w:type="separator" w:id="-1">
     <w:p>
       <w:r>
@@ -9487,7 +9506,7 @@
 </file>
 
 <file path=word/header1.xml><?xml version="1.0" encoding="utf-8"?>
-<w:hdr xmlns:wpc="http://schemas.microsoft.com/office/word/2010/wordprocessingCanvas" xmlns:cx="http://schemas.microsoft.com/office/drawing/2014/chartex" xmlns:cx1="http://schemas.microsoft.com/office/drawing/2015/9/8/chartex" xmlns:cx2="http://schemas.microsoft.com/office/drawing/2015/10/21/chartex" xmlns:cx3="http://schemas.microsoft.com/office/drawing/2016/5/9/chartex" xmlns:cx4="http://schemas.microsoft.com/office/drawing/2016/5/10/chartex" xmlns:cx5="http://schemas.microsoft.com/office/drawing/2016/5/11/chartex" xmlns:cx6="http://schemas.microsoft.com/office/drawing/2016/5/12/chartex" xmlns:cx7="http://schemas.microsoft.com/office/drawing/2016/5/13/chartex" xmlns:cx8="http://schemas.microsoft.com/office/drawing/2016/5/14/chartex" xmlns:mc="http://schemas.openxmlformats.org/markup-compatibility/2006" xmlns:aink="http://schemas.microsoft.com/office/drawing/2016/ink" xmlns:am3d="http://schemas.microsoft.com/office/drawing/2017/model3d" xmlns:o="urn:schemas-microsoft-com:office:office" xmlns:oel="http://schemas.microsoft.com/office/2019/extlst" xmlns:r="http://schemas.openxmlformats.org/officeDocument/2006/relationships" xmlns:m="http://schemas.openxmlformats.org/officeDocument/2006/math" xmlns:v="urn:schemas-microsoft-com:vml" xmlns:wp14="http://schemas.microsoft.com/office/word/2010/wordprocessingDrawing" xmlns:wp="http://schemas.openxmlformats.org/drawingml/2006/wordprocessingDrawing" xmlns:w10="urn:schemas-microsoft-com:office:word" xmlns:w="http://schemas.openxmlformats.org/wordprocessingml/2006/main" xmlns:w14="http://schemas.microsoft.com/office/word/2010/wordml" xmlns:w15="http://schemas.microsoft.com/office/word/2012/wordml" xmlns:w16cex="http://schemas.microsoft.com/office/word/2018/wordml/cex" xmlns:w16cid="http://schemas.microsoft.com/office/word/2016/wordml/cid" xmlns:w16="http://schemas.microsoft.com/office/word/2018/wordml" xmlns:w16du="http://schemas.microsoft.com/office/word/2023/wordml/word16du" xmlns:w16sdtdh="http://schemas.microsoft.com/office/word/2020/wordml/sdtdatahash" xmlns:w16sdtfl="http://schemas.microsoft.com/office/word/2024/wordml/sdtformatlock" xmlns:w16se="http://schemas.microsoft.com/office/word/2015/wordml/symex" xmlns:wpg="http://schemas.microsoft.com/office/word/2010/wordprocessingGroup" xmlns:wpi="http://schemas.microsoft.com/office/word/2010/wordprocessingInk" xmlns:wne="http://schemas.microsoft.com/office/word/2006/wordml" xmlns:wps="http://schemas.microsoft.com/office/word/2010/wordprocessingShape" mc:Ignorable="w14 w15 w16se w16cid w16 w16cex w16sdtdh w16sdtfl w16du wp14">
+<w:hdr xmlns:wpc="http://schemas.microsoft.com/office/word/2010/wordprocessingCanvas" xmlns:cx="http://schemas.microsoft.com/office/drawing/2014/chartex" xmlns:cx1="http://schemas.microsoft.com/office/drawing/2015/9/8/chartex" xmlns:cx2="http://schemas.microsoft.com/office/drawing/2015/10/21/chartex" xmlns:cx3="http://schemas.microsoft.com/office/drawing/2016/5/9/chartex" xmlns:cx4="http://schemas.microsoft.com/office/drawing/2016/5/10/chartex" xmlns:cx5="http://schemas.microsoft.com/office/drawing/2016/5/11/chartex" xmlns:cx6="http://schemas.microsoft.com/office/drawing/2016/5/12/chartex" xmlns:cx7="http://schemas.microsoft.com/office/drawing/2016/5/13/chartex" xmlns:cx8="http://schemas.microsoft.com/office/drawing/2016/5/14/chartex" xmlns:mc="http://schemas.openxmlformats.org/markup-compatibility/2006" xmlns:m="http://schemas.openxmlformats.org/officeDocument/2006/math" xmlns:aink="http://schemas.microsoft.com/office/drawing/2016/ink" xmlns:am3d="http://schemas.microsoft.com/office/drawing/2017/model3d" xmlns:oel="http://schemas.microsoft.com/office/2019/extlst" xmlns:r="http://schemas.openxmlformats.org/officeDocument/2006/relationships" xmlns:wp14="http://schemas.microsoft.com/office/word/2010/wordprocessingDrawing" xmlns:wp="http://schemas.openxmlformats.org/drawingml/2006/wordprocessingDrawing" xmlns:wpg="http://schemas.microsoft.com/office/word/2010/wordprocessingGroup" xmlns:wpi="http://schemas.microsoft.com/office/word/2010/wordprocessingInk" xmlns:wps="http://schemas.microsoft.com/office/word/2010/wordprocessingShape" xmlns:o="urn:schemas-microsoft-com:office:office" xmlns:v="urn:schemas-microsoft-com:vml" xmlns:w10="urn:schemas-microsoft-com:office:word" xmlns:w="http://schemas.openxmlformats.org/wordprocessingml/2006/main" xmlns:w14="http://schemas.microsoft.com/office/word/2010/wordml" xmlns:w15="http://schemas.microsoft.com/office/word/2012/wordml" xmlns:w16cex="http://schemas.microsoft.com/office/word/2018/wordml/cex" xmlns:w16cid="http://schemas.microsoft.com/office/word/2016/wordml/cid" xmlns:w16="http://schemas.microsoft.com/office/word/2018/wordml" xmlns:w16sdtdh="http://schemas.microsoft.com/office/word/2020/wordml/sdtdatahash" xmlns:w16sdtfl="http://schemas.microsoft.com/office/word/2024/wordml/sdtformatlock" xmlns:w16se="http://schemas.microsoft.com/office/word/2015/wordml/symex" xmlns:w16du="http://schemas.microsoft.com/office/word/2023/wordml/word16du" xmlns:wne="http://schemas.microsoft.com/office/word/2006/wordml" mc:Ignorable="w14 w15 w16se w16cid w16 w16cex w16sdtdh w16sdtfl w16du wp14">
   <w:p>
     <w:pPr>
       <w:tabs>
@@ -9586,7 +9605,7 @@
 </file>
 
 <file path=word/numbering.xml><?xml version="1.0" encoding="utf-8"?>
-<w:numbering xmlns:wpc="http://schemas.microsoft.com/office/word/2010/wordprocessingCanvas" xmlns:cx="http://schemas.microsoft.com/office/drawing/2014/chartex" xmlns:cx1="http://schemas.microsoft.com/office/drawing/2015/9/8/chartex" xmlns:cx2="http://schemas.microsoft.com/office/drawing/2015/10/21/chartex" xmlns:cx3="http://schemas.microsoft.com/office/drawing/2016/5/9/chartex" xmlns:cx4="http://schemas.microsoft.com/office/drawing/2016/5/10/chartex" xmlns:cx5="http://schemas.microsoft.com/office/drawing/2016/5/11/chartex" xmlns:cx6="http://schemas.microsoft.com/office/drawing/2016/5/12/chartex" xmlns:cx7="http://schemas.microsoft.com/office/drawing/2016/5/13/chartex" xmlns:cx8="http://schemas.microsoft.com/office/drawing/2016/5/14/chartex" xmlns:mc="http://schemas.openxmlformats.org/markup-compatibility/2006" xmlns:aink="http://schemas.microsoft.com/office/drawing/2016/ink" xmlns:am3d="http://schemas.microsoft.com/office/drawing/2017/model3d" xmlns:o="urn:schemas-microsoft-com:office:office" xmlns:oel="http://schemas.microsoft.com/office/2019/extlst" xmlns:r="http://schemas.openxmlformats.org/officeDocument/2006/relationships" xmlns:m="http://schemas.openxmlformats.org/officeDocument/2006/math" xmlns:v="urn:schemas-microsoft-com:vml" xmlns:wp14="http://schemas.microsoft.com/office/word/2010/wordprocessingDrawing" xmlns:wp="http://schemas.openxmlformats.org/drawingml/2006/wordprocessingDrawing" xmlns:w10="urn:schemas-microsoft-com:office:word" xmlns:w="http://schemas.openxmlformats.org/wordprocessingml/2006/main" xmlns:w14="http://schemas.microsoft.com/office/word/2010/wordml" xmlns:w15="http://schemas.microsoft.com/office/word/2012/wordml" xmlns:w16cex="http://schemas.microsoft.com/office/word/2018/wordml/cex" xmlns:w16cid="http://schemas.microsoft.com/office/word/2016/wordml/cid" xmlns:w16="http://schemas.microsoft.com/office/word/2018/wordml" xmlns:w16du="http://schemas.microsoft.com/office/word/2023/wordml/word16du" xmlns:w16sdtdh="http://schemas.microsoft.com/office/word/2020/wordml/sdtdatahash" xmlns:w16sdtfl="http://schemas.microsoft.com/office/word/2024/wordml/sdtformatlock" xmlns:w16se="http://schemas.microsoft.com/office/word/2015/wordml/symex" xmlns:wpg="http://schemas.microsoft.com/office/word/2010/wordprocessingGroup" xmlns:wpi="http://schemas.microsoft.com/office/word/2010/wordprocessingInk" xmlns:wne="http://schemas.microsoft.com/office/word/2006/wordml" xmlns:wps="http://schemas.microsoft.com/office/word/2010/wordprocessingShape" mc:Ignorable="w14 w15 w16se w16cid w16 w16cex w16sdtdh w16sdtfl w16du wp14">
+<w:numbering xmlns:wpc="http://schemas.microsoft.com/office/word/2010/wordprocessingCanvas" xmlns:cx="http://schemas.microsoft.com/office/drawing/2014/chartex" xmlns:cx1="http://schemas.microsoft.com/office/drawing/2015/9/8/chartex" xmlns:cx2="http://schemas.microsoft.com/office/drawing/2015/10/21/chartex" xmlns:cx3="http://schemas.microsoft.com/office/drawing/2016/5/9/chartex" xmlns:cx4="http://schemas.microsoft.com/office/drawing/2016/5/10/chartex" xmlns:cx5="http://schemas.microsoft.com/office/drawing/2016/5/11/chartex" xmlns:cx6="http://schemas.microsoft.com/office/drawing/2016/5/12/chartex" xmlns:cx7="http://schemas.microsoft.com/office/drawing/2016/5/13/chartex" xmlns:cx8="http://schemas.microsoft.com/office/drawing/2016/5/14/chartex" xmlns:mc="http://schemas.openxmlformats.org/markup-compatibility/2006" xmlns:m="http://schemas.openxmlformats.org/officeDocument/2006/math" xmlns:aink="http://schemas.microsoft.com/office/drawing/2016/ink" xmlns:am3d="http://schemas.microsoft.com/office/drawing/2017/model3d" xmlns:oel="http://schemas.microsoft.com/office/2019/extlst" xmlns:r="http://schemas.openxmlformats.org/officeDocument/2006/relationships" xmlns:wp14="http://schemas.microsoft.com/office/word/2010/wordprocessingDrawing" xmlns:wp="http://schemas.openxmlformats.org/drawingml/2006/wordprocessingDrawing" xmlns:wpg="http://schemas.microsoft.com/office/word/2010/wordprocessingGroup" xmlns:wpi="http://schemas.microsoft.com/office/word/2010/wordprocessingInk" xmlns:wps="http://schemas.microsoft.com/office/word/2010/wordprocessingShape" xmlns:o="urn:schemas-microsoft-com:office:office" xmlns:v="urn:schemas-microsoft-com:vml" xmlns:w10="urn:schemas-microsoft-com:office:word" xmlns:w="http://schemas.openxmlformats.org/wordprocessingml/2006/main" xmlns:w14="http://schemas.microsoft.com/office/word/2010/wordml" xmlns:w15="http://schemas.microsoft.com/office/word/2012/wordml" xmlns:w16cex="http://schemas.microsoft.com/office/word/2018/wordml/cex" xmlns:w16cid="http://schemas.microsoft.com/office/word/2016/wordml/cid" xmlns:w16="http://schemas.microsoft.com/office/word/2018/wordml" xmlns:w16sdtdh="http://schemas.microsoft.com/office/word/2020/wordml/sdtdatahash" xmlns:w16sdtfl="http://schemas.microsoft.com/office/word/2024/wordml/sdtformatlock" xmlns:w16se="http://schemas.microsoft.com/office/word/2015/wordml/symex" xmlns:w16du="http://schemas.microsoft.com/office/word/2023/wordml/word16du" xmlns:wne="http://schemas.microsoft.com/office/word/2006/wordml" mc:Ignorable="w14 w15 w16se w16cid w16 w16cex w16sdtdh w16sdtfl w16du wp14">
   <w:abstractNum w:abstractNumId="0" w15:restartNumberingAfterBreak="0">
     <w:nsid w:val="5C962ECA"/>
     <w:multiLevelType w:val="hybridMultilevel"/>
@@ -9685,7 +9704,7 @@
 </file>
 
 <file path=word/styles.xml><?xml version="1.0" encoding="utf-8"?>
-<w:styles xmlns:mc="http://schemas.openxmlformats.org/markup-compatibility/2006" xmlns:r="http://schemas.openxmlformats.org/officeDocument/2006/relationships" xmlns:w="http://schemas.openxmlformats.org/wordprocessingml/2006/main" xmlns:w14="http://schemas.microsoft.com/office/word/2010/wordml" xmlns:w15="http://schemas.microsoft.com/office/word/2012/wordml" xmlns:w16cex="http://schemas.microsoft.com/office/word/2018/wordml/cex" xmlns:w16cid="http://schemas.microsoft.com/office/word/2016/wordml/cid" xmlns:w16="http://schemas.microsoft.com/office/word/2018/wordml" xmlns:w16du="http://schemas.microsoft.com/office/word/2023/wordml/word16du" xmlns:w16sdtdh="http://schemas.microsoft.com/office/word/2020/wordml/sdtdatahash" xmlns:w16sdtfl="http://schemas.microsoft.com/office/word/2024/wordml/sdtformatlock" xmlns:w16se="http://schemas.microsoft.com/office/word/2015/wordml/symex" mc:Ignorable="w14 w15 w16se w16cid w16 w16cex w16sdtdh w16sdtfl w16du">
+<w:styles xmlns:mc="http://schemas.openxmlformats.org/markup-compatibility/2006" xmlns:r="http://schemas.openxmlformats.org/officeDocument/2006/relationships" xmlns:w="http://schemas.openxmlformats.org/wordprocessingml/2006/main" xmlns:w14="http://schemas.microsoft.com/office/word/2010/wordml" xmlns:w15="http://schemas.microsoft.com/office/word/2012/wordml" xmlns:w16cex="http://schemas.microsoft.com/office/word/2018/wordml/cex" xmlns:w16cid="http://schemas.microsoft.com/office/word/2016/wordml/cid" xmlns:w16="http://schemas.microsoft.com/office/word/2018/wordml" xmlns:w16sdtdh="http://schemas.microsoft.com/office/word/2020/wordml/sdtdatahash" xmlns:w16sdtfl="http://schemas.microsoft.com/office/word/2024/wordml/sdtformatlock" xmlns:w16se="http://schemas.microsoft.com/office/word/2015/wordml/symex" xmlns:w16du="http://schemas.microsoft.com/office/word/2023/wordml/word16du" mc:Ignorable="w14 w15 w16se w16cid w16 w16cex w16sdtdh w16sdtfl w16du">
   <w:docDefaults>
     <w:rPrDefault>
       <w:rPr>
@@ -10248,7 +10267,7 @@
 </file>
 
 <file path=word/glossary/document.xml><?xml version="1.0" encoding="utf-8"?>
-<w:glossaryDocument xmlns:wpc="http://schemas.microsoft.com/office/word/2010/wordprocessingCanvas" xmlns:cx="http://schemas.microsoft.com/office/drawing/2014/chartex" xmlns:cx1="http://schemas.microsoft.com/office/drawing/2015/9/8/chartex" xmlns:cx2="http://schemas.microsoft.com/office/drawing/2015/10/21/chartex" xmlns:cx3="http://schemas.microsoft.com/office/drawing/2016/5/9/chartex" xmlns:cx4="http://schemas.microsoft.com/office/drawing/2016/5/10/chartex" xmlns:cx5="http://schemas.microsoft.com/office/drawing/2016/5/11/chartex" xmlns:cx6="http://schemas.microsoft.com/office/drawing/2016/5/12/chartex" xmlns:cx7="http://schemas.microsoft.com/office/drawing/2016/5/13/chartex" xmlns:cx8="http://schemas.microsoft.com/office/drawing/2016/5/14/chartex" xmlns:mc="http://schemas.openxmlformats.org/markup-compatibility/2006" xmlns:aink="http://schemas.microsoft.com/office/drawing/2016/ink" xmlns:am3d="http://schemas.microsoft.com/office/drawing/2017/model3d" xmlns:o="urn:schemas-microsoft-com:office:office" xmlns:oel="http://schemas.microsoft.com/office/2019/extlst" xmlns:r="http://schemas.openxmlformats.org/officeDocument/2006/relationships" xmlns:m="http://schemas.openxmlformats.org/officeDocument/2006/math" xmlns:v="urn:schemas-microsoft-com:vml" xmlns:wp14="http://schemas.microsoft.com/office/word/2010/wordprocessingDrawing" xmlns:wp="http://schemas.openxmlformats.org/drawingml/2006/wordprocessingDrawing" xmlns:w10="urn:schemas-microsoft-com:office:word" xmlns:w="http://schemas.openxmlformats.org/wordprocessingml/2006/main" xmlns:w14="http://schemas.microsoft.com/office/word/2010/wordml" xmlns:w15="http://schemas.microsoft.com/office/word/2012/wordml" xmlns:w16cex="http://schemas.microsoft.com/office/word/2018/wordml/cex" xmlns:w16cid="http://schemas.microsoft.com/office/word/2016/wordml/cid" xmlns:w16="http://schemas.microsoft.com/office/word/2018/wordml" xmlns:w16du="http://schemas.microsoft.com/office/word/2023/wordml/word16du" xmlns:w16sdtdh="http://schemas.microsoft.com/office/word/2020/wordml/sdtdatahash" xmlns:w16sdtfl="http://schemas.microsoft.com/office/word/2024/wordml/sdtformatlock" xmlns:w16se="http://schemas.microsoft.com/office/word/2015/wordml/symex" xmlns:wpg="http://schemas.microsoft.com/office/word/2010/wordprocessingGroup" xmlns:wpi="http://schemas.microsoft.com/office/word/2010/wordprocessingInk" xmlns:wne="http://schemas.microsoft.com/office/word/2006/wordml" xmlns:wps="http://schemas.microsoft.com/office/word/2010/wordprocessingShape" mc:Ignorable="w14 w15 w16se w16cid w16 w16cex w16sdtdh w16sdtfl w16du wp14">
+<w:glossaryDocument xmlns:wpc="http://schemas.microsoft.com/office/word/2010/wordprocessingCanvas" xmlns:cx="http://schemas.microsoft.com/office/drawing/2014/chartex" xmlns:cx1="http://schemas.microsoft.com/office/drawing/2015/9/8/chartex" xmlns:cx2="http://schemas.microsoft.com/office/drawing/2015/10/21/chartex" xmlns:cx3="http://schemas.microsoft.com/office/drawing/2016/5/9/chartex" xmlns:cx4="http://schemas.microsoft.com/office/drawing/2016/5/10/chartex" xmlns:cx5="http://schemas.microsoft.com/office/drawing/2016/5/11/chartex" xmlns:cx6="http://schemas.microsoft.com/office/drawing/2016/5/12/chartex" xmlns:cx7="http://schemas.microsoft.com/office/drawing/2016/5/13/chartex" xmlns:cx8="http://schemas.microsoft.com/office/drawing/2016/5/14/chartex" xmlns:mc="http://schemas.openxmlformats.org/markup-compatibility/2006" xmlns:m="http://schemas.openxmlformats.org/officeDocument/2006/math" xmlns:aink="http://schemas.microsoft.com/office/drawing/2016/ink" xmlns:am3d="http://schemas.microsoft.com/office/drawing/2017/model3d" xmlns:oel="http://schemas.microsoft.com/office/2019/extlst" xmlns:r="http://schemas.openxmlformats.org/officeDocument/2006/relationships" xmlns:wp14="http://schemas.microsoft.com/office/word/2010/wordprocessingDrawing" xmlns:wp="http://schemas.openxmlformats.org/drawingml/2006/wordprocessingDrawing" xmlns:wpg="http://schemas.microsoft.com/office/word/2010/wordprocessingGroup" xmlns:wpi="http://schemas.microsoft.com/office/word/2010/wordprocessingInk" xmlns:wps="http://schemas.microsoft.com/office/word/2010/wordprocessingShape" xmlns:o="urn:schemas-microsoft-com:office:office" xmlns:v="urn:schemas-microsoft-com:vml" xmlns:w10="urn:schemas-microsoft-com:office:word" xmlns:w="http://schemas.openxmlformats.org/wordprocessingml/2006/main" xmlns:w14="http://schemas.microsoft.com/office/word/2010/wordml" xmlns:w15="http://schemas.microsoft.com/office/word/2012/wordml" xmlns:w16cex="http://schemas.microsoft.com/office/word/2018/wordml/cex" xmlns:w16cid="http://schemas.microsoft.com/office/word/2016/wordml/cid" xmlns:w16="http://schemas.microsoft.com/office/word/2018/wordml" xmlns:w16sdtdh="http://schemas.microsoft.com/office/word/2020/wordml/sdtdatahash" xmlns:w16sdtfl="http://schemas.microsoft.com/office/word/2024/wordml/sdtformatlock" xmlns:w16se="http://schemas.microsoft.com/office/word/2015/wordml/symex" xmlns:w16du="http://schemas.microsoft.com/office/word/2023/wordml/word16du" xmlns:wne="http://schemas.microsoft.com/office/word/2006/wordml" mc:Ignorable="w14 w15 w16se w16cid w16 w16cex w16sdtdh w16sdtfl w16du wp14">
   <w:docParts>
     <w:docPart>
       <w:docPartPr>
@@ -10917,7 +10936,7 @@
 </file>
 
 <file path=word/glossary/fontTable.xml><?xml version="1.0" encoding="utf-8"?>
-<w:fonts xmlns:mc="http://schemas.openxmlformats.org/markup-compatibility/2006" xmlns:r="http://schemas.openxmlformats.org/officeDocument/2006/relationships" xmlns:w="http://schemas.openxmlformats.org/wordprocessingml/2006/main" xmlns:w14="http://schemas.microsoft.com/office/word/2010/wordml" xmlns:w15="http://schemas.microsoft.com/office/word/2012/wordml" xmlns:w16cex="http://schemas.microsoft.com/office/word/2018/wordml/cex" xmlns:w16cid="http://schemas.microsoft.com/office/word/2016/wordml/cid" xmlns:w16="http://schemas.microsoft.com/office/word/2018/wordml" xmlns:w16du="http://schemas.microsoft.com/office/word/2023/wordml/word16du" xmlns:w16sdtdh="http://schemas.microsoft.com/office/word/2020/wordml/sdtdatahash" xmlns:w16sdtfl="http://schemas.microsoft.com/office/word/2024/wordml/sdtformatlock" xmlns:w16se="http://schemas.microsoft.com/office/word/2015/wordml/symex" mc:Ignorable="w14 w15 w16se w16cid w16 w16cex w16sdtdh w16sdtfl w16du">
+<w:fonts xmlns:mc="http://schemas.openxmlformats.org/markup-compatibility/2006" xmlns:r="http://schemas.openxmlformats.org/officeDocument/2006/relationships" xmlns:w="http://schemas.openxmlformats.org/wordprocessingml/2006/main" xmlns:w14="http://schemas.microsoft.com/office/word/2010/wordml" xmlns:w15="http://schemas.microsoft.com/office/word/2012/wordml" xmlns:w16cex="http://schemas.microsoft.com/office/word/2018/wordml/cex" xmlns:w16cid="http://schemas.microsoft.com/office/word/2016/wordml/cid" xmlns:w16="http://schemas.microsoft.com/office/word/2018/wordml" xmlns:w16sdtdh="http://schemas.microsoft.com/office/word/2020/wordml/sdtdatahash" xmlns:w16sdtfl="http://schemas.microsoft.com/office/word/2024/wordml/sdtformatlock" xmlns:w16se="http://schemas.microsoft.com/office/word/2015/wordml/symex" xmlns:w16du="http://schemas.microsoft.com/office/word/2023/wordml/word16du" mc:Ignorable="w14 w15 w16se w16cid w16 w16cex w16sdtdh w16sdtfl w16du">
   <w:font w:name="Times New Roman">
     <w:panose1 w:val="02020603050405020304"/>
     <w:charset w:val="00"/>
@@ -10930,7 +10949,7 @@
     <w:charset w:val="00"/>
     <w:family w:val="swiss"/>
     <w:pitch w:val="variable"/>
-    <w:sig w:usb0="E0002EFF" w:usb1="C000785B" w:usb2="00000009" w:usb3="00000000" w:csb0="000001FF" w:csb1="00000000"/>
+    <w:sig w:usb0="E0002AFF" w:usb1="C0007843" w:usb2="00000009" w:usb3="00000000" w:csb0="000001FF" w:csb1="00000000"/>
   </w:font>
   <w:font w:name="ＭＳ ゴシック">
     <w:altName w:val="MS Gothic"/>
@@ -10944,7 +10963,7 @@
     <w:altName w:val="MS Mincho"/>
     <w:panose1 w:val="02020609040205080304"/>
     <w:charset w:val="80"/>
-    <w:family w:val="roman"/>
+    <w:family w:val="modern"/>
     <w:pitch w:val="fixed"/>
     <w:sig w:usb0="E00002FF" w:usb1="6AC7FDFB" w:usb2="08000012" w:usb3="00000000" w:csb0="0002009F" w:csb1="00000000"/>
   </w:font>
@@ -10958,7 +10977,7 @@
   <w:font w:name="游ゴシック Light">
     <w:panose1 w:val="020B0300000000000000"/>
     <w:charset w:val="80"/>
-    <w:family w:val="modern"/>
+    <w:family w:val="swiss"/>
     <w:pitch w:val="variable"/>
     <w:sig w:usb0="E00002FF" w:usb1="2AC7FDFF" w:usb2="00000016" w:usb3="00000000" w:csb0="0002009F" w:csb1="00000000"/>
   </w:font>
@@ -10966,7 +10985,7 @@
 </file>
 
 <file path=word/glossary/settings.xml><?xml version="1.0" encoding="utf-8"?>
-<w:settings xmlns:mc="http://schemas.openxmlformats.org/markup-compatibility/2006" xmlns:o="urn:schemas-microsoft-com:office:office" xmlns:r="http://schemas.openxmlformats.org/officeDocument/2006/relationships" xmlns:m="http://schemas.openxmlformats.org/officeDocument/2006/math" xmlns:v="urn:schemas-microsoft-com:vml" xmlns:w10="urn:schemas-microsoft-com:office:word" xmlns:w="http://schemas.openxmlformats.org/wordprocessingml/2006/main" xmlns:w14="http://schemas.microsoft.com/office/word/2010/wordml" xmlns:w15="http://schemas.microsoft.com/office/word/2012/wordml" xmlns:w16cex="http://schemas.microsoft.com/office/word/2018/wordml/cex" xmlns:w16cid="http://schemas.microsoft.com/office/word/2016/wordml/cid" xmlns:w16="http://schemas.microsoft.com/office/word/2018/wordml" xmlns:w16du="http://schemas.microsoft.com/office/word/2023/wordml/word16du" xmlns:w16sdtdh="http://schemas.microsoft.com/office/word/2020/wordml/sdtdatahash" xmlns:w16sdtfl="http://schemas.microsoft.com/office/word/2024/wordml/sdtformatlock" xmlns:w16se="http://schemas.microsoft.com/office/word/2015/wordml/symex" xmlns:sl="http://schemas.openxmlformats.org/schemaLibrary/2006/main" mc:Ignorable="w14 w15 w16se w16cid w16 w16cex w16sdtdh w16sdtfl w16du">
+<w:settings xmlns:mc="http://schemas.openxmlformats.org/markup-compatibility/2006" xmlns:m="http://schemas.openxmlformats.org/officeDocument/2006/math" xmlns:r="http://schemas.openxmlformats.org/officeDocument/2006/relationships" xmlns:sl="http://schemas.openxmlformats.org/schemaLibrary/2006/main" xmlns:o="urn:schemas-microsoft-com:office:office" xmlns:v="urn:schemas-microsoft-com:vml" xmlns:w10="urn:schemas-microsoft-com:office:word" xmlns:w="http://schemas.openxmlformats.org/wordprocessingml/2006/main" xmlns:w14="http://schemas.microsoft.com/office/word/2010/wordml" xmlns:w15="http://schemas.microsoft.com/office/word/2012/wordml" xmlns:w16cex="http://schemas.microsoft.com/office/word/2018/wordml/cex" xmlns:w16cid="http://schemas.microsoft.com/office/word/2016/wordml/cid" xmlns:w16="http://schemas.microsoft.com/office/word/2018/wordml" xmlns:w16sdtdh="http://schemas.microsoft.com/office/word/2020/wordml/sdtdatahash" xmlns:w16sdtfl="http://schemas.microsoft.com/office/word/2024/wordml/sdtformatlock" xmlns:w16se="http://schemas.microsoft.com/office/word/2015/wordml/symex" xmlns:w16du="http://schemas.microsoft.com/office/word/2023/wordml/word16du" mc:Ignorable="w14 w15 w16se w16cid w16 w16cex w16sdtdh w16sdtfl w16du">
   <w:view w:val="normal"/>
   <w:bordersDoNotSurroundHeader/>
   <w:bordersDoNotSurroundFooter/>
@@ -11070,6 +11089,7 @@
     <w:rsid w:val="006F05B8"/>
     <w:rsid w:val="00700D99"/>
     <w:rsid w:val="0072283E"/>
+    <w:rsid w:val="00737D04"/>
     <w:rsid w:val="00765B70"/>
     <w:rsid w:val="0077510B"/>
     <w:rsid w:val="007938EE"/>
@@ -11113,6 +11133,7 @@
     <w:rsid w:val="00B830AE"/>
     <w:rsid w:val="00BB48F7"/>
     <w:rsid w:val="00BE3F2C"/>
+    <w:rsid w:val="00C07467"/>
     <w:rsid w:val="00C24968"/>
     <w:rsid w:val="00C31D1C"/>
     <w:rsid w:val="00C33759"/>
@@ -11177,7 +11198,7 @@
 </file>
 
 <file path=word/glossary/styles.xml><?xml version="1.0" encoding="utf-8"?>
-<w:styles xmlns:mc="http://schemas.openxmlformats.org/markup-compatibility/2006" xmlns:r="http://schemas.openxmlformats.org/officeDocument/2006/relationships" xmlns:w="http://schemas.openxmlformats.org/wordprocessingml/2006/main" xmlns:w14="http://schemas.microsoft.com/office/word/2010/wordml" xmlns:w15="http://schemas.microsoft.com/office/word/2012/wordml" xmlns:w16cex="http://schemas.microsoft.com/office/word/2018/wordml/cex" xmlns:w16cid="http://schemas.microsoft.com/office/word/2016/wordml/cid" xmlns:w16="http://schemas.microsoft.com/office/word/2018/wordml" xmlns:w16du="http://schemas.microsoft.com/office/word/2023/wordml/word16du" xmlns:w16sdtdh="http://schemas.microsoft.com/office/word/2020/wordml/sdtdatahash" xmlns:w16sdtfl="http://schemas.microsoft.com/office/word/2024/wordml/sdtformatlock" xmlns:w16se="http://schemas.microsoft.com/office/word/2015/wordml/symex" mc:Ignorable="w14 w15 w16se w16cid w16 w16cex w16sdtdh w16sdtfl w16du">
+<w:styles xmlns:mc="http://schemas.openxmlformats.org/markup-compatibility/2006" xmlns:r="http://schemas.openxmlformats.org/officeDocument/2006/relationships" xmlns:w="http://schemas.openxmlformats.org/wordprocessingml/2006/main" xmlns:w14="http://schemas.microsoft.com/office/word/2010/wordml" xmlns:w15="http://schemas.microsoft.com/office/word/2012/wordml" xmlns:w16cex="http://schemas.microsoft.com/office/word/2018/wordml/cex" xmlns:w16cid="http://schemas.microsoft.com/office/word/2016/wordml/cid" xmlns:w16="http://schemas.microsoft.com/office/word/2018/wordml" xmlns:w16sdtdh="http://schemas.microsoft.com/office/word/2020/wordml/sdtdatahash" xmlns:w16sdtfl="http://schemas.microsoft.com/office/word/2024/wordml/sdtformatlock" xmlns:w16se="http://schemas.microsoft.com/office/word/2015/wordml/symex" xmlns:w16du="http://schemas.microsoft.com/office/word/2023/wordml/word16du" mc:Ignorable="w14 w15 w16se w16cid w16 w16cex w16sdtdh w16sdtfl w16du">
   <w:docDefaults>
     <w:rPrDefault>
       <w:rPr>
@@ -11779,7 +11800,7 @@
 </file>
 
 <file path=word/glossary/webSettings.xml><?xml version="1.0" encoding="utf-8"?>
-<w:webSettings xmlns:mc="http://schemas.openxmlformats.org/markup-compatibility/2006" xmlns:r="http://schemas.openxmlformats.org/officeDocument/2006/relationships" xmlns:w="http://schemas.openxmlformats.org/wordprocessingml/2006/main" xmlns:w14="http://schemas.microsoft.com/office/word/2010/wordml" xmlns:w15="http://schemas.microsoft.com/office/word/2012/wordml" xmlns:w16cex="http://schemas.microsoft.com/office/word/2018/wordml/cex" xmlns:w16cid="http://schemas.microsoft.com/office/word/2016/wordml/cid" xmlns:w16="http://schemas.microsoft.com/office/word/2018/wordml" xmlns:w16du="http://schemas.microsoft.com/office/word/2023/wordml/word16du" xmlns:w16sdtdh="http://schemas.microsoft.com/office/word/2020/wordml/sdtdatahash" xmlns:w16sdtfl="http://schemas.microsoft.com/office/word/2024/wordml/sdtformatlock" xmlns:w16se="http://schemas.microsoft.com/office/word/2015/wordml/symex" mc:Ignorable="w14 w15 w16se w16cid w16 w16cex w16sdtdh w16sdtfl w16du">
+<w:webSettings xmlns:mc="http://schemas.openxmlformats.org/markup-compatibility/2006" xmlns:r="http://schemas.openxmlformats.org/officeDocument/2006/relationships" xmlns:w="http://schemas.openxmlformats.org/wordprocessingml/2006/main" xmlns:w14="http://schemas.microsoft.com/office/word/2010/wordml" xmlns:w15="http://schemas.microsoft.com/office/word/2012/wordml" xmlns:w16cex="http://schemas.microsoft.com/office/word/2018/wordml/cex" xmlns:w16cid="http://schemas.microsoft.com/office/word/2016/wordml/cid" xmlns:w16="http://schemas.microsoft.com/office/word/2018/wordml" xmlns:w16sdtdh="http://schemas.microsoft.com/office/word/2020/wordml/sdtdatahash" xmlns:w16sdtfl="http://schemas.microsoft.com/office/word/2024/wordml/sdtformatlock" xmlns:w16se="http://schemas.microsoft.com/office/word/2015/wordml/symex" xmlns:w16du="http://schemas.microsoft.com/office/word/2023/wordml/word16du" mc:Ignorable="w14 w15 w16se w16cid w16 w16cex w16sdtdh w16sdtfl w16du">
   <w:optimizeForBrowser/>
   <w:allowPNG/>
 </w:webSettings>

--- a/【西宮】同意書・説明書雛形_NoPlaceHolder.docx
+++ b/【西宮】同意書・説明書雛形_NoPlaceHolder.docx
@@ -15,6 +15,7 @@
         <w:tc>
           <w:tcPr>
             <w:tcW w:w="9634" w:type="dxa"/>
+            <w:vAlign w:val="center"/>
           </w:tcPr>
           <w:p>
             <w:pPr>
@@ -4727,8 +4728,12 @@
           <w:szCs w:val="24"/>
         </w:rPr>
         <w:sectPr>
-          <w:headerReference w:type="default" r:id="rId8"/>
-          <w:footerReference w:type="default" r:id="rId9"/>
+          <w:headerReference w:type="even" r:id="rId8"/>
+          <w:headerReference w:type="default" r:id="rId9"/>
+          <w:footerReference w:type="even" r:id="rId10"/>
+          <w:footerReference w:type="default" r:id="rId11"/>
+          <w:headerReference w:type="first" r:id="rId12"/>
+          <w:footerReference w:type="first" r:id="rId13"/>
           <w:pgSz w:w="11906" w:h="16838" w:code="9"/>
           <w:pgMar w:top="1134" w:right="1134" w:bottom="851" w:left="1134" w:header="737" w:footer="454" w:gutter="0"/>
           <w:cols w:space="425"/>
@@ -4749,6 +4754,7 @@
         <w:tc>
           <w:tcPr>
             <w:tcW w:w="9634" w:type="dxa"/>
+            <w:vAlign w:val="center"/>
           </w:tcPr>
           <w:p>
             <w:pPr>
@@ -6338,7 +6344,7 @@
           <w:szCs w:val="24"/>
         </w:rPr>
         <w:sectPr>
-          <w:footerReference w:type="default" r:id="rId10"/>
+          <w:footerReference w:type="default" r:id="rId14"/>
           <w:pgSz w:w="11906" w:h="16838" w:code="9"/>
           <w:pgMar w:top="1134" w:right="1134" w:bottom="851" w:left="1134" w:header="737" w:footer="454" w:gutter="0"/>
           <w:pgNumType w:start="1"/>
@@ -6376,6 +6382,7 @@
               <w:right w:val="single" w:sz="24" w:space="0" w:color="000000" w:themeColor="text1"/>
             </w:tcBorders>
             <w:shd w:val="pct10" w:color="auto" w:fill="auto"/>
+            <w:vAlign w:val="center"/>
           </w:tcPr>
           <w:p>
             <w:pPr>
@@ -7557,6 +7564,7 @@
               <w:right w:val="single" w:sz="24" w:space="0" w:color="000000" w:themeColor="text1"/>
             </w:tcBorders>
             <w:shd w:val="pct10" w:color="auto" w:fill="auto"/>
+            <w:vAlign w:val="center"/>
           </w:tcPr>
           <w:p>
             <w:pPr>
@@ -7636,6 +7644,7 @@
       <w:r>
         <w:rPr>
           <w:rFonts w:asciiTheme="majorEastAsia" w:eastAsiaTheme="majorEastAsia" w:hAnsiTheme="majorEastAsia" w:hint="eastAsia"/>
+          <w:color w:val="EE0000"/>
           <w:sz w:val="24"/>
           <w:szCs w:val="24"/>
           <w:u w:val="single"/>
@@ -8254,7 +8263,7 @@
           <w:szCs w:val="24"/>
         </w:rPr>
         <w:sectPr>
-          <w:footerReference w:type="default" r:id="rId11"/>
+          <w:footerReference w:type="default" r:id="rId15"/>
           <w:pgSz w:w="11906" w:h="16838" w:code="9"/>
           <w:pgMar w:top="1134" w:right="1134" w:bottom="851" w:left="1134" w:header="737" w:footer="454" w:gutter="0"/>
           <w:pgNumType w:start="1"/>
@@ -8277,7 +8286,7 @@
       </w:pPr>
     </w:p>
     <w:sectPr>
-      <w:footerReference w:type="default" r:id="rId12"/>
+      <w:footerReference w:type="default" r:id="rId16"/>
       <w:pgSz w:w="11906" w:h="16838" w:code="9"/>
       <w:pgMar w:top="1134" w:right="1134" w:bottom="851" w:left="1134" w:header="737" w:footer="454" w:gutter="0"/>
       <w:pgNumType w:start="1"/>
@@ -8308,6 +8317,16 @@
 </file>
 
 <file path=word/footer1.xml><?xml version="1.0" encoding="utf-8"?>
+<w:ftr xmlns:wpc="http://schemas.microsoft.com/office/word/2010/wordprocessingCanvas" xmlns:cx="http://schemas.microsoft.com/office/drawing/2014/chartex" xmlns:cx1="http://schemas.microsoft.com/office/drawing/2015/9/8/chartex" xmlns:cx2="http://schemas.microsoft.com/office/drawing/2015/10/21/chartex" xmlns:cx3="http://schemas.microsoft.com/office/drawing/2016/5/9/chartex" xmlns:cx4="http://schemas.microsoft.com/office/drawing/2016/5/10/chartex" xmlns:cx5="http://schemas.microsoft.com/office/drawing/2016/5/11/chartex" xmlns:cx6="http://schemas.microsoft.com/office/drawing/2016/5/12/chartex" xmlns:cx7="http://schemas.microsoft.com/office/drawing/2016/5/13/chartex" xmlns:cx8="http://schemas.microsoft.com/office/drawing/2016/5/14/chartex" xmlns:mc="http://schemas.openxmlformats.org/markup-compatibility/2006" xmlns:m="http://schemas.openxmlformats.org/officeDocument/2006/math" xmlns:aink="http://schemas.microsoft.com/office/drawing/2016/ink" xmlns:am3d="http://schemas.microsoft.com/office/drawing/2017/model3d" xmlns:oel="http://schemas.microsoft.com/office/2019/extlst" xmlns:r="http://schemas.openxmlformats.org/officeDocument/2006/relationships" xmlns:wp14="http://schemas.microsoft.com/office/word/2010/wordprocessingDrawing" xmlns:wp="http://schemas.openxmlformats.org/drawingml/2006/wordprocessingDrawing" xmlns:wpg="http://schemas.microsoft.com/office/word/2010/wordprocessingGroup" xmlns:wpi="http://schemas.microsoft.com/office/word/2010/wordprocessingInk" xmlns:wps="http://schemas.microsoft.com/office/word/2010/wordprocessingShape" xmlns:o="urn:schemas-microsoft-com:office:office" xmlns:v="urn:schemas-microsoft-com:vml" xmlns:w10="urn:schemas-microsoft-com:office:word" xmlns:w="http://schemas.openxmlformats.org/wordprocessingml/2006/main" xmlns:w14="http://schemas.microsoft.com/office/word/2010/wordml" xmlns:w15="http://schemas.microsoft.com/office/word/2012/wordml" xmlns:w16cex="http://schemas.microsoft.com/office/word/2018/wordml/cex" xmlns:w16cid="http://schemas.microsoft.com/office/word/2016/wordml/cid" xmlns:w16="http://schemas.microsoft.com/office/word/2018/wordml" xmlns:w16sdtdh="http://schemas.microsoft.com/office/word/2020/wordml/sdtdatahash" xmlns:w16sdtfl="http://schemas.microsoft.com/office/word/2024/wordml/sdtformatlock" xmlns:w16se="http://schemas.microsoft.com/office/word/2015/wordml/symex" xmlns:w16du="http://schemas.microsoft.com/office/word/2023/wordml/word16du" xmlns:wne="http://schemas.microsoft.com/office/word/2006/wordml" mc:Ignorable="w14 w15 w16se w16cid w16 w16cex w16sdtdh w16sdtfl w16du wp14">
+  <w:p>
+    <w:pPr>
+      <w:pStyle w:val="a5"/>
+    </w:pPr>
+  </w:p>
+</w:ftr>
+</file>
+
+<file path=word/footer2.xml><?xml version="1.0" encoding="utf-8"?>
 <w:ftr xmlns:wpc="http://schemas.microsoft.com/office/word/2010/wordprocessingCanvas" xmlns:cx="http://schemas.microsoft.com/office/drawing/2014/chartex" xmlns:cx1="http://schemas.microsoft.com/office/drawing/2015/9/8/chartex" xmlns:cx2="http://schemas.microsoft.com/office/drawing/2015/10/21/chartex" xmlns:cx3="http://schemas.microsoft.com/office/drawing/2016/5/9/chartex" xmlns:cx4="http://schemas.microsoft.com/office/drawing/2016/5/10/chartex" xmlns:cx5="http://schemas.microsoft.com/office/drawing/2016/5/11/chartex" xmlns:cx6="http://schemas.microsoft.com/office/drawing/2016/5/12/chartex" xmlns:cx7="http://schemas.microsoft.com/office/drawing/2016/5/13/chartex" xmlns:cx8="http://schemas.microsoft.com/office/drawing/2016/5/14/chartex" xmlns:mc="http://schemas.openxmlformats.org/markup-compatibility/2006" xmlns:m="http://schemas.openxmlformats.org/officeDocument/2006/math" xmlns:aink="http://schemas.microsoft.com/office/drawing/2016/ink" xmlns:am3d="http://schemas.microsoft.com/office/drawing/2017/model3d" xmlns:oel="http://schemas.microsoft.com/office/2019/extlst" xmlns:r="http://schemas.openxmlformats.org/officeDocument/2006/relationships" xmlns:wp14="http://schemas.microsoft.com/office/word/2010/wordprocessingDrawing" xmlns:wp="http://schemas.openxmlformats.org/drawingml/2006/wordprocessingDrawing" xmlns:wpg="http://schemas.microsoft.com/office/word/2010/wordprocessingGroup" xmlns:wpi="http://schemas.microsoft.com/office/word/2010/wordprocessingInk" xmlns:wps="http://schemas.microsoft.com/office/word/2010/wordprocessingShape" xmlns:o="urn:schemas-microsoft-com:office:office" xmlns:v="urn:schemas-microsoft-com:vml" xmlns:w10="urn:schemas-microsoft-com:office:word" xmlns:w="http://schemas.openxmlformats.org/wordprocessingml/2006/main" xmlns:w14="http://schemas.microsoft.com/office/word/2010/wordml" xmlns:w15="http://schemas.microsoft.com/office/word/2012/wordml" xmlns:w16cex="http://schemas.microsoft.com/office/word/2018/wordml/cex" xmlns:w16cid="http://schemas.microsoft.com/office/word/2016/wordml/cid" xmlns:w16="http://schemas.microsoft.com/office/word/2018/wordml" xmlns:w16sdtdh="http://schemas.microsoft.com/office/word/2020/wordml/sdtdatahash" xmlns:w16sdtfl="http://schemas.microsoft.com/office/word/2024/wordml/sdtformatlock" xmlns:w16se="http://schemas.microsoft.com/office/word/2015/wordml/symex" xmlns:w16du="http://schemas.microsoft.com/office/word/2023/wordml/word16du" xmlns:wne="http://schemas.microsoft.com/office/word/2006/wordml" mc:Ignorable="w14 w15 w16se w16cid w16 w16cex w16sdtdh w16sdtfl w16du wp14">
   <w:p>
     <w:pPr>
@@ -8571,7 +8590,7 @@
         <w:sz w:val="16"/>
         <w:szCs w:val="16"/>
       </w:rPr>
-      <w:t>615</w:t>
+      <w:t>704</w:t>
     </w:r>
     <w:r>
       <w:rPr>
@@ -8601,7 +8620,17 @@
 </w:ftr>
 </file>
 
-<file path=word/footer2.xml><?xml version="1.0" encoding="utf-8"?>
+<file path=word/footer3.xml><?xml version="1.0" encoding="utf-8"?>
+<w:ftr xmlns:wpc="http://schemas.microsoft.com/office/word/2010/wordprocessingCanvas" xmlns:cx="http://schemas.microsoft.com/office/drawing/2014/chartex" xmlns:cx1="http://schemas.microsoft.com/office/drawing/2015/9/8/chartex" xmlns:cx2="http://schemas.microsoft.com/office/drawing/2015/10/21/chartex" xmlns:cx3="http://schemas.microsoft.com/office/drawing/2016/5/9/chartex" xmlns:cx4="http://schemas.microsoft.com/office/drawing/2016/5/10/chartex" xmlns:cx5="http://schemas.microsoft.com/office/drawing/2016/5/11/chartex" xmlns:cx6="http://schemas.microsoft.com/office/drawing/2016/5/12/chartex" xmlns:cx7="http://schemas.microsoft.com/office/drawing/2016/5/13/chartex" xmlns:cx8="http://schemas.microsoft.com/office/drawing/2016/5/14/chartex" xmlns:mc="http://schemas.openxmlformats.org/markup-compatibility/2006" xmlns:m="http://schemas.openxmlformats.org/officeDocument/2006/math" xmlns:aink="http://schemas.microsoft.com/office/drawing/2016/ink" xmlns:am3d="http://schemas.microsoft.com/office/drawing/2017/model3d" xmlns:oel="http://schemas.microsoft.com/office/2019/extlst" xmlns:r="http://schemas.openxmlformats.org/officeDocument/2006/relationships" xmlns:wp14="http://schemas.microsoft.com/office/word/2010/wordprocessingDrawing" xmlns:wp="http://schemas.openxmlformats.org/drawingml/2006/wordprocessingDrawing" xmlns:wpg="http://schemas.microsoft.com/office/word/2010/wordprocessingGroup" xmlns:wpi="http://schemas.microsoft.com/office/word/2010/wordprocessingInk" xmlns:wps="http://schemas.microsoft.com/office/word/2010/wordprocessingShape" xmlns:o="urn:schemas-microsoft-com:office:office" xmlns:v="urn:schemas-microsoft-com:vml" xmlns:w10="urn:schemas-microsoft-com:office:word" xmlns:w="http://schemas.openxmlformats.org/wordprocessingml/2006/main" xmlns:w14="http://schemas.microsoft.com/office/word/2010/wordml" xmlns:w15="http://schemas.microsoft.com/office/word/2012/wordml" xmlns:w16cex="http://schemas.microsoft.com/office/word/2018/wordml/cex" xmlns:w16cid="http://schemas.microsoft.com/office/word/2016/wordml/cid" xmlns:w16="http://schemas.microsoft.com/office/word/2018/wordml" xmlns:w16sdtdh="http://schemas.microsoft.com/office/word/2020/wordml/sdtdatahash" xmlns:w16sdtfl="http://schemas.microsoft.com/office/word/2024/wordml/sdtformatlock" xmlns:w16se="http://schemas.microsoft.com/office/word/2015/wordml/symex" xmlns:w16du="http://schemas.microsoft.com/office/word/2023/wordml/word16du" xmlns:wne="http://schemas.microsoft.com/office/word/2006/wordml" mc:Ignorable="w14 w15 w16se w16cid w16 w16cex w16sdtdh w16sdtfl w16du wp14">
+  <w:p>
+    <w:pPr>
+      <w:pStyle w:val="a5"/>
+    </w:pPr>
+  </w:p>
+</w:ftr>
+</file>
+
+<file path=word/footer4.xml><?xml version="1.0" encoding="utf-8"?>
 <w:ftr xmlns:wpc="http://schemas.microsoft.com/office/word/2010/wordprocessingCanvas" xmlns:cx="http://schemas.microsoft.com/office/drawing/2014/chartex" xmlns:cx1="http://schemas.microsoft.com/office/drawing/2015/9/8/chartex" xmlns:cx2="http://schemas.microsoft.com/office/drawing/2015/10/21/chartex" xmlns:cx3="http://schemas.microsoft.com/office/drawing/2016/5/9/chartex" xmlns:cx4="http://schemas.microsoft.com/office/drawing/2016/5/10/chartex" xmlns:cx5="http://schemas.microsoft.com/office/drawing/2016/5/11/chartex" xmlns:cx6="http://schemas.microsoft.com/office/drawing/2016/5/12/chartex" xmlns:cx7="http://schemas.microsoft.com/office/drawing/2016/5/13/chartex" xmlns:cx8="http://schemas.microsoft.com/office/drawing/2016/5/14/chartex" xmlns:mc="http://schemas.openxmlformats.org/markup-compatibility/2006" xmlns:m="http://schemas.openxmlformats.org/officeDocument/2006/math" xmlns:aink="http://schemas.microsoft.com/office/drawing/2016/ink" xmlns:am3d="http://schemas.microsoft.com/office/drawing/2017/model3d" xmlns:oel="http://schemas.microsoft.com/office/2019/extlst" xmlns:r="http://schemas.openxmlformats.org/officeDocument/2006/relationships" xmlns:wp14="http://schemas.microsoft.com/office/word/2010/wordprocessingDrawing" xmlns:wp="http://schemas.openxmlformats.org/drawingml/2006/wordprocessingDrawing" xmlns:wpg="http://schemas.microsoft.com/office/word/2010/wordprocessingGroup" xmlns:wpi="http://schemas.microsoft.com/office/word/2010/wordprocessingInk" xmlns:wps="http://schemas.microsoft.com/office/word/2010/wordprocessingShape" xmlns:o="urn:schemas-microsoft-com:office:office" xmlns:v="urn:schemas-microsoft-com:vml" xmlns:w10="urn:schemas-microsoft-com:office:word" xmlns:w="http://schemas.openxmlformats.org/wordprocessingml/2006/main" xmlns:w14="http://schemas.microsoft.com/office/word/2010/wordml" xmlns:w15="http://schemas.microsoft.com/office/word/2012/wordml" xmlns:w16cex="http://schemas.microsoft.com/office/word/2018/wordml/cex" xmlns:w16cid="http://schemas.microsoft.com/office/word/2016/wordml/cid" xmlns:w16="http://schemas.microsoft.com/office/word/2018/wordml" xmlns:w16sdtdh="http://schemas.microsoft.com/office/word/2020/wordml/sdtdatahash" xmlns:w16sdtfl="http://schemas.microsoft.com/office/word/2024/wordml/sdtformatlock" xmlns:w16se="http://schemas.microsoft.com/office/word/2015/wordml/symex" xmlns:w16du="http://schemas.microsoft.com/office/word/2023/wordml/word16du" xmlns:wne="http://schemas.microsoft.com/office/word/2006/wordml" mc:Ignorable="w14 w15 w16se w16cid w16 w16cex w16sdtdh w16sdtfl w16du wp14">
   <w:p>
     <w:pPr>
@@ -8873,7 +8902,7 @@
         <w:sz w:val="16"/>
         <w:szCs w:val="16"/>
       </w:rPr>
-      <w:t>615</w:t>
+      <w:t>704</w:t>
     </w:r>
     <w:r>
       <w:rPr>
@@ -8895,7 +8924,7 @@
 </w:ftr>
 </file>
 
-<file path=word/footer3.xml><?xml version="1.0" encoding="utf-8"?>
+<file path=word/footer5.xml><?xml version="1.0" encoding="utf-8"?>
 <w:ftr xmlns:wpc="http://schemas.microsoft.com/office/word/2010/wordprocessingCanvas" xmlns:cx="http://schemas.microsoft.com/office/drawing/2014/chartex" xmlns:cx1="http://schemas.microsoft.com/office/drawing/2015/9/8/chartex" xmlns:cx2="http://schemas.microsoft.com/office/drawing/2015/10/21/chartex" xmlns:cx3="http://schemas.microsoft.com/office/drawing/2016/5/9/chartex" xmlns:cx4="http://schemas.microsoft.com/office/drawing/2016/5/10/chartex" xmlns:cx5="http://schemas.microsoft.com/office/drawing/2016/5/11/chartex" xmlns:cx6="http://schemas.microsoft.com/office/drawing/2016/5/12/chartex" xmlns:cx7="http://schemas.microsoft.com/office/drawing/2016/5/13/chartex" xmlns:cx8="http://schemas.microsoft.com/office/drawing/2016/5/14/chartex" xmlns:mc="http://schemas.openxmlformats.org/markup-compatibility/2006" xmlns:m="http://schemas.openxmlformats.org/officeDocument/2006/math" xmlns:aink="http://schemas.microsoft.com/office/drawing/2016/ink" xmlns:am3d="http://schemas.microsoft.com/office/drawing/2017/model3d" xmlns:oel="http://schemas.microsoft.com/office/2019/extlst" xmlns:r="http://schemas.openxmlformats.org/officeDocument/2006/relationships" xmlns:wp14="http://schemas.microsoft.com/office/word/2010/wordprocessingDrawing" xmlns:wp="http://schemas.openxmlformats.org/drawingml/2006/wordprocessingDrawing" xmlns:wpg="http://schemas.microsoft.com/office/word/2010/wordprocessingGroup" xmlns:wpi="http://schemas.microsoft.com/office/word/2010/wordprocessingInk" xmlns:wps="http://schemas.microsoft.com/office/word/2010/wordprocessingShape" xmlns:o="urn:schemas-microsoft-com:office:office" xmlns:v="urn:schemas-microsoft-com:vml" xmlns:w10="urn:schemas-microsoft-com:office:word" xmlns:w="http://schemas.openxmlformats.org/wordprocessingml/2006/main" xmlns:w14="http://schemas.microsoft.com/office/word/2010/wordml" xmlns:w15="http://schemas.microsoft.com/office/word/2012/wordml" xmlns:w16cex="http://schemas.microsoft.com/office/word/2018/wordml/cex" xmlns:w16cid="http://schemas.microsoft.com/office/word/2016/wordml/cid" xmlns:w16="http://schemas.microsoft.com/office/word/2018/wordml" xmlns:w16sdtdh="http://schemas.microsoft.com/office/word/2020/wordml/sdtdatahash" xmlns:w16sdtfl="http://schemas.microsoft.com/office/word/2024/wordml/sdtformatlock" xmlns:w16se="http://schemas.microsoft.com/office/word/2015/wordml/symex" xmlns:w16du="http://schemas.microsoft.com/office/word/2023/wordml/word16du" xmlns:wne="http://schemas.microsoft.com/office/word/2006/wordml" mc:Ignorable="w14 w15 w16se w16cid w16 w16cex w16sdtdh w16sdtfl w16du wp14">
   <w:p>
     <w:pPr>
@@ -8909,8 +8938,10 @@
     <w:r>
       <w:rPr>
         <w:rFonts w:hint="eastAsia"/>
+        <w:color w:val="EE0000"/>
         <w:sz w:val="20"/>
         <w:szCs w:val="20"/>
+        <w:u w:val="single"/>
       </w:rPr>
       <w:t>撤回書</w:t>
     </w:r>
@@ -9167,7 +9198,7 @@
         <w:sz w:val="16"/>
         <w:szCs w:val="16"/>
       </w:rPr>
-      <w:t>615</w:t>
+      <w:t>704</w:t>
     </w:r>
     <w:r>
       <w:rPr>
@@ -9189,7 +9220,7 @@
 </w:ftr>
 </file>
 
-<file path=word/footer4.xml><?xml version="1.0" encoding="utf-8"?>
+<file path=word/footer6.xml><?xml version="1.0" encoding="utf-8"?>
 <w:ftr xmlns:wpc="http://schemas.microsoft.com/office/word/2010/wordprocessingCanvas" xmlns:cx="http://schemas.microsoft.com/office/drawing/2014/chartex" xmlns:cx1="http://schemas.microsoft.com/office/drawing/2015/9/8/chartex" xmlns:cx2="http://schemas.microsoft.com/office/drawing/2015/10/21/chartex" xmlns:cx3="http://schemas.microsoft.com/office/drawing/2016/5/9/chartex" xmlns:cx4="http://schemas.microsoft.com/office/drawing/2016/5/10/chartex" xmlns:cx5="http://schemas.microsoft.com/office/drawing/2016/5/11/chartex" xmlns:cx6="http://schemas.microsoft.com/office/drawing/2016/5/12/chartex" xmlns:cx7="http://schemas.microsoft.com/office/drawing/2016/5/13/chartex" xmlns:cx8="http://schemas.microsoft.com/office/drawing/2016/5/14/chartex" xmlns:mc="http://schemas.openxmlformats.org/markup-compatibility/2006" xmlns:m="http://schemas.openxmlformats.org/officeDocument/2006/math" xmlns:aink="http://schemas.microsoft.com/office/drawing/2016/ink" xmlns:am3d="http://schemas.microsoft.com/office/drawing/2017/model3d" xmlns:oel="http://schemas.microsoft.com/office/2019/extlst" xmlns:r="http://schemas.openxmlformats.org/officeDocument/2006/relationships" xmlns:wp14="http://schemas.microsoft.com/office/word/2010/wordprocessingDrawing" xmlns:wp="http://schemas.openxmlformats.org/drawingml/2006/wordprocessingDrawing" xmlns:wpg="http://schemas.microsoft.com/office/word/2010/wordprocessingGroup" xmlns:wpi="http://schemas.microsoft.com/office/word/2010/wordprocessingInk" xmlns:wps="http://schemas.microsoft.com/office/word/2010/wordprocessingShape" xmlns:o="urn:schemas-microsoft-com:office:office" xmlns:v="urn:schemas-microsoft-com:vml" xmlns:w10="urn:schemas-microsoft-com:office:word" xmlns:w="http://schemas.openxmlformats.org/wordprocessingml/2006/main" xmlns:w14="http://schemas.microsoft.com/office/word/2010/wordml" xmlns:w15="http://schemas.microsoft.com/office/word/2012/wordml" xmlns:w16cex="http://schemas.microsoft.com/office/word/2018/wordml/cex" xmlns:w16cid="http://schemas.microsoft.com/office/word/2016/wordml/cid" xmlns:w16="http://schemas.microsoft.com/office/word/2018/wordml" xmlns:w16sdtdh="http://schemas.microsoft.com/office/word/2020/wordml/sdtdatahash" xmlns:w16sdtfl="http://schemas.microsoft.com/office/word/2024/wordml/sdtformatlock" xmlns:w16se="http://schemas.microsoft.com/office/word/2015/wordml/symex" xmlns:w16du="http://schemas.microsoft.com/office/word/2023/wordml/word16du" xmlns:wne="http://schemas.microsoft.com/office/word/2006/wordml" mc:Ignorable="w14 w15 w16se w16cid w16 w16cex w16sdtdh w16sdtfl w16du wp14">
   <w:p>
     <w:pPr>
@@ -9464,7 +9495,7 @@
         <w:sz w:val="16"/>
         <w:szCs w:val="16"/>
       </w:rPr>
-      <w:t>615</w:t>
+      <w:t>704</w:t>
     </w:r>
     <w:r>
       <w:rPr>
@@ -9509,6 +9540,16 @@
 <w:hdr xmlns:wpc="http://schemas.microsoft.com/office/word/2010/wordprocessingCanvas" xmlns:cx="http://schemas.microsoft.com/office/drawing/2014/chartex" xmlns:cx1="http://schemas.microsoft.com/office/drawing/2015/9/8/chartex" xmlns:cx2="http://schemas.microsoft.com/office/drawing/2015/10/21/chartex" xmlns:cx3="http://schemas.microsoft.com/office/drawing/2016/5/9/chartex" xmlns:cx4="http://schemas.microsoft.com/office/drawing/2016/5/10/chartex" xmlns:cx5="http://schemas.microsoft.com/office/drawing/2016/5/11/chartex" xmlns:cx6="http://schemas.microsoft.com/office/drawing/2016/5/12/chartex" xmlns:cx7="http://schemas.microsoft.com/office/drawing/2016/5/13/chartex" xmlns:cx8="http://schemas.microsoft.com/office/drawing/2016/5/14/chartex" xmlns:mc="http://schemas.openxmlformats.org/markup-compatibility/2006" xmlns:m="http://schemas.openxmlformats.org/officeDocument/2006/math" xmlns:aink="http://schemas.microsoft.com/office/drawing/2016/ink" xmlns:am3d="http://schemas.microsoft.com/office/drawing/2017/model3d" xmlns:oel="http://schemas.microsoft.com/office/2019/extlst" xmlns:r="http://schemas.openxmlformats.org/officeDocument/2006/relationships" xmlns:wp14="http://schemas.microsoft.com/office/word/2010/wordprocessingDrawing" xmlns:wp="http://schemas.openxmlformats.org/drawingml/2006/wordprocessingDrawing" xmlns:wpg="http://schemas.microsoft.com/office/word/2010/wordprocessingGroup" xmlns:wpi="http://schemas.microsoft.com/office/word/2010/wordprocessingInk" xmlns:wps="http://schemas.microsoft.com/office/word/2010/wordprocessingShape" xmlns:o="urn:schemas-microsoft-com:office:office" xmlns:v="urn:schemas-microsoft-com:vml" xmlns:w10="urn:schemas-microsoft-com:office:word" xmlns:w="http://schemas.openxmlformats.org/wordprocessingml/2006/main" xmlns:w14="http://schemas.microsoft.com/office/word/2010/wordml" xmlns:w15="http://schemas.microsoft.com/office/word/2012/wordml" xmlns:w16cex="http://schemas.microsoft.com/office/word/2018/wordml/cex" xmlns:w16cid="http://schemas.microsoft.com/office/word/2016/wordml/cid" xmlns:w16="http://schemas.microsoft.com/office/word/2018/wordml" xmlns:w16sdtdh="http://schemas.microsoft.com/office/word/2020/wordml/sdtdatahash" xmlns:w16sdtfl="http://schemas.microsoft.com/office/word/2024/wordml/sdtformatlock" xmlns:w16se="http://schemas.microsoft.com/office/word/2015/wordml/symex" xmlns:w16du="http://schemas.microsoft.com/office/word/2023/wordml/word16du" xmlns:wne="http://schemas.microsoft.com/office/word/2006/wordml" mc:Ignorable="w14 w15 w16se w16cid w16 w16cex w16sdtdh w16sdtfl w16du wp14">
   <w:p>
     <w:pPr>
+      <w:pStyle w:val="a3"/>
+    </w:pPr>
+  </w:p>
+</w:hdr>
+</file>
+
+<file path=word/header2.xml><?xml version="1.0" encoding="utf-8"?>
+<w:hdr xmlns:wpc="http://schemas.microsoft.com/office/word/2010/wordprocessingCanvas" xmlns:cx="http://schemas.microsoft.com/office/drawing/2014/chartex" xmlns:cx1="http://schemas.microsoft.com/office/drawing/2015/9/8/chartex" xmlns:cx2="http://schemas.microsoft.com/office/drawing/2015/10/21/chartex" xmlns:cx3="http://schemas.microsoft.com/office/drawing/2016/5/9/chartex" xmlns:cx4="http://schemas.microsoft.com/office/drawing/2016/5/10/chartex" xmlns:cx5="http://schemas.microsoft.com/office/drawing/2016/5/11/chartex" xmlns:cx6="http://schemas.microsoft.com/office/drawing/2016/5/12/chartex" xmlns:cx7="http://schemas.microsoft.com/office/drawing/2016/5/13/chartex" xmlns:cx8="http://schemas.microsoft.com/office/drawing/2016/5/14/chartex" xmlns:mc="http://schemas.openxmlformats.org/markup-compatibility/2006" xmlns:m="http://schemas.openxmlformats.org/officeDocument/2006/math" xmlns:aink="http://schemas.microsoft.com/office/drawing/2016/ink" xmlns:am3d="http://schemas.microsoft.com/office/drawing/2017/model3d" xmlns:oel="http://schemas.microsoft.com/office/2019/extlst" xmlns:r="http://schemas.openxmlformats.org/officeDocument/2006/relationships" xmlns:wp14="http://schemas.microsoft.com/office/word/2010/wordprocessingDrawing" xmlns:wp="http://schemas.openxmlformats.org/drawingml/2006/wordprocessingDrawing" xmlns:wpg="http://schemas.microsoft.com/office/word/2010/wordprocessingGroup" xmlns:wpi="http://schemas.microsoft.com/office/word/2010/wordprocessingInk" xmlns:wps="http://schemas.microsoft.com/office/word/2010/wordprocessingShape" xmlns:o="urn:schemas-microsoft-com:office:office" xmlns:v="urn:schemas-microsoft-com:vml" xmlns:w10="urn:schemas-microsoft-com:office:word" xmlns:w="http://schemas.openxmlformats.org/wordprocessingml/2006/main" xmlns:w14="http://schemas.microsoft.com/office/word/2010/wordml" xmlns:w15="http://schemas.microsoft.com/office/word/2012/wordml" xmlns:w16cex="http://schemas.microsoft.com/office/word/2018/wordml/cex" xmlns:w16cid="http://schemas.microsoft.com/office/word/2016/wordml/cid" xmlns:w16="http://schemas.microsoft.com/office/word/2018/wordml" xmlns:w16sdtdh="http://schemas.microsoft.com/office/word/2020/wordml/sdtdatahash" xmlns:w16sdtfl="http://schemas.microsoft.com/office/word/2024/wordml/sdtformatlock" xmlns:w16se="http://schemas.microsoft.com/office/word/2015/wordml/symex" xmlns:w16du="http://schemas.microsoft.com/office/word/2023/wordml/word16du" xmlns:wne="http://schemas.microsoft.com/office/word/2006/wordml" mc:Ignorable="w14 w15 w16se w16cid w16 w16cex w16sdtdh w16sdtfl w16du wp14">
+  <w:p>
+    <w:pPr>
       <w:tabs>
         <w:tab w:val="right" w:pos="9638"/>
       </w:tabs>
@@ -9546,7 +9587,7 @@
         <w:szCs w:val="28"/>
         <w:u w:val="single"/>
       </w:rPr>
-      <w:t>$$患者コード$$</w:t>
+      <w:t>$$</w:t>
     </w:r>
     <w:r>
       <w:rPr>
@@ -9555,6 +9596,15 @@
         <w:szCs w:val="28"/>
         <w:u w:val="single"/>
       </w:rPr>
+      <w:t>患者コード$$</w:t>
+    </w:r>
+    <w:r>
+      <w:rPr>
+        <w:rFonts w:asciiTheme="majorEastAsia" w:eastAsiaTheme="majorEastAsia" w:hAnsiTheme="majorEastAsia" w:hint="eastAsia"/>
+        <w:sz w:val="24"/>
+        <w:szCs w:val="28"/>
+        <w:u w:val="single"/>
+      </w:rPr>
       <w:t xml:space="preserve">　患者氏名　</w:t>
     </w:r>
     <w:r>
@@ -9600,6 +9650,16 @@
       </w:rPr>
       <w:t>$$文書_文書日(0)$$</w:t>
     </w:r>
+  </w:p>
+</w:hdr>
+</file>
+
+<file path=word/header3.xml><?xml version="1.0" encoding="utf-8"?>
+<w:hdr xmlns:wpc="http://schemas.microsoft.com/office/word/2010/wordprocessingCanvas" xmlns:cx="http://schemas.microsoft.com/office/drawing/2014/chartex" xmlns:cx1="http://schemas.microsoft.com/office/drawing/2015/9/8/chartex" xmlns:cx2="http://schemas.microsoft.com/office/drawing/2015/10/21/chartex" xmlns:cx3="http://schemas.microsoft.com/office/drawing/2016/5/9/chartex" xmlns:cx4="http://schemas.microsoft.com/office/drawing/2016/5/10/chartex" xmlns:cx5="http://schemas.microsoft.com/office/drawing/2016/5/11/chartex" xmlns:cx6="http://schemas.microsoft.com/office/drawing/2016/5/12/chartex" xmlns:cx7="http://schemas.microsoft.com/office/drawing/2016/5/13/chartex" xmlns:cx8="http://schemas.microsoft.com/office/drawing/2016/5/14/chartex" xmlns:mc="http://schemas.openxmlformats.org/markup-compatibility/2006" xmlns:m="http://schemas.openxmlformats.org/officeDocument/2006/math" xmlns:aink="http://schemas.microsoft.com/office/drawing/2016/ink" xmlns:am3d="http://schemas.microsoft.com/office/drawing/2017/model3d" xmlns:oel="http://schemas.microsoft.com/office/2019/extlst" xmlns:r="http://schemas.openxmlformats.org/officeDocument/2006/relationships" xmlns:wp14="http://schemas.microsoft.com/office/word/2010/wordprocessingDrawing" xmlns:wp="http://schemas.openxmlformats.org/drawingml/2006/wordprocessingDrawing" xmlns:wpg="http://schemas.microsoft.com/office/word/2010/wordprocessingGroup" xmlns:wpi="http://schemas.microsoft.com/office/word/2010/wordprocessingInk" xmlns:wps="http://schemas.microsoft.com/office/word/2010/wordprocessingShape" xmlns:o="urn:schemas-microsoft-com:office:office" xmlns:v="urn:schemas-microsoft-com:vml" xmlns:w10="urn:schemas-microsoft-com:office:word" xmlns:w="http://schemas.openxmlformats.org/wordprocessingml/2006/main" xmlns:w14="http://schemas.microsoft.com/office/word/2010/wordml" xmlns:w15="http://schemas.microsoft.com/office/word/2012/wordml" xmlns:w16cex="http://schemas.microsoft.com/office/word/2018/wordml/cex" xmlns:w16cid="http://schemas.microsoft.com/office/word/2016/wordml/cid" xmlns:w16="http://schemas.microsoft.com/office/word/2018/wordml" xmlns:w16sdtdh="http://schemas.microsoft.com/office/word/2020/wordml/sdtdatahash" xmlns:w16sdtfl="http://schemas.microsoft.com/office/word/2024/wordml/sdtformatlock" xmlns:w16se="http://schemas.microsoft.com/office/word/2015/wordml/symex" xmlns:w16du="http://schemas.microsoft.com/office/word/2023/wordml/word16du" xmlns:wne="http://schemas.microsoft.com/office/word/2006/wordml" mc:Ignorable="w14 w15 w16se w16cid w16 w16cex w16sdtdh w16sdtfl w16du wp14">
+  <w:p>
+    <w:pPr>
+      <w:pStyle w:val="a3"/>
+    </w:pPr>
   </w:p>
 </w:hdr>
 </file>
@@ -11112,6 +11172,7 @@
     <w:rsid w:val="009A211A"/>
     <w:rsid w:val="00A02B84"/>
     <w:rsid w:val="00A22A03"/>
+    <w:rsid w:val="00A335BA"/>
     <w:rsid w:val="00A57040"/>
     <w:rsid w:val="00A61DD8"/>
     <w:rsid w:val="00A776A1"/>
@@ -11172,6 +11233,7 @@
     <w:rsid w:val="00EF6628"/>
     <w:rsid w:val="00EF6839"/>
     <w:rsid w:val="00F36DC1"/>
+    <w:rsid w:val="00F419DA"/>
     <w:rsid w:val="00F42A60"/>
     <w:rsid w:val="00F76D08"/>
     <w:rsid w:val="00FB1BB2"/>

--- a/【西宮】同意書・説明書雛形_NoPlaceHolder.docx
+++ b/【西宮】同意書・説明書雛形_NoPlaceHolder.docx
@@ -8339,29 +8339,21 @@
     </w:pPr>
     <w:r>
       <w:rPr>
-        <w:rFonts w:hint="eastAsia"/>
-        <w:sz w:val="20"/>
-        <w:szCs w:val="21"/>
-      </w:rPr>
-      <w:t>説明書</w:t>
-    </w:r>
-    <w:r>
-      <w:rPr>
         <w:rFonts w:ascii="ＭＳ 明朝" w:hAnsi="ＭＳ 明朝" w:hint="eastAsia"/>
         <w:noProof/>
         <w:sz w:val="22"/>
         <w:szCs w:val="21"/>
       </w:rPr>
       <w:drawing>
-        <wp:anchor distT="0" distB="0" distL="114300" distR="114300" simplePos="0" relativeHeight="251657216" behindDoc="0" locked="0" layoutInCell="1" allowOverlap="1" wp14:anchorId="681DD06C" wp14:editId="3D7B0DCB">
+        <wp:anchor distT="0" distB="0" distL="114300" distR="114300" simplePos="0" relativeHeight="251657216" behindDoc="0" locked="0" layoutInCell="1" allowOverlap="1" wp14:anchorId="681DD06C" wp14:editId="6280E1C9">
           <wp:simplePos x="0" y="0"/>
           <wp:positionH relativeFrom="column">
             <wp:posOffset>4064000</wp:posOffset>
           </wp:positionH>
           <wp:positionV relativeFrom="paragraph">
-            <wp:posOffset>140335</wp:posOffset>
+            <wp:posOffset>156210</wp:posOffset>
           </wp:positionV>
-          <wp:extent cx="236572" cy="192505"/>
+          <wp:extent cx="236220" cy="192405"/>
           <wp:effectExtent l="0" t="0" r="5080" b="0"/>
           <wp:wrapNone/>
           <wp:docPr id="575723369" name="図 575723369"/>
@@ -8393,7 +8385,7 @@
                 <pic:spPr bwMode="auto">
                   <a:xfrm>
                     <a:off x="0" y="0"/>
-                    <a:ext cx="236572" cy="192505"/>
+                    <a:ext cx="236220" cy="192405"/>
                   </a:xfrm>
                   <a:prstGeom prst="rect">
                     <a:avLst/>
@@ -8421,6 +8413,14 @@
         <w:sz w:val="20"/>
         <w:szCs w:val="21"/>
       </w:rPr>
+      <w:t>説明書</w:t>
+    </w:r>
+    <w:r>
+      <w:rPr>
+        <w:rFonts w:hint="eastAsia"/>
+        <w:sz w:val="20"/>
+        <w:szCs w:val="21"/>
+      </w:rPr>
       <w:t xml:space="preserve"> -</w:t>
     </w:r>
     <w:r>
@@ -8590,7 +8590,16 @@
         <w:sz w:val="16"/>
         <w:szCs w:val="16"/>
       </w:rPr>
-      <w:t>704</w:t>
+      <w:t>70</w:t>
+    </w:r>
+    <w:r>
+      <w:rPr>
+        <w:rFonts w:asciiTheme="majorEastAsia" w:eastAsiaTheme="majorEastAsia" w:hAnsiTheme="majorEastAsia" w:hint="eastAsia"/>
+        <w:color w:val="BFBFBF" w:themeColor="background1" w:themeShade="BF"/>
+        <w:sz w:val="16"/>
+        <w:szCs w:val="16"/>
+      </w:rPr>
+      <w:t>6</w:t>
     </w:r>
     <w:r>
       <w:rPr>
@@ -8643,29 +8652,21 @@
     </w:pPr>
     <w:r>
       <w:rPr>
-        <w:rFonts w:hint="eastAsia"/>
-        <w:sz w:val="20"/>
-        <w:szCs w:val="20"/>
-      </w:rPr>
-      <w:t>同意書</w:t>
-    </w:r>
-    <w:r>
-      <w:rPr>
         <w:rFonts w:ascii="ＭＳ 明朝" w:hAnsi="ＭＳ 明朝" w:hint="eastAsia"/>
         <w:noProof/>
         <w:sz w:val="20"/>
         <w:szCs w:val="20"/>
       </w:rPr>
       <w:drawing>
-        <wp:anchor distT="0" distB="0" distL="114300" distR="114300" simplePos="0" relativeHeight="251659264" behindDoc="0" locked="0" layoutInCell="1" allowOverlap="1" wp14:anchorId="4855FB74" wp14:editId="259C5C12">
+        <wp:anchor distT="0" distB="0" distL="114300" distR="114300" simplePos="0" relativeHeight="251659264" behindDoc="0" locked="0" layoutInCell="1" allowOverlap="1" wp14:anchorId="4855FB74" wp14:editId="080E1E1E">
           <wp:simplePos x="0" y="0"/>
           <wp:positionH relativeFrom="column">
             <wp:posOffset>4064000</wp:posOffset>
           </wp:positionH>
           <wp:positionV relativeFrom="paragraph">
-            <wp:posOffset>140335</wp:posOffset>
+            <wp:posOffset>156210</wp:posOffset>
           </wp:positionV>
-          <wp:extent cx="236572" cy="192505"/>
+          <wp:extent cx="236220" cy="192405"/>
           <wp:effectExtent l="0" t="0" r="5080" b="0"/>
           <wp:wrapNone/>
           <wp:docPr id="1426409243" name="図 1426409243"/>
@@ -8697,7 +8698,7 @@
                 <pic:spPr bwMode="auto">
                   <a:xfrm>
                     <a:off x="0" y="0"/>
-                    <a:ext cx="236572" cy="192505"/>
+                    <a:ext cx="236220" cy="192405"/>
                   </a:xfrm>
                   <a:prstGeom prst="rect">
                     <a:avLst/>
@@ -8725,6 +8726,14 @@
         <w:sz w:val="20"/>
         <w:szCs w:val="20"/>
       </w:rPr>
+      <w:t>同意書</w:t>
+    </w:r>
+    <w:r>
+      <w:rPr>
+        <w:rFonts w:hint="eastAsia"/>
+        <w:sz w:val="20"/>
+        <w:szCs w:val="20"/>
+      </w:rPr>
       <w:t xml:space="preserve"> -</w:t>
     </w:r>
     <w:r>
@@ -8902,7 +8911,16 @@
         <w:sz w:val="16"/>
         <w:szCs w:val="16"/>
       </w:rPr>
-      <w:t>704</w:t>
+      <w:t>70</w:t>
+    </w:r>
+    <w:r>
+      <w:rPr>
+        <w:rFonts w:asciiTheme="majorEastAsia" w:eastAsiaTheme="majorEastAsia" w:hAnsiTheme="majorEastAsia" w:hint="eastAsia"/>
+        <w:color w:val="BFBFBF" w:themeColor="background1" w:themeShade="BF"/>
+        <w:sz w:val="16"/>
+        <w:szCs w:val="16"/>
+      </w:rPr>
+      <w:t>6</w:t>
     </w:r>
     <w:r>
       <w:rPr>
@@ -8937,31 +8955,21 @@
     </w:pPr>
     <w:r>
       <w:rPr>
-        <w:rFonts w:hint="eastAsia"/>
-        <w:color w:val="EE0000"/>
-        <w:sz w:val="20"/>
-        <w:szCs w:val="20"/>
-        <w:u w:val="single"/>
-      </w:rPr>
-      <w:t>撤回書</w:t>
-    </w:r>
-    <w:r>
-      <w:rPr>
         <w:rFonts w:ascii="ＭＳ 明朝" w:hAnsi="ＭＳ 明朝" w:hint="eastAsia"/>
         <w:noProof/>
         <w:sz w:val="20"/>
         <w:szCs w:val="20"/>
       </w:rPr>
       <w:drawing>
-        <wp:anchor distT="0" distB="0" distL="114300" distR="114300" simplePos="0" relativeHeight="251661312" behindDoc="0" locked="0" layoutInCell="1" allowOverlap="1" wp14:anchorId="336AD4C4" wp14:editId="24713540">
+        <wp:anchor distT="0" distB="0" distL="114300" distR="114300" simplePos="0" relativeHeight="251661312" behindDoc="0" locked="0" layoutInCell="1" allowOverlap="1" wp14:anchorId="336AD4C4" wp14:editId="20F758E5">
           <wp:simplePos x="0" y="0"/>
           <wp:positionH relativeFrom="column">
             <wp:posOffset>4064000</wp:posOffset>
           </wp:positionH>
           <wp:positionV relativeFrom="paragraph">
-            <wp:posOffset>140335</wp:posOffset>
+            <wp:posOffset>156210</wp:posOffset>
           </wp:positionV>
-          <wp:extent cx="236572" cy="192505"/>
+          <wp:extent cx="236220" cy="192405"/>
           <wp:effectExtent l="0" t="0" r="5080" b="0"/>
           <wp:wrapNone/>
           <wp:docPr id="1427676634" name="図 1427676634"/>
@@ -8993,7 +9001,7 @@
                 <pic:spPr bwMode="auto">
                   <a:xfrm>
                     <a:off x="0" y="0"/>
-                    <a:ext cx="236572" cy="192505"/>
+                    <a:ext cx="236220" cy="192405"/>
                   </a:xfrm>
                   <a:prstGeom prst="rect">
                     <a:avLst/>
@@ -9020,6 +9028,15 @@
         <w:rFonts w:hint="eastAsia"/>
         <w:sz w:val="20"/>
         <w:szCs w:val="20"/>
+        <w:u w:val="single"/>
+      </w:rPr>
+      <w:t>撤回書</w:t>
+    </w:r>
+    <w:r>
+      <w:rPr>
+        <w:rFonts w:hint="eastAsia"/>
+        <w:sz w:val="20"/>
+        <w:szCs w:val="20"/>
       </w:rPr>
       <w:t xml:space="preserve"> -</w:t>
     </w:r>
@@ -9151,8 +9168,9 @@
       <w:ind w:right="-2"/>
       <w:rPr>
         <w:rFonts w:asciiTheme="majorEastAsia" w:eastAsiaTheme="majorEastAsia" w:hAnsiTheme="majorEastAsia"/>
-        <w:sz w:val="20"/>
-        <w:szCs w:val="20"/>
+        <w:color w:val="BFBFBF" w:themeColor="background1" w:themeShade="BF"/>
+        <w:sz w:val="16"/>
+        <w:szCs w:val="16"/>
       </w:rPr>
     </w:pPr>
     <w:r>
@@ -9198,7 +9216,16 @@
         <w:sz w:val="16"/>
         <w:szCs w:val="16"/>
       </w:rPr>
-      <w:t>704</w:t>
+      <w:t>70</w:t>
+    </w:r>
+    <w:r>
+      <w:rPr>
+        <w:rFonts w:asciiTheme="majorEastAsia" w:eastAsiaTheme="majorEastAsia" w:hAnsiTheme="majorEastAsia" w:hint="eastAsia"/>
+        <w:color w:val="BFBFBF" w:themeColor="background1" w:themeShade="BF"/>
+        <w:sz w:val="16"/>
+        <w:szCs w:val="16"/>
+      </w:rPr>
+      <w:t>6</w:t>
     </w:r>
     <w:r>
       <w:rPr>
@@ -9233,45 +9260,21 @@
     </w:pPr>
     <w:r>
       <w:rPr>
-        <w:rFonts w:hint="eastAsia"/>
-        <w:sz w:val="20"/>
-        <w:szCs w:val="20"/>
-      </w:rPr>
-      <w:t>説明</w:t>
-    </w:r>
-    <w:r>
-      <w:rPr>
-        <w:rFonts w:hint="eastAsia"/>
-        <w:sz w:val="20"/>
-        <w:szCs w:val="20"/>
-      </w:rPr>
-      <w:t>補助</w:t>
-    </w:r>
-    <w:r>
-      <w:rPr>
-        <w:rFonts w:hint="eastAsia"/>
-        <w:sz w:val="20"/>
-        <w:szCs w:val="20"/>
-      </w:rPr>
-      <w:t>書</w:t>
-    </w:r>
-    <w:r>
-      <w:rPr>
         <w:rFonts w:ascii="ＭＳ 明朝" w:hAnsi="ＭＳ 明朝" w:hint="eastAsia"/>
         <w:noProof/>
         <w:sz w:val="20"/>
         <w:szCs w:val="20"/>
       </w:rPr>
       <w:drawing>
-        <wp:anchor distT="0" distB="0" distL="114300" distR="114300" simplePos="0" relativeHeight="251663360" behindDoc="0" locked="0" layoutInCell="1" allowOverlap="1" wp14:anchorId="6FE15B2E" wp14:editId="3373E980">
+        <wp:anchor distT="0" distB="0" distL="114300" distR="114300" simplePos="0" relativeHeight="251663360" behindDoc="0" locked="0" layoutInCell="1" allowOverlap="1" wp14:anchorId="6FE15B2E" wp14:editId="7CD08F93">
           <wp:simplePos x="0" y="0"/>
           <wp:positionH relativeFrom="column">
             <wp:posOffset>4064000</wp:posOffset>
           </wp:positionH>
           <wp:positionV relativeFrom="paragraph">
-            <wp:posOffset>140335</wp:posOffset>
+            <wp:posOffset>156210</wp:posOffset>
           </wp:positionV>
-          <wp:extent cx="236572" cy="192505"/>
+          <wp:extent cx="236220" cy="192405"/>
           <wp:effectExtent l="0" t="0" r="5080" b="0"/>
           <wp:wrapNone/>
           <wp:docPr id="460785652" name="図 460785652"/>
@@ -9303,7 +9306,7 @@
                 <pic:spPr bwMode="auto">
                   <a:xfrm>
                     <a:off x="0" y="0"/>
-                    <a:ext cx="236572" cy="192505"/>
+                    <a:ext cx="236220" cy="192405"/>
                   </a:xfrm>
                   <a:prstGeom prst="rect">
                     <a:avLst/>
@@ -9331,6 +9334,30 @@
         <w:sz w:val="20"/>
         <w:szCs w:val="20"/>
       </w:rPr>
+      <w:t>説明</w:t>
+    </w:r>
+    <w:r>
+      <w:rPr>
+        <w:rFonts w:hint="eastAsia"/>
+        <w:sz w:val="20"/>
+        <w:szCs w:val="20"/>
+      </w:rPr>
+      <w:t>補助</w:t>
+    </w:r>
+    <w:r>
+      <w:rPr>
+        <w:rFonts w:hint="eastAsia"/>
+        <w:sz w:val="20"/>
+        <w:szCs w:val="20"/>
+      </w:rPr>
+      <w:t>書</w:t>
+    </w:r>
+    <w:r>
+      <w:rPr>
+        <w:rFonts w:hint="eastAsia"/>
+        <w:sz w:val="20"/>
+        <w:szCs w:val="20"/>
+      </w:rPr>
       <w:t xml:space="preserve"> -</w:t>
     </w:r>
     <w:r>
@@ -9495,7 +9522,16 @@
         <w:sz w:val="16"/>
         <w:szCs w:val="16"/>
       </w:rPr>
-      <w:t>704</w:t>
+      <w:t>70</w:t>
+    </w:r>
+    <w:r>
+      <w:rPr>
+        <w:rFonts w:asciiTheme="majorEastAsia" w:eastAsiaTheme="majorEastAsia" w:hAnsiTheme="majorEastAsia" w:hint="eastAsia"/>
+        <w:color w:val="BFBFBF" w:themeColor="background1" w:themeShade="BF"/>
+        <w:sz w:val="16"/>
+        <w:szCs w:val="16"/>
+      </w:rPr>
+      <w:t>6</w:t>
     </w:r>
     <w:r>
       <w:rPr>
@@ -11116,6 +11152,7 @@
     <w:rsid w:val="00494E59"/>
     <w:rsid w:val="004A3D41"/>
     <w:rsid w:val="004A6056"/>
+    <w:rsid w:val="004D6047"/>
     <w:rsid w:val="004E549D"/>
     <w:rsid w:val="00503C83"/>
     <w:rsid w:val="00516154"/>
@@ -11220,6 +11257,7 @@
     <w:rsid w:val="00DE302E"/>
     <w:rsid w:val="00E014DC"/>
     <w:rsid w:val="00E128F7"/>
+    <w:rsid w:val="00E21105"/>
     <w:rsid w:val="00E21277"/>
     <w:rsid w:val="00E2658B"/>
     <w:rsid w:val="00E74488"/>
@@ -11227,6 +11265,7 @@
     <w:rsid w:val="00E91665"/>
     <w:rsid w:val="00EA227B"/>
     <w:rsid w:val="00EA2D5B"/>
+    <w:rsid w:val="00EA3BB1"/>
     <w:rsid w:val="00EB009D"/>
     <w:rsid w:val="00EB0C31"/>
     <w:rsid w:val="00EC35CF"/>
